--- a/public/templates-bap/bap-fasyankes.docx
+++ b/public/templates-bap/bap-fasyankes.docx
@@ -166,7 +166,6 @@
               </w:rPr>
               <w:t xml:space="preserve">Jl. </w:t>
             </w:r>
-            <w:proofErr w:type="spellStart"/>
             <w:r>
               <w:rPr>
                 <w:rFonts w:ascii="Arial" w:hAnsi="Arial" w:cs="Arial"/>
@@ -174,7 +173,6 @@
               </w:rPr>
               <w:t>Ronggowarsito</w:t>
             </w:r>
-            <w:proofErr w:type="spellEnd"/>
             <w:r>
               <w:rPr>
                 <w:rFonts w:ascii="Arial" w:hAnsi="Arial" w:cs="Arial"/>
@@ -182,7 +180,6 @@
               </w:rPr>
               <w:t xml:space="preserve"> No.18b, </w:t>
             </w:r>
-            <w:proofErr w:type="spellStart"/>
             <w:r>
               <w:rPr>
                 <w:rFonts w:ascii="Arial" w:hAnsi="Arial" w:cs="Arial"/>
@@ -190,7 +187,6 @@
               </w:rPr>
               <w:t>Sragen</w:t>
             </w:r>
-            <w:proofErr w:type="spellEnd"/>
             <w:r>
               <w:rPr>
                 <w:rFonts w:ascii="Arial" w:hAnsi="Arial" w:cs="Arial"/>
@@ -198,7 +194,6 @@
               </w:rPr>
               <w:t xml:space="preserve"> </w:t>
             </w:r>
-            <w:proofErr w:type="spellStart"/>
             <w:r>
               <w:rPr>
                 <w:rFonts w:ascii="Arial" w:hAnsi="Arial" w:cs="Arial"/>
@@ -206,7 +201,6 @@
               </w:rPr>
               <w:t>Wetan</w:t>
             </w:r>
-            <w:proofErr w:type="spellEnd"/>
             <w:r>
               <w:rPr>
                 <w:rFonts w:ascii="Arial" w:hAnsi="Arial" w:cs="Arial"/>
@@ -214,7 +208,6 @@
               </w:rPr>
               <w:t xml:space="preserve">, </w:t>
             </w:r>
-            <w:proofErr w:type="spellStart"/>
             <w:r>
               <w:rPr>
                 <w:rFonts w:ascii="Arial" w:hAnsi="Arial" w:cs="Arial"/>
@@ -222,7 +215,6 @@
               </w:rPr>
               <w:t>Sragen</w:t>
             </w:r>
-            <w:proofErr w:type="spellEnd"/>
             <w:r>
               <w:rPr>
                 <w:rFonts w:ascii="Arial" w:hAnsi="Arial" w:cs="Arial"/>
@@ -230,7 +222,6 @@
               </w:rPr>
               <w:t xml:space="preserve">, </w:t>
             </w:r>
-            <w:proofErr w:type="spellStart"/>
             <w:r>
               <w:rPr>
                 <w:rFonts w:ascii="Arial" w:hAnsi="Arial" w:cs="Arial"/>
@@ -238,7 +229,6 @@
               </w:rPr>
               <w:t>Jawa</w:t>
             </w:r>
-            <w:proofErr w:type="spellEnd"/>
             <w:r>
               <w:rPr>
                 <w:rFonts w:ascii="Arial" w:hAnsi="Arial" w:cs="Arial"/>
@@ -262,7 +252,6 @@
               </w:rPr>
               <w:t xml:space="preserve">Telp. (0271) </w:t>
             </w:r>
-            <w:proofErr w:type="gramStart"/>
             <w:r>
               <w:rPr>
                 <w:rFonts w:ascii="Arial" w:hAnsi="Arial" w:cs="Arial"/>
@@ -270,7 +259,6 @@
               </w:rPr>
               <w:t>891136  Email</w:t>
             </w:r>
-            <w:proofErr w:type="gramEnd"/>
             <w:r>
               <w:rPr>
                 <w:rFonts w:ascii="Arial" w:hAnsi="Arial" w:cs="Arial"/>
@@ -362,7 +350,6 @@
         </w:rPr>
         <w:t xml:space="preserve">                                               </w:t>
       </w:r>
-      <w:proofErr w:type="spellStart"/>
       <w:r>
         <w:rPr>
           <w:rFonts w:ascii="Arial Nova Cond" w:hAnsi="Arial Nova Cond"/>
@@ -371,7 +358,6 @@
         </w:rPr>
         <w:t>Nomor</w:t>
       </w:r>
-      <w:proofErr w:type="spellEnd"/>
       <w:r>
         <w:rPr>
           <w:rFonts w:ascii="Arial Nova Cond" w:hAnsi="Arial Nova Cond"/>
@@ -386,25 +372,7 @@
           <w:sz w:val="24"/>
           <w:szCs w:val="24"/>
         </w:rPr>
-        <w:t>{</w:t>
-      </w:r>
-      <w:proofErr w:type="spellStart"/>
-      <w:r>
-        <w:rPr>
-          <w:rFonts w:ascii="Arial Nova Cond" w:hAnsi="Arial Nova Cond"/>
-          <w:sz w:val="24"/>
-          <w:szCs w:val="24"/>
-        </w:rPr>
-        <w:t>tahun_ini</w:t>
-      </w:r>
-      <w:proofErr w:type="spellEnd"/>
-      <w:r>
-        <w:rPr>
-          <w:rFonts w:ascii="Arial Nova Cond" w:hAnsi="Arial Nova Cond"/>
-          <w:sz w:val="24"/>
-          <w:szCs w:val="24"/>
-        </w:rPr>
-        <w:t>}</w:t>
+        <w:t>{tahun_ini}</w:t>
       </w:r>
     </w:p>
     <w:p>
@@ -435,7 +403,6 @@
         </w:rPr>
         <w:t xml:space="preserve">Pada </w:t>
       </w:r>
-      <w:proofErr w:type="spellStart"/>
       <w:r>
         <w:rPr>
           <w:rFonts w:ascii="Arial Nova Cond" w:hAnsi="Arial Nova Cond"/>
@@ -444,7 +411,6 @@
         </w:rPr>
         <w:t>hari</w:t>
       </w:r>
-      <w:proofErr w:type="spellEnd"/>
       <w:r>
         <w:rPr>
           <w:rFonts w:ascii="Arial Nova Cond" w:hAnsi="Arial Nova Cond"/>
@@ -453,7 +419,6 @@
         </w:rPr>
         <w:t xml:space="preserve"> </w:t>
       </w:r>
-      <w:proofErr w:type="spellStart"/>
       <w:r>
         <w:rPr>
           <w:rFonts w:ascii="Arial Nova Cond" w:hAnsi="Arial Nova Cond"/>
@@ -462,34 +427,14 @@
         </w:rPr>
         <w:t>ini</w:t>
       </w:r>
-      <w:proofErr w:type="spellEnd"/>
-      <w:r>
-        <w:rPr>
-          <w:rFonts w:ascii="Arial Nova Cond" w:hAnsi="Arial Nova Cond"/>
-          <w:sz w:val="24"/>
-          <w:szCs w:val="24"/>
-        </w:rPr>
-        <w:t xml:space="preserve"> {</w:t>
-      </w:r>
-      <w:proofErr w:type="spellStart"/>
-      <w:r>
-        <w:rPr>
-          <w:rFonts w:ascii="Arial Nova Cond" w:hAnsi="Arial Nova Cond"/>
-          <w:sz w:val="24"/>
-          <w:szCs w:val="24"/>
-        </w:rPr>
-        <w:t>hari_ini_nama</w:t>
-      </w:r>
-      <w:proofErr w:type="spellEnd"/>
-      <w:r>
-        <w:rPr>
-          <w:rFonts w:ascii="Arial Nova Cond" w:hAnsi="Arial Nova Cond"/>
-          <w:sz w:val="24"/>
-          <w:szCs w:val="24"/>
-        </w:rPr>
-        <w:t xml:space="preserve">}, </w:t>
-      </w:r>
-      <w:proofErr w:type="spellStart"/>
+      <w:r>
+        <w:rPr>
+          <w:rFonts w:ascii="Arial Nova Cond" w:hAnsi="Arial Nova Cond"/>
+          <w:sz w:val="24"/>
+          <w:szCs w:val="24"/>
+        </w:rPr>
+        <w:t xml:space="preserve"> {hari_ini_nama}, </w:t>
+      </w:r>
       <w:r>
         <w:rPr>
           <w:rFonts w:ascii="Arial Nova Cond" w:hAnsi="Arial Nova Cond"/>
@@ -498,34 +443,14 @@
         </w:rPr>
         <w:t>tanggal</w:t>
       </w:r>
-      <w:proofErr w:type="spellEnd"/>
-      <w:r>
-        <w:rPr>
-          <w:rFonts w:ascii="Arial Nova Cond" w:hAnsi="Arial Nova Cond"/>
-          <w:sz w:val="24"/>
-          <w:szCs w:val="24"/>
-        </w:rPr>
-        <w:t xml:space="preserve"> {</w:t>
-      </w:r>
-      <w:proofErr w:type="spellStart"/>
-      <w:r>
-        <w:rPr>
-          <w:rFonts w:ascii="Arial Nova Cond" w:hAnsi="Arial Nova Cond"/>
-          <w:sz w:val="24"/>
-          <w:szCs w:val="24"/>
-        </w:rPr>
-        <w:t>hari_ini_tanggal_terbilang</w:t>
-      </w:r>
-      <w:proofErr w:type="spellEnd"/>
-      <w:r>
-        <w:rPr>
-          <w:rFonts w:ascii="Arial Nova Cond" w:hAnsi="Arial Nova Cond"/>
-          <w:sz w:val="24"/>
-          <w:szCs w:val="24"/>
-        </w:rPr>
-        <w:t xml:space="preserve">} </w:t>
-      </w:r>
-      <w:proofErr w:type="spellStart"/>
+      <w:r>
+        <w:rPr>
+          <w:rFonts w:ascii="Arial Nova Cond" w:hAnsi="Arial Nova Cond"/>
+          <w:sz w:val="24"/>
+          <w:szCs w:val="24"/>
+        </w:rPr>
+        <w:t xml:space="preserve"> {hari_ini_tanggal_terbilang} </w:t>
+      </w:r>
       <w:r>
         <w:rPr>
           <w:rFonts w:ascii="Arial Nova Cond" w:hAnsi="Arial Nova Cond"/>
@@ -534,32 +459,13 @@
         </w:rPr>
         <w:t>bulan</w:t>
       </w:r>
-      <w:proofErr w:type="spellEnd"/>
-      <w:r>
-        <w:rPr>
-          <w:rFonts w:ascii="Arial Nova Cond" w:hAnsi="Arial Nova Cond"/>
-          <w:sz w:val="24"/>
-          <w:szCs w:val="24"/>
-        </w:rPr>
-        <w:t xml:space="preserve"> {</w:t>
-      </w:r>
-      <w:proofErr w:type="spellStart"/>
-      <w:r>
-        <w:rPr>
-          <w:rFonts w:ascii="Arial Nova Cond" w:hAnsi="Arial Nova Cond"/>
-          <w:sz w:val="24"/>
-          <w:szCs w:val="24"/>
-        </w:rPr>
-        <w:t>hari_ini_bulan</w:t>
-      </w:r>
-      <w:proofErr w:type="spellEnd"/>
-      <w:r>
-        <w:rPr>
-          <w:rFonts w:ascii="Arial Nova Cond" w:hAnsi="Arial Nova Cond"/>
-          <w:sz w:val="24"/>
-          <w:szCs w:val="24"/>
-        </w:rPr>
-        <w:t>}</w:t>
+      <w:r>
+        <w:rPr>
+          <w:rFonts w:ascii="Arial Nova Cond" w:hAnsi="Arial Nova Cond"/>
+          <w:sz w:val="24"/>
+          <w:szCs w:val="24"/>
+        </w:rPr>
+        <w:t xml:space="preserve"> {hari_ini_bulan}</w:t>
       </w:r>
       <w:r>
         <w:rPr>
@@ -571,7 +477,6 @@
         </w:rPr>
         <w:t xml:space="preserve"> </w:t>
       </w:r>
-      <w:proofErr w:type="spellStart"/>
       <w:r>
         <w:rPr>
           <w:rFonts w:ascii="Arial Nova Cond" w:hAnsi="Arial Nova Cond"/>
@@ -580,32 +485,13 @@
         </w:rPr>
         <w:t>tahun</w:t>
       </w:r>
-      <w:proofErr w:type="spellEnd"/>
-      <w:r>
-        <w:rPr>
-          <w:rFonts w:ascii="Arial Nova Cond" w:hAnsi="Arial Nova Cond"/>
-          <w:sz w:val="24"/>
-          <w:szCs w:val="24"/>
-        </w:rPr>
-        <w:t xml:space="preserve"> {</w:t>
-      </w:r>
-      <w:proofErr w:type="spellStart"/>
-      <w:r>
-        <w:rPr>
-          <w:rFonts w:ascii="Arial Nova Cond" w:hAnsi="Arial Nova Cond"/>
-          <w:sz w:val="24"/>
-          <w:szCs w:val="24"/>
-        </w:rPr>
-        <w:t>hari_ini_tahun_terbilang</w:t>
-      </w:r>
-      <w:proofErr w:type="spellEnd"/>
-      <w:r>
-        <w:rPr>
-          <w:rFonts w:ascii="Arial Nova Cond" w:hAnsi="Arial Nova Cond"/>
-          <w:sz w:val="24"/>
-          <w:szCs w:val="24"/>
-        </w:rPr>
-        <w:t>}</w:t>
+      <w:r>
+        <w:rPr>
+          <w:rFonts w:ascii="Arial Nova Cond" w:hAnsi="Arial Nova Cond"/>
+          <w:sz w:val="24"/>
+          <w:szCs w:val="24"/>
+        </w:rPr>
+        <w:t xml:space="preserve"> {hari_ini_tahun_terbilang}</w:t>
       </w:r>
       <w:r>
         <w:rPr>
@@ -617,7 +503,6 @@
         </w:rPr>
         <w:t xml:space="preserve"> </w:t>
       </w:r>
-      <w:proofErr w:type="spellStart"/>
       <w:r>
         <w:rPr>
           <w:rFonts w:ascii="Arial Nova Cond" w:hAnsi="Arial Nova Cond"/>
@@ -626,34 +511,14 @@
         </w:rPr>
         <w:t>pukul</w:t>
       </w:r>
-      <w:proofErr w:type="spellEnd"/>
-      <w:r>
-        <w:rPr>
-          <w:rFonts w:ascii="Arial Nova Cond" w:hAnsi="Arial Nova Cond"/>
-          <w:sz w:val="24"/>
-          <w:szCs w:val="24"/>
-        </w:rPr>
-        <w:t xml:space="preserve"> {</w:t>
-      </w:r>
-      <w:proofErr w:type="spellStart"/>
-      <w:r>
-        <w:rPr>
-          <w:rFonts w:ascii="Arial Nova Cond" w:hAnsi="Arial Nova Cond"/>
-          <w:sz w:val="24"/>
-          <w:szCs w:val="24"/>
-        </w:rPr>
-        <w:t>waktu_pengawasan</w:t>
-      </w:r>
-      <w:proofErr w:type="spellEnd"/>
-      <w:r>
-        <w:rPr>
-          <w:rFonts w:ascii="Arial Nova Cond" w:hAnsi="Arial Nova Cond"/>
-          <w:sz w:val="24"/>
-          <w:szCs w:val="24"/>
-        </w:rPr>
-        <w:t xml:space="preserve">} WIB, di </w:t>
-      </w:r>
-      <w:proofErr w:type="spellStart"/>
+      <w:r>
+        <w:rPr>
+          <w:rFonts w:ascii="Arial Nova Cond" w:hAnsi="Arial Nova Cond"/>
+          <w:sz w:val="24"/>
+          <w:szCs w:val="24"/>
+        </w:rPr>
+        <w:t xml:space="preserve"> {waktu_pengawasan} WIB, di </w:t>
+      </w:r>
       <w:r>
         <w:rPr>
           <w:rFonts w:ascii="Arial Nova Cond" w:hAnsi="Arial Nova Cond"/>
@@ -662,52 +527,14 @@
         </w:rPr>
         <w:t>lokasi</w:t>
       </w:r>
-      <w:proofErr w:type="spellEnd"/>
-      <w:r>
-        <w:rPr>
-          <w:rFonts w:ascii="Arial Nova Cond" w:hAnsi="Arial Nova Cond"/>
-          <w:sz w:val="24"/>
-          <w:szCs w:val="24"/>
-        </w:rPr>
-        <w:t xml:space="preserve"> {</w:t>
-      </w:r>
-      <w:proofErr w:type="spellStart"/>
-      <w:r>
-        <w:rPr>
-          <w:rFonts w:ascii="Arial Nova Cond" w:hAnsi="Arial Nova Cond"/>
-          <w:sz w:val="24"/>
-          <w:szCs w:val="24"/>
-        </w:rPr>
-        <w:t>nama_badan_usaha_kegiatan</w:t>
-      </w:r>
-      <w:proofErr w:type="spellEnd"/>
-      <w:r>
-        <w:rPr>
-          <w:rFonts w:ascii="Arial Nova Cond" w:hAnsi="Arial Nova Cond"/>
-          <w:sz w:val="24"/>
-          <w:szCs w:val="24"/>
-        </w:rPr>
-        <w:t>}, {</w:t>
-      </w:r>
-      <w:proofErr w:type="spellStart"/>
-      <w:r>
-        <w:rPr>
-          <w:rFonts w:ascii="Arial Nova Cond" w:hAnsi="Arial Nova Cond"/>
-          <w:sz w:val="24"/>
-          <w:szCs w:val="24"/>
-        </w:rPr>
-        <w:t>alamat_lokasi</w:t>
-      </w:r>
-      <w:proofErr w:type="spellEnd"/>
-      <w:r>
-        <w:rPr>
-          <w:rFonts w:ascii="Arial Nova Cond" w:hAnsi="Arial Nova Cond"/>
-          <w:sz w:val="24"/>
-          <w:szCs w:val="24"/>
-        </w:rPr>
-        <w:t xml:space="preserve">}, </w:t>
-      </w:r>
-      <w:proofErr w:type="spellStart"/>
+      <w:r>
+        <w:rPr>
+          <w:rFonts w:ascii="Arial Nova Cond" w:hAnsi="Arial Nova Cond"/>
+          <w:sz w:val="24"/>
+          <w:szCs w:val="24"/>
+        </w:rPr>
+        <w:t xml:space="preserve"> {nama_badan_usaha_kegiatan}, {alamat_lokasi}, </w:t>
+      </w:r>
       <w:r>
         <w:rPr>
           <w:rFonts w:ascii="Arial Nova Cond" w:hAnsi="Arial Nova Cond"/>
@@ -716,7 +543,6 @@
         </w:rPr>
         <w:t>telah</w:t>
       </w:r>
-      <w:proofErr w:type="spellEnd"/>
       <w:r>
         <w:rPr>
           <w:rFonts w:ascii="Arial Nova Cond" w:hAnsi="Arial Nova Cond"/>
@@ -725,7 +551,6 @@
         </w:rPr>
         <w:t xml:space="preserve"> </w:t>
       </w:r>
-      <w:proofErr w:type="spellStart"/>
       <w:r>
         <w:rPr>
           <w:rFonts w:ascii="Arial Nova Cond" w:hAnsi="Arial Nova Cond"/>
@@ -734,7 +559,6 @@
         </w:rPr>
         <w:t>dilakukan</w:t>
       </w:r>
-      <w:proofErr w:type="spellEnd"/>
       <w:r>
         <w:rPr>
           <w:rFonts w:ascii="Arial Nova Cond" w:hAnsi="Arial Nova Cond"/>
@@ -743,7 +567,6 @@
         </w:rPr>
         <w:t xml:space="preserve"> </w:t>
       </w:r>
-      <w:proofErr w:type="spellStart"/>
       <w:r>
         <w:rPr>
           <w:rFonts w:ascii="Arial Nova Cond" w:hAnsi="Arial Nova Cond"/>
@@ -752,7 +575,6 @@
         </w:rPr>
         <w:t>penandatanganan</w:t>
       </w:r>
-      <w:proofErr w:type="spellEnd"/>
       <w:r>
         <w:rPr>
           <w:rFonts w:ascii="Arial Nova Cond" w:hAnsi="Arial Nova Cond"/>
@@ -761,7 +583,6 @@
         </w:rPr>
         <w:t xml:space="preserve"> </w:t>
       </w:r>
-      <w:proofErr w:type="spellStart"/>
       <w:r>
         <w:rPr>
           <w:rFonts w:ascii="Arial Nova Cond" w:hAnsi="Arial Nova Cond"/>
@@ -770,7 +591,6 @@
         </w:rPr>
         <w:t>berita</w:t>
       </w:r>
-      <w:proofErr w:type="spellEnd"/>
       <w:r>
         <w:rPr>
           <w:rFonts w:ascii="Arial Nova Cond" w:hAnsi="Arial Nova Cond"/>
@@ -779,7 +599,6 @@
         </w:rPr>
         <w:t xml:space="preserve"> acara </w:t>
       </w:r>
-      <w:proofErr w:type="spellStart"/>
       <w:r>
         <w:rPr>
           <w:rFonts w:ascii="Arial Nova Cond" w:hAnsi="Arial Nova Cond"/>
@@ -788,7 +607,6 @@
         </w:rPr>
         <w:t>pengawasan</w:t>
       </w:r>
-      <w:proofErr w:type="spellEnd"/>
       <w:r>
         <w:rPr>
           <w:rFonts w:ascii="Arial Nova Cond" w:hAnsi="Arial Nova Cond"/>
@@ -797,7 +615,6 @@
         </w:rPr>
         <w:t xml:space="preserve"> </w:t>
       </w:r>
-      <w:proofErr w:type="spellStart"/>
       <w:r>
         <w:rPr>
           <w:rFonts w:ascii="Arial Nova Cond" w:hAnsi="Arial Nova Cond"/>
@@ -806,7 +623,6 @@
         </w:rPr>
         <w:t>lingkungan</w:t>
       </w:r>
-      <w:proofErr w:type="spellEnd"/>
       <w:r>
         <w:rPr>
           <w:rFonts w:ascii="Arial Nova Cond" w:hAnsi="Arial Nova Cond"/>
@@ -815,7 +631,6 @@
         </w:rPr>
         <w:t xml:space="preserve"> </w:t>
       </w:r>
-      <w:proofErr w:type="spellStart"/>
       <w:r>
         <w:rPr>
           <w:rFonts w:ascii="Arial Nova Cond" w:hAnsi="Arial Nova Cond"/>
@@ -824,7 +639,6 @@
         </w:rPr>
         <w:t>hidup</w:t>
       </w:r>
-      <w:proofErr w:type="spellEnd"/>
       <w:r>
         <w:rPr>
           <w:rFonts w:ascii="Arial Nova Cond" w:hAnsi="Arial Nova Cond"/>
@@ -833,7 +647,6 @@
         </w:rPr>
         <w:t xml:space="preserve"> </w:t>
       </w:r>
-      <w:proofErr w:type="spellStart"/>
       <w:r>
         <w:rPr>
           <w:rFonts w:ascii="Arial Nova Cond" w:hAnsi="Arial Nova Cond"/>
@@ -842,34 +655,14 @@
         </w:rPr>
         <w:t>terhadap</w:t>
       </w:r>
-      <w:proofErr w:type="spellEnd"/>
-      <w:r>
-        <w:rPr>
-          <w:rFonts w:ascii="Arial Nova Cond" w:hAnsi="Arial Nova Cond"/>
-          <w:sz w:val="24"/>
-          <w:szCs w:val="24"/>
-        </w:rPr>
-        <w:t xml:space="preserve"> {</w:t>
-      </w:r>
-      <w:proofErr w:type="spellStart"/>
-      <w:r>
-        <w:rPr>
-          <w:rFonts w:ascii="Arial Nova Cond" w:hAnsi="Arial Nova Cond"/>
-          <w:sz w:val="24"/>
-          <w:szCs w:val="24"/>
-        </w:rPr>
-        <w:t>nama_badan_usaha_kegiatan</w:t>
-      </w:r>
-      <w:proofErr w:type="spellEnd"/>
-      <w:r>
-        <w:rPr>
-          <w:rFonts w:ascii="Arial Nova Cond" w:hAnsi="Arial Nova Cond"/>
-          <w:sz w:val="24"/>
-          <w:szCs w:val="24"/>
-        </w:rPr>
-        <w:t xml:space="preserve">} </w:t>
-      </w:r>
-      <w:proofErr w:type="spellStart"/>
+      <w:r>
+        <w:rPr>
+          <w:rFonts w:ascii="Arial Nova Cond" w:hAnsi="Arial Nova Cond"/>
+          <w:sz w:val="24"/>
+          <w:szCs w:val="24"/>
+        </w:rPr>
+        <w:t xml:space="preserve"> {nama_badan_usaha_kegiatan} </w:t>
+      </w:r>
       <w:r>
         <w:rPr>
           <w:rFonts w:ascii="Arial Nova Cond" w:hAnsi="Arial Nova Cond"/>
@@ -878,7 +671,6 @@
         </w:rPr>
         <w:t>dengan</w:t>
       </w:r>
-      <w:proofErr w:type="spellEnd"/>
       <w:r>
         <w:rPr>
           <w:rFonts w:ascii="Arial Nova Cond" w:hAnsi="Arial Nova Cond"/>
@@ -887,7 +679,6 @@
         </w:rPr>
         <w:t xml:space="preserve"> </w:t>
       </w:r>
-      <w:proofErr w:type="spellStart"/>
       <w:r>
         <w:rPr>
           <w:rFonts w:ascii="Arial Nova Cond" w:hAnsi="Arial Nova Cond"/>
@@ -896,7 +687,6 @@
         </w:rPr>
         <w:t>hasil</w:t>
       </w:r>
-      <w:proofErr w:type="spellEnd"/>
       <w:r>
         <w:rPr>
           <w:rFonts w:ascii="Arial Nova Cond" w:hAnsi="Arial Nova Cond"/>
@@ -905,7 +695,6 @@
         </w:rPr>
         <w:t xml:space="preserve"> </w:t>
       </w:r>
-      <w:proofErr w:type="spellStart"/>
       <w:r>
         <w:rPr>
           <w:rFonts w:ascii="Arial Nova Cond" w:hAnsi="Arial Nova Cond"/>
@@ -914,7 +703,6 @@
         </w:rPr>
         <w:t>sebagai</w:t>
       </w:r>
-      <w:proofErr w:type="spellEnd"/>
       <w:r>
         <w:rPr>
           <w:rFonts w:ascii="Arial Nova Cond" w:hAnsi="Arial Nova Cond"/>
@@ -923,7 +711,6 @@
         </w:rPr>
         <w:t xml:space="preserve"> </w:t>
       </w:r>
-      <w:proofErr w:type="spellStart"/>
       <w:r>
         <w:rPr>
           <w:rFonts w:ascii="Arial Nova Cond" w:hAnsi="Arial Nova Cond"/>
@@ -932,7 +719,6 @@
         </w:rPr>
         <w:t>berikut</w:t>
       </w:r>
-      <w:proofErr w:type="spellEnd"/>
       <w:r>
         <w:rPr>
           <w:rFonts w:ascii="Arial Nova Cond" w:hAnsi="Arial Nova Cond"/>
@@ -971,7 +757,6 @@
         </w:rPr>
         <w:t xml:space="preserve">A. </w:t>
       </w:r>
-      <w:proofErr w:type="spellStart"/>
       <w:r>
         <w:rPr>
           <w:rFonts w:ascii="Arial Nova Cond" w:hAnsi="Arial Nova Cond"/>
@@ -980,7 +765,6 @@
         </w:rPr>
         <w:t>Identitas</w:t>
       </w:r>
-      <w:proofErr w:type="spellEnd"/>
       <w:r>
         <w:rPr>
           <w:rFonts w:ascii="Arial Nova Cond" w:hAnsi="Arial Nova Cond"/>
@@ -1005,7 +789,6 @@
         </w:rPr>
         <w:t xml:space="preserve"> </w:t>
       </w:r>
-      <w:proofErr w:type="spellStart"/>
       <w:r>
         <w:rPr>
           <w:rFonts w:ascii="Arial Nova Cond" w:hAnsi="Arial Nova Cond"/>
@@ -1014,7 +797,6 @@
         </w:rPr>
         <w:t>Pengawas</w:t>
       </w:r>
-      <w:proofErr w:type="spellEnd"/>
       <w:r>
         <w:rPr>
           <w:rFonts w:ascii="Arial Nova Cond" w:hAnsi="Arial Nova Cond"/>
@@ -1023,7 +805,6 @@
         </w:rPr>
         <w:t xml:space="preserve"> </w:t>
       </w:r>
-      <w:proofErr w:type="spellStart"/>
       <w:r>
         <w:rPr>
           <w:rFonts w:ascii="Arial Nova Cond" w:hAnsi="Arial Nova Cond"/>
@@ -1032,7 +813,6 @@
         </w:rPr>
         <w:t>Lingkungan</w:t>
       </w:r>
-      <w:proofErr w:type="spellEnd"/>
       <w:r>
         <w:rPr>
           <w:rFonts w:ascii="Arial Nova Cond" w:hAnsi="Arial Nova Cond"/>
@@ -1041,8 +821,6 @@
         </w:rPr>
         <w:t xml:space="preserve"> </w:t>
       </w:r>
-      <w:proofErr w:type="spellStart"/>
-      <w:proofErr w:type="gramStart"/>
       <w:r>
         <w:rPr>
           <w:rFonts w:ascii="Arial Nova Cond" w:hAnsi="Arial Nova Cond"/>
@@ -1051,7 +829,6 @@
         </w:rPr>
         <w:t>Hidup</w:t>
       </w:r>
-      <w:proofErr w:type="spellEnd"/>
       <w:r>
         <w:rPr>
           <w:rFonts w:ascii="Arial Nova Cond" w:hAnsi="Arial Nova Cond"/>
@@ -1060,7 +837,6 @@
         </w:rPr>
         <w:t xml:space="preserve"> :</w:t>
       </w:r>
-      <w:proofErr w:type="gramEnd"/>
     </w:p>
     <w:tbl>
       <w:tblPr>
@@ -1096,25 +872,7 @@
                 <w:sz w:val="24"/>
                 <w:szCs w:val="24"/>
               </w:rPr>
-              <w:t>{#tim_penilai_lengkap} {</w:t>
-            </w:r>
-            <w:proofErr w:type="spellStart"/>
-            <w:r>
-              <w:rPr>
-                <w:rFonts w:ascii="Arial Nova Cond" w:hAnsi="Arial Nova Cond"/>
-                <w:sz w:val="24"/>
-                <w:szCs w:val="24"/>
-              </w:rPr>
-              <w:t>nomor_urut</w:t>
-            </w:r>
-            <w:proofErr w:type="spellEnd"/>
-            <w:r>
-              <w:rPr>
-                <w:rFonts w:ascii="Arial Nova Cond" w:hAnsi="Arial Nova Cond"/>
-                <w:sz w:val="24"/>
-                <w:szCs w:val="24"/>
-              </w:rPr>
-              <w:t>}.</w:t>
+              <w:t>{#tim_penilai_lengkap} {nomor_urut}.</w:t>
             </w:r>
           </w:p>
         </w:tc>
@@ -1187,7 +945,6 @@
                 <w:szCs w:val="24"/>
               </w:rPr>
             </w:pPr>
-            <w:proofErr w:type="spellStart"/>
             <w:r>
               <w:rPr>
                 <w:rFonts w:ascii="Arial Nova Cond" w:hAnsi="Arial Nova Cond"/>
@@ -1196,7 +953,6 @@
               </w:rPr>
               <w:t>Instansi</w:t>
             </w:r>
-            <w:proofErr w:type="spellEnd"/>
             <w:r>
               <w:rPr>
                 <w:rFonts w:ascii="Arial Nova Cond" w:hAnsi="Arial Nova Cond"/>
@@ -1321,25 +1077,7 @@
                 <w:sz w:val="24"/>
                 <w:szCs w:val="24"/>
               </w:rPr>
-              <w:t>{</w:t>
-            </w:r>
-            <w:proofErr w:type="spellStart"/>
-            <w:r>
-              <w:rPr>
-                <w:rFonts w:ascii="Arial Nova Cond" w:hAnsi="Arial Nova Cond"/>
-                <w:sz w:val="24"/>
-                <w:szCs w:val="24"/>
-              </w:rPr>
-              <w:t>nama</w:t>
-            </w:r>
-            <w:proofErr w:type="spellEnd"/>
-            <w:r>
-              <w:rPr>
-                <w:rFonts w:ascii="Arial Nova Cond" w:hAnsi="Arial Nova Cond"/>
-                <w:sz w:val="24"/>
-                <w:szCs w:val="24"/>
-              </w:rPr>
-              <w:t>}</w:t>
+              <w:t>{nama}</w:t>
             </w:r>
           </w:p>
           <w:p>
@@ -1375,25 +1113,7 @@
                 <w:sz w:val="24"/>
                 <w:szCs w:val="24"/>
               </w:rPr>
-              <w:t>{</w:t>
-            </w:r>
-            <w:proofErr w:type="spellStart"/>
-            <w:r>
-              <w:rPr>
-                <w:rFonts w:ascii="Arial Nova Cond" w:hAnsi="Arial Nova Cond"/>
-                <w:sz w:val="24"/>
-                <w:szCs w:val="24"/>
-              </w:rPr>
-              <w:t>pangkat_golongan</w:t>
-            </w:r>
-            <w:proofErr w:type="spellEnd"/>
-            <w:r>
-              <w:rPr>
-                <w:rFonts w:ascii="Arial Nova Cond" w:hAnsi="Arial Nova Cond"/>
-                <w:sz w:val="24"/>
-                <w:szCs w:val="24"/>
-              </w:rPr>
-              <w:t>}</w:t>
+              <w:t>{pangkat_golongan}</w:t>
             </w:r>
           </w:p>
           <w:p>
@@ -1411,25 +1131,7 @@
                 <w:sz w:val="24"/>
                 <w:szCs w:val="24"/>
               </w:rPr>
-              <w:t>{</w:t>
-            </w:r>
-            <w:proofErr w:type="spellStart"/>
-            <w:r>
-              <w:rPr>
-                <w:rFonts w:ascii="Arial Nova Cond" w:hAnsi="Arial Nova Cond"/>
-                <w:sz w:val="24"/>
-                <w:szCs w:val="24"/>
-              </w:rPr>
-              <w:t>jabatan</w:t>
-            </w:r>
-            <w:proofErr w:type="spellEnd"/>
-            <w:r>
-              <w:rPr>
-                <w:rFonts w:ascii="Arial Nova Cond" w:hAnsi="Arial Nova Cond"/>
-                <w:sz w:val="24"/>
-                <w:szCs w:val="24"/>
-              </w:rPr>
-              <w:t>}</w:t>
+              <w:t>{jabatan}</w:t>
             </w:r>
           </w:p>
           <w:p>
@@ -1449,7 +1151,6 @@
               </w:rPr>
               <w:t xml:space="preserve">Dinas </w:t>
             </w:r>
-            <w:proofErr w:type="spellStart"/>
             <w:r>
               <w:rPr>
                 <w:rFonts w:ascii="Arial Nova Cond" w:hAnsi="Arial Nova Cond"/>
@@ -1458,7 +1159,6 @@
               </w:rPr>
               <w:t>Lingkungan</w:t>
             </w:r>
-            <w:proofErr w:type="spellEnd"/>
             <w:r>
               <w:rPr>
                 <w:rFonts w:ascii="Arial Nova Cond" w:hAnsi="Arial Nova Cond"/>
@@ -1467,7 +1167,6 @@
               </w:rPr>
               <w:t xml:space="preserve"> </w:t>
             </w:r>
-            <w:proofErr w:type="spellStart"/>
             <w:r>
               <w:rPr>
                 <w:rFonts w:ascii="Arial Nova Cond" w:hAnsi="Arial Nova Cond"/>
@@ -1476,7 +1175,6 @@
               </w:rPr>
               <w:t>Hidup</w:t>
             </w:r>
-            <w:proofErr w:type="spellEnd"/>
             <w:r>
               <w:rPr>
                 <w:rFonts w:ascii="Arial Nova Cond" w:hAnsi="Arial Nova Cond"/>
@@ -1485,7 +1183,6 @@
               </w:rPr>
               <w:t xml:space="preserve"> </w:t>
             </w:r>
-            <w:proofErr w:type="spellStart"/>
             <w:r>
               <w:rPr>
                 <w:rFonts w:ascii="Arial Nova Cond" w:hAnsi="Arial Nova Cond"/>
@@ -1494,7 +1191,6 @@
               </w:rPr>
               <w:t>Kabupaten</w:t>
             </w:r>
-            <w:proofErr w:type="spellEnd"/>
             <w:r>
               <w:rPr>
                 <w:rFonts w:ascii="Arial Nova Cond" w:hAnsi="Arial Nova Cond"/>
@@ -1503,7 +1199,6 @@
               </w:rPr>
               <w:t xml:space="preserve"> </w:t>
             </w:r>
-            <w:proofErr w:type="spellStart"/>
             <w:r>
               <w:rPr>
                 <w:rFonts w:ascii="Arial Nova Cond" w:hAnsi="Arial Nova Cond"/>
@@ -1512,7 +1207,6 @@
               </w:rPr>
               <w:t>Sragen</w:t>
             </w:r>
-            <w:proofErr w:type="spellEnd"/>
           </w:p>
           <w:p>
             <w:pPr>
@@ -1529,25 +1223,7 @@
                 <w:sz w:val="24"/>
                 <w:szCs w:val="24"/>
               </w:rPr>
-              <w:t>{/</w:t>
-            </w:r>
-            <w:proofErr w:type="spellStart"/>
-            <w:r>
-              <w:rPr>
-                <w:rFonts w:ascii="Arial Nova Cond" w:hAnsi="Arial Nova Cond"/>
-                <w:sz w:val="24"/>
-                <w:szCs w:val="24"/>
-              </w:rPr>
-              <w:t>tim_penilai_lengkap</w:t>
-            </w:r>
-            <w:proofErr w:type="spellEnd"/>
-            <w:r>
-              <w:rPr>
-                <w:rFonts w:ascii="Arial Nova Cond" w:hAnsi="Arial Nova Cond"/>
-                <w:sz w:val="24"/>
-                <w:szCs w:val="24"/>
-              </w:rPr>
-              <w:t>}</w:t>
+              <w:t>{/tim_penilai_lengkap}</w:t>
             </w:r>
           </w:p>
           <w:p>
@@ -1717,25 +1393,7 @@
                 <w:sz w:val="24"/>
                 <w:szCs w:val="24"/>
               </w:rPr>
-              <w:t>{</w:t>
-            </w:r>
-            <w:proofErr w:type="spellStart"/>
-            <w:r>
-              <w:rPr>
-                <w:rFonts w:ascii="Arial Nova Cond" w:hAnsi="Arial Nova Cond"/>
-                <w:sz w:val="24"/>
-                <w:szCs w:val="24"/>
-              </w:rPr>
-              <w:t>nama_badan_usaha_kegiatan</w:t>
-            </w:r>
-            <w:proofErr w:type="spellEnd"/>
-            <w:r>
-              <w:rPr>
-                <w:rFonts w:ascii="Arial Nova Cond" w:hAnsi="Arial Nova Cond"/>
-                <w:sz w:val="24"/>
-                <w:szCs w:val="24"/>
-              </w:rPr>
-              <w:t>}</w:t>
+              <w:t>{nama_badan_usaha_kegiatan}</w:t>
             </w:r>
           </w:p>
         </w:tc>
@@ -1843,25 +1501,7 @@
                 <w:sz w:val="24"/>
                 <w:szCs w:val="24"/>
               </w:rPr>
-              <w:t>{</w:t>
-            </w:r>
-            <w:proofErr w:type="spellStart"/>
-            <w:r>
-              <w:rPr>
-                <w:rFonts w:ascii="Arial Nova Cond" w:hAnsi="Arial Nova Cond"/>
-                <w:sz w:val="24"/>
-                <w:szCs w:val="24"/>
-              </w:rPr>
-              <w:t>kbli</w:t>
-            </w:r>
-            <w:proofErr w:type="spellEnd"/>
-            <w:r>
-              <w:rPr>
-                <w:rFonts w:ascii="Arial Nova Cond" w:hAnsi="Arial Nova Cond"/>
-                <w:sz w:val="24"/>
-                <w:szCs w:val="24"/>
-              </w:rPr>
-              <w:t>}</w:t>
+              <w:t>{kbli}</w:t>
             </w:r>
           </w:p>
         </w:tc>
@@ -1903,7 +1543,6 @@
                 <w:szCs w:val="24"/>
               </w:rPr>
             </w:pPr>
-            <w:proofErr w:type="spellStart"/>
             <w:r>
               <w:rPr>
                 <w:rFonts w:ascii="Arial Nova Cond" w:hAnsi="Arial Nova Cond"/>
@@ -1912,7 +1551,6 @@
               </w:rPr>
               <w:t>Tahun</w:t>
             </w:r>
-            <w:proofErr w:type="spellEnd"/>
             <w:r>
               <w:rPr>
                 <w:rFonts w:ascii="Arial Nova Cond" w:hAnsi="Arial Nova Cond"/>
@@ -1921,7 +1559,6 @@
               </w:rPr>
               <w:t xml:space="preserve"> </w:t>
             </w:r>
-            <w:proofErr w:type="spellStart"/>
             <w:r>
               <w:rPr>
                 <w:rFonts w:ascii="Arial Nova Cond" w:hAnsi="Arial Nova Cond"/>
@@ -1930,7 +1567,6 @@
               </w:rPr>
               <w:t>beroperasi</w:t>
             </w:r>
-            <w:proofErr w:type="spellEnd"/>
           </w:p>
         </w:tc>
         <w:tc>
@@ -1975,25 +1611,7 @@
                 <w:sz w:val="24"/>
                 <w:szCs w:val="24"/>
               </w:rPr>
-              <w:t>{</w:t>
-            </w:r>
-            <w:proofErr w:type="spellStart"/>
-            <w:r>
-              <w:rPr>
-                <w:rFonts w:ascii="Arial Nova Cond" w:hAnsi="Arial Nova Cond"/>
-                <w:sz w:val="24"/>
-                <w:szCs w:val="24"/>
-              </w:rPr>
-              <w:t>tahun_operasi</w:t>
-            </w:r>
-            <w:proofErr w:type="spellEnd"/>
-            <w:r>
-              <w:rPr>
-                <w:rFonts w:ascii="Arial Nova Cond" w:hAnsi="Arial Nova Cond"/>
-                <w:sz w:val="24"/>
-                <w:szCs w:val="24"/>
-              </w:rPr>
-              <w:t>}</w:t>
+              <w:t>{tahun_operasi}</w:t>
             </w:r>
           </w:p>
         </w:tc>
@@ -2043,7 +1661,6 @@
               </w:rPr>
               <w:t xml:space="preserve">Status </w:t>
             </w:r>
-            <w:proofErr w:type="spellStart"/>
             <w:r>
               <w:rPr>
                 <w:rFonts w:ascii="Arial Nova Cond" w:hAnsi="Arial Nova Cond"/>
@@ -2052,7 +1669,6 @@
               </w:rPr>
               <w:t>permodalan</w:t>
             </w:r>
-            <w:proofErr w:type="spellEnd"/>
           </w:p>
         </w:tc>
         <w:tc>
@@ -2097,25 +1713,7 @@
                 <w:sz w:val="24"/>
                 <w:szCs w:val="24"/>
               </w:rPr>
-              <w:t>{</w:t>
-            </w:r>
-            <w:proofErr w:type="spellStart"/>
-            <w:r>
-              <w:rPr>
-                <w:rFonts w:ascii="Arial Nova Cond" w:hAnsi="Arial Nova Cond"/>
-                <w:sz w:val="24"/>
-                <w:szCs w:val="24"/>
-              </w:rPr>
-              <w:t>status_permodalan</w:t>
-            </w:r>
-            <w:proofErr w:type="spellEnd"/>
-            <w:r>
-              <w:rPr>
-                <w:rFonts w:ascii="Arial Nova Cond" w:hAnsi="Arial Nova Cond"/>
-                <w:sz w:val="24"/>
-                <w:szCs w:val="24"/>
-              </w:rPr>
-              <w:t>}</w:t>
+              <w:t>{status_permodalan}</w:t>
             </w:r>
           </w:p>
         </w:tc>
@@ -2165,7 +1763,6 @@
               </w:rPr>
               <w:t xml:space="preserve">Nama </w:t>
             </w:r>
-            <w:proofErr w:type="spellStart"/>
             <w:r>
               <w:rPr>
                 <w:rFonts w:ascii="Arial Nova Cond" w:hAnsi="Arial Nova Cond"/>
@@ -2174,7 +1771,6 @@
               </w:rPr>
               <w:t>penanggung</w:t>
             </w:r>
-            <w:proofErr w:type="spellEnd"/>
             <w:r>
               <w:rPr>
                 <w:rFonts w:ascii="Arial Nova Cond" w:hAnsi="Arial Nova Cond"/>
@@ -2183,7 +1779,6 @@
               </w:rPr>
               <w:t xml:space="preserve"> </w:t>
             </w:r>
-            <w:proofErr w:type="spellStart"/>
             <w:r>
               <w:rPr>
                 <w:rFonts w:ascii="Arial Nova Cond" w:hAnsi="Arial Nova Cond"/>
@@ -2192,7 +1787,6 @@
               </w:rPr>
               <w:t>jawab</w:t>
             </w:r>
-            <w:proofErr w:type="spellEnd"/>
             <w:r>
               <w:rPr>
                 <w:rFonts w:ascii="Arial Nova Cond" w:hAnsi="Arial Nova Cond"/>
@@ -2201,7 +1795,6 @@
               </w:rPr>
               <w:t xml:space="preserve"> Usaha dan/</w:t>
             </w:r>
-            <w:proofErr w:type="spellStart"/>
             <w:r>
               <w:rPr>
                 <w:rFonts w:ascii="Arial Nova Cond" w:hAnsi="Arial Nova Cond"/>
@@ -2210,7 +1803,6 @@
               </w:rPr>
               <w:t>atau</w:t>
             </w:r>
-            <w:proofErr w:type="spellEnd"/>
             <w:r>
               <w:rPr>
                 <w:rFonts w:ascii="Arial Nova Cond" w:hAnsi="Arial Nova Cond"/>
@@ -2219,7 +1811,6 @@
               </w:rPr>
               <w:t xml:space="preserve"> </w:t>
             </w:r>
-            <w:proofErr w:type="spellStart"/>
             <w:r>
               <w:rPr>
                 <w:rFonts w:ascii="Arial Nova Cond" w:hAnsi="Arial Nova Cond"/>
@@ -2228,7 +1819,6 @@
               </w:rPr>
               <w:t>Kegiatan</w:t>
             </w:r>
-            <w:proofErr w:type="spellEnd"/>
           </w:p>
         </w:tc>
         <w:tc>
@@ -2273,25 +1863,7 @@
                 <w:sz w:val="24"/>
                 <w:szCs w:val="24"/>
               </w:rPr>
-              <w:t>{</w:t>
-            </w:r>
-            <w:proofErr w:type="spellStart"/>
-            <w:r>
-              <w:rPr>
-                <w:rFonts w:ascii="Arial Nova Cond" w:hAnsi="Arial Nova Cond"/>
-                <w:sz w:val="24"/>
-                <w:szCs w:val="24"/>
-              </w:rPr>
-              <w:t>pj_nama</w:t>
-            </w:r>
-            <w:proofErr w:type="spellEnd"/>
-            <w:r>
-              <w:rPr>
-                <w:rFonts w:ascii="Arial Nova Cond" w:hAnsi="Arial Nova Cond"/>
-                <w:sz w:val="24"/>
-                <w:szCs w:val="24"/>
-              </w:rPr>
-              <w:t>}</w:t>
+              <w:t>{pj_nama}</w:t>
             </w:r>
           </w:p>
         </w:tc>
@@ -2333,7 +1905,6 @@
                 <w:szCs w:val="24"/>
               </w:rPr>
             </w:pPr>
-            <w:proofErr w:type="spellStart"/>
             <w:r>
               <w:rPr>
                 <w:rFonts w:ascii="Arial Nova Cond" w:hAnsi="Arial Nova Cond"/>
@@ -2342,7 +1913,6 @@
               </w:rPr>
               <w:t>Jabatan</w:t>
             </w:r>
-            <w:proofErr w:type="spellEnd"/>
             <w:r>
               <w:rPr>
                 <w:rFonts w:ascii="Arial Nova Cond" w:hAnsi="Arial Nova Cond"/>
@@ -2351,7 +1921,6 @@
               </w:rPr>
               <w:t xml:space="preserve"> </w:t>
             </w:r>
-            <w:proofErr w:type="spellStart"/>
             <w:r>
               <w:rPr>
                 <w:rFonts w:ascii="Arial Nova Cond" w:hAnsi="Arial Nova Cond"/>
@@ -2360,7 +1929,6 @@
               </w:rPr>
               <w:t>penanggung</w:t>
             </w:r>
-            <w:proofErr w:type="spellEnd"/>
             <w:r>
               <w:rPr>
                 <w:rFonts w:ascii="Arial Nova Cond" w:hAnsi="Arial Nova Cond"/>
@@ -2369,7 +1937,6 @@
               </w:rPr>
               <w:t xml:space="preserve"> </w:t>
             </w:r>
-            <w:proofErr w:type="spellStart"/>
             <w:r>
               <w:rPr>
                 <w:rFonts w:ascii="Arial Nova Cond" w:hAnsi="Arial Nova Cond"/>
@@ -2378,7 +1945,6 @@
               </w:rPr>
               <w:t>jawab</w:t>
             </w:r>
-            <w:proofErr w:type="spellEnd"/>
             <w:r>
               <w:rPr>
                 <w:rFonts w:ascii="Arial Nova Cond" w:hAnsi="Arial Nova Cond"/>
@@ -2387,7 +1953,6 @@
               </w:rPr>
               <w:t xml:space="preserve"> Usaha dan/</w:t>
             </w:r>
-            <w:proofErr w:type="spellStart"/>
             <w:r>
               <w:rPr>
                 <w:rFonts w:ascii="Arial Nova Cond" w:hAnsi="Arial Nova Cond"/>
@@ -2396,7 +1961,6 @@
               </w:rPr>
               <w:t>atau</w:t>
             </w:r>
-            <w:proofErr w:type="spellEnd"/>
             <w:r>
               <w:rPr>
                 <w:rFonts w:ascii="Arial Nova Cond" w:hAnsi="Arial Nova Cond"/>
@@ -2405,7 +1969,6 @@
               </w:rPr>
               <w:t xml:space="preserve"> </w:t>
             </w:r>
-            <w:proofErr w:type="spellStart"/>
             <w:r>
               <w:rPr>
                 <w:rFonts w:ascii="Arial Nova Cond" w:hAnsi="Arial Nova Cond"/>
@@ -2414,7 +1977,6 @@
               </w:rPr>
               <w:t>Kegiatan</w:t>
             </w:r>
-            <w:proofErr w:type="spellEnd"/>
           </w:p>
         </w:tc>
         <w:tc>
@@ -2459,25 +2021,7 @@
                 <w:sz w:val="24"/>
                 <w:szCs w:val="24"/>
               </w:rPr>
-              <w:t>{</w:t>
-            </w:r>
-            <w:proofErr w:type="spellStart"/>
-            <w:r>
-              <w:rPr>
-                <w:rFonts w:ascii="Arial Nova Cond" w:hAnsi="Arial Nova Cond"/>
-                <w:sz w:val="24"/>
-                <w:szCs w:val="24"/>
-              </w:rPr>
-              <w:t>pj_jabatan</w:t>
-            </w:r>
-            <w:proofErr w:type="spellEnd"/>
-            <w:r>
-              <w:rPr>
-                <w:rFonts w:ascii="Arial Nova Cond" w:hAnsi="Arial Nova Cond"/>
-                <w:sz w:val="24"/>
-                <w:szCs w:val="24"/>
-              </w:rPr>
-              <w:t>}</w:t>
+              <w:t>{pj_jabatan}</w:t>
             </w:r>
           </w:p>
         </w:tc>
@@ -2573,25 +2117,7 @@
                 <w:sz w:val="24"/>
                 <w:szCs w:val="24"/>
               </w:rPr>
-              <w:t>{</w:t>
-            </w:r>
-            <w:proofErr w:type="spellStart"/>
-            <w:r>
-              <w:rPr>
-                <w:rFonts w:ascii="Arial Nova Cond" w:hAnsi="Arial Nova Cond"/>
-                <w:sz w:val="24"/>
-                <w:szCs w:val="24"/>
-              </w:rPr>
-              <w:t>alamat</w:t>
-            </w:r>
-            <w:proofErr w:type="spellEnd"/>
-            <w:r>
-              <w:rPr>
-                <w:rFonts w:ascii="Arial Nova Cond" w:hAnsi="Arial Nova Cond"/>
-                <w:sz w:val="24"/>
-                <w:szCs w:val="24"/>
-              </w:rPr>
-              <w:t>}</w:t>
+              <w:t>{alamat}</w:t>
             </w:r>
           </w:p>
         </w:tc>
@@ -2633,7 +2159,6 @@
                 <w:szCs w:val="24"/>
               </w:rPr>
             </w:pPr>
-            <w:proofErr w:type="spellStart"/>
             <w:r>
               <w:rPr>
                 <w:rFonts w:ascii="Arial Nova Cond" w:hAnsi="Arial Nova Cond"/>
@@ -2642,7 +2167,6 @@
               </w:rPr>
               <w:t>Nomor</w:t>
             </w:r>
-            <w:proofErr w:type="spellEnd"/>
             <w:r>
               <w:rPr>
                 <w:rFonts w:ascii="Arial Nova Cond" w:hAnsi="Arial Nova Cond"/>
@@ -2651,7 +2175,6 @@
               </w:rPr>
               <w:t xml:space="preserve"> </w:t>
             </w:r>
-            <w:proofErr w:type="spellStart"/>
             <w:r>
               <w:rPr>
                 <w:rFonts w:ascii="Arial Nova Cond" w:hAnsi="Arial Nova Cond"/>
@@ -2660,7 +2183,6 @@
               </w:rPr>
               <w:t>telepon</w:t>
             </w:r>
-            <w:proofErr w:type="spellEnd"/>
           </w:p>
         </w:tc>
         <w:tc>
@@ -2697,25 +2219,7 @@
                 <w:sz w:val="24"/>
                 <w:szCs w:val="24"/>
               </w:rPr>
-              <w:t>{</w:t>
-            </w:r>
-            <w:proofErr w:type="spellStart"/>
-            <w:r>
-              <w:rPr>
-                <w:rFonts w:ascii="Arial Nova Cond" w:hAnsi="Arial Nova Cond"/>
-                <w:sz w:val="24"/>
-                <w:szCs w:val="24"/>
-              </w:rPr>
-              <w:t>telepon</w:t>
-            </w:r>
-            <w:proofErr w:type="spellEnd"/>
-            <w:r>
-              <w:rPr>
-                <w:rFonts w:ascii="Arial Nova Cond" w:hAnsi="Arial Nova Cond"/>
-                <w:sz w:val="24"/>
-                <w:szCs w:val="24"/>
-              </w:rPr>
-              <w:t>}</w:t>
+              <w:t>{telepon}</w:t>
             </w:r>
           </w:p>
         </w:tc>
@@ -2769,7 +2273,6 @@
                 <w:szCs w:val="24"/>
               </w:rPr>
             </w:pPr>
-            <w:proofErr w:type="spellStart"/>
             <w:r>
               <w:rPr>
                 <w:rFonts w:ascii="Arial Nova Cond" w:hAnsi="Arial Nova Cond"/>
@@ -2778,7 +2281,6 @@
               </w:rPr>
               <w:t>Koordinat</w:t>
             </w:r>
-            <w:proofErr w:type="spellEnd"/>
             <w:r>
               <w:rPr>
                 <w:rFonts w:ascii="Arial Nova Cond" w:hAnsi="Arial Nova Cond"/>
@@ -2787,7 +2289,6 @@
               </w:rPr>
               <w:t xml:space="preserve"> </w:t>
             </w:r>
-            <w:proofErr w:type="spellStart"/>
             <w:r>
               <w:rPr>
                 <w:rFonts w:ascii="Arial Nova Cond" w:hAnsi="Arial Nova Cond"/>
@@ -2796,7 +2297,6 @@
               </w:rPr>
               <w:t>lokasi</w:t>
             </w:r>
-            <w:proofErr w:type="spellEnd"/>
             <w:r>
               <w:rPr>
                 <w:rFonts w:ascii="Arial Nova Cond" w:hAnsi="Arial Nova Cond"/>
@@ -2805,7 +2305,6 @@
               </w:rPr>
               <w:t xml:space="preserve"> Usaha dan/</w:t>
             </w:r>
-            <w:proofErr w:type="spellStart"/>
             <w:r>
               <w:rPr>
                 <w:rFonts w:ascii="Arial Nova Cond" w:hAnsi="Arial Nova Cond"/>
@@ -2814,7 +2313,6 @@
               </w:rPr>
               <w:t>atau</w:t>
             </w:r>
-            <w:proofErr w:type="spellEnd"/>
             <w:r>
               <w:rPr>
                 <w:rFonts w:ascii="Arial Nova Cond" w:hAnsi="Arial Nova Cond"/>
@@ -2823,7 +2321,6 @@
               </w:rPr>
               <w:t xml:space="preserve"> </w:t>
             </w:r>
-            <w:proofErr w:type="spellStart"/>
             <w:r>
               <w:rPr>
                 <w:rFonts w:ascii="Arial Nova Cond" w:hAnsi="Arial Nova Cond"/>
@@ -2832,7 +2329,6 @@
               </w:rPr>
               <w:t>Kegiatan</w:t>
             </w:r>
-            <w:proofErr w:type="spellEnd"/>
           </w:p>
           <w:p>
             <w:pPr>
@@ -2887,25 +2383,7 @@
                 <w:sz w:val="24"/>
                 <w:szCs w:val="24"/>
               </w:rPr>
-              <w:t>{</w:t>
-            </w:r>
-            <w:proofErr w:type="spellStart"/>
-            <w:r>
-              <w:rPr>
-                <w:rFonts w:ascii="Arial Nova Cond" w:hAnsi="Arial Nova Cond"/>
-                <w:sz w:val="24"/>
-                <w:szCs w:val="24"/>
-              </w:rPr>
-              <w:t>koordinat</w:t>
-            </w:r>
-            <w:proofErr w:type="spellEnd"/>
-            <w:r>
-              <w:rPr>
-                <w:rFonts w:ascii="Arial Nova Cond" w:hAnsi="Arial Nova Cond"/>
-                <w:sz w:val="24"/>
-                <w:szCs w:val="24"/>
-              </w:rPr>
-              <w:t>}</w:t>
+              <w:t>{koordinat}</w:t>
             </w:r>
           </w:p>
         </w:tc>
@@ -2999,7 +2477,6 @@
                 <w:lang w:val="en-US"/>
               </w:rPr>
             </w:pPr>
-            <w:proofErr w:type="gramStart"/>
             <w:r>
               <w:rPr>
                 <w:rFonts w:ascii="Arial Nova Cond" w:hAnsi="Arial Nova Cond"/>
@@ -3009,7 +2486,6 @@
               </w:rPr>
               <w:t>Utara :</w:t>
             </w:r>
-            <w:proofErr w:type="gramEnd"/>
             <w:r>
               <w:rPr>
                 <w:rFonts w:ascii="Arial Nova Cond" w:hAnsi="Arial Nova Cond"/>
@@ -3025,25 +2501,7 @@
                 <w:sz w:val="24"/>
                 <w:szCs w:val="24"/>
               </w:rPr>
-              <w:t>{</w:t>
-            </w:r>
-            <w:proofErr w:type="spellStart"/>
-            <w:r>
-              <w:rPr>
-                <w:rFonts w:ascii="Arial Nova Cond" w:hAnsi="Arial Nova Cond"/>
-                <w:sz w:val="24"/>
-                <w:szCs w:val="24"/>
-              </w:rPr>
-              <w:t>batas_utara</w:t>
-            </w:r>
-            <w:proofErr w:type="spellEnd"/>
-            <w:r>
-              <w:rPr>
-                <w:rFonts w:ascii="Arial Nova Cond" w:hAnsi="Arial Nova Cond"/>
-                <w:sz w:val="24"/>
-                <w:szCs w:val="24"/>
-              </w:rPr>
-              <w:t>}</w:t>
+              <w:t>{batas_utara}</w:t>
             </w:r>
           </w:p>
           <w:p>
@@ -3056,7 +2514,6 @@
                 <w:lang w:val="en-US"/>
               </w:rPr>
             </w:pPr>
-            <w:proofErr w:type="gramStart"/>
             <w:r>
               <w:rPr>
                 <w:rFonts w:ascii="Arial Nova Cond" w:hAnsi="Arial Nova Cond"/>
@@ -3066,7 +2523,6 @@
               </w:rPr>
               <w:t>Timur :</w:t>
             </w:r>
-            <w:proofErr w:type="gramEnd"/>
             <w:r>
               <w:rPr>
                 <w:rFonts w:ascii="Arial Nova Cond" w:hAnsi="Arial Nova Cond"/>
@@ -3082,25 +2538,7 @@
                 <w:sz w:val="24"/>
                 <w:szCs w:val="24"/>
               </w:rPr>
-              <w:t>{</w:t>
-            </w:r>
-            <w:proofErr w:type="spellStart"/>
-            <w:r>
-              <w:rPr>
-                <w:rFonts w:ascii="Arial Nova Cond" w:hAnsi="Arial Nova Cond"/>
-                <w:sz w:val="24"/>
-                <w:szCs w:val="24"/>
-              </w:rPr>
-              <w:t>batas_timur</w:t>
-            </w:r>
-            <w:proofErr w:type="spellEnd"/>
-            <w:r>
-              <w:rPr>
-                <w:rFonts w:ascii="Arial Nova Cond" w:hAnsi="Arial Nova Cond"/>
-                <w:sz w:val="24"/>
-                <w:szCs w:val="24"/>
-              </w:rPr>
-              <w:t>}</w:t>
+              <w:t>{batas_timur}</w:t>
             </w:r>
           </w:p>
           <w:p>
@@ -3113,7 +2551,6 @@
                 <w:lang w:val="en-US"/>
               </w:rPr>
             </w:pPr>
-            <w:proofErr w:type="gramStart"/>
             <w:r>
               <w:rPr>
                 <w:rFonts w:ascii="Arial Nova Cond" w:hAnsi="Arial Nova Cond"/>
@@ -3123,7 +2560,6 @@
               </w:rPr>
               <w:t>Selatan :</w:t>
             </w:r>
-            <w:proofErr w:type="gramEnd"/>
             <w:r>
               <w:rPr>
                 <w:rFonts w:ascii="Arial Nova Cond" w:hAnsi="Arial Nova Cond"/>
@@ -3139,25 +2575,7 @@
                 <w:sz w:val="24"/>
                 <w:szCs w:val="24"/>
               </w:rPr>
-              <w:t>{</w:t>
-            </w:r>
-            <w:proofErr w:type="spellStart"/>
-            <w:r>
-              <w:rPr>
-                <w:rFonts w:ascii="Arial Nova Cond" w:hAnsi="Arial Nova Cond"/>
-                <w:sz w:val="24"/>
-                <w:szCs w:val="24"/>
-              </w:rPr>
-              <w:t>batas_selatan</w:t>
-            </w:r>
-            <w:proofErr w:type="spellEnd"/>
-            <w:r>
-              <w:rPr>
-                <w:rFonts w:ascii="Arial Nova Cond" w:hAnsi="Arial Nova Cond"/>
-                <w:sz w:val="24"/>
-                <w:szCs w:val="24"/>
-              </w:rPr>
-              <w:t>}</w:t>
+              <w:t>{batas_selatan}</w:t>
             </w:r>
           </w:p>
           <w:p>
@@ -3170,7 +2588,6 @@
                 <w:lang w:val="en-US"/>
               </w:rPr>
             </w:pPr>
-            <w:proofErr w:type="gramStart"/>
             <w:r>
               <w:rPr>
                 <w:rFonts w:ascii="Arial Nova Cond" w:hAnsi="Arial Nova Cond"/>
@@ -3180,7 +2597,6 @@
               </w:rPr>
               <w:t>Barat :</w:t>
             </w:r>
-            <w:proofErr w:type="gramEnd"/>
             <w:r>
               <w:rPr>
                 <w:rFonts w:ascii="Arial Nova Cond" w:hAnsi="Arial Nova Cond"/>
@@ -3196,25 +2612,7 @@
                 <w:sz w:val="24"/>
                 <w:szCs w:val="24"/>
               </w:rPr>
-              <w:t>{</w:t>
-            </w:r>
-            <w:proofErr w:type="spellStart"/>
-            <w:r>
-              <w:rPr>
-                <w:rFonts w:ascii="Arial Nova Cond" w:hAnsi="Arial Nova Cond"/>
-                <w:sz w:val="24"/>
-                <w:szCs w:val="24"/>
-              </w:rPr>
-              <w:t>batas_barat</w:t>
-            </w:r>
-            <w:proofErr w:type="spellEnd"/>
-            <w:r>
-              <w:rPr>
-                <w:rFonts w:ascii="Arial Nova Cond" w:hAnsi="Arial Nova Cond"/>
-                <w:sz w:val="24"/>
-                <w:szCs w:val="24"/>
-              </w:rPr>
-              <w:t>}</w:t>
+              <w:t>{batas_barat}</w:t>
             </w:r>
           </w:p>
         </w:tc>
@@ -3350,25 +2748,7 @@
                 <w:sz w:val="24"/>
                 <w:szCs w:val="24"/>
               </w:rPr>
-              <w:t>{</w:t>
-            </w:r>
-            <w:proofErr w:type="spellStart"/>
-            <w:r>
-              <w:rPr>
-                <w:rFonts w:ascii="Arial Nova Cond" w:hAnsi="Arial Nova Cond"/>
-                <w:sz w:val="24"/>
-                <w:szCs w:val="24"/>
-              </w:rPr>
-              <w:t>luas_lahan</w:t>
-            </w:r>
-            <w:proofErr w:type="spellEnd"/>
-            <w:r>
-              <w:rPr>
-                <w:rFonts w:ascii="Arial Nova Cond" w:hAnsi="Arial Nova Cond"/>
-                <w:sz w:val="24"/>
-                <w:szCs w:val="24"/>
-              </w:rPr>
-              <w:t xml:space="preserve">} </w:t>
+              <w:t>{luas_lahan} </w:t>
             </w:r>
             <w:r>
               <w:rPr>
@@ -3549,25 +2929,7 @@
                 <w:sz w:val="24"/>
                 <w:szCs w:val="24"/>
               </w:rPr>
-              <w:t>{</w:t>
-            </w:r>
-            <w:proofErr w:type="spellStart"/>
-            <w:r>
-              <w:rPr>
-                <w:rFonts w:ascii="Arial Nova Cond" w:hAnsi="Arial Nova Cond" w:cs="Arial"/>
-                <w:sz w:val="24"/>
-                <w:szCs w:val="24"/>
-              </w:rPr>
-              <w:t>kapasitas_kegiatan</w:t>
-            </w:r>
-            <w:proofErr w:type="spellEnd"/>
-            <w:r>
-              <w:rPr>
-                <w:rFonts w:ascii="Arial Nova Cond" w:hAnsi="Arial Nova Cond" w:cs="Arial"/>
-                <w:sz w:val="24"/>
-                <w:szCs w:val="24"/>
-              </w:rPr>
-              <w:t>}</w:t>
+              <w:t>{kapasitas_kegiatan}</w:t>
             </w:r>
           </w:p>
         </w:tc>
@@ -3609,7 +2971,6 @@
                 <w:szCs w:val="24"/>
               </w:rPr>
             </w:pPr>
-            <w:proofErr w:type="spellStart"/>
             <w:r>
               <w:rPr>
                 <w:rFonts w:ascii="Arial Nova Cond" w:hAnsi="Arial Nova Cond"/>
@@ -3618,7 +2979,6 @@
               </w:rPr>
               <w:t>Dokumen</w:t>
             </w:r>
-            <w:proofErr w:type="spellEnd"/>
             <w:r>
               <w:rPr>
                 <w:rFonts w:ascii="Arial Nova Cond" w:hAnsi="Arial Nova Cond"/>
@@ -3627,7 +2987,6 @@
               </w:rPr>
               <w:t xml:space="preserve"> yang </w:t>
             </w:r>
-            <w:proofErr w:type="spellStart"/>
             <w:r>
               <w:rPr>
                 <w:rFonts w:ascii="Arial Nova Cond" w:hAnsi="Arial Nova Cond"/>
@@ -3636,7 +2995,6 @@
               </w:rPr>
               <w:t>dimiliki</w:t>
             </w:r>
-            <w:proofErr w:type="spellEnd"/>
           </w:p>
         </w:tc>
         <w:tc>
@@ -3681,25 +3039,7 @@
                 <w:sz w:val="24"/>
                 <w:szCs w:val="24"/>
               </w:rPr>
-              <w:t>{</w:t>
-            </w:r>
-            <w:proofErr w:type="spellStart"/>
-            <w:r>
-              <w:rPr>
-                <w:rFonts w:ascii="Arial Nova Cond" w:hAnsi="Arial Nova Cond"/>
-                <w:sz w:val="24"/>
-                <w:szCs w:val="24"/>
-              </w:rPr>
-              <w:t>dokumen_dimiliki</w:t>
-            </w:r>
-            <w:proofErr w:type="spellEnd"/>
-            <w:r>
-              <w:rPr>
-                <w:rFonts w:ascii="Arial Nova Cond" w:hAnsi="Arial Nova Cond"/>
-                <w:sz w:val="24"/>
-                <w:szCs w:val="24"/>
-              </w:rPr>
-              <w:t>}</w:t>
+              <w:t>{dokumen_dimiliki}</w:t>
             </w:r>
           </w:p>
         </w:tc>
@@ -3741,7 +3081,6 @@
                 <w:szCs w:val="24"/>
               </w:rPr>
             </w:pPr>
-            <w:proofErr w:type="spellStart"/>
             <w:r>
               <w:rPr>
                 <w:rFonts w:ascii="Arial Nova Cond" w:hAnsi="Arial Nova Cond"/>
@@ -3750,7 +3089,6 @@
               </w:rPr>
               <w:t>Persetujuan</w:t>
             </w:r>
-            <w:proofErr w:type="spellEnd"/>
             <w:r>
               <w:rPr>
                 <w:rFonts w:ascii="Arial Nova Cond" w:hAnsi="Arial Nova Cond"/>
@@ -3759,7 +3097,6 @@
               </w:rPr>
               <w:t xml:space="preserve"> </w:t>
             </w:r>
-            <w:proofErr w:type="spellStart"/>
             <w:r>
               <w:rPr>
                 <w:rFonts w:ascii="Arial Nova Cond" w:hAnsi="Arial Nova Cond"/>
@@ -3768,7 +3105,6 @@
               </w:rPr>
               <w:t>Lingkungan</w:t>
             </w:r>
-            <w:proofErr w:type="spellEnd"/>
           </w:p>
         </w:tc>
         <w:tc>
@@ -3814,25 +3150,7 @@
                 <w:sz w:val="24"/>
                 <w:szCs w:val="24"/>
               </w:rPr>
-              <w:t>{</w:t>
-            </w:r>
-            <w:proofErr w:type="spellStart"/>
-            <w:r>
-              <w:rPr>
-                <w:rFonts w:ascii="Arial Nova Cond" w:hAnsi="Arial Nova Cond"/>
-                <w:sz w:val="24"/>
-                <w:szCs w:val="24"/>
-              </w:rPr>
-              <w:t>persetujuan_lingkungan</w:t>
-            </w:r>
-            <w:proofErr w:type="spellEnd"/>
-            <w:r>
-              <w:rPr>
-                <w:rFonts w:ascii="Arial Nova Cond" w:hAnsi="Arial Nova Cond"/>
-                <w:sz w:val="24"/>
-                <w:szCs w:val="24"/>
-              </w:rPr>
-              <w:t>}</w:t>
+              <w:t>{persetujuan_lingkungan}</w:t>
             </w:r>
           </w:p>
         </w:tc>
@@ -3874,7 +3192,6 @@
                 <w:szCs w:val="24"/>
               </w:rPr>
             </w:pPr>
-            <w:proofErr w:type="spellStart"/>
             <w:r>
               <w:rPr>
                 <w:rFonts w:ascii="Arial Nova Cond" w:hAnsi="Arial Nova Cond"/>
@@ -3883,7 +3200,6 @@
               </w:rPr>
               <w:t>Teknologi</w:t>
             </w:r>
-            <w:proofErr w:type="spellEnd"/>
             <w:r>
               <w:rPr>
                 <w:rFonts w:ascii="Arial Nova Cond" w:hAnsi="Arial Nova Cond"/>
@@ -3892,7 +3208,6 @@
               </w:rPr>
               <w:t xml:space="preserve"> </w:t>
             </w:r>
-            <w:proofErr w:type="spellStart"/>
             <w:r>
               <w:rPr>
                 <w:rFonts w:ascii="Arial Nova Cond" w:hAnsi="Arial Nova Cond"/>
@@ -3901,7 +3216,6 @@
               </w:rPr>
               <w:t>pengelolaan</w:t>
             </w:r>
-            <w:proofErr w:type="spellEnd"/>
             <w:r>
               <w:rPr>
                 <w:rFonts w:ascii="Arial Nova Cond" w:hAnsi="Arial Nova Cond"/>
@@ -3910,7 +3224,6 @@
               </w:rPr>
               <w:t xml:space="preserve"> </w:t>
             </w:r>
-            <w:proofErr w:type="spellStart"/>
             <w:r>
               <w:rPr>
                 <w:rFonts w:ascii="Arial Nova Cond" w:hAnsi="Arial Nova Cond"/>
@@ -3919,7 +3232,6 @@
               </w:rPr>
               <w:t>Pembuangan</w:t>
             </w:r>
-            <w:proofErr w:type="spellEnd"/>
             <w:r>
               <w:rPr>
                 <w:rFonts w:ascii="Arial Nova Cond" w:hAnsi="Arial Nova Cond"/>
@@ -3928,7 +3240,6 @@
               </w:rPr>
               <w:t xml:space="preserve"> Air </w:t>
             </w:r>
-            <w:proofErr w:type="spellStart"/>
             <w:r>
               <w:rPr>
                 <w:rFonts w:ascii="Arial Nova Cond" w:hAnsi="Arial Nova Cond"/>
@@ -3937,7 +3248,6 @@
               </w:rPr>
               <w:t>Limbah</w:t>
             </w:r>
-            <w:proofErr w:type="spellEnd"/>
           </w:p>
         </w:tc>
         <w:tc>
@@ -3982,25 +3292,7 @@
                 <w:sz w:val="24"/>
                 <w:szCs w:val="24"/>
               </w:rPr>
-              <w:t>{</w:t>
-            </w:r>
-            <w:proofErr w:type="spellStart"/>
-            <w:r>
-              <w:rPr>
-                <w:rFonts w:ascii="Arial Nova Cond" w:hAnsi="Arial Nova Cond" w:cs="Arial"/>
-                <w:sz w:val="24"/>
-                <w:szCs w:val="24"/>
-              </w:rPr>
-              <w:t>teknologi_air_limbah</w:t>
-            </w:r>
-            <w:proofErr w:type="spellEnd"/>
-            <w:r>
-              <w:rPr>
-                <w:rFonts w:ascii="Arial Nova Cond" w:hAnsi="Arial Nova Cond" w:cs="Arial"/>
-                <w:sz w:val="24"/>
-                <w:szCs w:val="24"/>
-              </w:rPr>
-              <w:t>}</w:t>
+              <w:t>{teknologi_air_limbah}</w:t>
             </w:r>
           </w:p>
         </w:tc>
@@ -4051,7 +3343,6 @@
               </w:rPr>
               <w:t xml:space="preserve">Volume air </w:t>
             </w:r>
-            <w:proofErr w:type="spellStart"/>
             <w:r>
               <w:rPr>
                 <w:rFonts w:ascii="Arial Nova Cond" w:hAnsi="Arial Nova Cond"/>
@@ -4060,7 +3351,6 @@
               </w:rPr>
               <w:t>limbah</w:t>
             </w:r>
-            <w:proofErr w:type="spellEnd"/>
           </w:p>
         </w:tc>
         <w:tc>
@@ -4105,25 +3395,7 @@
                 <w:sz w:val="24"/>
                 <w:szCs w:val="24"/>
               </w:rPr>
-              <w:t>{</w:t>
-            </w:r>
-            <w:proofErr w:type="spellStart"/>
-            <w:r>
-              <w:rPr>
-                <w:rFonts w:ascii="Arial Nova Cond" w:hAnsi="Arial Nova Cond"/>
-                <w:sz w:val="24"/>
-                <w:szCs w:val="24"/>
-              </w:rPr>
-              <w:t>volume_air_limbah</w:t>
-            </w:r>
-            <w:proofErr w:type="spellEnd"/>
-            <w:r>
-              <w:rPr>
-                <w:rFonts w:ascii="Arial Nova Cond" w:hAnsi="Arial Nova Cond"/>
-                <w:sz w:val="24"/>
-                <w:szCs w:val="24"/>
-              </w:rPr>
-              <w:t>}</w:t>
+              <w:t>{volume_air_limbah}</w:t>
             </w:r>
           </w:p>
         </w:tc>
@@ -4165,7 +3437,6 @@
                 <w:szCs w:val="24"/>
               </w:rPr>
             </w:pPr>
-            <w:proofErr w:type="spellStart"/>
             <w:r>
               <w:rPr>
                 <w:rFonts w:ascii="Arial Nova Cond" w:hAnsi="Arial Nova Cond"/>
@@ -4174,7 +3445,6 @@
               </w:rPr>
               <w:t>Pemanfaatan</w:t>
             </w:r>
-            <w:proofErr w:type="spellEnd"/>
             <w:r>
               <w:rPr>
                 <w:rFonts w:ascii="Arial Nova Cond" w:hAnsi="Arial Nova Cond"/>
@@ -4227,25 +3497,7 @@
                 <w:sz w:val="24"/>
                 <w:szCs w:val="24"/>
               </w:rPr>
-              <w:t>{</w:t>
-            </w:r>
-            <w:proofErr w:type="spellStart"/>
-            <w:r>
-              <w:rPr>
-                <w:rFonts w:ascii="Arial Nova Cond" w:hAnsi="Arial Nova Cond"/>
-                <w:sz w:val="24"/>
-                <w:szCs w:val="24"/>
-              </w:rPr>
-              <w:t>pemanfaatan_air_tanah</w:t>
-            </w:r>
-            <w:proofErr w:type="spellEnd"/>
-            <w:r>
-              <w:rPr>
-                <w:rFonts w:ascii="Arial Nova Cond" w:hAnsi="Arial Nova Cond"/>
-                <w:sz w:val="24"/>
-                <w:szCs w:val="24"/>
-              </w:rPr>
-              <w:t>}</w:t>
+              <w:t>{pemanfaatan_air_tanah}</w:t>
             </w:r>
           </w:p>
         </w:tc>
@@ -4287,7 +3539,6 @@
                 <w:szCs w:val="24"/>
               </w:rPr>
             </w:pPr>
-            <w:proofErr w:type="spellStart"/>
             <w:r>
               <w:rPr>
                 <w:rFonts w:ascii="Arial Nova Cond" w:hAnsi="Arial Nova Cond"/>
@@ -4296,7 +3547,6 @@
               </w:rPr>
               <w:t>Jumlah</w:t>
             </w:r>
-            <w:proofErr w:type="spellEnd"/>
             <w:r>
               <w:rPr>
                 <w:rFonts w:ascii="Arial Nova Cond" w:hAnsi="Arial Nova Cond"/>
@@ -4305,7 +3555,6 @@
               </w:rPr>
               <w:t xml:space="preserve"> </w:t>
             </w:r>
-            <w:proofErr w:type="spellStart"/>
             <w:r>
               <w:rPr>
                 <w:rFonts w:ascii="Arial Nova Cond" w:hAnsi="Arial Nova Cond"/>
@@ -4314,7 +3563,6 @@
               </w:rPr>
               <w:t>Penggunaan</w:t>
             </w:r>
-            <w:proofErr w:type="spellEnd"/>
             <w:r>
               <w:rPr>
                 <w:rFonts w:ascii="Arial Nova Cond" w:hAnsi="Arial Nova Cond"/>
@@ -4323,7 +3571,6 @@
               </w:rPr>
               <w:t xml:space="preserve"> Air </w:t>
             </w:r>
-            <w:proofErr w:type="spellStart"/>
             <w:r>
               <w:rPr>
                 <w:rFonts w:ascii="Arial Nova Cond" w:hAnsi="Arial Nova Cond"/>
@@ -4332,7 +3579,6 @@
               </w:rPr>
               <w:t>Dalam</w:t>
             </w:r>
-            <w:proofErr w:type="spellEnd"/>
             <w:r>
               <w:rPr>
                 <w:rFonts w:ascii="Arial Nova Cond" w:hAnsi="Arial Nova Cond"/>
@@ -4341,7 +3587,6 @@
               </w:rPr>
               <w:t xml:space="preserve"> Satu Hari (m3/</w:t>
             </w:r>
-            <w:proofErr w:type="spellStart"/>
             <w:r>
               <w:rPr>
                 <w:rFonts w:ascii="Arial Nova Cond" w:hAnsi="Arial Nova Cond"/>
@@ -4350,7 +3595,6 @@
               </w:rPr>
               <w:t>hari</w:t>
             </w:r>
-            <w:proofErr w:type="spellEnd"/>
             <w:r>
               <w:rPr>
                 <w:rFonts w:ascii="Arial Nova Cond" w:hAnsi="Arial Nova Cond"/>
@@ -4404,25 +3648,7 @@
                 <w:sz w:val="24"/>
                 <w:szCs w:val="24"/>
               </w:rPr>
-              <w:t>{</w:t>
-            </w:r>
-            <w:proofErr w:type="spellStart"/>
-            <w:r>
-              <w:rPr>
-                <w:rFonts w:ascii="Arial Nova Cond" w:hAnsi="Arial Nova Cond"/>
-                <w:sz w:val="24"/>
-                <w:szCs w:val="24"/>
-              </w:rPr>
-              <w:t>penggunaan_air_liter</w:t>
-            </w:r>
-            <w:proofErr w:type="spellEnd"/>
-            <w:r>
-              <w:rPr>
-                <w:rFonts w:ascii="Arial Nova Cond" w:hAnsi="Arial Nova Cond"/>
-                <w:sz w:val="24"/>
-                <w:szCs w:val="24"/>
-              </w:rPr>
-              <w:t>}</w:t>
+              <w:t>{penggunaan_air_liter}</w:t>
             </w:r>
           </w:p>
         </w:tc>
@@ -4464,7 +3690,6 @@
                 <w:szCs w:val="24"/>
               </w:rPr>
             </w:pPr>
-            <w:proofErr w:type="spellStart"/>
             <w:r>
               <w:rPr>
                 <w:rFonts w:ascii="Arial Nova Cond" w:hAnsi="Arial Nova Cond"/>
@@ -4473,7 +3698,6 @@
               </w:rPr>
               <w:t>Penggunaan</w:t>
             </w:r>
-            <w:proofErr w:type="spellEnd"/>
             <w:r>
               <w:rPr>
                 <w:rFonts w:ascii="Arial Nova Cond" w:hAnsi="Arial Nova Cond"/>
@@ -4482,7 +3706,6 @@
               </w:rPr>
               <w:t xml:space="preserve"> </w:t>
             </w:r>
-            <w:proofErr w:type="spellStart"/>
             <w:r>
               <w:rPr>
                 <w:rFonts w:ascii="Arial Nova Cond" w:hAnsi="Arial Nova Cond"/>
@@ -4491,7 +3714,6 @@
               </w:rPr>
               <w:t>Energi</w:t>
             </w:r>
-            <w:proofErr w:type="spellEnd"/>
           </w:p>
         </w:tc>
         <w:tc>
@@ -4529,25 +3751,7 @@
                 <w:sz w:val="24"/>
                 <w:szCs w:val="24"/>
               </w:rPr>
-              <w:t>{</w:t>
-            </w:r>
-            <w:proofErr w:type="spellStart"/>
-            <w:r>
-              <w:rPr>
-                <w:rFonts w:ascii="Arial Nova Cond" w:hAnsi="Arial Nova Cond"/>
-                <w:sz w:val="24"/>
-                <w:szCs w:val="24"/>
-              </w:rPr>
-              <w:t>jumlah_karyawan_pengunjung</w:t>
-            </w:r>
-            <w:proofErr w:type="spellEnd"/>
-            <w:r>
-              <w:rPr>
-                <w:rFonts w:ascii="Arial Nova Cond" w:hAnsi="Arial Nova Cond"/>
-                <w:sz w:val="24"/>
-                <w:szCs w:val="24"/>
-              </w:rPr>
-              <w:t>}</w:t>
+              <w:t>{jumlah_karyawan_pengunjung}</w:t>
             </w:r>
           </w:p>
         </w:tc>
@@ -4589,7 +3793,6 @@
                 <w:szCs w:val="24"/>
               </w:rPr>
             </w:pPr>
-            <w:proofErr w:type="spellStart"/>
             <w:r>
               <w:rPr>
                 <w:rFonts w:ascii="Arial Nova Cond" w:hAnsi="Arial Nova Cond"/>
@@ -4598,7 +3801,6 @@
               </w:rPr>
               <w:t>Jumlah</w:t>
             </w:r>
-            <w:proofErr w:type="spellEnd"/>
             <w:r>
               <w:rPr>
                 <w:rFonts w:ascii="Arial Nova Cond" w:hAnsi="Arial Nova Cond"/>
@@ -4607,7 +3809,6 @@
               </w:rPr>
               <w:t xml:space="preserve"> </w:t>
             </w:r>
-            <w:proofErr w:type="spellStart"/>
             <w:r>
               <w:rPr>
                 <w:rFonts w:ascii="Arial Nova Cond" w:hAnsi="Arial Nova Cond"/>
@@ -4616,7 +3817,6 @@
               </w:rPr>
               <w:t>Pekerja</w:t>
             </w:r>
-            <w:proofErr w:type="spellEnd"/>
             <w:r>
               <w:rPr>
                 <w:rFonts w:ascii="Arial Nova Cond" w:hAnsi="Arial Nova Cond"/>
@@ -4625,7 +3825,6 @@
               </w:rPr>
               <w:t xml:space="preserve"> </w:t>
             </w:r>
-            <w:proofErr w:type="spellStart"/>
             <w:r>
               <w:rPr>
                 <w:rFonts w:ascii="Arial Nova Cond" w:hAnsi="Arial Nova Cond"/>
@@ -4634,7 +3833,6 @@
               </w:rPr>
               <w:t>karyawan</w:t>
             </w:r>
-            <w:proofErr w:type="spellEnd"/>
             <w:r>
               <w:rPr>
                 <w:rFonts w:ascii="Arial Nova Cond" w:hAnsi="Arial Nova Cond"/>
@@ -4643,7 +3841,6 @@
               </w:rPr>
               <w:t xml:space="preserve"> dan </w:t>
             </w:r>
-            <w:proofErr w:type="spellStart"/>
             <w:r>
               <w:rPr>
                 <w:rFonts w:ascii="Arial Nova Cond" w:hAnsi="Arial Nova Cond"/>
@@ -4652,7 +3849,6 @@
               </w:rPr>
               <w:t>pengunjung</w:t>
             </w:r>
-            <w:proofErr w:type="spellEnd"/>
             <w:r>
               <w:rPr>
                 <w:rFonts w:ascii="Arial Nova Cond" w:hAnsi="Arial Nova Cond"/>
@@ -4661,7 +3857,6 @@
               </w:rPr>
               <w:t xml:space="preserve">/ </w:t>
             </w:r>
-            <w:proofErr w:type="spellStart"/>
             <w:r>
               <w:rPr>
                 <w:rFonts w:ascii="Arial Nova Cond" w:hAnsi="Arial Nova Cond"/>
@@ -4670,7 +3865,6 @@
               </w:rPr>
               <w:t>hari</w:t>
             </w:r>
-            <w:proofErr w:type="spellEnd"/>
           </w:p>
         </w:tc>
         <w:tc>
@@ -4715,25 +3909,7 @@
                 <w:sz w:val="24"/>
                 <w:szCs w:val="24"/>
               </w:rPr>
-              <w:t>{</w:t>
-            </w:r>
-            <w:proofErr w:type="spellStart"/>
-            <w:r>
-              <w:rPr>
-                <w:rFonts w:ascii="Arial Nova Cond" w:hAnsi="Arial Nova Cond"/>
-                <w:sz w:val="24"/>
-                <w:szCs w:val="24"/>
-              </w:rPr>
-              <w:t>shift_kerja</w:t>
-            </w:r>
-            <w:proofErr w:type="spellEnd"/>
-            <w:r>
-              <w:rPr>
-                <w:rFonts w:ascii="Arial Nova Cond" w:hAnsi="Arial Nova Cond"/>
-                <w:sz w:val="24"/>
-                <w:szCs w:val="24"/>
-              </w:rPr>
-              <w:t>}</w:t>
+              <w:t>{shift_kerja}</w:t>
             </w:r>
           </w:p>
         </w:tc>
@@ -4783,7 +3959,6 @@
               </w:rPr>
               <w:t xml:space="preserve">Jam Shift </w:t>
             </w:r>
-            <w:proofErr w:type="spellStart"/>
             <w:r>
               <w:rPr>
                 <w:rFonts w:ascii="Arial Nova Cond" w:hAnsi="Arial Nova Cond"/>
@@ -4792,7 +3967,6 @@
               </w:rPr>
               <w:t>Kerja</w:t>
             </w:r>
-            <w:proofErr w:type="spellEnd"/>
             <w:r>
               <w:rPr>
                 <w:rFonts w:ascii="Arial Nova Cond" w:hAnsi="Arial Nova Cond"/>
@@ -4845,25 +4019,7 @@
                 <w:sz w:val="24"/>
                 <w:szCs w:val="24"/>
               </w:rPr>
-              <w:t>{</w:t>
-            </w:r>
-            <w:proofErr w:type="spellStart"/>
-            <w:r>
-              <w:rPr>
-                <w:rFonts w:ascii="Arial Nova Cond" w:hAnsi="Arial Nova Cond"/>
-                <w:sz w:val="24"/>
-                <w:szCs w:val="24"/>
-              </w:rPr>
-              <w:t>jam_operasional</w:t>
-            </w:r>
-            <w:proofErr w:type="spellEnd"/>
-            <w:r>
-              <w:rPr>
-                <w:rFonts w:ascii="Arial Nova Cond" w:hAnsi="Arial Nova Cond"/>
-                <w:sz w:val="24"/>
-                <w:szCs w:val="24"/>
-              </w:rPr>
-              <w:t>}</w:t>
+              <w:t>{jam_operasional}</w:t>
             </w:r>
           </w:p>
         </w:tc>
@@ -4905,7 +4061,6 @@
                 <w:szCs w:val="24"/>
               </w:rPr>
             </w:pPr>
-            <w:proofErr w:type="spellStart"/>
             <w:r>
               <w:rPr>
                 <w:rFonts w:ascii="Arial Nova Cond" w:hAnsi="Arial Nova Cond"/>
@@ -4914,7 +4069,6 @@
               </w:rPr>
               <w:t>Jumlah</w:t>
             </w:r>
-            <w:proofErr w:type="spellEnd"/>
             <w:r>
               <w:rPr>
                 <w:rFonts w:ascii="Arial Nova Cond" w:hAnsi="Arial Nova Cond"/>
@@ -4923,7 +4077,6 @@
               </w:rPr>
               <w:t xml:space="preserve"> </w:t>
             </w:r>
-            <w:proofErr w:type="spellStart"/>
             <w:r>
               <w:rPr>
                 <w:rFonts w:ascii="Arial Nova Cond" w:hAnsi="Arial Nova Cond"/>
@@ -4932,7 +4085,6 @@
               </w:rPr>
               <w:t>hari</w:t>
             </w:r>
-            <w:proofErr w:type="spellEnd"/>
             <w:r>
               <w:rPr>
                 <w:rFonts w:ascii="Arial Nova Cond" w:hAnsi="Arial Nova Cond"/>
@@ -4941,7 +4093,6 @@
               </w:rPr>
               <w:t xml:space="preserve"> </w:t>
             </w:r>
-            <w:proofErr w:type="spellStart"/>
             <w:r>
               <w:rPr>
                 <w:rFonts w:ascii="Arial Nova Cond" w:hAnsi="Arial Nova Cond"/>
@@ -4950,7 +4101,6 @@
               </w:rPr>
               <w:t>kerja</w:t>
             </w:r>
-            <w:proofErr w:type="spellEnd"/>
             <w:r>
               <w:rPr>
                 <w:rFonts w:ascii="Arial Nova Cond" w:hAnsi="Arial Nova Cond"/>
@@ -4959,7 +4109,6 @@
               </w:rPr>
               <w:t xml:space="preserve"> </w:t>
             </w:r>
-            <w:proofErr w:type="spellStart"/>
             <w:r>
               <w:rPr>
                 <w:rFonts w:ascii="Arial Nova Cond" w:hAnsi="Arial Nova Cond"/>
@@ -4968,7 +4117,6 @@
               </w:rPr>
               <w:t>dalam</w:t>
             </w:r>
-            <w:proofErr w:type="spellEnd"/>
             <w:r>
               <w:rPr>
                 <w:rFonts w:ascii="Arial Nova Cond" w:hAnsi="Arial Nova Cond"/>
@@ -4977,7 +4125,6 @@
               </w:rPr>
               <w:t xml:space="preserve"> 1 </w:t>
             </w:r>
-            <w:proofErr w:type="spellStart"/>
             <w:r>
               <w:rPr>
                 <w:rFonts w:ascii="Arial Nova Cond" w:hAnsi="Arial Nova Cond"/>
@@ -4986,7 +4133,6 @@
               </w:rPr>
               <w:t>minggu</w:t>
             </w:r>
-            <w:proofErr w:type="spellEnd"/>
           </w:p>
         </w:tc>
         <w:tc>
@@ -5031,25 +4177,7 @@
                 <w:sz w:val="24"/>
                 <w:szCs w:val="24"/>
               </w:rPr>
-              <w:t>{</w:t>
-            </w:r>
-            <w:proofErr w:type="spellStart"/>
-            <w:r>
-              <w:rPr>
-                <w:rFonts w:ascii="Arial Nova Cond" w:hAnsi="Arial Nova Cond"/>
-                <w:sz w:val="24"/>
-                <w:szCs w:val="24"/>
-              </w:rPr>
-              <w:t>hari_kerja_minggu</w:t>
-            </w:r>
-            <w:proofErr w:type="spellEnd"/>
-            <w:r>
-              <w:rPr>
-                <w:rFonts w:ascii="Arial Nova Cond" w:hAnsi="Arial Nova Cond"/>
-                <w:sz w:val="24"/>
-                <w:szCs w:val="24"/>
-              </w:rPr>
-              <w:t>}</w:t>
+              <w:t>{hari_kerja_minggu}</w:t>
             </w:r>
           </w:p>
         </w:tc>
@@ -5099,7 +4227,6 @@
               </w:rPr>
               <w:t xml:space="preserve">Riwayat </w:t>
             </w:r>
-            <w:proofErr w:type="spellStart"/>
             <w:r>
               <w:rPr>
                 <w:rFonts w:ascii="Arial Nova Cond" w:hAnsi="Arial Nova Cond"/>
@@ -5108,7 +4235,6 @@
               </w:rPr>
               <w:t>ketaatan</w:t>
             </w:r>
-            <w:proofErr w:type="spellEnd"/>
           </w:p>
         </w:tc>
         <w:tc>
@@ -5153,25 +4279,7 @@
                 <w:sz w:val="24"/>
                 <w:szCs w:val="24"/>
               </w:rPr>
-              <w:t>{</w:t>
-            </w:r>
-            <w:proofErr w:type="spellStart"/>
-            <w:r>
-              <w:rPr>
-                <w:rFonts w:ascii="Arial Nova Cond" w:hAnsi="Arial Nova Cond"/>
-                <w:sz w:val="24"/>
-                <w:szCs w:val="24"/>
-              </w:rPr>
-              <w:t>riwayat_ketaatan</w:t>
-            </w:r>
-            <w:proofErr w:type="spellEnd"/>
-            <w:r>
-              <w:rPr>
-                <w:rFonts w:ascii="Arial Nova Cond" w:hAnsi="Arial Nova Cond"/>
-                <w:sz w:val="24"/>
-                <w:szCs w:val="24"/>
-              </w:rPr>
-              <w:t>}</w:t>
+              <w:t>{riwayat_ketaatan}</w:t>
             </w:r>
           </w:p>
         </w:tc>
@@ -5213,7 +4321,6 @@
                 <w:szCs w:val="24"/>
               </w:rPr>
             </w:pPr>
-            <w:proofErr w:type="spellStart"/>
             <w:r>
               <w:rPr>
                 <w:rFonts w:ascii="Arial Nova Cond" w:hAnsi="Arial Nova Cond"/>
@@ -5222,7 +4329,6 @@
               </w:rPr>
               <w:t>Inspeksi</w:t>
             </w:r>
-            <w:proofErr w:type="spellEnd"/>
             <w:r>
               <w:rPr>
                 <w:rFonts w:ascii="Arial Nova Cond" w:hAnsi="Arial Nova Cond"/>
@@ -5231,7 +4337,6 @@
               </w:rPr>
               <w:t xml:space="preserve"> </w:t>
             </w:r>
-            <w:proofErr w:type="spellStart"/>
             <w:r>
               <w:rPr>
                 <w:rFonts w:ascii="Arial Nova Cond" w:hAnsi="Arial Nova Cond"/>
@@ -5240,7 +4345,6 @@
               </w:rPr>
               <w:t>Terakhir</w:t>
             </w:r>
-            <w:proofErr w:type="spellEnd"/>
           </w:p>
         </w:tc>
         <w:tc>
@@ -5285,25 +4389,7 @@
                 <w:sz w:val="24"/>
                 <w:szCs w:val="24"/>
               </w:rPr>
-              <w:t>{</w:t>
-            </w:r>
-            <w:proofErr w:type="spellStart"/>
-            <w:r>
-              <w:rPr>
-                <w:rFonts w:ascii="Arial Nova Cond" w:hAnsi="Arial Nova Cond"/>
-                <w:sz w:val="24"/>
-                <w:szCs w:val="24"/>
-              </w:rPr>
-              <w:t>inspeksi_terakhir</w:t>
-            </w:r>
-            <w:proofErr w:type="spellEnd"/>
-            <w:r>
-              <w:rPr>
-                <w:rFonts w:ascii="Arial Nova Cond" w:hAnsi="Arial Nova Cond"/>
-                <w:sz w:val="24"/>
-                <w:szCs w:val="24"/>
-              </w:rPr>
-              <w:t>}</w:t>
+              <w:t>{inspeksi_terakhir}</w:t>
             </w:r>
           </w:p>
         </w:tc>
@@ -5337,7 +4423,6 @@
         </w:rPr>
         <w:t xml:space="preserve">C. Hasil </w:t>
       </w:r>
-      <w:proofErr w:type="spellStart"/>
       <w:r>
         <w:rPr>
           <w:rFonts w:ascii="Arial Nova Cond" w:hAnsi="Arial Nova Cond"/>
@@ -5346,7 +4431,6 @@
         </w:rPr>
         <w:t>Pengawasan</w:t>
       </w:r>
-      <w:proofErr w:type="spellEnd"/>
     </w:p>
     <w:p>
       <w:pPr>
@@ -5366,7 +4450,6 @@
         </w:rPr>
         <w:t xml:space="preserve">1.  </w:t>
       </w:r>
-      <w:proofErr w:type="spellStart"/>
       <w:r>
         <w:rPr>
           <w:rFonts w:ascii="Arial Nova Cond" w:hAnsi="Arial Nova Cond"/>
@@ -5375,7 +4458,6 @@
         </w:rPr>
         <w:t>Persetujuan</w:t>
       </w:r>
-      <w:proofErr w:type="spellEnd"/>
       <w:r>
         <w:rPr>
           <w:rFonts w:ascii="Arial Nova Cond" w:hAnsi="Arial Nova Cond"/>
@@ -5384,7 +4466,6 @@
         </w:rPr>
         <w:t xml:space="preserve"> </w:t>
       </w:r>
-      <w:proofErr w:type="spellStart"/>
       <w:r>
         <w:rPr>
           <w:rFonts w:ascii="Arial Nova Cond" w:hAnsi="Arial Nova Cond"/>
@@ -5393,7 +4474,6 @@
         </w:rPr>
         <w:t>Lingkungan</w:t>
       </w:r>
-      <w:proofErr w:type="spellEnd"/>
     </w:p>
     <w:p>
       <w:pPr>
@@ -5454,25 +4534,7 @@
           <w:sz w:val="24"/>
           <w:szCs w:val="24"/>
         </w:rPr>
-        <w:t>{/</w:t>
-      </w:r>
-      <w:proofErr w:type="spellStart"/>
-      <w:r>
-        <w:rPr>
-          <w:rFonts w:ascii="Arial Nova Cond" w:hAnsi="Arial Nova Cond"/>
-          <w:sz w:val="24"/>
-          <w:szCs w:val="24"/>
-        </w:rPr>
-        <w:t>dokumen_izin</w:t>
-      </w:r>
-      <w:proofErr w:type="spellEnd"/>
-      <w:r>
-        <w:rPr>
-          <w:rFonts w:ascii="Arial Nova Cond" w:hAnsi="Arial Nova Cond"/>
-          <w:sz w:val="24"/>
-          <w:szCs w:val="24"/>
-        </w:rPr>
-        <w:t>}</w:t>
+        <w:t>{/dokumen_izin}</w:t>
       </w:r>
     </w:p>
     <w:p>
@@ -5493,7 +4555,6 @@
         </w:rPr>
         <w:t xml:space="preserve">2.  </w:t>
       </w:r>
-      <w:proofErr w:type="spellStart"/>
       <w:r>
         <w:rPr>
           <w:rFonts w:ascii="Arial Nova Cond" w:hAnsi="Arial Nova Cond"/>
@@ -5502,7 +4563,6 @@
         </w:rPr>
         <w:t>Pemeriksaan</w:t>
       </w:r>
-      <w:proofErr w:type="spellEnd"/>
       <w:r>
         <w:rPr>
           <w:rFonts w:ascii="Arial Nova Cond" w:hAnsi="Arial Nova Cond"/>
@@ -5511,7 +4571,6 @@
         </w:rPr>
         <w:t xml:space="preserve"> </w:t>
       </w:r>
-      <w:proofErr w:type="spellStart"/>
       <w:r>
         <w:rPr>
           <w:rFonts w:ascii="Arial Nova Cond" w:hAnsi="Arial Nova Cond"/>
@@ -5520,7 +4579,6 @@
         </w:rPr>
         <w:t>Pengelolaan</w:t>
       </w:r>
-      <w:proofErr w:type="spellEnd"/>
       <w:r>
         <w:rPr>
           <w:rFonts w:ascii="Arial Nova Cond" w:hAnsi="Arial Nova Cond"/>
@@ -5537,7 +4595,6 @@
         </w:rPr>
         <w:t xml:space="preserve">Air </w:t>
       </w:r>
-      <w:proofErr w:type="spellStart"/>
       <w:r>
         <w:rPr>
           <w:rFonts w:ascii="Arial Nova Cond" w:hAnsi="Arial Nova Cond"/>
@@ -5546,7 +4603,6 @@
         </w:rPr>
         <w:t>Limbah</w:t>
       </w:r>
-      <w:proofErr w:type="spellEnd"/>
       <w:r>
         <w:rPr>
           <w:rFonts w:ascii="Arial Nova Cond" w:hAnsi="Arial Nova Cond"/>
@@ -5555,7 +4611,6 @@
         </w:rPr>
         <w:t xml:space="preserve"> </w:t>
       </w:r>
-      <w:proofErr w:type="spellStart"/>
       <w:r>
         <w:rPr>
           <w:rFonts w:ascii="Arial Nova Cond" w:hAnsi="Arial Nova Cond"/>
@@ -5564,7 +4619,6 @@
         </w:rPr>
         <w:t>domestik</w:t>
       </w:r>
-      <w:proofErr w:type="spellEnd"/>
     </w:p>
     <w:tbl>
       <w:tblPr>
@@ -5632,7 +4686,6 @@
               </w:rPr>
               <w:t xml:space="preserve">Point </w:t>
             </w:r>
-            <w:proofErr w:type="spellStart"/>
             <w:r>
               <w:rPr>
                 <w:rFonts w:ascii="Arial Nova Cond" w:hAnsi="Arial Nova Cond"/>
@@ -5643,7 +4696,6 @@
               </w:rPr>
               <w:t>Pemeriksaan</w:t>
             </w:r>
-            <w:proofErr w:type="spellEnd"/>
           </w:p>
         </w:tc>
         <w:tc>
@@ -5661,7 +4713,6 @@
                 <w:szCs w:val="24"/>
               </w:rPr>
             </w:pPr>
-            <w:proofErr w:type="spellStart"/>
             <w:r>
               <w:rPr>
                 <w:rFonts w:ascii="Arial Nova Cond" w:hAnsi="Arial Nova Cond"/>
@@ -5672,7 +4723,6 @@
               </w:rPr>
               <w:t>Kondisi</w:t>
             </w:r>
-            <w:proofErr w:type="spellEnd"/>
             <w:r>
               <w:rPr>
                 <w:rFonts w:ascii="Arial Nova Cond" w:hAnsi="Arial Nova Cond"/>
@@ -5683,7 +4733,6 @@
               </w:rPr>
               <w:t xml:space="preserve"> </w:t>
             </w:r>
-            <w:proofErr w:type="spellStart"/>
             <w:r>
               <w:rPr>
                 <w:rFonts w:ascii="Arial Nova Cond" w:hAnsi="Arial Nova Cond"/>
@@ -5694,7 +4743,6 @@
               </w:rPr>
               <w:t>Eksisting</w:t>
             </w:r>
-            <w:proofErr w:type="spellEnd"/>
           </w:p>
         </w:tc>
         <w:tc>
@@ -5712,7 +4760,6 @@
                 <w:szCs w:val="24"/>
               </w:rPr>
             </w:pPr>
-            <w:proofErr w:type="spellStart"/>
             <w:r>
               <w:rPr>
                 <w:rFonts w:ascii="Arial Nova Cond" w:hAnsi="Arial Nova Cond"/>
@@ -5723,7 +4770,6 @@
               </w:rPr>
               <w:t>Keterangan</w:t>
             </w:r>
-            <w:proofErr w:type="spellEnd"/>
           </w:p>
         </w:tc>
       </w:tr>
@@ -5763,7 +4809,6 @@
                 <w:szCs w:val="24"/>
               </w:rPr>
             </w:pPr>
-            <w:proofErr w:type="spellStart"/>
             <w:r>
               <w:rPr>
                 <w:rFonts w:ascii="Arial Nova Cond" w:hAnsi="Arial Nova Cond"/>
@@ -5772,7 +4817,6 @@
               </w:rPr>
               <w:t>Sumber</w:t>
             </w:r>
-            <w:proofErr w:type="spellEnd"/>
             <w:r>
               <w:rPr>
                 <w:rFonts w:ascii="Arial Nova Cond" w:hAnsi="Arial Nova Cond"/>
@@ -5781,7 +4825,6 @@
               </w:rPr>
               <w:t xml:space="preserve"> </w:t>
             </w:r>
-            <w:proofErr w:type="spellStart"/>
             <w:r>
               <w:rPr>
                 <w:rFonts w:ascii="Arial Nova Cond" w:hAnsi="Arial Nova Cond"/>
@@ -5790,7 +4833,6 @@
               </w:rPr>
               <w:t>limbah</w:t>
             </w:r>
-            <w:proofErr w:type="spellEnd"/>
           </w:p>
         </w:tc>
         <w:tc>
@@ -5812,25 +4854,7 @@
                 <w:sz w:val="24"/>
                 <w:szCs w:val="24"/>
               </w:rPr>
-              <w:t>{</w:t>
-            </w:r>
-            <w:proofErr w:type="spellStart"/>
-            <w:r>
-              <w:rPr>
-                <w:rFonts w:ascii="Arial Nova Cond" w:hAnsi="Arial Nova Cond"/>
-                <w:sz w:val="24"/>
-                <w:szCs w:val="24"/>
-              </w:rPr>
-              <w:t>air_sumber</w:t>
-            </w:r>
-            <w:proofErr w:type="spellEnd"/>
-            <w:r>
-              <w:rPr>
-                <w:rFonts w:ascii="Arial Nova Cond" w:hAnsi="Arial Nova Cond"/>
-                <w:sz w:val="24"/>
-                <w:szCs w:val="24"/>
-              </w:rPr>
-              <w:t>}</w:t>
+              <w:t>{air_sumber}</w:t>
             </w:r>
           </w:p>
         </w:tc>
@@ -5852,25 +4876,7 @@
                 <w:sz w:val="24"/>
                 <w:szCs w:val="24"/>
               </w:rPr>
-              <w:t>{</w:t>
-            </w:r>
-            <w:proofErr w:type="spellStart"/>
-            <w:r>
-              <w:rPr>
-                <w:rFonts w:ascii="Arial Nova Cond" w:hAnsi="Arial Nova Cond"/>
-                <w:sz w:val="24"/>
-                <w:szCs w:val="24"/>
-              </w:rPr>
-              <w:t>ket_air_sumber</w:t>
-            </w:r>
-            <w:proofErr w:type="spellEnd"/>
-            <w:r>
-              <w:rPr>
-                <w:rFonts w:ascii="Arial Nova Cond" w:hAnsi="Arial Nova Cond"/>
-                <w:sz w:val="24"/>
-                <w:szCs w:val="24"/>
-              </w:rPr>
-              <w:t>}</w:t>
+              <w:t>{ket_air_sumber}</w:t>
             </w:r>
           </w:p>
         </w:tc>
@@ -5911,7 +4917,6 @@
                 <w:szCs w:val="24"/>
               </w:rPr>
             </w:pPr>
-            <w:proofErr w:type="spellStart"/>
             <w:r>
               <w:rPr>
                 <w:rFonts w:ascii="Arial Nova Cond" w:hAnsi="Arial Nova Cond"/>
@@ -5920,7 +4925,6 @@
               </w:rPr>
               <w:t>Kondisi</w:t>
             </w:r>
-            <w:proofErr w:type="spellEnd"/>
             <w:r>
               <w:rPr>
                 <w:rFonts w:ascii="Arial Nova Cond" w:hAnsi="Arial Nova Cond"/>
@@ -5929,7 +4933,6 @@
               </w:rPr>
               <w:t xml:space="preserve"> </w:t>
             </w:r>
-            <w:proofErr w:type="spellStart"/>
             <w:r>
               <w:rPr>
                 <w:rFonts w:ascii="Arial Nova Cond" w:hAnsi="Arial Nova Cond"/>
@@ -5938,7 +4941,6 @@
               </w:rPr>
               <w:t>fisik</w:t>
             </w:r>
-            <w:proofErr w:type="spellEnd"/>
             <w:r>
               <w:rPr>
                 <w:rFonts w:ascii="Arial Nova Cond" w:hAnsi="Arial Nova Cond"/>
@@ -5947,7 +4949,6 @@
               </w:rPr>
               <w:t xml:space="preserve"> </w:t>
             </w:r>
-            <w:proofErr w:type="spellStart"/>
             <w:r>
               <w:rPr>
                 <w:rFonts w:ascii="Arial Nova Cond" w:hAnsi="Arial Nova Cond"/>
@@ -5956,7 +4957,6 @@
               </w:rPr>
               <w:t>septictank</w:t>
             </w:r>
-            <w:proofErr w:type="spellEnd"/>
             <w:r>
               <w:rPr>
                 <w:rFonts w:ascii="Arial Nova Cond" w:hAnsi="Arial Nova Cond"/>
@@ -5965,7 +4965,6 @@
               </w:rPr>
               <w:t xml:space="preserve"> dan </w:t>
             </w:r>
-            <w:proofErr w:type="spellStart"/>
             <w:r>
               <w:rPr>
                 <w:rFonts w:ascii="Arial Nova Cond" w:hAnsi="Arial Nova Cond"/>
@@ -5974,7 +4973,6 @@
               </w:rPr>
               <w:t>resapan</w:t>
             </w:r>
-            <w:proofErr w:type="spellEnd"/>
             <w:r>
               <w:rPr>
                 <w:rFonts w:ascii="Arial Nova Cond" w:hAnsi="Arial Nova Cond"/>
@@ -6004,25 +5002,7 @@
                 <w:sz w:val="24"/>
                 <w:szCs w:val="24"/>
               </w:rPr>
-              <w:t>{</w:t>
-            </w:r>
-            <w:proofErr w:type="spellStart"/>
-            <w:r>
-              <w:rPr>
-                <w:rFonts w:ascii="Arial Nova Cond" w:hAnsi="Arial Nova Cond"/>
-                <w:sz w:val="24"/>
-                <w:szCs w:val="24"/>
-              </w:rPr>
-              <w:t>air_fisik</w:t>
-            </w:r>
-            <w:proofErr w:type="spellEnd"/>
-            <w:r>
-              <w:rPr>
-                <w:rFonts w:ascii="Arial Nova Cond" w:hAnsi="Arial Nova Cond"/>
-                <w:sz w:val="24"/>
-                <w:szCs w:val="24"/>
-              </w:rPr>
-              <w:t>}</w:t>
+              <w:t>{air_fisik}</w:t>
             </w:r>
           </w:p>
         </w:tc>
@@ -6044,25 +5024,7 @@
                 <w:sz w:val="24"/>
                 <w:szCs w:val="24"/>
               </w:rPr>
-              <w:t>{</w:t>
-            </w:r>
-            <w:proofErr w:type="spellStart"/>
-            <w:r>
-              <w:rPr>
-                <w:rFonts w:ascii="Arial Nova Cond" w:hAnsi="Arial Nova Cond"/>
-                <w:sz w:val="24"/>
-                <w:szCs w:val="24"/>
-              </w:rPr>
-              <w:t>ket_air_fisik</w:t>
-            </w:r>
-            <w:proofErr w:type="spellEnd"/>
-            <w:r>
-              <w:rPr>
-                <w:rFonts w:ascii="Arial Nova Cond" w:hAnsi="Arial Nova Cond"/>
-                <w:sz w:val="24"/>
-                <w:szCs w:val="24"/>
-              </w:rPr>
-              <w:t>}</w:t>
+              <w:t>{ket_air_fisik}</w:t>
             </w:r>
           </w:p>
         </w:tc>
@@ -6111,7 +5073,6 @@
               </w:rPr>
               <w:t xml:space="preserve">Data </w:t>
             </w:r>
-            <w:proofErr w:type="spellStart"/>
             <w:r>
               <w:rPr>
                 <w:rFonts w:ascii="Arial Nova Cond" w:hAnsi="Arial Nova Cond"/>
@@ -6120,7 +5081,6 @@
               </w:rPr>
               <w:t>pantau</w:t>
             </w:r>
-            <w:proofErr w:type="spellEnd"/>
             <w:r>
               <w:rPr>
                 <w:rFonts w:ascii="Arial Nova Cond" w:hAnsi="Arial Nova Cond"/>
@@ -6129,7 +5089,6 @@
               </w:rPr>
               <w:t xml:space="preserve"> </w:t>
             </w:r>
-            <w:proofErr w:type="spellStart"/>
             <w:r>
               <w:rPr>
                 <w:rFonts w:ascii="Arial Nova Cond" w:hAnsi="Arial Nova Cond"/>
@@ -6138,7 +5097,6 @@
               </w:rPr>
               <w:t>analisa</w:t>
             </w:r>
-            <w:proofErr w:type="spellEnd"/>
             <w:r>
               <w:rPr>
                 <w:rFonts w:ascii="Arial Nova Cond" w:hAnsi="Arial Nova Cond"/>
@@ -6147,7 +5105,6 @@
               </w:rPr>
               <w:t xml:space="preserve"> air </w:t>
             </w:r>
-            <w:proofErr w:type="spellStart"/>
             <w:r>
               <w:rPr>
                 <w:rFonts w:ascii="Arial Nova Cond" w:hAnsi="Arial Nova Cond"/>
@@ -6156,7 +5113,6 @@
               </w:rPr>
               <w:t>limbah</w:t>
             </w:r>
-            <w:proofErr w:type="spellEnd"/>
             <w:r>
               <w:rPr>
                 <w:rFonts w:ascii="Arial Nova Cond" w:hAnsi="Arial Nova Cond"/>
@@ -6185,25 +5141,7 @@
                 <w:sz w:val="24"/>
                 <w:szCs w:val="24"/>
               </w:rPr>
-              <w:t>{</w:t>
-            </w:r>
-            <w:proofErr w:type="spellStart"/>
-            <w:r>
-              <w:rPr>
-                <w:rFonts w:ascii="Arial Nova Cond" w:hAnsi="Arial Nova Cond"/>
-                <w:sz w:val="24"/>
-                <w:szCs w:val="24"/>
-              </w:rPr>
-              <w:t>air_pantau</w:t>
-            </w:r>
-            <w:proofErr w:type="spellEnd"/>
-            <w:r>
-              <w:rPr>
-                <w:rFonts w:ascii="Arial Nova Cond" w:hAnsi="Arial Nova Cond"/>
-                <w:sz w:val="24"/>
-                <w:szCs w:val="24"/>
-              </w:rPr>
-              <w:t>}</w:t>
+              <w:t>{air_pantau}</w:t>
             </w:r>
           </w:p>
           <w:p>
@@ -6243,25 +5181,7 @@
                 <w:sz w:val="24"/>
                 <w:szCs w:val="24"/>
               </w:rPr>
-              <w:t>{</w:t>
-            </w:r>
-            <w:proofErr w:type="spellStart"/>
-            <w:r>
-              <w:rPr>
-                <w:rFonts w:ascii="Arial Nova Cond" w:hAnsi="Arial Nova Cond"/>
-                <w:sz w:val="24"/>
-                <w:szCs w:val="24"/>
-              </w:rPr>
-              <w:t>ket_air_pantau</w:t>
-            </w:r>
-            <w:proofErr w:type="spellEnd"/>
-            <w:r>
-              <w:rPr>
-                <w:rFonts w:ascii="Arial Nova Cond" w:hAnsi="Arial Nova Cond"/>
-                <w:sz w:val="24"/>
-                <w:szCs w:val="24"/>
-              </w:rPr>
-              <w:t>}</w:t>
+              <w:t>{ket_air_pantau}</w:t>
             </w:r>
           </w:p>
         </w:tc>
@@ -6302,7 +5222,6 @@
                 <w:szCs w:val="24"/>
               </w:rPr>
             </w:pPr>
-            <w:proofErr w:type="spellStart"/>
             <w:r>
               <w:rPr>
                 <w:rFonts w:ascii="Arial Nova Cond" w:hAnsi="Arial Nova Cond"/>
@@ -6311,7 +5230,6 @@
               </w:rPr>
               <w:t>Pengelolaan</w:t>
             </w:r>
-            <w:proofErr w:type="spellEnd"/>
             <w:r>
               <w:rPr>
                 <w:rFonts w:ascii="Arial Nova Cond" w:hAnsi="Arial Nova Cond"/>
@@ -6320,7 +5238,6 @@
               </w:rPr>
               <w:t xml:space="preserve"> sludge </w:t>
             </w:r>
-            <w:proofErr w:type="spellStart"/>
             <w:r>
               <w:rPr>
                 <w:rFonts w:ascii="Arial Nova Cond" w:hAnsi="Arial Nova Cond"/>
@@ -6329,7 +5246,6 @@
               </w:rPr>
               <w:t>septictank</w:t>
             </w:r>
-            <w:proofErr w:type="spellEnd"/>
           </w:p>
         </w:tc>
         <w:tc>
@@ -6350,25 +5266,7 @@
                 <w:sz w:val="24"/>
                 <w:szCs w:val="24"/>
               </w:rPr>
-              <w:t>{</w:t>
-            </w:r>
-            <w:proofErr w:type="spellStart"/>
-            <w:r>
-              <w:rPr>
-                <w:rFonts w:ascii="Arial Nova Cond" w:hAnsi="Arial Nova Cond"/>
-                <w:sz w:val="24"/>
-                <w:szCs w:val="24"/>
-              </w:rPr>
-              <w:t>air_sludge</w:t>
-            </w:r>
-            <w:proofErr w:type="spellEnd"/>
-            <w:r>
-              <w:rPr>
-                <w:rFonts w:ascii="Arial Nova Cond" w:hAnsi="Arial Nova Cond"/>
-                <w:sz w:val="24"/>
-                <w:szCs w:val="24"/>
-              </w:rPr>
-              <w:t>}</w:t>
+              <w:t>{air_sludge}</w:t>
             </w:r>
           </w:p>
         </w:tc>
@@ -6390,25 +5288,7 @@
                 <w:sz w:val="24"/>
                 <w:szCs w:val="24"/>
               </w:rPr>
-              <w:t>{</w:t>
-            </w:r>
-            <w:proofErr w:type="spellStart"/>
-            <w:r>
-              <w:rPr>
-                <w:rFonts w:ascii="Arial Nova Cond" w:hAnsi="Arial Nova Cond"/>
-                <w:sz w:val="24"/>
-                <w:szCs w:val="24"/>
-              </w:rPr>
-              <w:t>ket_air_sludge</w:t>
-            </w:r>
-            <w:proofErr w:type="spellEnd"/>
-            <w:r>
-              <w:rPr>
-                <w:rFonts w:ascii="Arial Nova Cond" w:hAnsi="Arial Nova Cond"/>
-                <w:sz w:val="24"/>
-                <w:szCs w:val="24"/>
-              </w:rPr>
-              <w:t>}</w:t>
+              <w:t>{ket_air_sludge}</w:t>
             </w:r>
           </w:p>
         </w:tc>
@@ -6449,7 +5329,6 @@
                 <w:szCs w:val="24"/>
               </w:rPr>
             </w:pPr>
-            <w:proofErr w:type="spellStart"/>
             <w:r>
               <w:rPr>
                 <w:rFonts w:ascii="Arial Nova Cond" w:hAnsi="Arial Nova Cond"/>
@@ -6458,7 +5337,6 @@
               </w:rPr>
               <w:t>Pengelolaan</w:t>
             </w:r>
-            <w:proofErr w:type="spellEnd"/>
             <w:r>
               <w:rPr>
                 <w:rFonts w:ascii="Arial Nova Cond" w:hAnsi="Arial Nova Cond"/>
@@ -6487,25 +5365,7 @@
                 <w:sz w:val="24"/>
                 <w:szCs w:val="24"/>
               </w:rPr>
-              <w:t>{</w:t>
-            </w:r>
-            <w:proofErr w:type="spellStart"/>
-            <w:r>
-              <w:rPr>
-                <w:rFonts w:ascii="Arial Nova Cond" w:hAnsi="Arial Nova Cond"/>
-                <w:sz w:val="24"/>
-                <w:szCs w:val="24"/>
-              </w:rPr>
-              <w:t>air_ipal</w:t>
-            </w:r>
-            <w:proofErr w:type="spellEnd"/>
-            <w:r>
-              <w:rPr>
-                <w:rFonts w:ascii="Arial Nova Cond" w:hAnsi="Arial Nova Cond"/>
-                <w:sz w:val="24"/>
-                <w:szCs w:val="24"/>
-              </w:rPr>
-              <w:t>}</w:t>
+              <w:t>{air_ipal}</w:t>
             </w:r>
           </w:p>
         </w:tc>
@@ -6527,25 +5387,7 @@
                 <w:sz w:val="24"/>
                 <w:szCs w:val="24"/>
               </w:rPr>
-              <w:t>{</w:t>
-            </w:r>
-            <w:proofErr w:type="spellStart"/>
-            <w:r>
-              <w:rPr>
-                <w:rFonts w:ascii="Arial Nova Cond" w:hAnsi="Arial Nova Cond"/>
-                <w:sz w:val="24"/>
-                <w:szCs w:val="24"/>
-              </w:rPr>
-              <w:t>ket_air_ipal</w:t>
-            </w:r>
-            <w:proofErr w:type="spellEnd"/>
-            <w:r>
-              <w:rPr>
-                <w:rFonts w:ascii="Arial Nova Cond" w:hAnsi="Arial Nova Cond"/>
-                <w:sz w:val="24"/>
-                <w:szCs w:val="24"/>
-              </w:rPr>
-              <w:t>}</w:t>
+              <w:t>{ket_air_ipal}</w:t>
             </w:r>
           </w:p>
         </w:tc>
@@ -6588,7 +5430,6 @@
         </w:rPr>
         <w:t xml:space="preserve">.  </w:t>
       </w:r>
-      <w:proofErr w:type="spellStart"/>
       <w:r>
         <w:rPr>
           <w:rFonts w:ascii="Arial Nova Cond" w:hAnsi="Arial Nova Cond"/>
@@ -6597,7 +5438,6 @@
         </w:rPr>
         <w:t>Pemeriksaan</w:t>
       </w:r>
-      <w:proofErr w:type="spellEnd"/>
       <w:r>
         <w:rPr>
           <w:rFonts w:ascii="Arial Nova Cond" w:hAnsi="Arial Nova Cond"/>
@@ -6606,7 +5446,6 @@
         </w:rPr>
         <w:t xml:space="preserve"> </w:t>
       </w:r>
-      <w:proofErr w:type="spellStart"/>
       <w:r>
         <w:rPr>
           <w:rFonts w:ascii="Arial Nova Cond" w:hAnsi="Arial Nova Cond"/>
@@ -6615,7 +5454,6 @@
         </w:rPr>
         <w:t>Pengelolaan</w:t>
       </w:r>
-      <w:proofErr w:type="spellEnd"/>
       <w:r>
         <w:rPr>
           <w:rFonts w:ascii="Arial Nova Cond" w:hAnsi="Arial Nova Cond"/>
@@ -6624,7 +5462,6 @@
         </w:rPr>
         <w:t xml:space="preserve"> </w:t>
       </w:r>
-      <w:proofErr w:type="spellStart"/>
       <w:r>
         <w:rPr>
           <w:rFonts w:ascii="Arial Nova Cond" w:hAnsi="Arial Nova Cond"/>
@@ -6633,7 +5470,6 @@
         </w:rPr>
         <w:t>Limbah</w:t>
       </w:r>
-      <w:proofErr w:type="spellEnd"/>
       <w:r>
         <w:rPr>
           <w:rFonts w:ascii="Arial Nova Cond" w:hAnsi="Arial Nova Cond"/>
@@ -6642,7 +5478,6 @@
         </w:rPr>
         <w:t xml:space="preserve"> </w:t>
       </w:r>
-      <w:proofErr w:type="spellStart"/>
       <w:r>
         <w:rPr>
           <w:rFonts w:ascii="Arial Nova Cond" w:hAnsi="Arial Nova Cond"/>
@@ -6651,7 +5486,6 @@
         </w:rPr>
         <w:t>Bahan</w:t>
       </w:r>
-      <w:proofErr w:type="spellEnd"/>
       <w:r>
         <w:rPr>
           <w:rFonts w:ascii="Arial Nova Cond" w:hAnsi="Arial Nova Cond"/>
@@ -6660,7 +5494,6 @@
         </w:rPr>
         <w:t xml:space="preserve"> </w:t>
       </w:r>
-      <w:proofErr w:type="spellStart"/>
       <w:r>
         <w:rPr>
           <w:rFonts w:ascii="Arial Nova Cond" w:hAnsi="Arial Nova Cond"/>
@@ -6669,7 +5502,6 @@
         </w:rPr>
         <w:t>Berbahaya</w:t>
       </w:r>
-      <w:proofErr w:type="spellEnd"/>
       <w:r>
         <w:rPr>
           <w:rFonts w:ascii="Arial Nova Cond" w:hAnsi="Arial Nova Cond"/>
@@ -6678,7 +5510,6 @@
         </w:rPr>
         <w:t xml:space="preserve"> dan </w:t>
       </w:r>
-      <w:proofErr w:type="spellStart"/>
       <w:r>
         <w:rPr>
           <w:rFonts w:ascii="Arial Nova Cond" w:hAnsi="Arial Nova Cond"/>
@@ -6687,7 +5518,6 @@
         </w:rPr>
         <w:t>Beracun</w:t>
       </w:r>
-      <w:proofErr w:type="spellEnd"/>
       <w:r>
         <w:rPr>
           <w:rFonts w:ascii="Arial Nova Cond" w:hAnsi="Arial Nova Cond"/>
@@ -6771,7 +5601,6 @@
               </w:rPr>
               <w:t xml:space="preserve">Point </w:t>
             </w:r>
-            <w:proofErr w:type="spellStart"/>
             <w:r>
               <w:rPr>
                 <w:rFonts w:ascii="Arial Nova Cond" w:hAnsi="Arial Nova Cond"/>
@@ -6782,7 +5611,6 @@
               </w:rPr>
               <w:t>Pemeriksaan</w:t>
             </w:r>
-            <w:proofErr w:type="spellEnd"/>
           </w:p>
         </w:tc>
         <w:tc>
@@ -6800,7 +5628,6 @@
                 <w:szCs w:val="24"/>
               </w:rPr>
             </w:pPr>
-            <w:proofErr w:type="spellStart"/>
             <w:r>
               <w:rPr>
                 <w:rFonts w:ascii="Arial Nova Cond" w:hAnsi="Arial Nova Cond"/>
@@ -6811,7 +5638,6 @@
               </w:rPr>
               <w:t>Kondisi</w:t>
             </w:r>
-            <w:proofErr w:type="spellEnd"/>
             <w:r>
               <w:rPr>
                 <w:rFonts w:ascii="Arial Nova Cond" w:hAnsi="Arial Nova Cond"/>
@@ -6822,7 +5648,6 @@
               </w:rPr>
               <w:t xml:space="preserve"> </w:t>
             </w:r>
-            <w:proofErr w:type="spellStart"/>
             <w:r>
               <w:rPr>
                 <w:rFonts w:ascii="Arial Nova Cond" w:hAnsi="Arial Nova Cond"/>
@@ -6833,7 +5658,6 @@
               </w:rPr>
               <w:t>Eksisting</w:t>
             </w:r>
-            <w:proofErr w:type="spellEnd"/>
           </w:p>
         </w:tc>
         <w:tc>
@@ -6851,7 +5675,6 @@
                 <w:szCs w:val="24"/>
               </w:rPr>
             </w:pPr>
-            <w:proofErr w:type="spellStart"/>
             <w:r>
               <w:rPr>
                 <w:rFonts w:ascii="Arial Nova Cond" w:hAnsi="Arial Nova Cond"/>
@@ -6862,7 +5685,6 @@
               </w:rPr>
               <w:t>Keterangan</w:t>
             </w:r>
-            <w:proofErr w:type="spellEnd"/>
           </w:p>
         </w:tc>
       </w:tr>
@@ -6902,7 +5724,6 @@
                 <w:szCs w:val="24"/>
               </w:rPr>
             </w:pPr>
-            <w:proofErr w:type="spellStart"/>
             <w:r>
               <w:rPr>
                 <w:rFonts w:ascii="Arial Nova Cond" w:hAnsi="Arial Nova Cond"/>
@@ -6911,7 +5732,6 @@
               </w:rPr>
               <w:t>Sumber</w:t>
             </w:r>
-            <w:proofErr w:type="spellEnd"/>
             <w:r>
               <w:rPr>
                 <w:rFonts w:ascii="Arial Nova Cond" w:hAnsi="Arial Nova Cond"/>
@@ -7004,7 +5824,6 @@
                 <w:szCs w:val="24"/>
               </w:rPr>
             </w:pPr>
-            <w:proofErr w:type="spellStart"/>
             <w:r>
               <w:rPr>
                 <w:rFonts w:ascii="Arial Nova Cond" w:hAnsi="Arial Nova Cond"/>
@@ -7013,7 +5832,6 @@
               </w:rPr>
               <w:t>Jenis</w:t>
             </w:r>
-            <w:proofErr w:type="spellEnd"/>
             <w:r>
               <w:rPr>
                 <w:rFonts w:ascii="Arial Nova Cond" w:hAnsi="Arial Nova Cond"/>
@@ -7107,7 +5925,6 @@
                 <w:szCs w:val="24"/>
               </w:rPr>
             </w:pPr>
-            <w:proofErr w:type="spellStart"/>
             <w:r>
               <w:rPr>
                 <w:rFonts w:ascii="Arial Nova Cond" w:hAnsi="Arial Nova Cond"/>
@@ -7116,7 +5933,6 @@
               </w:rPr>
               <w:t>Kondisi</w:t>
             </w:r>
-            <w:proofErr w:type="spellEnd"/>
             <w:r>
               <w:rPr>
                 <w:rFonts w:ascii="Arial Nova Cond" w:hAnsi="Arial Nova Cond"/>
@@ -7212,7 +6028,6 @@
                 <w:szCs w:val="24"/>
               </w:rPr>
             </w:pPr>
-            <w:proofErr w:type="spellStart"/>
             <w:r>
               <w:rPr>
                 <w:rFonts w:ascii="Arial Nova Cond" w:hAnsi="Arial Nova Cond"/>
@@ -7221,7 +6036,6 @@
               </w:rPr>
               <w:t>Pengelolaan</w:t>
             </w:r>
-            <w:proofErr w:type="spellEnd"/>
             <w:r>
               <w:rPr>
                 <w:rFonts w:ascii="Arial Nova Cond" w:hAnsi="Arial Nova Cond"/>
@@ -7315,7 +6129,6 @@
         </w:rPr>
         <w:t xml:space="preserve">.  </w:t>
       </w:r>
-      <w:proofErr w:type="spellStart"/>
       <w:r>
         <w:rPr>
           <w:rFonts w:ascii="Arial Nova Cond" w:hAnsi="Arial Nova Cond"/>
@@ -7324,7 +6137,6 @@
         </w:rPr>
         <w:t>Pemeriksaan</w:t>
       </w:r>
-      <w:proofErr w:type="spellEnd"/>
       <w:r>
         <w:rPr>
           <w:rFonts w:ascii="Arial Nova Cond" w:hAnsi="Arial Nova Cond"/>
@@ -7333,7 +6145,6 @@
         </w:rPr>
         <w:t xml:space="preserve"> </w:t>
       </w:r>
-      <w:proofErr w:type="spellStart"/>
       <w:r>
         <w:rPr>
           <w:rFonts w:ascii="Arial Nova Cond" w:hAnsi="Arial Nova Cond"/>
@@ -7342,7 +6153,6 @@
         </w:rPr>
         <w:t>Pengelolaan</w:t>
       </w:r>
-      <w:proofErr w:type="spellEnd"/>
       <w:r>
         <w:rPr>
           <w:rFonts w:ascii="Arial Nova Cond" w:hAnsi="Arial Nova Cond"/>
@@ -7351,7 +6161,6 @@
         </w:rPr>
         <w:t xml:space="preserve"> </w:t>
       </w:r>
-      <w:proofErr w:type="spellStart"/>
       <w:r>
         <w:rPr>
           <w:rFonts w:ascii="Arial Nova Cond" w:hAnsi="Arial Nova Cond"/>
@@ -7360,7 +6169,6 @@
         </w:rPr>
         <w:t>Sampah</w:t>
       </w:r>
-      <w:proofErr w:type="spellEnd"/>
       <w:r>
         <w:rPr>
           <w:rFonts w:ascii="Arial Nova Cond" w:hAnsi="Arial Nova Cond"/>
@@ -7369,7 +6177,6 @@
         </w:rPr>
         <w:t xml:space="preserve"> </w:t>
       </w:r>
-      <w:proofErr w:type="spellStart"/>
       <w:r>
         <w:rPr>
           <w:rFonts w:ascii="Arial Nova Cond" w:hAnsi="Arial Nova Cond"/>
@@ -7378,7 +6185,6 @@
         </w:rPr>
         <w:t>Domestik</w:t>
       </w:r>
-      <w:proofErr w:type="spellEnd"/>
     </w:p>
     <w:tbl>
       <w:tblPr>
@@ -7446,7 +6252,6 @@
               </w:rPr>
               <w:t xml:space="preserve">Point </w:t>
             </w:r>
-            <w:proofErr w:type="spellStart"/>
             <w:r>
               <w:rPr>
                 <w:rFonts w:ascii="Arial Nova Cond" w:hAnsi="Arial Nova Cond"/>
@@ -7457,7 +6262,6 @@
               </w:rPr>
               <w:t>Pemeriksaan</w:t>
             </w:r>
-            <w:proofErr w:type="spellEnd"/>
           </w:p>
         </w:tc>
         <w:tc>
@@ -7475,7 +6279,6 @@
                 <w:szCs w:val="24"/>
               </w:rPr>
             </w:pPr>
-            <w:proofErr w:type="spellStart"/>
             <w:r>
               <w:rPr>
                 <w:rFonts w:ascii="Arial Nova Cond" w:hAnsi="Arial Nova Cond"/>
@@ -7486,7 +6289,6 @@
               </w:rPr>
               <w:t>Kondisi</w:t>
             </w:r>
-            <w:proofErr w:type="spellEnd"/>
             <w:r>
               <w:rPr>
                 <w:rFonts w:ascii="Arial Nova Cond" w:hAnsi="Arial Nova Cond"/>
@@ -7497,7 +6299,6 @@
               </w:rPr>
               <w:t xml:space="preserve"> </w:t>
             </w:r>
-            <w:proofErr w:type="spellStart"/>
             <w:r>
               <w:rPr>
                 <w:rFonts w:ascii="Arial Nova Cond" w:hAnsi="Arial Nova Cond"/>
@@ -7508,7 +6309,6 @@
               </w:rPr>
               <w:t>Eksisting</w:t>
             </w:r>
-            <w:proofErr w:type="spellEnd"/>
           </w:p>
         </w:tc>
         <w:tc>
@@ -7526,7 +6326,6 @@
                 <w:szCs w:val="24"/>
               </w:rPr>
             </w:pPr>
-            <w:proofErr w:type="spellStart"/>
             <w:r>
               <w:rPr>
                 <w:rFonts w:ascii="Arial Nova Cond" w:hAnsi="Arial Nova Cond"/>
@@ -7537,7 +6336,6 @@
               </w:rPr>
               <w:t>Keterangan</w:t>
             </w:r>
-            <w:proofErr w:type="spellEnd"/>
           </w:p>
         </w:tc>
       </w:tr>
@@ -7578,7 +6376,6 @@
                 <w:szCs w:val="24"/>
               </w:rPr>
             </w:pPr>
-            <w:proofErr w:type="spellStart"/>
             <w:r>
               <w:rPr>
                 <w:rFonts w:ascii="Arial Nova Cond" w:hAnsi="Arial Nova Cond"/>
@@ -7587,7 +6384,6 @@
               </w:rPr>
               <w:t>Sumber</w:t>
             </w:r>
-            <w:proofErr w:type="spellEnd"/>
             <w:r>
               <w:rPr>
                 <w:rFonts w:ascii="Arial Nova Cond" w:hAnsi="Arial Nova Cond"/>
@@ -7596,7 +6392,6 @@
               </w:rPr>
               <w:t xml:space="preserve"> </w:t>
             </w:r>
-            <w:proofErr w:type="spellStart"/>
             <w:r>
               <w:rPr>
                 <w:rFonts w:ascii="Arial Nova Cond" w:hAnsi="Arial Nova Cond"/>
@@ -7605,7 +6400,6 @@
               </w:rPr>
               <w:t>Sampah</w:t>
             </w:r>
-            <w:proofErr w:type="spellEnd"/>
             <w:r>
               <w:rPr>
                 <w:rFonts w:ascii="Arial Nova Cond" w:hAnsi="Arial Nova Cond"/>
@@ -7614,7 +6408,6 @@
               </w:rPr>
               <w:t xml:space="preserve"> </w:t>
             </w:r>
-            <w:proofErr w:type="spellStart"/>
             <w:r>
               <w:rPr>
                 <w:rFonts w:ascii="Arial Nova Cond" w:hAnsi="Arial Nova Cond"/>
@@ -7623,7 +6416,6 @@
               </w:rPr>
               <w:t>Domestik</w:t>
             </w:r>
-            <w:proofErr w:type="spellEnd"/>
           </w:p>
         </w:tc>
         <w:tc>
@@ -7645,25 +6437,7 @@
                 <w:sz w:val="24"/>
                 <w:szCs w:val="24"/>
               </w:rPr>
-              <w:t>{</w:t>
-            </w:r>
-            <w:proofErr w:type="spellStart"/>
-            <w:r>
-              <w:rPr>
-                <w:rFonts w:ascii="Arial Nova Cond" w:hAnsi="Arial Nova Cond"/>
-                <w:sz w:val="24"/>
-                <w:szCs w:val="24"/>
-              </w:rPr>
-              <w:t>sampah_sumber</w:t>
-            </w:r>
-            <w:proofErr w:type="spellEnd"/>
-            <w:r>
-              <w:rPr>
-                <w:rFonts w:ascii="Arial Nova Cond" w:hAnsi="Arial Nova Cond"/>
-                <w:sz w:val="24"/>
-                <w:szCs w:val="24"/>
-              </w:rPr>
-              <w:t>}</w:t>
+              <w:t>{sampah_sumber}</w:t>
             </w:r>
           </w:p>
         </w:tc>
@@ -7685,25 +6459,7 @@
                 <w:sz w:val="24"/>
                 <w:szCs w:val="24"/>
               </w:rPr>
-              <w:t>{</w:t>
-            </w:r>
-            <w:proofErr w:type="spellStart"/>
-            <w:r>
-              <w:rPr>
-                <w:rFonts w:ascii="Arial Nova Cond" w:hAnsi="Arial Nova Cond"/>
-                <w:sz w:val="24"/>
-                <w:szCs w:val="24"/>
-              </w:rPr>
-              <w:t>ket_sampah_sumber</w:t>
-            </w:r>
-            <w:proofErr w:type="spellEnd"/>
-            <w:r>
-              <w:rPr>
-                <w:rFonts w:ascii="Arial Nova Cond" w:hAnsi="Arial Nova Cond"/>
-                <w:sz w:val="24"/>
-                <w:szCs w:val="24"/>
-              </w:rPr>
-              <w:t>}</w:t>
+              <w:t>{ket_sampah_sumber}</w:t>
             </w:r>
           </w:p>
         </w:tc>
@@ -7744,7 +6500,6 @@
                 <w:szCs w:val="24"/>
               </w:rPr>
             </w:pPr>
-            <w:proofErr w:type="spellStart"/>
             <w:r>
               <w:rPr>
                 <w:rFonts w:ascii="Arial Nova Cond" w:hAnsi="Arial Nova Cond"/>
@@ -7753,7 +6508,6 @@
               </w:rPr>
               <w:t>Jenis</w:t>
             </w:r>
-            <w:proofErr w:type="spellEnd"/>
             <w:r>
               <w:rPr>
                 <w:rFonts w:ascii="Arial Nova Cond" w:hAnsi="Arial Nova Cond"/>
@@ -7762,7 +6516,6 @@
               </w:rPr>
               <w:t xml:space="preserve"> </w:t>
             </w:r>
-            <w:proofErr w:type="spellStart"/>
             <w:r>
               <w:rPr>
                 <w:rFonts w:ascii="Arial Nova Cond" w:hAnsi="Arial Nova Cond"/>
@@ -7771,7 +6524,6 @@
               </w:rPr>
               <w:t>Sampah</w:t>
             </w:r>
-            <w:proofErr w:type="spellEnd"/>
             <w:r>
               <w:rPr>
                 <w:rFonts w:ascii="Arial Nova Cond" w:hAnsi="Arial Nova Cond"/>
@@ -7780,7 +6532,6 @@
               </w:rPr>
               <w:t xml:space="preserve"> </w:t>
             </w:r>
-            <w:proofErr w:type="spellStart"/>
             <w:r>
               <w:rPr>
                 <w:rFonts w:ascii="Arial Nova Cond" w:hAnsi="Arial Nova Cond"/>
@@ -7789,7 +6540,6 @@
               </w:rPr>
               <w:t>Domestik</w:t>
             </w:r>
-            <w:proofErr w:type="spellEnd"/>
           </w:p>
         </w:tc>
         <w:tc>
@@ -7811,25 +6561,7 @@
                 <w:sz w:val="24"/>
                 <w:szCs w:val="24"/>
               </w:rPr>
-              <w:t>{</w:t>
-            </w:r>
-            <w:proofErr w:type="spellStart"/>
-            <w:r>
-              <w:rPr>
-                <w:rFonts w:ascii="Arial Nova Cond" w:hAnsi="Arial Nova Cond"/>
-                <w:sz w:val="24"/>
-                <w:szCs w:val="24"/>
-              </w:rPr>
-              <w:t>sampah_jenis</w:t>
-            </w:r>
-            <w:proofErr w:type="spellEnd"/>
-            <w:r>
-              <w:rPr>
-                <w:rFonts w:ascii="Arial Nova Cond" w:hAnsi="Arial Nova Cond"/>
-                <w:sz w:val="24"/>
-                <w:szCs w:val="24"/>
-              </w:rPr>
-              <w:t>}</w:t>
+              <w:t>{sampah_jenis}</w:t>
             </w:r>
           </w:p>
         </w:tc>
@@ -7851,25 +6583,7 @@
                 <w:sz w:val="24"/>
                 <w:szCs w:val="24"/>
               </w:rPr>
-              <w:t>{</w:t>
-            </w:r>
-            <w:proofErr w:type="spellStart"/>
-            <w:r>
-              <w:rPr>
-                <w:rFonts w:ascii="Arial Nova Cond" w:hAnsi="Arial Nova Cond"/>
-                <w:sz w:val="24"/>
-                <w:szCs w:val="24"/>
-              </w:rPr>
-              <w:t>ket_sampah_jenis</w:t>
-            </w:r>
-            <w:proofErr w:type="spellEnd"/>
-            <w:r>
-              <w:rPr>
-                <w:rFonts w:ascii="Arial Nova Cond" w:hAnsi="Arial Nova Cond"/>
-                <w:sz w:val="24"/>
-                <w:szCs w:val="24"/>
-              </w:rPr>
-              <w:t>}</w:t>
+              <w:t>{ket_sampah_jenis}</w:t>
             </w:r>
           </w:p>
         </w:tc>
@@ -7910,7 +6624,6 @@
                 <w:szCs w:val="24"/>
               </w:rPr>
             </w:pPr>
-            <w:proofErr w:type="spellStart"/>
             <w:r>
               <w:rPr>
                 <w:rFonts w:ascii="Arial Nova Cond" w:hAnsi="Arial Nova Cond"/>
@@ -7919,7 +6632,6 @@
               </w:rPr>
               <w:t>Kondisi</w:t>
             </w:r>
-            <w:proofErr w:type="spellEnd"/>
             <w:r>
               <w:rPr>
                 <w:rFonts w:ascii="Arial Nova Cond" w:hAnsi="Arial Nova Cond"/>
@@ -7928,7 +6640,6 @@
               </w:rPr>
               <w:t xml:space="preserve"> TPS </w:t>
             </w:r>
-            <w:proofErr w:type="spellStart"/>
             <w:r>
               <w:rPr>
                 <w:rFonts w:ascii="Arial Nova Cond" w:hAnsi="Arial Nova Cond"/>
@@ -7937,7 +6648,6 @@
               </w:rPr>
               <w:t>Sampah</w:t>
             </w:r>
-            <w:proofErr w:type="spellEnd"/>
             <w:r>
               <w:rPr>
                 <w:rFonts w:ascii="Arial Nova Cond" w:hAnsi="Arial Nova Cond"/>
@@ -7946,7 +6656,6 @@
               </w:rPr>
               <w:t xml:space="preserve"> </w:t>
             </w:r>
-            <w:proofErr w:type="spellStart"/>
             <w:r>
               <w:rPr>
                 <w:rFonts w:ascii="Arial Nova Cond" w:hAnsi="Arial Nova Cond"/>
@@ -7955,7 +6664,6 @@
               </w:rPr>
               <w:t>Domestik</w:t>
             </w:r>
-            <w:proofErr w:type="spellEnd"/>
           </w:p>
         </w:tc>
         <w:tc>
@@ -7977,25 +6685,7 @@
                 <w:sz w:val="24"/>
                 <w:szCs w:val="24"/>
               </w:rPr>
-              <w:t>{</w:t>
-            </w:r>
-            <w:proofErr w:type="spellStart"/>
-            <w:r>
-              <w:rPr>
-                <w:rFonts w:ascii="Arial Nova Cond" w:hAnsi="Arial Nova Cond"/>
-                <w:sz w:val="24"/>
-                <w:szCs w:val="24"/>
-              </w:rPr>
-              <w:t>sampah_tps</w:t>
-            </w:r>
-            <w:proofErr w:type="spellEnd"/>
-            <w:r>
-              <w:rPr>
-                <w:rFonts w:ascii="Arial Nova Cond" w:hAnsi="Arial Nova Cond"/>
-                <w:sz w:val="24"/>
-                <w:szCs w:val="24"/>
-              </w:rPr>
-              <w:t>}</w:t>
+              <w:t>{sampah_tps}</w:t>
             </w:r>
           </w:p>
         </w:tc>
@@ -8017,25 +6707,7 @@
                 <w:sz w:val="24"/>
                 <w:szCs w:val="24"/>
               </w:rPr>
-              <w:t>{</w:t>
-            </w:r>
-            <w:proofErr w:type="spellStart"/>
-            <w:r>
-              <w:rPr>
-                <w:rFonts w:ascii="Arial Nova Cond" w:hAnsi="Arial Nova Cond"/>
-                <w:sz w:val="24"/>
-                <w:szCs w:val="24"/>
-              </w:rPr>
-              <w:t>ket_sampah_tps</w:t>
-            </w:r>
-            <w:proofErr w:type="spellEnd"/>
-            <w:r>
-              <w:rPr>
-                <w:rFonts w:ascii="Arial Nova Cond" w:hAnsi="Arial Nova Cond"/>
-                <w:sz w:val="24"/>
-                <w:szCs w:val="24"/>
-              </w:rPr>
-              <w:t>}</w:t>
+              <w:t>{ket_sampah_tps}</w:t>
             </w:r>
           </w:p>
         </w:tc>
@@ -8076,7 +6748,6 @@
                 <w:szCs w:val="24"/>
               </w:rPr>
             </w:pPr>
-            <w:proofErr w:type="spellStart"/>
             <w:r>
               <w:rPr>
                 <w:rFonts w:ascii="Arial Nova Cond" w:hAnsi="Arial Nova Cond"/>
@@ -8085,7 +6756,6 @@
               </w:rPr>
               <w:t>Pengelolaan</w:t>
             </w:r>
-            <w:proofErr w:type="spellEnd"/>
             <w:r>
               <w:rPr>
                 <w:rFonts w:ascii="Arial Nova Cond" w:hAnsi="Arial Nova Cond"/>
@@ -8094,7 +6764,6 @@
               </w:rPr>
               <w:t xml:space="preserve"> </w:t>
             </w:r>
-            <w:proofErr w:type="spellStart"/>
             <w:r>
               <w:rPr>
                 <w:rFonts w:ascii="Arial Nova Cond" w:hAnsi="Arial Nova Cond"/>
@@ -8103,7 +6772,6 @@
               </w:rPr>
               <w:t>sampah</w:t>
             </w:r>
-            <w:proofErr w:type="spellEnd"/>
             <w:r>
               <w:rPr>
                 <w:rFonts w:ascii="Arial Nova Cond" w:hAnsi="Arial Nova Cond"/>
@@ -8112,7 +6780,6 @@
               </w:rPr>
               <w:t xml:space="preserve"> </w:t>
             </w:r>
-            <w:proofErr w:type="spellStart"/>
             <w:r>
               <w:rPr>
                 <w:rFonts w:ascii="Arial Nova Cond" w:hAnsi="Arial Nova Cond"/>
@@ -8121,7 +6788,6 @@
               </w:rPr>
               <w:t>domestik</w:t>
             </w:r>
-            <w:proofErr w:type="spellEnd"/>
           </w:p>
         </w:tc>
         <w:tc>
@@ -8143,25 +6809,7 @@
                 <w:sz w:val="24"/>
                 <w:szCs w:val="24"/>
               </w:rPr>
-              <w:t>{</w:t>
-            </w:r>
-            <w:proofErr w:type="spellStart"/>
-            <w:r>
-              <w:rPr>
-                <w:rFonts w:ascii="Arial Nova Cond" w:hAnsi="Arial Nova Cond"/>
-                <w:sz w:val="24"/>
-                <w:szCs w:val="24"/>
-              </w:rPr>
-              <w:t>sampah_kelola</w:t>
-            </w:r>
-            <w:proofErr w:type="spellEnd"/>
-            <w:r>
-              <w:rPr>
-                <w:rFonts w:ascii="Arial Nova Cond" w:hAnsi="Arial Nova Cond"/>
-                <w:sz w:val="24"/>
-                <w:szCs w:val="24"/>
-              </w:rPr>
-              <w:t>}</w:t>
+              <w:t>{sampah_kelola}</w:t>
             </w:r>
           </w:p>
         </w:tc>
@@ -8183,25 +6831,7 @@
                 <w:sz w:val="24"/>
                 <w:szCs w:val="24"/>
               </w:rPr>
-              <w:t>{</w:t>
-            </w:r>
-            <w:proofErr w:type="spellStart"/>
-            <w:r>
-              <w:rPr>
-                <w:rFonts w:ascii="Arial Nova Cond" w:hAnsi="Arial Nova Cond"/>
-                <w:sz w:val="24"/>
-                <w:szCs w:val="24"/>
-              </w:rPr>
-              <w:t>ket_sampah_kelola</w:t>
-            </w:r>
-            <w:proofErr w:type="spellEnd"/>
-            <w:r>
-              <w:rPr>
-                <w:rFonts w:ascii="Arial Nova Cond" w:hAnsi="Arial Nova Cond"/>
-                <w:sz w:val="24"/>
-                <w:szCs w:val="24"/>
-              </w:rPr>
-              <w:t>}</w:t>
+              <w:t>{ket_sampah_kelola}</w:t>
             </w:r>
           </w:p>
         </w:tc>
@@ -8235,7 +6865,6 @@
         </w:rPr>
         <w:t xml:space="preserve">5. </w:t>
       </w:r>
-      <w:proofErr w:type="spellStart"/>
       <w:r>
         <w:rPr>
           <w:rFonts w:ascii="Arial Nova Cond" w:hAnsi="Arial Nova Cond"/>
@@ -8252,7 +6881,6 @@
         </w:rPr>
         <w:t>mentasi</w:t>
       </w:r>
-      <w:proofErr w:type="spellEnd"/>
     </w:p>
     <w:p>
       <w:pPr>
@@ -8399,25 +7027,7 @@
                 <w:sz w:val="24"/>
                 <w:szCs w:val="24"/>
               </w:rPr>
-              <w:t>{ket_2} {/</w:t>
-            </w:r>
-            <w:proofErr w:type="spellStart"/>
-            <w:r>
-              <w:rPr>
-                <w:rFonts w:ascii="Arial Nova Cond" w:hAnsi="Arial Nova Cond"/>
-                <w:sz w:val="24"/>
-                <w:szCs w:val="24"/>
-              </w:rPr>
-              <w:t>foto_baris</w:t>
-            </w:r>
-            <w:proofErr w:type="spellEnd"/>
-            <w:r>
-              <w:rPr>
-                <w:rFonts w:ascii="Arial Nova Cond" w:hAnsi="Arial Nova Cond"/>
-                <w:sz w:val="24"/>
-                <w:szCs w:val="24"/>
-              </w:rPr>
-              <w:t>}</w:t>
+              <w:t>{ket_2} {/foto_baris}</w:t>
             </w:r>
           </w:p>
         </w:tc>
@@ -8465,7 +7075,6 @@
         </w:rPr>
         <w:t xml:space="preserve">6. Saran dan </w:t>
       </w:r>
-      <w:proofErr w:type="spellStart"/>
       <w:r>
         <w:rPr>
           <w:rFonts w:ascii="Arial Nova Cond" w:hAnsi="Arial Nova Cond"/>
@@ -8474,7 +7083,6 @@
         </w:rPr>
         <w:t>Masukan</w:t>
       </w:r>
-      <w:proofErr w:type="spellEnd"/>
       <w:r>
         <w:rPr>
           <w:rFonts w:ascii="Arial Nova Cond" w:hAnsi="Arial Nova Cond"/>
@@ -8489,25 +7097,7 @@
           <w:sz w:val="24"/>
           <w:szCs w:val="24"/>
         </w:rPr>
-        <w:t>{#saran} {abjad}. {</w:t>
-      </w:r>
-      <w:proofErr w:type="spellStart"/>
-      <w:r>
-        <w:rPr>
-          <w:rFonts w:ascii="Arial Nova Cond" w:hAnsi="Arial Nova Cond"/>
-          <w:sz w:val="24"/>
-          <w:szCs w:val="24"/>
-        </w:rPr>
-        <w:t>saran_text</w:t>
-      </w:r>
-      <w:proofErr w:type="spellEnd"/>
-      <w:r>
-        <w:rPr>
-          <w:rFonts w:ascii="Arial Nova Cond" w:hAnsi="Arial Nova Cond"/>
-          <w:sz w:val="24"/>
-          <w:szCs w:val="24"/>
-        </w:rPr>
-        <w:t>} {/saran}</w:t>
+        <w:t>{#saran} {abjad}. {saran_text} {/saran}</w:t>
       </w:r>
     </w:p>
     <w:p>
@@ -8536,7 +7126,6 @@
           <w:szCs w:val="24"/>
         </w:rPr>
       </w:pPr>
-      <w:proofErr w:type="spellStart"/>
       <w:r>
         <w:rPr>
           <w:rFonts w:ascii="Arial Nova Cond" w:hAnsi="Arial Nova Cond"/>
@@ -8546,7 +7135,6 @@
         <w:lastRenderedPageBreak/>
         <w:t>Pelaksanaan</w:t>
       </w:r>
-      <w:proofErr w:type="spellEnd"/>
       <w:r>
         <w:rPr>
           <w:rFonts w:ascii="Arial Nova Cond" w:hAnsi="Arial Nova Cond"/>
@@ -8555,7 +7143,6 @@
         </w:rPr>
         <w:t xml:space="preserve"> dan </w:t>
       </w:r>
-      <w:proofErr w:type="spellStart"/>
       <w:r>
         <w:rPr>
           <w:rFonts w:ascii="Arial Nova Cond" w:hAnsi="Arial Nova Cond"/>
@@ -8564,7 +7151,6 @@
         </w:rPr>
         <w:t>temuan</w:t>
       </w:r>
-      <w:proofErr w:type="spellEnd"/>
       <w:r>
         <w:rPr>
           <w:rFonts w:ascii="Arial Nova Cond" w:hAnsi="Arial Nova Cond"/>
@@ -8573,7 +7159,6 @@
         </w:rPr>
         <w:t xml:space="preserve"> </w:t>
       </w:r>
-      <w:proofErr w:type="spellStart"/>
       <w:r>
         <w:rPr>
           <w:rFonts w:ascii="Arial Nova Cond" w:hAnsi="Arial Nova Cond"/>
@@ -8582,7 +7167,6 @@
         </w:rPr>
         <w:t>fakta-fakta</w:t>
       </w:r>
-      <w:proofErr w:type="spellEnd"/>
       <w:r>
         <w:rPr>
           <w:rFonts w:ascii="Arial Nova Cond" w:hAnsi="Arial Nova Cond"/>
@@ -8591,7 +7175,6 @@
         </w:rPr>
         <w:t xml:space="preserve"> </w:t>
       </w:r>
-      <w:proofErr w:type="spellStart"/>
       <w:r>
         <w:rPr>
           <w:rFonts w:ascii="Arial Nova Cond" w:hAnsi="Arial Nova Cond"/>
@@ -8600,7 +7183,6 @@
         </w:rPr>
         <w:t>pengawasan</w:t>
       </w:r>
-      <w:proofErr w:type="spellEnd"/>
       <w:r>
         <w:rPr>
           <w:rFonts w:ascii="Arial Nova Cond" w:hAnsi="Arial Nova Cond"/>
@@ -8609,7 +7191,6 @@
         </w:rPr>
         <w:t xml:space="preserve"> </w:t>
       </w:r>
-      <w:proofErr w:type="spellStart"/>
       <w:r>
         <w:rPr>
           <w:rFonts w:ascii="Arial Nova Cond" w:hAnsi="Arial Nova Cond"/>
@@ -8618,7 +7199,6 @@
         </w:rPr>
         <w:t>lingkungan</w:t>
       </w:r>
-      <w:proofErr w:type="spellEnd"/>
       <w:r>
         <w:rPr>
           <w:rFonts w:ascii="Arial Nova Cond" w:hAnsi="Arial Nova Cond"/>
@@ -8627,7 +7207,6 @@
         </w:rPr>
         <w:t xml:space="preserve"> </w:t>
       </w:r>
-      <w:proofErr w:type="spellStart"/>
       <w:r>
         <w:rPr>
           <w:rFonts w:ascii="Arial Nova Cond" w:hAnsi="Arial Nova Cond"/>
@@ -8636,7 +7215,6 @@
         </w:rPr>
         <w:t>hidup</w:t>
       </w:r>
-      <w:proofErr w:type="spellEnd"/>
       <w:r>
         <w:rPr>
           <w:rFonts w:ascii="Arial Nova Cond" w:hAnsi="Arial Nova Cond"/>
@@ -8645,7 +7223,6 @@
         </w:rPr>
         <w:t xml:space="preserve"> </w:t>
       </w:r>
-      <w:proofErr w:type="spellStart"/>
       <w:r>
         <w:rPr>
           <w:rFonts w:ascii="Arial Nova Cond" w:hAnsi="Arial Nova Cond"/>
@@ -8654,7 +7231,6 @@
         </w:rPr>
         <w:t>ini</w:t>
       </w:r>
-      <w:proofErr w:type="spellEnd"/>
       <w:r>
         <w:rPr>
           <w:rFonts w:ascii="Arial Nova Cond" w:hAnsi="Arial Nova Cond"/>
@@ -8663,7 +7239,6 @@
         </w:rPr>
         <w:t xml:space="preserve"> </w:t>
       </w:r>
-      <w:proofErr w:type="spellStart"/>
       <w:r>
         <w:rPr>
           <w:rFonts w:ascii="Arial Nova Cond" w:hAnsi="Arial Nova Cond"/>
@@ -8672,7 +7247,6 @@
         </w:rPr>
         <w:t>diketahui</w:t>
       </w:r>
-      <w:proofErr w:type="spellEnd"/>
       <w:r>
         <w:rPr>
           <w:rFonts w:ascii="Arial Nova Cond" w:hAnsi="Arial Nova Cond"/>
@@ -8681,7 +7255,6 @@
         </w:rPr>
         <w:t xml:space="preserve"> dan </w:t>
       </w:r>
-      <w:proofErr w:type="spellStart"/>
       <w:r>
         <w:rPr>
           <w:rFonts w:ascii="Arial Nova Cond" w:hAnsi="Arial Nova Cond"/>
@@ -8690,7 +7263,6 @@
         </w:rPr>
         <w:t>dibenarkan</w:t>
       </w:r>
-      <w:proofErr w:type="spellEnd"/>
       <w:r>
         <w:rPr>
           <w:rFonts w:ascii="Arial Nova Cond" w:hAnsi="Arial Nova Cond"/>
@@ -8699,7 +7271,6 @@
         </w:rPr>
         <w:t xml:space="preserve"> oleh </w:t>
       </w:r>
-      <w:proofErr w:type="spellStart"/>
       <w:r>
         <w:rPr>
           <w:rFonts w:ascii="Arial Nova Cond" w:hAnsi="Arial Nova Cond"/>
@@ -8708,7 +7279,6 @@
         </w:rPr>
         <w:t>pihak</w:t>
       </w:r>
-      <w:proofErr w:type="spellEnd"/>
       <w:r>
         <w:rPr>
           <w:rFonts w:ascii="Arial Nova Cond" w:hAnsi="Arial Nova Cond"/>
@@ -8723,25 +7293,7 @@
           <w:sz w:val="24"/>
           <w:szCs w:val="24"/>
         </w:rPr>
-        <w:t>{</w:t>
-      </w:r>
-      <w:proofErr w:type="spellStart"/>
-      <w:r>
-        <w:rPr>
-          <w:rFonts w:ascii="Arial Nova Cond" w:hAnsi="Arial Nova Cond"/>
-          <w:sz w:val="24"/>
-          <w:szCs w:val="24"/>
-        </w:rPr>
-        <w:t>nama_badan_usaha_kegiatan</w:t>
-      </w:r>
-      <w:proofErr w:type="spellEnd"/>
-      <w:r>
-        <w:rPr>
-          <w:rFonts w:ascii="Arial Nova Cond" w:hAnsi="Arial Nova Cond"/>
-          <w:sz w:val="24"/>
-          <w:szCs w:val="24"/>
-        </w:rPr>
-        <w:t>}</w:t>
+        <w:t>{nama_badan_usaha_kegiatan}</w:t>
       </w:r>
       <w:r>
         <w:rPr>
@@ -8751,7 +7303,6 @@
         </w:rPr>
         <w:t xml:space="preserve">, </w:t>
       </w:r>
-      <w:proofErr w:type="spellStart"/>
       <w:r>
         <w:rPr>
           <w:rFonts w:ascii="Arial Nova Cond" w:hAnsi="Arial Nova Cond"/>
@@ -8760,7 +7311,6 @@
         </w:rPr>
         <w:t>sebagai</w:t>
       </w:r>
-      <w:proofErr w:type="spellEnd"/>
       <w:r>
         <w:rPr>
           <w:rFonts w:ascii="Arial Nova Cond" w:hAnsi="Arial Nova Cond"/>
@@ -8769,8 +7319,6 @@
         </w:rPr>
         <w:t xml:space="preserve"> </w:t>
       </w:r>
-      <w:proofErr w:type="spellStart"/>
-      <w:proofErr w:type="gramStart"/>
       <w:r>
         <w:rPr>
           <w:rFonts w:ascii="Arial Nova Cond" w:hAnsi="Arial Nova Cond"/>
@@ -8779,7 +7327,6 @@
         </w:rPr>
         <w:t>berikut</w:t>
       </w:r>
-      <w:proofErr w:type="spellEnd"/>
       <w:r>
         <w:rPr>
           <w:rFonts w:ascii="Arial Nova Cond" w:hAnsi="Arial Nova Cond"/>
@@ -8788,7 +7335,6 @@
         </w:rPr>
         <w:t xml:space="preserve"> :</w:t>
       </w:r>
-      <w:proofErr w:type="gramEnd"/>
     </w:p>
     <w:p>
       <w:pPr>
@@ -8902,27 +7448,7 @@
                 <w:sz w:val="24"/>
                 <w:szCs w:val="24"/>
               </w:rPr>
-              <w:t>{</w:t>
-            </w:r>
-            <w:proofErr w:type="spellStart"/>
-            <w:r>
-              <w:rPr>
-                <w:rFonts w:ascii="Arial Nova Cond" w:hAnsi="Arial Nova Cond"/>
-                <w:color w:val="0D0D0D"/>
-                <w:sz w:val="24"/>
-                <w:szCs w:val="24"/>
-              </w:rPr>
-              <w:t>pj_nama</w:t>
-            </w:r>
-            <w:proofErr w:type="spellEnd"/>
-            <w:r>
-              <w:rPr>
-                <w:rFonts w:ascii="Arial Nova Cond" w:hAnsi="Arial Nova Cond"/>
-                <w:color w:val="0D0D0D"/>
-                <w:sz w:val="24"/>
-                <w:szCs w:val="24"/>
-              </w:rPr>
-              <w:t>}</w:t>
+              <w:t>{pj_nama}</w:t>
             </w:r>
           </w:p>
         </w:tc>
@@ -8957,7 +7483,6 @@
                 <w:szCs w:val="24"/>
               </w:rPr>
             </w:pPr>
-            <w:proofErr w:type="spellStart"/>
             <w:r>
               <w:rPr>
                 <w:rFonts w:ascii="Arial Nova Cond" w:hAnsi="Arial Nova Cond"/>
@@ -8966,7 +7491,6 @@
               </w:rPr>
               <w:t>Jabatan</w:t>
             </w:r>
-            <w:proofErr w:type="spellEnd"/>
           </w:p>
         </w:tc>
         <w:tc>
@@ -9009,25 +7533,7 @@
                 <w:sz w:val="24"/>
                 <w:szCs w:val="24"/>
               </w:rPr>
-              <w:t>{</w:t>
-            </w:r>
-            <w:proofErr w:type="spellStart"/>
-            <w:r>
-              <w:rPr>
-                <w:rFonts w:ascii="Arial Nova Cond" w:hAnsi="Arial Nova Cond"/>
-                <w:sz w:val="24"/>
-                <w:szCs w:val="24"/>
-              </w:rPr>
-              <w:t>pj_jabatan</w:t>
-            </w:r>
-            <w:proofErr w:type="spellEnd"/>
-            <w:r>
-              <w:rPr>
-                <w:rFonts w:ascii="Arial Nova Cond" w:hAnsi="Arial Nova Cond"/>
-                <w:sz w:val="24"/>
-                <w:szCs w:val="24"/>
-              </w:rPr>
-              <w:t>}</w:t>
+              <w:t>{pj_jabatan}</w:t>
             </w:r>
           </w:p>
         </w:tc>
@@ -9062,7 +7568,6 @@
                 <w:szCs w:val="24"/>
               </w:rPr>
             </w:pPr>
-            <w:proofErr w:type="spellStart"/>
             <w:r>
               <w:rPr>
                 <w:rFonts w:ascii="Arial Nova Cond" w:hAnsi="Arial Nova Cond"/>
@@ -9071,7 +7576,6 @@
               </w:rPr>
               <w:t>Nomor</w:t>
             </w:r>
-            <w:proofErr w:type="spellEnd"/>
             <w:r>
               <w:rPr>
                 <w:rFonts w:ascii="Arial Nova Cond" w:hAnsi="Arial Nova Cond"/>
@@ -9122,25 +7626,7 @@
                 <w:sz w:val="24"/>
                 <w:szCs w:val="24"/>
               </w:rPr>
-              <w:t>{</w:t>
-            </w:r>
-            <w:proofErr w:type="spellStart"/>
-            <w:r>
-              <w:rPr>
-                <w:rFonts w:ascii="Arial Nova Cond" w:hAnsi="Arial Nova Cond"/>
-                <w:sz w:val="24"/>
-                <w:szCs w:val="24"/>
-              </w:rPr>
-              <w:t>telepon</w:t>
-            </w:r>
-            <w:proofErr w:type="spellEnd"/>
-            <w:r>
-              <w:rPr>
-                <w:rFonts w:ascii="Arial Nova Cond" w:hAnsi="Arial Nova Cond"/>
-                <w:sz w:val="24"/>
-                <w:szCs w:val="24"/>
-              </w:rPr>
-              <w:t>}</w:t>
+              <w:t>{telepon}</w:t>
             </w:r>
           </w:p>
         </w:tc>
@@ -9183,7 +7669,6 @@
               </w:rPr>
               <w:t xml:space="preserve">Tanda </w:t>
             </w:r>
-            <w:proofErr w:type="spellStart"/>
             <w:r>
               <w:rPr>
                 <w:rFonts w:ascii="Arial Nova Cond" w:hAnsi="Arial Nova Cond"/>
@@ -9192,7 +7677,6 @@
               </w:rPr>
               <w:t>tangan</w:t>
             </w:r>
-            <w:proofErr w:type="spellEnd"/>
           </w:p>
         </w:tc>
         <w:tc>
@@ -9244,25 +7728,7 @@
                 <w:sz w:val="24"/>
                 <w:szCs w:val="24"/>
               </w:rPr>
-              <w:t>{%</w:t>
-            </w:r>
-            <w:proofErr w:type="spellStart"/>
-            <w:r>
-              <w:rPr>
-                <w:rFonts w:ascii="Arial Nova Cond" w:hAnsi="Arial Nova Cond"/>
-                <w:sz w:val="24"/>
-                <w:szCs w:val="24"/>
-              </w:rPr>
-              <w:t>ttd_pemrakarsa</w:t>
-            </w:r>
-            <w:proofErr w:type="spellEnd"/>
-            <w:r>
-              <w:rPr>
-                <w:rFonts w:ascii="Arial Nova Cond" w:hAnsi="Arial Nova Cond"/>
-                <w:sz w:val="24"/>
-                <w:szCs w:val="24"/>
-              </w:rPr>
-              <w:t>}</w:t>
+              <w:t>{%ttd_pemrakarsa}</w:t>
             </w:r>
           </w:p>
           <w:p>
@@ -9364,25 +7830,7 @@
                 <w:sz w:val="24"/>
                 <w:szCs w:val="24"/>
               </w:rPr>
-              <w:t>{</w:t>
-            </w:r>
-            <w:proofErr w:type="spellStart"/>
-            <w:r>
-              <w:rPr>
-                <w:rFonts w:ascii="Arial Nova Cond" w:hAnsi="Arial Nova Cond"/>
-                <w:sz w:val="24"/>
-                <w:szCs w:val="24"/>
-              </w:rPr>
-              <w:t>nama_perwakilan</w:t>
-            </w:r>
-            <w:proofErr w:type="spellEnd"/>
-            <w:r>
-              <w:rPr>
-                <w:rFonts w:ascii="Arial Nova Cond" w:hAnsi="Arial Nova Cond"/>
-                <w:sz w:val="24"/>
-                <w:szCs w:val="24"/>
-              </w:rPr>
-              <w:t>}</w:t>
+              <w:t>{nama_perwakilan}</w:t>
             </w:r>
           </w:p>
         </w:tc>
@@ -9417,7 +7865,6 @@
                 <w:szCs w:val="24"/>
               </w:rPr>
             </w:pPr>
-            <w:proofErr w:type="spellStart"/>
             <w:r>
               <w:rPr>
                 <w:rFonts w:ascii="Arial Nova Cond" w:hAnsi="Arial Nova Cond"/>
@@ -9426,7 +7873,6 @@
               </w:rPr>
               <w:t>Jabatan</w:t>
             </w:r>
-            <w:proofErr w:type="spellEnd"/>
           </w:p>
         </w:tc>
         <w:tc>
@@ -9469,25 +7915,7 @@
                 <w:sz w:val="24"/>
                 <w:szCs w:val="24"/>
               </w:rPr>
-              <w:t>{</w:t>
-            </w:r>
-            <w:proofErr w:type="spellStart"/>
-            <w:r>
-              <w:rPr>
-                <w:rFonts w:ascii="Arial Nova Cond" w:hAnsi="Arial Nova Cond"/>
-                <w:sz w:val="24"/>
-                <w:szCs w:val="24"/>
-              </w:rPr>
-              <w:t>jabatan_perwakilan</w:t>
-            </w:r>
-            <w:proofErr w:type="spellEnd"/>
-            <w:r>
-              <w:rPr>
-                <w:rFonts w:ascii="Arial Nova Cond" w:hAnsi="Arial Nova Cond"/>
-                <w:sz w:val="24"/>
-                <w:szCs w:val="24"/>
-              </w:rPr>
-              <w:t>}</w:t>
+              <w:t>{jabatan_perwakilan}</w:t>
             </w:r>
           </w:p>
         </w:tc>
@@ -9522,7 +7950,6 @@
                 <w:szCs w:val="24"/>
               </w:rPr>
             </w:pPr>
-            <w:proofErr w:type="spellStart"/>
             <w:r>
               <w:rPr>
                 <w:rFonts w:ascii="Arial Nova Cond" w:hAnsi="Arial Nova Cond"/>
@@ -9531,7 +7958,6 @@
               </w:rPr>
               <w:t>Nomor</w:t>
             </w:r>
-            <w:proofErr w:type="spellEnd"/>
             <w:r>
               <w:rPr>
                 <w:rFonts w:ascii="Arial Nova Cond" w:hAnsi="Arial Nova Cond"/>
@@ -9582,25 +8008,7 @@
                 <w:sz w:val="24"/>
                 <w:szCs w:val="24"/>
               </w:rPr>
-              <w:t>{</w:t>
-            </w:r>
-            <w:proofErr w:type="spellStart"/>
-            <w:r>
-              <w:rPr>
-                <w:rFonts w:ascii="Arial Nova Cond" w:hAnsi="Arial Nova Cond"/>
-                <w:sz w:val="24"/>
-                <w:szCs w:val="24"/>
-              </w:rPr>
-              <w:t>telepon_perwakilan</w:t>
-            </w:r>
-            <w:proofErr w:type="spellEnd"/>
-            <w:r>
-              <w:rPr>
-                <w:rFonts w:ascii="Arial Nova Cond" w:hAnsi="Arial Nova Cond"/>
-                <w:sz w:val="24"/>
-                <w:szCs w:val="24"/>
-              </w:rPr>
-              <w:t>}</w:t>
+              <w:t>{telepon_perwakilan}</w:t>
             </w:r>
           </w:p>
         </w:tc>
@@ -9643,7 +8051,6 @@
               </w:rPr>
               <w:t xml:space="preserve">Tanda </w:t>
             </w:r>
-            <w:proofErr w:type="spellStart"/>
             <w:r>
               <w:rPr>
                 <w:rFonts w:ascii="Arial Nova Cond" w:hAnsi="Arial Nova Cond"/>
@@ -9652,7 +8059,6 @@
               </w:rPr>
               <w:t>tangan</w:t>
             </w:r>
-            <w:proofErr w:type="spellEnd"/>
           </w:p>
         </w:tc>
         <w:tc>
@@ -9704,25 +8110,7 @@
                 <w:sz w:val="24"/>
                 <w:szCs w:val="24"/>
               </w:rPr>
-              <w:t>{%</w:t>
-            </w:r>
-            <w:proofErr w:type="spellStart"/>
-            <w:r>
-              <w:rPr>
-                <w:rFonts w:ascii="Arial Nova Cond" w:hAnsi="Arial Nova Cond"/>
-                <w:sz w:val="24"/>
-                <w:szCs w:val="24"/>
-              </w:rPr>
-              <w:t>ttd_perwakilan</w:t>
-            </w:r>
-            <w:proofErr w:type="spellEnd"/>
-            <w:r>
-              <w:rPr>
-                <w:rFonts w:ascii="Arial Nova Cond" w:hAnsi="Arial Nova Cond"/>
-                <w:sz w:val="24"/>
-                <w:szCs w:val="24"/>
-              </w:rPr>
-              <w:t>}</w:t>
+              <w:t>{%ttd_perwakilan}</w:t>
             </w:r>
           </w:p>
           <w:p>
@@ -9761,7 +8149,6 @@
           <w:szCs w:val="24"/>
         </w:rPr>
       </w:pPr>
-      <w:proofErr w:type="spellStart"/>
       <w:r>
         <w:rPr>
           <w:rFonts w:ascii="Arial Nova Cond" w:hAnsi="Arial Nova Cond"/>
@@ -9771,7 +8158,6 @@
         </w:rPr>
         <w:t>Demikian</w:t>
       </w:r>
-      <w:proofErr w:type="spellEnd"/>
       <w:r>
         <w:rPr>
           <w:rFonts w:ascii="Arial Nova Cond" w:hAnsi="Arial Nova Cond"/>
@@ -9781,7 +8167,6 @@
         </w:rPr>
         <w:t xml:space="preserve"> </w:t>
       </w:r>
-      <w:proofErr w:type="spellStart"/>
       <w:r>
         <w:rPr>
           <w:rFonts w:ascii="Arial Nova Cond" w:hAnsi="Arial Nova Cond"/>
@@ -9791,7 +8176,6 @@
         </w:rPr>
         <w:t>Berita</w:t>
       </w:r>
-      <w:proofErr w:type="spellEnd"/>
       <w:r>
         <w:rPr>
           <w:rFonts w:ascii="Arial Nova Cond" w:hAnsi="Arial Nova Cond"/>
@@ -9801,7 +8185,6 @@
         </w:rPr>
         <w:t xml:space="preserve"> Acara </w:t>
       </w:r>
-      <w:proofErr w:type="spellStart"/>
       <w:r>
         <w:rPr>
           <w:rFonts w:ascii="Arial Nova Cond" w:hAnsi="Arial Nova Cond"/>
@@ -9811,7 +8194,6 @@
         </w:rPr>
         <w:t>Pengawasan</w:t>
       </w:r>
-      <w:proofErr w:type="spellEnd"/>
       <w:r>
         <w:rPr>
           <w:rFonts w:ascii="Arial Nova Cond" w:hAnsi="Arial Nova Cond"/>
@@ -9821,7 +8203,6 @@
         </w:rPr>
         <w:t xml:space="preserve"> </w:t>
       </w:r>
-      <w:proofErr w:type="spellStart"/>
       <w:r>
         <w:rPr>
           <w:rFonts w:ascii="Arial Nova Cond" w:hAnsi="Arial Nova Cond"/>
@@ -9831,7 +8212,6 @@
         </w:rPr>
         <w:t>Lingkungan</w:t>
       </w:r>
-      <w:proofErr w:type="spellEnd"/>
       <w:r>
         <w:rPr>
           <w:rFonts w:ascii="Arial Nova Cond" w:hAnsi="Arial Nova Cond"/>
@@ -9841,7 +8221,6 @@
         </w:rPr>
         <w:t xml:space="preserve"> </w:t>
       </w:r>
-      <w:proofErr w:type="spellStart"/>
       <w:r>
         <w:rPr>
           <w:rFonts w:ascii="Arial Nova Cond" w:hAnsi="Arial Nova Cond"/>
@@ -9851,7 +8230,6 @@
         </w:rPr>
         <w:t>Hidup</w:t>
       </w:r>
-      <w:proofErr w:type="spellEnd"/>
       <w:r>
         <w:rPr>
           <w:rFonts w:ascii="Arial Nova Cond" w:hAnsi="Arial Nova Cond"/>
@@ -9861,7 +8239,6 @@
         </w:rPr>
         <w:t xml:space="preserve"> pada </w:t>
       </w:r>
-      <w:proofErr w:type="spellStart"/>
       <w:r>
         <w:rPr>
           <w:rFonts w:ascii="Arial Nova Cond" w:hAnsi="Arial Nova Cond"/>
@@ -9871,7 +8248,6 @@
         </w:rPr>
         <w:t>lokasi</w:t>
       </w:r>
-      <w:proofErr w:type="spellEnd"/>
       <w:r>
         <w:rPr>
           <w:rFonts w:ascii="Arial Nova Cond" w:hAnsi="Arial Nova Cond"/>
@@ -9881,7 +8257,6 @@
         </w:rPr>
         <w:t xml:space="preserve"> </w:t>
       </w:r>
-      <w:proofErr w:type="spellStart"/>
       <w:r>
         <w:rPr>
           <w:rFonts w:ascii="Arial Nova Cond" w:hAnsi="Arial Nova Cond"/>
@@ -9891,7 +8266,6 @@
         </w:rPr>
         <w:t>kegiatan</w:t>
       </w:r>
-      <w:proofErr w:type="spellEnd"/>
       <w:r>
         <w:rPr>
           <w:rFonts w:ascii="Arial Nova Cond" w:hAnsi="Arial Nova Cond"/>
@@ -9907,25 +8281,7 @@
           <w:sz w:val="24"/>
           <w:szCs w:val="24"/>
         </w:rPr>
-        <w:t>{</w:t>
-      </w:r>
-      <w:proofErr w:type="spellStart"/>
-      <w:r>
-        <w:rPr>
-          <w:rFonts w:ascii="Arial Nova Cond" w:hAnsi="Arial Nova Cond"/>
-          <w:sz w:val="24"/>
-          <w:szCs w:val="24"/>
-        </w:rPr>
-        <w:t>nama_badan_usaha_kegiatan</w:t>
-      </w:r>
-      <w:proofErr w:type="spellEnd"/>
-      <w:r>
-        <w:rPr>
-          <w:rFonts w:ascii="Arial Nova Cond" w:hAnsi="Arial Nova Cond"/>
-          <w:sz w:val="24"/>
-          <w:szCs w:val="24"/>
-        </w:rPr>
-        <w:t>}</w:t>
+        <w:t>{nama_badan_usaha_kegiatan}</w:t>
       </w:r>
       <w:r>
         <w:rPr>
@@ -9936,7 +8292,6 @@
         </w:rPr>
         <w:t xml:space="preserve"> </w:t>
       </w:r>
-      <w:proofErr w:type="spellStart"/>
       <w:r>
         <w:rPr>
           <w:rFonts w:ascii="Arial Nova Cond" w:hAnsi="Arial Nova Cond"/>
@@ -9946,7 +8301,6 @@
         </w:rPr>
         <w:t>dibuat</w:t>
       </w:r>
-      <w:proofErr w:type="spellEnd"/>
       <w:r>
         <w:rPr>
           <w:rFonts w:ascii="Arial Nova Cond" w:hAnsi="Arial Nova Cond"/>
@@ -9956,7 +8310,6 @@
         </w:rPr>
         <w:t xml:space="preserve"> </w:t>
       </w:r>
-      <w:proofErr w:type="spellStart"/>
       <w:r>
         <w:rPr>
           <w:rFonts w:ascii="Arial Nova Cond" w:hAnsi="Arial Nova Cond"/>
@@ -9966,7 +8319,6 @@
         </w:rPr>
         <w:t>dengan</w:t>
       </w:r>
-      <w:proofErr w:type="spellEnd"/>
       <w:r>
         <w:rPr>
           <w:rFonts w:ascii="Arial Nova Cond" w:hAnsi="Arial Nova Cond"/>
@@ -9976,7 +8328,6 @@
         </w:rPr>
         <w:t xml:space="preserve"> </w:t>
       </w:r>
-      <w:proofErr w:type="spellStart"/>
       <w:r>
         <w:rPr>
           <w:rFonts w:ascii="Arial Nova Cond" w:hAnsi="Arial Nova Cond"/>
@@ -9986,7 +8337,6 @@
         </w:rPr>
         <w:t>sebenar-benarnya</w:t>
       </w:r>
-      <w:proofErr w:type="spellEnd"/>
       <w:r>
         <w:rPr>
           <w:rFonts w:ascii="Arial Nova Cond" w:hAnsi="Arial Nova Cond"/>
@@ -9996,7 +8346,6 @@
         </w:rPr>
         <w:t xml:space="preserve"> dan </w:t>
       </w:r>
-      <w:proofErr w:type="spellStart"/>
       <w:r>
         <w:rPr>
           <w:rFonts w:ascii="Arial Nova Cond" w:hAnsi="Arial Nova Cond"/>
@@ -10006,7 +8355,6 @@
         </w:rPr>
         <w:t>mengingat</w:t>
       </w:r>
-      <w:proofErr w:type="spellEnd"/>
       <w:r>
         <w:rPr>
           <w:rFonts w:ascii="Arial Nova Cond" w:hAnsi="Arial Nova Cond"/>
@@ -10016,7 +8364,6 @@
         </w:rPr>
         <w:t xml:space="preserve"> </w:t>
       </w:r>
-      <w:proofErr w:type="spellStart"/>
       <w:r>
         <w:rPr>
           <w:rFonts w:ascii="Arial Nova Cond" w:hAnsi="Arial Nova Cond"/>
@@ -10026,7 +8373,6 @@
         </w:rPr>
         <w:t>sumpah</w:t>
       </w:r>
-      <w:proofErr w:type="spellEnd"/>
       <w:r>
         <w:rPr>
           <w:rFonts w:ascii="Arial Nova Cond" w:hAnsi="Arial Nova Cond"/>
@@ -10036,7 +8382,6 @@
         </w:rPr>
         <w:t xml:space="preserve"> </w:t>
       </w:r>
-      <w:proofErr w:type="spellStart"/>
       <w:r>
         <w:rPr>
           <w:rFonts w:ascii="Arial Nova Cond" w:hAnsi="Arial Nova Cond"/>
@@ -10046,7 +8391,6 @@
         </w:rPr>
         <w:t>jabatan</w:t>
       </w:r>
-      <w:proofErr w:type="spellEnd"/>
       <w:r>
         <w:rPr>
           <w:rFonts w:ascii="Arial Nova Cond" w:hAnsi="Arial Nova Cond"/>
@@ -10093,7 +8437,6 @@
         </w:rPr>
         <w:t xml:space="preserve">Tim </w:t>
       </w:r>
-      <w:proofErr w:type="spellStart"/>
       <w:r>
         <w:rPr>
           <w:rFonts w:ascii="Arial Nova Cond" w:eastAsia="Times New Roman" w:hAnsi="Arial Nova Cond" w:cs="Times New Roman"/>
@@ -10104,7 +8447,6 @@
         </w:rPr>
         <w:t>Pejabat</w:t>
       </w:r>
-      <w:proofErr w:type="spellEnd"/>
       <w:r>
         <w:rPr>
           <w:rFonts w:ascii="Arial Nova Cond" w:eastAsia="Times New Roman" w:hAnsi="Arial Nova Cond" w:cs="Times New Roman"/>
@@ -10115,7 +8457,6 @@
         </w:rPr>
         <w:t xml:space="preserve"> </w:t>
       </w:r>
-      <w:proofErr w:type="spellStart"/>
       <w:r>
         <w:rPr>
           <w:rFonts w:ascii="Arial Nova Cond" w:eastAsia="Times New Roman" w:hAnsi="Arial Nova Cond" w:cs="Times New Roman"/>
@@ -10126,7 +8467,6 @@
         </w:rPr>
         <w:t>Pengawas</w:t>
       </w:r>
-      <w:proofErr w:type="spellEnd"/>
       <w:r>
         <w:rPr>
           <w:rFonts w:ascii="Arial Nova Cond" w:eastAsia="Times New Roman" w:hAnsi="Arial Nova Cond" w:cs="Times New Roman"/>
@@ -10137,7 +8477,6 @@
         </w:rPr>
         <w:t xml:space="preserve"> </w:t>
       </w:r>
-      <w:proofErr w:type="spellStart"/>
       <w:r>
         <w:rPr>
           <w:rFonts w:ascii="Arial Nova Cond" w:eastAsia="Times New Roman" w:hAnsi="Arial Nova Cond" w:cs="Times New Roman"/>
@@ -10148,7 +8487,6 @@
         </w:rPr>
         <w:t>Lingkungan</w:t>
       </w:r>
-      <w:proofErr w:type="spellEnd"/>
       <w:r>
         <w:rPr>
           <w:rFonts w:ascii="Arial Nova Cond" w:eastAsia="Times New Roman" w:hAnsi="Arial Nova Cond" w:cs="Times New Roman"/>
@@ -10159,7 +8497,6 @@
         </w:rPr>
         <w:t xml:space="preserve"> </w:t>
       </w:r>
-      <w:proofErr w:type="spellStart"/>
       <w:r>
         <w:rPr>
           <w:rFonts w:ascii="Arial Nova Cond" w:eastAsia="Times New Roman" w:hAnsi="Arial Nova Cond" w:cs="Times New Roman"/>
@@ -10170,7 +8507,6 @@
         </w:rPr>
         <w:t>Hidup</w:t>
       </w:r>
-      <w:proofErr w:type="spellEnd"/>
     </w:p>
     <w:p>
       <w:pPr>
@@ -10312,25 +8648,7 @@
                 <w:sz w:val="24"/>
                 <w:szCs w:val="24"/>
               </w:rPr>
-              <w:t>{</w:t>
-            </w:r>
-            <w:proofErr w:type="spellStart"/>
-            <w:r>
-              <w:rPr>
-                <w:rFonts w:ascii="Arial Nova Cond" w:hAnsi="Arial Nova Cond"/>
-                <w:sz w:val="24"/>
-                <w:szCs w:val="24"/>
-              </w:rPr>
-              <w:t>nama_pengawas</w:t>
-            </w:r>
-            <w:proofErr w:type="spellEnd"/>
-            <w:r>
-              <w:rPr>
-                <w:rFonts w:ascii="Arial Nova Cond" w:hAnsi="Arial Nova Cond"/>
-                <w:sz w:val="24"/>
-                <w:szCs w:val="24"/>
-              </w:rPr>
-              <w:t>}</w:t>
+              <w:t>{nama_pengawas}</w:t>
             </w:r>
           </w:p>
         </w:tc>
@@ -10381,7 +8699,6 @@
               </w:rPr>
               <w:t xml:space="preserve">Tanda </w:t>
             </w:r>
-            <w:proofErr w:type="spellStart"/>
             <w:r>
               <w:rPr>
                 <w:rFonts w:ascii="Arial Nova Cond" w:eastAsia="Times New Roman" w:hAnsi="Arial Nova Cond" w:cs="Times New Roman"/>
@@ -10392,7 +8709,6 @@
               </w:rPr>
               <w:t>tangan</w:t>
             </w:r>
-            <w:proofErr w:type="spellEnd"/>
             <w:r>
               <w:rPr>
                 <w:rFonts w:ascii="Arial Nova Cond" w:eastAsia="Times New Roman" w:hAnsi="Arial Nova Cond" w:cs="Times New Roman"/>
@@ -10458,9 +8774,8 @@
                 <w:szCs w:val="24"/>
                 <w:lang w:eastAsia="en-ID"/>
               </w:rPr>
-              <w:t>{%</w:t>
-            </w:r>
-            <w:proofErr w:type="spellStart"/>
+              <w:t>{%ttd_pengawas}</w:t>
+            </w:r>
             <w:r>
               <w:rPr>
                 <w:rFonts w:ascii="Arial Nova Cond" w:eastAsia="Times New Roman" w:hAnsi="Arial Nova Cond" w:cs="Times New Roman"/>
@@ -10469,72 +8784,7 @@
                 <w:szCs w:val="24"/>
                 <w:lang w:eastAsia="en-ID"/>
               </w:rPr>
-              <w:t>ttd_</w:t>
-            </w:r>
-            <w:proofErr w:type="gramStart"/>
-            <w:r>
-              <w:rPr>
-                <w:rFonts w:ascii="Arial Nova Cond" w:eastAsia="Times New Roman" w:hAnsi="Arial Nova Cond" w:cs="Times New Roman"/>
-                <w:color w:val="0D0D0D"/>
-                <w:sz w:val="24"/>
-                <w:szCs w:val="24"/>
-                <w:lang w:eastAsia="en-ID"/>
-              </w:rPr>
-              <w:t>pengawas</w:t>
-            </w:r>
-            <w:proofErr w:type="spellEnd"/>
-            <w:r>
-              <w:rPr>
-                <w:rFonts w:ascii="Arial Nova Cond" w:eastAsia="Times New Roman" w:hAnsi="Arial Nova Cond" w:cs="Times New Roman"/>
-                <w:color w:val="0D0D0D"/>
-                <w:sz w:val="24"/>
-                <w:szCs w:val="24"/>
-                <w:lang w:eastAsia="en-ID"/>
-              </w:rPr>
-              <w:t>}</w:t>
-            </w:r>
-            <w:r>
-              <w:rPr>
-                <w:rFonts w:ascii="Arial Nova Cond" w:eastAsia="Times New Roman" w:hAnsi="Arial Nova Cond" w:cs="Times New Roman"/>
-                <w:color w:val="0D0D0D"/>
-                <w:sz w:val="24"/>
-                <w:szCs w:val="24"/>
-                <w:lang w:eastAsia="en-ID"/>
-              </w:rPr>
-              <w:t>{</w:t>
-            </w:r>
-            <w:proofErr w:type="gramEnd"/>
-            <w:r>
-              <w:rPr>
-                <w:rFonts w:ascii="Arial Nova Cond" w:eastAsia="Times New Roman" w:hAnsi="Arial Nova Cond" w:cs="Times New Roman"/>
-                <w:color w:val="0D0D0D"/>
-                <w:sz w:val="24"/>
-                <w:szCs w:val="24"/>
-                <w:lang w:eastAsia="en-ID"/>
-              </w:rPr>
-              <w:t>/</w:t>
-            </w:r>
-            <w:proofErr w:type="spellStart"/>
-            <w:r>
-              <w:rPr>
-                <w:rFonts w:ascii="Arial Nova Cond" w:eastAsia="Times New Roman" w:hAnsi="Arial Nova Cond" w:cs="Times New Roman"/>
-                <w:color w:val="0D0D0D"/>
-                <w:sz w:val="24"/>
-                <w:szCs w:val="24"/>
-                <w:lang w:eastAsia="en-ID"/>
-              </w:rPr>
-              <w:t>tim_pengawas</w:t>
-            </w:r>
-            <w:proofErr w:type="spellEnd"/>
-            <w:r>
-              <w:rPr>
-                <w:rFonts w:ascii="Arial Nova Cond" w:eastAsia="Times New Roman" w:hAnsi="Arial Nova Cond" w:cs="Times New Roman"/>
-                <w:color w:val="0D0D0D"/>
-                <w:sz w:val="24"/>
-                <w:szCs w:val="24"/>
-                <w:lang w:eastAsia="en-ID"/>
-              </w:rPr>
-              <w:t>}</w:t>
+              <w:t>{/tim_pengawas}</w:t>
             </w:r>
           </w:p>
           <w:p>
@@ -10573,7 +8823,6 @@
           <w:szCs w:val="24"/>
         </w:rPr>
       </w:pPr>
-      <w:proofErr w:type="spellStart"/>
       <w:r>
         <w:rPr>
           <w:rFonts w:ascii="Arial Nova Cond" w:hAnsi="Arial Nova Cond"/>
@@ -10583,7 +8832,6 @@
         </w:rPr>
         <w:t>Saksi</w:t>
       </w:r>
-      <w:proofErr w:type="spellEnd"/>
       <w:r>
         <w:rPr>
           <w:rFonts w:ascii="Arial Nova Cond" w:hAnsi="Arial Nova Cond"/>
@@ -10639,9 +8887,18 @@
                 <w:szCs w:val="24"/>
                 <w:lang w:eastAsia="en-ID"/>
               </w:rPr>
-              <w:t>{#saksi} {n</w:t>
-            </w:r>
-            <w:r>
+              <w:t>{#saksi} {no}.</w:t>
+            </w:r>
+          </w:p>
+        </w:tc>
+        <w:tc>
+          <w:tcPr>
+            <w:tcW w:w="1808" w:type="dxa"/>
+            <w:vAlign w:val="center"/>
+          </w:tcPr>
+          <w:p>
+            <w:pPr>
+              <w:spacing w:after="0" w:line="240" w:lineRule="auto"/>
               <w:rPr>
                 <w:rFonts w:ascii="Arial Nova Cond" w:eastAsia="Times New Roman" w:hAnsi="Arial Nova Cond" w:cs="Times New Roman"/>
                 <w:color w:val="0D0D0D"/>
@@ -10649,9 +8906,92 @@
                 <w:szCs w:val="24"/>
                 <w:lang w:eastAsia="en-ID"/>
               </w:rPr>
+            </w:pPr>
+            <w:r>
+              <w:rPr>
+                <w:rFonts w:ascii="Arial Nova Cond" w:eastAsia="Times New Roman" w:hAnsi="Arial Nova Cond" w:cs="Times New Roman"/>
+                <w:color w:val="0D0D0D"/>
+                <w:sz w:val="24"/>
+                <w:szCs w:val="24"/>
+                <w:lang w:eastAsia="en-ID"/>
+              </w:rPr>
               <w:lastRenderedPageBreak/>
-              <w:t>o}.</w:t>
-            </w:r>
+              <w:t xml:space="preserve">Nama </w:t>
+            </w:r>
+          </w:p>
+        </w:tc>
+        <w:tc>
+          <w:tcPr>
+            <w:tcW w:w="283" w:type="dxa"/>
+          </w:tcPr>
+          <w:p>
+            <w:pPr>
+              <w:spacing w:after="0" w:line="240" w:lineRule="auto"/>
+              <w:rPr>
+                <w:rFonts w:ascii="Arial Nova Cond" w:eastAsia="Times New Roman" w:hAnsi="Arial Nova Cond" w:cs="Times New Roman"/>
+                <w:color w:val="0D0D0D"/>
+                <w:sz w:val="24"/>
+                <w:szCs w:val="24"/>
+                <w:lang w:eastAsia="en-ID"/>
+              </w:rPr>
+            </w:pPr>
+            <w:r>
+              <w:rPr>
+                <w:rFonts w:ascii="Arial Nova Cond" w:eastAsia="Times New Roman" w:hAnsi="Arial Nova Cond" w:cs="Times New Roman"/>
+                <w:color w:val="0D0D0D"/>
+                <w:sz w:val="24"/>
+                <w:szCs w:val="24"/>
+                <w:lang w:eastAsia="en-ID"/>
+              </w:rPr>
+              <w:t>:</w:t>
+            </w:r>
+          </w:p>
+        </w:tc>
+        <w:tc>
+          <w:tcPr>
+            <w:tcW w:w="7122" w:type="dxa"/>
+            <w:vAlign w:val="center"/>
+          </w:tcPr>
+          <w:p>
+            <w:pPr>
+              <w:spacing w:after="0" w:line="240" w:lineRule="auto"/>
+              <w:rPr>
+                <w:rFonts w:ascii="Arial Nova Cond" w:eastAsia="Times New Roman" w:hAnsi="Arial Nova Cond" w:cs="Times New Roman"/>
+                <w:color w:val="0D0D0D"/>
+                <w:sz w:val="24"/>
+                <w:szCs w:val="24"/>
+                <w:lang w:eastAsia="en-ID"/>
+              </w:rPr>
+            </w:pPr>
+            <w:r>
+              <w:rPr>
+                <w:rFonts w:ascii="Arial Nova Cond" w:eastAsia="Times New Roman" w:hAnsi="Arial Nova Cond" w:cs="Times New Roman"/>
+                <w:color w:val="0D0D0D"/>
+                <w:sz w:val="24"/>
+                <w:szCs w:val="24"/>
+                <w:lang w:eastAsia="en-ID"/>
+              </w:rPr>
+              <w:t>{nama_saksi}</w:t>
+            </w:r>
+          </w:p>
+        </w:tc>
+      </w:tr>
+      <w:tr>
+        <w:tc>
+          <w:tcPr>
+            <w:tcW w:w="421" w:type="dxa"/>
+            <w:vAlign w:val="center"/>
+          </w:tcPr>
+          <w:p>
+            <w:pPr>
+              <w:spacing w:after="0" w:line="240" w:lineRule="auto"/>
+              <w:rPr>
+                <w:rFonts w:ascii="Arial Nova Cond" w:eastAsia="Times New Roman" w:hAnsi="Arial Nova Cond" w:cs="Times New Roman"/>
+                <w:sz w:val="24"/>
+                <w:szCs w:val="24"/>
+                <w:lang w:eastAsia="en-ID"/>
+              </w:rPr>
+            </w:pPr>
           </w:p>
         </w:tc>
         <w:tc>
@@ -10678,8 +9018,7 @@
                 <w:szCs w:val="24"/>
                 <w:lang w:eastAsia="en-ID"/>
               </w:rPr>
-              <w:lastRenderedPageBreak/>
-              <w:t xml:space="preserve">Nama </w:t>
+              <w:t>Jabatan</w:t>
             </w:r>
           </w:p>
         </w:tc>
@@ -10734,155 +9073,7 @@
                 <w:szCs w:val="24"/>
                 <w:lang w:eastAsia="en-ID"/>
               </w:rPr>
-              <w:t>{</w:t>
-            </w:r>
-            <w:proofErr w:type="spellStart"/>
-            <w:r>
-              <w:rPr>
-                <w:rFonts w:ascii="Arial Nova Cond" w:eastAsia="Times New Roman" w:hAnsi="Arial Nova Cond" w:cs="Times New Roman"/>
-                <w:color w:val="0D0D0D"/>
-                <w:sz w:val="24"/>
-                <w:szCs w:val="24"/>
-                <w:lang w:eastAsia="en-ID"/>
-              </w:rPr>
-              <w:t>nama_saksi</w:t>
-            </w:r>
-            <w:proofErr w:type="spellEnd"/>
-            <w:r>
-              <w:rPr>
-                <w:rFonts w:ascii="Arial Nova Cond" w:eastAsia="Times New Roman" w:hAnsi="Arial Nova Cond" w:cs="Times New Roman"/>
-                <w:color w:val="0D0D0D"/>
-                <w:sz w:val="24"/>
-                <w:szCs w:val="24"/>
-                <w:lang w:eastAsia="en-ID"/>
-              </w:rPr>
-              <w:t>}</w:t>
-            </w:r>
-          </w:p>
-        </w:tc>
-      </w:tr>
-      <w:tr>
-        <w:tc>
-          <w:tcPr>
-            <w:tcW w:w="421" w:type="dxa"/>
-            <w:vAlign w:val="center"/>
-          </w:tcPr>
-          <w:p>
-            <w:pPr>
-              <w:spacing w:after="0" w:line="240" w:lineRule="auto"/>
-              <w:rPr>
-                <w:rFonts w:ascii="Arial Nova Cond" w:eastAsia="Times New Roman" w:hAnsi="Arial Nova Cond" w:cs="Times New Roman"/>
-                <w:sz w:val="24"/>
-                <w:szCs w:val="24"/>
-                <w:lang w:eastAsia="en-ID"/>
-              </w:rPr>
-            </w:pPr>
-          </w:p>
-        </w:tc>
-        <w:tc>
-          <w:tcPr>
-            <w:tcW w:w="1808" w:type="dxa"/>
-            <w:vAlign w:val="center"/>
-          </w:tcPr>
-          <w:p>
-            <w:pPr>
-              <w:spacing w:after="0" w:line="240" w:lineRule="auto"/>
-              <w:rPr>
-                <w:rFonts w:ascii="Arial Nova Cond" w:eastAsia="Times New Roman" w:hAnsi="Arial Nova Cond" w:cs="Times New Roman"/>
-                <w:color w:val="0D0D0D"/>
-                <w:sz w:val="24"/>
-                <w:szCs w:val="24"/>
-                <w:lang w:eastAsia="en-ID"/>
-              </w:rPr>
-            </w:pPr>
-            <w:proofErr w:type="spellStart"/>
-            <w:r>
-              <w:rPr>
-                <w:rFonts w:ascii="Arial Nova Cond" w:eastAsia="Times New Roman" w:hAnsi="Arial Nova Cond" w:cs="Times New Roman"/>
-                <w:color w:val="0D0D0D"/>
-                <w:sz w:val="24"/>
-                <w:szCs w:val="24"/>
-                <w:lang w:eastAsia="en-ID"/>
-              </w:rPr>
-              <w:t>Jabatan</w:t>
-            </w:r>
-            <w:proofErr w:type="spellEnd"/>
-          </w:p>
-        </w:tc>
-        <w:tc>
-          <w:tcPr>
-            <w:tcW w:w="283" w:type="dxa"/>
-          </w:tcPr>
-          <w:p>
-            <w:pPr>
-              <w:spacing w:after="0" w:line="240" w:lineRule="auto"/>
-              <w:rPr>
-                <w:rFonts w:ascii="Arial Nova Cond" w:eastAsia="Times New Roman" w:hAnsi="Arial Nova Cond" w:cs="Times New Roman"/>
-                <w:color w:val="0D0D0D"/>
-                <w:sz w:val="24"/>
-                <w:szCs w:val="24"/>
-                <w:lang w:eastAsia="en-ID"/>
-              </w:rPr>
-            </w:pPr>
-            <w:r>
-              <w:rPr>
-                <w:rFonts w:ascii="Arial Nova Cond" w:eastAsia="Times New Roman" w:hAnsi="Arial Nova Cond" w:cs="Times New Roman"/>
-                <w:color w:val="0D0D0D"/>
-                <w:sz w:val="24"/>
-                <w:szCs w:val="24"/>
-                <w:lang w:eastAsia="en-ID"/>
-              </w:rPr>
-              <w:t>:</w:t>
-            </w:r>
-          </w:p>
-        </w:tc>
-        <w:tc>
-          <w:tcPr>
-            <w:tcW w:w="7122" w:type="dxa"/>
-            <w:vAlign w:val="center"/>
-          </w:tcPr>
-          <w:p>
-            <w:pPr>
-              <w:spacing w:after="0" w:line="240" w:lineRule="auto"/>
-              <w:rPr>
-                <w:rFonts w:ascii="Arial Nova Cond" w:eastAsia="Times New Roman" w:hAnsi="Arial Nova Cond" w:cs="Times New Roman"/>
-                <w:color w:val="0D0D0D"/>
-                <w:sz w:val="24"/>
-                <w:szCs w:val="24"/>
-                <w:lang w:eastAsia="en-ID"/>
-              </w:rPr>
-            </w:pPr>
-            <w:r>
-              <w:rPr>
-                <w:rFonts w:ascii="Arial Nova Cond" w:eastAsia="Times New Roman" w:hAnsi="Arial Nova Cond" w:cs="Times New Roman"/>
-                <w:color w:val="0D0D0D"/>
-                <w:sz w:val="24"/>
-                <w:szCs w:val="24"/>
-                <w:lang w:eastAsia="en-ID"/>
-              </w:rPr>
-              <w:t>{</w:t>
-            </w:r>
-            <w:proofErr w:type="spellStart"/>
-            <w:r>
-              <w:rPr>
-                <w:rFonts w:ascii="Arial Nova Cond" w:eastAsia="Times New Roman" w:hAnsi="Arial Nova Cond" w:cs="Times New Roman"/>
-                <w:color w:val="0D0D0D"/>
-                <w:sz w:val="24"/>
-                <w:szCs w:val="24"/>
-                <w:lang w:eastAsia="en-ID"/>
-              </w:rPr>
-              <w:t>jabatan_saksi</w:t>
-            </w:r>
-            <w:proofErr w:type="spellEnd"/>
-            <w:r>
-              <w:rPr>
-                <w:rFonts w:ascii="Arial Nova Cond" w:eastAsia="Times New Roman" w:hAnsi="Arial Nova Cond" w:cs="Times New Roman"/>
-                <w:color w:val="0D0D0D"/>
-                <w:sz w:val="24"/>
-                <w:szCs w:val="24"/>
-                <w:lang w:eastAsia="en-ID"/>
-              </w:rPr>
-              <w:t>}</w:t>
+              <w:t>{jabatan_saksi}</w:t>
             </w:r>
           </w:p>
         </w:tc>
@@ -10933,7 +9124,6 @@
               </w:rPr>
               <w:t xml:space="preserve">Tanda </w:t>
             </w:r>
-            <w:proofErr w:type="spellStart"/>
             <w:r>
               <w:rPr>
                 <w:rFonts w:ascii="Arial Nova Cond" w:eastAsia="Times New Roman" w:hAnsi="Arial Nova Cond" w:cs="Times New Roman"/>
@@ -10944,7 +9134,6 @@
               </w:rPr>
               <w:t>tangan</w:t>
             </w:r>
-            <w:proofErr w:type="spellEnd"/>
             <w:r>
               <w:rPr>
                 <w:rFonts w:ascii="Arial Nova Cond" w:eastAsia="Times New Roman" w:hAnsi="Arial Nova Cond" w:cs="Times New Roman"/>
@@ -11008,51 +9197,7 @@
                 <w:szCs w:val="24"/>
                 <w:lang w:eastAsia="en-ID"/>
               </w:rPr>
-              <w:t>{%</w:t>
-            </w:r>
-            <w:proofErr w:type="spellStart"/>
-            <w:r>
-              <w:rPr>
-                <w:rFonts w:ascii="Arial Nova Cond" w:eastAsia="Times New Roman" w:hAnsi="Arial Nova Cond" w:cs="Times New Roman"/>
-                <w:color w:val="0D0D0D"/>
-                <w:sz w:val="24"/>
-                <w:szCs w:val="24"/>
-                <w:lang w:eastAsia="en-ID"/>
-              </w:rPr>
-              <w:t>ttd_saksi</w:t>
-            </w:r>
-            <w:proofErr w:type="spellEnd"/>
-            <w:r>
-              <w:rPr>
-                <w:rFonts w:ascii="Arial Nova Cond" w:eastAsia="Times New Roman" w:hAnsi="Arial Nova Cond" w:cs="Times New Roman"/>
-                <w:color w:val="0D0D0D"/>
-                <w:sz w:val="24"/>
-                <w:szCs w:val="24"/>
-                <w:lang w:eastAsia="en-ID"/>
-              </w:rPr>
-              <w:t>} {/</w:t>
-            </w:r>
-            <w:proofErr w:type="spellStart"/>
-            <w:r>
-              <w:rPr>
-                <w:rFonts w:ascii="Arial Nova Cond" w:eastAsia="Times New Roman" w:hAnsi="Arial Nova Cond" w:cs="Times New Roman"/>
-                <w:color w:val="0D0D0D"/>
-                <w:sz w:val="24"/>
-                <w:szCs w:val="24"/>
-                <w:lang w:eastAsia="en-ID"/>
-              </w:rPr>
-              <w:t>saksi</w:t>
-            </w:r>
-            <w:proofErr w:type="spellEnd"/>
-            <w:r>
-              <w:rPr>
-                <w:rFonts w:ascii="Arial Nova Cond" w:eastAsia="Times New Roman" w:hAnsi="Arial Nova Cond" w:cs="Times New Roman"/>
-                <w:color w:val="0D0D0D"/>
-                <w:sz w:val="24"/>
-                <w:szCs w:val="24"/>
-                <w:lang w:eastAsia="en-ID"/>
-              </w:rPr>
-              <w:t>}</w:t>
+              <w:t>{%ttd_saksi} {/saksi}</w:t>
             </w:r>
           </w:p>
         </w:tc>
@@ -11187,7 +9332,6 @@
                               <w:szCs w:val="20"/>
                             </w:rPr>
                           </w:pPr>
-                          <w:proofErr w:type="spellStart"/>
                           <w:r>
                             <w:rPr>
                               <w:rFonts w:ascii="Arial Nova Cond" w:hAnsi="Arial Nova Cond"/>
@@ -11196,7 +9340,6 @@
                             </w:rPr>
                             <w:t>Paraf</w:t>
                           </w:r>
-                          <w:proofErr w:type="spellEnd"/>
                           <w:r>
                             <w:rPr>
                               <w:rFonts w:ascii="Arial Nova Cond" w:hAnsi="Arial Nova Cond"/>
@@ -11205,7 +9348,6 @@
                             </w:rPr>
                             <w:t xml:space="preserve"> Tim </w:t>
                           </w:r>
-                          <w:proofErr w:type="spellStart"/>
                           <w:r>
                             <w:rPr>
                               <w:rFonts w:ascii="Arial Nova Cond" w:hAnsi="Arial Nova Cond"/>
@@ -11214,7 +9356,6 @@
                             </w:rPr>
                             <w:t>Pengawas</w:t>
                           </w:r>
-                          <w:proofErr w:type="spellEnd"/>
                           <w:r>
                             <w:rPr>
                               <w:rFonts w:ascii="Arial Nova Cond" w:hAnsi="Arial Nova Cond"/>
@@ -11229,43 +9370,7 @@
                               <w:sz w:val="20"/>
                               <w:szCs w:val="20"/>
                             </w:rPr>
-                            <w:t>{#tim_pengawas} {%</w:t>
-                          </w:r>
-                          <w:proofErr w:type="spellStart"/>
-                          <w:r>
-                            <w:rPr>
-                              <w:rFonts w:ascii="Arial Nova Cond" w:hAnsi="Arial Nova Cond"/>
-                              <w:sz w:val="20"/>
-                              <w:szCs w:val="20"/>
-                            </w:rPr>
-                            <w:t>paraf_pengawas</w:t>
-                          </w:r>
-                          <w:proofErr w:type="spellEnd"/>
-                          <w:r>
-                            <w:rPr>
-                              <w:rFonts w:ascii="Arial Nova Cond" w:hAnsi="Arial Nova Cond"/>
-                              <w:sz w:val="20"/>
-                              <w:szCs w:val="20"/>
-                            </w:rPr>
-                            <w:t>} {/</w:t>
-                          </w:r>
-                          <w:proofErr w:type="spellStart"/>
-                          <w:r>
-                            <w:rPr>
-                              <w:rFonts w:ascii="Arial Nova Cond" w:hAnsi="Arial Nova Cond"/>
-                              <w:sz w:val="20"/>
-                              <w:szCs w:val="20"/>
-                            </w:rPr>
-                            <w:t>tim_pengawas</w:t>
-                          </w:r>
-                          <w:proofErr w:type="spellEnd"/>
-                          <w:r>
-                            <w:rPr>
-                              <w:rFonts w:ascii="Arial Nova Cond" w:hAnsi="Arial Nova Cond"/>
-                              <w:sz w:val="20"/>
-                              <w:szCs w:val="20"/>
-                            </w:rPr>
-                            <w:t>}</w:t>
+                            <w:t>{#tim_pengawas} {%paraf_pengawas} {/tim_pengawas}</w:t>
                           </w:r>
                         </w:p>
                         <w:p>
@@ -11417,7 +9522,6 @@
                               <w:szCs w:val="20"/>
                             </w:rPr>
                           </w:pPr>
-                          <w:proofErr w:type="spellStart"/>
                           <w:r>
                             <w:rPr>
                               <w:rFonts w:ascii="Arial Nova Cond" w:hAnsi="Arial Nova Cond" w:cs="Arial"/>
@@ -11426,43 +9530,6 @@
                             </w:rPr>
                             <w:t>Paraf</w:t>
                           </w:r>
-                          <w:proofErr w:type="spellEnd"/>
-                          <w:r>
-                            <w:rPr>
-                              <w:rFonts w:ascii="Arial Nova Cond" w:hAnsi="Arial Nova Cond" w:cs="Arial"/>
-                              <w:sz w:val="20"/>
-                              <w:szCs w:val="20"/>
-                            </w:rPr>
-                            <w:t xml:space="preserve"> </w:t>
-                          </w:r>
-                          <w:proofErr w:type="spellStart"/>
-                          <w:r>
-                            <w:rPr>
-                              <w:rFonts w:ascii="Arial Nova Cond" w:hAnsi="Arial Nova Cond" w:cs="Arial"/>
-                              <w:sz w:val="20"/>
-                              <w:szCs w:val="20"/>
-                            </w:rPr>
-                            <w:t>Pihak</w:t>
-                          </w:r>
-                          <w:proofErr w:type="spellEnd"/>
-                          <w:r>
-                            <w:rPr>
-                              <w:rFonts w:ascii="Arial Nova Cond" w:hAnsi="Arial Nova Cond" w:cs="Arial"/>
-                              <w:sz w:val="20"/>
-                              <w:szCs w:val="20"/>
-                            </w:rPr>
-                            <w:t xml:space="preserve"> Usaha/ </w:t>
-                          </w:r>
-                          <w:proofErr w:type="spellStart"/>
-                          <w:r>
-                            <w:rPr>
-                              <w:rFonts w:ascii="Arial Nova Cond" w:hAnsi="Arial Nova Cond" w:cs="Arial"/>
-                              <w:sz w:val="20"/>
-                              <w:szCs w:val="20"/>
-                            </w:rPr>
-                            <w:t>Kegiatan</w:t>
-                          </w:r>
-                          <w:proofErr w:type="spellEnd"/>
                           <w:r>
                             <w:rPr>
                               <w:rFonts w:ascii="Arial Nova Cond" w:hAnsi="Arial Nova Cond" w:cs="Arial"/>
@@ -11477,25 +9544,39 @@
                               <w:sz w:val="20"/>
                               <w:szCs w:val="20"/>
                             </w:rPr>
-                            <w:t>{%</w:t>
+                            <w:t>Pihak</w:t>
                           </w:r>
-                          <w:proofErr w:type="spellStart"/>
                           <w:r>
                             <w:rPr>
                               <w:rFonts w:ascii="Arial Nova Cond" w:hAnsi="Arial Nova Cond" w:cs="Arial"/>
                               <w:sz w:val="20"/>
                               <w:szCs w:val="20"/>
                             </w:rPr>
-                            <w:t>paraf_pemrakarsa</w:t>
+                            <w:t xml:space="preserve"> Usaha/ </w:t>
                           </w:r>
-                          <w:proofErr w:type="spellEnd"/>
                           <w:r>
                             <w:rPr>
                               <w:rFonts w:ascii="Arial Nova Cond" w:hAnsi="Arial Nova Cond" w:cs="Arial"/>
                               <w:sz w:val="20"/>
                               <w:szCs w:val="20"/>
                             </w:rPr>
-                            <w:t>}</w:t>
+                            <w:t>Kegiatan</w:t>
+                          </w:r>
+                          <w:r>
+                            <w:rPr>
+                              <w:rFonts w:ascii="Arial Nova Cond" w:hAnsi="Arial Nova Cond" w:cs="Arial"/>
+                              <w:sz w:val="20"/>
+                              <w:szCs w:val="20"/>
+                            </w:rPr>
+                            <w:t xml:space="preserve"> </w:t>
+                          </w:r>
+                          <w:r>
+                            <w:rPr>
+                              <w:rFonts w:ascii="Arial Nova Cond" w:hAnsi="Arial Nova Cond" w:cs="Arial"/>
+                              <w:sz w:val="20"/>
+                              <w:szCs w:val="20"/>
+                            </w:rPr>
+                            <w:t>{%paraf_pemrakarsa}</w:t>
                           </w:r>
                           <w:r>
                             <w:rPr>
@@ -11512,25 +9593,7 @@
                               <w:sz w:val="20"/>
                               <w:szCs w:val="20"/>
                             </w:rPr>
-                            <w:t>{%</w:t>
-                          </w:r>
-                          <w:proofErr w:type="spellStart"/>
-                          <w:r>
-                            <w:rPr>
-                              <w:rFonts w:ascii="Arial Nova Cond" w:hAnsi="Arial Nova Cond" w:cs="Arial"/>
-                              <w:sz w:val="20"/>
-                              <w:szCs w:val="20"/>
-                            </w:rPr>
-                            <w:t>paraf_perwakilan</w:t>
-                          </w:r>
-                          <w:proofErr w:type="spellEnd"/>
-                          <w:r>
-                            <w:rPr>
-                              <w:rFonts w:ascii="Arial Nova Cond" w:hAnsi="Arial Nova Cond" w:cs="Arial"/>
-                              <w:sz w:val="20"/>
-                              <w:szCs w:val="20"/>
-                            </w:rPr>
-                            <w:t>}</w:t>
+                            <w:t>{%paraf_perwakilan}</w:t>
                           </w:r>
                         </w:p>
                         <w:p>

--- a/public/templates-bap/bap-fasyankes.docx
+++ b/public/templates-bap/bap-fasyankes.docx
@@ -5884,7 +5884,7 @@
                 <w:sz w:val="24"/>
                 <w:szCs w:val="24"/>
               </w:rPr>
-              <w:t>ket_lb3_jenis}</w:t>
+              <w:t>{ket_lb3_jenis}</w:t>
             </w:r>
           </w:p>
         </w:tc>
@@ -8887,63 +8887,7 @@
                 <w:szCs w:val="24"/>
                 <w:lang w:eastAsia="en-ID"/>
               </w:rPr>
-              <w:t>{#saksi} {no}.</w:t>
-            </w:r>
-          </w:p>
-        </w:tc>
-        <w:tc>
-          <w:tcPr>
-            <w:tcW w:w="1808" w:type="dxa"/>
-            <w:vAlign w:val="center"/>
-          </w:tcPr>
-          <w:p>
-            <w:pPr>
-              <w:spacing w:after="0" w:line="240" w:lineRule="auto"/>
-              <w:rPr>
-                <w:rFonts w:ascii="Arial Nova Cond" w:eastAsia="Times New Roman" w:hAnsi="Arial Nova Cond" w:cs="Times New Roman"/>
-                <w:color w:val="0D0D0D"/>
-                <w:sz w:val="24"/>
-                <w:szCs w:val="24"/>
-                <w:lang w:eastAsia="en-ID"/>
-              </w:rPr>
-            </w:pPr>
-            <w:r>
-              <w:rPr>
-                <w:rFonts w:ascii="Arial Nova Cond" w:eastAsia="Times New Roman" w:hAnsi="Arial Nova Cond" w:cs="Times New Roman"/>
-                <w:color w:val="0D0D0D"/>
-                <w:sz w:val="24"/>
-                <w:szCs w:val="24"/>
-                <w:lang w:eastAsia="en-ID"/>
-              </w:rPr>
-              <w:lastRenderedPageBreak/>
-              <w:t xml:space="preserve">Nama </w:t>
-            </w:r>
-          </w:p>
-        </w:tc>
-        <w:tc>
-          <w:tcPr>
-            <w:tcW w:w="283" w:type="dxa"/>
-          </w:tcPr>
-          <w:p>
-            <w:pPr>
-              <w:spacing w:after="0" w:line="240" w:lineRule="auto"/>
-              <w:rPr>
-                <w:rFonts w:ascii="Arial Nova Cond" w:eastAsia="Times New Roman" w:hAnsi="Arial Nova Cond" w:cs="Times New Roman"/>
-                <w:color w:val="0D0D0D"/>
-                <w:sz w:val="24"/>
-                <w:szCs w:val="24"/>
-                <w:lang w:eastAsia="en-ID"/>
-              </w:rPr>
-            </w:pPr>
-            <w:r>
-              <w:rPr>
-                <w:rFonts w:ascii="Arial Nova Cond" w:eastAsia="Times New Roman" w:hAnsi="Arial Nova Cond" w:cs="Times New Roman"/>
-                <w:color w:val="0D0D0D"/>
-                <w:sz w:val="24"/>
-                <w:szCs w:val="24"/>
-                <w:lang w:eastAsia="en-ID"/>
-              </w:rPr>
-              <w:t>:</w:t>
+              <w:t>{#saksi} {no}.</w:t>
             </w:r>
           </w:p>
         </w:tc>
@@ -9370,7 +9314,7 @@
                               <w:sz w:val="20"/>
                               <w:szCs w:val="20"/>
                             </w:rPr>
-                            <w:t>{#tim_pengawas} {%paraf_pengawas} {/tim_pengawas}</w:t>
+                            <w:t>{#tim_pengawas} {paraf_pengawas_text} {/tim_pengawas}</w:t>
                           </w:r>
                         </w:p>
                         <w:p>
@@ -9442,7 +9386,7 @@
                         <w:sz w:val="20"/>
                         <w:szCs w:val="20"/>
                       </w:rPr>
-                      <w:t>{#tim_pengawas} {%paraf_pengawas} {/tim_pengawas}</w:t>
+                      <w:t>{#tim_pengawas} {paraf_pengawas_text} {/tim_pengawas}</w:t>
                     </w:r>
                   </w:p>
                   <w:p>
@@ -9576,7 +9520,7 @@
                               <w:sz w:val="20"/>
                               <w:szCs w:val="20"/>
                             </w:rPr>
-                            <w:t>{%paraf_pemrakarsa}</w:t>
+                            <w:t>{paraf_pemrakarsa_text}</w:t>
                           </w:r>
                           <w:r>
                             <w:rPr>
@@ -9661,7 +9605,7 @@
                         <w:sz w:val="20"/>
                         <w:szCs w:val="20"/>
                       </w:rPr>
-                      <w:t>{%paraf_pemrakarsa}</w:t>
+                      <w:t>{paraf_pemrakarsa_text}</w:t>
                     </w:r>
                     <w:r>
                       <w:rPr>

--- a/public/templates-bap/bap-fasyankes.docx
+++ b/public/templates-bap/bap-fasyankes.docx
@@ -9314,7 +9314,7 @@
                               <w:sz w:val="20"/>
                               <w:szCs w:val="20"/>
                             </w:rPr>
-                            <w:t>{#tim_pengawas} {paraf_pengawas_text} {/tim_pengawas}</w:t>
+                            <w:t>{#tim_pengawas} {%paraf_pengawas} {/tim_pengawas}</w:t>
                           </w:r>
                         </w:p>
                         <w:p>
@@ -9386,7 +9386,7 @@
                         <w:sz w:val="20"/>
                         <w:szCs w:val="20"/>
                       </w:rPr>
-                      <w:t>{#tim_pengawas} {paraf_pengawas_text} {/tim_pengawas}</w:t>
+                      <w:t>{#tim_pengawas} {%paraf_pengawas} {/tim_pengawas}</w:t>
                     </w:r>
                   </w:p>
                   <w:p>
@@ -9520,7 +9520,7 @@
                               <w:sz w:val="20"/>
                               <w:szCs w:val="20"/>
                             </w:rPr>
-                            <w:t>{paraf_pemrakarsa_text}</w:t>
+                            <w:t>{%paraf_pemrakarsa}</w:t>
                           </w:r>
                           <w:r>
                             <w:rPr>
@@ -9605,7 +9605,7 @@
                         <w:sz w:val="20"/>
                         <w:szCs w:val="20"/>
                       </w:rPr>
-                      <w:t>{paraf_pemrakarsa_text}</w:t>
+                      <w:t>{%paraf_pemrakarsa}</w:t>
                     </w:r>
                     <w:r>
                       <w:rPr>

--- a/public/templates-bap/bap-fasyankes.docx
+++ b/public/templates-bap/bap-fasyankes.docx
@@ -9314,7 +9314,7 @@
                               <w:sz w:val="20"/>
                               <w:szCs w:val="20"/>
                             </w:rPr>
-                            <w:t>{#tim_pengawas} {%paraf_pengawas} {/tim_pengawas}</w:t>
+                            <w:t>{%paraf_pengawas}</w:t>
                           </w:r>
                         </w:p>
                         <w:p>
@@ -9386,7 +9386,7 @@
                         <w:sz w:val="20"/>
                         <w:szCs w:val="20"/>
                       </w:rPr>
-                      <w:t>{#tim_pengawas} {%paraf_pengawas} {/tim_pengawas}</w:t>
+                      <w:t>{%paraf_pengawas}</w:t>
                     </w:r>
                   </w:p>
                   <w:p>

--- a/public/templates-bap/bap-fasyankes.docx
+++ b/public/templates-bap/bap-fasyankes.docx
@@ -43,7 +43,7 @@
                 <w:lang w:val="en-US"/>
               </w:rPr>
               <w:drawing>
-                <wp:anchor distT="0" distB="0" distL="114300" distR="114300" simplePos="0" relativeHeight="251658752" behindDoc="0" locked="0" layoutInCell="1" allowOverlap="1" wp14:anchorId="069080DA" wp14:editId="3A31AD63">
+                <wp:anchor distT="0" distB="0" distL="114300" distR="114300" simplePos="0" relativeHeight="251658752" behindDoc="0" locked="0" layoutInCell="1" allowOverlap="1" wp14:anchorId="069080DA" wp14:editId="1B71E19E">
                   <wp:simplePos x="0" y="0"/>
                   <wp:positionH relativeFrom="column">
                     <wp:posOffset>68580</wp:posOffset>
@@ -164,107 +164,23 @@
                 <w:rFonts w:ascii="Arial" w:hAnsi="Arial" w:cs="Arial"/>
                 <w:lang w:val="en-US"/>
               </w:rPr>
-              <w:t xml:space="preserve">Jl. </w:t>
-            </w:r>
-            <w:r>
+              <w:t>Jl. Ronggowarsito No.18b, Sragen Wetan, Sragen, Jawa Tengah</w:t>
+            </w:r>
+          </w:p>
+          <w:p>
+            <w:pPr>
+              <w:jc w:val="center"/>
               <w:rPr>
                 <w:rFonts w:ascii="Arial" w:hAnsi="Arial" w:cs="Arial"/>
                 <w:lang w:val="en-US"/>
               </w:rPr>
-              <w:t>Ronggowarsito</w:t>
-            </w:r>
+            </w:pPr>
             <w:r>
               <w:rPr>
                 <w:rFonts w:ascii="Arial" w:hAnsi="Arial" w:cs="Arial"/>
                 <w:lang w:val="en-US"/>
               </w:rPr>
-              <w:t xml:space="preserve"> No.18b, </w:t>
-            </w:r>
-            <w:r>
-              <w:rPr>
-                <w:rFonts w:ascii="Arial" w:hAnsi="Arial" w:cs="Arial"/>
-                <w:lang w:val="en-US"/>
-              </w:rPr>
-              <w:t>Sragen</w:t>
-            </w:r>
-            <w:r>
-              <w:rPr>
-                <w:rFonts w:ascii="Arial" w:hAnsi="Arial" w:cs="Arial"/>
-                <w:lang w:val="en-US"/>
-              </w:rPr>
-              <w:t xml:space="preserve"> </w:t>
-            </w:r>
-            <w:r>
-              <w:rPr>
-                <w:rFonts w:ascii="Arial" w:hAnsi="Arial" w:cs="Arial"/>
-                <w:lang w:val="en-US"/>
-              </w:rPr>
-              <w:t>Wetan</w:t>
-            </w:r>
-            <w:r>
-              <w:rPr>
-                <w:rFonts w:ascii="Arial" w:hAnsi="Arial" w:cs="Arial"/>
-                <w:lang w:val="en-US"/>
-              </w:rPr>
-              <w:t xml:space="preserve">, </w:t>
-            </w:r>
-            <w:r>
-              <w:rPr>
-                <w:rFonts w:ascii="Arial" w:hAnsi="Arial" w:cs="Arial"/>
-                <w:lang w:val="en-US"/>
-              </w:rPr>
-              <w:t>Sragen</w:t>
-            </w:r>
-            <w:r>
-              <w:rPr>
-                <w:rFonts w:ascii="Arial" w:hAnsi="Arial" w:cs="Arial"/>
-                <w:lang w:val="en-US"/>
-              </w:rPr>
-              <w:t xml:space="preserve">, </w:t>
-            </w:r>
-            <w:r>
-              <w:rPr>
-                <w:rFonts w:ascii="Arial" w:hAnsi="Arial" w:cs="Arial"/>
-                <w:lang w:val="en-US"/>
-              </w:rPr>
-              <w:t>Jawa</w:t>
-            </w:r>
-            <w:r>
-              <w:rPr>
-                <w:rFonts w:ascii="Arial" w:hAnsi="Arial" w:cs="Arial"/>
-                <w:lang w:val="en-US"/>
-              </w:rPr>
-              <w:t xml:space="preserve"> Tengah</w:t>
-            </w:r>
-          </w:p>
-          <w:p>
-            <w:pPr>
-              <w:jc w:val="center"/>
-              <w:rPr>
-                <w:rFonts w:ascii="Arial" w:hAnsi="Arial" w:cs="Arial"/>
-                <w:lang w:val="en-US"/>
-              </w:rPr>
-            </w:pPr>
-            <w:r>
-              <w:rPr>
-                <w:rFonts w:ascii="Arial" w:hAnsi="Arial" w:cs="Arial"/>
-                <w:lang w:val="en-US"/>
-              </w:rPr>
-              <w:t xml:space="preserve">Telp. (0271) </w:t>
-            </w:r>
-            <w:r>
-              <w:rPr>
-                <w:rFonts w:ascii="Arial" w:hAnsi="Arial" w:cs="Arial"/>
-                <w:lang w:val="en-US"/>
-              </w:rPr>
-              <w:t>891136  Email</w:t>
-            </w:r>
-            <w:r>
-              <w:rPr>
-                <w:rFonts w:ascii="Arial" w:hAnsi="Arial" w:cs="Arial"/>
-                <w:lang w:val="en-US"/>
-              </w:rPr>
-              <w:t xml:space="preserve"> : dlhsragenkab@gmail.com</w:t>
+              <w:t>Telp. (0271) 891136  Email : dlhsragenkab@gmail.com</w:t>
             </w:r>
           </w:p>
           <w:p>
@@ -356,15 +272,7 @@
           <w:sz w:val="24"/>
           <w:szCs w:val="24"/>
         </w:rPr>
-        <w:t>Nomor</w:t>
-      </w:r>
-      <w:r>
-        <w:rPr>
-          <w:rFonts w:ascii="Arial Nova Cond" w:hAnsi="Arial Nova Cond"/>
-          <w:sz w:val="24"/>
-          <w:szCs w:val="24"/>
-        </w:rPr>
-        <w:t>: 600.4/         /BAP/17/</w:t>
+        <w:t>Nomor: 600.4/         /BAP/17/</w:t>
       </w:r>
       <w:r>
         <w:rPr>
@@ -401,71 +309,7 @@
           <w:sz w:val="24"/>
           <w:szCs w:val="24"/>
         </w:rPr>
-        <w:t xml:space="preserve">Pada </w:t>
-      </w:r>
-      <w:r>
-        <w:rPr>
-          <w:rFonts w:ascii="Arial Nova Cond" w:hAnsi="Arial Nova Cond"/>
-          <w:sz w:val="24"/>
-          <w:szCs w:val="24"/>
-        </w:rPr>
-        <w:t>hari</w:t>
-      </w:r>
-      <w:r>
-        <w:rPr>
-          <w:rFonts w:ascii="Arial Nova Cond" w:hAnsi="Arial Nova Cond"/>
-          <w:sz w:val="24"/>
-          <w:szCs w:val="24"/>
-        </w:rPr>
-        <w:t xml:space="preserve"> </w:t>
-      </w:r>
-      <w:r>
-        <w:rPr>
-          <w:rFonts w:ascii="Arial Nova Cond" w:hAnsi="Arial Nova Cond"/>
-          <w:sz w:val="24"/>
-          <w:szCs w:val="24"/>
-        </w:rPr>
-        <w:t>ini</w:t>
-      </w:r>
-      <w:r>
-        <w:rPr>
-          <w:rFonts w:ascii="Arial Nova Cond" w:hAnsi="Arial Nova Cond"/>
-          <w:sz w:val="24"/>
-          <w:szCs w:val="24"/>
-        </w:rPr>
-        <w:t xml:space="preserve"> {hari_ini_nama}, </w:t>
-      </w:r>
-      <w:r>
-        <w:rPr>
-          <w:rFonts w:ascii="Arial Nova Cond" w:hAnsi="Arial Nova Cond"/>
-          <w:sz w:val="24"/>
-          <w:szCs w:val="24"/>
-        </w:rPr>
-        <w:t>tanggal</w:t>
-      </w:r>
-      <w:r>
-        <w:rPr>
-          <w:rFonts w:ascii="Arial Nova Cond" w:hAnsi="Arial Nova Cond"/>
-          <w:sz w:val="24"/>
-          <w:szCs w:val="24"/>
-        </w:rPr>
-        <w:t xml:space="preserve"> {hari_ini_tanggal_terbilang} </w:t>
-      </w:r>
-      <w:r>
-        <w:rPr>
-          <w:rFonts w:ascii="Arial Nova Cond" w:hAnsi="Arial Nova Cond"/>
-          <w:sz w:val="24"/>
-          <w:szCs w:val="24"/>
-        </w:rPr>
-        <w:t>bulan</w:t>
-      </w:r>
-      <w:r>
-        <w:rPr>
-          <w:rFonts w:ascii="Arial Nova Cond" w:hAnsi="Arial Nova Cond"/>
-          <w:sz w:val="24"/>
-          <w:szCs w:val="24"/>
-        </w:rPr>
-        <w:t xml:space="preserve"> {hari_ini_bulan}</w:t>
+        <w:t>Pada hari ini {hari_ini_nama}, tanggal {hari_ini_tanggal_terbilang} bulan {hari_ini_bulan}</w:t>
       </w:r>
       <w:r>
         <w:rPr>
@@ -483,15 +327,7 @@
           <w:sz w:val="24"/>
           <w:szCs w:val="24"/>
         </w:rPr>
-        <w:t>tahun</w:t>
-      </w:r>
-      <w:r>
-        <w:rPr>
-          <w:rFonts w:ascii="Arial Nova Cond" w:hAnsi="Arial Nova Cond"/>
-          <w:sz w:val="24"/>
-          <w:szCs w:val="24"/>
-        </w:rPr>
-        <w:t xml:space="preserve"> {hari_ini_tahun_terbilang}</w:t>
+        <w:t>tahun {hari_ini_tahun_terbilang}</w:t>
       </w:r>
       <w:r>
         <w:rPr>
@@ -509,223 +345,7 @@
           <w:sz w:val="24"/>
           <w:szCs w:val="24"/>
         </w:rPr>
-        <w:t>pukul</w:t>
-      </w:r>
-      <w:r>
-        <w:rPr>
-          <w:rFonts w:ascii="Arial Nova Cond" w:hAnsi="Arial Nova Cond"/>
-          <w:sz w:val="24"/>
-          <w:szCs w:val="24"/>
-        </w:rPr>
-        <w:t xml:space="preserve"> {waktu_pengawasan} WIB, di </w:t>
-      </w:r>
-      <w:r>
-        <w:rPr>
-          <w:rFonts w:ascii="Arial Nova Cond" w:hAnsi="Arial Nova Cond"/>
-          <w:sz w:val="24"/>
-          <w:szCs w:val="24"/>
-        </w:rPr>
-        <w:t>lokasi</w:t>
-      </w:r>
-      <w:r>
-        <w:rPr>
-          <w:rFonts w:ascii="Arial Nova Cond" w:hAnsi="Arial Nova Cond"/>
-          <w:sz w:val="24"/>
-          <w:szCs w:val="24"/>
-        </w:rPr>
-        <w:t xml:space="preserve"> {nama_badan_usaha_kegiatan}, {alamat_lokasi}, </w:t>
-      </w:r>
-      <w:r>
-        <w:rPr>
-          <w:rFonts w:ascii="Arial Nova Cond" w:hAnsi="Arial Nova Cond"/>
-          <w:sz w:val="24"/>
-          <w:szCs w:val="24"/>
-        </w:rPr>
-        <w:t>telah</w:t>
-      </w:r>
-      <w:r>
-        <w:rPr>
-          <w:rFonts w:ascii="Arial Nova Cond" w:hAnsi="Arial Nova Cond"/>
-          <w:sz w:val="24"/>
-          <w:szCs w:val="24"/>
-        </w:rPr>
-        <w:t xml:space="preserve"> </w:t>
-      </w:r>
-      <w:r>
-        <w:rPr>
-          <w:rFonts w:ascii="Arial Nova Cond" w:hAnsi="Arial Nova Cond"/>
-          <w:sz w:val="24"/>
-          <w:szCs w:val="24"/>
-        </w:rPr>
-        <w:t>dilakukan</w:t>
-      </w:r>
-      <w:r>
-        <w:rPr>
-          <w:rFonts w:ascii="Arial Nova Cond" w:hAnsi="Arial Nova Cond"/>
-          <w:sz w:val="24"/>
-          <w:szCs w:val="24"/>
-        </w:rPr>
-        <w:t xml:space="preserve"> </w:t>
-      </w:r>
-      <w:r>
-        <w:rPr>
-          <w:rFonts w:ascii="Arial Nova Cond" w:hAnsi="Arial Nova Cond"/>
-          <w:sz w:val="24"/>
-          <w:szCs w:val="24"/>
-        </w:rPr>
-        <w:t>penandatanganan</w:t>
-      </w:r>
-      <w:r>
-        <w:rPr>
-          <w:rFonts w:ascii="Arial Nova Cond" w:hAnsi="Arial Nova Cond"/>
-          <w:sz w:val="24"/>
-          <w:szCs w:val="24"/>
-        </w:rPr>
-        <w:t xml:space="preserve"> </w:t>
-      </w:r>
-      <w:r>
-        <w:rPr>
-          <w:rFonts w:ascii="Arial Nova Cond" w:hAnsi="Arial Nova Cond"/>
-          <w:sz w:val="24"/>
-          <w:szCs w:val="24"/>
-        </w:rPr>
-        <w:t>berita</w:t>
-      </w:r>
-      <w:r>
-        <w:rPr>
-          <w:rFonts w:ascii="Arial Nova Cond" w:hAnsi="Arial Nova Cond"/>
-          <w:sz w:val="24"/>
-          <w:szCs w:val="24"/>
-        </w:rPr>
-        <w:t xml:space="preserve"> acara </w:t>
-      </w:r>
-      <w:r>
-        <w:rPr>
-          <w:rFonts w:ascii="Arial Nova Cond" w:hAnsi="Arial Nova Cond"/>
-          <w:sz w:val="24"/>
-          <w:szCs w:val="24"/>
-        </w:rPr>
-        <w:t>pengawasan</w:t>
-      </w:r>
-      <w:r>
-        <w:rPr>
-          <w:rFonts w:ascii="Arial Nova Cond" w:hAnsi="Arial Nova Cond"/>
-          <w:sz w:val="24"/>
-          <w:szCs w:val="24"/>
-        </w:rPr>
-        <w:t xml:space="preserve"> </w:t>
-      </w:r>
-      <w:r>
-        <w:rPr>
-          <w:rFonts w:ascii="Arial Nova Cond" w:hAnsi="Arial Nova Cond"/>
-          <w:sz w:val="24"/>
-          <w:szCs w:val="24"/>
-        </w:rPr>
-        <w:t>lingkungan</w:t>
-      </w:r>
-      <w:r>
-        <w:rPr>
-          <w:rFonts w:ascii="Arial Nova Cond" w:hAnsi="Arial Nova Cond"/>
-          <w:sz w:val="24"/>
-          <w:szCs w:val="24"/>
-        </w:rPr>
-        <w:t xml:space="preserve"> </w:t>
-      </w:r>
-      <w:r>
-        <w:rPr>
-          <w:rFonts w:ascii="Arial Nova Cond" w:hAnsi="Arial Nova Cond"/>
-          <w:sz w:val="24"/>
-          <w:szCs w:val="24"/>
-        </w:rPr>
-        <w:t>hidup</w:t>
-      </w:r>
-      <w:r>
-        <w:rPr>
-          <w:rFonts w:ascii="Arial Nova Cond" w:hAnsi="Arial Nova Cond"/>
-          <w:sz w:val="24"/>
-          <w:szCs w:val="24"/>
-        </w:rPr>
-        <w:t xml:space="preserve"> </w:t>
-      </w:r>
-      <w:r>
-        <w:rPr>
-          <w:rFonts w:ascii="Arial Nova Cond" w:hAnsi="Arial Nova Cond"/>
-          <w:sz w:val="24"/>
-          <w:szCs w:val="24"/>
-        </w:rPr>
-        <w:t>terhadap</w:t>
-      </w:r>
-      <w:r>
-        <w:rPr>
-          <w:rFonts w:ascii="Arial Nova Cond" w:hAnsi="Arial Nova Cond"/>
-          <w:sz w:val="24"/>
-          <w:szCs w:val="24"/>
-        </w:rPr>
-        <w:t xml:space="preserve"> {nama_badan_usaha_kegiatan} </w:t>
-      </w:r>
-      <w:r>
-        <w:rPr>
-          <w:rFonts w:ascii="Arial Nova Cond" w:hAnsi="Arial Nova Cond"/>
-          <w:sz w:val="24"/>
-          <w:szCs w:val="24"/>
-        </w:rPr>
-        <w:t>dengan</w:t>
-      </w:r>
-      <w:r>
-        <w:rPr>
-          <w:rFonts w:ascii="Arial Nova Cond" w:hAnsi="Arial Nova Cond"/>
-          <w:sz w:val="24"/>
-          <w:szCs w:val="24"/>
-        </w:rPr>
-        <w:t xml:space="preserve"> </w:t>
-      </w:r>
-      <w:r>
-        <w:rPr>
-          <w:rFonts w:ascii="Arial Nova Cond" w:hAnsi="Arial Nova Cond"/>
-          <w:sz w:val="24"/>
-          <w:szCs w:val="24"/>
-        </w:rPr>
-        <w:t>hasil</w:t>
-      </w:r>
-      <w:r>
-        <w:rPr>
-          <w:rFonts w:ascii="Arial Nova Cond" w:hAnsi="Arial Nova Cond"/>
-          <w:sz w:val="24"/>
-          <w:szCs w:val="24"/>
-        </w:rPr>
-        <w:t xml:space="preserve"> </w:t>
-      </w:r>
-      <w:r>
-        <w:rPr>
-          <w:rFonts w:ascii="Arial Nova Cond" w:hAnsi="Arial Nova Cond"/>
-          <w:sz w:val="24"/>
-          <w:szCs w:val="24"/>
-        </w:rPr>
-        <w:t>sebagai</w:t>
-      </w:r>
-      <w:r>
-        <w:rPr>
-          <w:rFonts w:ascii="Arial Nova Cond" w:hAnsi="Arial Nova Cond"/>
-          <w:sz w:val="24"/>
-          <w:szCs w:val="24"/>
-        </w:rPr>
-        <w:t xml:space="preserve"> </w:t>
-      </w:r>
-      <w:r>
-        <w:rPr>
-          <w:rFonts w:ascii="Arial Nova Cond" w:hAnsi="Arial Nova Cond"/>
-          <w:sz w:val="24"/>
-          <w:szCs w:val="24"/>
-        </w:rPr>
-        <w:t>berikut</w:t>
-      </w:r>
-      <w:r>
-        <w:rPr>
-          <w:rFonts w:ascii="Arial Nova Cond" w:hAnsi="Arial Nova Cond"/>
-          <w:sz w:val="24"/>
-          <w:szCs w:val="24"/>
-        </w:rPr>
-        <w:t>:</w:t>
+        <w:t>pukul {waktu_pengawasan} WIB, di lokasi {nama_badan_usaha_kegiatan}, {alamat_lokasi}, telah dilakukan penandatanganan berita acara pengawasan lingkungan hidup terhadap {nama_badan_usaha_kegiatan} dengan hasil sebagai berikut:</w:t>
       </w:r>
     </w:p>
     <w:p>
@@ -755,23 +375,7 @@
           <w:sz w:val="24"/>
           <w:szCs w:val="24"/>
         </w:rPr>
-        <w:t xml:space="preserve">A. </w:t>
-      </w:r>
-      <w:r>
-        <w:rPr>
-          <w:rFonts w:ascii="Arial Nova Cond" w:hAnsi="Arial Nova Cond"/>
-          <w:sz w:val="24"/>
-          <w:szCs w:val="24"/>
-        </w:rPr>
-        <w:t>Identitas</w:t>
-      </w:r>
-      <w:r>
-        <w:rPr>
-          <w:rFonts w:ascii="Arial Nova Cond" w:hAnsi="Arial Nova Cond"/>
-          <w:sz w:val="24"/>
-          <w:szCs w:val="24"/>
-        </w:rPr>
-        <w:t xml:space="preserve"> </w:t>
+        <w:t xml:space="preserve">A. Identitas </w:t>
       </w:r>
       <w:r>
         <w:rPr>
@@ -787,47 +391,7 @@
           <w:sz w:val="24"/>
           <w:szCs w:val="24"/>
         </w:rPr>
-        <w:t xml:space="preserve"> </w:t>
-      </w:r>
-      <w:r>
-        <w:rPr>
-          <w:rFonts w:ascii="Arial Nova Cond" w:hAnsi="Arial Nova Cond"/>
-          <w:sz w:val="24"/>
-          <w:szCs w:val="24"/>
-        </w:rPr>
-        <w:t>Pengawas</w:t>
-      </w:r>
-      <w:r>
-        <w:rPr>
-          <w:rFonts w:ascii="Arial Nova Cond" w:hAnsi="Arial Nova Cond"/>
-          <w:sz w:val="24"/>
-          <w:szCs w:val="24"/>
-        </w:rPr>
-        <w:t xml:space="preserve"> </w:t>
-      </w:r>
-      <w:r>
-        <w:rPr>
-          <w:rFonts w:ascii="Arial Nova Cond" w:hAnsi="Arial Nova Cond"/>
-          <w:sz w:val="24"/>
-          <w:szCs w:val="24"/>
-        </w:rPr>
-        <w:t>Lingkungan</w:t>
-      </w:r>
-      <w:r>
-        <w:rPr>
-          <w:rFonts w:ascii="Arial Nova Cond" w:hAnsi="Arial Nova Cond"/>
-          <w:sz w:val="24"/>
-          <w:szCs w:val="24"/>
-        </w:rPr>
-        <w:t xml:space="preserve"> </w:t>
-      </w:r>
-      <w:r>
-        <w:rPr>
-          <w:rFonts w:ascii="Arial Nova Cond" w:hAnsi="Arial Nova Cond"/>
-          <w:sz w:val="24"/>
-          <w:szCs w:val="24"/>
-        </w:rPr>
-        <w:t>Hidup</w:t>
+        <w:t xml:space="preserve"> Pengawas Lingkungan Hidup</w:t>
       </w:r>
       <w:r>
         <w:rPr>
@@ -951,15 +515,7 @@
                 <w:sz w:val="24"/>
                 <w:szCs w:val="24"/>
               </w:rPr>
-              <w:t>Instansi</w:t>
-            </w:r>
-            <w:r>
-              <w:rPr>
-                <w:rFonts w:ascii="Arial Nova Cond" w:hAnsi="Arial Nova Cond"/>
-                <w:sz w:val="24"/>
-                <w:szCs w:val="24"/>
-              </w:rPr>
-              <w:t xml:space="preserve"> </w:t>
+              <w:t xml:space="preserve">Instansi </w:t>
             </w:r>
           </w:p>
         </w:tc>
@@ -1149,63 +705,7 @@
                 <w:sz w:val="24"/>
                 <w:szCs w:val="24"/>
               </w:rPr>
-              <w:t xml:space="preserve">Dinas </w:t>
-            </w:r>
-            <w:r>
-              <w:rPr>
-                <w:rFonts w:ascii="Arial Nova Cond" w:hAnsi="Arial Nova Cond"/>
-                <w:sz w:val="24"/>
-                <w:szCs w:val="24"/>
-              </w:rPr>
-              <w:t>Lingkungan</w:t>
-            </w:r>
-            <w:r>
-              <w:rPr>
-                <w:rFonts w:ascii="Arial Nova Cond" w:hAnsi="Arial Nova Cond"/>
-                <w:sz w:val="24"/>
-                <w:szCs w:val="24"/>
-              </w:rPr>
-              <w:t xml:space="preserve"> </w:t>
-            </w:r>
-            <w:r>
-              <w:rPr>
-                <w:rFonts w:ascii="Arial Nova Cond" w:hAnsi="Arial Nova Cond"/>
-                <w:sz w:val="24"/>
-                <w:szCs w:val="24"/>
-              </w:rPr>
-              <w:t>Hidup</w:t>
-            </w:r>
-            <w:r>
-              <w:rPr>
-                <w:rFonts w:ascii="Arial Nova Cond" w:hAnsi="Arial Nova Cond"/>
-                <w:sz w:val="24"/>
-                <w:szCs w:val="24"/>
-              </w:rPr>
-              <w:t xml:space="preserve"> </w:t>
-            </w:r>
-            <w:r>
-              <w:rPr>
-                <w:rFonts w:ascii="Arial Nova Cond" w:hAnsi="Arial Nova Cond"/>
-                <w:sz w:val="24"/>
-                <w:szCs w:val="24"/>
-              </w:rPr>
-              <w:t>Kabupaten</w:t>
-            </w:r>
-            <w:r>
-              <w:rPr>
-                <w:rFonts w:ascii="Arial Nova Cond" w:hAnsi="Arial Nova Cond"/>
-                <w:sz w:val="24"/>
-                <w:szCs w:val="24"/>
-              </w:rPr>
-              <w:t xml:space="preserve"> </w:t>
-            </w:r>
-            <w:r>
-              <w:rPr>
-                <w:rFonts w:ascii="Arial Nova Cond" w:hAnsi="Arial Nova Cond"/>
-                <w:sz w:val="24"/>
-                <w:szCs w:val="24"/>
-              </w:rPr>
-              <w:t>Sragen</w:t>
+              <w:t>Dinas Lingkungan Hidup Kabupaten Sragen</w:t>
             </w:r>
           </w:p>
           <w:p>
@@ -1549,23 +1049,7 @@
                 <w:sz w:val="24"/>
                 <w:szCs w:val="24"/>
               </w:rPr>
-              <w:t>Tahun</w:t>
-            </w:r>
-            <w:r>
-              <w:rPr>
-                <w:rFonts w:ascii="Arial Nova Cond" w:hAnsi="Arial Nova Cond"/>
-                <w:sz w:val="24"/>
-                <w:szCs w:val="24"/>
-              </w:rPr>
-              <w:t xml:space="preserve"> </w:t>
-            </w:r>
-            <w:r>
-              <w:rPr>
-                <w:rFonts w:ascii="Arial Nova Cond" w:hAnsi="Arial Nova Cond"/>
-                <w:sz w:val="24"/>
-                <w:szCs w:val="24"/>
-              </w:rPr>
-              <w:t>beroperasi</w:t>
+              <w:t>Tahun beroperasi</w:t>
             </w:r>
           </w:p>
         </w:tc>
@@ -1659,15 +1143,7 @@
                 <w:sz w:val="24"/>
                 <w:szCs w:val="24"/>
               </w:rPr>
-              <w:t xml:space="preserve">Status </w:t>
-            </w:r>
-            <w:r>
-              <w:rPr>
-                <w:rFonts w:ascii="Arial Nova Cond" w:hAnsi="Arial Nova Cond"/>
-                <w:sz w:val="24"/>
-                <w:szCs w:val="24"/>
-              </w:rPr>
-              <w:t>permodalan</w:t>
+              <w:t>Status permodalan</w:t>
             </w:r>
           </w:p>
         </w:tc>
@@ -1761,63 +1237,7 @@
                 <w:sz w:val="24"/>
                 <w:szCs w:val="24"/>
               </w:rPr>
-              <w:t xml:space="preserve">Nama </w:t>
-            </w:r>
-            <w:r>
-              <w:rPr>
-                <w:rFonts w:ascii="Arial Nova Cond" w:hAnsi="Arial Nova Cond"/>
-                <w:sz w:val="24"/>
-                <w:szCs w:val="24"/>
-              </w:rPr>
-              <w:t>penanggung</w:t>
-            </w:r>
-            <w:r>
-              <w:rPr>
-                <w:rFonts w:ascii="Arial Nova Cond" w:hAnsi="Arial Nova Cond"/>
-                <w:sz w:val="24"/>
-                <w:szCs w:val="24"/>
-              </w:rPr>
-              <w:t xml:space="preserve"> </w:t>
-            </w:r>
-            <w:r>
-              <w:rPr>
-                <w:rFonts w:ascii="Arial Nova Cond" w:hAnsi="Arial Nova Cond"/>
-                <w:sz w:val="24"/>
-                <w:szCs w:val="24"/>
-              </w:rPr>
-              <w:t>jawab</w:t>
-            </w:r>
-            <w:r>
-              <w:rPr>
-                <w:rFonts w:ascii="Arial Nova Cond" w:hAnsi="Arial Nova Cond"/>
-                <w:sz w:val="24"/>
-                <w:szCs w:val="24"/>
-              </w:rPr>
-              <w:t xml:space="preserve"> Usaha dan/</w:t>
-            </w:r>
-            <w:r>
-              <w:rPr>
-                <w:rFonts w:ascii="Arial Nova Cond" w:hAnsi="Arial Nova Cond"/>
-                <w:sz w:val="24"/>
-                <w:szCs w:val="24"/>
-              </w:rPr>
-              <w:t>atau</w:t>
-            </w:r>
-            <w:r>
-              <w:rPr>
-                <w:rFonts w:ascii="Arial Nova Cond" w:hAnsi="Arial Nova Cond"/>
-                <w:sz w:val="24"/>
-                <w:szCs w:val="24"/>
-              </w:rPr>
-              <w:t xml:space="preserve"> </w:t>
-            </w:r>
-            <w:r>
-              <w:rPr>
-                <w:rFonts w:ascii="Arial Nova Cond" w:hAnsi="Arial Nova Cond"/>
-                <w:sz w:val="24"/>
-                <w:szCs w:val="24"/>
-              </w:rPr>
-              <w:t>Kegiatan</w:t>
+              <w:t>Nama penanggung jawab Usaha dan/atau Kegiatan</w:t>
             </w:r>
           </w:p>
         </w:tc>
@@ -1911,71 +1331,7 @@
                 <w:sz w:val="24"/>
                 <w:szCs w:val="24"/>
               </w:rPr>
-              <w:t>Jabatan</w:t>
-            </w:r>
-            <w:r>
-              <w:rPr>
-                <w:rFonts w:ascii="Arial Nova Cond" w:hAnsi="Arial Nova Cond"/>
-                <w:sz w:val="24"/>
-                <w:szCs w:val="24"/>
-              </w:rPr>
-              <w:t xml:space="preserve"> </w:t>
-            </w:r>
-            <w:r>
-              <w:rPr>
-                <w:rFonts w:ascii="Arial Nova Cond" w:hAnsi="Arial Nova Cond"/>
-                <w:sz w:val="24"/>
-                <w:szCs w:val="24"/>
-              </w:rPr>
-              <w:t>penanggung</w:t>
-            </w:r>
-            <w:r>
-              <w:rPr>
-                <w:rFonts w:ascii="Arial Nova Cond" w:hAnsi="Arial Nova Cond"/>
-                <w:sz w:val="24"/>
-                <w:szCs w:val="24"/>
-              </w:rPr>
-              <w:t xml:space="preserve"> </w:t>
-            </w:r>
-            <w:r>
-              <w:rPr>
-                <w:rFonts w:ascii="Arial Nova Cond" w:hAnsi="Arial Nova Cond"/>
-                <w:sz w:val="24"/>
-                <w:szCs w:val="24"/>
-              </w:rPr>
-              <w:t>jawab</w:t>
-            </w:r>
-            <w:r>
-              <w:rPr>
-                <w:rFonts w:ascii="Arial Nova Cond" w:hAnsi="Arial Nova Cond"/>
-                <w:sz w:val="24"/>
-                <w:szCs w:val="24"/>
-              </w:rPr>
-              <w:t xml:space="preserve"> Usaha dan/</w:t>
-            </w:r>
-            <w:r>
-              <w:rPr>
-                <w:rFonts w:ascii="Arial Nova Cond" w:hAnsi="Arial Nova Cond"/>
-                <w:sz w:val="24"/>
-                <w:szCs w:val="24"/>
-              </w:rPr>
-              <w:t>atau</w:t>
-            </w:r>
-            <w:r>
-              <w:rPr>
-                <w:rFonts w:ascii="Arial Nova Cond" w:hAnsi="Arial Nova Cond"/>
-                <w:sz w:val="24"/>
-                <w:szCs w:val="24"/>
-              </w:rPr>
-              <w:t xml:space="preserve"> </w:t>
-            </w:r>
-            <w:r>
-              <w:rPr>
-                <w:rFonts w:ascii="Arial Nova Cond" w:hAnsi="Arial Nova Cond"/>
-                <w:sz w:val="24"/>
-                <w:szCs w:val="24"/>
-              </w:rPr>
-              <w:t>Kegiatan</w:t>
+              <w:t>Jabatan penanggung jawab Usaha dan/atau Kegiatan</w:t>
             </w:r>
           </w:p>
         </w:tc>
@@ -2165,23 +1521,7 @@
                 <w:sz w:val="24"/>
                 <w:szCs w:val="24"/>
               </w:rPr>
-              <w:t>Nomor</w:t>
-            </w:r>
-            <w:r>
-              <w:rPr>
-                <w:rFonts w:ascii="Arial Nova Cond" w:hAnsi="Arial Nova Cond"/>
-                <w:sz w:val="24"/>
-                <w:szCs w:val="24"/>
-              </w:rPr>
-              <w:t xml:space="preserve"> </w:t>
-            </w:r>
-            <w:r>
-              <w:rPr>
-                <w:rFonts w:ascii="Arial Nova Cond" w:hAnsi="Arial Nova Cond"/>
-                <w:sz w:val="24"/>
-                <w:szCs w:val="24"/>
-              </w:rPr>
-              <w:t>telepon</w:t>
+              <w:t>Nomor telepon</w:t>
             </w:r>
           </w:p>
         </w:tc>
@@ -2279,55 +1619,7 @@
                 <w:sz w:val="24"/>
                 <w:szCs w:val="24"/>
               </w:rPr>
-              <w:t>Koordinat</w:t>
-            </w:r>
-            <w:r>
-              <w:rPr>
-                <w:rFonts w:ascii="Arial Nova Cond" w:hAnsi="Arial Nova Cond"/>
-                <w:sz w:val="24"/>
-                <w:szCs w:val="24"/>
-              </w:rPr>
-              <w:t xml:space="preserve"> </w:t>
-            </w:r>
-            <w:r>
-              <w:rPr>
-                <w:rFonts w:ascii="Arial Nova Cond" w:hAnsi="Arial Nova Cond"/>
-                <w:sz w:val="24"/>
-                <w:szCs w:val="24"/>
-              </w:rPr>
-              <w:t>lokasi</w:t>
-            </w:r>
-            <w:r>
-              <w:rPr>
-                <w:rFonts w:ascii="Arial Nova Cond" w:hAnsi="Arial Nova Cond"/>
-                <w:sz w:val="24"/>
-                <w:szCs w:val="24"/>
-              </w:rPr>
-              <w:t xml:space="preserve"> Usaha dan/</w:t>
-            </w:r>
-            <w:r>
-              <w:rPr>
-                <w:rFonts w:ascii="Arial Nova Cond" w:hAnsi="Arial Nova Cond"/>
-                <w:sz w:val="24"/>
-                <w:szCs w:val="24"/>
-              </w:rPr>
-              <w:t>atau</w:t>
-            </w:r>
-            <w:r>
-              <w:rPr>
-                <w:rFonts w:ascii="Arial Nova Cond" w:hAnsi="Arial Nova Cond"/>
-                <w:sz w:val="24"/>
-                <w:szCs w:val="24"/>
-              </w:rPr>
-              <w:t xml:space="preserve"> </w:t>
-            </w:r>
-            <w:r>
-              <w:rPr>
-                <w:rFonts w:ascii="Arial Nova Cond" w:hAnsi="Arial Nova Cond"/>
-                <w:sz w:val="24"/>
-                <w:szCs w:val="24"/>
-              </w:rPr>
-              <w:t>Kegiatan</w:t>
+              <w:t>Koordinat lokasi Usaha dan/atau Kegiatan</w:t>
             </w:r>
           </w:p>
           <w:p>
@@ -2484,45 +1776,55 @@
                 <w:szCs w:val="24"/>
                 <w:lang w:val="en-US"/>
               </w:rPr>
-              <w:t>Utara :</w:t>
-            </w:r>
-            <w:r>
+              <w:t xml:space="preserve">Utara : </w:t>
+            </w:r>
+            <w:r>
+              <w:rPr>
+                <w:rFonts w:ascii="Arial Nova Cond" w:hAnsi="Arial Nova Cond"/>
+                <w:sz w:val="24"/>
+                <w:szCs w:val="24"/>
+              </w:rPr>
+              <w:t>{batas_utara}</w:t>
+            </w:r>
+          </w:p>
+          <w:p>
+            <w:pPr>
+              <w:jc w:val="both"/>
               <w:rPr>
                 <w:rFonts w:ascii="Arial Nova Cond" w:hAnsi="Arial Nova Cond"/>
                 <w:sz w:val="24"/>
                 <w:szCs w:val="24"/>
                 <w:lang w:val="en-US"/>
               </w:rPr>
-              <w:t xml:space="preserve"> </w:t>
-            </w:r>
-            <w:r>
-              <w:rPr>
-                <w:rFonts w:ascii="Arial Nova Cond" w:hAnsi="Arial Nova Cond"/>
-                <w:sz w:val="24"/>
-                <w:szCs w:val="24"/>
-              </w:rPr>
-              <w:t>{batas_utara}</w:t>
-            </w:r>
-          </w:p>
-          <w:p>
-            <w:pPr>
-              <w:jc w:val="both"/>
+            </w:pPr>
+            <w:r>
               <w:rPr>
                 <w:rFonts w:ascii="Arial Nova Cond" w:hAnsi="Arial Nova Cond"/>
                 <w:sz w:val="24"/>
                 <w:szCs w:val="24"/>
                 <w:lang w:val="en-US"/>
               </w:rPr>
-            </w:pPr>
-            <w:r>
+              <w:t xml:space="preserve">Timur : </w:t>
+            </w:r>
+            <w:r>
+              <w:rPr>
+                <w:rFonts w:ascii="Arial Nova Cond" w:hAnsi="Arial Nova Cond"/>
+                <w:sz w:val="24"/>
+                <w:szCs w:val="24"/>
+              </w:rPr>
+              <w:t>{batas_timur}</w:t>
+            </w:r>
+          </w:p>
+          <w:p>
+            <w:pPr>
+              <w:jc w:val="both"/>
               <w:rPr>
                 <w:rFonts w:ascii="Arial Nova Cond" w:hAnsi="Arial Nova Cond"/>
                 <w:sz w:val="24"/>
                 <w:szCs w:val="24"/>
                 <w:lang w:val="en-US"/>
               </w:rPr>
-              <w:t>Timur :</w:t>
-            </w:r>
+            </w:pPr>
             <w:r>
               <w:rPr>
                 <w:rFonts w:ascii="Arial Nova Cond" w:hAnsi="Arial Nova Cond"/>
@@ -2530,15 +1832,15 @@
                 <w:szCs w:val="24"/>
                 <w:lang w:val="en-US"/>
               </w:rPr>
-              <w:t xml:space="preserve"> </w:t>
-            </w:r>
-            <w:r>
-              <w:rPr>
-                <w:rFonts w:ascii="Arial Nova Cond" w:hAnsi="Arial Nova Cond"/>
-                <w:sz w:val="24"/>
-                <w:szCs w:val="24"/>
-              </w:rPr>
-              <w:t>{batas_timur}</w:t>
+              <w:t xml:space="preserve">Selatan : </w:t>
+            </w:r>
+            <w:r>
+              <w:rPr>
+                <w:rFonts w:ascii="Arial Nova Cond" w:hAnsi="Arial Nova Cond"/>
+                <w:sz w:val="24"/>
+                <w:szCs w:val="24"/>
+              </w:rPr>
+              <w:t>{batas_selatan}</w:t>
             </w:r>
           </w:p>
           <w:p>
@@ -2558,53 +1860,7 @@
                 <w:szCs w:val="24"/>
                 <w:lang w:val="en-US"/>
               </w:rPr>
-              <w:t>Selatan :</w:t>
-            </w:r>
-            <w:r>
-              <w:rPr>
-                <w:rFonts w:ascii="Arial Nova Cond" w:hAnsi="Arial Nova Cond"/>
-                <w:sz w:val="24"/>
-                <w:szCs w:val="24"/>
-                <w:lang w:val="en-US"/>
-              </w:rPr>
-              <w:t xml:space="preserve"> </w:t>
-            </w:r>
-            <w:r>
-              <w:rPr>
-                <w:rFonts w:ascii="Arial Nova Cond" w:hAnsi="Arial Nova Cond"/>
-                <w:sz w:val="24"/>
-                <w:szCs w:val="24"/>
-              </w:rPr>
-              <w:t>{batas_selatan}</w:t>
-            </w:r>
-          </w:p>
-          <w:p>
-            <w:pPr>
-              <w:jc w:val="both"/>
-              <w:rPr>
-                <w:rFonts w:ascii="Arial Nova Cond" w:hAnsi="Arial Nova Cond"/>
-                <w:sz w:val="24"/>
-                <w:szCs w:val="24"/>
-                <w:lang w:val="en-US"/>
-              </w:rPr>
-            </w:pPr>
-            <w:r>
-              <w:rPr>
-                <w:rFonts w:ascii="Arial Nova Cond" w:hAnsi="Arial Nova Cond"/>
-                <w:sz w:val="24"/>
-                <w:szCs w:val="24"/>
-                <w:lang w:val="en-US"/>
-              </w:rPr>
-              <w:t>Barat :</w:t>
-            </w:r>
-            <w:r>
-              <w:rPr>
-                <w:rFonts w:ascii="Arial Nova Cond" w:hAnsi="Arial Nova Cond"/>
-                <w:sz w:val="24"/>
-                <w:szCs w:val="24"/>
-                <w:lang w:val="en-US"/>
-              </w:rPr>
-              <w:t xml:space="preserve"> </w:t>
+              <w:t xml:space="preserve">Barat : </w:t>
             </w:r>
             <w:r>
               <w:rPr>
@@ -2748,7 +2004,7 @@
                 <w:sz w:val="24"/>
                 <w:szCs w:val="24"/>
               </w:rPr>
-              <w:t>{luas_lahan} </w:t>
+              <w:t>{luas_lahan}</w:t>
             </w:r>
             <w:r>
               <w:rPr>
@@ -2977,23 +2233,7 @@
                 <w:sz w:val="24"/>
                 <w:szCs w:val="24"/>
               </w:rPr>
-              <w:t>Dokumen</w:t>
-            </w:r>
-            <w:r>
-              <w:rPr>
-                <w:rFonts w:ascii="Arial Nova Cond" w:hAnsi="Arial Nova Cond"/>
-                <w:sz w:val="24"/>
-                <w:szCs w:val="24"/>
-              </w:rPr>
-              <w:t xml:space="preserve"> yang </w:t>
-            </w:r>
-            <w:r>
-              <w:rPr>
-                <w:rFonts w:ascii="Arial Nova Cond" w:hAnsi="Arial Nova Cond"/>
-                <w:sz w:val="24"/>
-                <w:szCs w:val="24"/>
-              </w:rPr>
-              <w:t>dimiliki</w:t>
+              <w:t>Dokumen yang dimiliki</w:t>
             </w:r>
           </w:p>
         </w:tc>
@@ -3087,23 +2327,7 @@
                 <w:sz w:val="24"/>
                 <w:szCs w:val="24"/>
               </w:rPr>
-              <w:t>Persetujuan</w:t>
-            </w:r>
-            <w:r>
-              <w:rPr>
-                <w:rFonts w:ascii="Arial Nova Cond" w:hAnsi="Arial Nova Cond"/>
-                <w:sz w:val="24"/>
-                <w:szCs w:val="24"/>
-              </w:rPr>
-              <w:t xml:space="preserve"> </w:t>
-            </w:r>
-            <w:r>
-              <w:rPr>
-                <w:rFonts w:ascii="Arial Nova Cond" w:hAnsi="Arial Nova Cond"/>
-                <w:sz w:val="24"/>
-                <w:szCs w:val="24"/>
-              </w:rPr>
-              <w:t>Lingkungan</w:t>
+              <w:t>Persetujuan Lingkungan</w:t>
             </w:r>
           </w:p>
         </w:tc>
@@ -3198,55 +2422,7 @@
                 <w:sz w:val="24"/>
                 <w:szCs w:val="24"/>
               </w:rPr>
-              <w:t>Teknologi</w:t>
-            </w:r>
-            <w:r>
-              <w:rPr>
-                <w:rFonts w:ascii="Arial Nova Cond" w:hAnsi="Arial Nova Cond"/>
-                <w:sz w:val="24"/>
-                <w:szCs w:val="24"/>
-              </w:rPr>
-              <w:t xml:space="preserve"> </w:t>
-            </w:r>
-            <w:r>
-              <w:rPr>
-                <w:rFonts w:ascii="Arial Nova Cond" w:hAnsi="Arial Nova Cond"/>
-                <w:sz w:val="24"/>
-                <w:szCs w:val="24"/>
-              </w:rPr>
-              <w:t>pengelolaan</w:t>
-            </w:r>
-            <w:r>
-              <w:rPr>
-                <w:rFonts w:ascii="Arial Nova Cond" w:hAnsi="Arial Nova Cond"/>
-                <w:sz w:val="24"/>
-                <w:szCs w:val="24"/>
-              </w:rPr>
-              <w:t xml:space="preserve"> </w:t>
-            </w:r>
-            <w:r>
-              <w:rPr>
-                <w:rFonts w:ascii="Arial Nova Cond" w:hAnsi="Arial Nova Cond"/>
-                <w:sz w:val="24"/>
-                <w:szCs w:val="24"/>
-              </w:rPr>
-              <w:t>Pembuangan</w:t>
-            </w:r>
-            <w:r>
-              <w:rPr>
-                <w:rFonts w:ascii="Arial Nova Cond" w:hAnsi="Arial Nova Cond"/>
-                <w:sz w:val="24"/>
-                <w:szCs w:val="24"/>
-              </w:rPr>
-              <w:t xml:space="preserve"> Air </w:t>
-            </w:r>
-            <w:r>
-              <w:rPr>
-                <w:rFonts w:ascii="Arial Nova Cond" w:hAnsi="Arial Nova Cond"/>
-                <w:sz w:val="24"/>
-                <w:szCs w:val="24"/>
-              </w:rPr>
-              <w:t>Limbah</w:t>
+              <w:t>Teknologi pengelolaan Pembuangan Air Limbah</w:t>
             </w:r>
           </w:p>
         </w:tc>
@@ -3341,15 +2517,7 @@
                 <w:sz w:val="24"/>
                 <w:szCs w:val="24"/>
               </w:rPr>
-              <w:t xml:space="preserve">Volume air </w:t>
-            </w:r>
-            <w:r>
-              <w:rPr>
-                <w:rFonts w:ascii="Arial Nova Cond" w:hAnsi="Arial Nova Cond"/>
-                <w:sz w:val="24"/>
-                <w:szCs w:val="24"/>
-              </w:rPr>
-              <w:t>limbah</w:t>
+              <w:t>Volume air limbah</w:t>
             </w:r>
           </w:p>
         </w:tc>
@@ -3443,15 +2611,7 @@
                 <w:sz w:val="24"/>
                 <w:szCs w:val="24"/>
               </w:rPr>
-              <w:t>Pemanfaatan</w:t>
-            </w:r>
-            <w:r>
-              <w:rPr>
-                <w:rFonts w:ascii="Arial Nova Cond" w:hAnsi="Arial Nova Cond"/>
-                <w:sz w:val="24"/>
-                <w:szCs w:val="24"/>
-              </w:rPr>
-              <w:t xml:space="preserve"> Air Tanah</w:t>
+              <w:t>Pemanfaatan Air Tanah</w:t>
             </w:r>
           </w:p>
         </w:tc>
@@ -3545,63 +2705,7 @@
                 <w:sz w:val="24"/>
                 <w:szCs w:val="24"/>
               </w:rPr>
-              <w:t>Jumlah</w:t>
-            </w:r>
-            <w:r>
-              <w:rPr>
-                <w:rFonts w:ascii="Arial Nova Cond" w:hAnsi="Arial Nova Cond"/>
-                <w:sz w:val="24"/>
-                <w:szCs w:val="24"/>
-              </w:rPr>
-              <w:t xml:space="preserve"> </w:t>
-            </w:r>
-            <w:r>
-              <w:rPr>
-                <w:rFonts w:ascii="Arial Nova Cond" w:hAnsi="Arial Nova Cond"/>
-                <w:sz w:val="24"/>
-                <w:szCs w:val="24"/>
-              </w:rPr>
-              <w:t>Penggunaan</w:t>
-            </w:r>
-            <w:r>
-              <w:rPr>
-                <w:rFonts w:ascii="Arial Nova Cond" w:hAnsi="Arial Nova Cond"/>
-                <w:sz w:val="24"/>
-                <w:szCs w:val="24"/>
-              </w:rPr>
-              <w:t xml:space="preserve"> Air </w:t>
-            </w:r>
-            <w:r>
-              <w:rPr>
-                <w:rFonts w:ascii="Arial Nova Cond" w:hAnsi="Arial Nova Cond"/>
-                <w:sz w:val="24"/>
-                <w:szCs w:val="24"/>
-              </w:rPr>
-              <w:t>Dalam</w:t>
-            </w:r>
-            <w:r>
-              <w:rPr>
-                <w:rFonts w:ascii="Arial Nova Cond" w:hAnsi="Arial Nova Cond"/>
-                <w:sz w:val="24"/>
-                <w:szCs w:val="24"/>
-              </w:rPr>
-              <w:t xml:space="preserve"> Satu Hari (m3/</w:t>
-            </w:r>
-            <w:r>
-              <w:rPr>
-                <w:rFonts w:ascii="Arial Nova Cond" w:hAnsi="Arial Nova Cond"/>
-                <w:sz w:val="24"/>
-                <w:szCs w:val="24"/>
-              </w:rPr>
-              <w:t>hari</w:t>
-            </w:r>
-            <w:r>
-              <w:rPr>
-                <w:rFonts w:ascii="Arial Nova Cond" w:hAnsi="Arial Nova Cond"/>
-                <w:sz w:val="24"/>
-                <w:szCs w:val="24"/>
-              </w:rPr>
-              <w:t>)</w:t>
+              <w:t>Jumlah Penggunaan Air Dalam Satu Hari (m3/hari)</w:t>
             </w:r>
           </w:p>
         </w:tc>
@@ -3696,23 +2800,7 @@
                 <w:sz w:val="24"/>
                 <w:szCs w:val="24"/>
               </w:rPr>
-              <w:t>Penggunaan</w:t>
-            </w:r>
-            <w:r>
-              <w:rPr>
-                <w:rFonts w:ascii="Arial Nova Cond" w:hAnsi="Arial Nova Cond"/>
-                <w:sz w:val="24"/>
-                <w:szCs w:val="24"/>
-              </w:rPr>
-              <w:t xml:space="preserve"> </w:t>
-            </w:r>
-            <w:r>
-              <w:rPr>
-                <w:rFonts w:ascii="Arial Nova Cond" w:hAnsi="Arial Nova Cond"/>
-                <w:sz w:val="24"/>
-                <w:szCs w:val="24"/>
-              </w:rPr>
-              <w:t>Energi</w:t>
+              <w:t>Penggunaan Energi</w:t>
             </w:r>
           </w:p>
         </w:tc>
@@ -3729,6 +2817,14 @@
                 <w:szCs w:val="24"/>
               </w:rPr>
             </w:pPr>
+            <w:r>
+              <w:rPr>
+                <w:rFonts w:ascii="Arial Nova Cond" w:hAnsi="Arial Nova Cond"/>
+                <w:sz w:val="24"/>
+                <w:szCs w:val="24"/>
+              </w:rPr>
+              <w:t>:</w:t>
+            </w:r>
           </w:p>
         </w:tc>
         <w:tc>
@@ -3751,7 +2847,7 @@
                 <w:sz w:val="24"/>
                 <w:szCs w:val="24"/>
               </w:rPr>
-              <w:t>{jumlah_karyawan_pengunjung}</w:t>
+              <w:t>{penggunaan_energi}</w:t>
             </w:r>
           </w:p>
         </w:tc>
@@ -3799,71 +2895,7 @@
                 <w:sz w:val="24"/>
                 <w:szCs w:val="24"/>
               </w:rPr>
-              <w:t>Jumlah</w:t>
-            </w:r>
-            <w:r>
-              <w:rPr>
-                <w:rFonts w:ascii="Arial Nova Cond" w:hAnsi="Arial Nova Cond"/>
-                <w:sz w:val="24"/>
-                <w:szCs w:val="24"/>
-              </w:rPr>
-              <w:t xml:space="preserve"> </w:t>
-            </w:r>
-            <w:r>
-              <w:rPr>
-                <w:rFonts w:ascii="Arial Nova Cond" w:hAnsi="Arial Nova Cond"/>
-                <w:sz w:val="24"/>
-                <w:szCs w:val="24"/>
-              </w:rPr>
-              <w:t>Pekerja</w:t>
-            </w:r>
-            <w:r>
-              <w:rPr>
-                <w:rFonts w:ascii="Arial Nova Cond" w:hAnsi="Arial Nova Cond"/>
-                <w:sz w:val="24"/>
-                <w:szCs w:val="24"/>
-              </w:rPr>
-              <w:t xml:space="preserve"> </w:t>
-            </w:r>
-            <w:r>
-              <w:rPr>
-                <w:rFonts w:ascii="Arial Nova Cond" w:hAnsi="Arial Nova Cond"/>
-                <w:sz w:val="24"/>
-                <w:szCs w:val="24"/>
-              </w:rPr>
-              <w:t>karyawan</w:t>
-            </w:r>
-            <w:r>
-              <w:rPr>
-                <w:rFonts w:ascii="Arial Nova Cond" w:hAnsi="Arial Nova Cond"/>
-                <w:sz w:val="24"/>
-                <w:szCs w:val="24"/>
-              </w:rPr>
-              <w:t xml:space="preserve"> dan </w:t>
-            </w:r>
-            <w:r>
-              <w:rPr>
-                <w:rFonts w:ascii="Arial Nova Cond" w:hAnsi="Arial Nova Cond"/>
-                <w:sz w:val="24"/>
-                <w:szCs w:val="24"/>
-              </w:rPr>
-              <w:t>pengunjung</w:t>
-            </w:r>
-            <w:r>
-              <w:rPr>
-                <w:rFonts w:ascii="Arial Nova Cond" w:hAnsi="Arial Nova Cond"/>
-                <w:sz w:val="24"/>
-                <w:szCs w:val="24"/>
-              </w:rPr>
-              <w:t xml:space="preserve">/ </w:t>
-            </w:r>
-            <w:r>
-              <w:rPr>
-                <w:rFonts w:ascii="Arial Nova Cond" w:hAnsi="Arial Nova Cond"/>
-                <w:sz w:val="24"/>
-                <w:szCs w:val="24"/>
-              </w:rPr>
-              <w:t>hari</w:t>
+              <w:t>Jumlah Pekerja karyawan dan pengunjung/ hari</w:t>
             </w:r>
           </w:p>
         </w:tc>
@@ -3909,7 +2941,7 @@
                 <w:sz w:val="24"/>
                 <w:szCs w:val="24"/>
               </w:rPr>
-              <w:t>{shift_kerja}</w:t>
+              <w:t>{jumlah_karyawan_pengunjung}</w:t>
             </w:r>
           </w:p>
         </w:tc>
@@ -3957,23 +2989,7 @@
                 <w:sz w:val="24"/>
                 <w:szCs w:val="24"/>
               </w:rPr>
-              <w:t xml:space="preserve">Jam Shift </w:t>
-            </w:r>
-            <w:r>
-              <w:rPr>
-                <w:rFonts w:ascii="Arial Nova Cond" w:hAnsi="Arial Nova Cond"/>
-                <w:sz w:val="24"/>
-                <w:szCs w:val="24"/>
-              </w:rPr>
-              <w:t>Kerja</w:t>
-            </w:r>
-            <w:r>
-              <w:rPr>
-                <w:rFonts w:ascii="Arial Nova Cond" w:hAnsi="Arial Nova Cond"/>
-                <w:sz w:val="24"/>
-                <w:szCs w:val="24"/>
-              </w:rPr>
-              <w:t xml:space="preserve">/Hari </w:t>
+              <w:t xml:space="preserve">Jam Shift Kerja/Hari </w:t>
             </w:r>
           </w:p>
         </w:tc>
@@ -4019,7 +3035,7 @@
                 <w:sz w:val="24"/>
                 <w:szCs w:val="24"/>
               </w:rPr>
-              <w:t>{jam_operasional}</w:t>
+              <w:t>{shift_kerja}</w:t>
             </w:r>
           </w:p>
         </w:tc>
@@ -4067,71 +3083,7 @@
                 <w:sz w:val="24"/>
                 <w:szCs w:val="24"/>
               </w:rPr>
-              <w:t>Jumlah</w:t>
-            </w:r>
-            <w:r>
-              <w:rPr>
-                <w:rFonts w:ascii="Arial Nova Cond" w:hAnsi="Arial Nova Cond"/>
-                <w:sz w:val="24"/>
-                <w:szCs w:val="24"/>
-              </w:rPr>
-              <w:t xml:space="preserve"> </w:t>
-            </w:r>
-            <w:r>
-              <w:rPr>
-                <w:rFonts w:ascii="Arial Nova Cond" w:hAnsi="Arial Nova Cond"/>
-                <w:sz w:val="24"/>
-                <w:szCs w:val="24"/>
-              </w:rPr>
-              <w:t>hari</w:t>
-            </w:r>
-            <w:r>
-              <w:rPr>
-                <w:rFonts w:ascii="Arial Nova Cond" w:hAnsi="Arial Nova Cond"/>
-                <w:sz w:val="24"/>
-                <w:szCs w:val="24"/>
-              </w:rPr>
-              <w:t xml:space="preserve"> </w:t>
-            </w:r>
-            <w:r>
-              <w:rPr>
-                <w:rFonts w:ascii="Arial Nova Cond" w:hAnsi="Arial Nova Cond"/>
-                <w:sz w:val="24"/>
-                <w:szCs w:val="24"/>
-              </w:rPr>
-              <w:t>kerja</w:t>
-            </w:r>
-            <w:r>
-              <w:rPr>
-                <w:rFonts w:ascii="Arial Nova Cond" w:hAnsi="Arial Nova Cond"/>
-                <w:sz w:val="24"/>
-                <w:szCs w:val="24"/>
-              </w:rPr>
-              <w:t xml:space="preserve"> </w:t>
-            </w:r>
-            <w:r>
-              <w:rPr>
-                <w:rFonts w:ascii="Arial Nova Cond" w:hAnsi="Arial Nova Cond"/>
-                <w:sz w:val="24"/>
-                <w:szCs w:val="24"/>
-              </w:rPr>
-              <w:t>dalam</w:t>
-            </w:r>
-            <w:r>
-              <w:rPr>
-                <w:rFonts w:ascii="Arial Nova Cond" w:hAnsi="Arial Nova Cond"/>
-                <w:sz w:val="24"/>
-                <w:szCs w:val="24"/>
-              </w:rPr>
-              <w:t xml:space="preserve"> 1 </w:t>
-            </w:r>
-            <w:r>
-              <w:rPr>
-                <w:rFonts w:ascii="Arial Nova Cond" w:hAnsi="Arial Nova Cond"/>
-                <w:sz w:val="24"/>
-                <w:szCs w:val="24"/>
-              </w:rPr>
-              <w:t>minggu</w:t>
+              <w:t>Jumlah hari kerja dalam 1 minggu</w:t>
             </w:r>
           </w:p>
         </w:tc>
@@ -4225,15 +3177,7 @@
                 <w:sz w:val="24"/>
                 <w:szCs w:val="24"/>
               </w:rPr>
-              <w:t xml:space="preserve">Riwayat </w:t>
-            </w:r>
-            <w:r>
-              <w:rPr>
-                <w:rFonts w:ascii="Arial Nova Cond" w:hAnsi="Arial Nova Cond"/>
-                <w:sz w:val="24"/>
-                <w:szCs w:val="24"/>
-              </w:rPr>
-              <w:t>ketaatan</w:t>
+              <w:t>Riwayat ketaatan</w:t>
             </w:r>
           </w:p>
         </w:tc>
@@ -4327,23 +3271,7 @@
                 <w:sz w:val="24"/>
                 <w:szCs w:val="24"/>
               </w:rPr>
-              <w:t>Inspeksi</w:t>
-            </w:r>
-            <w:r>
-              <w:rPr>
-                <w:rFonts w:ascii="Arial Nova Cond" w:hAnsi="Arial Nova Cond"/>
-                <w:sz w:val="24"/>
-                <w:szCs w:val="24"/>
-              </w:rPr>
-              <w:t xml:space="preserve"> </w:t>
-            </w:r>
-            <w:r>
-              <w:rPr>
-                <w:rFonts w:ascii="Arial Nova Cond" w:hAnsi="Arial Nova Cond"/>
-                <w:sz w:val="24"/>
-                <w:szCs w:val="24"/>
-              </w:rPr>
-              <w:t>Terakhir</w:t>
+              <w:t>Inspeksi Terakhir</w:t>
             </w:r>
           </w:p>
         </w:tc>
@@ -4421,15 +3349,7 @@
           <w:sz w:val="24"/>
           <w:szCs w:val="24"/>
         </w:rPr>
-        <w:t xml:space="preserve">C. Hasil </w:t>
-      </w:r>
-      <w:r>
-        <w:rPr>
-          <w:rFonts w:ascii="Arial Nova Cond" w:hAnsi="Arial Nova Cond"/>
-          <w:sz w:val="24"/>
-          <w:szCs w:val="24"/>
-        </w:rPr>
-        <w:t>Pengawasan</w:t>
+        <w:t>C. Hasil Pengawasan</w:t>
       </w:r>
     </w:p>
     <w:p>
@@ -4448,31 +3368,7 @@
           <w:sz w:val="24"/>
           <w:szCs w:val="24"/>
         </w:rPr>
-        <w:t xml:space="preserve">1.  </w:t>
-      </w:r>
-      <w:r>
-        <w:rPr>
-          <w:rFonts w:ascii="Arial Nova Cond" w:hAnsi="Arial Nova Cond"/>
-          <w:sz w:val="24"/>
-          <w:szCs w:val="24"/>
-        </w:rPr>
-        <w:t>Persetujuan</w:t>
-      </w:r>
-      <w:r>
-        <w:rPr>
-          <w:rFonts w:ascii="Arial Nova Cond" w:hAnsi="Arial Nova Cond"/>
-          <w:sz w:val="24"/>
-          <w:szCs w:val="24"/>
-        </w:rPr>
-        <w:t xml:space="preserve"> </w:t>
-      </w:r>
-      <w:r>
-        <w:rPr>
-          <w:rFonts w:ascii="Arial Nova Cond" w:hAnsi="Arial Nova Cond"/>
-          <w:sz w:val="24"/>
-          <w:szCs w:val="24"/>
-        </w:rPr>
-        <w:t>Lingkungan</w:t>
+        <w:t>1.  Persetujuan Lingkungan</w:t>
       </w:r>
     </w:p>
     <w:p>
@@ -4561,7 +3457,7 @@
           <w:sz w:val="24"/>
           <w:szCs w:val="24"/>
         </w:rPr>
-        <w:t>Pemeriksaan</w:t>
+        <w:t xml:space="preserve">Pemeriksaan </w:t>
       </w:r>
       <w:r>
         <w:rPr>
@@ -4569,7 +3465,7 @@
           <w:sz w:val="24"/>
           <w:szCs w:val="24"/>
         </w:rPr>
-        <w:t xml:space="preserve"> </w:t>
+        <w:t xml:space="preserve">Pengelolaan </w:t>
       </w:r>
       <w:r>
         <w:rPr>
@@ -4577,7 +3473,7 @@
           <w:sz w:val="24"/>
           <w:szCs w:val="24"/>
         </w:rPr>
-        <w:t>Pengelolaan</w:t>
+        <w:t>Air Limbah</w:t>
       </w:r>
       <w:r>
         <w:rPr>
@@ -4585,39 +3481,7 @@
           <w:sz w:val="24"/>
           <w:szCs w:val="24"/>
         </w:rPr>
-        <w:t xml:space="preserve"> </w:t>
-      </w:r>
-      <w:r>
-        <w:rPr>
-          <w:rFonts w:ascii="Arial Nova Cond" w:hAnsi="Arial Nova Cond"/>
-          <w:sz w:val="24"/>
-          <w:szCs w:val="24"/>
-        </w:rPr>
-        <w:t xml:space="preserve">Air </w:t>
-      </w:r>
-      <w:r>
-        <w:rPr>
-          <w:rFonts w:ascii="Arial Nova Cond" w:hAnsi="Arial Nova Cond"/>
-          <w:sz w:val="24"/>
-          <w:szCs w:val="24"/>
-        </w:rPr>
-        <w:t>Limbah</w:t>
-      </w:r>
-      <w:r>
-        <w:rPr>
-          <w:rFonts w:ascii="Arial Nova Cond" w:hAnsi="Arial Nova Cond"/>
-          <w:sz w:val="24"/>
-          <w:szCs w:val="24"/>
-        </w:rPr>
-        <w:t xml:space="preserve"> </w:t>
-      </w:r>
-      <w:r>
-        <w:rPr>
-          <w:rFonts w:ascii="Arial Nova Cond" w:hAnsi="Arial Nova Cond"/>
-          <w:sz w:val="24"/>
-          <w:szCs w:val="24"/>
-        </w:rPr>
-        <w:t>domestik</w:t>
+        <w:t xml:space="preserve"> domestik</w:t>
       </w:r>
     </w:p>
     <w:tbl>
@@ -4684,9 +3548,17 @@
                 <w:sz w:val="24"/>
                 <w:szCs w:val="24"/>
               </w:rPr>
-              <w:t xml:space="preserve">Point </w:t>
-            </w:r>
-            <w:r>
+              <w:t>Point Pemeriksaan</w:t>
+            </w:r>
+          </w:p>
+        </w:tc>
+        <w:tc>
+          <w:tcPr>
+            <w:tcW w:w="4002" w:type="dxa"/>
+          </w:tcPr>
+          <w:p>
+            <w:pPr>
+              <w:jc w:val="center"/>
               <w:rPr>
                 <w:rFonts w:ascii="Arial Nova Cond" w:hAnsi="Arial Nova Cond"/>
                 <w:b/>
@@ -4694,17 +3566,8 @@
                 <w:sz w:val="24"/>
                 <w:szCs w:val="24"/>
               </w:rPr>
-              <w:t>Pemeriksaan</w:t>
-            </w:r>
-          </w:p>
-        </w:tc>
-        <w:tc>
-          <w:tcPr>
-            <w:tcW w:w="4002" w:type="dxa"/>
-          </w:tcPr>
-          <w:p>
-            <w:pPr>
-              <w:jc w:val="center"/>
+            </w:pPr>
+            <w:r>
               <w:rPr>
                 <w:rFonts w:ascii="Arial Nova Cond" w:hAnsi="Arial Nova Cond"/>
                 <w:b/>
@@ -4712,8 +3575,17 @@
                 <w:sz w:val="24"/>
                 <w:szCs w:val="24"/>
               </w:rPr>
-            </w:pPr>
-            <w:r>
+              <w:t>Kondisi Eksisting</w:t>
+            </w:r>
+          </w:p>
+        </w:tc>
+        <w:tc>
+          <w:tcPr>
+            <w:tcW w:w="3154" w:type="dxa"/>
+          </w:tcPr>
+          <w:p>
+            <w:pPr>
+              <w:jc w:val="center"/>
               <w:rPr>
                 <w:rFonts w:ascii="Arial Nova Cond" w:hAnsi="Arial Nova Cond"/>
                 <w:b/>
@@ -4721,8 +3593,7 @@
                 <w:sz w:val="24"/>
                 <w:szCs w:val="24"/>
               </w:rPr>
-              <w:t>Kondisi</w:t>
-            </w:r>
+            </w:pPr>
             <w:r>
               <w:rPr>
                 <w:rFonts w:ascii="Arial Nova Cond" w:hAnsi="Arial Nova Cond"/>
@@ -4731,43 +3602,6 @@
                 <w:sz w:val="24"/>
                 <w:szCs w:val="24"/>
               </w:rPr>
-              <w:t xml:space="preserve"> </w:t>
-            </w:r>
-            <w:r>
-              <w:rPr>
-                <w:rFonts w:ascii="Arial Nova Cond" w:hAnsi="Arial Nova Cond"/>
-                <w:b/>
-                <w:bCs/>
-                <w:sz w:val="24"/>
-                <w:szCs w:val="24"/>
-              </w:rPr>
-              <w:t>Eksisting</w:t>
-            </w:r>
-          </w:p>
-        </w:tc>
-        <w:tc>
-          <w:tcPr>
-            <w:tcW w:w="3154" w:type="dxa"/>
-          </w:tcPr>
-          <w:p>
-            <w:pPr>
-              <w:jc w:val="center"/>
-              <w:rPr>
-                <w:rFonts w:ascii="Arial Nova Cond" w:hAnsi="Arial Nova Cond"/>
-                <w:b/>
-                <w:bCs/>
-                <w:sz w:val="24"/>
-                <w:szCs w:val="24"/>
-              </w:rPr>
-            </w:pPr>
-            <w:r>
-              <w:rPr>
-                <w:rFonts w:ascii="Arial Nova Cond" w:hAnsi="Arial Nova Cond"/>
-                <w:b/>
-                <w:bCs/>
-                <w:sz w:val="24"/>
-                <w:szCs w:val="24"/>
-              </w:rPr>
               <w:t>Keterangan</w:t>
             </w:r>
           </w:p>
@@ -4815,23 +3649,7 @@
                 <w:sz w:val="24"/>
                 <w:szCs w:val="24"/>
               </w:rPr>
-              <w:t>Sumber</w:t>
-            </w:r>
-            <w:r>
-              <w:rPr>
-                <w:rFonts w:ascii="Arial Nova Cond" w:hAnsi="Arial Nova Cond"/>
-                <w:sz w:val="24"/>
-                <w:szCs w:val="24"/>
-              </w:rPr>
-              <w:t xml:space="preserve"> </w:t>
-            </w:r>
-            <w:r>
-              <w:rPr>
-                <w:rFonts w:ascii="Arial Nova Cond" w:hAnsi="Arial Nova Cond"/>
-                <w:sz w:val="24"/>
-                <w:szCs w:val="24"/>
-              </w:rPr>
-              <w:t>limbah</w:t>
+              <w:t>Sumber limbah</w:t>
             </w:r>
           </w:p>
         </w:tc>
@@ -4923,63 +3741,7 @@
                 <w:sz w:val="24"/>
                 <w:szCs w:val="24"/>
               </w:rPr>
-              <w:t>Kondisi</w:t>
-            </w:r>
-            <w:r>
-              <w:rPr>
-                <w:rFonts w:ascii="Arial Nova Cond" w:hAnsi="Arial Nova Cond"/>
-                <w:sz w:val="24"/>
-                <w:szCs w:val="24"/>
-              </w:rPr>
-              <w:t xml:space="preserve"> </w:t>
-            </w:r>
-            <w:r>
-              <w:rPr>
-                <w:rFonts w:ascii="Arial Nova Cond" w:hAnsi="Arial Nova Cond"/>
-                <w:sz w:val="24"/>
-                <w:szCs w:val="24"/>
-              </w:rPr>
-              <w:t>fisik</w:t>
-            </w:r>
-            <w:r>
-              <w:rPr>
-                <w:rFonts w:ascii="Arial Nova Cond" w:hAnsi="Arial Nova Cond"/>
-                <w:sz w:val="24"/>
-                <w:szCs w:val="24"/>
-              </w:rPr>
-              <w:t xml:space="preserve"> </w:t>
-            </w:r>
-            <w:r>
-              <w:rPr>
-                <w:rFonts w:ascii="Arial Nova Cond" w:hAnsi="Arial Nova Cond"/>
-                <w:sz w:val="24"/>
-                <w:szCs w:val="24"/>
-              </w:rPr>
-              <w:t>septictank</w:t>
-            </w:r>
-            <w:r>
-              <w:rPr>
-                <w:rFonts w:ascii="Arial Nova Cond" w:hAnsi="Arial Nova Cond"/>
-                <w:sz w:val="24"/>
-                <w:szCs w:val="24"/>
-              </w:rPr>
-              <w:t xml:space="preserve"> dan </w:t>
-            </w:r>
-            <w:r>
-              <w:rPr>
-                <w:rFonts w:ascii="Arial Nova Cond" w:hAnsi="Arial Nova Cond"/>
-                <w:sz w:val="24"/>
-                <w:szCs w:val="24"/>
-              </w:rPr>
-              <w:t>resapan</w:t>
-            </w:r>
-            <w:r>
-              <w:rPr>
-                <w:rFonts w:ascii="Arial Nova Cond" w:hAnsi="Arial Nova Cond"/>
-                <w:sz w:val="24"/>
-                <w:szCs w:val="24"/>
-              </w:rPr>
-              <w:t xml:space="preserve"> </w:t>
+              <w:t xml:space="preserve">Kondisi fisik septictank dan resapan </w:t>
             </w:r>
           </w:p>
         </w:tc>
@@ -5071,55 +3833,7 @@
                 <w:sz w:val="24"/>
                 <w:szCs w:val="24"/>
               </w:rPr>
-              <w:t xml:space="preserve">Data </w:t>
-            </w:r>
-            <w:r>
-              <w:rPr>
-                <w:rFonts w:ascii="Arial Nova Cond" w:hAnsi="Arial Nova Cond"/>
-                <w:sz w:val="24"/>
-                <w:szCs w:val="24"/>
-              </w:rPr>
-              <w:t>pantau</w:t>
-            </w:r>
-            <w:r>
-              <w:rPr>
-                <w:rFonts w:ascii="Arial Nova Cond" w:hAnsi="Arial Nova Cond"/>
-                <w:sz w:val="24"/>
-                <w:szCs w:val="24"/>
-              </w:rPr>
-              <w:t xml:space="preserve"> </w:t>
-            </w:r>
-            <w:r>
-              <w:rPr>
-                <w:rFonts w:ascii="Arial Nova Cond" w:hAnsi="Arial Nova Cond"/>
-                <w:sz w:val="24"/>
-                <w:szCs w:val="24"/>
-              </w:rPr>
-              <w:t>analisa</w:t>
-            </w:r>
-            <w:r>
-              <w:rPr>
-                <w:rFonts w:ascii="Arial Nova Cond" w:hAnsi="Arial Nova Cond"/>
-                <w:sz w:val="24"/>
-                <w:szCs w:val="24"/>
-              </w:rPr>
-              <w:t xml:space="preserve"> air </w:t>
-            </w:r>
-            <w:r>
-              <w:rPr>
-                <w:rFonts w:ascii="Arial Nova Cond" w:hAnsi="Arial Nova Cond"/>
-                <w:sz w:val="24"/>
-                <w:szCs w:val="24"/>
-              </w:rPr>
-              <w:t>limbah</w:t>
-            </w:r>
-            <w:r>
-              <w:rPr>
-                <w:rFonts w:ascii="Arial Nova Cond" w:hAnsi="Arial Nova Cond"/>
-                <w:sz w:val="24"/>
-                <w:szCs w:val="24"/>
-              </w:rPr>
-              <w:t xml:space="preserve"> domestic</w:t>
+              <w:t>Data pantau analisa air limbah domestic</w:t>
             </w:r>
           </w:p>
         </w:tc>
@@ -5228,23 +3942,7 @@
                 <w:sz w:val="24"/>
                 <w:szCs w:val="24"/>
               </w:rPr>
-              <w:t>Pengelolaan</w:t>
-            </w:r>
-            <w:r>
-              <w:rPr>
-                <w:rFonts w:ascii="Arial Nova Cond" w:hAnsi="Arial Nova Cond"/>
-                <w:sz w:val="24"/>
-                <w:szCs w:val="24"/>
-              </w:rPr>
-              <w:t xml:space="preserve"> sludge </w:t>
-            </w:r>
-            <w:r>
-              <w:rPr>
-                <w:rFonts w:ascii="Arial Nova Cond" w:hAnsi="Arial Nova Cond"/>
-                <w:sz w:val="24"/>
-                <w:szCs w:val="24"/>
-              </w:rPr>
-              <w:t>septictank</w:t>
+              <w:t>Pengelolaan sludge septictank</w:t>
             </w:r>
           </w:p>
         </w:tc>
@@ -5335,15 +4033,7 @@
                 <w:sz w:val="24"/>
                 <w:szCs w:val="24"/>
               </w:rPr>
-              <w:t>Pengelolaan</w:t>
-            </w:r>
-            <w:r>
-              <w:rPr>
-                <w:rFonts w:ascii="Arial Nova Cond" w:hAnsi="Arial Nova Cond"/>
-                <w:sz w:val="24"/>
-                <w:szCs w:val="24"/>
-              </w:rPr>
-              <w:t xml:space="preserve"> IPAL</w:t>
+              <w:t>Pengelolaan IPAL</w:t>
             </w:r>
           </w:p>
         </w:tc>
@@ -5428,103 +4118,7 @@
           <w:sz w:val="24"/>
           <w:szCs w:val="24"/>
         </w:rPr>
-        <w:t xml:space="preserve">.  </w:t>
-      </w:r>
-      <w:r>
-        <w:rPr>
-          <w:rFonts w:ascii="Arial Nova Cond" w:hAnsi="Arial Nova Cond"/>
-          <w:sz w:val="24"/>
-          <w:szCs w:val="24"/>
-        </w:rPr>
-        <w:t>Pemeriksaan</w:t>
-      </w:r>
-      <w:r>
-        <w:rPr>
-          <w:rFonts w:ascii="Arial Nova Cond" w:hAnsi="Arial Nova Cond"/>
-          <w:sz w:val="24"/>
-          <w:szCs w:val="24"/>
-        </w:rPr>
-        <w:t xml:space="preserve"> </w:t>
-      </w:r>
-      <w:r>
-        <w:rPr>
-          <w:rFonts w:ascii="Arial Nova Cond" w:hAnsi="Arial Nova Cond"/>
-          <w:sz w:val="24"/>
-          <w:szCs w:val="24"/>
-        </w:rPr>
-        <w:t>Pengelolaan</w:t>
-      </w:r>
-      <w:r>
-        <w:rPr>
-          <w:rFonts w:ascii="Arial Nova Cond" w:hAnsi="Arial Nova Cond"/>
-          <w:sz w:val="24"/>
-          <w:szCs w:val="24"/>
-        </w:rPr>
-        <w:t xml:space="preserve"> </w:t>
-      </w:r>
-      <w:r>
-        <w:rPr>
-          <w:rFonts w:ascii="Arial Nova Cond" w:hAnsi="Arial Nova Cond"/>
-          <w:sz w:val="24"/>
-          <w:szCs w:val="24"/>
-        </w:rPr>
-        <w:t>Limbah</w:t>
-      </w:r>
-      <w:r>
-        <w:rPr>
-          <w:rFonts w:ascii="Arial Nova Cond" w:hAnsi="Arial Nova Cond"/>
-          <w:sz w:val="24"/>
-          <w:szCs w:val="24"/>
-        </w:rPr>
-        <w:t xml:space="preserve"> </w:t>
-      </w:r>
-      <w:r>
-        <w:rPr>
-          <w:rFonts w:ascii="Arial Nova Cond" w:hAnsi="Arial Nova Cond"/>
-          <w:sz w:val="24"/>
-          <w:szCs w:val="24"/>
-        </w:rPr>
-        <w:t>Bahan</w:t>
-      </w:r>
-      <w:r>
-        <w:rPr>
-          <w:rFonts w:ascii="Arial Nova Cond" w:hAnsi="Arial Nova Cond"/>
-          <w:sz w:val="24"/>
-          <w:szCs w:val="24"/>
-        </w:rPr>
-        <w:t xml:space="preserve"> </w:t>
-      </w:r>
-      <w:r>
-        <w:rPr>
-          <w:rFonts w:ascii="Arial Nova Cond" w:hAnsi="Arial Nova Cond"/>
-          <w:sz w:val="24"/>
-          <w:szCs w:val="24"/>
-        </w:rPr>
-        <w:t>Berbahaya</w:t>
-      </w:r>
-      <w:r>
-        <w:rPr>
-          <w:rFonts w:ascii="Arial Nova Cond" w:hAnsi="Arial Nova Cond"/>
-          <w:sz w:val="24"/>
-          <w:szCs w:val="24"/>
-        </w:rPr>
-        <w:t xml:space="preserve"> dan </w:t>
-      </w:r>
-      <w:r>
-        <w:rPr>
-          <w:rFonts w:ascii="Arial Nova Cond" w:hAnsi="Arial Nova Cond"/>
-          <w:sz w:val="24"/>
-          <w:szCs w:val="24"/>
-        </w:rPr>
-        <w:t>Beracun</w:t>
-      </w:r>
-      <w:r>
-        <w:rPr>
-          <w:rFonts w:ascii="Arial Nova Cond" w:hAnsi="Arial Nova Cond"/>
-          <w:sz w:val="24"/>
-          <w:szCs w:val="24"/>
-        </w:rPr>
-        <w:t xml:space="preserve"> </w:t>
+        <w:t xml:space="preserve">.  Pemeriksaan Pengelolaan Limbah Bahan Berbahaya dan Beracun </w:t>
       </w:r>
       <w:r>
         <w:rPr>
@@ -5599,9 +4193,17 @@
                 <w:sz w:val="24"/>
                 <w:szCs w:val="24"/>
               </w:rPr>
-              <w:t xml:space="preserve">Point </w:t>
-            </w:r>
-            <w:r>
+              <w:t>Point Pemeriksaan</w:t>
+            </w:r>
+          </w:p>
+        </w:tc>
+        <w:tc>
+          <w:tcPr>
+            <w:tcW w:w="3460" w:type="dxa"/>
+          </w:tcPr>
+          <w:p>
+            <w:pPr>
+              <w:jc w:val="center"/>
               <w:rPr>
                 <w:rFonts w:ascii="Arial Nova Cond" w:hAnsi="Arial Nova Cond"/>
                 <w:b/>
@@ -5609,17 +4211,8 @@
                 <w:sz w:val="24"/>
                 <w:szCs w:val="24"/>
               </w:rPr>
-              <w:t>Pemeriksaan</w:t>
-            </w:r>
-          </w:p>
-        </w:tc>
-        <w:tc>
-          <w:tcPr>
-            <w:tcW w:w="3460" w:type="dxa"/>
-          </w:tcPr>
-          <w:p>
-            <w:pPr>
-              <w:jc w:val="center"/>
+            </w:pPr>
+            <w:r>
               <w:rPr>
                 <w:rFonts w:ascii="Arial Nova Cond" w:hAnsi="Arial Nova Cond"/>
                 <w:b/>
@@ -5627,8 +4220,17 @@
                 <w:sz w:val="24"/>
                 <w:szCs w:val="24"/>
               </w:rPr>
-            </w:pPr>
-            <w:r>
+              <w:t>Kondisi Eksisting</w:t>
+            </w:r>
+          </w:p>
+        </w:tc>
+        <w:tc>
+          <w:tcPr>
+            <w:tcW w:w="3694" w:type="dxa"/>
+          </w:tcPr>
+          <w:p>
+            <w:pPr>
+              <w:jc w:val="center"/>
               <w:rPr>
                 <w:rFonts w:ascii="Arial Nova Cond" w:hAnsi="Arial Nova Cond"/>
                 <w:b/>
@@ -5636,8 +4238,7 @@
                 <w:sz w:val="24"/>
                 <w:szCs w:val="24"/>
               </w:rPr>
-              <w:t>Kondisi</w:t>
-            </w:r>
+            </w:pPr>
             <w:r>
               <w:rPr>
                 <w:rFonts w:ascii="Arial Nova Cond" w:hAnsi="Arial Nova Cond"/>
@@ -5646,43 +4247,6 @@
                 <w:sz w:val="24"/>
                 <w:szCs w:val="24"/>
               </w:rPr>
-              <w:t xml:space="preserve"> </w:t>
-            </w:r>
-            <w:r>
-              <w:rPr>
-                <w:rFonts w:ascii="Arial Nova Cond" w:hAnsi="Arial Nova Cond"/>
-                <w:b/>
-                <w:bCs/>
-                <w:sz w:val="24"/>
-                <w:szCs w:val="24"/>
-              </w:rPr>
-              <w:t>Eksisting</w:t>
-            </w:r>
-          </w:p>
-        </w:tc>
-        <w:tc>
-          <w:tcPr>
-            <w:tcW w:w="3694" w:type="dxa"/>
-          </w:tcPr>
-          <w:p>
-            <w:pPr>
-              <w:jc w:val="center"/>
-              <w:rPr>
-                <w:rFonts w:ascii="Arial Nova Cond" w:hAnsi="Arial Nova Cond"/>
-                <w:b/>
-                <w:bCs/>
-                <w:sz w:val="24"/>
-                <w:szCs w:val="24"/>
-              </w:rPr>
-            </w:pPr>
-            <w:r>
-              <w:rPr>
-                <w:rFonts w:ascii="Arial Nova Cond" w:hAnsi="Arial Nova Cond"/>
-                <w:b/>
-                <w:bCs/>
-                <w:sz w:val="24"/>
-                <w:szCs w:val="24"/>
-              </w:rPr>
               <w:t>Keterangan</w:t>
             </w:r>
           </w:p>
@@ -5730,15 +4294,7 @@
                 <w:sz w:val="24"/>
                 <w:szCs w:val="24"/>
               </w:rPr>
-              <w:t>Sumber</w:t>
-            </w:r>
-            <w:r>
-              <w:rPr>
-                <w:rFonts w:ascii="Arial Nova Cond" w:hAnsi="Arial Nova Cond"/>
-                <w:sz w:val="24"/>
-                <w:szCs w:val="24"/>
-              </w:rPr>
-              <w:t xml:space="preserve"> LB3</w:t>
+              <w:t>Sumber LB3</w:t>
             </w:r>
           </w:p>
         </w:tc>
@@ -5830,15 +4386,7 @@
                 <w:sz w:val="24"/>
                 <w:szCs w:val="24"/>
               </w:rPr>
-              <w:t>Jenis</w:t>
-            </w:r>
-            <w:r>
-              <w:rPr>
-                <w:rFonts w:ascii="Arial Nova Cond" w:hAnsi="Arial Nova Cond"/>
-                <w:sz w:val="24"/>
-                <w:szCs w:val="24"/>
-              </w:rPr>
-              <w:t xml:space="preserve"> LB3</w:t>
+              <w:t>Jenis LB3</w:t>
             </w:r>
           </w:p>
         </w:tc>
@@ -5931,15 +4479,7 @@
                 <w:sz w:val="24"/>
                 <w:szCs w:val="24"/>
               </w:rPr>
-              <w:t>Kondisi</w:t>
-            </w:r>
-            <w:r>
-              <w:rPr>
-                <w:rFonts w:ascii="Arial Nova Cond" w:hAnsi="Arial Nova Cond"/>
-                <w:sz w:val="24"/>
-                <w:szCs w:val="24"/>
-              </w:rPr>
-              <w:t xml:space="preserve"> TPS LB3</w:t>
+              <w:t>Kondisi TPS LB3</w:t>
             </w:r>
           </w:p>
         </w:tc>
@@ -6034,15 +4574,7 @@
                 <w:sz w:val="24"/>
                 <w:szCs w:val="24"/>
               </w:rPr>
-              <w:t>Pengelolaan</w:t>
-            </w:r>
-            <w:r>
-              <w:rPr>
-                <w:rFonts w:ascii="Arial Nova Cond" w:hAnsi="Arial Nova Cond"/>
-                <w:sz w:val="24"/>
-                <w:szCs w:val="24"/>
-              </w:rPr>
-              <w:t xml:space="preserve"> LB3 </w:t>
+              <w:t xml:space="preserve">Pengelolaan LB3 </w:t>
             </w:r>
           </w:p>
         </w:tc>
@@ -6127,63 +4659,7 @@
           <w:sz w:val="24"/>
           <w:szCs w:val="24"/>
         </w:rPr>
-        <w:t xml:space="preserve">.  </w:t>
-      </w:r>
-      <w:r>
-        <w:rPr>
-          <w:rFonts w:ascii="Arial Nova Cond" w:hAnsi="Arial Nova Cond"/>
-          <w:sz w:val="24"/>
-          <w:szCs w:val="24"/>
-        </w:rPr>
-        <w:t>Pemeriksaan</w:t>
-      </w:r>
-      <w:r>
-        <w:rPr>
-          <w:rFonts w:ascii="Arial Nova Cond" w:hAnsi="Arial Nova Cond"/>
-          <w:sz w:val="24"/>
-          <w:szCs w:val="24"/>
-        </w:rPr>
-        <w:t xml:space="preserve"> </w:t>
-      </w:r>
-      <w:r>
-        <w:rPr>
-          <w:rFonts w:ascii="Arial Nova Cond" w:hAnsi="Arial Nova Cond"/>
-          <w:sz w:val="24"/>
-          <w:szCs w:val="24"/>
-        </w:rPr>
-        <w:t>Pengelolaan</w:t>
-      </w:r>
-      <w:r>
-        <w:rPr>
-          <w:rFonts w:ascii="Arial Nova Cond" w:hAnsi="Arial Nova Cond"/>
-          <w:sz w:val="24"/>
-          <w:szCs w:val="24"/>
-        </w:rPr>
-        <w:t xml:space="preserve"> </w:t>
-      </w:r>
-      <w:r>
-        <w:rPr>
-          <w:rFonts w:ascii="Arial Nova Cond" w:hAnsi="Arial Nova Cond"/>
-          <w:sz w:val="24"/>
-          <w:szCs w:val="24"/>
-        </w:rPr>
-        <w:t>Sampah</w:t>
-      </w:r>
-      <w:r>
-        <w:rPr>
-          <w:rFonts w:ascii="Arial Nova Cond" w:hAnsi="Arial Nova Cond"/>
-          <w:sz w:val="24"/>
-          <w:szCs w:val="24"/>
-        </w:rPr>
-        <w:t xml:space="preserve"> </w:t>
-      </w:r>
-      <w:r>
-        <w:rPr>
-          <w:rFonts w:ascii="Arial Nova Cond" w:hAnsi="Arial Nova Cond"/>
-          <w:sz w:val="24"/>
-          <w:szCs w:val="24"/>
-        </w:rPr>
-        <w:t>Domestik</w:t>
+        <w:t>.  Pemeriksaan Pengelolaan Sampah Domestik</w:t>
       </w:r>
     </w:p>
     <w:tbl>
@@ -6250,9 +4726,17 @@
                 <w:sz w:val="24"/>
                 <w:szCs w:val="24"/>
               </w:rPr>
-              <w:t xml:space="preserve">Point </w:t>
-            </w:r>
-            <w:r>
+              <w:t>Point Pemeriksaan</w:t>
+            </w:r>
+          </w:p>
+        </w:tc>
+        <w:tc>
+          <w:tcPr>
+            <w:tcW w:w="3757" w:type="dxa"/>
+          </w:tcPr>
+          <w:p>
+            <w:pPr>
+              <w:jc w:val="center"/>
               <w:rPr>
                 <w:rFonts w:ascii="Arial Nova Cond" w:hAnsi="Arial Nova Cond"/>
                 <w:b/>
@@ -6260,17 +4744,8 @@
                 <w:sz w:val="24"/>
                 <w:szCs w:val="24"/>
               </w:rPr>
-              <w:t>Pemeriksaan</w:t>
-            </w:r>
-          </w:p>
-        </w:tc>
-        <w:tc>
-          <w:tcPr>
-            <w:tcW w:w="3757" w:type="dxa"/>
-          </w:tcPr>
-          <w:p>
-            <w:pPr>
-              <w:jc w:val="center"/>
+            </w:pPr>
+            <w:r>
               <w:rPr>
                 <w:rFonts w:ascii="Arial Nova Cond" w:hAnsi="Arial Nova Cond"/>
                 <w:b/>
@@ -6278,8 +4753,17 @@
                 <w:sz w:val="24"/>
                 <w:szCs w:val="24"/>
               </w:rPr>
-            </w:pPr>
-            <w:r>
+              <w:t>Kondisi Eksisting</w:t>
+            </w:r>
+          </w:p>
+        </w:tc>
+        <w:tc>
+          <w:tcPr>
+            <w:tcW w:w="3331" w:type="dxa"/>
+          </w:tcPr>
+          <w:p>
+            <w:pPr>
+              <w:jc w:val="center"/>
               <w:rPr>
                 <w:rFonts w:ascii="Arial Nova Cond" w:hAnsi="Arial Nova Cond"/>
                 <w:b/>
@@ -6287,8 +4771,7 @@
                 <w:sz w:val="24"/>
                 <w:szCs w:val="24"/>
               </w:rPr>
-              <w:t>Kondisi</w:t>
-            </w:r>
+            </w:pPr>
             <w:r>
               <w:rPr>
                 <w:rFonts w:ascii="Arial Nova Cond" w:hAnsi="Arial Nova Cond"/>
@@ -6297,43 +4780,6 @@
                 <w:sz w:val="24"/>
                 <w:szCs w:val="24"/>
               </w:rPr>
-              <w:t xml:space="preserve"> </w:t>
-            </w:r>
-            <w:r>
-              <w:rPr>
-                <w:rFonts w:ascii="Arial Nova Cond" w:hAnsi="Arial Nova Cond"/>
-                <w:b/>
-                <w:bCs/>
-                <w:sz w:val="24"/>
-                <w:szCs w:val="24"/>
-              </w:rPr>
-              <w:t>Eksisting</w:t>
-            </w:r>
-          </w:p>
-        </w:tc>
-        <w:tc>
-          <w:tcPr>
-            <w:tcW w:w="3331" w:type="dxa"/>
-          </w:tcPr>
-          <w:p>
-            <w:pPr>
-              <w:jc w:val="center"/>
-              <w:rPr>
-                <w:rFonts w:ascii="Arial Nova Cond" w:hAnsi="Arial Nova Cond"/>
-                <w:b/>
-                <w:bCs/>
-                <w:sz w:val="24"/>
-                <w:szCs w:val="24"/>
-              </w:rPr>
-            </w:pPr>
-            <w:r>
-              <w:rPr>
-                <w:rFonts w:ascii="Arial Nova Cond" w:hAnsi="Arial Nova Cond"/>
-                <w:b/>
-                <w:bCs/>
-                <w:sz w:val="24"/>
-                <w:szCs w:val="24"/>
-              </w:rPr>
               <w:t>Keterangan</w:t>
             </w:r>
           </w:p>
@@ -6382,39 +4828,7 @@
                 <w:sz w:val="24"/>
                 <w:szCs w:val="24"/>
               </w:rPr>
-              <w:t>Sumber</w:t>
-            </w:r>
-            <w:r>
-              <w:rPr>
-                <w:rFonts w:ascii="Arial Nova Cond" w:hAnsi="Arial Nova Cond"/>
-                <w:sz w:val="24"/>
-                <w:szCs w:val="24"/>
-              </w:rPr>
-              <w:t xml:space="preserve"> </w:t>
-            </w:r>
-            <w:r>
-              <w:rPr>
-                <w:rFonts w:ascii="Arial Nova Cond" w:hAnsi="Arial Nova Cond"/>
-                <w:sz w:val="24"/>
-                <w:szCs w:val="24"/>
-              </w:rPr>
-              <w:t>Sampah</w:t>
-            </w:r>
-            <w:r>
-              <w:rPr>
-                <w:rFonts w:ascii="Arial Nova Cond" w:hAnsi="Arial Nova Cond"/>
-                <w:sz w:val="24"/>
-                <w:szCs w:val="24"/>
-              </w:rPr>
-              <w:t xml:space="preserve"> </w:t>
-            </w:r>
-            <w:r>
-              <w:rPr>
-                <w:rFonts w:ascii="Arial Nova Cond" w:hAnsi="Arial Nova Cond"/>
-                <w:sz w:val="24"/>
-                <w:szCs w:val="24"/>
-              </w:rPr>
-              <w:t>Domestik</w:t>
+              <w:t>Sumber Sampah Domestik</w:t>
             </w:r>
           </w:p>
         </w:tc>
@@ -6506,39 +4920,7 @@
                 <w:sz w:val="24"/>
                 <w:szCs w:val="24"/>
               </w:rPr>
-              <w:t>Jenis</w:t>
-            </w:r>
-            <w:r>
-              <w:rPr>
-                <w:rFonts w:ascii="Arial Nova Cond" w:hAnsi="Arial Nova Cond"/>
-                <w:sz w:val="24"/>
-                <w:szCs w:val="24"/>
-              </w:rPr>
-              <w:t xml:space="preserve"> </w:t>
-            </w:r>
-            <w:r>
-              <w:rPr>
-                <w:rFonts w:ascii="Arial Nova Cond" w:hAnsi="Arial Nova Cond"/>
-                <w:sz w:val="24"/>
-                <w:szCs w:val="24"/>
-              </w:rPr>
-              <w:t>Sampah</w:t>
-            </w:r>
-            <w:r>
-              <w:rPr>
-                <w:rFonts w:ascii="Arial Nova Cond" w:hAnsi="Arial Nova Cond"/>
-                <w:sz w:val="24"/>
-                <w:szCs w:val="24"/>
-              </w:rPr>
-              <w:t xml:space="preserve"> </w:t>
-            </w:r>
-            <w:r>
-              <w:rPr>
-                <w:rFonts w:ascii="Arial Nova Cond" w:hAnsi="Arial Nova Cond"/>
-                <w:sz w:val="24"/>
-                <w:szCs w:val="24"/>
-              </w:rPr>
-              <w:t>Domestik</w:t>
+              <w:t>Jenis Sampah Domestik</w:t>
             </w:r>
           </w:p>
         </w:tc>
@@ -6630,39 +5012,7 @@
                 <w:sz w:val="24"/>
                 <w:szCs w:val="24"/>
               </w:rPr>
-              <w:t>Kondisi</w:t>
-            </w:r>
-            <w:r>
-              <w:rPr>
-                <w:rFonts w:ascii="Arial Nova Cond" w:hAnsi="Arial Nova Cond"/>
-                <w:sz w:val="24"/>
-                <w:szCs w:val="24"/>
-              </w:rPr>
-              <w:t xml:space="preserve"> TPS </w:t>
-            </w:r>
-            <w:r>
-              <w:rPr>
-                <w:rFonts w:ascii="Arial Nova Cond" w:hAnsi="Arial Nova Cond"/>
-                <w:sz w:val="24"/>
-                <w:szCs w:val="24"/>
-              </w:rPr>
-              <w:t>Sampah</w:t>
-            </w:r>
-            <w:r>
-              <w:rPr>
-                <w:rFonts w:ascii="Arial Nova Cond" w:hAnsi="Arial Nova Cond"/>
-                <w:sz w:val="24"/>
-                <w:szCs w:val="24"/>
-              </w:rPr>
-              <w:t xml:space="preserve"> </w:t>
-            </w:r>
-            <w:r>
-              <w:rPr>
-                <w:rFonts w:ascii="Arial Nova Cond" w:hAnsi="Arial Nova Cond"/>
-                <w:sz w:val="24"/>
-                <w:szCs w:val="24"/>
-              </w:rPr>
-              <w:t>Domestik</w:t>
+              <w:t>Kondisi TPS Sampah Domestik</w:t>
             </w:r>
           </w:p>
         </w:tc>
@@ -6754,39 +5104,7 @@
                 <w:sz w:val="24"/>
                 <w:szCs w:val="24"/>
               </w:rPr>
-              <w:t>Pengelolaan</w:t>
-            </w:r>
-            <w:r>
-              <w:rPr>
-                <w:rFonts w:ascii="Arial Nova Cond" w:hAnsi="Arial Nova Cond"/>
-                <w:sz w:val="24"/>
-                <w:szCs w:val="24"/>
-              </w:rPr>
-              <w:t xml:space="preserve"> </w:t>
-            </w:r>
-            <w:r>
-              <w:rPr>
-                <w:rFonts w:ascii="Arial Nova Cond" w:hAnsi="Arial Nova Cond"/>
-                <w:sz w:val="24"/>
-                <w:szCs w:val="24"/>
-              </w:rPr>
-              <w:t>sampah</w:t>
-            </w:r>
-            <w:r>
-              <w:rPr>
-                <w:rFonts w:ascii="Arial Nova Cond" w:hAnsi="Arial Nova Cond"/>
-                <w:sz w:val="24"/>
-                <w:szCs w:val="24"/>
-              </w:rPr>
-              <w:t xml:space="preserve"> </w:t>
-            </w:r>
-            <w:r>
-              <w:rPr>
-                <w:rFonts w:ascii="Arial Nova Cond" w:hAnsi="Arial Nova Cond"/>
-                <w:sz w:val="24"/>
-                <w:szCs w:val="24"/>
-              </w:rPr>
-              <w:t>domestik</w:t>
+              <w:t>Pengelolaan sampah domestik</w:t>
             </w:r>
           </w:p>
         </w:tc>
@@ -7073,15 +5391,7 @@
           <w:sz w:val="24"/>
           <w:szCs w:val="24"/>
         </w:rPr>
-        <w:t xml:space="preserve">6. Saran dan </w:t>
-      </w:r>
-      <w:r>
-        <w:rPr>
-          <w:rFonts w:ascii="Arial Nova Cond" w:hAnsi="Arial Nova Cond"/>
-          <w:sz w:val="24"/>
-          <w:szCs w:val="24"/>
-        </w:rPr>
-        <w:t>Masukan</w:t>
+        <w:t>6. Saran dan Masukan</w:t>
       </w:r>
       <w:r>
         <w:rPr>
@@ -7097,7 +5407,7 @@
           <w:sz w:val="24"/>
           <w:szCs w:val="24"/>
         </w:rPr>
-        <w:t>{#saran} {abjad}. {saran_text} {/saran}</w:t>
+        <w:t>{saran_list_text}</w:t>
       </w:r>
     </w:p>
     <w:p>
@@ -7133,151 +5443,7 @@
           <w:szCs w:val="24"/>
         </w:rPr>
         <w:lastRenderedPageBreak/>
-        <w:t>Pelaksanaan</w:t>
-      </w:r>
-      <w:r>
-        <w:rPr>
-          <w:rFonts w:ascii="Arial Nova Cond" w:hAnsi="Arial Nova Cond"/>
-          <w:sz w:val="24"/>
-          <w:szCs w:val="24"/>
-        </w:rPr>
-        <w:t xml:space="preserve"> dan </w:t>
-      </w:r>
-      <w:r>
-        <w:rPr>
-          <w:rFonts w:ascii="Arial Nova Cond" w:hAnsi="Arial Nova Cond"/>
-          <w:sz w:val="24"/>
-          <w:szCs w:val="24"/>
-        </w:rPr>
-        <w:t>temuan</w:t>
-      </w:r>
-      <w:r>
-        <w:rPr>
-          <w:rFonts w:ascii="Arial Nova Cond" w:hAnsi="Arial Nova Cond"/>
-          <w:sz w:val="24"/>
-          <w:szCs w:val="24"/>
-        </w:rPr>
-        <w:t xml:space="preserve"> </w:t>
-      </w:r>
-      <w:r>
-        <w:rPr>
-          <w:rFonts w:ascii="Arial Nova Cond" w:hAnsi="Arial Nova Cond"/>
-          <w:sz w:val="24"/>
-          <w:szCs w:val="24"/>
-        </w:rPr>
-        <w:t>fakta-fakta</w:t>
-      </w:r>
-      <w:r>
-        <w:rPr>
-          <w:rFonts w:ascii="Arial Nova Cond" w:hAnsi="Arial Nova Cond"/>
-          <w:sz w:val="24"/>
-          <w:szCs w:val="24"/>
-        </w:rPr>
-        <w:t xml:space="preserve"> </w:t>
-      </w:r>
-      <w:r>
-        <w:rPr>
-          <w:rFonts w:ascii="Arial Nova Cond" w:hAnsi="Arial Nova Cond"/>
-          <w:sz w:val="24"/>
-          <w:szCs w:val="24"/>
-        </w:rPr>
-        <w:t>pengawasan</w:t>
-      </w:r>
-      <w:r>
-        <w:rPr>
-          <w:rFonts w:ascii="Arial Nova Cond" w:hAnsi="Arial Nova Cond"/>
-          <w:sz w:val="24"/>
-          <w:szCs w:val="24"/>
-        </w:rPr>
-        <w:t xml:space="preserve"> </w:t>
-      </w:r>
-      <w:r>
-        <w:rPr>
-          <w:rFonts w:ascii="Arial Nova Cond" w:hAnsi="Arial Nova Cond"/>
-          <w:sz w:val="24"/>
-          <w:szCs w:val="24"/>
-        </w:rPr>
-        <w:t>lingkungan</w:t>
-      </w:r>
-      <w:r>
-        <w:rPr>
-          <w:rFonts w:ascii="Arial Nova Cond" w:hAnsi="Arial Nova Cond"/>
-          <w:sz w:val="24"/>
-          <w:szCs w:val="24"/>
-        </w:rPr>
-        <w:t xml:space="preserve"> </w:t>
-      </w:r>
-      <w:r>
-        <w:rPr>
-          <w:rFonts w:ascii="Arial Nova Cond" w:hAnsi="Arial Nova Cond"/>
-          <w:sz w:val="24"/>
-          <w:szCs w:val="24"/>
-        </w:rPr>
-        <w:t>hidup</w:t>
-      </w:r>
-      <w:r>
-        <w:rPr>
-          <w:rFonts w:ascii="Arial Nova Cond" w:hAnsi="Arial Nova Cond"/>
-          <w:sz w:val="24"/>
-          <w:szCs w:val="24"/>
-        </w:rPr>
-        <w:t xml:space="preserve"> </w:t>
-      </w:r>
-      <w:r>
-        <w:rPr>
-          <w:rFonts w:ascii="Arial Nova Cond" w:hAnsi="Arial Nova Cond"/>
-          <w:sz w:val="24"/>
-          <w:szCs w:val="24"/>
-        </w:rPr>
-        <w:t>ini</w:t>
-      </w:r>
-      <w:r>
-        <w:rPr>
-          <w:rFonts w:ascii="Arial Nova Cond" w:hAnsi="Arial Nova Cond"/>
-          <w:sz w:val="24"/>
-          <w:szCs w:val="24"/>
-        </w:rPr>
-        <w:t xml:space="preserve"> </w:t>
-      </w:r>
-      <w:r>
-        <w:rPr>
-          <w:rFonts w:ascii="Arial Nova Cond" w:hAnsi="Arial Nova Cond"/>
-          <w:sz w:val="24"/>
-          <w:szCs w:val="24"/>
-        </w:rPr>
-        <w:t>diketahui</w:t>
-      </w:r>
-      <w:r>
-        <w:rPr>
-          <w:rFonts w:ascii="Arial Nova Cond" w:hAnsi="Arial Nova Cond"/>
-          <w:sz w:val="24"/>
-          <w:szCs w:val="24"/>
-        </w:rPr>
-        <w:t xml:space="preserve"> dan </w:t>
-      </w:r>
-      <w:r>
-        <w:rPr>
-          <w:rFonts w:ascii="Arial Nova Cond" w:hAnsi="Arial Nova Cond"/>
-          <w:sz w:val="24"/>
-          <w:szCs w:val="24"/>
-        </w:rPr>
-        <w:t>dibenarkan</w:t>
-      </w:r>
-      <w:r>
-        <w:rPr>
-          <w:rFonts w:ascii="Arial Nova Cond" w:hAnsi="Arial Nova Cond"/>
-          <w:sz w:val="24"/>
-          <w:szCs w:val="24"/>
-        </w:rPr>
-        <w:t xml:space="preserve"> oleh </w:t>
-      </w:r>
-      <w:r>
-        <w:rPr>
-          <w:rFonts w:ascii="Arial Nova Cond" w:hAnsi="Arial Nova Cond"/>
-          <w:sz w:val="24"/>
-          <w:szCs w:val="24"/>
-        </w:rPr>
-        <w:t>pihak</w:t>
+        <w:t>Pelaksanaan dan temuan fakta-fakta pengawasan lingkungan hidup ini diketahui dan dibenarkan oleh pihak</w:t>
       </w:r>
       <w:r>
         <w:rPr>
@@ -7309,31 +5475,7 @@
           <w:sz w:val="24"/>
           <w:szCs w:val="24"/>
         </w:rPr>
-        <w:t>sebagai</w:t>
-      </w:r>
-      <w:r>
-        <w:rPr>
-          <w:rFonts w:ascii="Arial Nova Cond" w:hAnsi="Arial Nova Cond"/>
-          <w:sz w:val="24"/>
-          <w:szCs w:val="24"/>
-        </w:rPr>
-        <w:t xml:space="preserve"> </w:t>
-      </w:r>
-      <w:r>
-        <w:rPr>
-          <w:rFonts w:ascii="Arial Nova Cond" w:hAnsi="Arial Nova Cond"/>
-          <w:sz w:val="24"/>
-          <w:szCs w:val="24"/>
-        </w:rPr>
-        <w:t>berikut</w:t>
-      </w:r>
-      <w:r>
-        <w:rPr>
-          <w:rFonts w:ascii="Arial Nova Cond" w:hAnsi="Arial Nova Cond"/>
-          <w:sz w:val="24"/>
-          <w:szCs w:val="24"/>
-        </w:rPr>
-        <w:t xml:space="preserve"> :</w:t>
+        <w:t>sebagai berikut :</w:t>
       </w:r>
     </w:p>
     <w:p>
@@ -7574,15 +5716,7 @@
                 <w:sz w:val="24"/>
                 <w:szCs w:val="24"/>
               </w:rPr>
-              <w:t>Nomor</w:t>
-            </w:r>
-            <w:r>
-              <w:rPr>
-                <w:rFonts w:ascii="Arial Nova Cond" w:hAnsi="Arial Nova Cond"/>
-                <w:sz w:val="24"/>
-                <w:szCs w:val="24"/>
-              </w:rPr>
-              <w:t xml:space="preserve"> HP</w:t>
+              <w:t>Nomor HP</w:t>
             </w:r>
           </w:p>
         </w:tc>
@@ -7667,15 +5801,7 @@
                 <w:sz w:val="24"/>
                 <w:szCs w:val="24"/>
               </w:rPr>
-              <w:t xml:space="preserve">Tanda </w:t>
-            </w:r>
-            <w:r>
-              <w:rPr>
-                <w:rFonts w:ascii="Arial Nova Cond" w:hAnsi="Arial Nova Cond"/>
-                <w:sz w:val="24"/>
-                <w:szCs w:val="24"/>
-              </w:rPr>
-              <w:t>tangan</w:t>
+              <w:t>Tanda tangan</w:t>
             </w:r>
           </w:p>
         </w:tc>
@@ -7956,15 +6082,7 @@
                 <w:sz w:val="24"/>
                 <w:szCs w:val="24"/>
               </w:rPr>
-              <w:t>Nomor</w:t>
-            </w:r>
-            <w:r>
-              <w:rPr>
-                <w:rFonts w:ascii="Arial Nova Cond" w:hAnsi="Arial Nova Cond"/>
-                <w:sz w:val="24"/>
-                <w:szCs w:val="24"/>
-              </w:rPr>
-              <w:t xml:space="preserve"> HP</w:t>
+              <w:t>Nomor HP</w:t>
             </w:r>
           </w:p>
         </w:tc>
@@ -8049,15 +6167,7 @@
                 <w:sz w:val="24"/>
                 <w:szCs w:val="24"/>
               </w:rPr>
-              <w:t xml:space="preserve">Tanda </w:t>
-            </w:r>
-            <w:r>
-              <w:rPr>
-                <w:rFonts w:ascii="Arial Nova Cond" w:hAnsi="Arial Nova Cond"/>
-                <w:sz w:val="24"/>
-                <w:szCs w:val="24"/>
-              </w:rPr>
-              <w:t>tangan</w:t>
+              <w:t>Tanda tangan</w:t>
             </w:r>
           </w:p>
         </w:tc>
@@ -8156,124 +6266,7 @@
           <w:sz w:val="24"/>
           <w:szCs w:val="24"/>
         </w:rPr>
-        <w:t>Demikian</w:t>
-      </w:r>
-      <w:r>
-        <w:rPr>
-          <w:rFonts w:ascii="Arial Nova Cond" w:hAnsi="Arial Nova Cond"/>
-          <w:color w:val="0D0D0D"/>
-          <w:sz w:val="24"/>
-          <w:szCs w:val="24"/>
-        </w:rPr>
-        <w:t xml:space="preserve"> </w:t>
-      </w:r>
-      <w:r>
-        <w:rPr>
-          <w:rFonts w:ascii="Arial Nova Cond" w:hAnsi="Arial Nova Cond"/>
-          <w:color w:val="0D0D0D"/>
-          <w:sz w:val="24"/>
-          <w:szCs w:val="24"/>
-        </w:rPr>
-        <w:t>Berita</w:t>
-      </w:r>
-      <w:r>
-        <w:rPr>
-          <w:rFonts w:ascii="Arial Nova Cond" w:hAnsi="Arial Nova Cond"/>
-          <w:color w:val="0D0D0D"/>
-          <w:sz w:val="24"/>
-          <w:szCs w:val="24"/>
-        </w:rPr>
-        <w:t xml:space="preserve"> Acara </w:t>
-      </w:r>
-      <w:r>
-        <w:rPr>
-          <w:rFonts w:ascii="Arial Nova Cond" w:hAnsi="Arial Nova Cond"/>
-          <w:color w:val="0D0D0D"/>
-          <w:sz w:val="24"/>
-          <w:szCs w:val="24"/>
-        </w:rPr>
-        <w:t>Pengawasan</w:t>
-      </w:r>
-      <w:r>
-        <w:rPr>
-          <w:rFonts w:ascii="Arial Nova Cond" w:hAnsi="Arial Nova Cond"/>
-          <w:color w:val="0D0D0D"/>
-          <w:sz w:val="24"/>
-          <w:szCs w:val="24"/>
-        </w:rPr>
-        <w:t xml:space="preserve"> </w:t>
-      </w:r>
-      <w:r>
-        <w:rPr>
-          <w:rFonts w:ascii="Arial Nova Cond" w:hAnsi="Arial Nova Cond"/>
-          <w:color w:val="0D0D0D"/>
-          <w:sz w:val="24"/>
-          <w:szCs w:val="24"/>
-        </w:rPr>
-        <w:t>Lingkungan</w:t>
-      </w:r>
-      <w:r>
-        <w:rPr>
-          <w:rFonts w:ascii="Arial Nova Cond" w:hAnsi="Arial Nova Cond"/>
-          <w:color w:val="0D0D0D"/>
-          <w:sz w:val="24"/>
-          <w:szCs w:val="24"/>
-        </w:rPr>
-        <w:t xml:space="preserve"> </w:t>
-      </w:r>
-      <w:r>
-        <w:rPr>
-          <w:rFonts w:ascii="Arial Nova Cond" w:hAnsi="Arial Nova Cond"/>
-          <w:color w:val="0D0D0D"/>
-          <w:sz w:val="24"/>
-          <w:szCs w:val="24"/>
-        </w:rPr>
-        <w:t>Hidup</w:t>
-      </w:r>
-      <w:r>
-        <w:rPr>
-          <w:rFonts w:ascii="Arial Nova Cond" w:hAnsi="Arial Nova Cond"/>
-          <w:color w:val="0D0D0D"/>
-          <w:sz w:val="24"/>
-          <w:szCs w:val="24"/>
-        </w:rPr>
-        <w:t xml:space="preserve"> pada </w:t>
-      </w:r>
-      <w:r>
-        <w:rPr>
-          <w:rFonts w:ascii="Arial Nova Cond" w:hAnsi="Arial Nova Cond"/>
-          <w:color w:val="0D0D0D"/>
-          <w:sz w:val="24"/>
-          <w:szCs w:val="24"/>
-        </w:rPr>
-        <w:t>lokasi</w:t>
-      </w:r>
-      <w:r>
-        <w:rPr>
-          <w:rFonts w:ascii="Arial Nova Cond" w:hAnsi="Arial Nova Cond"/>
-          <w:color w:val="0D0D0D"/>
-          <w:sz w:val="24"/>
-          <w:szCs w:val="24"/>
-        </w:rPr>
-        <w:t xml:space="preserve"> </w:t>
-      </w:r>
-      <w:r>
-        <w:rPr>
-          <w:rFonts w:ascii="Arial Nova Cond" w:hAnsi="Arial Nova Cond"/>
-          <w:color w:val="0D0D0D"/>
-          <w:sz w:val="24"/>
-          <w:szCs w:val="24"/>
-        </w:rPr>
-        <w:t>kegiatan</w:t>
-      </w:r>
-      <w:r>
-        <w:rPr>
-          <w:rFonts w:ascii="Arial Nova Cond" w:hAnsi="Arial Nova Cond"/>
-          <w:color w:val="0D0D0D"/>
-          <w:sz w:val="24"/>
-          <w:szCs w:val="24"/>
-        </w:rPr>
-        <w:t xml:space="preserve"> </w:t>
+        <w:t xml:space="preserve">Demikian Berita Acara Pengawasan Lingkungan Hidup pada lokasi kegiatan </w:t>
       </w:r>
       <w:r>
         <w:rPr>
@@ -8299,106 +6292,7 @@
           <w:sz w:val="24"/>
           <w:szCs w:val="24"/>
         </w:rPr>
-        <w:t>dibuat</w:t>
-      </w:r>
-      <w:r>
-        <w:rPr>
-          <w:rFonts w:ascii="Arial Nova Cond" w:hAnsi="Arial Nova Cond"/>
-          <w:color w:val="0D0D0D"/>
-          <w:sz w:val="24"/>
-          <w:szCs w:val="24"/>
-        </w:rPr>
-        <w:t xml:space="preserve"> </w:t>
-      </w:r>
-      <w:r>
-        <w:rPr>
-          <w:rFonts w:ascii="Arial Nova Cond" w:hAnsi="Arial Nova Cond"/>
-          <w:color w:val="0D0D0D"/>
-          <w:sz w:val="24"/>
-          <w:szCs w:val="24"/>
-        </w:rPr>
-        <w:t>dengan</w:t>
-      </w:r>
-      <w:r>
-        <w:rPr>
-          <w:rFonts w:ascii="Arial Nova Cond" w:hAnsi="Arial Nova Cond"/>
-          <w:color w:val="0D0D0D"/>
-          <w:sz w:val="24"/>
-          <w:szCs w:val="24"/>
-        </w:rPr>
-        <w:t xml:space="preserve"> </w:t>
-      </w:r>
-      <w:r>
-        <w:rPr>
-          <w:rFonts w:ascii="Arial Nova Cond" w:hAnsi="Arial Nova Cond"/>
-          <w:color w:val="0D0D0D"/>
-          <w:sz w:val="24"/>
-          <w:szCs w:val="24"/>
-        </w:rPr>
-        <w:t>sebenar-benarnya</w:t>
-      </w:r>
-      <w:r>
-        <w:rPr>
-          <w:rFonts w:ascii="Arial Nova Cond" w:hAnsi="Arial Nova Cond"/>
-          <w:color w:val="0D0D0D"/>
-          <w:sz w:val="24"/>
-          <w:szCs w:val="24"/>
-        </w:rPr>
-        <w:t xml:space="preserve"> dan </w:t>
-      </w:r>
-      <w:r>
-        <w:rPr>
-          <w:rFonts w:ascii="Arial Nova Cond" w:hAnsi="Arial Nova Cond"/>
-          <w:color w:val="0D0D0D"/>
-          <w:sz w:val="24"/>
-          <w:szCs w:val="24"/>
-        </w:rPr>
-        <w:t>mengingat</w:t>
-      </w:r>
-      <w:r>
-        <w:rPr>
-          <w:rFonts w:ascii="Arial Nova Cond" w:hAnsi="Arial Nova Cond"/>
-          <w:color w:val="0D0D0D"/>
-          <w:sz w:val="24"/>
-          <w:szCs w:val="24"/>
-        </w:rPr>
-        <w:t xml:space="preserve"> </w:t>
-      </w:r>
-      <w:r>
-        <w:rPr>
-          <w:rFonts w:ascii="Arial Nova Cond" w:hAnsi="Arial Nova Cond"/>
-          <w:color w:val="0D0D0D"/>
-          <w:sz w:val="24"/>
-          <w:szCs w:val="24"/>
-        </w:rPr>
-        <w:t>sumpah</w:t>
-      </w:r>
-      <w:r>
-        <w:rPr>
-          <w:rFonts w:ascii="Arial Nova Cond" w:hAnsi="Arial Nova Cond"/>
-          <w:color w:val="0D0D0D"/>
-          <w:sz w:val="24"/>
-          <w:szCs w:val="24"/>
-        </w:rPr>
-        <w:t xml:space="preserve"> </w:t>
-      </w:r>
-      <w:r>
-        <w:rPr>
-          <w:rFonts w:ascii="Arial Nova Cond" w:hAnsi="Arial Nova Cond"/>
-          <w:color w:val="0D0D0D"/>
-          <w:sz w:val="24"/>
-          <w:szCs w:val="24"/>
-        </w:rPr>
-        <w:t>jabatan</w:t>
-      </w:r>
-      <w:r>
-        <w:rPr>
-          <w:rFonts w:ascii="Arial Nova Cond" w:hAnsi="Arial Nova Cond"/>
-          <w:color w:val="0D0D0D"/>
-          <w:sz w:val="24"/>
-          <w:szCs w:val="24"/>
-        </w:rPr>
-        <w:t>.</w:t>
+        <w:t>dibuat dengan sebenar-benarnya dan mengingat sumpah jabatan.</w:t>
       </w:r>
     </w:p>
     <w:p>
@@ -8435,77 +6329,7 @@
           <w:szCs w:val="24"/>
           <w:lang w:eastAsia="en-ID"/>
         </w:rPr>
-        <w:t xml:space="preserve">Tim </w:t>
-      </w:r>
-      <w:r>
-        <w:rPr>
-          <w:rFonts w:ascii="Arial Nova Cond" w:eastAsia="Times New Roman" w:hAnsi="Arial Nova Cond" w:cs="Times New Roman"/>
-          <w:color w:val="0D0D0D"/>
-          <w:sz w:val="24"/>
-          <w:szCs w:val="24"/>
-          <w:lang w:eastAsia="en-ID"/>
-        </w:rPr>
-        <w:t>Pejabat</w:t>
-      </w:r>
-      <w:r>
-        <w:rPr>
-          <w:rFonts w:ascii="Arial Nova Cond" w:eastAsia="Times New Roman" w:hAnsi="Arial Nova Cond" w:cs="Times New Roman"/>
-          <w:color w:val="0D0D0D"/>
-          <w:sz w:val="24"/>
-          <w:szCs w:val="24"/>
-          <w:lang w:eastAsia="en-ID"/>
-        </w:rPr>
-        <w:t xml:space="preserve"> </w:t>
-      </w:r>
-      <w:r>
-        <w:rPr>
-          <w:rFonts w:ascii="Arial Nova Cond" w:eastAsia="Times New Roman" w:hAnsi="Arial Nova Cond" w:cs="Times New Roman"/>
-          <w:color w:val="0D0D0D"/>
-          <w:sz w:val="24"/>
-          <w:szCs w:val="24"/>
-          <w:lang w:eastAsia="en-ID"/>
-        </w:rPr>
-        <w:t>Pengawas</w:t>
-      </w:r>
-      <w:r>
-        <w:rPr>
-          <w:rFonts w:ascii="Arial Nova Cond" w:eastAsia="Times New Roman" w:hAnsi="Arial Nova Cond" w:cs="Times New Roman"/>
-          <w:color w:val="0D0D0D"/>
-          <w:sz w:val="24"/>
-          <w:szCs w:val="24"/>
-          <w:lang w:eastAsia="en-ID"/>
-        </w:rPr>
-        <w:t xml:space="preserve"> </w:t>
-      </w:r>
-      <w:r>
-        <w:rPr>
-          <w:rFonts w:ascii="Arial Nova Cond" w:eastAsia="Times New Roman" w:hAnsi="Arial Nova Cond" w:cs="Times New Roman"/>
-          <w:color w:val="0D0D0D"/>
-          <w:sz w:val="24"/>
-          <w:szCs w:val="24"/>
-          <w:lang w:eastAsia="en-ID"/>
-        </w:rPr>
-        <w:t>Lingkungan</w:t>
-      </w:r>
-      <w:r>
-        <w:rPr>
-          <w:rFonts w:ascii="Arial Nova Cond" w:eastAsia="Times New Roman" w:hAnsi="Arial Nova Cond" w:cs="Times New Roman"/>
-          <w:color w:val="0D0D0D"/>
-          <w:sz w:val="24"/>
-          <w:szCs w:val="24"/>
-          <w:lang w:eastAsia="en-ID"/>
-        </w:rPr>
-        <w:t xml:space="preserve"> </w:t>
-      </w:r>
-      <w:r>
-        <w:rPr>
-          <w:rFonts w:ascii="Arial Nova Cond" w:eastAsia="Times New Roman" w:hAnsi="Arial Nova Cond" w:cs="Times New Roman"/>
-          <w:color w:val="0D0D0D"/>
-          <w:sz w:val="24"/>
-          <w:szCs w:val="24"/>
-          <w:lang w:eastAsia="en-ID"/>
-        </w:rPr>
-        <w:t>Hidup</w:t>
+        <w:t>Tim Pejabat Pengawas Lingkungan Hidup</w:t>
       </w:r>
     </w:p>
     <w:p>
@@ -8697,27 +6521,7 @@
                 <w:szCs w:val="24"/>
                 <w:lang w:eastAsia="en-ID"/>
               </w:rPr>
-              <w:t xml:space="preserve">Tanda </w:t>
-            </w:r>
-            <w:r>
-              <w:rPr>
-                <w:rFonts w:ascii="Arial Nova Cond" w:eastAsia="Times New Roman" w:hAnsi="Arial Nova Cond" w:cs="Times New Roman"/>
-                <w:color w:val="0D0D0D"/>
-                <w:sz w:val="24"/>
-                <w:szCs w:val="24"/>
-                <w:lang w:eastAsia="en-ID"/>
-              </w:rPr>
-              <w:t>tangan</w:t>
-            </w:r>
-            <w:r>
-              <w:rPr>
-                <w:rFonts w:ascii="Arial Nova Cond" w:eastAsia="Times New Roman" w:hAnsi="Arial Nova Cond" w:cs="Times New Roman"/>
-                <w:color w:val="0D0D0D"/>
-                <w:sz w:val="24"/>
-                <w:szCs w:val="24"/>
-                <w:lang w:eastAsia="en-ID"/>
-              </w:rPr>
-              <w:t xml:space="preserve"> </w:t>
+              <w:t xml:space="preserve">Tanda tangan </w:t>
             </w:r>
           </w:p>
         </w:tc>
@@ -8830,16 +6634,7 @@
           <w:sz w:val="24"/>
           <w:szCs w:val="24"/>
         </w:rPr>
-        <w:t>Saksi</w:t>
-      </w:r>
-      <w:r>
-        <w:rPr>
-          <w:rFonts w:ascii="Arial Nova Cond" w:hAnsi="Arial Nova Cond"/>
-          <w:color w:val="0D0D0D"/>
-          <w:sz w:val="24"/>
-          <w:szCs w:val="24"/>
-        </w:rPr>
-        <w:t xml:space="preserve"> </w:t>
+        <w:t xml:space="preserve">Saksi </w:t>
       </w:r>
     </w:p>
     <w:tbl>
@@ -8857,12 +6652,16 @@
         <w:tblLook w:val="04A0" w:firstRow="1" w:lastRow="0" w:firstColumn="1" w:lastColumn="0" w:noHBand="0" w:noVBand="1"/>
       </w:tblPr>
       <w:tblGrid>
-        <w:gridCol w:w="421"/>
-        <w:gridCol w:w="1808"/>
-        <w:gridCol w:w="283"/>
-        <w:gridCol w:w="7122"/>
+        <w:gridCol w:w="351"/>
+        <w:gridCol w:w="4509"/>
+        <w:gridCol w:w="265"/>
+        <w:gridCol w:w="4509"/>
       </w:tblGrid>
       <w:tr>
+        <w:trPr>
+          <w:gridAfter w:val="2"/>
+          <w:wAfter w:w="7405" w:type="dxa"/>
+        </w:trPr>
         <w:tc>
           <w:tcPr>
             <w:tcW w:w="421" w:type="dxa"/>
@@ -8887,7 +6686,18 @@
                 <w:szCs w:val="24"/>
                 <w:lang w:eastAsia="en-ID"/>
               </w:rPr>
-              <w:t>{#saksi} {no}.</w:t>
+              <w:t xml:space="preserve">{#saksi} </w:t>
+            </w:r>
+            <w:r>
+              <w:rPr>
+                <w:rFonts w:ascii="Arial Nova Cond" w:eastAsia="Times New Roman" w:hAnsi="Arial Nova Cond" w:cs="Times New Roman"/>
+                <w:color w:val="0D0D0D"/>
+                <w:sz w:val="24"/>
+                <w:szCs w:val="24"/>
+                <w:lang w:eastAsia="en-ID"/>
+              </w:rPr>
+              <w:lastRenderedPageBreak/>
+              <w:t>{no}.</w:t>
             </w:r>
           </w:p>
         </w:tc>
@@ -8915,6 +6725,7 @@
                 <w:szCs w:val="24"/>
                 <w:lang w:eastAsia="en-ID"/>
               </w:rPr>
+              <w:lastRenderedPageBreak/>
               <w:t>{nama_saksi}</w:t>
             </w:r>
           </w:p>
@@ -9066,27 +6877,7 @@
                 <w:szCs w:val="24"/>
                 <w:lang w:eastAsia="en-ID"/>
               </w:rPr>
-              <w:t xml:space="preserve">Tanda </w:t>
-            </w:r>
-            <w:r>
-              <w:rPr>
-                <w:rFonts w:ascii="Arial Nova Cond" w:eastAsia="Times New Roman" w:hAnsi="Arial Nova Cond" w:cs="Times New Roman"/>
-                <w:color w:val="0D0D0D"/>
-                <w:sz w:val="24"/>
-                <w:szCs w:val="24"/>
-                <w:lang w:eastAsia="en-ID"/>
-              </w:rPr>
-              <w:t>tangan</w:t>
-            </w:r>
-            <w:r>
-              <w:rPr>
-                <w:rFonts w:ascii="Arial Nova Cond" w:eastAsia="Times New Roman" w:hAnsi="Arial Nova Cond" w:cs="Times New Roman"/>
-                <w:color w:val="0D0D0D"/>
-                <w:sz w:val="24"/>
-                <w:szCs w:val="24"/>
-                <w:lang w:eastAsia="en-ID"/>
-              </w:rPr>
-              <w:t xml:space="preserve"> </w:t>
+              <w:t xml:space="preserve">Tanda tangan </w:t>
             </w:r>
           </w:p>
         </w:tc>
@@ -9282,31 +7073,7 @@
                               <w:sz w:val="20"/>
                               <w:szCs w:val="20"/>
                             </w:rPr>
-                            <w:t>Paraf</w:t>
-                          </w:r>
-                          <w:r>
-                            <w:rPr>
-                              <w:rFonts w:ascii="Arial Nova Cond" w:hAnsi="Arial Nova Cond"/>
-                              <w:sz w:val="20"/>
-                              <w:szCs w:val="20"/>
-                            </w:rPr>
-                            <w:t xml:space="preserve"> Tim </w:t>
-                          </w:r>
-                          <w:r>
-                            <w:rPr>
-                              <w:rFonts w:ascii="Arial Nova Cond" w:hAnsi="Arial Nova Cond"/>
-                              <w:sz w:val="20"/>
-                              <w:szCs w:val="20"/>
-                            </w:rPr>
-                            <w:t>Pengawas</w:t>
-                          </w:r>
-                          <w:r>
-                            <w:rPr>
-                              <w:rFonts w:ascii="Arial Nova Cond" w:hAnsi="Arial Nova Cond"/>
-                              <w:sz w:val="20"/>
-                              <w:szCs w:val="20"/>
-                            </w:rPr>
-                            <w:t xml:space="preserve"> </w:t>
+                            <w:t xml:space="preserve">Paraf Tim Pengawas </w:t>
                           </w:r>
                           <w:r>
                             <w:rPr>
@@ -9472,47 +7239,7 @@
                               <w:sz w:val="20"/>
                               <w:szCs w:val="20"/>
                             </w:rPr>
-                            <w:t>Paraf</w:t>
-                          </w:r>
-                          <w:r>
-                            <w:rPr>
-                              <w:rFonts w:ascii="Arial Nova Cond" w:hAnsi="Arial Nova Cond" w:cs="Arial"/>
-                              <w:sz w:val="20"/>
-                              <w:szCs w:val="20"/>
-                            </w:rPr>
-                            <w:t xml:space="preserve"> </w:t>
-                          </w:r>
-                          <w:r>
-                            <w:rPr>
-                              <w:rFonts w:ascii="Arial Nova Cond" w:hAnsi="Arial Nova Cond" w:cs="Arial"/>
-                              <w:sz w:val="20"/>
-                              <w:szCs w:val="20"/>
-                            </w:rPr>
-                            <w:t>Pihak</w:t>
-                          </w:r>
-                          <w:r>
-                            <w:rPr>
-                              <w:rFonts w:ascii="Arial Nova Cond" w:hAnsi="Arial Nova Cond" w:cs="Arial"/>
-                              <w:sz w:val="20"/>
-                              <w:szCs w:val="20"/>
-                            </w:rPr>
-                            <w:t xml:space="preserve"> Usaha/ </w:t>
-                          </w:r>
-                          <w:r>
-                            <w:rPr>
-                              <w:rFonts w:ascii="Arial Nova Cond" w:hAnsi="Arial Nova Cond" w:cs="Arial"/>
-                              <w:sz w:val="20"/>
-                              <w:szCs w:val="20"/>
-                            </w:rPr>
-                            <w:t>Kegiatan</w:t>
-                          </w:r>
-                          <w:r>
-                            <w:rPr>
-                              <w:rFonts w:ascii="Arial Nova Cond" w:hAnsi="Arial Nova Cond" w:cs="Arial"/>
-                              <w:sz w:val="20"/>
-                              <w:szCs w:val="20"/>
-                            </w:rPr>
-                            <w:t xml:space="preserve"> </w:t>
+                            <w:t xml:space="preserve">Paraf Pihak Usaha/ Kegiatan </w:t>
                           </w:r>
                           <w:r>
                             <w:rPr>

--- a/public/templates-bap/bap-fasyankes.docx
+++ b/public/templates-bap/bap-fasyankes.docx
@@ -43,7 +43,7 @@
                 <w:lang w:val="en-US"/>
               </w:rPr>
               <w:drawing>
-                <wp:anchor distT="0" distB="0" distL="114300" distR="114300" simplePos="0" relativeHeight="251658752" behindDoc="0" locked="0" layoutInCell="1" allowOverlap="1" wp14:anchorId="069080DA" wp14:editId="1B71E19E">
+                <wp:anchor distT="0" distB="0" distL="114300" distR="114300" simplePos="0" relativeHeight="251658752" behindDoc="0" locked="0" layoutInCell="1" allowOverlap="1" wp14:anchorId="069080DA" wp14:editId="3A31AD63">
                   <wp:simplePos x="0" y="0"/>
                   <wp:positionH relativeFrom="column">
                     <wp:posOffset>68580</wp:posOffset>
@@ -164,23 +164,107 @@
                 <w:rFonts w:ascii="Arial" w:hAnsi="Arial" w:cs="Arial"/>
                 <w:lang w:val="en-US"/>
               </w:rPr>
-              <w:t>Jl. Ronggowarsito No.18b, Sragen Wetan, Sragen, Jawa Tengah</w:t>
-            </w:r>
-          </w:p>
-          <w:p>
-            <w:pPr>
-              <w:jc w:val="center"/>
+              <w:t xml:space="preserve">Jl. </w:t>
+            </w:r>
+            <w:r>
               <w:rPr>
                 <w:rFonts w:ascii="Arial" w:hAnsi="Arial" w:cs="Arial"/>
                 <w:lang w:val="en-US"/>
               </w:rPr>
-            </w:pPr>
+              <w:t>Ronggowarsito</w:t>
+            </w:r>
             <w:r>
               <w:rPr>
                 <w:rFonts w:ascii="Arial" w:hAnsi="Arial" w:cs="Arial"/>
                 <w:lang w:val="en-US"/>
               </w:rPr>
-              <w:t>Telp. (0271) 891136  Email : dlhsragenkab@gmail.com</w:t>
+              <w:t xml:space="preserve"> No.18b, </w:t>
+            </w:r>
+            <w:r>
+              <w:rPr>
+                <w:rFonts w:ascii="Arial" w:hAnsi="Arial" w:cs="Arial"/>
+                <w:lang w:val="en-US"/>
+              </w:rPr>
+              <w:t>Sragen</w:t>
+            </w:r>
+            <w:r>
+              <w:rPr>
+                <w:rFonts w:ascii="Arial" w:hAnsi="Arial" w:cs="Arial"/>
+                <w:lang w:val="en-US"/>
+              </w:rPr>
+              <w:t xml:space="preserve"> </w:t>
+            </w:r>
+            <w:r>
+              <w:rPr>
+                <w:rFonts w:ascii="Arial" w:hAnsi="Arial" w:cs="Arial"/>
+                <w:lang w:val="en-US"/>
+              </w:rPr>
+              <w:t>Wetan</w:t>
+            </w:r>
+            <w:r>
+              <w:rPr>
+                <w:rFonts w:ascii="Arial" w:hAnsi="Arial" w:cs="Arial"/>
+                <w:lang w:val="en-US"/>
+              </w:rPr>
+              <w:t xml:space="preserve">, </w:t>
+            </w:r>
+            <w:r>
+              <w:rPr>
+                <w:rFonts w:ascii="Arial" w:hAnsi="Arial" w:cs="Arial"/>
+                <w:lang w:val="en-US"/>
+              </w:rPr>
+              <w:t>Sragen</w:t>
+            </w:r>
+            <w:r>
+              <w:rPr>
+                <w:rFonts w:ascii="Arial" w:hAnsi="Arial" w:cs="Arial"/>
+                <w:lang w:val="en-US"/>
+              </w:rPr>
+              <w:t xml:space="preserve">, </w:t>
+            </w:r>
+            <w:r>
+              <w:rPr>
+                <w:rFonts w:ascii="Arial" w:hAnsi="Arial" w:cs="Arial"/>
+                <w:lang w:val="en-US"/>
+              </w:rPr>
+              <w:t>Jawa</w:t>
+            </w:r>
+            <w:r>
+              <w:rPr>
+                <w:rFonts w:ascii="Arial" w:hAnsi="Arial" w:cs="Arial"/>
+                <w:lang w:val="en-US"/>
+              </w:rPr>
+              <w:t xml:space="preserve"> Tengah</w:t>
+            </w:r>
+          </w:p>
+          <w:p>
+            <w:pPr>
+              <w:jc w:val="center"/>
+              <w:rPr>
+                <w:rFonts w:ascii="Arial" w:hAnsi="Arial" w:cs="Arial"/>
+                <w:lang w:val="en-US"/>
+              </w:rPr>
+            </w:pPr>
+            <w:r>
+              <w:rPr>
+                <w:rFonts w:ascii="Arial" w:hAnsi="Arial" w:cs="Arial"/>
+                <w:lang w:val="en-US"/>
+              </w:rPr>
+              <w:t xml:space="preserve">Telp. (0271) </w:t>
+            </w:r>
+            <w:r>
+              <w:rPr>
+                <w:rFonts w:ascii="Arial" w:hAnsi="Arial" w:cs="Arial"/>
+                <w:lang w:val="en-US"/>
+              </w:rPr>
+              <w:t>891136  Email</w:t>
+            </w:r>
+            <w:r>
+              <w:rPr>
+                <w:rFonts w:ascii="Arial" w:hAnsi="Arial" w:cs="Arial"/>
+                <w:lang w:val="en-US"/>
+              </w:rPr>
+              <w:t xml:space="preserve"> : dlhsragenkab@gmail.com</w:t>
             </w:r>
           </w:p>
           <w:p>
@@ -272,7 +356,15 @@
           <w:sz w:val="24"/>
           <w:szCs w:val="24"/>
         </w:rPr>
-        <w:t>Nomor: 600.4/         /BAP/17/</w:t>
+        <w:t>Nomor</w:t>
+      </w:r>
+      <w:r>
+        <w:rPr>
+          <w:rFonts w:ascii="Arial Nova Cond" w:hAnsi="Arial Nova Cond"/>
+          <w:sz w:val="24"/>
+          <w:szCs w:val="24"/>
+        </w:rPr>
+        <w:t>: 600.4/         /BAP/17/</w:t>
       </w:r>
       <w:r>
         <w:rPr>
@@ -309,7 +401,71 @@
           <w:sz w:val="24"/>
           <w:szCs w:val="24"/>
         </w:rPr>
-        <w:t>Pada hari ini {hari_ini_nama}, tanggal {hari_ini_tanggal_terbilang} bulan {hari_ini_bulan}</w:t>
+        <w:t xml:space="preserve">Pada </w:t>
+      </w:r>
+      <w:r>
+        <w:rPr>
+          <w:rFonts w:ascii="Arial Nova Cond" w:hAnsi="Arial Nova Cond"/>
+          <w:sz w:val="24"/>
+          <w:szCs w:val="24"/>
+        </w:rPr>
+        <w:t>hari</w:t>
+      </w:r>
+      <w:r>
+        <w:rPr>
+          <w:rFonts w:ascii="Arial Nova Cond" w:hAnsi="Arial Nova Cond"/>
+          <w:sz w:val="24"/>
+          <w:szCs w:val="24"/>
+        </w:rPr>
+        <w:t xml:space="preserve"> </w:t>
+      </w:r>
+      <w:r>
+        <w:rPr>
+          <w:rFonts w:ascii="Arial Nova Cond" w:hAnsi="Arial Nova Cond"/>
+          <w:sz w:val="24"/>
+          <w:szCs w:val="24"/>
+        </w:rPr>
+        <w:t>ini</w:t>
+      </w:r>
+      <w:r>
+        <w:rPr>
+          <w:rFonts w:ascii="Arial Nova Cond" w:hAnsi="Arial Nova Cond"/>
+          <w:sz w:val="24"/>
+          <w:szCs w:val="24"/>
+        </w:rPr>
+        <w:t xml:space="preserve"> {hari_ini_nama}, </w:t>
+      </w:r>
+      <w:r>
+        <w:rPr>
+          <w:rFonts w:ascii="Arial Nova Cond" w:hAnsi="Arial Nova Cond"/>
+          <w:sz w:val="24"/>
+          <w:szCs w:val="24"/>
+        </w:rPr>
+        <w:t>tanggal</w:t>
+      </w:r>
+      <w:r>
+        <w:rPr>
+          <w:rFonts w:ascii="Arial Nova Cond" w:hAnsi="Arial Nova Cond"/>
+          <w:sz w:val="24"/>
+          <w:szCs w:val="24"/>
+        </w:rPr>
+        <w:t xml:space="preserve"> {hari_ini_tanggal_terbilang} </w:t>
+      </w:r>
+      <w:r>
+        <w:rPr>
+          <w:rFonts w:ascii="Arial Nova Cond" w:hAnsi="Arial Nova Cond"/>
+          <w:sz w:val="24"/>
+          <w:szCs w:val="24"/>
+        </w:rPr>
+        <w:t>bulan</w:t>
+      </w:r>
+      <w:r>
+        <w:rPr>
+          <w:rFonts w:ascii="Arial Nova Cond" w:hAnsi="Arial Nova Cond"/>
+          <w:sz w:val="24"/>
+          <w:szCs w:val="24"/>
+        </w:rPr>
+        <w:t xml:space="preserve"> {hari_ini_bulan}</w:t>
       </w:r>
       <w:r>
         <w:rPr>
@@ -327,7 +483,15 @@
           <w:sz w:val="24"/>
           <w:szCs w:val="24"/>
         </w:rPr>
-        <w:t>tahun {hari_ini_tahun_terbilang}</w:t>
+        <w:t>tahun</w:t>
+      </w:r>
+      <w:r>
+        <w:rPr>
+          <w:rFonts w:ascii="Arial Nova Cond" w:hAnsi="Arial Nova Cond"/>
+          <w:sz w:val="24"/>
+          <w:szCs w:val="24"/>
+        </w:rPr>
+        <w:t xml:space="preserve"> {hari_ini_tahun_terbilang}</w:t>
       </w:r>
       <w:r>
         <w:rPr>
@@ -345,7 +509,223 @@
           <w:sz w:val="24"/>
           <w:szCs w:val="24"/>
         </w:rPr>
-        <w:t>pukul {waktu_pengawasan} WIB, di lokasi {nama_badan_usaha_kegiatan}, {alamat_lokasi}, telah dilakukan penandatanganan berita acara pengawasan lingkungan hidup terhadap {nama_badan_usaha_kegiatan} dengan hasil sebagai berikut:</w:t>
+        <w:t>pukul</w:t>
+      </w:r>
+      <w:r>
+        <w:rPr>
+          <w:rFonts w:ascii="Arial Nova Cond" w:hAnsi="Arial Nova Cond"/>
+          <w:sz w:val="24"/>
+          <w:szCs w:val="24"/>
+        </w:rPr>
+        <w:t xml:space="preserve"> {waktu_pengawasan} WIB, di </w:t>
+      </w:r>
+      <w:r>
+        <w:rPr>
+          <w:rFonts w:ascii="Arial Nova Cond" w:hAnsi="Arial Nova Cond"/>
+          <w:sz w:val="24"/>
+          <w:szCs w:val="24"/>
+        </w:rPr>
+        <w:t>lokasi</w:t>
+      </w:r>
+      <w:r>
+        <w:rPr>
+          <w:rFonts w:ascii="Arial Nova Cond" w:hAnsi="Arial Nova Cond"/>
+          <w:sz w:val="24"/>
+          <w:szCs w:val="24"/>
+        </w:rPr>
+        <w:t xml:space="preserve"> {nama_badan_usaha_kegiatan}, {alamat_lokasi}, </w:t>
+      </w:r>
+      <w:r>
+        <w:rPr>
+          <w:rFonts w:ascii="Arial Nova Cond" w:hAnsi="Arial Nova Cond"/>
+          <w:sz w:val="24"/>
+          <w:szCs w:val="24"/>
+        </w:rPr>
+        <w:t>telah</w:t>
+      </w:r>
+      <w:r>
+        <w:rPr>
+          <w:rFonts w:ascii="Arial Nova Cond" w:hAnsi="Arial Nova Cond"/>
+          <w:sz w:val="24"/>
+          <w:szCs w:val="24"/>
+        </w:rPr>
+        <w:t xml:space="preserve"> </w:t>
+      </w:r>
+      <w:r>
+        <w:rPr>
+          <w:rFonts w:ascii="Arial Nova Cond" w:hAnsi="Arial Nova Cond"/>
+          <w:sz w:val="24"/>
+          <w:szCs w:val="24"/>
+        </w:rPr>
+        <w:t>dilakukan</w:t>
+      </w:r>
+      <w:r>
+        <w:rPr>
+          <w:rFonts w:ascii="Arial Nova Cond" w:hAnsi="Arial Nova Cond"/>
+          <w:sz w:val="24"/>
+          <w:szCs w:val="24"/>
+        </w:rPr>
+        <w:t xml:space="preserve"> </w:t>
+      </w:r>
+      <w:r>
+        <w:rPr>
+          <w:rFonts w:ascii="Arial Nova Cond" w:hAnsi="Arial Nova Cond"/>
+          <w:sz w:val="24"/>
+          <w:szCs w:val="24"/>
+        </w:rPr>
+        <w:t>penandatanganan</w:t>
+      </w:r>
+      <w:r>
+        <w:rPr>
+          <w:rFonts w:ascii="Arial Nova Cond" w:hAnsi="Arial Nova Cond"/>
+          <w:sz w:val="24"/>
+          <w:szCs w:val="24"/>
+        </w:rPr>
+        <w:t xml:space="preserve"> </w:t>
+      </w:r>
+      <w:r>
+        <w:rPr>
+          <w:rFonts w:ascii="Arial Nova Cond" w:hAnsi="Arial Nova Cond"/>
+          <w:sz w:val="24"/>
+          <w:szCs w:val="24"/>
+        </w:rPr>
+        <w:t>berita</w:t>
+      </w:r>
+      <w:r>
+        <w:rPr>
+          <w:rFonts w:ascii="Arial Nova Cond" w:hAnsi="Arial Nova Cond"/>
+          <w:sz w:val="24"/>
+          <w:szCs w:val="24"/>
+        </w:rPr>
+        <w:t xml:space="preserve"> acara </w:t>
+      </w:r>
+      <w:r>
+        <w:rPr>
+          <w:rFonts w:ascii="Arial Nova Cond" w:hAnsi="Arial Nova Cond"/>
+          <w:sz w:val="24"/>
+          <w:szCs w:val="24"/>
+        </w:rPr>
+        <w:t>pengawasan</w:t>
+      </w:r>
+      <w:r>
+        <w:rPr>
+          <w:rFonts w:ascii="Arial Nova Cond" w:hAnsi="Arial Nova Cond"/>
+          <w:sz w:val="24"/>
+          <w:szCs w:val="24"/>
+        </w:rPr>
+        <w:t xml:space="preserve"> </w:t>
+      </w:r>
+      <w:r>
+        <w:rPr>
+          <w:rFonts w:ascii="Arial Nova Cond" w:hAnsi="Arial Nova Cond"/>
+          <w:sz w:val="24"/>
+          <w:szCs w:val="24"/>
+        </w:rPr>
+        <w:t>lingkungan</w:t>
+      </w:r>
+      <w:r>
+        <w:rPr>
+          <w:rFonts w:ascii="Arial Nova Cond" w:hAnsi="Arial Nova Cond"/>
+          <w:sz w:val="24"/>
+          <w:szCs w:val="24"/>
+        </w:rPr>
+        <w:t xml:space="preserve"> </w:t>
+      </w:r>
+      <w:r>
+        <w:rPr>
+          <w:rFonts w:ascii="Arial Nova Cond" w:hAnsi="Arial Nova Cond"/>
+          <w:sz w:val="24"/>
+          <w:szCs w:val="24"/>
+        </w:rPr>
+        <w:t>hidup</w:t>
+      </w:r>
+      <w:r>
+        <w:rPr>
+          <w:rFonts w:ascii="Arial Nova Cond" w:hAnsi="Arial Nova Cond"/>
+          <w:sz w:val="24"/>
+          <w:szCs w:val="24"/>
+        </w:rPr>
+        <w:t xml:space="preserve"> </w:t>
+      </w:r>
+      <w:r>
+        <w:rPr>
+          <w:rFonts w:ascii="Arial Nova Cond" w:hAnsi="Arial Nova Cond"/>
+          <w:sz w:val="24"/>
+          <w:szCs w:val="24"/>
+        </w:rPr>
+        <w:t>terhadap</w:t>
+      </w:r>
+      <w:r>
+        <w:rPr>
+          <w:rFonts w:ascii="Arial Nova Cond" w:hAnsi="Arial Nova Cond"/>
+          <w:sz w:val="24"/>
+          <w:szCs w:val="24"/>
+        </w:rPr>
+        <w:t xml:space="preserve"> {nama_badan_usaha_kegiatan} </w:t>
+      </w:r>
+      <w:r>
+        <w:rPr>
+          <w:rFonts w:ascii="Arial Nova Cond" w:hAnsi="Arial Nova Cond"/>
+          <w:sz w:val="24"/>
+          <w:szCs w:val="24"/>
+        </w:rPr>
+        <w:t>dengan</w:t>
+      </w:r>
+      <w:r>
+        <w:rPr>
+          <w:rFonts w:ascii="Arial Nova Cond" w:hAnsi="Arial Nova Cond"/>
+          <w:sz w:val="24"/>
+          <w:szCs w:val="24"/>
+        </w:rPr>
+        <w:t xml:space="preserve"> </w:t>
+      </w:r>
+      <w:r>
+        <w:rPr>
+          <w:rFonts w:ascii="Arial Nova Cond" w:hAnsi="Arial Nova Cond"/>
+          <w:sz w:val="24"/>
+          <w:szCs w:val="24"/>
+        </w:rPr>
+        <w:t>hasil</w:t>
+      </w:r>
+      <w:r>
+        <w:rPr>
+          <w:rFonts w:ascii="Arial Nova Cond" w:hAnsi="Arial Nova Cond"/>
+          <w:sz w:val="24"/>
+          <w:szCs w:val="24"/>
+        </w:rPr>
+        <w:t xml:space="preserve"> </w:t>
+      </w:r>
+      <w:r>
+        <w:rPr>
+          <w:rFonts w:ascii="Arial Nova Cond" w:hAnsi="Arial Nova Cond"/>
+          <w:sz w:val="24"/>
+          <w:szCs w:val="24"/>
+        </w:rPr>
+        <w:t>sebagai</w:t>
+      </w:r>
+      <w:r>
+        <w:rPr>
+          <w:rFonts w:ascii="Arial Nova Cond" w:hAnsi="Arial Nova Cond"/>
+          <w:sz w:val="24"/>
+          <w:szCs w:val="24"/>
+        </w:rPr>
+        <w:t xml:space="preserve"> </w:t>
+      </w:r>
+      <w:r>
+        <w:rPr>
+          <w:rFonts w:ascii="Arial Nova Cond" w:hAnsi="Arial Nova Cond"/>
+          <w:sz w:val="24"/>
+          <w:szCs w:val="24"/>
+        </w:rPr>
+        <w:t>berikut</w:t>
+      </w:r>
+      <w:r>
+        <w:rPr>
+          <w:rFonts w:ascii="Arial Nova Cond" w:hAnsi="Arial Nova Cond"/>
+          <w:sz w:val="24"/>
+          <w:szCs w:val="24"/>
+        </w:rPr>
+        <w:t>:</w:t>
       </w:r>
     </w:p>
     <w:p>
@@ -375,7 +755,23 @@
           <w:sz w:val="24"/>
           <w:szCs w:val="24"/>
         </w:rPr>
-        <w:t xml:space="preserve">A. Identitas </w:t>
+        <w:t xml:space="preserve">A. </w:t>
+      </w:r>
+      <w:r>
+        <w:rPr>
+          <w:rFonts w:ascii="Arial Nova Cond" w:hAnsi="Arial Nova Cond"/>
+          <w:sz w:val="24"/>
+          <w:szCs w:val="24"/>
+        </w:rPr>
+        <w:t>Identitas</w:t>
+      </w:r>
+      <w:r>
+        <w:rPr>
+          <w:rFonts w:ascii="Arial Nova Cond" w:hAnsi="Arial Nova Cond"/>
+          <w:sz w:val="24"/>
+          <w:szCs w:val="24"/>
+        </w:rPr>
+        <w:t xml:space="preserve"> </w:t>
       </w:r>
       <w:r>
         <w:rPr>
@@ -391,7 +787,47 @@
           <w:sz w:val="24"/>
           <w:szCs w:val="24"/>
         </w:rPr>
-        <w:t xml:space="preserve"> Pengawas Lingkungan Hidup</w:t>
+        <w:t xml:space="preserve"> </w:t>
+      </w:r>
+      <w:r>
+        <w:rPr>
+          <w:rFonts w:ascii="Arial Nova Cond" w:hAnsi="Arial Nova Cond"/>
+          <w:sz w:val="24"/>
+          <w:szCs w:val="24"/>
+        </w:rPr>
+        <w:t>Pengawas</w:t>
+      </w:r>
+      <w:r>
+        <w:rPr>
+          <w:rFonts w:ascii="Arial Nova Cond" w:hAnsi="Arial Nova Cond"/>
+          <w:sz w:val="24"/>
+          <w:szCs w:val="24"/>
+        </w:rPr>
+        <w:t xml:space="preserve"> </w:t>
+      </w:r>
+      <w:r>
+        <w:rPr>
+          <w:rFonts w:ascii="Arial Nova Cond" w:hAnsi="Arial Nova Cond"/>
+          <w:sz w:val="24"/>
+          <w:szCs w:val="24"/>
+        </w:rPr>
+        <w:t>Lingkungan</w:t>
+      </w:r>
+      <w:r>
+        <w:rPr>
+          <w:rFonts w:ascii="Arial Nova Cond" w:hAnsi="Arial Nova Cond"/>
+          <w:sz w:val="24"/>
+          <w:szCs w:val="24"/>
+        </w:rPr>
+        <w:t xml:space="preserve"> </w:t>
+      </w:r>
+      <w:r>
+        <w:rPr>
+          <w:rFonts w:ascii="Arial Nova Cond" w:hAnsi="Arial Nova Cond"/>
+          <w:sz w:val="24"/>
+          <w:szCs w:val="24"/>
+        </w:rPr>
+        <w:t>Hidup</w:t>
       </w:r>
       <w:r>
         <w:rPr>
@@ -515,7 +951,15 @@
                 <w:sz w:val="24"/>
                 <w:szCs w:val="24"/>
               </w:rPr>
-              <w:t xml:space="preserve">Instansi </w:t>
+              <w:t>Instansi</w:t>
+            </w:r>
+            <w:r>
+              <w:rPr>
+                <w:rFonts w:ascii="Arial Nova Cond" w:hAnsi="Arial Nova Cond"/>
+                <w:sz w:val="24"/>
+                <w:szCs w:val="24"/>
+              </w:rPr>
+              <w:t xml:space="preserve"> </w:t>
             </w:r>
           </w:p>
         </w:tc>
@@ -705,7 +1149,63 @@
                 <w:sz w:val="24"/>
                 <w:szCs w:val="24"/>
               </w:rPr>
-              <w:t>Dinas Lingkungan Hidup Kabupaten Sragen</w:t>
+              <w:t xml:space="preserve">Dinas </w:t>
+            </w:r>
+            <w:r>
+              <w:rPr>
+                <w:rFonts w:ascii="Arial Nova Cond" w:hAnsi="Arial Nova Cond"/>
+                <w:sz w:val="24"/>
+                <w:szCs w:val="24"/>
+              </w:rPr>
+              <w:t>Lingkungan</w:t>
+            </w:r>
+            <w:r>
+              <w:rPr>
+                <w:rFonts w:ascii="Arial Nova Cond" w:hAnsi="Arial Nova Cond"/>
+                <w:sz w:val="24"/>
+                <w:szCs w:val="24"/>
+              </w:rPr>
+              <w:t xml:space="preserve"> </w:t>
+            </w:r>
+            <w:r>
+              <w:rPr>
+                <w:rFonts w:ascii="Arial Nova Cond" w:hAnsi="Arial Nova Cond"/>
+                <w:sz w:val="24"/>
+                <w:szCs w:val="24"/>
+              </w:rPr>
+              <w:t>Hidup</w:t>
+            </w:r>
+            <w:r>
+              <w:rPr>
+                <w:rFonts w:ascii="Arial Nova Cond" w:hAnsi="Arial Nova Cond"/>
+                <w:sz w:val="24"/>
+                <w:szCs w:val="24"/>
+              </w:rPr>
+              <w:t xml:space="preserve"> </w:t>
+            </w:r>
+            <w:r>
+              <w:rPr>
+                <w:rFonts w:ascii="Arial Nova Cond" w:hAnsi="Arial Nova Cond"/>
+                <w:sz w:val="24"/>
+                <w:szCs w:val="24"/>
+              </w:rPr>
+              <w:t>Kabupaten</w:t>
+            </w:r>
+            <w:r>
+              <w:rPr>
+                <w:rFonts w:ascii="Arial Nova Cond" w:hAnsi="Arial Nova Cond"/>
+                <w:sz w:val="24"/>
+                <w:szCs w:val="24"/>
+              </w:rPr>
+              <w:t xml:space="preserve"> </w:t>
+            </w:r>
+            <w:r>
+              <w:rPr>
+                <w:rFonts w:ascii="Arial Nova Cond" w:hAnsi="Arial Nova Cond"/>
+                <w:sz w:val="24"/>
+                <w:szCs w:val="24"/>
+              </w:rPr>
+              <w:t>Sragen</w:t>
             </w:r>
           </w:p>
           <w:p>
@@ -1049,7 +1549,23 @@
                 <w:sz w:val="24"/>
                 <w:szCs w:val="24"/>
               </w:rPr>
-              <w:t>Tahun beroperasi</w:t>
+              <w:t>Tahun</w:t>
+            </w:r>
+            <w:r>
+              <w:rPr>
+                <w:rFonts w:ascii="Arial Nova Cond" w:hAnsi="Arial Nova Cond"/>
+                <w:sz w:val="24"/>
+                <w:szCs w:val="24"/>
+              </w:rPr>
+              <w:t xml:space="preserve"> </w:t>
+            </w:r>
+            <w:r>
+              <w:rPr>
+                <w:rFonts w:ascii="Arial Nova Cond" w:hAnsi="Arial Nova Cond"/>
+                <w:sz w:val="24"/>
+                <w:szCs w:val="24"/>
+              </w:rPr>
+              <w:t>beroperasi</w:t>
             </w:r>
           </w:p>
         </w:tc>
@@ -1143,7 +1659,15 @@
                 <w:sz w:val="24"/>
                 <w:szCs w:val="24"/>
               </w:rPr>
-              <w:t>Status permodalan</w:t>
+              <w:t xml:space="preserve">Status </w:t>
+            </w:r>
+            <w:r>
+              <w:rPr>
+                <w:rFonts w:ascii="Arial Nova Cond" w:hAnsi="Arial Nova Cond"/>
+                <w:sz w:val="24"/>
+                <w:szCs w:val="24"/>
+              </w:rPr>
+              <w:t>permodalan</w:t>
             </w:r>
           </w:p>
         </w:tc>
@@ -1237,7 +1761,63 @@
                 <w:sz w:val="24"/>
                 <w:szCs w:val="24"/>
               </w:rPr>
-              <w:t>Nama penanggung jawab Usaha dan/atau Kegiatan</w:t>
+              <w:t xml:space="preserve">Nama </w:t>
+            </w:r>
+            <w:r>
+              <w:rPr>
+                <w:rFonts w:ascii="Arial Nova Cond" w:hAnsi="Arial Nova Cond"/>
+                <w:sz w:val="24"/>
+                <w:szCs w:val="24"/>
+              </w:rPr>
+              <w:t>penanggung</w:t>
+            </w:r>
+            <w:r>
+              <w:rPr>
+                <w:rFonts w:ascii="Arial Nova Cond" w:hAnsi="Arial Nova Cond"/>
+                <w:sz w:val="24"/>
+                <w:szCs w:val="24"/>
+              </w:rPr>
+              <w:t xml:space="preserve"> </w:t>
+            </w:r>
+            <w:r>
+              <w:rPr>
+                <w:rFonts w:ascii="Arial Nova Cond" w:hAnsi="Arial Nova Cond"/>
+                <w:sz w:val="24"/>
+                <w:szCs w:val="24"/>
+              </w:rPr>
+              <w:t>jawab</w:t>
+            </w:r>
+            <w:r>
+              <w:rPr>
+                <w:rFonts w:ascii="Arial Nova Cond" w:hAnsi="Arial Nova Cond"/>
+                <w:sz w:val="24"/>
+                <w:szCs w:val="24"/>
+              </w:rPr>
+              <w:t xml:space="preserve"> Usaha dan/</w:t>
+            </w:r>
+            <w:r>
+              <w:rPr>
+                <w:rFonts w:ascii="Arial Nova Cond" w:hAnsi="Arial Nova Cond"/>
+                <w:sz w:val="24"/>
+                <w:szCs w:val="24"/>
+              </w:rPr>
+              <w:t>atau</w:t>
+            </w:r>
+            <w:r>
+              <w:rPr>
+                <w:rFonts w:ascii="Arial Nova Cond" w:hAnsi="Arial Nova Cond"/>
+                <w:sz w:val="24"/>
+                <w:szCs w:val="24"/>
+              </w:rPr>
+              <w:t xml:space="preserve"> </w:t>
+            </w:r>
+            <w:r>
+              <w:rPr>
+                <w:rFonts w:ascii="Arial Nova Cond" w:hAnsi="Arial Nova Cond"/>
+                <w:sz w:val="24"/>
+                <w:szCs w:val="24"/>
+              </w:rPr>
+              <w:t>Kegiatan</w:t>
             </w:r>
           </w:p>
         </w:tc>
@@ -1331,7 +1911,71 @@
                 <w:sz w:val="24"/>
                 <w:szCs w:val="24"/>
               </w:rPr>
-              <w:t>Jabatan penanggung jawab Usaha dan/atau Kegiatan</w:t>
+              <w:t>Jabatan</w:t>
+            </w:r>
+            <w:r>
+              <w:rPr>
+                <w:rFonts w:ascii="Arial Nova Cond" w:hAnsi="Arial Nova Cond"/>
+                <w:sz w:val="24"/>
+                <w:szCs w:val="24"/>
+              </w:rPr>
+              <w:t xml:space="preserve"> </w:t>
+            </w:r>
+            <w:r>
+              <w:rPr>
+                <w:rFonts w:ascii="Arial Nova Cond" w:hAnsi="Arial Nova Cond"/>
+                <w:sz w:val="24"/>
+                <w:szCs w:val="24"/>
+              </w:rPr>
+              <w:t>penanggung</w:t>
+            </w:r>
+            <w:r>
+              <w:rPr>
+                <w:rFonts w:ascii="Arial Nova Cond" w:hAnsi="Arial Nova Cond"/>
+                <w:sz w:val="24"/>
+                <w:szCs w:val="24"/>
+              </w:rPr>
+              <w:t xml:space="preserve"> </w:t>
+            </w:r>
+            <w:r>
+              <w:rPr>
+                <w:rFonts w:ascii="Arial Nova Cond" w:hAnsi="Arial Nova Cond"/>
+                <w:sz w:val="24"/>
+                <w:szCs w:val="24"/>
+              </w:rPr>
+              <w:t>jawab</w:t>
+            </w:r>
+            <w:r>
+              <w:rPr>
+                <w:rFonts w:ascii="Arial Nova Cond" w:hAnsi="Arial Nova Cond"/>
+                <w:sz w:val="24"/>
+                <w:szCs w:val="24"/>
+              </w:rPr>
+              <w:t xml:space="preserve"> Usaha dan/</w:t>
+            </w:r>
+            <w:r>
+              <w:rPr>
+                <w:rFonts w:ascii="Arial Nova Cond" w:hAnsi="Arial Nova Cond"/>
+                <w:sz w:val="24"/>
+                <w:szCs w:val="24"/>
+              </w:rPr>
+              <w:t>atau</w:t>
+            </w:r>
+            <w:r>
+              <w:rPr>
+                <w:rFonts w:ascii="Arial Nova Cond" w:hAnsi="Arial Nova Cond"/>
+                <w:sz w:val="24"/>
+                <w:szCs w:val="24"/>
+              </w:rPr>
+              <w:t xml:space="preserve"> </w:t>
+            </w:r>
+            <w:r>
+              <w:rPr>
+                <w:rFonts w:ascii="Arial Nova Cond" w:hAnsi="Arial Nova Cond"/>
+                <w:sz w:val="24"/>
+                <w:szCs w:val="24"/>
+              </w:rPr>
+              <w:t>Kegiatan</w:t>
             </w:r>
           </w:p>
         </w:tc>
@@ -1521,7 +2165,23 @@
                 <w:sz w:val="24"/>
                 <w:szCs w:val="24"/>
               </w:rPr>
-              <w:t>Nomor telepon</w:t>
+              <w:t>Nomor</w:t>
+            </w:r>
+            <w:r>
+              <w:rPr>
+                <w:rFonts w:ascii="Arial Nova Cond" w:hAnsi="Arial Nova Cond"/>
+                <w:sz w:val="24"/>
+                <w:szCs w:val="24"/>
+              </w:rPr>
+              <w:t xml:space="preserve"> </w:t>
+            </w:r>
+            <w:r>
+              <w:rPr>
+                <w:rFonts w:ascii="Arial Nova Cond" w:hAnsi="Arial Nova Cond"/>
+                <w:sz w:val="24"/>
+                <w:szCs w:val="24"/>
+              </w:rPr>
+              <w:t>telepon</w:t>
             </w:r>
           </w:p>
         </w:tc>
@@ -1619,7 +2279,55 @@
                 <w:sz w:val="24"/>
                 <w:szCs w:val="24"/>
               </w:rPr>
-              <w:t>Koordinat lokasi Usaha dan/atau Kegiatan</w:t>
+              <w:t>Koordinat</w:t>
+            </w:r>
+            <w:r>
+              <w:rPr>
+                <w:rFonts w:ascii="Arial Nova Cond" w:hAnsi="Arial Nova Cond"/>
+                <w:sz w:val="24"/>
+                <w:szCs w:val="24"/>
+              </w:rPr>
+              <w:t xml:space="preserve"> </w:t>
+            </w:r>
+            <w:r>
+              <w:rPr>
+                <w:rFonts w:ascii="Arial Nova Cond" w:hAnsi="Arial Nova Cond"/>
+                <w:sz w:val="24"/>
+                <w:szCs w:val="24"/>
+              </w:rPr>
+              <w:t>lokasi</w:t>
+            </w:r>
+            <w:r>
+              <w:rPr>
+                <w:rFonts w:ascii="Arial Nova Cond" w:hAnsi="Arial Nova Cond"/>
+                <w:sz w:val="24"/>
+                <w:szCs w:val="24"/>
+              </w:rPr>
+              <w:t xml:space="preserve"> Usaha dan/</w:t>
+            </w:r>
+            <w:r>
+              <w:rPr>
+                <w:rFonts w:ascii="Arial Nova Cond" w:hAnsi="Arial Nova Cond"/>
+                <w:sz w:val="24"/>
+                <w:szCs w:val="24"/>
+              </w:rPr>
+              <w:t>atau</w:t>
+            </w:r>
+            <w:r>
+              <w:rPr>
+                <w:rFonts w:ascii="Arial Nova Cond" w:hAnsi="Arial Nova Cond"/>
+                <w:sz w:val="24"/>
+                <w:szCs w:val="24"/>
+              </w:rPr>
+              <w:t xml:space="preserve"> </w:t>
+            </w:r>
+            <w:r>
+              <w:rPr>
+                <w:rFonts w:ascii="Arial Nova Cond" w:hAnsi="Arial Nova Cond"/>
+                <w:sz w:val="24"/>
+                <w:szCs w:val="24"/>
+              </w:rPr>
+              <w:t>Kegiatan</w:t>
             </w:r>
           </w:p>
           <w:p>
@@ -1776,7 +2484,16 @@
                 <w:szCs w:val="24"/>
                 <w:lang w:val="en-US"/>
               </w:rPr>
-              <w:t xml:space="preserve">Utara : </w:t>
+              <w:t>Utara :</w:t>
+            </w:r>
+            <w:r>
+              <w:rPr>
+                <w:rFonts w:ascii="Arial Nova Cond" w:hAnsi="Arial Nova Cond"/>
+                <w:sz w:val="24"/>
+                <w:szCs w:val="24"/>
+                <w:lang w:val="en-US"/>
+              </w:rPr>
+              <w:t xml:space="preserve"> </w:t>
             </w:r>
             <w:r>
               <w:rPr>
@@ -1804,7 +2521,16 @@
                 <w:szCs w:val="24"/>
                 <w:lang w:val="en-US"/>
               </w:rPr>
-              <w:t xml:space="preserve">Timur : </w:t>
+              <w:t>Timur :</w:t>
+            </w:r>
+            <w:r>
+              <w:rPr>
+                <w:rFonts w:ascii="Arial Nova Cond" w:hAnsi="Arial Nova Cond"/>
+                <w:sz w:val="24"/>
+                <w:szCs w:val="24"/>
+                <w:lang w:val="en-US"/>
+              </w:rPr>
+              <w:t xml:space="preserve"> </w:t>
             </w:r>
             <w:r>
               <w:rPr>
@@ -1832,7 +2558,16 @@
                 <w:szCs w:val="24"/>
                 <w:lang w:val="en-US"/>
               </w:rPr>
-              <w:t xml:space="preserve">Selatan : </w:t>
+              <w:t>Selatan :</w:t>
+            </w:r>
+            <w:r>
+              <w:rPr>
+                <w:rFonts w:ascii="Arial Nova Cond" w:hAnsi="Arial Nova Cond"/>
+                <w:sz w:val="24"/>
+                <w:szCs w:val="24"/>
+                <w:lang w:val="en-US"/>
+              </w:rPr>
+              <w:t xml:space="preserve"> </w:t>
             </w:r>
             <w:r>
               <w:rPr>
@@ -1860,7 +2595,16 @@
                 <w:szCs w:val="24"/>
                 <w:lang w:val="en-US"/>
               </w:rPr>
-              <w:t xml:space="preserve">Barat : </w:t>
+              <w:t>Barat :</w:t>
+            </w:r>
+            <w:r>
+              <w:rPr>
+                <w:rFonts w:ascii="Arial Nova Cond" w:hAnsi="Arial Nova Cond"/>
+                <w:sz w:val="24"/>
+                <w:szCs w:val="24"/>
+                <w:lang w:val="en-US"/>
+              </w:rPr>
+              <w:t xml:space="preserve"> </w:t>
             </w:r>
             <w:r>
               <w:rPr>
@@ -2004,7 +2748,7 @@
                 <w:sz w:val="24"/>
                 <w:szCs w:val="24"/>
               </w:rPr>
-              <w:t>{luas_lahan}</w:t>
+              <w:t>{luas_lahan} </w:t>
             </w:r>
             <w:r>
               <w:rPr>
@@ -2233,7 +2977,23 @@
                 <w:sz w:val="24"/>
                 <w:szCs w:val="24"/>
               </w:rPr>
-              <w:t>Dokumen yang dimiliki</w:t>
+              <w:t>Dokumen</w:t>
+            </w:r>
+            <w:r>
+              <w:rPr>
+                <w:rFonts w:ascii="Arial Nova Cond" w:hAnsi="Arial Nova Cond"/>
+                <w:sz w:val="24"/>
+                <w:szCs w:val="24"/>
+              </w:rPr>
+              <w:t xml:space="preserve"> yang </w:t>
+            </w:r>
+            <w:r>
+              <w:rPr>
+                <w:rFonts w:ascii="Arial Nova Cond" w:hAnsi="Arial Nova Cond"/>
+                <w:sz w:val="24"/>
+                <w:szCs w:val="24"/>
+              </w:rPr>
+              <w:t>dimiliki</w:t>
             </w:r>
           </w:p>
         </w:tc>
@@ -2327,7 +3087,23 @@
                 <w:sz w:val="24"/>
                 <w:szCs w:val="24"/>
               </w:rPr>
-              <w:t>Persetujuan Lingkungan</w:t>
+              <w:t>Persetujuan</w:t>
+            </w:r>
+            <w:r>
+              <w:rPr>
+                <w:rFonts w:ascii="Arial Nova Cond" w:hAnsi="Arial Nova Cond"/>
+                <w:sz w:val="24"/>
+                <w:szCs w:val="24"/>
+              </w:rPr>
+              <w:t xml:space="preserve"> </w:t>
+            </w:r>
+            <w:r>
+              <w:rPr>
+                <w:rFonts w:ascii="Arial Nova Cond" w:hAnsi="Arial Nova Cond"/>
+                <w:sz w:val="24"/>
+                <w:szCs w:val="24"/>
+              </w:rPr>
+              <w:t>Lingkungan</w:t>
             </w:r>
           </w:p>
         </w:tc>
@@ -2422,7 +3198,55 @@
                 <w:sz w:val="24"/>
                 <w:szCs w:val="24"/>
               </w:rPr>
-              <w:t>Teknologi pengelolaan Pembuangan Air Limbah</w:t>
+              <w:t>Teknologi</w:t>
+            </w:r>
+            <w:r>
+              <w:rPr>
+                <w:rFonts w:ascii="Arial Nova Cond" w:hAnsi="Arial Nova Cond"/>
+                <w:sz w:val="24"/>
+                <w:szCs w:val="24"/>
+              </w:rPr>
+              <w:t xml:space="preserve"> </w:t>
+            </w:r>
+            <w:r>
+              <w:rPr>
+                <w:rFonts w:ascii="Arial Nova Cond" w:hAnsi="Arial Nova Cond"/>
+                <w:sz w:val="24"/>
+                <w:szCs w:val="24"/>
+              </w:rPr>
+              <w:t>pengelolaan</w:t>
+            </w:r>
+            <w:r>
+              <w:rPr>
+                <w:rFonts w:ascii="Arial Nova Cond" w:hAnsi="Arial Nova Cond"/>
+                <w:sz w:val="24"/>
+                <w:szCs w:val="24"/>
+              </w:rPr>
+              <w:t xml:space="preserve"> </w:t>
+            </w:r>
+            <w:r>
+              <w:rPr>
+                <w:rFonts w:ascii="Arial Nova Cond" w:hAnsi="Arial Nova Cond"/>
+                <w:sz w:val="24"/>
+                <w:szCs w:val="24"/>
+              </w:rPr>
+              <w:t>Pembuangan</w:t>
+            </w:r>
+            <w:r>
+              <w:rPr>
+                <w:rFonts w:ascii="Arial Nova Cond" w:hAnsi="Arial Nova Cond"/>
+                <w:sz w:val="24"/>
+                <w:szCs w:val="24"/>
+              </w:rPr>
+              <w:t xml:space="preserve"> Air </w:t>
+            </w:r>
+            <w:r>
+              <w:rPr>
+                <w:rFonts w:ascii="Arial Nova Cond" w:hAnsi="Arial Nova Cond"/>
+                <w:sz w:val="24"/>
+                <w:szCs w:val="24"/>
+              </w:rPr>
+              <w:t>Limbah</w:t>
             </w:r>
           </w:p>
         </w:tc>
@@ -2517,7 +3341,15 @@
                 <w:sz w:val="24"/>
                 <w:szCs w:val="24"/>
               </w:rPr>
-              <w:t>Volume air limbah</w:t>
+              <w:t xml:space="preserve">Volume air </w:t>
+            </w:r>
+            <w:r>
+              <w:rPr>
+                <w:rFonts w:ascii="Arial Nova Cond" w:hAnsi="Arial Nova Cond"/>
+                <w:sz w:val="24"/>
+                <w:szCs w:val="24"/>
+              </w:rPr>
+              <w:t>limbah</w:t>
             </w:r>
           </w:p>
         </w:tc>
@@ -2611,7 +3443,15 @@
                 <w:sz w:val="24"/>
                 <w:szCs w:val="24"/>
               </w:rPr>
-              <w:t>Pemanfaatan Air Tanah</w:t>
+              <w:t>Pemanfaatan</w:t>
+            </w:r>
+            <w:r>
+              <w:rPr>
+                <w:rFonts w:ascii="Arial Nova Cond" w:hAnsi="Arial Nova Cond"/>
+                <w:sz w:val="24"/>
+                <w:szCs w:val="24"/>
+              </w:rPr>
+              <w:t xml:space="preserve"> Air Tanah</w:t>
             </w:r>
           </w:p>
         </w:tc>
@@ -2705,7 +3545,63 @@
                 <w:sz w:val="24"/>
                 <w:szCs w:val="24"/>
               </w:rPr>
-              <w:t>Jumlah Penggunaan Air Dalam Satu Hari (m3/hari)</w:t>
+              <w:t>Jumlah</w:t>
+            </w:r>
+            <w:r>
+              <w:rPr>
+                <w:rFonts w:ascii="Arial Nova Cond" w:hAnsi="Arial Nova Cond"/>
+                <w:sz w:val="24"/>
+                <w:szCs w:val="24"/>
+              </w:rPr>
+              <w:t xml:space="preserve"> </w:t>
+            </w:r>
+            <w:r>
+              <w:rPr>
+                <w:rFonts w:ascii="Arial Nova Cond" w:hAnsi="Arial Nova Cond"/>
+                <w:sz w:val="24"/>
+                <w:szCs w:val="24"/>
+              </w:rPr>
+              <w:t>Penggunaan</w:t>
+            </w:r>
+            <w:r>
+              <w:rPr>
+                <w:rFonts w:ascii="Arial Nova Cond" w:hAnsi="Arial Nova Cond"/>
+                <w:sz w:val="24"/>
+                <w:szCs w:val="24"/>
+              </w:rPr>
+              <w:t xml:space="preserve"> Air </w:t>
+            </w:r>
+            <w:r>
+              <w:rPr>
+                <w:rFonts w:ascii="Arial Nova Cond" w:hAnsi="Arial Nova Cond"/>
+                <w:sz w:val="24"/>
+                <w:szCs w:val="24"/>
+              </w:rPr>
+              <w:t>Dalam</w:t>
+            </w:r>
+            <w:r>
+              <w:rPr>
+                <w:rFonts w:ascii="Arial Nova Cond" w:hAnsi="Arial Nova Cond"/>
+                <w:sz w:val="24"/>
+                <w:szCs w:val="24"/>
+              </w:rPr>
+              <w:t xml:space="preserve"> Satu Hari (m3/</w:t>
+            </w:r>
+            <w:r>
+              <w:rPr>
+                <w:rFonts w:ascii="Arial Nova Cond" w:hAnsi="Arial Nova Cond"/>
+                <w:sz w:val="24"/>
+                <w:szCs w:val="24"/>
+              </w:rPr>
+              <w:t>hari</w:t>
+            </w:r>
+            <w:r>
+              <w:rPr>
+                <w:rFonts w:ascii="Arial Nova Cond" w:hAnsi="Arial Nova Cond"/>
+                <w:sz w:val="24"/>
+                <w:szCs w:val="24"/>
+              </w:rPr>
+              <w:t>)</w:t>
             </w:r>
           </w:p>
         </w:tc>
@@ -2800,7 +3696,23 @@
                 <w:sz w:val="24"/>
                 <w:szCs w:val="24"/>
               </w:rPr>
-              <w:t>Penggunaan Energi</w:t>
+              <w:t>Penggunaan</w:t>
+            </w:r>
+            <w:r>
+              <w:rPr>
+                <w:rFonts w:ascii="Arial Nova Cond" w:hAnsi="Arial Nova Cond"/>
+                <w:sz w:val="24"/>
+                <w:szCs w:val="24"/>
+              </w:rPr>
+              <w:t xml:space="preserve"> </w:t>
+            </w:r>
+            <w:r>
+              <w:rPr>
+                <w:rFonts w:ascii="Arial Nova Cond" w:hAnsi="Arial Nova Cond"/>
+                <w:sz w:val="24"/>
+                <w:szCs w:val="24"/>
+              </w:rPr>
+              <w:t>Energi</w:t>
             </w:r>
           </w:p>
         </w:tc>
@@ -2817,14 +3729,6 @@
                 <w:szCs w:val="24"/>
               </w:rPr>
             </w:pPr>
-            <w:r>
-              <w:rPr>
-                <w:rFonts w:ascii="Arial Nova Cond" w:hAnsi="Arial Nova Cond"/>
-                <w:sz w:val="24"/>
-                <w:szCs w:val="24"/>
-              </w:rPr>
-              <w:t>:</w:t>
-            </w:r>
           </w:p>
         </w:tc>
         <w:tc>
@@ -2847,7 +3751,7 @@
                 <w:sz w:val="24"/>
                 <w:szCs w:val="24"/>
               </w:rPr>
-              <w:t>{penggunaan_energi}</w:t>
+              <w:t>{jumlah_karyawan_pengunjung}</w:t>
             </w:r>
           </w:p>
         </w:tc>
@@ -2895,7 +3799,71 @@
                 <w:sz w:val="24"/>
                 <w:szCs w:val="24"/>
               </w:rPr>
-              <w:t>Jumlah Pekerja karyawan dan pengunjung/ hari</w:t>
+              <w:t>Jumlah</w:t>
+            </w:r>
+            <w:r>
+              <w:rPr>
+                <w:rFonts w:ascii="Arial Nova Cond" w:hAnsi="Arial Nova Cond"/>
+                <w:sz w:val="24"/>
+                <w:szCs w:val="24"/>
+              </w:rPr>
+              <w:t xml:space="preserve"> </w:t>
+            </w:r>
+            <w:r>
+              <w:rPr>
+                <w:rFonts w:ascii="Arial Nova Cond" w:hAnsi="Arial Nova Cond"/>
+                <w:sz w:val="24"/>
+                <w:szCs w:val="24"/>
+              </w:rPr>
+              <w:t>Pekerja</w:t>
+            </w:r>
+            <w:r>
+              <w:rPr>
+                <w:rFonts w:ascii="Arial Nova Cond" w:hAnsi="Arial Nova Cond"/>
+                <w:sz w:val="24"/>
+                <w:szCs w:val="24"/>
+              </w:rPr>
+              <w:t xml:space="preserve"> </w:t>
+            </w:r>
+            <w:r>
+              <w:rPr>
+                <w:rFonts w:ascii="Arial Nova Cond" w:hAnsi="Arial Nova Cond"/>
+                <w:sz w:val="24"/>
+                <w:szCs w:val="24"/>
+              </w:rPr>
+              <w:t>karyawan</w:t>
+            </w:r>
+            <w:r>
+              <w:rPr>
+                <w:rFonts w:ascii="Arial Nova Cond" w:hAnsi="Arial Nova Cond"/>
+                <w:sz w:val="24"/>
+                <w:szCs w:val="24"/>
+              </w:rPr>
+              <w:t xml:space="preserve"> dan </w:t>
+            </w:r>
+            <w:r>
+              <w:rPr>
+                <w:rFonts w:ascii="Arial Nova Cond" w:hAnsi="Arial Nova Cond"/>
+                <w:sz w:val="24"/>
+                <w:szCs w:val="24"/>
+              </w:rPr>
+              <w:t>pengunjung</w:t>
+            </w:r>
+            <w:r>
+              <w:rPr>
+                <w:rFonts w:ascii="Arial Nova Cond" w:hAnsi="Arial Nova Cond"/>
+                <w:sz w:val="24"/>
+                <w:szCs w:val="24"/>
+              </w:rPr>
+              <w:t xml:space="preserve">/ </w:t>
+            </w:r>
+            <w:r>
+              <w:rPr>
+                <w:rFonts w:ascii="Arial Nova Cond" w:hAnsi="Arial Nova Cond"/>
+                <w:sz w:val="24"/>
+                <w:szCs w:val="24"/>
+              </w:rPr>
+              <w:t>hari</w:t>
             </w:r>
           </w:p>
         </w:tc>
@@ -2941,7 +3909,7 @@
                 <w:sz w:val="24"/>
                 <w:szCs w:val="24"/>
               </w:rPr>
-              <w:t>{jumlah_karyawan_pengunjung}</w:t>
+              <w:t>{shift_kerja}</w:t>
             </w:r>
           </w:p>
         </w:tc>
@@ -2989,7 +3957,23 @@
                 <w:sz w:val="24"/>
                 <w:szCs w:val="24"/>
               </w:rPr>
-              <w:t xml:space="preserve">Jam Shift Kerja/Hari </w:t>
+              <w:t xml:space="preserve">Jam Shift </w:t>
+            </w:r>
+            <w:r>
+              <w:rPr>
+                <w:rFonts w:ascii="Arial Nova Cond" w:hAnsi="Arial Nova Cond"/>
+                <w:sz w:val="24"/>
+                <w:szCs w:val="24"/>
+              </w:rPr>
+              <w:t>Kerja</w:t>
+            </w:r>
+            <w:r>
+              <w:rPr>
+                <w:rFonts w:ascii="Arial Nova Cond" w:hAnsi="Arial Nova Cond"/>
+                <w:sz w:val="24"/>
+                <w:szCs w:val="24"/>
+              </w:rPr>
+              <w:t xml:space="preserve">/Hari </w:t>
             </w:r>
           </w:p>
         </w:tc>
@@ -3035,7 +4019,7 @@
                 <w:sz w:val="24"/>
                 <w:szCs w:val="24"/>
               </w:rPr>
-              <w:t>{shift_kerja}</w:t>
+              <w:t>{jam_operasional}</w:t>
             </w:r>
           </w:p>
         </w:tc>
@@ -3083,7 +4067,71 @@
                 <w:sz w:val="24"/>
                 <w:szCs w:val="24"/>
               </w:rPr>
-              <w:t>Jumlah hari kerja dalam 1 minggu</w:t>
+              <w:t>Jumlah</w:t>
+            </w:r>
+            <w:r>
+              <w:rPr>
+                <w:rFonts w:ascii="Arial Nova Cond" w:hAnsi="Arial Nova Cond"/>
+                <w:sz w:val="24"/>
+                <w:szCs w:val="24"/>
+              </w:rPr>
+              <w:t xml:space="preserve"> </w:t>
+            </w:r>
+            <w:r>
+              <w:rPr>
+                <w:rFonts w:ascii="Arial Nova Cond" w:hAnsi="Arial Nova Cond"/>
+                <w:sz w:val="24"/>
+                <w:szCs w:val="24"/>
+              </w:rPr>
+              <w:t>hari</w:t>
+            </w:r>
+            <w:r>
+              <w:rPr>
+                <w:rFonts w:ascii="Arial Nova Cond" w:hAnsi="Arial Nova Cond"/>
+                <w:sz w:val="24"/>
+                <w:szCs w:val="24"/>
+              </w:rPr>
+              <w:t xml:space="preserve"> </w:t>
+            </w:r>
+            <w:r>
+              <w:rPr>
+                <w:rFonts w:ascii="Arial Nova Cond" w:hAnsi="Arial Nova Cond"/>
+                <w:sz w:val="24"/>
+                <w:szCs w:val="24"/>
+              </w:rPr>
+              <w:t>kerja</w:t>
+            </w:r>
+            <w:r>
+              <w:rPr>
+                <w:rFonts w:ascii="Arial Nova Cond" w:hAnsi="Arial Nova Cond"/>
+                <w:sz w:val="24"/>
+                <w:szCs w:val="24"/>
+              </w:rPr>
+              <w:t xml:space="preserve"> </w:t>
+            </w:r>
+            <w:r>
+              <w:rPr>
+                <w:rFonts w:ascii="Arial Nova Cond" w:hAnsi="Arial Nova Cond"/>
+                <w:sz w:val="24"/>
+                <w:szCs w:val="24"/>
+              </w:rPr>
+              <w:t>dalam</w:t>
+            </w:r>
+            <w:r>
+              <w:rPr>
+                <w:rFonts w:ascii="Arial Nova Cond" w:hAnsi="Arial Nova Cond"/>
+                <w:sz w:val="24"/>
+                <w:szCs w:val="24"/>
+              </w:rPr>
+              <w:t xml:space="preserve"> 1 </w:t>
+            </w:r>
+            <w:r>
+              <w:rPr>
+                <w:rFonts w:ascii="Arial Nova Cond" w:hAnsi="Arial Nova Cond"/>
+                <w:sz w:val="24"/>
+                <w:szCs w:val="24"/>
+              </w:rPr>
+              <w:t>minggu</w:t>
             </w:r>
           </w:p>
         </w:tc>
@@ -3177,7 +4225,15 @@
                 <w:sz w:val="24"/>
                 <w:szCs w:val="24"/>
               </w:rPr>
-              <w:t>Riwayat ketaatan</w:t>
+              <w:t xml:space="preserve">Riwayat </w:t>
+            </w:r>
+            <w:r>
+              <w:rPr>
+                <w:rFonts w:ascii="Arial Nova Cond" w:hAnsi="Arial Nova Cond"/>
+                <w:sz w:val="24"/>
+                <w:szCs w:val="24"/>
+              </w:rPr>
+              <w:t>ketaatan</w:t>
             </w:r>
           </w:p>
         </w:tc>
@@ -3271,7 +4327,23 @@
                 <w:sz w:val="24"/>
                 <w:szCs w:val="24"/>
               </w:rPr>
-              <w:t>Inspeksi Terakhir</w:t>
+              <w:t>Inspeksi</w:t>
+            </w:r>
+            <w:r>
+              <w:rPr>
+                <w:rFonts w:ascii="Arial Nova Cond" w:hAnsi="Arial Nova Cond"/>
+                <w:sz w:val="24"/>
+                <w:szCs w:val="24"/>
+              </w:rPr>
+              <w:t xml:space="preserve"> </w:t>
+            </w:r>
+            <w:r>
+              <w:rPr>
+                <w:rFonts w:ascii="Arial Nova Cond" w:hAnsi="Arial Nova Cond"/>
+                <w:sz w:val="24"/>
+                <w:szCs w:val="24"/>
+              </w:rPr>
+              <w:t>Terakhir</w:t>
             </w:r>
           </w:p>
         </w:tc>
@@ -3349,7 +4421,15 @@
           <w:sz w:val="24"/>
           <w:szCs w:val="24"/>
         </w:rPr>
-        <w:t>C. Hasil Pengawasan</w:t>
+        <w:t xml:space="preserve">C. Hasil </w:t>
+      </w:r>
+      <w:r>
+        <w:rPr>
+          <w:rFonts w:ascii="Arial Nova Cond" w:hAnsi="Arial Nova Cond"/>
+          <w:sz w:val="24"/>
+          <w:szCs w:val="24"/>
+        </w:rPr>
+        <w:t>Pengawasan</w:t>
       </w:r>
     </w:p>
     <w:p>
@@ -3368,7 +4448,31 @@
           <w:sz w:val="24"/>
           <w:szCs w:val="24"/>
         </w:rPr>
-        <w:t>1.  Persetujuan Lingkungan</w:t>
+        <w:t xml:space="preserve">1.  </w:t>
+      </w:r>
+      <w:r>
+        <w:rPr>
+          <w:rFonts w:ascii="Arial Nova Cond" w:hAnsi="Arial Nova Cond"/>
+          <w:sz w:val="24"/>
+          <w:szCs w:val="24"/>
+        </w:rPr>
+        <w:t>Persetujuan</w:t>
+      </w:r>
+      <w:r>
+        <w:rPr>
+          <w:rFonts w:ascii="Arial Nova Cond" w:hAnsi="Arial Nova Cond"/>
+          <w:sz w:val="24"/>
+          <w:szCs w:val="24"/>
+        </w:rPr>
+        <w:t xml:space="preserve"> </w:t>
+      </w:r>
+      <w:r>
+        <w:rPr>
+          <w:rFonts w:ascii="Arial Nova Cond" w:hAnsi="Arial Nova Cond"/>
+          <w:sz w:val="24"/>
+          <w:szCs w:val="24"/>
+        </w:rPr>
+        <w:t>Lingkungan</w:t>
       </w:r>
     </w:p>
     <w:p>
@@ -3457,31 +4561,63 @@
           <w:sz w:val="24"/>
           <w:szCs w:val="24"/>
         </w:rPr>
-        <w:t xml:space="preserve">Pemeriksaan </w:t>
-      </w:r>
-      <w:r>
-        <w:rPr>
-          <w:rFonts w:ascii="Arial Nova Cond" w:hAnsi="Arial Nova Cond"/>
-          <w:sz w:val="24"/>
-          <w:szCs w:val="24"/>
-        </w:rPr>
-        <w:t xml:space="preserve">Pengelolaan </w:t>
-      </w:r>
-      <w:r>
-        <w:rPr>
-          <w:rFonts w:ascii="Arial Nova Cond" w:hAnsi="Arial Nova Cond"/>
-          <w:sz w:val="24"/>
-          <w:szCs w:val="24"/>
-        </w:rPr>
-        <w:t>Air Limbah</w:t>
-      </w:r>
-      <w:r>
-        <w:rPr>
-          <w:rFonts w:ascii="Arial Nova Cond" w:hAnsi="Arial Nova Cond"/>
-          <w:sz w:val="24"/>
-          <w:szCs w:val="24"/>
-        </w:rPr>
-        <w:t xml:space="preserve"> domestik</w:t>
+        <w:t>Pemeriksaan</w:t>
+      </w:r>
+      <w:r>
+        <w:rPr>
+          <w:rFonts w:ascii="Arial Nova Cond" w:hAnsi="Arial Nova Cond"/>
+          <w:sz w:val="24"/>
+          <w:szCs w:val="24"/>
+        </w:rPr>
+        <w:t xml:space="preserve"> </w:t>
+      </w:r>
+      <w:r>
+        <w:rPr>
+          <w:rFonts w:ascii="Arial Nova Cond" w:hAnsi="Arial Nova Cond"/>
+          <w:sz w:val="24"/>
+          <w:szCs w:val="24"/>
+        </w:rPr>
+        <w:t>Pengelolaan</w:t>
+      </w:r>
+      <w:r>
+        <w:rPr>
+          <w:rFonts w:ascii="Arial Nova Cond" w:hAnsi="Arial Nova Cond"/>
+          <w:sz w:val="24"/>
+          <w:szCs w:val="24"/>
+        </w:rPr>
+        <w:t xml:space="preserve"> </w:t>
+      </w:r>
+      <w:r>
+        <w:rPr>
+          <w:rFonts w:ascii="Arial Nova Cond" w:hAnsi="Arial Nova Cond"/>
+          <w:sz w:val="24"/>
+          <w:szCs w:val="24"/>
+        </w:rPr>
+        <w:t xml:space="preserve">Air </w:t>
+      </w:r>
+      <w:r>
+        <w:rPr>
+          <w:rFonts w:ascii="Arial Nova Cond" w:hAnsi="Arial Nova Cond"/>
+          <w:sz w:val="24"/>
+          <w:szCs w:val="24"/>
+        </w:rPr>
+        <w:t>Limbah</w:t>
+      </w:r>
+      <w:r>
+        <w:rPr>
+          <w:rFonts w:ascii="Arial Nova Cond" w:hAnsi="Arial Nova Cond"/>
+          <w:sz w:val="24"/>
+          <w:szCs w:val="24"/>
+        </w:rPr>
+        <w:t xml:space="preserve"> </w:t>
+      </w:r>
+      <w:r>
+        <w:rPr>
+          <w:rFonts w:ascii="Arial Nova Cond" w:hAnsi="Arial Nova Cond"/>
+          <w:sz w:val="24"/>
+          <w:szCs w:val="24"/>
+        </w:rPr>
+        <w:t>domestik</w:t>
       </w:r>
     </w:p>
     <w:tbl>
@@ -3548,17 +4684,9 @@
                 <w:sz w:val="24"/>
                 <w:szCs w:val="24"/>
               </w:rPr>
-              <w:t>Point Pemeriksaan</w:t>
-            </w:r>
-          </w:p>
-        </w:tc>
-        <w:tc>
-          <w:tcPr>
-            <w:tcW w:w="4002" w:type="dxa"/>
-          </w:tcPr>
-          <w:p>
-            <w:pPr>
-              <w:jc w:val="center"/>
+              <w:t xml:space="preserve">Point </w:t>
+            </w:r>
+            <w:r>
               <w:rPr>
                 <w:rFonts w:ascii="Arial Nova Cond" w:hAnsi="Arial Nova Cond"/>
                 <w:b/>
@@ -3566,8 +4694,17 @@
                 <w:sz w:val="24"/>
                 <w:szCs w:val="24"/>
               </w:rPr>
-            </w:pPr>
-            <w:r>
+              <w:t>Pemeriksaan</w:t>
+            </w:r>
+          </w:p>
+        </w:tc>
+        <w:tc>
+          <w:tcPr>
+            <w:tcW w:w="4002" w:type="dxa"/>
+          </w:tcPr>
+          <w:p>
+            <w:pPr>
+              <w:jc w:val="center"/>
               <w:rPr>
                 <w:rFonts w:ascii="Arial Nova Cond" w:hAnsi="Arial Nova Cond"/>
                 <w:b/>
@@ -3575,17 +4712,8 @@
                 <w:sz w:val="24"/>
                 <w:szCs w:val="24"/>
               </w:rPr>
-              <w:t>Kondisi Eksisting</w:t>
-            </w:r>
-          </w:p>
-        </w:tc>
-        <w:tc>
-          <w:tcPr>
-            <w:tcW w:w="3154" w:type="dxa"/>
-          </w:tcPr>
-          <w:p>
-            <w:pPr>
-              <w:jc w:val="center"/>
+            </w:pPr>
+            <w:r>
               <w:rPr>
                 <w:rFonts w:ascii="Arial Nova Cond" w:hAnsi="Arial Nova Cond"/>
                 <w:b/>
@@ -3593,7 +4721,8 @@
                 <w:sz w:val="24"/>
                 <w:szCs w:val="24"/>
               </w:rPr>
-            </w:pPr>
+              <w:t>Kondisi</w:t>
+            </w:r>
             <w:r>
               <w:rPr>
                 <w:rFonts w:ascii="Arial Nova Cond" w:hAnsi="Arial Nova Cond"/>
@@ -3602,6 +4731,43 @@
                 <w:sz w:val="24"/>
                 <w:szCs w:val="24"/>
               </w:rPr>
+              <w:t xml:space="preserve"> </w:t>
+            </w:r>
+            <w:r>
+              <w:rPr>
+                <w:rFonts w:ascii="Arial Nova Cond" w:hAnsi="Arial Nova Cond"/>
+                <w:b/>
+                <w:bCs/>
+                <w:sz w:val="24"/>
+                <w:szCs w:val="24"/>
+              </w:rPr>
+              <w:t>Eksisting</w:t>
+            </w:r>
+          </w:p>
+        </w:tc>
+        <w:tc>
+          <w:tcPr>
+            <w:tcW w:w="3154" w:type="dxa"/>
+          </w:tcPr>
+          <w:p>
+            <w:pPr>
+              <w:jc w:val="center"/>
+              <w:rPr>
+                <w:rFonts w:ascii="Arial Nova Cond" w:hAnsi="Arial Nova Cond"/>
+                <w:b/>
+                <w:bCs/>
+                <w:sz w:val="24"/>
+                <w:szCs w:val="24"/>
+              </w:rPr>
+            </w:pPr>
+            <w:r>
+              <w:rPr>
+                <w:rFonts w:ascii="Arial Nova Cond" w:hAnsi="Arial Nova Cond"/>
+                <w:b/>
+                <w:bCs/>
+                <w:sz w:val="24"/>
+                <w:szCs w:val="24"/>
+              </w:rPr>
               <w:t>Keterangan</w:t>
             </w:r>
           </w:p>
@@ -3649,7 +4815,23 @@
                 <w:sz w:val="24"/>
                 <w:szCs w:val="24"/>
               </w:rPr>
-              <w:t>Sumber limbah</w:t>
+              <w:t>Sumber</w:t>
+            </w:r>
+            <w:r>
+              <w:rPr>
+                <w:rFonts w:ascii="Arial Nova Cond" w:hAnsi="Arial Nova Cond"/>
+                <w:sz w:val="24"/>
+                <w:szCs w:val="24"/>
+              </w:rPr>
+              <w:t xml:space="preserve"> </w:t>
+            </w:r>
+            <w:r>
+              <w:rPr>
+                <w:rFonts w:ascii="Arial Nova Cond" w:hAnsi="Arial Nova Cond"/>
+                <w:sz w:val="24"/>
+                <w:szCs w:val="24"/>
+              </w:rPr>
+              <w:t>limbah</w:t>
             </w:r>
           </w:p>
         </w:tc>
@@ -3741,7 +4923,63 @@
                 <w:sz w:val="24"/>
                 <w:szCs w:val="24"/>
               </w:rPr>
-              <w:t xml:space="preserve">Kondisi fisik septictank dan resapan </w:t>
+              <w:t>Kondisi</w:t>
+            </w:r>
+            <w:r>
+              <w:rPr>
+                <w:rFonts w:ascii="Arial Nova Cond" w:hAnsi="Arial Nova Cond"/>
+                <w:sz w:val="24"/>
+                <w:szCs w:val="24"/>
+              </w:rPr>
+              <w:t xml:space="preserve"> </w:t>
+            </w:r>
+            <w:r>
+              <w:rPr>
+                <w:rFonts w:ascii="Arial Nova Cond" w:hAnsi="Arial Nova Cond"/>
+                <w:sz w:val="24"/>
+                <w:szCs w:val="24"/>
+              </w:rPr>
+              <w:t>fisik</w:t>
+            </w:r>
+            <w:r>
+              <w:rPr>
+                <w:rFonts w:ascii="Arial Nova Cond" w:hAnsi="Arial Nova Cond"/>
+                <w:sz w:val="24"/>
+                <w:szCs w:val="24"/>
+              </w:rPr>
+              <w:t xml:space="preserve"> </w:t>
+            </w:r>
+            <w:r>
+              <w:rPr>
+                <w:rFonts w:ascii="Arial Nova Cond" w:hAnsi="Arial Nova Cond"/>
+                <w:sz w:val="24"/>
+                <w:szCs w:val="24"/>
+              </w:rPr>
+              <w:t>septictank</w:t>
+            </w:r>
+            <w:r>
+              <w:rPr>
+                <w:rFonts w:ascii="Arial Nova Cond" w:hAnsi="Arial Nova Cond"/>
+                <w:sz w:val="24"/>
+                <w:szCs w:val="24"/>
+              </w:rPr>
+              <w:t xml:space="preserve"> dan </w:t>
+            </w:r>
+            <w:r>
+              <w:rPr>
+                <w:rFonts w:ascii="Arial Nova Cond" w:hAnsi="Arial Nova Cond"/>
+                <w:sz w:val="24"/>
+                <w:szCs w:val="24"/>
+              </w:rPr>
+              <w:t>resapan</w:t>
+            </w:r>
+            <w:r>
+              <w:rPr>
+                <w:rFonts w:ascii="Arial Nova Cond" w:hAnsi="Arial Nova Cond"/>
+                <w:sz w:val="24"/>
+                <w:szCs w:val="24"/>
+              </w:rPr>
+              <w:t xml:space="preserve"> </w:t>
             </w:r>
           </w:p>
         </w:tc>
@@ -3833,7 +5071,55 @@
                 <w:sz w:val="24"/>
                 <w:szCs w:val="24"/>
               </w:rPr>
-              <w:t>Data pantau analisa air limbah domestic</w:t>
+              <w:t xml:space="preserve">Data </w:t>
+            </w:r>
+            <w:r>
+              <w:rPr>
+                <w:rFonts w:ascii="Arial Nova Cond" w:hAnsi="Arial Nova Cond"/>
+                <w:sz w:val="24"/>
+                <w:szCs w:val="24"/>
+              </w:rPr>
+              <w:t>pantau</w:t>
+            </w:r>
+            <w:r>
+              <w:rPr>
+                <w:rFonts w:ascii="Arial Nova Cond" w:hAnsi="Arial Nova Cond"/>
+                <w:sz w:val="24"/>
+                <w:szCs w:val="24"/>
+              </w:rPr>
+              <w:t xml:space="preserve"> </w:t>
+            </w:r>
+            <w:r>
+              <w:rPr>
+                <w:rFonts w:ascii="Arial Nova Cond" w:hAnsi="Arial Nova Cond"/>
+                <w:sz w:val="24"/>
+                <w:szCs w:val="24"/>
+              </w:rPr>
+              <w:t>analisa</w:t>
+            </w:r>
+            <w:r>
+              <w:rPr>
+                <w:rFonts w:ascii="Arial Nova Cond" w:hAnsi="Arial Nova Cond"/>
+                <w:sz w:val="24"/>
+                <w:szCs w:val="24"/>
+              </w:rPr>
+              <w:t xml:space="preserve"> air </w:t>
+            </w:r>
+            <w:r>
+              <w:rPr>
+                <w:rFonts w:ascii="Arial Nova Cond" w:hAnsi="Arial Nova Cond"/>
+                <w:sz w:val="24"/>
+                <w:szCs w:val="24"/>
+              </w:rPr>
+              <w:t>limbah</w:t>
+            </w:r>
+            <w:r>
+              <w:rPr>
+                <w:rFonts w:ascii="Arial Nova Cond" w:hAnsi="Arial Nova Cond"/>
+                <w:sz w:val="24"/>
+                <w:szCs w:val="24"/>
+              </w:rPr>
+              <w:t xml:space="preserve"> domestic</w:t>
             </w:r>
           </w:p>
         </w:tc>
@@ -3942,7 +5228,23 @@
                 <w:sz w:val="24"/>
                 <w:szCs w:val="24"/>
               </w:rPr>
-              <w:t>Pengelolaan sludge septictank</w:t>
+              <w:t>Pengelolaan</w:t>
+            </w:r>
+            <w:r>
+              <w:rPr>
+                <w:rFonts w:ascii="Arial Nova Cond" w:hAnsi="Arial Nova Cond"/>
+                <w:sz w:val="24"/>
+                <w:szCs w:val="24"/>
+              </w:rPr>
+              <w:t xml:space="preserve"> sludge </w:t>
+            </w:r>
+            <w:r>
+              <w:rPr>
+                <w:rFonts w:ascii="Arial Nova Cond" w:hAnsi="Arial Nova Cond"/>
+                <w:sz w:val="24"/>
+                <w:szCs w:val="24"/>
+              </w:rPr>
+              <w:t>septictank</w:t>
             </w:r>
           </w:p>
         </w:tc>
@@ -4033,7 +5335,15 @@
                 <w:sz w:val="24"/>
                 <w:szCs w:val="24"/>
               </w:rPr>
-              <w:t>Pengelolaan IPAL</w:t>
+              <w:t>Pengelolaan</w:t>
+            </w:r>
+            <w:r>
+              <w:rPr>
+                <w:rFonts w:ascii="Arial Nova Cond" w:hAnsi="Arial Nova Cond"/>
+                <w:sz w:val="24"/>
+                <w:szCs w:val="24"/>
+              </w:rPr>
+              <w:t xml:space="preserve"> IPAL</w:t>
             </w:r>
           </w:p>
         </w:tc>
@@ -4118,7 +5428,103 @@
           <w:sz w:val="24"/>
           <w:szCs w:val="24"/>
         </w:rPr>
-        <w:t xml:space="preserve">.  Pemeriksaan Pengelolaan Limbah Bahan Berbahaya dan Beracun </w:t>
+        <w:t xml:space="preserve">.  </w:t>
+      </w:r>
+      <w:r>
+        <w:rPr>
+          <w:rFonts w:ascii="Arial Nova Cond" w:hAnsi="Arial Nova Cond"/>
+          <w:sz w:val="24"/>
+          <w:szCs w:val="24"/>
+        </w:rPr>
+        <w:t>Pemeriksaan</w:t>
+      </w:r>
+      <w:r>
+        <w:rPr>
+          <w:rFonts w:ascii="Arial Nova Cond" w:hAnsi="Arial Nova Cond"/>
+          <w:sz w:val="24"/>
+          <w:szCs w:val="24"/>
+        </w:rPr>
+        <w:t xml:space="preserve"> </w:t>
+      </w:r>
+      <w:r>
+        <w:rPr>
+          <w:rFonts w:ascii="Arial Nova Cond" w:hAnsi="Arial Nova Cond"/>
+          <w:sz w:val="24"/>
+          <w:szCs w:val="24"/>
+        </w:rPr>
+        <w:t>Pengelolaan</w:t>
+      </w:r>
+      <w:r>
+        <w:rPr>
+          <w:rFonts w:ascii="Arial Nova Cond" w:hAnsi="Arial Nova Cond"/>
+          <w:sz w:val="24"/>
+          <w:szCs w:val="24"/>
+        </w:rPr>
+        <w:t xml:space="preserve"> </w:t>
+      </w:r>
+      <w:r>
+        <w:rPr>
+          <w:rFonts w:ascii="Arial Nova Cond" w:hAnsi="Arial Nova Cond"/>
+          <w:sz w:val="24"/>
+          <w:szCs w:val="24"/>
+        </w:rPr>
+        <w:t>Limbah</w:t>
+      </w:r>
+      <w:r>
+        <w:rPr>
+          <w:rFonts w:ascii="Arial Nova Cond" w:hAnsi="Arial Nova Cond"/>
+          <w:sz w:val="24"/>
+          <w:szCs w:val="24"/>
+        </w:rPr>
+        <w:t xml:space="preserve"> </w:t>
+      </w:r>
+      <w:r>
+        <w:rPr>
+          <w:rFonts w:ascii="Arial Nova Cond" w:hAnsi="Arial Nova Cond"/>
+          <w:sz w:val="24"/>
+          <w:szCs w:val="24"/>
+        </w:rPr>
+        <w:t>Bahan</w:t>
+      </w:r>
+      <w:r>
+        <w:rPr>
+          <w:rFonts w:ascii="Arial Nova Cond" w:hAnsi="Arial Nova Cond"/>
+          <w:sz w:val="24"/>
+          <w:szCs w:val="24"/>
+        </w:rPr>
+        <w:t xml:space="preserve"> </w:t>
+      </w:r>
+      <w:r>
+        <w:rPr>
+          <w:rFonts w:ascii="Arial Nova Cond" w:hAnsi="Arial Nova Cond"/>
+          <w:sz w:val="24"/>
+          <w:szCs w:val="24"/>
+        </w:rPr>
+        <w:t>Berbahaya</w:t>
+      </w:r>
+      <w:r>
+        <w:rPr>
+          <w:rFonts w:ascii="Arial Nova Cond" w:hAnsi="Arial Nova Cond"/>
+          <w:sz w:val="24"/>
+          <w:szCs w:val="24"/>
+        </w:rPr>
+        <w:t xml:space="preserve"> dan </w:t>
+      </w:r>
+      <w:r>
+        <w:rPr>
+          <w:rFonts w:ascii="Arial Nova Cond" w:hAnsi="Arial Nova Cond"/>
+          <w:sz w:val="24"/>
+          <w:szCs w:val="24"/>
+        </w:rPr>
+        <w:t>Beracun</w:t>
+      </w:r>
+      <w:r>
+        <w:rPr>
+          <w:rFonts w:ascii="Arial Nova Cond" w:hAnsi="Arial Nova Cond"/>
+          <w:sz w:val="24"/>
+          <w:szCs w:val="24"/>
+        </w:rPr>
+        <w:t xml:space="preserve"> </w:t>
       </w:r>
       <w:r>
         <w:rPr>
@@ -4193,17 +5599,9 @@
                 <w:sz w:val="24"/>
                 <w:szCs w:val="24"/>
               </w:rPr>
-              <w:t>Point Pemeriksaan</w:t>
-            </w:r>
-          </w:p>
-        </w:tc>
-        <w:tc>
-          <w:tcPr>
-            <w:tcW w:w="3460" w:type="dxa"/>
-          </w:tcPr>
-          <w:p>
-            <w:pPr>
-              <w:jc w:val="center"/>
+              <w:t xml:space="preserve">Point </w:t>
+            </w:r>
+            <w:r>
               <w:rPr>
                 <w:rFonts w:ascii="Arial Nova Cond" w:hAnsi="Arial Nova Cond"/>
                 <w:b/>
@@ -4211,8 +5609,17 @@
                 <w:sz w:val="24"/>
                 <w:szCs w:val="24"/>
               </w:rPr>
-            </w:pPr>
-            <w:r>
+              <w:t>Pemeriksaan</w:t>
+            </w:r>
+          </w:p>
+        </w:tc>
+        <w:tc>
+          <w:tcPr>
+            <w:tcW w:w="3460" w:type="dxa"/>
+          </w:tcPr>
+          <w:p>
+            <w:pPr>
+              <w:jc w:val="center"/>
               <w:rPr>
                 <w:rFonts w:ascii="Arial Nova Cond" w:hAnsi="Arial Nova Cond"/>
                 <w:b/>
@@ -4220,17 +5627,8 @@
                 <w:sz w:val="24"/>
                 <w:szCs w:val="24"/>
               </w:rPr>
-              <w:t>Kondisi Eksisting</w:t>
-            </w:r>
-          </w:p>
-        </w:tc>
-        <w:tc>
-          <w:tcPr>
-            <w:tcW w:w="3694" w:type="dxa"/>
-          </w:tcPr>
-          <w:p>
-            <w:pPr>
-              <w:jc w:val="center"/>
+            </w:pPr>
+            <w:r>
               <w:rPr>
                 <w:rFonts w:ascii="Arial Nova Cond" w:hAnsi="Arial Nova Cond"/>
                 <w:b/>
@@ -4238,7 +5636,8 @@
                 <w:sz w:val="24"/>
                 <w:szCs w:val="24"/>
               </w:rPr>
-            </w:pPr>
+              <w:t>Kondisi</w:t>
+            </w:r>
             <w:r>
               <w:rPr>
                 <w:rFonts w:ascii="Arial Nova Cond" w:hAnsi="Arial Nova Cond"/>
@@ -4247,6 +5646,43 @@
                 <w:sz w:val="24"/>
                 <w:szCs w:val="24"/>
               </w:rPr>
+              <w:t xml:space="preserve"> </w:t>
+            </w:r>
+            <w:r>
+              <w:rPr>
+                <w:rFonts w:ascii="Arial Nova Cond" w:hAnsi="Arial Nova Cond"/>
+                <w:b/>
+                <w:bCs/>
+                <w:sz w:val="24"/>
+                <w:szCs w:val="24"/>
+              </w:rPr>
+              <w:t>Eksisting</w:t>
+            </w:r>
+          </w:p>
+        </w:tc>
+        <w:tc>
+          <w:tcPr>
+            <w:tcW w:w="3694" w:type="dxa"/>
+          </w:tcPr>
+          <w:p>
+            <w:pPr>
+              <w:jc w:val="center"/>
+              <w:rPr>
+                <w:rFonts w:ascii="Arial Nova Cond" w:hAnsi="Arial Nova Cond"/>
+                <w:b/>
+                <w:bCs/>
+                <w:sz w:val="24"/>
+                <w:szCs w:val="24"/>
+              </w:rPr>
+            </w:pPr>
+            <w:r>
+              <w:rPr>
+                <w:rFonts w:ascii="Arial Nova Cond" w:hAnsi="Arial Nova Cond"/>
+                <w:b/>
+                <w:bCs/>
+                <w:sz w:val="24"/>
+                <w:szCs w:val="24"/>
+              </w:rPr>
               <w:t>Keterangan</w:t>
             </w:r>
           </w:p>
@@ -4294,7 +5730,15 @@
                 <w:sz w:val="24"/>
                 <w:szCs w:val="24"/>
               </w:rPr>
-              <w:t>Sumber LB3</w:t>
+              <w:t>Sumber</w:t>
+            </w:r>
+            <w:r>
+              <w:rPr>
+                <w:rFonts w:ascii="Arial Nova Cond" w:hAnsi="Arial Nova Cond"/>
+                <w:sz w:val="24"/>
+                <w:szCs w:val="24"/>
+              </w:rPr>
+              <w:t xml:space="preserve"> LB3</w:t>
             </w:r>
           </w:p>
         </w:tc>
@@ -4386,7 +5830,15 @@
                 <w:sz w:val="24"/>
                 <w:szCs w:val="24"/>
               </w:rPr>
-              <w:t>Jenis LB3</w:t>
+              <w:t>Jenis</w:t>
+            </w:r>
+            <w:r>
+              <w:rPr>
+                <w:rFonts w:ascii="Arial Nova Cond" w:hAnsi="Arial Nova Cond"/>
+                <w:sz w:val="24"/>
+                <w:szCs w:val="24"/>
+              </w:rPr>
+              <w:t xml:space="preserve"> LB3</w:t>
             </w:r>
           </w:p>
         </w:tc>
@@ -4479,7 +5931,15 @@
                 <w:sz w:val="24"/>
                 <w:szCs w:val="24"/>
               </w:rPr>
-              <w:t>Kondisi TPS LB3</w:t>
+              <w:t>Kondisi</w:t>
+            </w:r>
+            <w:r>
+              <w:rPr>
+                <w:rFonts w:ascii="Arial Nova Cond" w:hAnsi="Arial Nova Cond"/>
+                <w:sz w:val="24"/>
+                <w:szCs w:val="24"/>
+              </w:rPr>
+              <w:t xml:space="preserve"> TPS LB3</w:t>
             </w:r>
           </w:p>
         </w:tc>
@@ -4574,7 +6034,15 @@
                 <w:sz w:val="24"/>
                 <w:szCs w:val="24"/>
               </w:rPr>
-              <w:t xml:space="preserve">Pengelolaan LB3 </w:t>
+              <w:t>Pengelolaan</w:t>
+            </w:r>
+            <w:r>
+              <w:rPr>
+                <w:rFonts w:ascii="Arial Nova Cond" w:hAnsi="Arial Nova Cond"/>
+                <w:sz w:val="24"/>
+                <w:szCs w:val="24"/>
+              </w:rPr>
+              <w:t xml:space="preserve"> LB3 </w:t>
             </w:r>
           </w:p>
         </w:tc>
@@ -4659,7 +6127,63 @@
           <w:sz w:val="24"/>
           <w:szCs w:val="24"/>
         </w:rPr>
-        <w:t>.  Pemeriksaan Pengelolaan Sampah Domestik</w:t>
+        <w:t xml:space="preserve">.  </w:t>
+      </w:r>
+      <w:r>
+        <w:rPr>
+          <w:rFonts w:ascii="Arial Nova Cond" w:hAnsi="Arial Nova Cond"/>
+          <w:sz w:val="24"/>
+          <w:szCs w:val="24"/>
+        </w:rPr>
+        <w:t>Pemeriksaan</w:t>
+      </w:r>
+      <w:r>
+        <w:rPr>
+          <w:rFonts w:ascii="Arial Nova Cond" w:hAnsi="Arial Nova Cond"/>
+          <w:sz w:val="24"/>
+          <w:szCs w:val="24"/>
+        </w:rPr>
+        <w:t xml:space="preserve"> </w:t>
+      </w:r>
+      <w:r>
+        <w:rPr>
+          <w:rFonts w:ascii="Arial Nova Cond" w:hAnsi="Arial Nova Cond"/>
+          <w:sz w:val="24"/>
+          <w:szCs w:val="24"/>
+        </w:rPr>
+        <w:t>Pengelolaan</w:t>
+      </w:r>
+      <w:r>
+        <w:rPr>
+          <w:rFonts w:ascii="Arial Nova Cond" w:hAnsi="Arial Nova Cond"/>
+          <w:sz w:val="24"/>
+          <w:szCs w:val="24"/>
+        </w:rPr>
+        <w:t xml:space="preserve"> </w:t>
+      </w:r>
+      <w:r>
+        <w:rPr>
+          <w:rFonts w:ascii="Arial Nova Cond" w:hAnsi="Arial Nova Cond"/>
+          <w:sz w:val="24"/>
+          <w:szCs w:val="24"/>
+        </w:rPr>
+        <w:t>Sampah</w:t>
+      </w:r>
+      <w:r>
+        <w:rPr>
+          <w:rFonts w:ascii="Arial Nova Cond" w:hAnsi="Arial Nova Cond"/>
+          <w:sz w:val="24"/>
+          <w:szCs w:val="24"/>
+        </w:rPr>
+        <w:t xml:space="preserve"> </w:t>
+      </w:r>
+      <w:r>
+        <w:rPr>
+          <w:rFonts w:ascii="Arial Nova Cond" w:hAnsi="Arial Nova Cond"/>
+          <w:sz w:val="24"/>
+          <w:szCs w:val="24"/>
+        </w:rPr>
+        <w:t>Domestik</w:t>
       </w:r>
     </w:p>
     <w:tbl>
@@ -4726,17 +6250,9 @@
                 <w:sz w:val="24"/>
                 <w:szCs w:val="24"/>
               </w:rPr>
-              <w:t>Point Pemeriksaan</w:t>
-            </w:r>
-          </w:p>
-        </w:tc>
-        <w:tc>
-          <w:tcPr>
-            <w:tcW w:w="3757" w:type="dxa"/>
-          </w:tcPr>
-          <w:p>
-            <w:pPr>
-              <w:jc w:val="center"/>
+              <w:t xml:space="preserve">Point </w:t>
+            </w:r>
+            <w:r>
               <w:rPr>
                 <w:rFonts w:ascii="Arial Nova Cond" w:hAnsi="Arial Nova Cond"/>
                 <w:b/>
@@ -4744,8 +6260,17 @@
                 <w:sz w:val="24"/>
                 <w:szCs w:val="24"/>
               </w:rPr>
-            </w:pPr>
-            <w:r>
+              <w:t>Pemeriksaan</w:t>
+            </w:r>
+          </w:p>
+        </w:tc>
+        <w:tc>
+          <w:tcPr>
+            <w:tcW w:w="3757" w:type="dxa"/>
+          </w:tcPr>
+          <w:p>
+            <w:pPr>
+              <w:jc w:val="center"/>
               <w:rPr>
                 <w:rFonts w:ascii="Arial Nova Cond" w:hAnsi="Arial Nova Cond"/>
                 <w:b/>
@@ -4753,17 +6278,8 @@
                 <w:sz w:val="24"/>
                 <w:szCs w:val="24"/>
               </w:rPr>
-              <w:t>Kondisi Eksisting</w:t>
-            </w:r>
-          </w:p>
-        </w:tc>
-        <w:tc>
-          <w:tcPr>
-            <w:tcW w:w="3331" w:type="dxa"/>
-          </w:tcPr>
-          <w:p>
-            <w:pPr>
-              <w:jc w:val="center"/>
+            </w:pPr>
+            <w:r>
               <w:rPr>
                 <w:rFonts w:ascii="Arial Nova Cond" w:hAnsi="Arial Nova Cond"/>
                 <w:b/>
@@ -4771,7 +6287,8 @@
                 <w:sz w:val="24"/>
                 <w:szCs w:val="24"/>
               </w:rPr>
-            </w:pPr>
+              <w:t>Kondisi</w:t>
+            </w:r>
             <w:r>
               <w:rPr>
                 <w:rFonts w:ascii="Arial Nova Cond" w:hAnsi="Arial Nova Cond"/>
@@ -4780,6 +6297,43 @@
                 <w:sz w:val="24"/>
                 <w:szCs w:val="24"/>
               </w:rPr>
+              <w:t xml:space="preserve"> </w:t>
+            </w:r>
+            <w:r>
+              <w:rPr>
+                <w:rFonts w:ascii="Arial Nova Cond" w:hAnsi="Arial Nova Cond"/>
+                <w:b/>
+                <w:bCs/>
+                <w:sz w:val="24"/>
+                <w:szCs w:val="24"/>
+              </w:rPr>
+              <w:t>Eksisting</w:t>
+            </w:r>
+          </w:p>
+        </w:tc>
+        <w:tc>
+          <w:tcPr>
+            <w:tcW w:w="3331" w:type="dxa"/>
+          </w:tcPr>
+          <w:p>
+            <w:pPr>
+              <w:jc w:val="center"/>
+              <w:rPr>
+                <w:rFonts w:ascii="Arial Nova Cond" w:hAnsi="Arial Nova Cond"/>
+                <w:b/>
+                <w:bCs/>
+                <w:sz w:val="24"/>
+                <w:szCs w:val="24"/>
+              </w:rPr>
+            </w:pPr>
+            <w:r>
+              <w:rPr>
+                <w:rFonts w:ascii="Arial Nova Cond" w:hAnsi="Arial Nova Cond"/>
+                <w:b/>
+                <w:bCs/>
+                <w:sz w:val="24"/>
+                <w:szCs w:val="24"/>
+              </w:rPr>
               <w:t>Keterangan</w:t>
             </w:r>
           </w:p>
@@ -4828,7 +6382,39 @@
                 <w:sz w:val="24"/>
                 <w:szCs w:val="24"/>
               </w:rPr>
-              <w:t>Sumber Sampah Domestik</w:t>
+              <w:t>Sumber</w:t>
+            </w:r>
+            <w:r>
+              <w:rPr>
+                <w:rFonts w:ascii="Arial Nova Cond" w:hAnsi="Arial Nova Cond"/>
+                <w:sz w:val="24"/>
+                <w:szCs w:val="24"/>
+              </w:rPr>
+              <w:t xml:space="preserve"> </w:t>
+            </w:r>
+            <w:r>
+              <w:rPr>
+                <w:rFonts w:ascii="Arial Nova Cond" w:hAnsi="Arial Nova Cond"/>
+                <w:sz w:val="24"/>
+                <w:szCs w:val="24"/>
+              </w:rPr>
+              <w:t>Sampah</w:t>
+            </w:r>
+            <w:r>
+              <w:rPr>
+                <w:rFonts w:ascii="Arial Nova Cond" w:hAnsi="Arial Nova Cond"/>
+                <w:sz w:val="24"/>
+                <w:szCs w:val="24"/>
+              </w:rPr>
+              <w:t xml:space="preserve"> </w:t>
+            </w:r>
+            <w:r>
+              <w:rPr>
+                <w:rFonts w:ascii="Arial Nova Cond" w:hAnsi="Arial Nova Cond"/>
+                <w:sz w:val="24"/>
+                <w:szCs w:val="24"/>
+              </w:rPr>
+              <w:t>Domestik</w:t>
             </w:r>
           </w:p>
         </w:tc>
@@ -4920,7 +6506,39 @@
                 <w:sz w:val="24"/>
                 <w:szCs w:val="24"/>
               </w:rPr>
-              <w:t>Jenis Sampah Domestik</w:t>
+              <w:t>Jenis</w:t>
+            </w:r>
+            <w:r>
+              <w:rPr>
+                <w:rFonts w:ascii="Arial Nova Cond" w:hAnsi="Arial Nova Cond"/>
+                <w:sz w:val="24"/>
+                <w:szCs w:val="24"/>
+              </w:rPr>
+              <w:t xml:space="preserve"> </w:t>
+            </w:r>
+            <w:r>
+              <w:rPr>
+                <w:rFonts w:ascii="Arial Nova Cond" w:hAnsi="Arial Nova Cond"/>
+                <w:sz w:val="24"/>
+                <w:szCs w:val="24"/>
+              </w:rPr>
+              <w:t>Sampah</w:t>
+            </w:r>
+            <w:r>
+              <w:rPr>
+                <w:rFonts w:ascii="Arial Nova Cond" w:hAnsi="Arial Nova Cond"/>
+                <w:sz w:val="24"/>
+                <w:szCs w:val="24"/>
+              </w:rPr>
+              <w:t xml:space="preserve"> </w:t>
+            </w:r>
+            <w:r>
+              <w:rPr>
+                <w:rFonts w:ascii="Arial Nova Cond" w:hAnsi="Arial Nova Cond"/>
+                <w:sz w:val="24"/>
+                <w:szCs w:val="24"/>
+              </w:rPr>
+              <w:t>Domestik</w:t>
             </w:r>
           </w:p>
         </w:tc>
@@ -5012,7 +6630,39 @@
                 <w:sz w:val="24"/>
                 <w:szCs w:val="24"/>
               </w:rPr>
-              <w:t>Kondisi TPS Sampah Domestik</w:t>
+              <w:t>Kondisi</w:t>
+            </w:r>
+            <w:r>
+              <w:rPr>
+                <w:rFonts w:ascii="Arial Nova Cond" w:hAnsi="Arial Nova Cond"/>
+                <w:sz w:val="24"/>
+                <w:szCs w:val="24"/>
+              </w:rPr>
+              <w:t xml:space="preserve"> TPS </w:t>
+            </w:r>
+            <w:r>
+              <w:rPr>
+                <w:rFonts w:ascii="Arial Nova Cond" w:hAnsi="Arial Nova Cond"/>
+                <w:sz w:val="24"/>
+                <w:szCs w:val="24"/>
+              </w:rPr>
+              <w:t>Sampah</w:t>
+            </w:r>
+            <w:r>
+              <w:rPr>
+                <w:rFonts w:ascii="Arial Nova Cond" w:hAnsi="Arial Nova Cond"/>
+                <w:sz w:val="24"/>
+                <w:szCs w:val="24"/>
+              </w:rPr>
+              <w:t xml:space="preserve"> </w:t>
+            </w:r>
+            <w:r>
+              <w:rPr>
+                <w:rFonts w:ascii="Arial Nova Cond" w:hAnsi="Arial Nova Cond"/>
+                <w:sz w:val="24"/>
+                <w:szCs w:val="24"/>
+              </w:rPr>
+              <w:t>Domestik</w:t>
             </w:r>
           </w:p>
         </w:tc>
@@ -5104,7 +6754,39 @@
                 <w:sz w:val="24"/>
                 <w:szCs w:val="24"/>
               </w:rPr>
-              <w:t>Pengelolaan sampah domestik</w:t>
+              <w:t>Pengelolaan</w:t>
+            </w:r>
+            <w:r>
+              <w:rPr>
+                <w:rFonts w:ascii="Arial Nova Cond" w:hAnsi="Arial Nova Cond"/>
+                <w:sz w:val="24"/>
+                <w:szCs w:val="24"/>
+              </w:rPr>
+              <w:t xml:space="preserve"> </w:t>
+            </w:r>
+            <w:r>
+              <w:rPr>
+                <w:rFonts w:ascii="Arial Nova Cond" w:hAnsi="Arial Nova Cond"/>
+                <w:sz w:val="24"/>
+                <w:szCs w:val="24"/>
+              </w:rPr>
+              <w:t>sampah</w:t>
+            </w:r>
+            <w:r>
+              <w:rPr>
+                <w:rFonts w:ascii="Arial Nova Cond" w:hAnsi="Arial Nova Cond"/>
+                <w:sz w:val="24"/>
+                <w:szCs w:val="24"/>
+              </w:rPr>
+              <w:t xml:space="preserve"> </w:t>
+            </w:r>
+            <w:r>
+              <w:rPr>
+                <w:rFonts w:ascii="Arial Nova Cond" w:hAnsi="Arial Nova Cond"/>
+                <w:sz w:val="24"/>
+                <w:szCs w:val="24"/>
+              </w:rPr>
+              <w:t>domestik</w:t>
             </w:r>
           </w:p>
         </w:tc>
@@ -5391,7 +7073,15 @@
           <w:sz w:val="24"/>
           <w:szCs w:val="24"/>
         </w:rPr>
-        <w:t>6. Saran dan Masukan</w:t>
+        <w:t xml:space="preserve">6. Saran dan </w:t>
+      </w:r>
+      <w:r>
+        <w:rPr>
+          <w:rFonts w:ascii="Arial Nova Cond" w:hAnsi="Arial Nova Cond"/>
+          <w:sz w:val="24"/>
+          <w:szCs w:val="24"/>
+        </w:rPr>
+        <w:t>Masukan</w:t>
       </w:r>
       <w:r>
         <w:rPr>
@@ -5407,7 +7097,7 @@
           <w:sz w:val="24"/>
           <w:szCs w:val="24"/>
         </w:rPr>
-        <w:t>{saran_list_text}</w:t>
+        <w:t>{#saran} {abjad}. {saran_text} {/saran}</w:t>
       </w:r>
     </w:p>
     <w:p>
@@ -5443,7 +7133,23 @@
           <w:szCs w:val="24"/>
         </w:rPr>
         <w:lastRenderedPageBreak/>
-        <w:t>Pelaksanaan dan temuan fakta-fakta pengawasan lingkungan hidup ini diketahui dan dibenarkan oleh pihak</w:t>
+        <w:t>Pelaksanaan</w:t>
+      </w:r>
+      <w:r>
+        <w:rPr>
+          <w:rFonts w:ascii="Arial Nova Cond" w:hAnsi="Arial Nova Cond"/>
+          <w:sz w:val="24"/>
+          <w:szCs w:val="24"/>
+        </w:rPr>
+        <w:t xml:space="preserve"> dan </w:t>
+      </w:r>
+      <w:r>
+        <w:rPr>
+          <w:rFonts w:ascii="Arial Nova Cond" w:hAnsi="Arial Nova Cond"/>
+          <w:sz w:val="24"/>
+          <w:szCs w:val="24"/>
+        </w:rPr>
+        <w:t>temuan</w:t>
       </w:r>
       <w:r>
         <w:rPr>
@@ -5459,6 +7165,134 @@
           <w:sz w:val="24"/>
           <w:szCs w:val="24"/>
         </w:rPr>
+        <w:t>fakta-fakta</w:t>
+      </w:r>
+      <w:r>
+        <w:rPr>
+          <w:rFonts w:ascii="Arial Nova Cond" w:hAnsi="Arial Nova Cond"/>
+          <w:sz w:val="24"/>
+          <w:szCs w:val="24"/>
+        </w:rPr>
+        <w:t xml:space="preserve"> </w:t>
+      </w:r>
+      <w:r>
+        <w:rPr>
+          <w:rFonts w:ascii="Arial Nova Cond" w:hAnsi="Arial Nova Cond"/>
+          <w:sz w:val="24"/>
+          <w:szCs w:val="24"/>
+        </w:rPr>
+        <w:t>pengawasan</w:t>
+      </w:r>
+      <w:r>
+        <w:rPr>
+          <w:rFonts w:ascii="Arial Nova Cond" w:hAnsi="Arial Nova Cond"/>
+          <w:sz w:val="24"/>
+          <w:szCs w:val="24"/>
+        </w:rPr>
+        <w:t xml:space="preserve"> </w:t>
+      </w:r>
+      <w:r>
+        <w:rPr>
+          <w:rFonts w:ascii="Arial Nova Cond" w:hAnsi="Arial Nova Cond"/>
+          <w:sz w:val="24"/>
+          <w:szCs w:val="24"/>
+        </w:rPr>
+        <w:t>lingkungan</w:t>
+      </w:r>
+      <w:r>
+        <w:rPr>
+          <w:rFonts w:ascii="Arial Nova Cond" w:hAnsi="Arial Nova Cond"/>
+          <w:sz w:val="24"/>
+          <w:szCs w:val="24"/>
+        </w:rPr>
+        <w:t xml:space="preserve"> </w:t>
+      </w:r>
+      <w:r>
+        <w:rPr>
+          <w:rFonts w:ascii="Arial Nova Cond" w:hAnsi="Arial Nova Cond"/>
+          <w:sz w:val="24"/>
+          <w:szCs w:val="24"/>
+        </w:rPr>
+        <w:t>hidup</w:t>
+      </w:r>
+      <w:r>
+        <w:rPr>
+          <w:rFonts w:ascii="Arial Nova Cond" w:hAnsi="Arial Nova Cond"/>
+          <w:sz w:val="24"/>
+          <w:szCs w:val="24"/>
+        </w:rPr>
+        <w:t xml:space="preserve"> </w:t>
+      </w:r>
+      <w:r>
+        <w:rPr>
+          <w:rFonts w:ascii="Arial Nova Cond" w:hAnsi="Arial Nova Cond"/>
+          <w:sz w:val="24"/>
+          <w:szCs w:val="24"/>
+        </w:rPr>
+        <w:t>ini</w:t>
+      </w:r>
+      <w:r>
+        <w:rPr>
+          <w:rFonts w:ascii="Arial Nova Cond" w:hAnsi="Arial Nova Cond"/>
+          <w:sz w:val="24"/>
+          <w:szCs w:val="24"/>
+        </w:rPr>
+        <w:t xml:space="preserve"> </w:t>
+      </w:r>
+      <w:r>
+        <w:rPr>
+          <w:rFonts w:ascii="Arial Nova Cond" w:hAnsi="Arial Nova Cond"/>
+          <w:sz w:val="24"/>
+          <w:szCs w:val="24"/>
+        </w:rPr>
+        <w:t>diketahui</w:t>
+      </w:r>
+      <w:r>
+        <w:rPr>
+          <w:rFonts w:ascii="Arial Nova Cond" w:hAnsi="Arial Nova Cond"/>
+          <w:sz w:val="24"/>
+          <w:szCs w:val="24"/>
+        </w:rPr>
+        <w:t xml:space="preserve"> dan </w:t>
+      </w:r>
+      <w:r>
+        <w:rPr>
+          <w:rFonts w:ascii="Arial Nova Cond" w:hAnsi="Arial Nova Cond"/>
+          <w:sz w:val="24"/>
+          <w:szCs w:val="24"/>
+        </w:rPr>
+        <w:t>dibenarkan</w:t>
+      </w:r>
+      <w:r>
+        <w:rPr>
+          <w:rFonts w:ascii="Arial Nova Cond" w:hAnsi="Arial Nova Cond"/>
+          <w:sz w:val="24"/>
+          <w:szCs w:val="24"/>
+        </w:rPr>
+        <w:t xml:space="preserve"> oleh </w:t>
+      </w:r>
+      <w:r>
+        <w:rPr>
+          <w:rFonts w:ascii="Arial Nova Cond" w:hAnsi="Arial Nova Cond"/>
+          <w:sz w:val="24"/>
+          <w:szCs w:val="24"/>
+        </w:rPr>
+        <w:t>pihak</w:t>
+      </w:r>
+      <w:r>
+        <w:rPr>
+          <w:rFonts w:ascii="Arial Nova Cond" w:hAnsi="Arial Nova Cond"/>
+          <w:sz w:val="24"/>
+          <w:szCs w:val="24"/>
+        </w:rPr>
+        <w:t xml:space="preserve"> </w:t>
+      </w:r>
+      <w:r>
+        <w:rPr>
+          <w:rFonts w:ascii="Arial Nova Cond" w:hAnsi="Arial Nova Cond"/>
+          <w:sz w:val="24"/>
+          <w:szCs w:val="24"/>
+        </w:rPr>
         <w:t>{nama_badan_usaha_kegiatan}</w:t>
       </w:r>
       <w:r>
@@ -5475,7 +7309,31 @@
           <w:sz w:val="24"/>
           <w:szCs w:val="24"/>
         </w:rPr>
-        <w:t>sebagai berikut :</w:t>
+        <w:t>sebagai</w:t>
+      </w:r>
+      <w:r>
+        <w:rPr>
+          <w:rFonts w:ascii="Arial Nova Cond" w:hAnsi="Arial Nova Cond"/>
+          <w:sz w:val="24"/>
+          <w:szCs w:val="24"/>
+        </w:rPr>
+        <w:t xml:space="preserve"> </w:t>
+      </w:r>
+      <w:r>
+        <w:rPr>
+          <w:rFonts w:ascii="Arial Nova Cond" w:hAnsi="Arial Nova Cond"/>
+          <w:sz w:val="24"/>
+          <w:szCs w:val="24"/>
+        </w:rPr>
+        <w:t>berikut</w:t>
+      </w:r>
+      <w:r>
+        <w:rPr>
+          <w:rFonts w:ascii="Arial Nova Cond" w:hAnsi="Arial Nova Cond"/>
+          <w:sz w:val="24"/>
+          <w:szCs w:val="24"/>
+        </w:rPr>
+        <w:t xml:space="preserve"> :</w:t>
       </w:r>
     </w:p>
     <w:p>
@@ -5716,7 +7574,15 @@
                 <w:sz w:val="24"/>
                 <w:szCs w:val="24"/>
               </w:rPr>
-              <w:t>Nomor HP</w:t>
+              <w:t>Nomor</w:t>
+            </w:r>
+            <w:r>
+              <w:rPr>
+                <w:rFonts w:ascii="Arial Nova Cond" w:hAnsi="Arial Nova Cond"/>
+                <w:sz w:val="24"/>
+                <w:szCs w:val="24"/>
+              </w:rPr>
+              <w:t xml:space="preserve"> HP</w:t>
             </w:r>
           </w:p>
         </w:tc>
@@ -5801,7 +7667,15 @@
                 <w:sz w:val="24"/>
                 <w:szCs w:val="24"/>
               </w:rPr>
-              <w:t>Tanda tangan</w:t>
+              <w:t xml:space="preserve">Tanda </w:t>
+            </w:r>
+            <w:r>
+              <w:rPr>
+                <w:rFonts w:ascii="Arial Nova Cond" w:hAnsi="Arial Nova Cond"/>
+                <w:sz w:val="24"/>
+                <w:szCs w:val="24"/>
+              </w:rPr>
+              <w:t>tangan</w:t>
             </w:r>
           </w:p>
         </w:tc>
@@ -6082,7 +7956,15 @@
                 <w:sz w:val="24"/>
                 <w:szCs w:val="24"/>
               </w:rPr>
-              <w:t>Nomor HP</w:t>
+              <w:t>Nomor</w:t>
+            </w:r>
+            <w:r>
+              <w:rPr>
+                <w:rFonts w:ascii="Arial Nova Cond" w:hAnsi="Arial Nova Cond"/>
+                <w:sz w:val="24"/>
+                <w:szCs w:val="24"/>
+              </w:rPr>
+              <w:t xml:space="preserve"> HP</w:t>
             </w:r>
           </w:p>
         </w:tc>
@@ -6167,7 +8049,15 @@
                 <w:sz w:val="24"/>
                 <w:szCs w:val="24"/>
               </w:rPr>
-              <w:t>Tanda tangan</w:t>
+              <w:t xml:space="preserve">Tanda </w:t>
+            </w:r>
+            <w:r>
+              <w:rPr>
+                <w:rFonts w:ascii="Arial Nova Cond" w:hAnsi="Arial Nova Cond"/>
+                <w:sz w:val="24"/>
+                <w:szCs w:val="24"/>
+              </w:rPr>
+              <w:t>tangan</w:t>
             </w:r>
           </w:p>
         </w:tc>
@@ -6266,7 +8156,124 @@
           <w:sz w:val="24"/>
           <w:szCs w:val="24"/>
         </w:rPr>
-        <w:t xml:space="preserve">Demikian Berita Acara Pengawasan Lingkungan Hidup pada lokasi kegiatan </w:t>
+        <w:t>Demikian</w:t>
+      </w:r>
+      <w:r>
+        <w:rPr>
+          <w:rFonts w:ascii="Arial Nova Cond" w:hAnsi="Arial Nova Cond"/>
+          <w:color w:val="0D0D0D"/>
+          <w:sz w:val="24"/>
+          <w:szCs w:val="24"/>
+        </w:rPr>
+        <w:t xml:space="preserve"> </w:t>
+      </w:r>
+      <w:r>
+        <w:rPr>
+          <w:rFonts w:ascii="Arial Nova Cond" w:hAnsi="Arial Nova Cond"/>
+          <w:color w:val="0D0D0D"/>
+          <w:sz w:val="24"/>
+          <w:szCs w:val="24"/>
+        </w:rPr>
+        <w:t>Berita</w:t>
+      </w:r>
+      <w:r>
+        <w:rPr>
+          <w:rFonts w:ascii="Arial Nova Cond" w:hAnsi="Arial Nova Cond"/>
+          <w:color w:val="0D0D0D"/>
+          <w:sz w:val="24"/>
+          <w:szCs w:val="24"/>
+        </w:rPr>
+        <w:t xml:space="preserve"> Acara </w:t>
+      </w:r>
+      <w:r>
+        <w:rPr>
+          <w:rFonts w:ascii="Arial Nova Cond" w:hAnsi="Arial Nova Cond"/>
+          <w:color w:val="0D0D0D"/>
+          <w:sz w:val="24"/>
+          <w:szCs w:val="24"/>
+        </w:rPr>
+        <w:t>Pengawasan</w:t>
+      </w:r>
+      <w:r>
+        <w:rPr>
+          <w:rFonts w:ascii="Arial Nova Cond" w:hAnsi="Arial Nova Cond"/>
+          <w:color w:val="0D0D0D"/>
+          <w:sz w:val="24"/>
+          <w:szCs w:val="24"/>
+        </w:rPr>
+        <w:t xml:space="preserve"> </w:t>
+      </w:r>
+      <w:r>
+        <w:rPr>
+          <w:rFonts w:ascii="Arial Nova Cond" w:hAnsi="Arial Nova Cond"/>
+          <w:color w:val="0D0D0D"/>
+          <w:sz w:val="24"/>
+          <w:szCs w:val="24"/>
+        </w:rPr>
+        <w:t>Lingkungan</w:t>
+      </w:r>
+      <w:r>
+        <w:rPr>
+          <w:rFonts w:ascii="Arial Nova Cond" w:hAnsi="Arial Nova Cond"/>
+          <w:color w:val="0D0D0D"/>
+          <w:sz w:val="24"/>
+          <w:szCs w:val="24"/>
+        </w:rPr>
+        <w:t xml:space="preserve"> </w:t>
+      </w:r>
+      <w:r>
+        <w:rPr>
+          <w:rFonts w:ascii="Arial Nova Cond" w:hAnsi="Arial Nova Cond"/>
+          <w:color w:val="0D0D0D"/>
+          <w:sz w:val="24"/>
+          <w:szCs w:val="24"/>
+        </w:rPr>
+        <w:t>Hidup</w:t>
+      </w:r>
+      <w:r>
+        <w:rPr>
+          <w:rFonts w:ascii="Arial Nova Cond" w:hAnsi="Arial Nova Cond"/>
+          <w:color w:val="0D0D0D"/>
+          <w:sz w:val="24"/>
+          <w:szCs w:val="24"/>
+        </w:rPr>
+        <w:t xml:space="preserve"> pada </w:t>
+      </w:r>
+      <w:r>
+        <w:rPr>
+          <w:rFonts w:ascii="Arial Nova Cond" w:hAnsi="Arial Nova Cond"/>
+          <w:color w:val="0D0D0D"/>
+          <w:sz w:val="24"/>
+          <w:szCs w:val="24"/>
+        </w:rPr>
+        <w:t>lokasi</w:t>
+      </w:r>
+      <w:r>
+        <w:rPr>
+          <w:rFonts w:ascii="Arial Nova Cond" w:hAnsi="Arial Nova Cond"/>
+          <w:color w:val="0D0D0D"/>
+          <w:sz w:val="24"/>
+          <w:szCs w:val="24"/>
+        </w:rPr>
+        <w:t xml:space="preserve"> </w:t>
+      </w:r>
+      <w:r>
+        <w:rPr>
+          <w:rFonts w:ascii="Arial Nova Cond" w:hAnsi="Arial Nova Cond"/>
+          <w:color w:val="0D0D0D"/>
+          <w:sz w:val="24"/>
+          <w:szCs w:val="24"/>
+        </w:rPr>
+        <w:t>kegiatan</w:t>
+      </w:r>
+      <w:r>
+        <w:rPr>
+          <w:rFonts w:ascii="Arial Nova Cond" w:hAnsi="Arial Nova Cond"/>
+          <w:color w:val="0D0D0D"/>
+          <w:sz w:val="24"/>
+          <w:szCs w:val="24"/>
+        </w:rPr>
+        <w:t xml:space="preserve"> </w:t>
       </w:r>
       <w:r>
         <w:rPr>
@@ -6292,7 +8299,106 @@
           <w:sz w:val="24"/>
           <w:szCs w:val="24"/>
         </w:rPr>
-        <w:t>dibuat dengan sebenar-benarnya dan mengingat sumpah jabatan.</w:t>
+        <w:t>dibuat</w:t>
+      </w:r>
+      <w:r>
+        <w:rPr>
+          <w:rFonts w:ascii="Arial Nova Cond" w:hAnsi="Arial Nova Cond"/>
+          <w:color w:val="0D0D0D"/>
+          <w:sz w:val="24"/>
+          <w:szCs w:val="24"/>
+        </w:rPr>
+        <w:t xml:space="preserve"> </w:t>
+      </w:r>
+      <w:r>
+        <w:rPr>
+          <w:rFonts w:ascii="Arial Nova Cond" w:hAnsi="Arial Nova Cond"/>
+          <w:color w:val="0D0D0D"/>
+          <w:sz w:val="24"/>
+          <w:szCs w:val="24"/>
+        </w:rPr>
+        <w:t>dengan</w:t>
+      </w:r>
+      <w:r>
+        <w:rPr>
+          <w:rFonts w:ascii="Arial Nova Cond" w:hAnsi="Arial Nova Cond"/>
+          <w:color w:val="0D0D0D"/>
+          <w:sz w:val="24"/>
+          <w:szCs w:val="24"/>
+        </w:rPr>
+        <w:t xml:space="preserve"> </w:t>
+      </w:r>
+      <w:r>
+        <w:rPr>
+          <w:rFonts w:ascii="Arial Nova Cond" w:hAnsi="Arial Nova Cond"/>
+          <w:color w:val="0D0D0D"/>
+          <w:sz w:val="24"/>
+          <w:szCs w:val="24"/>
+        </w:rPr>
+        <w:t>sebenar-benarnya</w:t>
+      </w:r>
+      <w:r>
+        <w:rPr>
+          <w:rFonts w:ascii="Arial Nova Cond" w:hAnsi="Arial Nova Cond"/>
+          <w:color w:val="0D0D0D"/>
+          <w:sz w:val="24"/>
+          <w:szCs w:val="24"/>
+        </w:rPr>
+        <w:t xml:space="preserve"> dan </w:t>
+      </w:r>
+      <w:r>
+        <w:rPr>
+          <w:rFonts w:ascii="Arial Nova Cond" w:hAnsi="Arial Nova Cond"/>
+          <w:color w:val="0D0D0D"/>
+          <w:sz w:val="24"/>
+          <w:szCs w:val="24"/>
+        </w:rPr>
+        <w:t>mengingat</w:t>
+      </w:r>
+      <w:r>
+        <w:rPr>
+          <w:rFonts w:ascii="Arial Nova Cond" w:hAnsi="Arial Nova Cond"/>
+          <w:color w:val="0D0D0D"/>
+          <w:sz w:val="24"/>
+          <w:szCs w:val="24"/>
+        </w:rPr>
+        <w:t xml:space="preserve"> </w:t>
+      </w:r>
+      <w:r>
+        <w:rPr>
+          <w:rFonts w:ascii="Arial Nova Cond" w:hAnsi="Arial Nova Cond"/>
+          <w:color w:val="0D0D0D"/>
+          <w:sz w:val="24"/>
+          <w:szCs w:val="24"/>
+        </w:rPr>
+        <w:t>sumpah</w:t>
+      </w:r>
+      <w:r>
+        <w:rPr>
+          <w:rFonts w:ascii="Arial Nova Cond" w:hAnsi="Arial Nova Cond"/>
+          <w:color w:val="0D0D0D"/>
+          <w:sz w:val="24"/>
+          <w:szCs w:val="24"/>
+        </w:rPr>
+        <w:t xml:space="preserve"> </w:t>
+      </w:r>
+      <w:r>
+        <w:rPr>
+          <w:rFonts w:ascii="Arial Nova Cond" w:hAnsi="Arial Nova Cond"/>
+          <w:color w:val="0D0D0D"/>
+          <w:sz w:val="24"/>
+          <w:szCs w:val="24"/>
+        </w:rPr>
+        <w:t>jabatan</w:t>
+      </w:r>
+      <w:r>
+        <w:rPr>
+          <w:rFonts w:ascii="Arial Nova Cond" w:hAnsi="Arial Nova Cond"/>
+          <w:color w:val="0D0D0D"/>
+          <w:sz w:val="24"/>
+          <w:szCs w:val="24"/>
+        </w:rPr>
+        <w:t>.</w:t>
       </w:r>
     </w:p>
     <w:p>
@@ -6329,7 +8435,77 @@
           <w:szCs w:val="24"/>
           <w:lang w:eastAsia="en-ID"/>
         </w:rPr>
-        <w:t>Tim Pejabat Pengawas Lingkungan Hidup</w:t>
+        <w:t xml:space="preserve">Tim </w:t>
+      </w:r>
+      <w:r>
+        <w:rPr>
+          <w:rFonts w:ascii="Arial Nova Cond" w:eastAsia="Times New Roman" w:hAnsi="Arial Nova Cond" w:cs="Times New Roman"/>
+          <w:color w:val="0D0D0D"/>
+          <w:sz w:val="24"/>
+          <w:szCs w:val="24"/>
+          <w:lang w:eastAsia="en-ID"/>
+        </w:rPr>
+        <w:t>Pejabat</w:t>
+      </w:r>
+      <w:r>
+        <w:rPr>
+          <w:rFonts w:ascii="Arial Nova Cond" w:eastAsia="Times New Roman" w:hAnsi="Arial Nova Cond" w:cs="Times New Roman"/>
+          <w:color w:val="0D0D0D"/>
+          <w:sz w:val="24"/>
+          <w:szCs w:val="24"/>
+          <w:lang w:eastAsia="en-ID"/>
+        </w:rPr>
+        <w:t xml:space="preserve"> </w:t>
+      </w:r>
+      <w:r>
+        <w:rPr>
+          <w:rFonts w:ascii="Arial Nova Cond" w:eastAsia="Times New Roman" w:hAnsi="Arial Nova Cond" w:cs="Times New Roman"/>
+          <w:color w:val="0D0D0D"/>
+          <w:sz w:val="24"/>
+          <w:szCs w:val="24"/>
+          <w:lang w:eastAsia="en-ID"/>
+        </w:rPr>
+        <w:t>Pengawas</w:t>
+      </w:r>
+      <w:r>
+        <w:rPr>
+          <w:rFonts w:ascii="Arial Nova Cond" w:eastAsia="Times New Roman" w:hAnsi="Arial Nova Cond" w:cs="Times New Roman"/>
+          <w:color w:val="0D0D0D"/>
+          <w:sz w:val="24"/>
+          <w:szCs w:val="24"/>
+          <w:lang w:eastAsia="en-ID"/>
+        </w:rPr>
+        <w:t xml:space="preserve"> </w:t>
+      </w:r>
+      <w:r>
+        <w:rPr>
+          <w:rFonts w:ascii="Arial Nova Cond" w:eastAsia="Times New Roman" w:hAnsi="Arial Nova Cond" w:cs="Times New Roman"/>
+          <w:color w:val="0D0D0D"/>
+          <w:sz w:val="24"/>
+          <w:szCs w:val="24"/>
+          <w:lang w:eastAsia="en-ID"/>
+        </w:rPr>
+        <w:t>Lingkungan</w:t>
+      </w:r>
+      <w:r>
+        <w:rPr>
+          <w:rFonts w:ascii="Arial Nova Cond" w:eastAsia="Times New Roman" w:hAnsi="Arial Nova Cond" w:cs="Times New Roman"/>
+          <w:color w:val="0D0D0D"/>
+          <w:sz w:val="24"/>
+          <w:szCs w:val="24"/>
+          <w:lang w:eastAsia="en-ID"/>
+        </w:rPr>
+        <w:t xml:space="preserve"> </w:t>
+      </w:r>
+      <w:r>
+        <w:rPr>
+          <w:rFonts w:ascii="Arial Nova Cond" w:eastAsia="Times New Roman" w:hAnsi="Arial Nova Cond" w:cs="Times New Roman"/>
+          <w:color w:val="0D0D0D"/>
+          <w:sz w:val="24"/>
+          <w:szCs w:val="24"/>
+          <w:lang w:eastAsia="en-ID"/>
+        </w:rPr>
+        <w:t>Hidup</w:t>
       </w:r>
     </w:p>
     <w:p>
@@ -6521,7 +8697,27 @@
                 <w:szCs w:val="24"/>
                 <w:lang w:eastAsia="en-ID"/>
               </w:rPr>
-              <w:t xml:space="preserve">Tanda tangan </w:t>
+              <w:t xml:space="preserve">Tanda </w:t>
+            </w:r>
+            <w:r>
+              <w:rPr>
+                <w:rFonts w:ascii="Arial Nova Cond" w:eastAsia="Times New Roman" w:hAnsi="Arial Nova Cond" w:cs="Times New Roman"/>
+                <w:color w:val="0D0D0D"/>
+                <w:sz w:val="24"/>
+                <w:szCs w:val="24"/>
+                <w:lang w:eastAsia="en-ID"/>
+              </w:rPr>
+              <w:t>tangan</w:t>
+            </w:r>
+            <w:r>
+              <w:rPr>
+                <w:rFonts w:ascii="Arial Nova Cond" w:eastAsia="Times New Roman" w:hAnsi="Arial Nova Cond" w:cs="Times New Roman"/>
+                <w:color w:val="0D0D0D"/>
+                <w:sz w:val="24"/>
+                <w:szCs w:val="24"/>
+                <w:lang w:eastAsia="en-ID"/>
+              </w:rPr>
+              <w:t xml:space="preserve"> </w:t>
             </w:r>
           </w:p>
         </w:tc>
@@ -6634,7 +8830,16 @@
           <w:sz w:val="24"/>
           <w:szCs w:val="24"/>
         </w:rPr>
-        <w:t xml:space="preserve">Saksi </w:t>
+        <w:t>Saksi</w:t>
+      </w:r>
+      <w:r>
+        <w:rPr>
+          <w:rFonts w:ascii="Arial Nova Cond" w:hAnsi="Arial Nova Cond"/>
+          <w:color w:val="0D0D0D"/>
+          <w:sz w:val="24"/>
+          <w:szCs w:val="24"/>
+        </w:rPr>
+        <w:t xml:space="preserve"> </w:t>
       </w:r>
     </w:p>
     <w:tbl>
@@ -6652,16 +8857,12 @@
         <w:tblLook w:val="04A0" w:firstRow="1" w:lastRow="0" w:firstColumn="1" w:lastColumn="0" w:noHBand="0" w:noVBand="1"/>
       </w:tblPr>
       <w:tblGrid>
-        <w:gridCol w:w="351"/>
-        <w:gridCol w:w="4509"/>
-        <w:gridCol w:w="265"/>
-        <w:gridCol w:w="4509"/>
+        <w:gridCol w:w="421"/>
+        <w:gridCol w:w="1808"/>
+        <w:gridCol w:w="283"/>
+        <w:gridCol w:w="7122"/>
       </w:tblGrid>
       <w:tr>
-        <w:trPr>
-          <w:gridAfter w:val="2"/>
-          <w:wAfter w:w="7405" w:type="dxa"/>
-        </w:trPr>
         <w:tc>
           <w:tcPr>
             <w:tcW w:w="421" w:type="dxa"/>
@@ -6686,9 +8887,18 @@
                 <w:szCs w:val="24"/>
                 <w:lang w:eastAsia="en-ID"/>
               </w:rPr>
-              <w:t xml:space="preserve">{#saksi} </w:t>
-            </w:r>
-            <w:r>
+              <w:t>{#saksi} {no}.</w:t>
+            </w:r>
+          </w:p>
+        </w:tc>
+        <w:tc>
+          <w:tcPr>
+            <w:tcW w:w="7122" w:type="dxa"/>
+            <w:vAlign w:val="center"/>
+          </w:tcPr>
+          <w:p>
+            <w:pPr>
+              <w:spacing w:after="0" w:line="240" w:lineRule="auto"/>
               <w:rPr>
                 <w:rFonts w:ascii="Arial Nova Cond" w:eastAsia="Times New Roman" w:hAnsi="Arial Nova Cond" w:cs="Times New Roman"/>
                 <w:color w:val="0D0D0D"/>
@@ -6696,19 +8906,8 @@
                 <w:szCs w:val="24"/>
                 <w:lang w:eastAsia="en-ID"/>
               </w:rPr>
-              <w:lastRenderedPageBreak/>
-              <w:t>{no}.</w:t>
-            </w:r>
-          </w:p>
-        </w:tc>
-        <w:tc>
-          <w:tcPr>
-            <w:tcW w:w="7122" w:type="dxa"/>
-            <w:vAlign w:val="center"/>
-          </w:tcPr>
-          <w:p>
-            <w:pPr>
-              <w:spacing w:after="0" w:line="240" w:lineRule="auto"/>
+            </w:pPr>
+            <w:r>
               <w:rPr>
                 <w:rFonts w:ascii="Arial Nova Cond" w:eastAsia="Times New Roman" w:hAnsi="Arial Nova Cond" w:cs="Times New Roman"/>
                 <w:color w:val="0D0D0D"/>
@@ -6716,16 +8915,6 @@
                 <w:szCs w:val="24"/>
                 <w:lang w:eastAsia="en-ID"/>
               </w:rPr>
-            </w:pPr>
-            <w:r>
-              <w:rPr>
-                <w:rFonts w:ascii="Arial Nova Cond" w:eastAsia="Times New Roman" w:hAnsi="Arial Nova Cond" w:cs="Times New Roman"/>
-                <w:color w:val="0D0D0D"/>
-                <w:sz w:val="24"/>
-                <w:szCs w:val="24"/>
-                <w:lang w:eastAsia="en-ID"/>
-              </w:rPr>
-              <w:lastRenderedPageBreak/>
               <w:t>{nama_saksi}</w:t>
             </w:r>
           </w:p>
@@ -6877,7 +9066,27 @@
                 <w:szCs w:val="24"/>
                 <w:lang w:eastAsia="en-ID"/>
               </w:rPr>
-              <w:t xml:space="preserve">Tanda tangan </w:t>
+              <w:t xml:space="preserve">Tanda </w:t>
+            </w:r>
+            <w:r>
+              <w:rPr>
+                <w:rFonts w:ascii="Arial Nova Cond" w:eastAsia="Times New Roman" w:hAnsi="Arial Nova Cond" w:cs="Times New Roman"/>
+                <w:color w:val="0D0D0D"/>
+                <w:sz w:val="24"/>
+                <w:szCs w:val="24"/>
+                <w:lang w:eastAsia="en-ID"/>
+              </w:rPr>
+              <w:t>tangan</w:t>
+            </w:r>
+            <w:r>
+              <w:rPr>
+                <w:rFonts w:ascii="Arial Nova Cond" w:eastAsia="Times New Roman" w:hAnsi="Arial Nova Cond" w:cs="Times New Roman"/>
+                <w:color w:val="0D0D0D"/>
+                <w:sz w:val="24"/>
+                <w:szCs w:val="24"/>
+                <w:lang w:eastAsia="en-ID"/>
+              </w:rPr>
+              <w:t xml:space="preserve"> </w:t>
             </w:r>
           </w:p>
         </w:tc>
@@ -7073,7 +9282,31 @@
                               <w:sz w:val="20"/>
                               <w:szCs w:val="20"/>
                             </w:rPr>
-                            <w:t xml:space="preserve">Paraf Tim Pengawas </w:t>
+                            <w:t>Paraf</w:t>
+                          </w:r>
+                          <w:r>
+                            <w:rPr>
+                              <w:rFonts w:ascii="Arial Nova Cond" w:hAnsi="Arial Nova Cond"/>
+                              <w:sz w:val="20"/>
+                              <w:szCs w:val="20"/>
+                            </w:rPr>
+                            <w:t xml:space="preserve"> Tim </w:t>
+                          </w:r>
+                          <w:r>
+                            <w:rPr>
+                              <w:rFonts w:ascii="Arial Nova Cond" w:hAnsi="Arial Nova Cond"/>
+                              <w:sz w:val="20"/>
+                              <w:szCs w:val="20"/>
+                            </w:rPr>
+                            <w:t>Pengawas</w:t>
+                          </w:r>
+                          <w:r>
+                            <w:rPr>
+                              <w:rFonts w:ascii="Arial Nova Cond" w:hAnsi="Arial Nova Cond"/>
+                              <w:sz w:val="20"/>
+                              <w:szCs w:val="20"/>
+                            </w:rPr>
+                            <w:t xml:space="preserve"> </w:t>
                           </w:r>
                           <w:r>
                             <w:rPr>
@@ -7239,7 +9472,47 @@
                               <w:sz w:val="20"/>
                               <w:szCs w:val="20"/>
                             </w:rPr>
-                            <w:t xml:space="preserve">Paraf Pihak Usaha/ Kegiatan </w:t>
+                            <w:t>Paraf</w:t>
+                          </w:r>
+                          <w:r>
+                            <w:rPr>
+                              <w:rFonts w:ascii="Arial Nova Cond" w:hAnsi="Arial Nova Cond" w:cs="Arial"/>
+                              <w:sz w:val="20"/>
+                              <w:szCs w:val="20"/>
+                            </w:rPr>
+                            <w:t xml:space="preserve"> </w:t>
+                          </w:r>
+                          <w:r>
+                            <w:rPr>
+                              <w:rFonts w:ascii="Arial Nova Cond" w:hAnsi="Arial Nova Cond" w:cs="Arial"/>
+                              <w:sz w:val="20"/>
+                              <w:szCs w:val="20"/>
+                            </w:rPr>
+                            <w:t>Pihak</w:t>
+                          </w:r>
+                          <w:r>
+                            <w:rPr>
+                              <w:rFonts w:ascii="Arial Nova Cond" w:hAnsi="Arial Nova Cond" w:cs="Arial"/>
+                              <w:sz w:val="20"/>
+                              <w:szCs w:val="20"/>
+                            </w:rPr>
+                            <w:t xml:space="preserve"> Usaha/ </w:t>
+                          </w:r>
+                          <w:r>
+                            <w:rPr>
+                              <w:rFonts w:ascii="Arial Nova Cond" w:hAnsi="Arial Nova Cond" w:cs="Arial"/>
+                              <w:sz w:val="20"/>
+                              <w:szCs w:val="20"/>
+                            </w:rPr>
+                            <w:t>Kegiatan</w:t>
+                          </w:r>
+                          <w:r>
+                            <w:rPr>
+                              <w:rFonts w:ascii="Arial Nova Cond" w:hAnsi="Arial Nova Cond" w:cs="Arial"/>
+                              <w:sz w:val="20"/>
+                              <w:szCs w:val="20"/>
+                            </w:rPr>
+                            <w:t xml:space="preserve"> </w:t>
                           </w:r>
                           <w:r>
                             <w:rPr>

--- a/public/templates-bap/bap-fasyankes.docx
+++ b/public/templates-bap/bap-fasyankes.docx
@@ -43,7 +43,7 @@
                 <w:lang w:val="en-US"/>
               </w:rPr>
               <w:drawing>
-                <wp:anchor distT="0" distB="0" distL="114300" distR="114300" simplePos="0" relativeHeight="251658752" behindDoc="0" locked="0" layoutInCell="1" allowOverlap="1" wp14:anchorId="069080DA" wp14:editId="3A31AD63">
+                <wp:anchor distT="0" distB="0" distL="114300" distR="114300" simplePos="0" relativeHeight="251658752" behindDoc="0" locked="0" layoutInCell="1" allowOverlap="1" wp14:anchorId="069080DA" wp14:editId="5A097F3A">
                   <wp:simplePos x="0" y="0"/>
                   <wp:positionH relativeFrom="column">
                     <wp:posOffset>68580</wp:posOffset>
@@ -164,107 +164,23 @@
                 <w:rFonts w:ascii="Arial" w:hAnsi="Arial" w:cs="Arial"/>
                 <w:lang w:val="en-US"/>
               </w:rPr>
-              <w:t xml:space="preserve">Jl. </w:t>
-            </w:r>
-            <w:r>
+              <w:t>Jl. Ronggowarsito No.18b, Sragen Wetan, Sragen, Jawa Tengah</w:t>
+            </w:r>
+          </w:p>
+          <w:p>
+            <w:pPr>
+              <w:jc w:val="center"/>
               <w:rPr>
                 <w:rFonts w:ascii="Arial" w:hAnsi="Arial" w:cs="Arial"/>
                 <w:lang w:val="en-US"/>
               </w:rPr>
-              <w:t>Ronggowarsito</w:t>
-            </w:r>
+            </w:pPr>
             <w:r>
               <w:rPr>
                 <w:rFonts w:ascii="Arial" w:hAnsi="Arial" w:cs="Arial"/>
                 <w:lang w:val="en-US"/>
               </w:rPr>
-              <w:t xml:space="preserve"> No.18b, </w:t>
-            </w:r>
-            <w:r>
-              <w:rPr>
-                <w:rFonts w:ascii="Arial" w:hAnsi="Arial" w:cs="Arial"/>
-                <w:lang w:val="en-US"/>
-              </w:rPr>
-              <w:t>Sragen</w:t>
-            </w:r>
-            <w:r>
-              <w:rPr>
-                <w:rFonts w:ascii="Arial" w:hAnsi="Arial" w:cs="Arial"/>
-                <w:lang w:val="en-US"/>
-              </w:rPr>
-              <w:t xml:space="preserve"> </w:t>
-            </w:r>
-            <w:r>
-              <w:rPr>
-                <w:rFonts w:ascii="Arial" w:hAnsi="Arial" w:cs="Arial"/>
-                <w:lang w:val="en-US"/>
-              </w:rPr>
-              <w:t>Wetan</w:t>
-            </w:r>
-            <w:r>
-              <w:rPr>
-                <w:rFonts w:ascii="Arial" w:hAnsi="Arial" w:cs="Arial"/>
-                <w:lang w:val="en-US"/>
-              </w:rPr>
-              <w:t xml:space="preserve">, </w:t>
-            </w:r>
-            <w:r>
-              <w:rPr>
-                <w:rFonts w:ascii="Arial" w:hAnsi="Arial" w:cs="Arial"/>
-                <w:lang w:val="en-US"/>
-              </w:rPr>
-              <w:t>Sragen</w:t>
-            </w:r>
-            <w:r>
-              <w:rPr>
-                <w:rFonts w:ascii="Arial" w:hAnsi="Arial" w:cs="Arial"/>
-                <w:lang w:val="en-US"/>
-              </w:rPr>
-              <w:t xml:space="preserve">, </w:t>
-            </w:r>
-            <w:r>
-              <w:rPr>
-                <w:rFonts w:ascii="Arial" w:hAnsi="Arial" w:cs="Arial"/>
-                <w:lang w:val="en-US"/>
-              </w:rPr>
-              <w:t>Jawa</w:t>
-            </w:r>
-            <w:r>
-              <w:rPr>
-                <w:rFonts w:ascii="Arial" w:hAnsi="Arial" w:cs="Arial"/>
-                <w:lang w:val="en-US"/>
-              </w:rPr>
-              <w:t xml:space="preserve"> Tengah</w:t>
-            </w:r>
-          </w:p>
-          <w:p>
-            <w:pPr>
-              <w:jc w:val="center"/>
-              <w:rPr>
-                <w:rFonts w:ascii="Arial" w:hAnsi="Arial" w:cs="Arial"/>
-                <w:lang w:val="en-US"/>
-              </w:rPr>
-            </w:pPr>
-            <w:r>
-              <w:rPr>
-                <w:rFonts w:ascii="Arial" w:hAnsi="Arial" w:cs="Arial"/>
-                <w:lang w:val="en-US"/>
-              </w:rPr>
-              <w:t xml:space="preserve">Telp. (0271) </w:t>
-            </w:r>
-            <w:r>
-              <w:rPr>
-                <w:rFonts w:ascii="Arial" w:hAnsi="Arial" w:cs="Arial"/>
-                <w:lang w:val="en-US"/>
-              </w:rPr>
-              <w:t>891136  Email</w:t>
-            </w:r>
-            <w:r>
-              <w:rPr>
-                <w:rFonts w:ascii="Arial" w:hAnsi="Arial" w:cs="Arial"/>
-                <w:lang w:val="en-US"/>
-              </w:rPr>
-              <w:t xml:space="preserve"> : dlhsragenkab@gmail.com</w:t>
+              <w:t>Telp. (0271) 891136  Email : dlhsragenkab@gmail.com</w:t>
             </w:r>
           </w:p>
           <w:p>
@@ -356,15 +272,7 @@
           <w:sz w:val="24"/>
           <w:szCs w:val="24"/>
         </w:rPr>
-        <w:t>Nomor</w:t>
-      </w:r>
-      <w:r>
-        <w:rPr>
-          <w:rFonts w:ascii="Arial Nova Cond" w:hAnsi="Arial Nova Cond"/>
-          <w:sz w:val="24"/>
-          <w:szCs w:val="24"/>
-        </w:rPr>
-        <w:t>: 600.4/         /BAP/17/</w:t>
+        <w:t>Nomor: 600.4/         /BAP/17/</w:t>
       </w:r>
       <w:r>
         <w:rPr>
@@ -401,71 +309,7 @@
           <w:sz w:val="24"/>
           <w:szCs w:val="24"/>
         </w:rPr>
-        <w:t xml:space="preserve">Pada </w:t>
-      </w:r>
-      <w:r>
-        <w:rPr>
-          <w:rFonts w:ascii="Arial Nova Cond" w:hAnsi="Arial Nova Cond"/>
-          <w:sz w:val="24"/>
-          <w:szCs w:val="24"/>
-        </w:rPr>
-        <w:t>hari</w:t>
-      </w:r>
-      <w:r>
-        <w:rPr>
-          <w:rFonts w:ascii="Arial Nova Cond" w:hAnsi="Arial Nova Cond"/>
-          <w:sz w:val="24"/>
-          <w:szCs w:val="24"/>
-        </w:rPr>
-        <w:t xml:space="preserve"> </w:t>
-      </w:r>
-      <w:r>
-        <w:rPr>
-          <w:rFonts w:ascii="Arial Nova Cond" w:hAnsi="Arial Nova Cond"/>
-          <w:sz w:val="24"/>
-          <w:szCs w:val="24"/>
-        </w:rPr>
-        <w:t>ini</w:t>
-      </w:r>
-      <w:r>
-        <w:rPr>
-          <w:rFonts w:ascii="Arial Nova Cond" w:hAnsi="Arial Nova Cond"/>
-          <w:sz w:val="24"/>
-          <w:szCs w:val="24"/>
-        </w:rPr>
-        <w:t xml:space="preserve"> {hari_ini_nama}, </w:t>
-      </w:r>
-      <w:r>
-        <w:rPr>
-          <w:rFonts w:ascii="Arial Nova Cond" w:hAnsi="Arial Nova Cond"/>
-          <w:sz w:val="24"/>
-          <w:szCs w:val="24"/>
-        </w:rPr>
-        <w:t>tanggal</w:t>
-      </w:r>
-      <w:r>
-        <w:rPr>
-          <w:rFonts w:ascii="Arial Nova Cond" w:hAnsi="Arial Nova Cond"/>
-          <w:sz w:val="24"/>
-          <w:szCs w:val="24"/>
-        </w:rPr>
-        <w:t xml:space="preserve"> {hari_ini_tanggal_terbilang} </w:t>
-      </w:r>
-      <w:r>
-        <w:rPr>
-          <w:rFonts w:ascii="Arial Nova Cond" w:hAnsi="Arial Nova Cond"/>
-          <w:sz w:val="24"/>
-          <w:szCs w:val="24"/>
-        </w:rPr>
-        <w:t>bulan</w:t>
-      </w:r>
-      <w:r>
-        <w:rPr>
-          <w:rFonts w:ascii="Arial Nova Cond" w:hAnsi="Arial Nova Cond"/>
-          <w:sz w:val="24"/>
-          <w:szCs w:val="24"/>
-        </w:rPr>
-        <w:t xml:space="preserve"> {hari_ini_bulan}</w:t>
+        <w:t>Pada hari ini {hari_ini_nama}, tanggal {hari_ini_tanggal_terbilang} bulan {hari_ini_bulan}</w:t>
       </w:r>
       <w:r>
         <w:rPr>
@@ -483,15 +327,7 @@
           <w:sz w:val="24"/>
           <w:szCs w:val="24"/>
         </w:rPr>
-        <w:t>tahun</w:t>
-      </w:r>
-      <w:r>
-        <w:rPr>
-          <w:rFonts w:ascii="Arial Nova Cond" w:hAnsi="Arial Nova Cond"/>
-          <w:sz w:val="24"/>
-          <w:szCs w:val="24"/>
-        </w:rPr>
-        <w:t xml:space="preserve"> {hari_ini_tahun_terbilang}</w:t>
+        <w:t>tahun {hari_ini_tahun_terbilang}</w:t>
       </w:r>
       <w:r>
         <w:rPr>
@@ -509,223 +345,7 @@
           <w:sz w:val="24"/>
           <w:szCs w:val="24"/>
         </w:rPr>
-        <w:t>pukul</w:t>
-      </w:r>
-      <w:r>
-        <w:rPr>
-          <w:rFonts w:ascii="Arial Nova Cond" w:hAnsi="Arial Nova Cond"/>
-          <w:sz w:val="24"/>
-          <w:szCs w:val="24"/>
-        </w:rPr>
-        <w:t xml:space="preserve"> {waktu_pengawasan} WIB, di </w:t>
-      </w:r>
-      <w:r>
-        <w:rPr>
-          <w:rFonts w:ascii="Arial Nova Cond" w:hAnsi="Arial Nova Cond"/>
-          <w:sz w:val="24"/>
-          <w:szCs w:val="24"/>
-        </w:rPr>
-        <w:t>lokasi</w:t>
-      </w:r>
-      <w:r>
-        <w:rPr>
-          <w:rFonts w:ascii="Arial Nova Cond" w:hAnsi="Arial Nova Cond"/>
-          <w:sz w:val="24"/>
-          <w:szCs w:val="24"/>
-        </w:rPr>
-        <w:t xml:space="preserve"> {nama_badan_usaha_kegiatan}, {alamat_lokasi}, </w:t>
-      </w:r>
-      <w:r>
-        <w:rPr>
-          <w:rFonts w:ascii="Arial Nova Cond" w:hAnsi="Arial Nova Cond"/>
-          <w:sz w:val="24"/>
-          <w:szCs w:val="24"/>
-        </w:rPr>
-        <w:t>telah</w:t>
-      </w:r>
-      <w:r>
-        <w:rPr>
-          <w:rFonts w:ascii="Arial Nova Cond" w:hAnsi="Arial Nova Cond"/>
-          <w:sz w:val="24"/>
-          <w:szCs w:val="24"/>
-        </w:rPr>
-        <w:t xml:space="preserve"> </w:t>
-      </w:r>
-      <w:r>
-        <w:rPr>
-          <w:rFonts w:ascii="Arial Nova Cond" w:hAnsi="Arial Nova Cond"/>
-          <w:sz w:val="24"/>
-          <w:szCs w:val="24"/>
-        </w:rPr>
-        <w:t>dilakukan</w:t>
-      </w:r>
-      <w:r>
-        <w:rPr>
-          <w:rFonts w:ascii="Arial Nova Cond" w:hAnsi="Arial Nova Cond"/>
-          <w:sz w:val="24"/>
-          <w:szCs w:val="24"/>
-        </w:rPr>
-        <w:t xml:space="preserve"> </w:t>
-      </w:r>
-      <w:r>
-        <w:rPr>
-          <w:rFonts w:ascii="Arial Nova Cond" w:hAnsi="Arial Nova Cond"/>
-          <w:sz w:val="24"/>
-          <w:szCs w:val="24"/>
-        </w:rPr>
-        <w:t>penandatanganan</w:t>
-      </w:r>
-      <w:r>
-        <w:rPr>
-          <w:rFonts w:ascii="Arial Nova Cond" w:hAnsi="Arial Nova Cond"/>
-          <w:sz w:val="24"/>
-          <w:szCs w:val="24"/>
-        </w:rPr>
-        <w:t xml:space="preserve"> </w:t>
-      </w:r>
-      <w:r>
-        <w:rPr>
-          <w:rFonts w:ascii="Arial Nova Cond" w:hAnsi="Arial Nova Cond"/>
-          <w:sz w:val="24"/>
-          <w:szCs w:val="24"/>
-        </w:rPr>
-        <w:t>berita</w:t>
-      </w:r>
-      <w:r>
-        <w:rPr>
-          <w:rFonts w:ascii="Arial Nova Cond" w:hAnsi="Arial Nova Cond"/>
-          <w:sz w:val="24"/>
-          <w:szCs w:val="24"/>
-        </w:rPr>
-        <w:t xml:space="preserve"> acara </w:t>
-      </w:r>
-      <w:r>
-        <w:rPr>
-          <w:rFonts w:ascii="Arial Nova Cond" w:hAnsi="Arial Nova Cond"/>
-          <w:sz w:val="24"/>
-          <w:szCs w:val="24"/>
-        </w:rPr>
-        <w:t>pengawasan</w:t>
-      </w:r>
-      <w:r>
-        <w:rPr>
-          <w:rFonts w:ascii="Arial Nova Cond" w:hAnsi="Arial Nova Cond"/>
-          <w:sz w:val="24"/>
-          <w:szCs w:val="24"/>
-        </w:rPr>
-        <w:t xml:space="preserve"> </w:t>
-      </w:r>
-      <w:r>
-        <w:rPr>
-          <w:rFonts w:ascii="Arial Nova Cond" w:hAnsi="Arial Nova Cond"/>
-          <w:sz w:val="24"/>
-          <w:szCs w:val="24"/>
-        </w:rPr>
-        <w:t>lingkungan</w:t>
-      </w:r>
-      <w:r>
-        <w:rPr>
-          <w:rFonts w:ascii="Arial Nova Cond" w:hAnsi="Arial Nova Cond"/>
-          <w:sz w:val="24"/>
-          <w:szCs w:val="24"/>
-        </w:rPr>
-        <w:t xml:space="preserve"> </w:t>
-      </w:r>
-      <w:r>
-        <w:rPr>
-          <w:rFonts w:ascii="Arial Nova Cond" w:hAnsi="Arial Nova Cond"/>
-          <w:sz w:val="24"/>
-          <w:szCs w:val="24"/>
-        </w:rPr>
-        <w:t>hidup</w:t>
-      </w:r>
-      <w:r>
-        <w:rPr>
-          <w:rFonts w:ascii="Arial Nova Cond" w:hAnsi="Arial Nova Cond"/>
-          <w:sz w:val="24"/>
-          <w:szCs w:val="24"/>
-        </w:rPr>
-        <w:t xml:space="preserve"> </w:t>
-      </w:r>
-      <w:r>
-        <w:rPr>
-          <w:rFonts w:ascii="Arial Nova Cond" w:hAnsi="Arial Nova Cond"/>
-          <w:sz w:val="24"/>
-          <w:szCs w:val="24"/>
-        </w:rPr>
-        <w:t>terhadap</w:t>
-      </w:r>
-      <w:r>
-        <w:rPr>
-          <w:rFonts w:ascii="Arial Nova Cond" w:hAnsi="Arial Nova Cond"/>
-          <w:sz w:val="24"/>
-          <w:szCs w:val="24"/>
-        </w:rPr>
-        <w:t xml:space="preserve"> {nama_badan_usaha_kegiatan} </w:t>
-      </w:r>
-      <w:r>
-        <w:rPr>
-          <w:rFonts w:ascii="Arial Nova Cond" w:hAnsi="Arial Nova Cond"/>
-          <w:sz w:val="24"/>
-          <w:szCs w:val="24"/>
-        </w:rPr>
-        <w:t>dengan</w:t>
-      </w:r>
-      <w:r>
-        <w:rPr>
-          <w:rFonts w:ascii="Arial Nova Cond" w:hAnsi="Arial Nova Cond"/>
-          <w:sz w:val="24"/>
-          <w:szCs w:val="24"/>
-        </w:rPr>
-        <w:t xml:space="preserve"> </w:t>
-      </w:r>
-      <w:r>
-        <w:rPr>
-          <w:rFonts w:ascii="Arial Nova Cond" w:hAnsi="Arial Nova Cond"/>
-          <w:sz w:val="24"/>
-          <w:szCs w:val="24"/>
-        </w:rPr>
-        <w:t>hasil</w:t>
-      </w:r>
-      <w:r>
-        <w:rPr>
-          <w:rFonts w:ascii="Arial Nova Cond" w:hAnsi="Arial Nova Cond"/>
-          <w:sz w:val="24"/>
-          <w:szCs w:val="24"/>
-        </w:rPr>
-        <w:t xml:space="preserve"> </w:t>
-      </w:r>
-      <w:r>
-        <w:rPr>
-          <w:rFonts w:ascii="Arial Nova Cond" w:hAnsi="Arial Nova Cond"/>
-          <w:sz w:val="24"/>
-          <w:szCs w:val="24"/>
-        </w:rPr>
-        <w:t>sebagai</w:t>
-      </w:r>
-      <w:r>
-        <w:rPr>
-          <w:rFonts w:ascii="Arial Nova Cond" w:hAnsi="Arial Nova Cond"/>
-          <w:sz w:val="24"/>
-          <w:szCs w:val="24"/>
-        </w:rPr>
-        <w:t xml:space="preserve"> </w:t>
-      </w:r>
-      <w:r>
-        <w:rPr>
-          <w:rFonts w:ascii="Arial Nova Cond" w:hAnsi="Arial Nova Cond"/>
-          <w:sz w:val="24"/>
-          <w:szCs w:val="24"/>
-        </w:rPr>
-        <w:t>berikut</w:t>
-      </w:r>
-      <w:r>
-        <w:rPr>
-          <w:rFonts w:ascii="Arial Nova Cond" w:hAnsi="Arial Nova Cond"/>
-          <w:sz w:val="24"/>
-          <w:szCs w:val="24"/>
-        </w:rPr>
-        <w:t>:</w:t>
+        <w:t>pukul {waktu_pengawasan} WIB, di lokasi {nama_badan_usaha_kegiatan}, {alamat_lokasi}, telah dilakukan penandatanganan berita acara pengawasan lingkungan hidup terhadap {nama_badan_usaha_kegiatan} dengan hasil sebagai berikut:</w:t>
       </w:r>
     </w:p>
     <w:p>
@@ -755,23 +375,7 @@
           <w:sz w:val="24"/>
           <w:szCs w:val="24"/>
         </w:rPr>
-        <w:t xml:space="preserve">A. </w:t>
-      </w:r>
-      <w:r>
-        <w:rPr>
-          <w:rFonts w:ascii="Arial Nova Cond" w:hAnsi="Arial Nova Cond"/>
-          <w:sz w:val="24"/>
-          <w:szCs w:val="24"/>
-        </w:rPr>
-        <w:t>Identitas</w:t>
-      </w:r>
-      <w:r>
-        <w:rPr>
-          <w:rFonts w:ascii="Arial Nova Cond" w:hAnsi="Arial Nova Cond"/>
-          <w:sz w:val="24"/>
-          <w:szCs w:val="24"/>
-        </w:rPr>
-        <w:t xml:space="preserve"> </w:t>
+        <w:t xml:space="preserve">A. Identitas </w:t>
       </w:r>
       <w:r>
         <w:rPr>
@@ -787,47 +391,7 @@
           <w:sz w:val="24"/>
           <w:szCs w:val="24"/>
         </w:rPr>
-        <w:t xml:space="preserve"> </w:t>
-      </w:r>
-      <w:r>
-        <w:rPr>
-          <w:rFonts w:ascii="Arial Nova Cond" w:hAnsi="Arial Nova Cond"/>
-          <w:sz w:val="24"/>
-          <w:szCs w:val="24"/>
-        </w:rPr>
-        <w:t>Pengawas</w:t>
-      </w:r>
-      <w:r>
-        <w:rPr>
-          <w:rFonts w:ascii="Arial Nova Cond" w:hAnsi="Arial Nova Cond"/>
-          <w:sz w:val="24"/>
-          <w:szCs w:val="24"/>
-        </w:rPr>
-        <w:t xml:space="preserve"> </w:t>
-      </w:r>
-      <w:r>
-        <w:rPr>
-          <w:rFonts w:ascii="Arial Nova Cond" w:hAnsi="Arial Nova Cond"/>
-          <w:sz w:val="24"/>
-          <w:szCs w:val="24"/>
-        </w:rPr>
-        <w:t>Lingkungan</w:t>
-      </w:r>
-      <w:r>
-        <w:rPr>
-          <w:rFonts w:ascii="Arial Nova Cond" w:hAnsi="Arial Nova Cond"/>
-          <w:sz w:val="24"/>
-          <w:szCs w:val="24"/>
-        </w:rPr>
-        <w:t xml:space="preserve"> </w:t>
-      </w:r>
-      <w:r>
-        <w:rPr>
-          <w:rFonts w:ascii="Arial Nova Cond" w:hAnsi="Arial Nova Cond"/>
-          <w:sz w:val="24"/>
-          <w:szCs w:val="24"/>
-        </w:rPr>
-        <w:t>Hidup</w:t>
+        <w:t xml:space="preserve"> Pengawas Lingkungan Hidup</w:t>
       </w:r>
       <w:r>
         <w:rPr>
@@ -951,15 +515,7 @@
                 <w:sz w:val="24"/>
                 <w:szCs w:val="24"/>
               </w:rPr>
-              <w:t>Instansi</w:t>
-            </w:r>
-            <w:r>
-              <w:rPr>
-                <w:rFonts w:ascii="Arial Nova Cond" w:hAnsi="Arial Nova Cond"/>
-                <w:sz w:val="24"/>
-                <w:szCs w:val="24"/>
-              </w:rPr>
-              <w:t xml:space="preserve"> </w:t>
+              <w:t xml:space="preserve">Instansi </w:t>
             </w:r>
           </w:p>
         </w:tc>
@@ -1149,63 +705,7 @@
                 <w:sz w:val="24"/>
                 <w:szCs w:val="24"/>
               </w:rPr>
-              <w:t xml:space="preserve">Dinas </w:t>
-            </w:r>
-            <w:r>
-              <w:rPr>
-                <w:rFonts w:ascii="Arial Nova Cond" w:hAnsi="Arial Nova Cond"/>
-                <w:sz w:val="24"/>
-                <w:szCs w:val="24"/>
-              </w:rPr>
-              <w:t>Lingkungan</w:t>
-            </w:r>
-            <w:r>
-              <w:rPr>
-                <w:rFonts w:ascii="Arial Nova Cond" w:hAnsi="Arial Nova Cond"/>
-                <w:sz w:val="24"/>
-                <w:szCs w:val="24"/>
-              </w:rPr>
-              <w:t xml:space="preserve"> </w:t>
-            </w:r>
-            <w:r>
-              <w:rPr>
-                <w:rFonts w:ascii="Arial Nova Cond" w:hAnsi="Arial Nova Cond"/>
-                <w:sz w:val="24"/>
-                <w:szCs w:val="24"/>
-              </w:rPr>
-              <w:t>Hidup</w:t>
-            </w:r>
-            <w:r>
-              <w:rPr>
-                <w:rFonts w:ascii="Arial Nova Cond" w:hAnsi="Arial Nova Cond"/>
-                <w:sz w:val="24"/>
-                <w:szCs w:val="24"/>
-              </w:rPr>
-              <w:t xml:space="preserve"> </w:t>
-            </w:r>
-            <w:r>
-              <w:rPr>
-                <w:rFonts w:ascii="Arial Nova Cond" w:hAnsi="Arial Nova Cond"/>
-                <w:sz w:val="24"/>
-                <w:szCs w:val="24"/>
-              </w:rPr>
-              <w:t>Kabupaten</w:t>
-            </w:r>
-            <w:r>
-              <w:rPr>
-                <w:rFonts w:ascii="Arial Nova Cond" w:hAnsi="Arial Nova Cond"/>
-                <w:sz w:val="24"/>
-                <w:szCs w:val="24"/>
-              </w:rPr>
-              <w:t xml:space="preserve"> </w:t>
-            </w:r>
-            <w:r>
-              <w:rPr>
-                <w:rFonts w:ascii="Arial Nova Cond" w:hAnsi="Arial Nova Cond"/>
-                <w:sz w:val="24"/>
-                <w:szCs w:val="24"/>
-              </w:rPr>
-              <w:t>Sragen</w:t>
+              <w:t>Dinas Lingkungan Hidup Kabupaten Sragen</w:t>
             </w:r>
           </w:p>
           <w:p>
@@ -1549,23 +1049,7 @@
                 <w:sz w:val="24"/>
                 <w:szCs w:val="24"/>
               </w:rPr>
-              <w:t>Tahun</w:t>
-            </w:r>
-            <w:r>
-              <w:rPr>
-                <w:rFonts w:ascii="Arial Nova Cond" w:hAnsi="Arial Nova Cond"/>
-                <w:sz w:val="24"/>
-                <w:szCs w:val="24"/>
-              </w:rPr>
-              <w:t xml:space="preserve"> </w:t>
-            </w:r>
-            <w:r>
-              <w:rPr>
-                <w:rFonts w:ascii="Arial Nova Cond" w:hAnsi="Arial Nova Cond"/>
-                <w:sz w:val="24"/>
-                <w:szCs w:val="24"/>
-              </w:rPr>
-              <w:t>beroperasi</w:t>
+              <w:t>Tahun beroperasi</w:t>
             </w:r>
           </w:p>
         </w:tc>
@@ -1659,15 +1143,7 @@
                 <w:sz w:val="24"/>
                 <w:szCs w:val="24"/>
               </w:rPr>
-              <w:t xml:space="preserve">Status </w:t>
-            </w:r>
-            <w:r>
-              <w:rPr>
-                <w:rFonts w:ascii="Arial Nova Cond" w:hAnsi="Arial Nova Cond"/>
-                <w:sz w:val="24"/>
-                <w:szCs w:val="24"/>
-              </w:rPr>
-              <w:t>permodalan</w:t>
+              <w:t>Status permodalan</w:t>
             </w:r>
           </w:p>
         </w:tc>
@@ -1761,63 +1237,7 @@
                 <w:sz w:val="24"/>
                 <w:szCs w:val="24"/>
               </w:rPr>
-              <w:t xml:space="preserve">Nama </w:t>
-            </w:r>
-            <w:r>
-              <w:rPr>
-                <w:rFonts w:ascii="Arial Nova Cond" w:hAnsi="Arial Nova Cond"/>
-                <w:sz w:val="24"/>
-                <w:szCs w:val="24"/>
-              </w:rPr>
-              <w:t>penanggung</w:t>
-            </w:r>
-            <w:r>
-              <w:rPr>
-                <w:rFonts w:ascii="Arial Nova Cond" w:hAnsi="Arial Nova Cond"/>
-                <w:sz w:val="24"/>
-                <w:szCs w:val="24"/>
-              </w:rPr>
-              <w:t xml:space="preserve"> </w:t>
-            </w:r>
-            <w:r>
-              <w:rPr>
-                <w:rFonts w:ascii="Arial Nova Cond" w:hAnsi="Arial Nova Cond"/>
-                <w:sz w:val="24"/>
-                <w:szCs w:val="24"/>
-              </w:rPr>
-              <w:t>jawab</w:t>
-            </w:r>
-            <w:r>
-              <w:rPr>
-                <w:rFonts w:ascii="Arial Nova Cond" w:hAnsi="Arial Nova Cond"/>
-                <w:sz w:val="24"/>
-                <w:szCs w:val="24"/>
-              </w:rPr>
-              <w:t xml:space="preserve"> Usaha dan/</w:t>
-            </w:r>
-            <w:r>
-              <w:rPr>
-                <w:rFonts w:ascii="Arial Nova Cond" w:hAnsi="Arial Nova Cond"/>
-                <w:sz w:val="24"/>
-                <w:szCs w:val="24"/>
-              </w:rPr>
-              <w:t>atau</w:t>
-            </w:r>
-            <w:r>
-              <w:rPr>
-                <w:rFonts w:ascii="Arial Nova Cond" w:hAnsi="Arial Nova Cond"/>
-                <w:sz w:val="24"/>
-                <w:szCs w:val="24"/>
-              </w:rPr>
-              <w:t xml:space="preserve"> </w:t>
-            </w:r>
-            <w:r>
-              <w:rPr>
-                <w:rFonts w:ascii="Arial Nova Cond" w:hAnsi="Arial Nova Cond"/>
-                <w:sz w:val="24"/>
-                <w:szCs w:val="24"/>
-              </w:rPr>
-              <w:t>Kegiatan</w:t>
+              <w:t>Nama penanggung jawab Usaha dan/atau Kegiatan</w:t>
             </w:r>
           </w:p>
         </w:tc>
@@ -1911,71 +1331,7 @@
                 <w:sz w:val="24"/>
                 <w:szCs w:val="24"/>
               </w:rPr>
-              <w:t>Jabatan</w:t>
-            </w:r>
-            <w:r>
-              <w:rPr>
-                <w:rFonts w:ascii="Arial Nova Cond" w:hAnsi="Arial Nova Cond"/>
-                <w:sz w:val="24"/>
-                <w:szCs w:val="24"/>
-              </w:rPr>
-              <w:t xml:space="preserve"> </w:t>
-            </w:r>
-            <w:r>
-              <w:rPr>
-                <w:rFonts w:ascii="Arial Nova Cond" w:hAnsi="Arial Nova Cond"/>
-                <w:sz w:val="24"/>
-                <w:szCs w:val="24"/>
-              </w:rPr>
-              <w:t>penanggung</w:t>
-            </w:r>
-            <w:r>
-              <w:rPr>
-                <w:rFonts w:ascii="Arial Nova Cond" w:hAnsi="Arial Nova Cond"/>
-                <w:sz w:val="24"/>
-                <w:szCs w:val="24"/>
-              </w:rPr>
-              <w:t xml:space="preserve"> </w:t>
-            </w:r>
-            <w:r>
-              <w:rPr>
-                <w:rFonts w:ascii="Arial Nova Cond" w:hAnsi="Arial Nova Cond"/>
-                <w:sz w:val="24"/>
-                <w:szCs w:val="24"/>
-              </w:rPr>
-              <w:t>jawab</w:t>
-            </w:r>
-            <w:r>
-              <w:rPr>
-                <w:rFonts w:ascii="Arial Nova Cond" w:hAnsi="Arial Nova Cond"/>
-                <w:sz w:val="24"/>
-                <w:szCs w:val="24"/>
-              </w:rPr>
-              <w:t xml:space="preserve"> Usaha dan/</w:t>
-            </w:r>
-            <w:r>
-              <w:rPr>
-                <w:rFonts w:ascii="Arial Nova Cond" w:hAnsi="Arial Nova Cond"/>
-                <w:sz w:val="24"/>
-                <w:szCs w:val="24"/>
-              </w:rPr>
-              <w:t>atau</w:t>
-            </w:r>
-            <w:r>
-              <w:rPr>
-                <w:rFonts w:ascii="Arial Nova Cond" w:hAnsi="Arial Nova Cond"/>
-                <w:sz w:val="24"/>
-                <w:szCs w:val="24"/>
-              </w:rPr>
-              <w:t xml:space="preserve"> </w:t>
-            </w:r>
-            <w:r>
-              <w:rPr>
-                <w:rFonts w:ascii="Arial Nova Cond" w:hAnsi="Arial Nova Cond"/>
-                <w:sz w:val="24"/>
-                <w:szCs w:val="24"/>
-              </w:rPr>
-              <w:t>Kegiatan</w:t>
+              <w:t>Jabatan penanggung jawab Usaha dan/atau Kegiatan</w:t>
             </w:r>
           </w:p>
         </w:tc>
@@ -2165,23 +1521,7 @@
                 <w:sz w:val="24"/>
                 <w:szCs w:val="24"/>
               </w:rPr>
-              <w:t>Nomor</w:t>
-            </w:r>
-            <w:r>
-              <w:rPr>
-                <w:rFonts w:ascii="Arial Nova Cond" w:hAnsi="Arial Nova Cond"/>
-                <w:sz w:val="24"/>
-                <w:szCs w:val="24"/>
-              </w:rPr>
-              <w:t xml:space="preserve"> </w:t>
-            </w:r>
-            <w:r>
-              <w:rPr>
-                <w:rFonts w:ascii="Arial Nova Cond" w:hAnsi="Arial Nova Cond"/>
-                <w:sz w:val="24"/>
-                <w:szCs w:val="24"/>
-              </w:rPr>
-              <w:t>telepon</w:t>
+              <w:t>Nomor telepon</w:t>
             </w:r>
           </w:p>
         </w:tc>
@@ -2279,55 +1619,7 @@
                 <w:sz w:val="24"/>
                 <w:szCs w:val="24"/>
               </w:rPr>
-              <w:t>Koordinat</w:t>
-            </w:r>
-            <w:r>
-              <w:rPr>
-                <w:rFonts w:ascii="Arial Nova Cond" w:hAnsi="Arial Nova Cond"/>
-                <w:sz w:val="24"/>
-                <w:szCs w:val="24"/>
-              </w:rPr>
-              <w:t xml:space="preserve"> </w:t>
-            </w:r>
-            <w:r>
-              <w:rPr>
-                <w:rFonts w:ascii="Arial Nova Cond" w:hAnsi="Arial Nova Cond"/>
-                <w:sz w:val="24"/>
-                <w:szCs w:val="24"/>
-              </w:rPr>
-              <w:t>lokasi</w:t>
-            </w:r>
-            <w:r>
-              <w:rPr>
-                <w:rFonts w:ascii="Arial Nova Cond" w:hAnsi="Arial Nova Cond"/>
-                <w:sz w:val="24"/>
-                <w:szCs w:val="24"/>
-              </w:rPr>
-              <w:t xml:space="preserve"> Usaha dan/</w:t>
-            </w:r>
-            <w:r>
-              <w:rPr>
-                <w:rFonts w:ascii="Arial Nova Cond" w:hAnsi="Arial Nova Cond"/>
-                <w:sz w:val="24"/>
-                <w:szCs w:val="24"/>
-              </w:rPr>
-              <w:t>atau</w:t>
-            </w:r>
-            <w:r>
-              <w:rPr>
-                <w:rFonts w:ascii="Arial Nova Cond" w:hAnsi="Arial Nova Cond"/>
-                <w:sz w:val="24"/>
-                <w:szCs w:val="24"/>
-              </w:rPr>
-              <w:t xml:space="preserve"> </w:t>
-            </w:r>
-            <w:r>
-              <w:rPr>
-                <w:rFonts w:ascii="Arial Nova Cond" w:hAnsi="Arial Nova Cond"/>
-                <w:sz w:val="24"/>
-                <w:szCs w:val="24"/>
-              </w:rPr>
-              <w:t>Kegiatan</w:t>
+              <w:t>Koordinat lokasi Usaha dan/atau Kegiatan</w:t>
             </w:r>
           </w:p>
           <w:p>
@@ -2484,45 +1776,55 @@
                 <w:szCs w:val="24"/>
                 <w:lang w:val="en-US"/>
               </w:rPr>
-              <w:t>Utara :</w:t>
-            </w:r>
-            <w:r>
+              <w:t xml:space="preserve">Utara : </w:t>
+            </w:r>
+            <w:r>
+              <w:rPr>
+                <w:rFonts w:ascii="Arial Nova Cond" w:hAnsi="Arial Nova Cond"/>
+                <w:sz w:val="24"/>
+                <w:szCs w:val="24"/>
+              </w:rPr>
+              <w:t>{batas_utara}</w:t>
+            </w:r>
+          </w:p>
+          <w:p>
+            <w:pPr>
+              <w:jc w:val="both"/>
               <w:rPr>
                 <w:rFonts w:ascii="Arial Nova Cond" w:hAnsi="Arial Nova Cond"/>
                 <w:sz w:val="24"/>
                 <w:szCs w:val="24"/>
                 <w:lang w:val="en-US"/>
               </w:rPr>
-              <w:t xml:space="preserve"> </w:t>
-            </w:r>
-            <w:r>
-              <w:rPr>
-                <w:rFonts w:ascii="Arial Nova Cond" w:hAnsi="Arial Nova Cond"/>
-                <w:sz w:val="24"/>
-                <w:szCs w:val="24"/>
-              </w:rPr>
-              <w:t>{batas_utara}</w:t>
-            </w:r>
-          </w:p>
-          <w:p>
-            <w:pPr>
-              <w:jc w:val="both"/>
+            </w:pPr>
+            <w:r>
               <w:rPr>
                 <w:rFonts w:ascii="Arial Nova Cond" w:hAnsi="Arial Nova Cond"/>
                 <w:sz w:val="24"/>
                 <w:szCs w:val="24"/>
                 <w:lang w:val="en-US"/>
               </w:rPr>
-            </w:pPr>
-            <w:r>
+              <w:t xml:space="preserve">Timur : </w:t>
+            </w:r>
+            <w:r>
+              <w:rPr>
+                <w:rFonts w:ascii="Arial Nova Cond" w:hAnsi="Arial Nova Cond"/>
+                <w:sz w:val="24"/>
+                <w:szCs w:val="24"/>
+              </w:rPr>
+              <w:t>{batas_timur}</w:t>
+            </w:r>
+          </w:p>
+          <w:p>
+            <w:pPr>
+              <w:jc w:val="both"/>
               <w:rPr>
                 <w:rFonts w:ascii="Arial Nova Cond" w:hAnsi="Arial Nova Cond"/>
                 <w:sz w:val="24"/>
                 <w:szCs w:val="24"/>
                 <w:lang w:val="en-US"/>
               </w:rPr>
-              <w:t>Timur :</w:t>
-            </w:r>
+            </w:pPr>
             <w:r>
               <w:rPr>
                 <w:rFonts w:ascii="Arial Nova Cond" w:hAnsi="Arial Nova Cond"/>
@@ -2530,15 +1832,15 @@
                 <w:szCs w:val="24"/>
                 <w:lang w:val="en-US"/>
               </w:rPr>
-              <w:t xml:space="preserve"> </w:t>
-            </w:r>
-            <w:r>
-              <w:rPr>
-                <w:rFonts w:ascii="Arial Nova Cond" w:hAnsi="Arial Nova Cond"/>
-                <w:sz w:val="24"/>
-                <w:szCs w:val="24"/>
-              </w:rPr>
-              <w:t>{batas_timur}</w:t>
+              <w:t xml:space="preserve">Selatan : </w:t>
+            </w:r>
+            <w:r>
+              <w:rPr>
+                <w:rFonts w:ascii="Arial Nova Cond" w:hAnsi="Arial Nova Cond"/>
+                <w:sz w:val="24"/>
+                <w:szCs w:val="24"/>
+              </w:rPr>
+              <w:t>{batas_selatan}</w:t>
             </w:r>
           </w:p>
           <w:p>
@@ -2558,53 +1860,7 @@
                 <w:szCs w:val="24"/>
                 <w:lang w:val="en-US"/>
               </w:rPr>
-              <w:t>Selatan :</w:t>
-            </w:r>
-            <w:r>
-              <w:rPr>
-                <w:rFonts w:ascii="Arial Nova Cond" w:hAnsi="Arial Nova Cond"/>
-                <w:sz w:val="24"/>
-                <w:szCs w:val="24"/>
-                <w:lang w:val="en-US"/>
-              </w:rPr>
-              <w:t xml:space="preserve"> </w:t>
-            </w:r>
-            <w:r>
-              <w:rPr>
-                <w:rFonts w:ascii="Arial Nova Cond" w:hAnsi="Arial Nova Cond"/>
-                <w:sz w:val="24"/>
-                <w:szCs w:val="24"/>
-              </w:rPr>
-              <w:t>{batas_selatan}</w:t>
-            </w:r>
-          </w:p>
-          <w:p>
-            <w:pPr>
-              <w:jc w:val="both"/>
-              <w:rPr>
-                <w:rFonts w:ascii="Arial Nova Cond" w:hAnsi="Arial Nova Cond"/>
-                <w:sz w:val="24"/>
-                <w:szCs w:val="24"/>
-                <w:lang w:val="en-US"/>
-              </w:rPr>
-            </w:pPr>
-            <w:r>
-              <w:rPr>
-                <w:rFonts w:ascii="Arial Nova Cond" w:hAnsi="Arial Nova Cond"/>
-                <w:sz w:val="24"/>
-                <w:szCs w:val="24"/>
-                <w:lang w:val="en-US"/>
-              </w:rPr>
-              <w:t>Barat :</w:t>
-            </w:r>
-            <w:r>
-              <w:rPr>
-                <w:rFonts w:ascii="Arial Nova Cond" w:hAnsi="Arial Nova Cond"/>
-                <w:sz w:val="24"/>
-                <w:szCs w:val="24"/>
-                <w:lang w:val="en-US"/>
-              </w:rPr>
-              <w:t xml:space="preserve"> </w:t>
+              <w:t xml:space="preserve">Barat : </w:t>
             </w:r>
             <w:r>
               <w:rPr>
@@ -2748,7 +2004,7 @@
                 <w:sz w:val="24"/>
                 <w:szCs w:val="24"/>
               </w:rPr>
-              <w:t>{luas_lahan} </w:t>
+              <w:t>{luas_lahan}</w:t>
             </w:r>
             <w:r>
               <w:rPr>
@@ -2977,23 +2233,7 @@
                 <w:sz w:val="24"/>
                 <w:szCs w:val="24"/>
               </w:rPr>
-              <w:t>Dokumen</w:t>
-            </w:r>
-            <w:r>
-              <w:rPr>
-                <w:rFonts w:ascii="Arial Nova Cond" w:hAnsi="Arial Nova Cond"/>
-                <w:sz w:val="24"/>
-                <w:szCs w:val="24"/>
-              </w:rPr>
-              <w:t xml:space="preserve"> yang </w:t>
-            </w:r>
-            <w:r>
-              <w:rPr>
-                <w:rFonts w:ascii="Arial Nova Cond" w:hAnsi="Arial Nova Cond"/>
-                <w:sz w:val="24"/>
-                <w:szCs w:val="24"/>
-              </w:rPr>
-              <w:t>dimiliki</w:t>
+              <w:t>Dokumen yang dimiliki</w:t>
             </w:r>
           </w:p>
         </w:tc>
@@ -3087,23 +2327,7 @@
                 <w:sz w:val="24"/>
                 <w:szCs w:val="24"/>
               </w:rPr>
-              <w:t>Persetujuan</w:t>
-            </w:r>
-            <w:r>
-              <w:rPr>
-                <w:rFonts w:ascii="Arial Nova Cond" w:hAnsi="Arial Nova Cond"/>
-                <w:sz w:val="24"/>
-                <w:szCs w:val="24"/>
-              </w:rPr>
-              <w:t xml:space="preserve"> </w:t>
-            </w:r>
-            <w:r>
-              <w:rPr>
-                <w:rFonts w:ascii="Arial Nova Cond" w:hAnsi="Arial Nova Cond"/>
-                <w:sz w:val="24"/>
-                <w:szCs w:val="24"/>
-              </w:rPr>
-              <w:t>Lingkungan</w:t>
+              <w:t>Persetujuan Lingkungan</w:t>
             </w:r>
           </w:p>
         </w:tc>
@@ -3198,55 +2422,7 @@
                 <w:sz w:val="24"/>
                 <w:szCs w:val="24"/>
               </w:rPr>
-              <w:t>Teknologi</w:t>
-            </w:r>
-            <w:r>
-              <w:rPr>
-                <w:rFonts w:ascii="Arial Nova Cond" w:hAnsi="Arial Nova Cond"/>
-                <w:sz w:val="24"/>
-                <w:szCs w:val="24"/>
-              </w:rPr>
-              <w:t xml:space="preserve"> </w:t>
-            </w:r>
-            <w:r>
-              <w:rPr>
-                <w:rFonts w:ascii="Arial Nova Cond" w:hAnsi="Arial Nova Cond"/>
-                <w:sz w:val="24"/>
-                <w:szCs w:val="24"/>
-              </w:rPr>
-              <w:t>pengelolaan</w:t>
-            </w:r>
-            <w:r>
-              <w:rPr>
-                <w:rFonts w:ascii="Arial Nova Cond" w:hAnsi="Arial Nova Cond"/>
-                <w:sz w:val="24"/>
-                <w:szCs w:val="24"/>
-              </w:rPr>
-              <w:t xml:space="preserve"> </w:t>
-            </w:r>
-            <w:r>
-              <w:rPr>
-                <w:rFonts w:ascii="Arial Nova Cond" w:hAnsi="Arial Nova Cond"/>
-                <w:sz w:val="24"/>
-                <w:szCs w:val="24"/>
-              </w:rPr>
-              <w:t>Pembuangan</w:t>
-            </w:r>
-            <w:r>
-              <w:rPr>
-                <w:rFonts w:ascii="Arial Nova Cond" w:hAnsi="Arial Nova Cond"/>
-                <w:sz w:val="24"/>
-                <w:szCs w:val="24"/>
-              </w:rPr>
-              <w:t xml:space="preserve"> Air </w:t>
-            </w:r>
-            <w:r>
-              <w:rPr>
-                <w:rFonts w:ascii="Arial Nova Cond" w:hAnsi="Arial Nova Cond"/>
-                <w:sz w:val="24"/>
-                <w:szCs w:val="24"/>
-              </w:rPr>
-              <w:t>Limbah</w:t>
+              <w:t>Teknologi pengelolaan Pembuangan Air Limbah</w:t>
             </w:r>
           </w:p>
         </w:tc>
@@ -3341,15 +2517,7 @@
                 <w:sz w:val="24"/>
                 <w:szCs w:val="24"/>
               </w:rPr>
-              <w:t xml:space="preserve">Volume air </w:t>
-            </w:r>
-            <w:r>
-              <w:rPr>
-                <w:rFonts w:ascii="Arial Nova Cond" w:hAnsi="Arial Nova Cond"/>
-                <w:sz w:val="24"/>
-                <w:szCs w:val="24"/>
-              </w:rPr>
-              <w:t>limbah</w:t>
+              <w:t>Volume air limbah</w:t>
             </w:r>
           </w:p>
         </w:tc>
@@ -3443,15 +2611,7 @@
                 <w:sz w:val="24"/>
                 <w:szCs w:val="24"/>
               </w:rPr>
-              <w:t>Pemanfaatan</w:t>
-            </w:r>
-            <w:r>
-              <w:rPr>
-                <w:rFonts w:ascii="Arial Nova Cond" w:hAnsi="Arial Nova Cond"/>
-                <w:sz w:val="24"/>
-                <w:szCs w:val="24"/>
-              </w:rPr>
-              <w:t xml:space="preserve"> Air Tanah</w:t>
+              <w:t>Pemanfaatan Air Tanah</w:t>
             </w:r>
           </w:p>
         </w:tc>
@@ -3545,63 +2705,7 @@
                 <w:sz w:val="24"/>
                 <w:szCs w:val="24"/>
               </w:rPr>
-              <w:t>Jumlah</w:t>
-            </w:r>
-            <w:r>
-              <w:rPr>
-                <w:rFonts w:ascii="Arial Nova Cond" w:hAnsi="Arial Nova Cond"/>
-                <w:sz w:val="24"/>
-                <w:szCs w:val="24"/>
-              </w:rPr>
-              <w:t xml:space="preserve"> </w:t>
-            </w:r>
-            <w:r>
-              <w:rPr>
-                <w:rFonts w:ascii="Arial Nova Cond" w:hAnsi="Arial Nova Cond"/>
-                <w:sz w:val="24"/>
-                <w:szCs w:val="24"/>
-              </w:rPr>
-              <w:t>Penggunaan</w:t>
-            </w:r>
-            <w:r>
-              <w:rPr>
-                <w:rFonts w:ascii="Arial Nova Cond" w:hAnsi="Arial Nova Cond"/>
-                <w:sz w:val="24"/>
-                <w:szCs w:val="24"/>
-              </w:rPr>
-              <w:t xml:space="preserve"> Air </w:t>
-            </w:r>
-            <w:r>
-              <w:rPr>
-                <w:rFonts w:ascii="Arial Nova Cond" w:hAnsi="Arial Nova Cond"/>
-                <w:sz w:val="24"/>
-                <w:szCs w:val="24"/>
-              </w:rPr>
-              <w:t>Dalam</w:t>
-            </w:r>
-            <w:r>
-              <w:rPr>
-                <w:rFonts w:ascii="Arial Nova Cond" w:hAnsi="Arial Nova Cond"/>
-                <w:sz w:val="24"/>
-                <w:szCs w:val="24"/>
-              </w:rPr>
-              <w:t xml:space="preserve"> Satu Hari (m3/</w:t>
-            </w:r>
-            <w:r>
-              <w:rPr>
-                <w:rFonts w:ascii="Arial Nova Cond" w:hAnsi="Arial Nova Cond"/>
-                <w:sz w:val="24"/>
-                <w:szCs w:val="24"/>
-              </w:rPr>
-              <w:t>hari</w:t>
-            </w:r>
-            <w:r>
-              <w:rPr>
-                <w:rFonts w:ascii="Arial Nova Cond" w:hAnsi="Arial Nova Cond"/>
-                <w:sz w:val="24"/>
-                <w:szCs w:val="24"/>
-              </w:rPr>
-              <w:t>)</w:t>
+              <w:t>Jumlah Penggunaan Air Dalam Satu Hari (m3/hari)</w:t>
             </w:r>
           </w:p>
         </w:tc>
@@ -3696,23 +2800,7 @@
                 <w:sz w:val="24"/>
                 <w:szCs w:val="24"/>
               </w:rPr>
-              <w:t>Penggunaan</w:t>
-            </w:r>
-            <w:r>
-              <w:rPr>
-                <w:rFonts w:ascii="Arial Nova Cond" w:hAnsi="Arial Nova Cond"/>
-                <w:sz w:val="24"/>
-                <w:szCs w:val="24"/>
-              </w:rPr>
-              <w:t xml:space="preserve"> </w:t>
-            </w:r>
-            <w:r>
-              <w:rPr>
-                <w:rFonts w:ascii="Arial Nova Cond" w:hAnsi="Arial Nova Cond"/>
-                <w:sz w:val="24"/>
-                <w:szCs w:val="24"/>
-              </w:rPr>
-              <w:t>Energi</w:t>
+              <w:t>Penggunaan Energi</w:t>
             </w:r>
           </w:p>
         </w:tc>
@@ -3799,71 +2887,7 @@
                 <w:sz w:val="24"/>
                 <w:szCs w:val="24"/>
               </w:rPr>
-              <w:t>Jumlah</w:t>
-            </w:r>
-            <w:r>
-              <w:rPr>
-                <w:rFonts w:ascii="Arial Nova Cond" w:hAnsi="Arial Nova Cond"/>
-                <w:sz w:val="24"/>
-                <w:szCs w:val="24"/>
-              </w:rPr>
-              <w:t xml:space="preserve"> </w:t>
-            </w:r>
-            <w:r>
-              <w:rPr>
-                <w:rFonts w:ascii="Arial Nova Cond" w:hAnsi="Arial Nova Cond"/>
-                <w:sz w:val="24"/>
-                <w:szCs w:val="24"/>
-              </w:rPr>
-              <w:t>Pekerja</w:t>
-            </w:r>
-            <w:r>
-              <w:rPr>
-                <w:rFonts w:ascii="Arial Nova Cond" w:hAnsi="Arial Nova Cond"/>
-                <w:sz w:val="24"/>
-                <w:szCs w:val="24"/>
-              </w:rPr>
-              <w:t xml:space="preserve"> </w:t>
-            </w:r>
-            <w:r>
-              <w:rPr>
-                <w:rFonts w:ascii="Arial Nova Cond" w:hAnsi="Arial Nova Cond"/>
-                <w:sz w:val="24"/>
-                <w:szCs w:val="24"/>
-              </w:rPr>
-              <w:t>karyawan</w:t>
-            </w:r>
-            <w:r>
-              <w:rPr>
-                <w:rFonts w:ascii="Arial Nova Cond" w:hAnsi="Arial Nova Cond"/>
-                <w:sz w:val="24"/>
-                <w:szCs w:val="24"/>
-              </w:rPr>
-              <w:t xml:space="preserve"> dan </w:t>
-            </w:r>
-            <w:r>
-              <w:rPr>
-                <w:rFonts w:ascii="Arial Nova Cond" w:hAnsi="Arial Nova Cond"/>
-                <w:sz w:val="24"/>
-                <w:szCs w:val="24"/>
-              </w:rPr>
-              <w:t>pengunjung</w:t>
-            </w:r>
-            <w:r>
-              <w:rPr>
-                <w:rFonts w:ascii="Arial Nova Cond" w:hAnsi="Arial Nova Cond"/>
-                <w:sz w:val="24"/>
-                <w:szCs w:val="24"/>
-              </w:rPr>
-              <w:t xml:space="preserve">/ </w:t>
-            </w:r>
-            <w:r>
-              <w:rPr>
-                <w:rFonts w:ascii="Arial Nova Cond" w:hAnsi="Arial Nova Cond"/>
-                <w:sz w:val="24"/>
-                <w:szCs w:val="24"/>
-              </w:rPr>
-              <w:t>hari</w:t>
+              <w:t>Jumlah Pekerja karyawan dan pengunjung/ hari</w:t>
             </w:r>
           </w:p>
         </w:tc>
@@ -3957,23 +2981,7 @@
                 <w:sz w:val="24"/>
                 <w:szCs w:val="24"/>
               </w:rPr>
-              <w:t xml:space="preserve">Jam Shift </w:t>
-            </w:r>
-            <w:r>
-              <w:rPr>
-                <w:rFonts w:ascii="Arial Nova Cond" w:hAnsi="Arial Nova Cond"/>
-                <w:sz w:val="24"/>
-                <w:szCs w:val="24"/>
-              </w:rPr>
-              <w:t>Kerja</w:t>
-            </w:r>
-            <w:r>
-              <w:rPr>
-                <w:rFonts w:ascii="Arial Nova Cond" w:hAnsi="Arial Nova Cond"/>
-                <w:sz w:val="24"/>
-                <w:szCs w:val="24"/>
-              </w:rPr>
-              <w:t xml:space="preserve">/Hari </w:t>
+              <w:t xml:space="preserve">Jam Shift Kerja/Hari </w:t>
             </w:r>
           </w:p>
         </w:tc>
@@ -4067,71 +3075,7 @@
                 <w:sz w:val="24"/>
                 <w:szCs w:val="24"/>
               </w:rPr>
-              <w:t>Jumlah</w:t>
-            </w:r>
-            <w:r>
-              <w:rPr>
-                <w:rFonts w:ascii="Arial Nova Cond" w:hAnsi="Arial Nova Cond"/>
-                <w:sz w:val="24"/>
-                <w:szCs w:val="24"/>
-              </w:rPr>
-              <w:t xml:space="preserve"> </w:t>
-            </w:r>
-            <w:r>
-              <w:rPr>
-                <w:rFonts w:ascii="Arial Nova Cond" w:hAnsi="Arial Nova Cond"/>
-                <w:sz w:val="24"/>
-                <w:szCs w:val="24"/>
-              </w:rPr>
-              <w:t>hari</w:t>
-            </w:r>
-            <w:r>
-              <w:rPr>
-                <w:rFonts w:ascii="Arial Nova Cond" w:hAnsi="Arial Nova Cond"/>
-                <w:sz w:val="24"/>
-                <w:szCs w:val="24"/>
-              </w:rPr>
-              <w:t xml:space="preserve"> </w:t>
-            </w:r>
-            <w:r>
-              <w:rPr>
-                <w:rFonts w:ascii="Arial Nova Cond" w:hAnsi="Arial Nova Cond"/>
-                <w:sz w:val="24"/>
-                <w:szCs w:val="24"/>
-              </w:rPr>
-              <w:t>kerja</w:t>
-            </w:r>
-            <w:r>
-              <w:rPr>
-                <w:rFonts w:ascii="Arial Nova Cond" w:hAnsi="Arial Nova Cond"/>
-                <w:sz w:val="24"/>
-                <w:szCs w:val="24"/>
-              </w:rPr>
-              <w:t xml:space="preserve"> </w:t>
-            </w:r>
-            <w:r>
-              <w:rPr>
-                <w:rFonts w:ascii="Arial Nova Cond" w:hAnsi="Arial Nova Cond"/>
-                <w:sz w:val="24"/>
-                <w:szCs w:val="24"/>
-              </w:rPr>
-              <w:t>dalam</w:t>
-            </w:r>
-            <w:r>
-              <w:rPr>
-                <w:rFonts w:ascii="Arial Nova Cond" w:hAnsi="Arial Nova Cond"/>
-                <w:sz w:val="24"/>
-                <w:szCs w:val="24"/>
-              </w:rPr>
-              <w:t xml:space="preserve"> 1 </w:t>
-            </w:r>
-            <w:r>
-              <w:rPr>
-                <w:rFonts w:ascii="Arial Nova Cond" w:hAnsi="Arial Nova Cond"/>
-                <w:sz w:val="24"/>
-                <w:szCs w:val="24"/>
-              </w:rPr>
-              <w:t>minggu</w:t>
+              <w:t>Jumlah hari kerja dalam 1 minggu</w:t>
             </w:r>
           </w:p>
         </w:tc>
@@ -4225,15 +3169,7 @@
                 <w:sz w:val="24"/>
                 <w:szCs w:val="24"/>
               </w:rPr>
-              <w:t xml:space="preserve">Riwayat </w:t>
-            </w:r>
-            <w:r>
-              <w:rPr>
-                <w:rFonts w:ascii="Arial Nova Cond" w:hAnsi="Arial Nova Cond"/>
-                <w:sz w:val="24"/>
-                <w:szCs w:val="24"/>
-              </w:rPr>
-              <w:t>ketaatan</w:t>
+              <w:t>Riwayat ketaatan</w:t>
             </w:r>
           </w:p>
         </w:tc>
@@ -4327,23 +3263,7 @@
                 <w:sz w:val="24"/>
                 <w:szCs w:val="24"/>
               </w:rPr>
-              <w:t>Inspeksi</w:t>
-            </w:r>
-            <w:r>
-              <w:rPr>
-                <w:rFonts w:ascii="Arial Nova Cond" w:hAnsi="Arial Nova Cond"/>
-                <w:sz w:val="24"/>
-                <w:szCs w:val="24"/>
-              </w:rPr>
-              <w:t xml:space="preserve"> </w:t>
-            </w:r>
-            <w:r>
-              <w:rPr>
-                <w:rFonts w:ascii="Arial Nova Cond" w:hAnsi="Arial Nova Cond"/>
-                <w:sz w:val="24"/>
-                <w:szCs w:val="24"/>
-              </w:rPr>
-              <w:t>Terakhir</w:t>
+              <w:t>Inspeksi Terakhir</w:t>
             </w:r>
           </w:p>
         </w:tc>
@@ -4421,15 +3341,7 @@
           <w:sz w:val="24"/>
           <w:szCs w:val="24"/>
         </w:rPr>
-        <w:t xml:space="preserve">C. Hasil </w:t>
-      </w:r>
-      <w:r>
-        <w:rPr>
-          <w:rFonts w:ascii="Arial Nova Cond" w:hAnsi="Arial Nova Cond"/>
-          <w:sz w:val="24"/>
-          <w:szCs w:val="24"/>
-        </w:rPr>
-        <w:t>Pengawasan</w:t>
+        <w:t>C. Hasil Pengawasan</w:t>
       </w:r>
     </w:p>
     <w:p>
@@ -4448,31 +3360,7 @@
           <w:sz w:val="24"/>
           <w:szCs w:val="24"/>
         </w:rPr>
-        <w:t xml:space="preserve">1.  </w:t>
-      </w:r>
-      <w:r>
-        <w:rPr>
-          <w:rFonts w:ascii="Arial Nova Cond" w:hAnsi="Arial Nova Cond"/>
-          <w:sz w:val="24"/>
-          <w:szCs w:val="24"/>
-        </w:rPr>
-        <w:t>Persetujuan</w:t>
-      </w:r>
-      <w:r>
-        <w:rPr>
-          <w:rFonts w:ascii="Arial Nova Cond" w:hAnsi="Arial Nova Cond"/>
-          <w:sz w:val="24"/>
-          <w:szCs w:val="24"/>
-        </w:rPr>
-        <w:t xml:space="preserve"> </w:t>
-      </w:r>
-      <w:r>
-        <w:rPr>
-          <w:rFonts w:ascii="Arial Nova Cond" w:hAnsi="Arial Nova Cond"/>
-          <w:sz w:val="24"/>
-          <w:szCs w:val="24"/>
-        </w:rPr>
-        <w:t>Lingkungan</w:t>
+        <w:t>1.  Persetujuan Lingkungan</w:t>
       </w:r>
     </w:p>
     <w:p>
@@ -4561,7 +3449,7 @@
           <w:sz w:val="24"/>
           <w:szCs w:val="24"/>
         </w:rPr>
-        <w:t>Pemeriksaan</w:t>
+        <w:t xml:space="preserve">Pemeriksaan </w:t>
       </w:r>
       <w:r>
         <w:rPr>
@@ -4569,7 +3457,7 @@
           <w:sz w:val="24"/>
           <w:szCs w:val="24"/>
         </w:rPr>
-        <w:t xml:space="preserve"> </w:t>
+        <w:t xml:space="preserve">Pengelolaan </w:t>
       </w:r>
       <w:r>
         <w:rPr>
@@ -4577,7 +3465,7 @@
           <w:sz w:val="24"/>
           <w:szCs w:val="24"/>
         </w:rPr>
-        <w:t>Pengelolaan</w:t>
+        <w:t>Air Limbah</w:t>
       </w:r>
       <w:r>
         <w:rPr>
@@ -4585,39 +3473,7 @@
           <w:sz w:val="24"/>
           <w:szCs w:val="24"/>
         </w:rPr>
-        <w:t xml:space="preserve"> </w:t>
-      </w:r>
-      <w:r>
-        <w:rPr>
-          <w:rFonts w:ascii="Arial Nova Cond" w:hAnsi="Arial Nova Cond"/>
-          <w:sz w:val="24"/>
-          <w:szCs w:val="24"/>
-        </w:rPr>
-        <w:t xml:space="preserve">Air </w:t>
-      </w:r>
-      <w:r>
-        <w:rPr>
-          <w:rFonts w:ascii="Arial Nova Cond" w:hAnsi="Arial Nova Cond"/>
-          <w:sz w:val="24"/>
-          <w:szCs w:val="24"/>
-        </w:rPr>
-        <w:t>Limbah</w:t>
-      </w:r>
-      <w:r>
-        <w:rPr>
-          <w:rFonts w:ascii="Arial Nova Cond" w:hAnsi="Arial Nova Cond"/>
-          <w:sz w:val="24"/>
-          <w:szCs w:val="24"/>
-        </w:rPr>
-        <w:t xml:space="preserve"> </w:t>
-      </w:r>
-      <w:r>
-        <w:rPr>
-          <w:rFonts w:ascii="Arial Nova Cond" w:hAnsi="Arial Nova Cond"/>
-          <w:sz w:val="24"/>
-          <w:szCs w:val="24"/>
-        </w:rPr>
-        <w:t>domestik</w:t>
+        <w:t xml:space="preserve"> domestik</w:t>
       </w:r>
     </w:p>
     <w:tbl>
@@ -4684,9 +3540,17 @@
                 <w:sz w:val="24"/>
                 <w:szCs w:val="24"/>
               </w:rPr>
-              <w:t xml:space="preserve">Point </w:t>
-            </w:r>
-            <w:r>
+              <w:t>Point Pemeriksaan</w:t>
+            </w:r>
+          </w:p>
+        </w:tc>
+        <w:tc>
+          <w:tcPr>
+            <w:tcW w:w="4002" w:type="dxa"/>
+          </w:tcPr>
+          <w:p>
+            <w:pPr>
+              <w:jc w:val="center"/>
               <w:rPr>
                 <w:rFonts w:ascii="Arial Nova Cond" w:hAnsi="Arial Nova Cond"/>
                 <w:b/>
@@ -4694,17 +3558,8 @@
                 <w:sz w:val="24"/>
                 <w:szCs w:val="24"/>
               </w:rPr>
-              <w:t>Pemeriksaan</w:t>
-            </w:r>
-          </w:p>
-        </w:tc>
-        <w:tc>
-          <w:tcPr>
-            <w:tcW w:w="4002" w:type="dxa"/>
-          </w:tcPr>
-          <w:p>
-            <w:pPr>
-              <w:jc w:val="center"/>
+            </w:pPr>
+            <w:r>
               <w:rPr>
                 <w:rFonts w:ascii="Arial Nova Cond" w:hAnsi="Arial Nova Cond"/>
                 <w:b/>
@@ -4712,8 +3567,17 @@
                 <w:sz w:val="24"/>
                 <w:szCs w:val="24"/>
               </w:rPr>
-            </w:pPr>
-            <w:r>
+              <w:t>Kondisi Eksisting</w:t>
+            </w:r>
+          </w:p>
+        </w:tc>
+        <w:tc>
+          <w:tcPr>
+            <w:tcW w:w="3154" w:type="dxa"/>
+          </w:tcPr>
+          <w:p>
+            <w:pPr>
+              <w:jc w:val="center"/>
               <w:rPr>
                 <w:rFonts w:ascii="Arial Nova Cond" w:hAnsi="Arial Nova Cond"/>
                 <w:b/>
@@ -4721,8 +3585,7 @@
                 <w:sz w:val="24"/>
                 <w:szCs w:val="24"/>
               </w:rPr>
-              <w:t>Kondisi</w:t>
-            </w:r>
+            </w:pPr>
             <w:r>
               <w:rPr>
                 <w:rFonts w:ascii="Arial Nova Cond" w:hAnsi="Arial Nova Cond"/>
@@ -4731,43 +3594,6 @@
                 <w:sz w:val="24"/>
                 <w:szCs w:val="24"/>
               </w:rPr>
-              <w:t xml:space="preserve"> </w:t>
-            </w:r>
-            <w:r>
-              <w:rPr>
-                <w:rFonts w:ascii="Arial Nova Cond" w:hAnsi="Arial Nova Cond"/>
-                <w:b/>
-                <w:bCs/>
-                <w:sz w:val="24"/>
-                <w:szCs w:val="24"/>
-              </w:rPr>
-              <w:t>Eksisting</w:t>
-            </w:r>
-          </w:p>
-        </w:tc>
-        <w:tc>
-          <w:tcPr>
-            <w:tcW w:w="3154" w:type="dxa"/>
-          </w:tcPr>
-          <w:p>
-            <w:pPr>
-              <w:jc w:val="center"/>
-              <w:rPr>
-                <w:rFonts w:ascii="Arial Nova Cond" w:hAnsi="Arial Nova Cond"/>
-                <w:b/>
-                <w:bCs/>
-                <w:sz w:val="24"/>
-                <w:szCs w:val="24"/>
-              </w:rPr>
-            </w:pPr>
-            <w:r>
-              <w:rPr>
-                <w:rFonts w:ascii="Arial Nova Cond" w:hAnsi="Arial Nova Cond"/>
-                <w:b/>
-                <w:bCs/>
-                <w:sz w:val="24"/>
-                <w:szCs w:val="24"/>
-              </w:rPr>
               <w:t>Keterangan</w:t>
             </w:r>
           </w:p>
@@ -4815,23 +3641,7 @@
                 <w:sz w:val="24"/>
                 <w:szCs w:val="24"/>
               </w:rPr>
-              <w:t>Sumber</w:t>
-            </w:r>
-            <w:r>
-              <w:rPr>
-                <w:rFonts w:ascii="Arial Nova Cond" w:hAnsi="Arial Nova Cond"/>
-                <w:sz w:val="24"/>
-                <w:szCs w:val="24"/>
-              </w:rPr>
-              <w:t xml:space="preserve"> </w:t>
-            </w:r>
-            <w:r>
-              <w:rPr>
-                <w:rFonts w:ascii="Arial Nova Cond" w:hAnsi="Arial Nova Cond"/>
-                <w:sz w:val="24"/>
-                <w:szCs w:val="24"/>
-              </w:rPr>
-              <w:t>limbah</w:t>
+              <w:t>Sumber limbah</w:t>
             </w:r>
           </w:p>
         </w:tc>
@@ -4923,63 +3733,7 @@
                 <w:sz w:val="24"/>
                 <w:szCs w:val="24"/>
               </w:rPr>
-              <w:t>Kondisi</w:t>
-            </w:r>
-            <w:r>
-              <w:rPr>
-                <w:rFonts w:ascii="Arial Nova Cond" w:hAnsi="Arial Nova Cond"/>
-                <w:sz w:val="24"/>
-                <w:szCs w:val="24"/>
-              </w:rPr>
-              <w:t xml:space="preserve"> </w:t>
-            </w:r>
-            <w:r>
-              <w:rPr>
-                <w:rFonts w:ascii="Arial Nova Cond" w:hAnsi="Arial Nova Cond"/>
-                <w:sz w:val="24"/>
-                <w:szCs w:val="24"/>
-              </w:rPr>
-              <w:t>fisik</w:t>
-            </w:r>
-            <w:r>
-              <w:rPr>
-                <w:rFonts w:ascii="Arial Nova Cond" w:hAnsi="Arial Nova Cond"/>
-                <w:sz w:val="24"/>
-                <w:szCs w:val="24"/>
-              </w:rPr>
-              <w:t xml:space="preserve"> </w:t>
-            </w:r>
-            <w:r>
-              <w:rPr>
-                <w:rFonts w:ascii="Arial Nova Cond" w:hAnsi="Arial Nova Cond"/>
-                <w:sz w:val="24"/>
-                <w:szCs w:val="24"/>
-              </w:rPr>
-              <w:t>septictank</w:t>
-            </w:r>
-            <w:r>
-              <w:rPr>
-                <w:rFonts w:ascii="Arial Nova Cond" w:hAnsi="Arial Nova Cond"/>
-                <w:sz w:val="24"/>
-                <w:szCs w:val="24"/>
-              </w:rPr>
-              <w:t xml:space="preserve"> dan </w:t>
-            </w:r>
-            <w:r>
-              <w:rPr>
-                <w:rFonts w:ascii="Arial Nova Cond" w:hAnsi="Arial Nova Cond"/>
-                <w:sz w:val="24"/>
-                <w:szCs w:val="24"/>
-              </w:rPr>
-              <w:t>resapan</w:t>
-            </w:r>
-            <w:r>
-              <w:rPr>
-                <w:rFonts w:ascii="Arial Nova Cond" w:hAnsi="Arial Nova Cond"/>
-                <w:sz w:val="24"/>
-                <w:szCs w:val="24"/>
-              </w:rPr>
-              <w:t xml:space="preserve"> </w:t>
+              <w:t xml:space="preserve">Kondisi fisik septictank dan resapan </w:t>
             </w:r>
           </w:p>
         </w:tc>
@@ -5071,55 +3825,7 @@
                 <w:sz w:val="24"/>
                 <w:szCs w:val="24"/>
               </w:rPr>
-              <w:t xml:space="preserve">Data </w:t>
-            </w:r>
-            <w:r>
-              <w:rPr>
-                <w:rFonts w:ascii="Arial Nova Cond" w:hAnsi="Arial Nova Cond"/>
-                <w:sz w:val="24"/>
-                <w:szCs w:val="24"/>
-              </w:rPr>
-              <w:t>pantau</w:t>
-            </w:r>
-            <w:r>
-              <w:rPr>
-                <w:rFonts w:ascii="Arial Nova Cond" w:hAnsi="Arial Nova Cond"/>
-                <w:sz w:val="24"/>
-                <w:szCs w:val="24"/>
-              </w:rPr>
-              <w:t xml:space="preserve"> </w:t>
-            </w:r>
-            <w:r>
-              <w:rPr>
-                <w:rFonts w:ascii="Arial Nova Cond" w:hAnsi="Arial Nova Cond"/>
-                <w:sz w:val="24"/>
-                <w:szCs w:val="24"/>
-              </w:rPr>
-              <w:t>analisa</w:t>
-            </w:r>
-            <w:r>
-              <w:rPr>
-                <w:rFonts w:ascii="Arial Nova Cond" w:hAnsi="Arial Nova Cond"/>
-                <w:sz w:val="24"/>
-                <w:szCs w:val="24"/>
-              </w:rPr>
-              <w:t xml:space="preserve"> air </w:t>
-            </w:r>
-            <w:r>
-              <w:rPr>
-                <w:rFonts w:ascii="Arial Nova Cond" w:hAnsi="Arial Nova Cond"/>
-                <w:sz w:val="24"/>
-                <w:szCs w:val="24"/>
-              </w:rPr>
-              <w:t>limbah</w:t>
-            </w:r>
-            <w:r>
-              <w:rPr>
-                <w:rFonts w:ascii="Arial Nova Cond" w:hAnsi="Arial Nova Cond"/>
-                <w:sz w:val="24"/>
-                <w:szCs w:val="24"/>
-              </w:rPr>
-              <w:t xml:space="preserve"> domestic</w:t>
+              <w:t>Data pantau analisa air limbah domestic</w:t>
             </w:r>
           </w:p>
         </w:tc>
@@ -5228,23 +3934,7 @@
                 <w:sz w:val="24"/>
                 <w:szCs w:val="24"/>
               </w:rPr>
-              <w:t>Pengelolaan</w:t>
-            </w:r>
-            <w:r>
-              <w:rPr>
-                <w:rFonts w:ascii="Arial Nova Cond" w:hAnsi="Arial Nova Cond"/>
-                <w:sz w:val="24"/>
-                <w:szCs w:val="24"/>
-              </w:rPr>
-              <w:t xml:space="preserve"> sludge </w:t>
-            </w:r>
-            <w:r>
-              <w:rPr>
-                <w:rFonts w:ascii="Arial Nova Cond" w:hAnsi="Arial Nova Cond"/>
-                <w:sz w:val="24"/>
-                <w:szCs w:val="24"/>
-              </w:rPr>
-              <w:t>septictank</w:t>
+              <w:t>Pengelolaan sludge septictank</w:t>
             </w:r>
           </w:p>
         </w:tc>
@@ -5335,15 +4025,7 @@
                 <w:sz w:val="24"/>
                 <w:szCs w:val="24"/>
               </w:rPr>
-              <w:t>Pengelolaan</w:t>
-            </w:r>
-            <w:r>
-              <w:rPr>
-                <w:rFonts w:ascii="Arial Nova Cond" w:hAnsi="Arial Nova Cond"/>
-                <w:sz w:val="24"/>
-                <w:szCs w:val="24"/>
-              </w:rPr>
-              <w:t xml:space="preserve"> IPAL</w:t>
+              <w:t>Pengelolaan IPAL</w:t>
             </w:r>
           </w:p>
         </w:tc>
@@ -5428,103 +4110,7 @@
           <w:sz w:val="24"/>
           <w:szCs w:val="24"/>
         </w:rPr>
-        <w:t xml:space="preserve">.  </w:t>
-      </w:r>
-      <w:r>
-        <w:rPr>
-          <w:rFonts w:ascii="Arial Nova Cond" w:hAnsi="Arial Nova Cond"/>
-          <w:sz w:val="24"/>
-          <w:szCs w:val="24"/>
-        </w:rPr>
-        <w:t>Pemeriksaan</w:t>
-      </w:r>
-      <w:r>
-        <w:rPr>
-          <w:rFonts w:ascii="Arial Nova Cond" w:hAnsi="Arial Nova Cond"/>
-          <w:sz w:val="24"/>
-          <w:szCs w:val="24"/>
-        </w:rPr>
-        <w:t xml:space="preserve"> </w:t>
-      </w:r>
-      <w:r>
-        <w:rPr>
-          <w:rFonts w:ascii="Arial Nova Cond" w:hAnsi="Arial Nova Cond"/>
-          <w:sz w:val="24"/>
-          <w:szCs w:val="24"/>
-        </w:rPr>
-        <w:t>Pengelolaan</w:t>
-      </w:r>
-      <w:r>
-        <w:rPr>
-          <w:rFonts w:ascii="Arial Nova Cond" w:hAnsi="Arial Nova Cond"/>
-          <w:sz w:val="24"/>
-          <w:szCs w:val="24"/>
-        </w:rPr>
-        <w:t xml:space="preserve"> </w:t>
-      </w:r>
-      <w:r>
-        <w:rPr>
-          <w:rFonts w:ascii="Arial Nova Cond" w:hAnsi="Arial Nova Cond"/>
-          <w:sz w:val="24"/>
-          <w:szCs w:val="24"/>
-        </w:rPr>
-        <w:t>Limbah</w:t>
-      </w:r>
-      <w:r>
-        <w:rPr>
-          <w:rFonts w:ascii="Arial Nova Cond" w:hAnsi="Arial Nova Cond"/>
-          <w:sz w:val="24"/>
-          <w:szCs w:val="24"/>
-        </w:rPr>
-        <w:t xml:space="preserve"> </w:t>
-      </w:r>
-      <w:r>
-        <w:rPr>
-          <w:rFonts w:ascii="Arial Nova Cond" w:hAnsi="Arial Nova Cond"/>
-          <w:sz w:val="24"/>
-          <w:szCs w:val="24"/>
-        </w:rPr>
-        <w:t>Bahan</w:t>
-      </w:r>
-      <w:r>
-        <w:rPr>
-          <w:rFonts w:ascii="Arial Nova Cond" w:hAnsi="Arial Nova Cond"/>
-          <w:sz w:val="24"/>
-          <w:szCs w:val="24"/>
-        </w:rPr>
-        <w:t xml:space="preserve"> </w:t>
-      </w:r>
-      <w:r>
-        <w:rPr>
-          <w:rFonts w:ascii="Arial Nova Cond" w:hAnsi="Arial Nova Cond"/>
-          <w:sz w:val="24"/>
-          <w:szCs w:val="24"/>
-        </w:rPr>
-        <w:t>Berbahaya</w:t>
-      </w:r>
-      <w:r>
-        <w:rPr>
-          <w:rFonts w:ascii="Arial Nova Cond" w:hAnsi="Arial Nova Cond"/>
-          <w:sz w:val="24"/>
-          <w:szCs w:val="24"/>
-        </w:rPr>
-        <w:t xml:space="preserve"> dan </w:t>
-      </w:r>
-      <w:r>
-        <w:rPr>
-          <w:rFonts w:ascii="Arial Nova Cond" w:hAnsi="Arial Nova Cond"/>
-          <w:sz w:val="24"/>
-          <w:szCs w:val="24"/>
-        </w:rPr>
-        <w:t>Beracun</w:t>
-      </w:r>
-      <w:r>
-        <w:rPr>
-          <w:rFonts w:ascii="Arial Nova Cond" w:hAnsi="Arial Nova Cond"/>
-          <w:sz w:val="24"/>
-          <w:szCs w:val="24"/>
-        </w:rPr>
-        <w:t xml:space="preserve"> </w:t>
+        <w:t xml:space="preserve">.  Pemeriksaan Pengelolaan Limbah Bahan Berbahaya dan Beracun </w:t>
       </w:r>
       <w:r>
         <w:rPr>
@@ -5599,9 +4185,17 @@
                 <w:sz w:val="24"/>
                 <w:szCs w:val="24"/>
               </w:rPr>
-              <w:t xml:space="preserve">Point </w:t>
-            </w:r>
-            <w:r>
+              <w:t>Point Pemeriksaan</w:t>
+            </w:r>
+          </w:p>
+        </w:tc>
+        <w:tc>
+          <w:tcPr>
+            <w:tcW w:w="3460" w:type="dxa"/>
+          </w:tcPr>
+          <w:p>
+            <w:pPr>
+              <w:jc w:val="center"/>
               <w:rPr>
                 <w:rFonts w:ascii="Arial Nova Cond" w:hAnsi="Arial Nova Cond"/>
                 <w:b/>
@@ -5609,17 +4203,8 @@
                 <w:sz w:val="24"/>
                 <w:szCs w:val="24"/>
               </w:rPr>
-              <w:t>Pemeriksaan</w:t>
-            </w:r>
-          </w:p>
-        </w:tc>
-        <w:tc>
-          <w:tcPr>
-            <w:tcW w:w="3460" w:type="dxa"/>
-          </w:tcPr>
-          <w:p>
-            <w:pPr>
-              <w:jc w:val="center"/>
+            </w:pPr>
+            <w:r>
               <w:rPr>
                 <w:rFonts w:ascii="Arial Nova Cond" w:hAnsi="Arial Nova Cond"/>
                 <w:b/>
@@ -5627,8 +4212,17 @@
                 <w:sz w:val="24"/>
                 <w:szCs w:val="24"/>
               </w:rPr>
-            </w:pPr>
-            <w:r>
+              <w:t>Kondisi Eksisting</w:t>
+            </w:r>
+          </w:p>
+        </w:tc>
+        <w:tc>
+          <w:tcPr>
+            <w:tcW w:w="3694" w:type="dxa"/>
+          </w:tcPr>
+          <w:p>
+            <w:pPr>
+              <w:jc w:val="center"/>
               <w:rPr>
                 <w:rFonts w:ascii="Arial Nova Cond" w:hAnsi="Arial Nova Cond"/>
                 <w:b/>
@@ -5636,8 +4230,7 @@
                 <w:sz w:val="24"/>
                 <w:szCs w:val="24"/>
               </w:rPr>
-              <w:t>Kondisi</w:t>
-            </w:r>
+            </w:pPr>
             <w:r>
               <w:rPr>
                 <w:rFonts w:ascii="Arial Nova Cond" w:hAnsi="Arial Nova Cond"/>
@@ -5646,43 +4239,6 @@
                 <w:sz w:val="24"/>
                 <w:szCs w:val="24"/>
               </w:rPr>
-              <w:t xml:space="preserve"> </w:t>
-            </w:r>
-            <w:r>
-              <w:rPr>
-                <w:rFonts w:ascii="Arial Nova Cond" w:hAnsi="Arial Nova Cond"/>
-                <w:b/>
-                <w:bCs/>
-                <w:sz w:val="24"/>
-                <w:szCs w:val="24"/>
-              </w:rPr>
-              <w:t>Eksisting</w:t>
-            </w:r>
-          </w:p>
-        </w:tc>
-        <w:tc>
-          <w:tcPr>
-            <w:tcW w:w="3694" w:type="dxa"/>
-          </w:tcPr>
-          <w:p>
-            <w:pPr>
-              <w:jc w:val="center"/>
-              <w:rPr>
-                <w:rFonts w:ascii="Arial Nova Cond" w:hAnsi="Arial Nova Cond"/>
-                <w:b/>
-                <w:bCs/>
-                <w:sz w:val="24"/>
-                <w:szCs w:val="24"/>
-              </w:rPr>
-            </w:pPr>
-            <w:r>
-              <w:rPr>
-                <w:rFonts w:ascii="Arial Nova Cond" w:hAnsi="Arial Nova Cond"/>
-                <w:b/>
-                <w:bCs/>
-                <w:sz w:val="24"/>
-                <w:szCs w:val="24"/>
-              </w:rPr>
               <w:t>Keterangan</w:t>
             </w:r>
           </w:p>
@@ -5730,15 +4286,7 @@
                 <w:sz w:val="24"/>
                 <w:szCs w:val="24"/>
               </w:rPr>
-              <w:t>Sumber</w:t>
-            </w:r>
-            <w:r>
-              <w:rPr>
-                <w:rFonts w:ascii="Arial Nova Cond" w:hAnsi="Arial Nova Cond"/>
-                <w:sz w:val="24"/>
-                <w:szCs w:val="24"/>
-              </w:rPr>
-              <w:t xml:space="preserve"> LB3</w:t>
+              <w:t>Sumber LB3</w:t>
             </w:r>
           </w:p>
         </w:tc>
@@ -5830,15 +4378,7 @@
                 <w:sz w:val="24"/>
                 <w:szCs w:val="24"/>
               </w:rPr>
-              <w:t>Jenis</w:t>
-            </w:r>
-            <w:r>
-              <w:rPr>
-                <w:rFonts w:ascii="Arial Nova Cond" w:hAnsi="Arial Nova Cond"/>
-                <w:sz w:val="24"/>
-                <w:szCs w:val="24"/>
-              </w:rPr>
-              <w:t xml:space="preserve"> LB3</w:t>
+              <w:t>Jenis LB3</w:t>
             </w:r>
           </w:p>
         </w:tc>
@@ -5931,15 +4471,7 @@
                 <w:sz w:val="24"/>
                 <w:szCs w:val="24"/>
               </w:rPr>
-              <w:t>Kondisi</w:t>
-            </w:r>
-            <w:r>
-              <w:rPr>
-                <w:rFonts w:ascii="Arial Nova Cond" w:hAnsi="Arial Nova Cond"/>
-                <w:sz w:val="24"/>
-                <w:szCs w:val="24"/>
-              </w:rPr>
-              <w:t xml:space="preserve"> TPS LB3</w:t>
+              <w:t>Kondisi TPS LB3</w:t>
             </w:r>
           </w:p>
         </w:tc>
@@ -6034,15 +4566,7 @@
                 <w:sz w:val="24"/>
                 <w:szCs w:val="24"/>
               </w:rPr>
-              <w:t>Pengelolaan</w:t>
-            </w:r>
-            <w:r>
-              <w:rPr>
-                <w:rFonts w:ascii="Arial Nova Cond" w:hAnsi="Arial Nova Cond"/>
-                <w:sz w:val="24"/>
-                <w:szCs w:val="24"/>
-              </w:rPr>
-              <w:t xml:space="preserve"> LB3 </w:t>
+              <w:t xml:space="preserve">Pengelolaan LB3 </w:t>
             </w:r>
           </w:p>
         </w:tc>
@@ -6127,63 +4651,7 @@
           <w:sz w:val="24"/>
           <w:szCs w:val="24"/>
         </w:rPr>
-        <w:t xml:space="preserve">.  </w:t>
-      </w:r>
-      <w:r>
-        <w:rPr>
-          <w:rFonts w:ascii="Arial Nova Cond" w:hAnsi="Arial Nova Cond"/>
-          <w:sz w:val="24"/>
-          <w:szCs w:val="24"/>
-        </w:rPr>
-        <w:t>Pemeriksaan</w:t>
-      </w:r>
-      <w:r>
-        <w:rPr>
-          <w:rFonts w:ascii="Arial Nova Cond" w:hAnsi="Arial Nova Cond"/>
-          <w:sz w:val="24"/>
-          <w:szCs w:val="24"/>
-        </w:rPr>
-        <w:t xml:space="preserve"> </w:t>
-      </w:r>
-      <w:r>
-        <w:rPr>
-          <w:rFonts w:ascii="Arial Nova Cond" w:hAnsi="Arial Nova Cond"/>
-          <w:sz w:val="24"/>
-          <w:szCs w:val="24"/>
-        </w:rPr>
-        <w:t>Pengelolaan</w:t>
-      </w:r>
-      <w:r>
-        <w:rPr>
-          <w:rFonts w:ascii="Arial Nova Cond" w:hAnsi="Arial Nova Cond"/>
-          <w:sz w:val="24"/>
-          <w:szCs w:val="24"/>
-        </w:rPr>
-        <w:t xml:space="preserve"> </w:t>
-      </w:r>
-      <w:r>
-        <w:rPr>
-          <w:rFonts w:ascii="Arial Nova Cond" w:hAnsi="Arial Nova Cond"/>
-          <w:sz w:val="24"/>
-          <w:szCs w:val="24"/>
-        </w:rPr>
-        <w:t>Sampah</w:t>
-      </w:r>
-      <w:r>
-        <w:rPr>
-          <w:rFonts w:ascii="Arial Nova Cond" w:hAnsi="Arial Nova Cond"/>
-          <w:sz w:val="24"/>
-          <w:szCs w:val="24"/>
-        </w:rPr>
-        <w:t xml:space="preserve"> </w:t>
-      </w:r>
-      <w:r>
-        <w:rPr>
-          <w:rFonts w:ascii="Arial Nova Cond" w:hAnsi="Arial Nova Cond"/>
-          <w:sz w:val="24"/>
-          <w:szCs w:val="24"/>
-        </w:rPr>
-        <w:t>Domestik</w:t>
+        <w:t>.  Pemeriksaan Pengelolaan Sampah Domestik</w:t>
       </w:r>
     </w:p>
     <w:tbl>
@@ -6250,9 +4718,17 @@
                 <w:sz w:val="24"/>
                 <w:szCs w:val="24"/>
               </w:rPr>
-              <w:t xml:space="preserve">Point </w:t>
-            </w:r>
-            <w:r>
+              <w:t>Point Pemeriksaan</w:t>
+            </w:r>
+          </w:p>
+        </w:tc>
+        <w:tc>
+          <w:tcPr>
+            <w:tcW w:w="3757" w:type="dxa"/>
+          </w:tcPr>
+          <w:p>
+            <w:pPr>
+              <w:jc w:val="center"/>
               <w:rPr>
                 <w:rFonts w:ascii="Arial Nova Cond" w:hAnsi="Arial Nova Cond"/>
                 <w:b/>
@@ -6260,17 +4736,8 @@
                 <w:sz w:val="24"/>
                 <w:szCs w:val="24"/>
               </w:rPr>
-              <w:t>Pemeriksaan</w:t>
-            </w:r>
-          </w:p>
-        </w:tc>
-        <w:tc>
-          <w:tcPr>
-            <w:tcW w:w="3757" w:type="dxa"/>
-          </w:tcPr>
-          <w:p>
-            <w:pPr>
-              <w:jc w:val="center"/>
+            </w:pPr>
+            <w:r>
               <w:rPr>
                 <w:rFonts w:ascii="Arial Nova Cond" w:hAnsi="Arial Nova Cond"/>
                 <w:b/>
@@ -6278,8 +4745,17 @@
                 <w:sz w:val="24"/>
                 <w:szCs w:val="24"/>
               </w:rPr>
-            </w:pPr>
-            <w:r>
+              <w:t>Kondisi Eksisting</w:t>
+            </w:r>
+          </w:p>
+        </w:tc>
+        <w:tc>
+          <w:tcPr>
+            <w:tcW w:w="3331" w:type="dxa"/>
+          </w:tcPr>
+          <w:p>
+            <w:pPr>
+              <w:jc w:val="center"/>
               <w:rPr>
                 <w:rFonts w:ascii="Arial Nova Cond" w:hAnsi="Arial Nova Cond"/>
                 <w:b/>
@@ -6287,8 +4763,7 @@
                 <w:sz w:val="24"/>
                 <w:szCs w:val="24"/>
               </w:rPr>
-              <w:t>Kondisi</w:t>
-            </w:r>
+            </w:pPr>
             <w:r>
               <w:rPr>
                 <w:rFonts w:ascii="Arial Nova Cond" w:hAnsi="Arial Nova Cond"/>
@@ -6297,43 +4772,6 @@
                 <w:sz w:val="24"/>
                 <w:szCs w:val="24"/>
               </w:rPr>
-              <w:t xml:space="preserve"> </w:t>
-            </w:r>
-            <w:r>
-              <w:rPr>
-                <w:rFonts w:ascii="Arial Nova Cond" w:hAnsi="Arial Nova Cond"/>
-                <w:b/>
-                <w:bCs/>
-                <w:sz w:val="24"/>
-                <w:szCs w:val="24"/>
-              </w:rPr>
-              <w:t>Eksisting</w:t>
-            </w:r>
-          </w:p>
-        </w:tc>
-        <w:tc>
-          <w:tcPr>
-            <w:tcW w:w="3331" w:type="dxa"/>
-          </w:tcPr>
-          <w:p>
-            <w:pPr>
-              <w:jc w:val="center"/>
-              <w:rPr>
-                <w:rFonts w:ascii="Arial Nova Cond" w:hAnsi="Arial Nova Cond"/>
-                <w:b/>
-                <w:bCs/>
-                <w:sz w:val="24"/>
-                <w:szCs w:val="24"/>
-              </w:rPr>
-            </w:pPr>
-            <w:r>
-              <w:rPr>
-                <w:rFonts w:ascii="Arial Nova Cond" w:hAnsi="Arial Nova Cond"/>
-                <w:b/>
-                <w:bCs/>
-                <w:sz w:val="24"/>
-                <w:szCs w:val="24"/>
-              </w:rPr>
               <w:t>Keterangan</w:t>
             </w:r>
           </w:p>
@@ -6382,39 +4820,7 @@
                 <w:sz w:val="24"/>
                 <w:szCs w:val="24"/>
               </w:rPr>
-              <w:t>Sumber</w:t>
-            </w:r>
-            <w:r>
-              <w:rPr>
-                <w:rFonts w:ascii="Arial Nova Cond" w:hAnsi="Arial Nova Cond"/>
-                <w:sz w:val="24"/>
-                <w:szCs w:val="24"/>
-              </w:rPr>
-              <w:t xml:space="preserve"> </w:t>
-            </w:r>
-            <w:r>
-              <w:rPr>
-                <w:rFonts w:ascii="Arial Nova Cond" w:hAnsi="Arial Nova Cond"/>
-                <w:sz w:val="24"/>
-                <w:szCs w:val="24"/>
-              </w:rPr>
-              <w:t>Sampah</w:t>
-            </w:r>
-            <w:r>
-              <w:rPr>
-                <w:rFonts w:ascii="Arial Nova Cond" w:hAnsi="Arial Nova Cond"/>
-                <w:sz w:val="24"/>
-                <w:szCs w:val="24"/>
-              </w:rPr>
-              <w:t xml:space="preserve"> </w:t>
-            </w:r>
-            <w:r>
-              <w:rPr>
-                <w:rFonts w:ascii="Arial Nova Cond" w:hAnsi="Arial Nova Cond"/>
-                <w:sz w:val="24"/>
-                <w:szCs w:val="24"/>
-              </w:rPr>
-              <w:t>Domestik</w:t>
+              <w:t>Sumber Sampah Domestik</w:t>
             </w:r>
           </w:p>
         </w:tc>
@@ -6506,39 +4912,7 @@
                 <w:sz w:val="24"/>
                 <w:szCs w:val="24"/>
               </w:rPr>
-              <w:t>Jenis</w:t>
-            </w:r>
-            <w:r>
-              <w:rPr>
-                <w:rFonts w:ascii="Arial Nova Cond" w:hAnsi="Arial Nova Cond"/>
-                <w:sz w:val="24"/>
-                <w:szCs w:val="24"/>
-              </w:rPr>
-              <w:t xml:space="preserve"> </w:t>
-            </w:r>
-            <w:r>
-              <w:rPr>
-                <w:rFonts w:ascii="Arial Nova Cond" w:hAnsi="Arial Nova Cond"/>
-                <w:sz w:val="24"/>
-                <w:szCs w:val="24"/>
-              </w:rPr>
-              <w:t>Sampah</w:t>
-            </w:r>
-            <w:r>
-              <w:rPr>
-                <w:rFonts w:ascii="Arial Nova Cond" w:hAnsi="Arial Nova Cond"/>
-                <w:sz w:val="24"/>
-                <w:szCs w:val="24"/>
-              </w:rPr>
-              <w:t xml:space="preserve"> </w:t>
-            </w:r>
-            <w:r>
-              <w:rPr>
-                <w:rFonts w:ascii="Arial Nova Cond" w:hAnsi="Arial Nova Cond"/>
-                <w:sz w:val="24"/>
-                <w:szCs w:val="24"/>
-              </w:rPr>
-              <w:t>Domestik</w:t>
+              <w:t>Jenis Sampah Domestik</w:t>
             </w:r>
           </w:p>
         </w:tc>
@@ -6630,39 +5004,7 @@
                 <w:sz w:val="24"/>
                 <w:szCs w:val="24"/>
               </w:rPr>
-              <w:t>Kondisi</w:t>
-            </w:r>
-            <w:r>
-              <w:rPr>
-                <w:rFonts w:ascii="Arial Nova Cond" w:hAnsi="Arial Nova Cond"/>
-                <w:sz w:val="24"/>
-                <w:szCs w:val="24"/>
-              </w:rPr>
-              <w:t xml:space="preserve"> TPS </w:t>
-            </w:r>
-            <w:r>
-              <w:rPr>
-                <w:rFonts w:ascii="Arial Nova Cond" w:hAnsi="Arial Nova Cond"/>
-                <w:sz w:val="24"/>
-                <w:szCs w:val="24"/>
-              </w:rPr>
-              <w:t>Sampah</w:t>
-            </w:r>
-            <w:r>
-              <w:rPr>
-                <w:rFonts w:ascii="Arial Nova Cond" w:hAnsi="Arial Nova Cond"/>
-                <w:sz w:val="24"/>
-                <w:szCs w:val="24"/>
-              </w:rPr>
-              <w:t xml:space="preserve"> </w:t>
-            </w:r>
-            <w:r>
-              <w:rPr>
-                <w:rFonts w:ascii="Arial Nova Cond" w:hAnsi="Arial Nova Cond"/>
-                <w:sz w:val="24"/>
-                <w:szCs w:val="24"/>
-              </w:rPr>
-              <w:t>Domestik</w:t>
+              <w:t>Kondisi TPS Sampah Domestik</w:t>
             </w:r>
           </w:p>
         </w:tc>
@@ -6754,39 +5096,7 @@
                 <w:sz w:val="24"/>
                 <w:szCs w:val="24"/>
               </w:rPr>
-              <w:t>Pengelolaan</w:t>
-            </w:r>
-            <w:r>
-              <w:rPr>
-                <w:rFonts w:ascii="Arial Nova Cond" w:hAnsi="Arial Nova Cond"/>
-                <w:sz w:val="24"/>
-                <w:szCs w:val="24"/>
-              </w:rPr>
-              <w:t xml:space="preserve"> </w:t>
-            </w:r>
-            <w:r>
-              <w:rPr>
-                <w:rFonts w:ascii="Arial Nova Cond" w:hAnsi="Arial Nova Cond"/>
-                <w:sz w:val="24"/>
-                <w:szCs w:val="24"/>
-              </w:rPr>
-              <w:t>sampah</w:t>
-            </w:r>
-            <w:r>
-              <w:rPr>
-                <w:rFonts w:ascii="Arial Nova Cond" w:hAnsi="Arial Nova Cond"/>
-                <w:sz w:val="24"/>
-                <w:szCs w:val="24"/>
-              </w:rPr>
-              <w:t xml:space="preserve"> </w:t>
-            </w:r>
-            <w:r>
-              <w:rPr>
-                <w:rFonts w:ascii="Arial Nova Cond" w:hAnsi="Arial Nova Cond"/>
-                <w:sz w:val="24"/>
-                <w:szCs w:val="24"/>
-              </w:rPr>
-              <w:t>domestik</w:t>
+              <w:t>Pengelolaan sampah domestik</w:t>
             </w:r>
           </w:p>
         </w:tc>
@@ -7058,9 +5368,15 @@
     </w:p>
     <w:p>
       <w:pPr>
-        <w:spacing w:after="0" w:line="240" w:lineRule="auto"/>
-        <w:ind w:left="426"/>
-        <w:jc w:val="both"/>
+        <w:pStyle w:val="ListParagraph"/>
+        <w:numPr>
+          <w:ilvl w:val="0"/>
+          <w:numId w:val="32"/>
+        </w:numPr>
+        <w:tabs>
+          <w:tab w:val="left" w:pos="709"/>
+        </w:tabs>
+        <w:ind w:left="851" w:hanging="425"/>
         <w:rPr>
           <w:rFonts w:ascii="Arial Nova Cond" w:hAnsi="Arial Nova Cond"/>
           <w:sz w:val="24"/>
@@ -7073,41 +5389,65 @@
           <w:sz w:val="24"/>
           <w:szCs w:val="24"/>
         </w:rPr>
-        <w:t xml:space="preserve">6. Saran dan </w:t>
+        <w:t>Saran dan Masukan</w:t>
       </w:r>
+    </w:p>
+    <w:p>
+      <w:pPr>
+        <w:pStyle w:val="ListParagraph"/>
+        <w:ind w:left="709"/>
+        <w:rPr>
+          <w:rFonts w:ascii="Arial Nova Cond" w:hAnsi="Arial Nova Cond"/>
+          <w:sz w:val="24"/>
+          <w:szCs w:val="24"/>
+        </w:rPr>
+      </w:pPr>
       <w:r>
         <w:rPr>
           <w:rFonts w:ascii="Arial Nova Cond" w:hAnsi="Arial Nova Cond"/>
           <w:sz w:val="24"/>
           <w:szCs w:val="24"/>
         </w:rPr>
-        <w:t>Masukan</w:t>
+        <w:t>{#saran}</w:t>
       </w:r>
+    </w:p>
+    <w:p>
+      <w:pPr>
+        <w:pStyle w:val="ListParagraph"/>
+        <w:ind w:left="709"/>
+        <w:rPr>
+          <w:rFonts w:ascii="Arial Nova Cond" w:hAnsi="Arial Nova Cond"/>
+          <w:sz w:val="24"/>
+          <w:szCs w:val="24"/>
+        </w:rPr>
+      </w:pPr>
       <w:r>
         <w:rPr>
           <w:rFonts w:ascii="Arial Nova Cond" w:hAnsi="Arial Nova Cond"/>
           <w:sz w:val="24"/>
           <w:szCs w:val="24"/>
         </w:rPr>
-        <w:t xml:space="preserve"> </w:t>
+        <w:t>{abjad}. {saran_text}</w:t>
       </w:r>
+    </w:p>
+    <w:p>
+      <w:pPr>
+        <w:pStyle w:val="ListParagraph"/>
+        <w:ind w:left="709"/>
+        <w:rPr>
+          <w:rFonts w:ascii="Arial Nova Cond" w:hAnsi="Arial Nova Cond"/>
+          <w:sz w:val="24"/>
+          <w:szCs w:val="24"/>
+        </w:rPr>
+      </w:pPr>
       <w:r>
         <w:rPr>
           <w:rFonts w:ascii="Arial Nova Cond" w:hAnsi="Arial Nova Cond"/>
           <w:sz w:val="24"/>
           <w:szCs w:val="24"/>
         </w:rPr>
-        <w:t>{#saran} {abjad}. {saran_text} {/saran}</w:t>
+        <w:t>{/saran}</w:t>
       </w:r>
-    </w:p>
-    <w:p>
-      <w:pPr>
-        <w:rPr>
-          <w:rFonts w:ascii="Arial Nova Cond" w:hAnsi="Arial Nova Cond"/>
-          <w:sz w:val="24"/>
-          <w:szCs w:val="24"/>
-        </w:rPr>
-      </w:pPr>
       <w:r>
         <w:rPr>
           <w:rFonts w:ascii="Arial Nova Cond" w:hAnsi="Arial Nova Cond"/>
@@ -7133,151 +5473,7 @@
           <w:szCs w:val="24"/>
         </w:rPr>
         <w:lastRenderedPageBreak/>
-        <w:t>Pelaksanaan</w:t>
-      </w:r>
-      <w:r>
-        <w:rPr>
-          <w:rFonts w:ascii="Arial Nova Cond" w:hAnsi="Arial Nova Cond"/>
-          <w:sz w:val="24"/>
-          <w:szCs w:val="24"/>
-        </w:rPr>
-        <w:t xml:space="preserve"> dan </w:t>
-      </w:r>
-      <w:r>
-        <w:rPr>
-          <w:rFonts w:ascii="Arial Nova Cond" w:hAnsi="Arial Nova Cond"/>
-          <w:sz w:val="24"/>
-          <w:szCs w:val="24"/>
-        </w:rPr>
-        <w:t>temuan</w:t>
-      </w:r>
-      <w:r>
-        <w:rPr>
-          <w:rFonts w:ascii="Arial Nova Cond" w:hAnsi="Arial Nova Cond"/>
-          <w:sz w:val="24"/>
-          <w:szCs w:val="24"/>
-        </w:rPr>
-        <w:t xml:space="preserve"> </w:t>
-      </w:r>
-      <w:r>
-        <w:rPr>
-          <w:rFonts w:ascii="Arial Nova Cond" w:hAnsi="Arial Nova Cond"/>
-          <w:sz w:val="24"/>
-          <w:szCs w:val="24"/>
-        </w:rPr>
-        <w:t>fakta-fakta</w:t>
-      </w:r>
-      <w:r>
-        <w:rPr>
-          <w:rFonts w:ascii="Arial Nova Cond" w:hAnsi="Arial Nova Cond"/>
-          <w:sz w:val="24"/>
-          <w:szCs w:val="24"/>
-        </w:rPr>
-        <w:t xml:space="preserve"> </w:t>
-      </w:r>
-      <w:r>
-        <w:rPr>
-          <w:rFonts w:ascii="Arial Nova Cond" w:hAnsi="Arial Nova Cond"/>
-          <w:sz w:val="24"/>
-          <w:szCs w:val="24"/>
-        </w:rPr>
-        <w:t>pengawasan</w:t>
-      </w:r>
-      <w:r>
-        <w:rPr>
-          <w:rFonts w:ascii="Arial Nova Cond" w:hAnsi="Arial Nova Cond"/>
-          <w:sz w:val="24"/>
-          <w:szCs w:val="24"/>
-        </w:rPr>
-        <w:t xml:space="preserve"> </w:t>
-      </w:r>
-      <w:r>
-        <w:rPr>
-          <w:rFonts w:ascii="Arial Nova Cond" w:hAnsi="Arial Nova Cond"/>
-          <w:sz w:val="24"/>
-          <w:szCs w:val="24"/>
-        </w:rPr>
-        <w:t>lingkungan</w:t>
-      </w:r>
-      <w:r>
-        <w:rPr>
-          <w:rFonts w:ascii="Arial Nova Cond" w:hAnsi="Arial Nova Cond"/>
-          <w:sz w:val="24"/>
-          <w:szCs w:val="24"/>
-        </w:rPr>
-        <w:t xml:space="preserve"> </w:t>
-      </w:r>
-      <w:r>
-        <w:rPr>
-          <w:rFonts w:ascii="Arial Nova Cond" w:hAnsi="Arial Nova Cond"/>
-          <w:sz w:val="24"/>
-          <w:szCs w:val="24"/>
-        </w:rPr>
-        <w:t>hidup</w:t>
-      </w:r>
-      <w:r>
-        <w:rPr>
-          <w:rFonts w:ascii="Arial Nova Cond" w:hAnsi="Arial Nova Cond"/>
-          <w:sz w:val="24"/>
-          <w:szCs w:val="24"/>
-        </w:rPr>
-        <w:t xml:space="preserve"> </w:t>
-      </w:r>
-      <w:r>
-        <w:rPr>
-          <w:rFonts w:ascii="Arial Nova Cond" w:hAnsi="Arial Nova Cond"/>
-          <w:sz w:val="24"/>
-          <w:szCs w:val="24"/>
-        </w:rPr>
-        <w:t>ini</w:t>
-      </w:r>
-      <w:r>
-        <w:rPr>
-          <w:rFonts w:ascii="Arial Nova Cond" w:hAnsi="Arial Nova Cond"/>
-          <w:sz w:val="24"/>
-          <w:szCs w:val="24"/>
-        </w:rPr>
-        <w:t xml:space="preserve"> </w:t>
-      </w:r>
-      <w:r>
-        <w:rPr>
-          <w:rFonts w:ascii="Arial Nova Cond" w:hAnsi="Arial Nova Cond"/>
-          <w:sz w:val="24"/>
-          <w:szCs w:val="24"/>
-        </w:rPr>
-        <w:t>diketahui</w:t>
-      </w:r>
-      <w:r>
-        <w:rPr>
-          <w:rFonts w:ascii="Arial Nova Cond" w:hAnsi="Arial Nova Cond"/>
-          <w:sz w:val="24"/>
-          <w:szCs w:val="24"/>
-        </w:rPr>
-        <w:t xml:space="preserve"> dan </w:t>
-      </w:r>
-      <w:r>
-        <w:rPr>
-          <w:rFonts w:ascii="Arial Nova Cond" w:hAnsi="Arial Nova Cond"/>
-          <w:sz w:val="24"/>
-          <w:szCs w:val="24"/>
-        </w:rPr>
-        <w:t>dibenarkan</w:t>
-      </w:r>
-      <w:r>
-        <w:rPr>
-          <w:rFonts w:ascii="Arial Nova Cond" w:hAnsi="Arial Nova Cond"/>
-          <w:sz w:val="24"/>
-          <w:szCs w:val="24"/>
-        </w:rPr>
-        <w:t xml:space="preserve"> oleh </w:t>
-      </w:r>
-      <w:r>
-        <w:rPr>
-          <w:rFonts w:ascii="Arial Nova Cond" w:hAnsi="Arial Nova Cond"/>
-          <w:sz w:val="24"/>
-          <w:szCs w:val="24"/>
-        </w:rPr>
-        <w:t>pihak</w:t>
+        <w:t>Pelaksanaan dan temuan fakta-fakta pengawasan lingkungan hidup ini diketahui dan dibenarkan oleh pihak</w:t>
       </w:r>
       <w:r>
         <w:rPr>
@@ -7309,31 +5505,7 @@
           <w:sz w:val="24"/>
           <w:szCs w:val="24"/>
         </w:rPr>
-        <w:t>sebagai</w:t>
-      </w:r>
-      <w:r>
-        <w:rPr>
-          <w:rFonts w:ascii="Arial Nova Cond" w:hAnsi="Arial Nova Cond"/>
-          <w:sz w:val="24"/>
-          <w:szCs w:val="24"/>
-        </w:rPr>
-        <w:t xml:space="preserve"> </w:t>
-      </w:r>
-      <w:r>
-        <w:rPr>
-          <w:rFonts w:ascii="Arial Nova Cond" w:hAnsi="Arial Nova Cond"/>
-          <w:sz w:val="24"/>
-          <w:szCs w:val="24"/>
-        </w:rPr>
-        <w:t>berikut</w:t>
-      </w:r>
-      <w:r>
-        <w:rPr>
-          <w:rFonts w:ascii="Arial Nova Cond" w:hAnsi="Arial Nova Cond"/>
-          <w:sz w:val="24"/>
-          <w:szCs w:val="24"/>
-        </w:rPr>
-        <w:t xml:space="preserve"> :</w:t>
+        <w:t>sebagai berikut :</w:t>
       </w:r>
     </w:p>
     <w:p>
@@ -7574,15 +5746,7 @@
                 <w:sz w:val="24"/>
                 <w:szCs w:val="24"/>
               </w:rPr>
-              <w:t>Nomor</w:t>
-            </w:r>
-            <w:r>
-              <w:rPr>
-                <w:rFonts w:ascii="Arial Nova Cond" w:hAnsi="Arial Nova Cond"/>
-                <w:sz w:val="24"/>
-                <w:szCs w:val="24"/>
-              </w:rPr>
-              <w:t xml:space="preserve"> HP</w:t>
+              <w:t>Nomor HP</w:t>
             </w:r>
           </w:p>
         </w:tc>
@@ -7667,15 +5831,7 @@
                 <w:sz w:val="24"/>
                 <w:szCs w:val="24"/>
               </w:rPr>
-              <w:t xml:space="preserve">Tanda </w:t>
-            </w:r>
-            <w:r>
-              <w:rPr>
-                <w:rFonts w:ascii="Arial Nova Cond" w:hAnsi="Arial Nova Cond"/>
-                <w:sz w:val="24"/>
-                <w:szCs w:val="24"/>
-              </w:rPr>
-              <w:t>tangan</w:t>
+              <w:t>Tanda tangan</w:t>
             </w:r>
           </w:p>
         </w:tc>
@@ -7956,15 +6112,7 @@
                 <w:sz w:val="24"/>
                 <w:szCs w:val="24"/>
               </w:rPr>
-              <w:t>Nomor</w:t>
-            </w:r>
-            <w:r>
-              <w:rPr>
-                <w:rFonts w:ascii="Arial Nova Cond" w:hAnsi="Arial Nova Cond"/>
-                <w:sz w:val="24"/>
-                <w:szCs w:val="24"/>
-              </w:rPr>
-              <w:t xml:space="preserve"> HP</w:t>
+              <w:t>Nomor HP</w:t>
             </w:r>
           </w:p>
         </w:tc>
@@ -8049,15 +6197,7 @@
                 <w:sz w:val="24"/>
                 <w:szCs w:val="24"/>
               </w:rPr>
-              <w:t xml:space="preserve">Tanda </w:t>
-            </w:r>
-            <w:r>
-              <w:rPr>
-                <w:rFonts w:ascii="Arial Nova Cond" w:hAnsi="Arial Nova Cond"/>
-                <w:sz w:val="24"/>
-                <w:szCs w:val="24"/>
-              </w:rPr>
-              <w:t>tangan</w:t>
+              <w:t>Tanda tangan</w:t>
             </w:r>
           </w:p>
         </w:tc>
@@ -8156,124 +6296,7 @@
           <w:sz w:val="24"/>
           <w:szCs w:val="24"/>
         </w:rPr>
-        <w:t>Demikian</w:t>
-      </w:r>
-      <w:r>
-        <w:rPr>
-          <w:rFonts w:ascii="Arial Nova Cond" w:hAnsi="Arial Nova Cond"/>
-          <w:color w:val="0D0D0D"/>
-          <w:sz w:val="24"/>
-          <w:szCs w:val="24"/>
-        </w:rPr>
-        <w:t xml:space="preserve"> </w:t>
-      </w:r>
-      <w:r>
-        <w:rPr>
-          <w:rFonts w:ascii="Arial Nova Cond" w:hAnsi="Arial Nova Cond"/>
-          <w:color w:val="0D0D0D"/>
-          <w:sz w:val="24"/>
-          <w:szCs w:val="24"/>
-        </w:rPr>
-        <w:t>Berita</w:t>
-      </w:r>
-      <w:r>
-        <w:rPr>
-          <w:rFonts w:ascii="Arial Nova Cond" w:hAnsi="Arial Nova Cond"/>
-          <w:color w:val="0D0D0D"/>
-          <w:sz w:val="24"/>
-          <w:szCs w:val="24"/>
-        </w:rPr>
-        <w:t xml:space="preserve"> Acara </w:t>
-      </w:r>
-      <w:r>
-        <w:rPr>
-          <w:rFonts w:ascii="Arial Nova Cond" w:hAnsi="Arial Nova Cond"/>
-          <w:color w:val="0D0D0D"/>
-          <w:sz w:val="24"/>
-          <w:szCs w:val="24"/>
-        </w:rPr>
-        <w:t>Pengawasan</w:t>
-      </w:r>
-      <w:r>
-        <w:rPr>
-          <w:rFonts w:ascii="Arial Nova Cond" w:hAnsi="Arial Nova Cond"/>
-          <w:color w:val="0D0D0D"/>
-          <w:sz w:val="24"/>
-          <w:szCs w:val="24"/>
-        </w:rPr>
-        <w:t xml:space="preserve"> </w:t>
-      </w:r>
-      <w:r>
-        <w:rPr>
-          <w:rFonts w:ascii="Arial Nova Cond" w:hAnsi="Arial Nova Cond"/>
-          <w:color w:val="0D0D0D"/>
-          <w:sz w:val="24"/>
-          <w:szCs w:val="24"/>
-        </w:rPr>
-        <w:t>Lingkungan</w:t>
-      </w:r>
-      <w:r>
-        <w:rPr>
-          <w:rFonts w:ascii="Arial Nova Cond" w:hAnsi="Arial Nova Cond"/>
-          <w:color w:val="0D0D0D"/>
-          <w:sz w:val="24"/>
-          <w:szCs w:val="24"/>
-        </w:rPr>
-        <w:t xml:space="preserve"> </w:t>
-      </w:r>
-      <w:r>
-        <w:rPr>
-          <w:rFonts w:ascii="Arial Nova Cond" w:hAnsi="Arial Nova Cond"/>
-          <w:color w:val="0D0D0D"/>
-          <w:sz w:val="24"/>
-          <w:szCs w:val="24"/>
-        </w:rPr>
-        <w:t>Hidup</w:t>
-      </w:r>
-      <w:r>
-        <w:rPr>
-          <w:rFonts w:ascii="Arial Nova Cond" w:hAnsi="Arial Nova Cond"/>
-          <w:color w:val="0D0D0D"/>
-          <w:sz w:val="24"/>
-          <w:szCs w:val="24"/>
-        </w:rPr>
-        <w:t xml:space="preserve"> pada </w:t>
-      </w:r>
-      <w:r>
-        <w:rPr>
-          <w:rFonts w:ascii="Arial Nova Cond" w:hAnsi="Arial Nova Cond"/>
-          <w:color w:val="0D0D0D"/>
-          <w:sz w:val="24"/>
-          <w:szCs w:val="24"/>
-        </w:rPr>
-        <w:t>lokasi</w:t>
-      </w:r>
-      <w:r>
-        <w:rPr>
-          <w:rFonts w:ascii="Arial Nova Cond" w:hAnsi="Arial Nova Cond"/>
-          <w:color w:val="0D0D0D"/>
-          <w:sz w:val="24"/>
-          <w:szCs w:val="24"/>
-        </w:rPr>
-        <w:t xml:space="preserve"> </w:t>
-      </w:r>
-      <w:r>
-        <w:rPr>
-          <w:rFonts w:ascii="Arial Nova Cond" w:hAnsi="Arial Nova Cond"/>
-          <w:color w:val="0D0D0D"/>
-          <w:sz w:val="24"/>
-          <w:szCs w:val="24"/>
-        </w:rPr>
-        <w:t>kegiatan</w:t>
-      </w:r>
-      <w:r>
-        <w:rPr>
-          <w:rFonts w:ascii="Arial Nova Cond" w:hAnsi="Arial Nova Cond"/>
-          <w:color w:val="0D0D0D"/>
-          <w:sz w:val="24"/>
-          <w:szCs w:val="24"/>
-        </w:rPr>
-        <w:t xml:space="preserve"> </w:t>
+        <w:t xml:space="preserve">Demikian Berita Acara Pengawasan Lingkungan Hidup pada lokasi kegiatan </w:t>
       </w:r>
       <w:r>
         <w:rPr>
@@ -8299,106 +6322,7 @@
           <w:sz w:val="24"/>
           <w:szCs w:val="24"/>
         </w:rPr>
-        <w:t>dibuat</w:t>
-      </w:r>
-      <w:r>
-        <w:rPr>
-          <w:rFonts w:ascii="Arial Nova Cond" w:hAnsi="Arial Nova Cond"/>
-          <w:color w:val="0D0D0D"/>
-          <w:sz w:val="24"/>
-          <w:szCs w:val="24"/>
-        </w:rPr>
-        <w:t xml:space="preserve"> </w:t>
-      </w:r>
-      <w:r>
-        <w:rPr>
-          <w:rFonts w:ascii="Arial Nova Cond" w:hAnsi="Arial Nova Cond"/>
-          <w:color w:val="0D0D0D"/>
-          <w:sz w:val="24"/>
-          <w:szCs w:val="24"/>
-        </w:rPr>
-        <w:t>dengan</w:t>
-      </w:r>
-      <w:r>
-        <w:rPr>
-          <w:rFonts w:ascii="Arial Nova Cond" w:hAnsi="Arial Nova Cond"/>
-          <w:color w:val="0D0D0D"/>
-          <w:sz w:val="24"/>
-          <w:szCs w:val="24"/>
-        </w:rPr>
-        <w:t xml:space="preserve"> </w:t>
-      </w:r>
-      <w:r>
-        <w:rPr>
-          <w:rFonts w:ascii="Arial Nova Cond" w:hAnsi="Arial Nova Cond"/>
-          <w:color w:val="0D0D0D"/>
-          <w:sz w:val="24"/>
-          <w:szCs w:val="24"/>
-        </w:rPr>
-        <w:t>sebenar-benarnya</w:t>
-      </w:r>
-      <w:r>
-        <w:rPr>
-          <w:rFonts w:ascii="Arial Nova Cond" w:hAnsi="Arial Nova Cond"/>
-          <w:color w:val="0D0D0D"/>
-          <w:sz w:val="24"/>
-          <w:szCs w:val="24"/>
-        </w:rPr>
-        <w:t xml:space="preserve"> dan </w:t>
-      </w:r>
-      <w:r>
-        <w:rPr>
-          <w:rFonts w:ascii="Arial Nova Cond" w:hAnsi="Arial Nova Cond"/>
-          <w:color w:val="0D0D0D"/>
-          <w:sz w:val="24"/>
-          <w:szCs w:val="24"/>
-        </w:rPr>
-        <w:t>mengingat</w:t>
-      </w:r>
-      <w:r>
-        <w:rPr>
-          <w:rFonts w:ascii="Arial Nova Cond" w:hAnsi="Arial Nova Cond"/>
-          <w:color w:val="0D0D0D"/>
-          <w:sz w:val="24"/>
-          <w:szCs w:val="24"/>
-        </w:rPr>
-        <w:t xml:space="preserve"> </w:t>
-      </w:r>
-      <w:r>
-        <w:rPr>
-          <w:rFonts w:ascii="Arial Nova Cond" w:hAnsi="Arial Nova Cond"/>
-          <w:color w:val="0D0D0D"/>
-          <w:sz w:val="24"/>
-          <w:szCs w:val="24"/>
-        </w:rPr>
-        <w:t>sumpah</w:t>
-      </w:r>
-      <w:r>
-        <w:rPr>
-          <w:rFonts w:ascii="Arial Nova Cond" w:hAnsi="Arial Nova Cond"/>
-          <w:color w:val="0D0D0D"/>
-          <w:sz w:val="24"/>
-          <w:szCs w:val="24"/>
-        </w:rPr>
-        <w:t xml:space="preserve"> </w:t>
-      </w:r>
-      <w:r>
-        <w:rPr>
-          <w:rFonts w:ascii="Arial Nova Cond" w:hAnsi="Arial Nova Cond"/>
-          <w:color w:val="0D0D0D"/>
-          <w:sz w:val="24"/>
-          <w:szCs w:val="24"/>
-        </w:rPr>
-        <w:t>jabatan</w:t>
-      </w:r>
-      <w:r>
-        <w:rPr>
-          <w:rFonts w:ascii="Arial Nova Cond" w:hAnsi="Arial Nova Cond"/>
-          <w:color w:val="0D0D0D"/>
-          <w:sz w:val="24"/>
-          <w:szCs w:val="24"/>
-        </w:rPr>
-        <w:t>.</w:t>
+        <w:t>dibuat dengan sebenar-benarnya dan mengingat sumpah jabatan.</w:t>
       </w:r>
     </w:p>
     <w:p>
@@ -8435,77 +6359,7 @@
           <w:szCs w:val="24"/>
           <w:lang w:eastAsia="en-ID"/>
         </w:rPr>
-        <w:t xml:space="preserve">Tim </w:t>
-      </w:r>
-      <w:r>
-        <w:rPr>
-          <w:rFonts w:ascii="Arial Nova Cond" w:eastAsia="Times New Roman" w:hAnsi="Arial Nova Cond" w:cs="Times New Roman"/>
-          <w:color w:val="0D0D0D"/>
-          <w:sz w:val="24"/>
-          <w:szCs w:val="24"/>
-          <w:lang w:eastAsia="en-ID"/>
-        </w:rPr>
-        <w:t>Pejabat</w:t>
-      </w:r>
-      <w:r>
-        <w:rPr>
-          <w:rFonts w:ascii="Arial Nova Cond" w:eastAsia="Times New Roman" w:hAnsi="Arial Nova Cond" w:cs="Times New Roman"/>
-          <w:color w:val="0D0D0D"/>
-          <w:sz w:val="24"/>
-          <w:szCs w:val="24"/>
-          <w:lang w:eastAsia="en-ID"/>
-        </w:rPr>
-        <w:t xml:space="preserve"> </w:t>
-      </w:r>
-      <w:r>
-        <w:rPr>
-          <w:rFonts w:ascii="Arial Nova Cond" w:eastAsia="Times New Roman" w:hAnsi="Arial Nova Cond" w:cs="Times New Roman"/>
-          <w:color w:val="0D0D0D"/>
-          <w:sz w:val="24"/>
-          <w:szCs w:val="24"/>
-          <w:lang w:eastAsia="en-ID"/>
-        </w:rPr>
-        <w:t>Pengawas</w:t>
-      </w:r>
-      <w:r>
-        <w:rPr>
-          <w:rFonts w:ascii="Arial Nova Cond" w:eastAsia="Times New Roman" w:hAnsi="Arial Nova Cond" w:cs="Times New Roman"/>
-          <w:color w:val="0D0D0D"/>
-          <w:sz w:val="24"/>
-          <w:szCs w:val="24"/>
-          <w:lang w:eastAsia="en-ID"/>
-        </w:rPr>
-        <w:t xml:space="preserve"> </w:t>
-      </w:r>
-      <w:r>
-        <w:rPr>
-          <w:rFonts w:ascii="Arial Nova Cond" w:eastAsia="Times New Roman" w:hAnsi="Arial Nova Cond" w:cs="Times New Roman"/>
-          <w:color w:val="0D0D0D"/>
-          <w:sz w:val="24"/>
-          <w:szCs w:val="24"/>
-          <w:lang w:eastAsia="en-ID"/>
-        </w:rPr>
-        <w:t>Lingkungan</w:t>
-      </w:r>
-      <w:r>
-        <w:rPr>
-          <w:rFonts w:ascii="Arial Nova Cond" w:eastAsia="Times New Roman" w:hAnsi="Arial Nova Cond" w:cs="Times New Roman"/>
-          <w:color w:val="0D0D0D"/>
-          <w:sz w:val="24"/>
-          <w:szCs w:val="24"/>
-          <w:lang w:eastAsia="en-ID"/>
-        </w:rPr>
-        <w:t xml:space="preserve"> </w:t>
-      </w:r>
-      <w:r>
-        <w:rPr>
-          <w:rFonts w:ascii="Arial Nova Cond" w:eastAsia="Times New Roman" w:hAnsi="Arial Nova Cond" w:cs="Times New Roman"/>
-          <w:color w:val="0D0D0D"/>
-          <w:sz w:val="24"/>
-          <w:szCs w:val="24"/>
-          <w:lang w:eastAsia="en-ID"/>
-        </w:rPr>
-        <w:t>Hidup</w:t>
+        <w:t>Tim Pejabat Pengawas Lingkungan Hidup</w:t>
       </w:r>
     </w:p>
     <w:p>
@@ -8697,27 +6551,7 @@
                 <w:szCs w:val="24"/>
                 <w:lang w:eastAsia="en-ID"/>
               </w:rPr>
-              <w:t xml:space="preserve">Tanda </w:t>
-            </w:r>
-            <w:r>
-              <w:rPr>
-                <w:rFonts w:ascii="Arial Nova Cond" w:eastAsia="Times New Roman" w:hAnsi="Arial Nova Cond" w:cs="Times New Roman"/>
-                <w:color w:val="0D0D0D"/>
-                <w:sz w:val="24"/>
-                <w:szCs w:val="24"/>
-                <w:lang w:eastAsia="en-ID"/>
-              </w:rPr>
-              <w:t>tangan</w:t>
-            </w:r>
-            <w:r>
-              <w:rPr>
-                <w:rFonts w:ascii="Arial Nova Cond" w:eastAsia="Times New Roman" w:hAnsi="Arial Nova Cond" w:cs="Times New Roman"/>
-                <w:color w:val="0D0D0D"/>
-                <w:sz w:val="24"/>
-                <w:szCs w:val="24"/>
-                <w:lang w:eastAsia="en-ID"/>
-              </w:rPr>
-              <w:t xml:space="preserve"> </w:t>
+              <w:t xml:space="preserve">Tanda tangan </w:t>
             </w:r>
           </w:p>
         </w:tc>
@@ -8830,16 +6664,7 @@
           <w:sz w:val="24"/>
           <w:szCs w:val="24"/>
         </w:rPr>
-        <w:t>Saksi</w:t>
-      </w:r>
-      <w:r>
-        <w:rPr>
-          <w:rFonts w:ascii="Arial Nova Cond" w:hAnsi="Arial Nova Cond"/>
-          <w:color w:val="0D0D0D"/>
-          <w:sz w:val="24"/>
-          <w:szCs w:val="24"/>
-        </w:rPr>
-        <w:t xml:space="preserve"> </w:t>
+        <w:t xml:space="preserve">Saksi </w:t>
       </w:r>
     </w:p>
     <w:tbl>
@@ -8857,12 +6682,16 @@
         <w:tblLook w:val="04A0" w:firstRow="1" w:lastRow="0" w:firstColumn="1" w:lastColumn="0" w:noHBand="0" w:noVBand="1"/>
       </w:tblPr>
       <w:tblGrid>
-        <w:gridCol w:w="421"/>
-        <w:gridCol w:w="1808"/>
-        <w:gridCol w:w="283"/>
-        <w:gridCol w:w="7122"/>
+        <w:gridCol w:w="351"/>
+        <w:gridCol w:w="4509"/>
+        <w:gridCol w:w="265"/>
+        <w:gridCol w:w="4509"/>
       </w:tblGrid>
       <w:tr>
+        <w:trPr>
+          <w:gridAfter w:val="2"/>
+          <w:wAfter w:w="7405" w:type="dxa"/>
+        </w:trPr>
         <w:tc>
           <w:tcPr>
             <w:tcW w:w="421" w:type="dxa"/>
@@ -8887,7 +6716,18 @@
                 <w:szCs w:val="24"/>
                 <w:lang w:eastAsia="en-ID"/>
               </w:rPr>
-              <w:t>{#saksi} {no}.</w:t>
+              <w:t xml:space="preserve">{#saksi} </w:t>
+            </w:r>
+            <w:r>
+              <w:rPr>
+                <w:rFonts w:ascii="Arial Nova Cond" w:eastAsia="Times New Roman" w:hAnsi="Arial Nova Cond" w:cs="Times New Roman"/>
+                <w:color w:val="0D0D0D"/>
+                <w:sz w:val="24"/>
+                <w:szCs w:val="24"/>
+                <w:lang w:eastAsia="en-ID"/>
+              </w:rPr>
+              <w:lastRenderedPageBreak/>
+              <w:t>{no}.</w:t>
             </w:r>
           </w:p>
         </w:tc>
@@ -8915,6 +6755,7 @@
                 <w:szCs w:val="24"/>
                 <w:lang w:eastAsia="en-ID"/>
               </w:rPr>
+              <w:lastRenderedPageBreak/>
               <w:t>{nama_saksi}</w:t>
             </w:r>
           </w:p>
@@ -9066,27 +6907,7 @@
                 <w:szCs w:val="24"/>
                 <w:lang w:eastAsia="en-ID"/>
               </w:rPr>
-              <w:t xml:space="preserve">Tanda </w:t>
-            </w:r>
-            <w:r>
-              <w:rPr>
-                <w:rFonts w:ascii="Arial Nova Cond" w:eastAsia="Times New Roman" w:hAnsi="Arial Nova Cond" w:cs="Times New Roman"/>
-                <w:color w:val="0D0D0D"/>
-                <w:sz w:val="24"/>
-                <w:szCs w:val="24"/>
-                <w:lang w:eastAsia="en-ID"/>
-              </w:rPr>
-              <w:t>tangan</w:t>
-            </w:r>
-            <w:r>
-              <w:rPr>
-                <w:rFonts w:ascii="Arial Nova Cond" w:eastAsia="Times New Roman" w:hAnsi="Arial Nova Cond" w:cs="Times New Roman"/>
-                <w:color w:val="0D0D0D"/>
-                <w:sz w:val="24"/>
-                <w:szCs w:val="24"/>
-                <w:lang w:eastAsia="en-ID"/>
-              </w:rPr>
-              <w:t xml:space="preserve"> </w:t>
+              <w:t xml:space="preserve">Tanda tangan </w:t>
             </w:r>
           </w:p>
         </w:tc>
@@ -9282,31 +7103,7 @@
                               <w:sz w:val="20"/>
                               <w:szCs w:val="20"/>
                             </w:rPr>
-                            <w:t>Paraf</w:t>
-                          </w:r>
-                          <w:r>
-                            <w:rPr>
-                              <w:rFonts w:ascii="Arial Nova Cond" w:hAnsi="Arial Nova Cond"/>
-                              <w:sz w:val="20"/>
-                              <w:szCs w:val="20"/>
-                            </w:rPr>
-                            <w:t xml:space="preserve"> Tim </w:t>
-                          </w:r>
-                          <w:r>
-                            <w:rPr>
-                              <w:rFonts w:ascii="Arial Nova Cond" w:hAnsi="Arial Nova Cond"/>
-                              <w:sz w:val="20"/>
-                              <w:szCs w:val="20"/>
-                            </w:rPr>
-                            <w:t>Pengawas</w:t>
-                          </w:r>
-                          <w:r>
-                            <w:rPr>
-                              <w:rFonts w:ascii="Arial Nova Cond" w:hAnsi="Arial Nova Cond"/>
-                              <w:sz w:val="20"/>
-                              <w:szCs w:val="20"/>
-                            </w:rPr>
-                            <w:t xml:space="preserve"> </w:t>
+                            <w:t xml:space="preserve">Paraf Tim Pengawas </w:t>
                           </w:r>
                           <w:r>
                             <w:rPr>
@@ -9472,47 +7269,7 @@
                               <w:sz w:val="20"/>
                               <w:szCs w:val="20"/>
                             </w:rPr>
-                            <w:t>Paraf</w:t>
-                          </w:r>
-                          <w:r>
-                            <w:rPr>
-                              <w:rFonts w:ascii="Arial Nova Cond" w:hAnsi="Arial Nova Cond" w:cs="Arial"/>
-                              <w:sz w:val="20"/>
-                              <w:szCs w:val="20"/>
-                            </w:rPr>
-                            <w:t xml:space="preserve"> </w:t>
-                          </w:r>
-                          <w:r>
-                            <w:rPr>
-                              <w:rFonts w:ascii="Arial Nova Cond" w:hAnsi="Arial Nova Cond" w:cs="Arial"/>
-                              <w:sz w:val="20"/>
-                              <w:szCs w:val="20"/>
-                            </w:rPr>
-                            <w:t>Pihak</w:t>
-                          </w:r>
-                          <w:r>
-                            <w:rPr>
-                              <w:rFonts w:ascii="Arial Nova Cond" w:hAnsi="Arial Nova Cond" w:cs="Arial"/>
-                              <w:sz w:val="20"/>
-                              <w:szCs w:val="20"/>
-                            </w:rPr>
-                            <w:t xml:space="preserve"> Usaha/ </w:t>
-                          </w:r>
-                          <w:r>
-                            <w:rPr>
-                              <w:rFonts w:ascii="Arial Nova Cond" w:hAnsi="Arial Nova Cond" w:cs="Arial"/>
-                              <w:sz w:val="20"/>
-                              <w:szCs w:val="20"/>
-                            </w:rPr>
-                            <w:t>Kegiatan</w:t>
-                          </w:r>
-                          <w:r>
-                            <w:rPr>
-                              <w:rFonts w:ascii="Arial Nova Cond" w:hAnsi="Arial Nova Cond" w:cs="Arial"/>
-                              <w:sz w:val="20"/>
-                              <w:szCs w:val="20"/>
-                            </w:rPr>
-                            <w:t xml:space="preserve"> </w:t>
+                            <w:t xml:space="preserve">Paraf Pihak Usaha/ Kegiatan </w:t>
                           </w:r>
                           <w:r>
                             <w:rPr>
@@ -12532,6 +10289,95 @@
     </w:lvl>
   </w:abstractNum>
   <w:abstractNum w:abstractNumId="30" w15:restartNumberingAfterBreak="0">
+    <w:nsid w:val="7A8C1FB9"/>
+    <w:multiLevelType w:val="hybridMultilevel"/>
+    <w:tmpl w:val="1CCE958A"/>
+    <w:lvl w:ilvl="0" w:tplc="BB1EE892">
+      <w:start w:val="6"/>
+      <w:numFmt w:val="decimal"/>
+      <w:lvlText w:val="%1."/>
+      <w:lvlJc w:val="left"/>
+      <w:pPr>
+        <w:ind w:left="1146" w:hanging="360"/>
+      </w:pPr>
+      <w:rPr>
+        <w:rFonts w:hint="default"/>
+      </w:rPr>
+    </w:lvl>
+    <w:lvl w:ilvl="1" w:tplc="04210019" w:tentative="1">
+      <w:start w:val="1"/>
+      <w:numFmt w:val="lowerLetter"/>
+      <w:lvlText w:val="%2."/>
+      <w:lvlJc w:val="left"/>
+      <w:pPr>
+        <w:ind w:left="1866" w:hanging="360"/>
+      </w:pPr>
+    </w:lvl>
+    <w:lvl w:ilvl="2" w:tplc="0421001B" w:tentative="1">
+      <w:start w:val="1"/>
+      <w:numFmt w:val="lowerRoman"/>
+      <w:lvlText w:val="%3."/>
+      <w:lvlJc w:val="right"/>
+      <w:pPr>
+        <w:ind w:left="2586" w:hanging="180"/>
+      </w:pPr>
+    </w:lvl>
+    <w:lvl w:ilvl="3" w:tplc="0421000F" w:tentative="1">
+      <w:start w:val="1"/>
+      <w:numFmt w:val="decimal"/>
+      <w:lvlText w:val="%4."/>
+      <w:lvlJc w:val="left"/>
+      <w:pPr>
+        <w:ind w:left="3306" w:hanging="360"/>
+      </w:pPr>
+    </w:lvl>
+    <w:lvl w:ilvl="4" w:tplc="04210019" w:tentative="1">
+      <w:start w:val="1"/>
+      <w:numFmt w:val="lowerLetter"/>
+      <w:lvlText w:val="%5."/>
+      <w:lvlJc w:val="left"/>
+      <w:pPr>
+        <w:ind w:left="4026" w:hanging="360"/>
+      </w:pPr>
+    </w:lvl>
+    <w:lvl w:ilvl="5" w:tplc="0421001B" w:tentative="1">
+      <w:start w:val="1"/>
+      <w:numFmt w:val="lowerRoman"/>
+      <w:lvlText w:val="%6."/>
+      <w:lvlJc w:val="right"/>
+      <w:pPr>
+        <w:ind w:left="4746" w:hanging="180"/>
+      </w:pPr>
+    </w:lvl>
+    <w:lvl w:ilvl="6" w:tplc="0421000F" w:tentative="1">
+      <w:start w:val="1"/>
+      <w:numFmt w:val="decimal"/>
+      <w:lvlText w:val="%7."/>
+      <w:lvlJc w:val="left"/>
+      <w:pPr>
+        <w:ind w:left="5466" w:hanging="360"/>
+      </w:pPr>
+    </w:lvl>
+    <w:lvl w:ilvl="7" w:tplc="04210019" w:tentative="1">
+      <w:start w:val="1"/>
+      <w:numFmt w:val="lowerLetter"/>
+      <w:lvlText w:val="%8."/>
+      <w:lvlJc w:val="left"/>
+      <w:pPr>
+        <w:ind w:left="6186" w:hanging="360"/>
+      </w:pPr>
+    </w:lvl>
+    <w:lvl w:ilvl="8" w:tplc="0421001B" w:tentative="1">
+      <w:start w:val="1"/>
+      <w:numFmt w:val="lowerRoman"/>
+      <w:lvlText w:val="%9."/>
+      <w:lvlJc w:val="right"/>
+      <w:pPr>
+        <w:ind w:left="6906" w:hanging="180"/>
+      </w:pPr>
+    </w:lvl>
+  </w:abstractNum>
+  <w:abstractNum w:abstractNumId="31" w15:restartNumberingAfterBreak="0">
     <w:nsid w:val="7D696E39"/>
     <w:multiLevelType w:val="hybridMultilevel"/>
     <w:tmpl w:val="956A7464"/>
@@ -12705,13 +10551,16 @@
     <w:abstractNumId w:val="8"/>
   </w:num>
   <w:num w:numId="29" w16cid:durableId="218245100">
-    <w:abstractNumId w:val="30"/>
+    <w:abstractNumId w:val="31"/>
   </w:num>
   <w:num w:numId="30" w16cid:durableId="306133003">
     <w:abstractNumId w:val="2"/>
   </w:num>
   <w:num w:numId="31" w16cid:durableId="1535383748">
     <w:abstractNumId w:val="17"/>
+  </w:num>
+  <w:num w:numId="32" w16cid:durableId="1095134054">
+    <w:abstractNumId w:val="30"/>
   </w:num>
 </w:numbering>
 </file>
@@ -13160,7 +11009,6 @@
   <w:style w:type="character" w:default="1" w:styleId="DefaultParagraphFont">
     <w:name w:val="Default Paragraph Font"/>
     <w:uiPriority w:val="1"/>
-    <w:semiHidden/>
     <w:unhideWhenUsed/>
   </w:style>
   <w:style w:type="table" w:default="1" w:styleId="TableNormal">

--- a/public/templates-bap/bap-fasyankes.docx
+++ b/public/templates-bap/bap-fasyankes.docx
@@ -2839,7 +2839,7 @@
                 <w:sz w:val="24"/>
                 <w:szCs w:val="24"/>
               </w:rPr>
-              <w:t>{jumlah_karyawan_pengunjung}</w:t>
+              <w:t>{penggunaan_energi}</w:t>
             </w:r>
           </w:p>
         </w:tc>
@@ -2933,7 +2933,7 @@
                 <w:sz w:val="24"/>
                 <w:szCs w:val="24"/>
               </w:rPr>
-              <w:t>{shift_kerja}</w:t>
+              <w:t>{jumlah_karyawan_pengunjung}</w:t>
             </w:r>
           </w:p>
         </w:tc>
@@ -3027,7 +3027,7 @@
                 <w:sz w:val="24"/>
                 <w:szCs w:val="24"/>
               </w:rPr>
-              <w:t>{jam_operasional}</w:t>
+              <w:t>{shift_kerja}</w:t>
             </w:r>
           </w:p>
         </w:tc>

--- a/public/templates-bap/bap-fasyankes.docx
+++ b/public/templates-bap/bap-fasyankes.docx
@@ -43,7 +43,7 @@
                 <w:lang w:val="en-US"/>
               </w:rPr>
               <w:drawing>
-                <wp:anchor distT="0" distB="0" distL="114300" distR="114300" simplePos="0" relativeHeight="251658752" behindDoc="0" locked="0" layoutInCell="1" allowOverlap="1" wp14:anchorId="069080DA" wp14:editId="5A097F3A">
+                <wp:anchor distT="0" distB="0" distL="114300" distR="114300" simplePos="0" relativeHeight="251658752" behindDoc="0" locked="0" layoutInCell="1" allowOverlap="1" wp14:anchorId="069080DA" wp14:editId="23F49941">
                   <wp:simplePos x="0" y="0"/>
                   <wp:positionH relativeFrom="column">
                     <wp:posOffset>68580</wp:posOffset>
@@ -164,23 +164,119 @@
                 <w:rFonts w:ascii="Arial" w:hAnsi="Arial" w:cs="Arial"/>
                 <w:lang w:val="en-US"/>
               </w:rPr>
-              <w:t>Jl. Ronggowarsito No.18b, Sragen Wetan, Sragen, Jawa Tengah</w:t>
-            </w:r>
-          </w:p>
-          <w:p>
-            <w:pPr>
-              <w:jc w:val="center"/>
+              <w:t xml:space="preserve">Jl. </w:t>
+            </w:r>
+            <w:proofErr w:type="spellStart"/>
+            <w:r>
               <w:rPr>
                 <w:rFonts w:ascii="Arial" w:hAnsi="Arial" w:cs="Arial"/>
                 <w:lang w:val="en-US"/>
               </w:rPr>
-            </w:pPr>
+              <w:t>Ronggowarsito</w:t>
+            </w:r>
+            <w:proofErr w:type="spellEnd"/>
             <w:r>
               <w:rPr>
                 <w:rFonts w:ascii="Arial" w:hAnsi="Arial" w:cs="Arial"/>
                 <w:lang w:val="en-US"/>
               </w:rPr>
-              <w:t>Telp. (0271) 891136  Email : dlhsragenkab@gmail.com</w:t>
+              <w:t xml:space="preserve"> No.18b, </w:t>
+            </w:r>
+            <w:proofErr w:type="spellStart"/>
+            <w:r>
+              <w:rPr>
+                <w:rFonts w:ascii="Arial" w:hAnsi="Arial" w:cs="Arial"/>
+                <w:lang w:val="en-US"/>
+              </w:rPr>
+              <w:t>Sragen</w:t>
+            </w:r>
+            <w:proofErr w:type="spellEnd"/>
+            <w:r>
+              <w:rPr>
+                <w:rFonts w:ascii="Arial" w:hAnsi="Arial" w:cs="Arial"/>
+                <w:lang w:val="en-US"/>
+              </w:rPr>
+              <w:t xml:space="preserve"> </w:t>
+            </w:r>
+            <w:proofErr w:type="spellStart"/>
+            <w:r>
+              <w:rPr>
+                <w:rFonts w:ascii="Arial" w:hAnsi="Arial" w:cs="Arial"/>
+                <w:lang w:val="en-US"/>
+              </w:rPr>
+              <w:t>Wetan</w:t>
+            </w:r>
+            <w:proofErr w:type="spellEnd"/>
+            <w:r>
+              <w:rPr>
+                <w:rFonts w:ascii="Arial" w:hAnsi="Arial" w:cs="Arial"/>
+                <w:lang w:val="en-US"/>
+              </w:rPr>
+              <w:t xml:space="preserve">, </w:t>
+            </w:r>
+            <w:proofErr w:type="spellStart"/>
+            <w:r>
+              <w:rPr>
+                <w:rFonts w:ascii="Arial" w:hAnsi="Arial" w:cs="Arial"/>
+                <w:lang w:val="en-US"/>
+              </w:rPr>
+              <w:t>Sragen</w:t>
+            </w:r>
+            <w:proofErr w:type="spellEnd"/>
+            <w:r>
+              <w:rPr>
+                <w:rFonts w:ascii="Arial" w:hAnsi="Arial" w:cs="Arial"/>
+                <w:lang w:val="en-US"/>
+              </w:rPr>
+              <w:t xml:space="preserve">, </w:t>
+            </w:r>
+            <w:proofErr w:type="spellStart"/>
+            <w:r>
+              <w:rPr>
+                <w:rFonts w:ascii="Arial" w:hAnsi="Arial" w:cs="Arial"/>
+                <w:lang w:val="en-US"/>
+              </w:rPr>
+              <w:t>Jawa</w:t>
+            </w:r>
+            <w:proofErr w:type="spellEnd"/>
+            <w:r>
+              <w:rPr>
+                <w:rFonts w:ascii="Arial" w:hAnsi="Arial" w:cs="Arial"/>
+                <w:lang w:val="en-US"/>
+              </w:rPr>
+              <w:t xml:space="preserve"> Tengah</w:t>
+            </w:r>
+          </w:p>
+          <w:p>
+            <w:pPr>
+              <w:jc w:val="center"/>
+              <w:rPr>
+                <w:rFonts w:ascii="Arial" w:hAnsi="Arial" w:cs="Arial"/>
+                <w:lang w:val="en-US"/>
+              </w:rPr>
+            </w:pPr>
+            <w:r>
+              <w:rPr>
+                <w:rFonts w:ascii="Arial" w:hAnsi="Arial" w:cs="Arial"/>
+                <w:lang w:val="en-US"/>
+              </w:rPr>
+              <w:t xml:space="preserve">Telp. (0271) </w:t>
+            </w:r>
+            <w:proofErr w:type="gramStart"/>
+            <w:r>
+              <w:rPr>
+                <w:rFonts w:ascii="Arial" w:hAnsi="Arial" w:cs="Arial"/>
+                <w:lang w:val="en-US"/>
+              </w:rPr>
+              <w:t>891136  Email</w:t>
+            </w:r>
+            <w:proofErr w:type="gramEnd"/>
+            <w:r>
+              <w:rPr>
+                <w:rFonts w:ascii="Arial" w:hAnsi="Arial" w:cs="Arial"/>
+                <w:lang w:val="en-US"/>
+              </w:rPr>
+              <w:t xml:space="preserve"> : dlhsragenkab@gmail.com</w:t>
             </w:r>
           </w:p>
           <w:p>
@@ -266,21 +362,49 @@
         </w:rPr>
         <w:t xml:space="preserve">                                               </w:t>
       </w:r>
-      <w:r>
-        <w:rPr>
-          <w:rFonts w:ascii="Arial Nova Cond" w:hAnsi="Arial Nova Cond"/>
-          <w:sz w:val="24"/>
-          <w:szCs w:val="24"/>
-        </w:rPr>
-        <w:t>Nomor: 600.4/         /BAP/17/</w:t>
-      </w:r>
-      <w:r>
-        <w:rPr>
-          <w:rFonts w:ascii="Arial Nova Cond" w:hAnsi="Arial Nova Cond"/>
-          <w:sz w:val="24"/>
-          <w:szCs w:val="24"/>
-        </w:rPr>
-        <w:t>{tahun_ini}</w:t>
+      <w:proofErr w:type="spellStart"/>
+      <w:r>
+        <w:rPr>
+          <w:rFonts w:ascii="Arial Nova Cond" w:hAnsi="Arial Nova Cond"/>
+          <w:sz w:val="24"/>
+          <w:szCs w:val="24"/>
+        </w:rPr>
+        <w:t>Nomor</w:t>
+      </w:r>
+      <w:proofErr w:type="spellEnd"/>
+      <w:r>
+        <w:rPr>
+          <w:rFonts w:ascii="Arial Nova Cond" w:hAnsi="Arial Nova Cond"/>
+          <w:sz w:val="24"/>
+          <w:szCs w:val="24"/>
+        </w:rPr>
+        <w:t>: 600.4/         /BAP/17/</w:t>
+      </w:r>
+      <w:r>
+        <w:rPr>
+          <w:rFonts w:ascii="Arial Nova Cond" w:hAnsi="Arial Nova Cond"/>
+          <w:sz w:val="24"/>
+          <w:szCs w:val="24"/>
+        </w:rPr>
+        <w:t>{</w:t>
+      </w:r>
+      <w:proofErr w:type="spellStart"/>
+      <w:r>
+        <w:rPr>
+          <w:rFonts w:ascii="Arial Nova Cond" w:hAnsi="Arial Nova Cond"/>
+          <w:sz w:val="24"/>
+          <w:szCs w:val="24"/>
+        </w:rPr>
+        <w:t>tahun_ini</w:t>
+      </w:r>
+      <w:proofErr w:type="spellEnd"/>
+      <w:r>
+        <w:rPr>
+          <w:rFonts w:ascii="Arial Nova Cond" w:hAnsi="Arial Nova Cond"/>
+          <w:sz w:val="24"/>
+          <w:szCs w:val="24"/>
+        </w:rPr>
+        <w:t>}</w:t>
       </w:r>
     </w:p>
     <w:p>
@@ -309,7 +433,133 @@
           <w:sz w:val="24"/>
           <w:szCs w:val="24"/>
         </w:rPr>
-        <w:t>Pada hari ini {hari_ini_nama}, tanggal {hari_ini_tanggal_terbilang} bulan {hari_ini_bulan}</w:t>
+        <w:t xml:space="preserve">Pada </w:t>
+      </w:r>
+      <w:proofErr w:type="spellStart"/>
+      <w:r>
+        <w:rPr>
+          <w:rFonts w:ascii="Arial Nova Cond" w:hAnsi="Arial Nova Cond"/>
+          <w:sz w:val="24"/>
+          <w:szCs w:val="24"/>
+        </w:rPr>
+        <w:t>hari</w:t>
+      </w:r>
+      <w:proofErr w:type="spellEnd"/>
+      <w:r>
+        <w:rPr>
+          <w:rFonts w:ascii="Arial Nova Cond" w:hAnsi="Arial Nova Cond"/>
+          <w:sz w:val="24"/>
+          <w:szCs w:val="24"/>
+        </w:rPr>
+        <w:t xml:space="preserve"> </w:t>
+      </w:r>
+      <w:proofErr w:type="spellStart"/>
+      <w:r>
+        <w:rPr>
+          <w:rFonts w:ascii="Arial Nova Cond" w:hAnsi="Arial Nova Cond"/>
+          <w:sz w:val="24"/>
+          <w:szCs w:val="24"/>
+        </w:rPr>
+        <w:t>ini</w:t>
+      </w:r>
+      <w:proofErr w:type="spellEnd"/>
+      <w:r>
+        <w:rPr>
+          <w:rFonts w:ascii="Arial Nova Cond" w:hAnsi="Arial Nova Cond"/>
+          <w:sz w:val="24"/>
+          <w:szCs w:val="24"/>
+        </w:rPr>
+        <w:t xml:space="preserve"> {</w:t>
+      </w:r>
+      <w:proofErr w:type="spellStart"/>
+      <w:r>
+        <w:rPr>
+          <w:rFonts w:ascii="Arial Nova Cond" w:hAnsi="Arial Nova Cond"/>
+          <w:sz w:val="24"/>
+          <w:szCs w:val="24"/>
+        </w:rPr>
+        <w:t>hari_ini_nama</w:t>
+      </w:r>
+      <w:proofErr w:type="spellEnd"/>
+      <w:r>
+        <w:rPr>
+          <w:rFonts w:ascii="Arial Nova Cond" w:hAnsi="Arial Nova Cond"/>
+          <w:sz w:val="24"/>
+          <w:szCs w:val="24"/>
+        </w:rPr>
+        <w:t xml:space="preserve">}, </w:t>
+      </w:r>
+      <w:proofErr w:type="spellStart"/>
+      <w:r>
+        <w:rPr>
+          <w:rFonts w:ascii="Arial Nova Cond" w:hAnsi="Arial Nova Cond"/>
+          <w:sz w:val="24"/>
+          <w:szCs w:val="24"/>
+        </w:rPr>
+        <w:t>tanggal</w:t>
+      </w:r>
+      <w:proofErr w:type="spellEnd"/>
+      <w:r>
+        <w:rPr>
+          <w:rFonts w:ascii="Arial Nova Cond" w:hAnsi="Arial Nova Cond"/>
+          <w:sz w:val="24"/>
+          <w:szCs w:val="24"/>
+        </w:rPr>
+        <w:t xml:space="preserve"> {</w:t>
+      </w:r>
+      <w:proofErr w:type="spellStart"/>
+      <w:r>
+        <w:rPr>
+          <w:rFonts w:ascii="Arial Nova Cond" w:hAnsi="Arial Nova Cond"/>
+          <w:sz w:val="24"/>
+          <w:szCs w:val="24"/>
+        </w:rPr>
+        <w:t>hari_ini_tanggal_terbilang</w:t>
+      </w:r>
+      <w:proofErr w:type="spellEnd"/>
+      <w:r>
+        <w:rPr>
+          <w:rFonts w:ascii="Arial Nova Cond" w:hAnsi="Arial Nova Cond"/>
+          <w:sz w:val="24"/>
+          <w:szCs w:val="24"/>
+        </w:rPr>
+        <w:t xml:space="preserve">} </w:t>
+      </w:r>
+      <w:proofErr w:type="spellStart"/>
+      <w:r>
+        <w:rPr>
+          <w:rFonts w:ascii="Arial Nova Cond" w:hAnsi="Arial Nova Cond"/>
+          <w:sz w:val="24"/>
+          <w:szCs w:val="24"/>
+        </w:rPr>
+        <w:t>bulan</w:t>
+      </w:r>
+      <w:proofErr w:type="spellEnd"/>
+      <w:r>
+        <w:rPr>
+          <w:rFonts w:ascii="Arial Nova Cond" w:hAnsi="Arial Nova Cond"/>
+          <w:sz w:val="24"/>
+          <w:szCs w:val="24"/>
+        </w:rPr>
+        <w:t xml:space="preserve"> {</w:t>
+      </w:r>
+      <w:proofErr w:type="spellStart"/>
+      <w:r>
+        <w:rPr>
+          <w:rFonts w:ascii="Arial Nova Cond" w:hAnsi="Arial Nova Cond"/>
+          <w:sz w:val="24"/>
+          <w:szCs w:val="24"/>
+        </w:rPr>
+        <w:t>hari_ini_bulan</w:t>
+      </w:r>
+      <w:proofErr w:type="spellEnd"/>
+      <w:r>
+        <w:rPr>
+          <w:rFonts w:ascii="Arial Nova Cond" w:hAnsi="Arial Nova Cond"/>
+          <w:sz w:val="24"/>
+          <w:szCs w:val="24"/>
+        </w:rPr>
+        <w:t>}</w:t>
       </w:r>
       <w:r>
         <w:rPr>
@@ -321,13 +571,41 @@
         </w:rPr>
         <w:t xml:space="preserve"> </w:t>
       </w:r>
-      <w:r>
-        <w:rPr>
-          <w:rFonts w:ascii="Arial Nova Cond" w:hAnsi="Arial Nova Cond"/>
-          <w:sz w:val="24"/>
-          <w:szCs w:val="24"/>
-        </w:rPr>
-        <w:t>tahun {hari_ini_tahun_terbilang}</w:t>
+      <w:proofErr w:type="spellStart"/>
+      <w:r>
+        <w:rPr>
+          <w:rFonts w:ascii="Arial Nova Cond" w:hAnsi="Arial Nova Cond"/>
+          <w:sz w:val="24"/>
+          <w:szCs w:val="24"/>
+        </w:rPr>
+        <w:t>tahun</w:t>
+      </w:r>
+      <w:proofErr w:type="spellEnd"/>
+      <w:r>
+        <w:rPr>
+          <w:rFonts w:ascii="Arial Nova Cond" w:hAnsi="Arial Nova Cond"/>
+          <w:sz w:val="24"/>
+          <w:szCs w:val="24"/>
+        </w:rPr>
+        <w:t xml:space="preserve"> {</w:t>
+      </w:r>
+      <w:proofErr w:type="spellStart"/>
+      <w:r>
+        <w:rPr>
+          <w:rFonts w:ascii="Arial Nova Cond" w:hAnsi="Arial Nova Cond"/>
+          <w:sz w:val="24"/>
+          <w:szCs w:val="24"/>
+        </w:rPr>
+        <w:t>hari_ini_tahun_terbilang</w:t>
+      </w:r>
+      <w:proofErr w:type="spellEnd"/>
+      <w:r>
+        <w:rPr>
+          <w:rFonts w:ascii="Arial Nova Cond" w:hAnsi="Arial Nova Cond"/>
+          <w:sz w:val="24"/>
+          <w:szCs w:val="24"/>
+        </w:rPr>
+        <w:t>}</w:t>
       </w:r>
       <w:r>
         <w:rPr>
@@ -339,13 +617,329 @@
         </w:rPr>
         <w:t xml:space="preserve"> </w:t>
       </w:r>
-      <w:r>
-        <w:rPr>
-          <w:rFonts w:ascii="Arial Nova Cond" w:hAnsi="Arial Nova Cond"/>
-          <w:sz w:val="24"/>
-          <w:szCs w:val="24"/>
-        </w:rPr>
-        <w:t>pukul {waktu_pengawasan} WIB, di lokasi {nama_badan_usaha_kegiatan}, {alamat_lokasi}, telah dilakukan penandatanganan berita acara pengawasan lingkungan hidup terhadap {nama_badan_usaha_kegiatan} dengan hasil sebagai berikut:</w:t>
+      <w:proofErr w:type="spellStart"/>
+      <w:r>
+        <w:rPr>
+          <w:rFonts w:ascii="Arial Nova Cond" w:hAnsi="Arial Nova Cond"/>
+          <w:sz w:val="24"/>
+          <w:szCs w:val="24"/>
+        </w:rPr>
+        <w:t>pukul</w:t>
+      </w:r>
+      <w:proofErr w:type="spellEnd"/>
+      <w:r>
+        <w:rPr>
+          <w:rFonts w:ascii="Arial Nova Cond" w:hAnsi="Arial Nova Cond"/>
+          <w:sz w:val="24"/>
+          <w:szCs w:val="24"/>
+        </w:rPr>
+        <w:t xml:space="preserve"> {</w:t>
+      </w:r>
+      <w:proofErr w:type="spellStart"/>
+      <w:r>
+        <w:rPr>
+          <w:rFonts w:ascii="Arial Nova Cond" w:hAnsi="Arial Nova Cond"/>
+          <w:sz w:val="24"/>
+          <w:szCs w:val="24"/>
+        </w:rPr>
+        <w:t>waktu_pengawasan</w:t>
+      </w:r>
+      <w:proofErr w:type="spellEnd"/>
+      <w:r>
+        <w:rPr>
+          <w:rFonts w:ascii="Arial Nova Cond" w:hAnsi="Arial Nova Cond"/>
+          <w:sz w:val="24"/>
+          <w:szCs w:val="24"/>
+        </w:rPr>
+        <w:t xml:space="preserve">} WIB, di </w:t>
+      </w:r>
+      <w:proofErr w:type="spellStart"/>
+      <w:r>
+        <w:rPr>
+          <w:rFonts w:ascii="Arial Nova Cond" w:hAnsi="Arial Nova Cond"/>
+          <w:sz w:val="24"/>
+          <w:szCs w:val="24"/>
+        </w:rPr>
+        <w:t>lokasi</w:t>
+      </w:r>
+      <w:proofErr w:type="spellEnd"/>
+      <w:r>
+        <w:rPr>
+          <w:rFonts w:ascii="Arial Nova Cond" w:hAnsi="Arial Nova Cond"/>
+          <w:sz w:val="24"/>
+          <w:szCs w:val="24"/>
+        </w:rPr>
+        <w:t xml:space="preserve"> {</w:t>
+      </w:r>
+      <w:proofErr w:type="spellStart"/>
+      <w:r>
+        <w:rPr>
+          <w:rFonts w:ascii="Arial Nova Cond" w:hAnsi="Arial Nova Cond"/>
+          <w:sz w:val="24"/>
+          <w:szCs w:val="24"/>
+        </w:rPr>
+        <w:t>nama_badan_usaha_kegiatan</w:t>
+      </w:r>
+      <w:proofErr w:type="spellEnd"/>
+      <w:r>
+        <w:rPr>
+          <w:rFonts w:ascii="Arial Nova Cond" w:hAnsi="Arial Nova Cond"/>
+          <w:sz w:val="24"/>
+          <w:szCs w:val="24"/>
+        </w:rPr>
+        <w:t>}, {</w:t>
+      </w:r>
+      <w:proofErr w:type="spellStart"/>
+      <w:r>
+        <w:rPr>
+          <w:rFonts w:ascii="Arial Nova Cond" w:hAnsi="Arial Nova Cond"/>
+          <w:sz w:val="24"/>
+          <w:szCs w:val="24"/>
+        </w:rPr>
+        <w:t>alamat_lokasi</w:t>
+      </w:r>
+      <w:proofErr w:type="spellEnd"/>
+      <w:r>
+        <w:rPr>
+          <w:rFonts w:ascii="Arial Nova Cond" w:hAnsi="Arial Nova Cond"/>
+          <w:sz w:val="24"/>
+          <w:szCs w:val="24"/>
+        </w:rPr>
+        <w:t xml:space="preserve">}, </w:t>
+      </w:r>
+      <w:proofErr w:type="spellStart"/>
+      <w:r>
+        <w:rPr>
+          <w:rFonts w:ascii="Arial Nova Cond" w:hAnsi="Arial Nova Cond"/>
+          <w:sz w:val="24"/>
+          <w:szCs w:val="24"/>
+        </w:rPr>
+        <w:t>telah</w:t>
+      </w:r>
+      <w:proofErr w:type="spellEnd"/>
+      <w:r>
+        <w:rPr>
+          <w:rFonts w:ascii="Arial Nova Cond" w:hAnsi="Arial Nova Cond"/>
+          <w:sz w:val="24"/>
+          <w:szCs w:val="24"/>
+        </w:rPr>
+        <w:t xml:space="preserve"> </w:t>
+      </w:r>
+      <w:proofErr w:type="spellStart"/>
+      <w:r>
+        <w:rPr>
+          <w:rFonts w:ascii="Arial Nova Cond" w:hAnsi="Arial Nova Cond"/>
+          <w:sz w:val="24"/>
+          <w:szCs w:val="24"/>
+        </w:rPr>
+        <w:t>dilakukan</w:t>
+      </w:r>
+      <w:proofErr w:type="spellEnd"/>
+      <w:r>
+        <w:rPr>
+          <w:rFonts w:ascii="Arial Nova Cond" w:hAnsi="Arial Nova Cond"/>
+          <w:sz w:val="24"/>
+          <w:szCs w:val="24"/>
+        </w:rPr>
+        <w:t xml:space="preserve"> </w:t>
+      </w:r>
+      <w:proofErr w:type="spellStart"/>
+      <w:r>
+        <w:rPr>
+          <w:rFonts w:ascii="Arial Nova Cond" w:hAnsi="Arial Nova Cond"/>
+          <w:sz w:val="24"/>
+          <w:szCs w:val="24"/>
+        </w:rPr>
+        <w:t>penandatanganan</w:t>
+      </w:r>
+      <w:proofErr w:type="spellEnd"/>
+      <w:r>
+        <w:rPr>
+          <w:rFonts w:ascii="Arial Nova Cond" w:hAnsi="Arial Nova Cond"/>
+          <w:sz w:val="24"/>
+          <w:szCs w:val="24"/>
+        </w:rPr>
+        <w:t xml:space="preserve"> </w:t>
+      </w:r>
+      <w:proofErr w:type="spellStart"/>
+      <w:r>
+        <w:rPr>
+          <w:rFonts w:ascii="Arial Nova Cond" w:hAnsi="Arial Nova Cond"/>
+          <w:sz w:val="24"/>
+          <w:szCs w:val="24"/>
+        </w:rPr>
+        <w:t>berita</w:t>
+      </w:r>
+      <w:proofErr w:type="spellEnd"/>
+      <w:r>
+        <w:rPr>
+          <w:rFonts w:ascii="Arial Nova Cond" w:hAnsi="Arial Nova Cond"/>
+          <w:sz w:val="24"/>
+          <w:szCs w:val="24"/>
+        </w:rPr>
+        <w:t xml:space="preserve"> acara </w:t>
+      </w:r>
+      <w:proofErr w:type="spellStart"/>
+      <w:r>
+        <w:rPr>
+          <w:rFonts w:ascii="Arial Nova Cond" w:hAnsi="Arial Nova Cond"/>
+          <w:sz w:val="24"/>
+          <w:szCs w:val="24"/>
+        </w:rPr>
+        <w:t>pengawasan</w:t>
+      </w:r>
+      <w:proofErr w:type="spellEnd"/>
+      <w:r>
+        <w:rPr>
+          <w:rFonts w:ascii="Arial Nova Cond" w:hAnsi="Arial Nova Cond"/>
+          <w:sz w:val="24"/>
+          <w:szCs w:val="24"/>
+        </w:rPr>
+        <w:t xml:space="preserve"> </w:t>
+      </w:r>
+      <w:proofErr w:type="spellStart"/>
+      <w:r>
+        <w:rPr>
+          <w:rFonts w:ascii="Arial Nova Cond" w:hAnsi="Arial Nova Cond"/>
+          <w:sz w:val="24"/>
+          <w:szCs w:val="24"/>
+        </w:rPr>
+        <w:t>lingkungan</w:t>
+      </w:r>
+      <w:proofErr w:type="spellEnd"/>
+      <w:r>
+        <w:rPr>
+          <w:rFonts w:ascii="Arial Nova Cond" w:hAnsi="Arial Nova Cond"/>
+          <w:sz w:val="24"/>
+          <w:szCs w:val="24"/>
+        </w:rPr>
+        <w:t xml:space="preserve"> </w:t>
+      </w:r>
+      <w:proofErr w:type="spellStart"/>
+      <w:r>
+        <w:rPr>
+          <w:rFonts w:ascii="Arial Nova Cond" w:hAnsi="Arial Nova Cond"/>
+          <w:sz w:val="24"/>
+          <w:szCs w:val="24"/>
+        </w:rPr>
+        <w:t>hidup</w:t>
+      </w:r>
+      <w:proofErr w:type="spellEnd"/>
+      <w:r>
+        <w:rPr>
+          <w:rFonts w:ascii="Arial Nova Cond" w:hAnsi="Arial Nova Cond"/>
+          <w:sz w:val="24"/>
+          <w:szCs w:val="24"/>
+        </w:rPr>
+        <w:t xml:space="preserve"> </w:t>
+      </w:r>
+      <w:proofErr w:type="spellStart"/>
+      <w:r>
+        <w:rPr>
+          <w:rFonts w:ascii="Arial Nova Cond" w:hAnsi="Arial Nova Cond"/>
+          <w:sz w:val="24"/>
+          <w:szCs w:val="24"/>
+        </w:rPr>
+        <w:t>terhadap</w:t>
+      </w:r>
+      <w:proofErr w:type="spellEnd"/>
+      <w:r>
+        <w:rPr>
+          <w:rFonts w:ascii="Arial Nova Cond" w:hAnsi="Arial Nova Cond"/>
+          <w:sz w:val="24"/>
+          <w:szCs w:val="24"/>
+        </w:rPr>
+        <w:t xml:space="preserve"> {</w:t>
+      </w:r>
+      <w:proofErr w:type="spellStart"/>
+      <w:r>
+        <w:rPr>
+          <w:rFonts w:ascii="Arial Nova Cond" w:hAnsi="Arial Nova Cond"/>
+          <w:sz w:val="24"/>
+          <w:szCs w:val="24"/>
+        </w:rPr>
+        <w:t>nama_badan_usaha_kegiatan</w:t>
+      </w:r>
+      <w:proofErr w:type="spellEnd"/>
+      <w:r>
+        <w:rPr>
+          <w:rFonts w:ascii="Arial Nova Cond" w:hAnsi="Arial Nova Cond"/>
+          <w:sz w:val="24"/>
+          <w:szCs w:val="24"/>
+        </w:rPr>
+        <w:t xml:space="preserve">} </w:t>
+      </w:r>
+      <w:proofErr w:type="spellStart"/>
+      <w:r>
+        <w:rPr>
+          <w:rFonts w:ascii="Arial Nova Cond" w:hAnsi="Arial Nova Cond"/>
+          <w:sz w:val="24"/>
+          <w:szCs w:val="24"/>
+        </w:rPr>
+        <w:t>dengan</w:t>
+      </w:r>
+      <w:proofErr w:type="spellEnd"/>
+      <w:r>
+        <w:rPr>
+          <w:rFonts w:ascii="Arial Nova Cond" w:hAnsi="Arial Nova Cond"/>
+          <w:sz w:val="24"/>
+          <w:szCs w:val="24"/>
+        </w:rPr>
+        <w:t xml:space="preserve"> </w:t>
+      </w:r>
+      <w:proofErr w:type="spellStart"/>
+      <w:r>
+        <w:rPr>
+          <w:rFonts w:ascii="Arial Nova Cond" w:hAnsi="Arial Nova Cond"/>
+          <w:sz w:val="24"/>
+          <w:szCs w:val="24"/>
+        </w:rPr>
+        <w:t>hasil</w:t>
+      </w:r>
+      <w:proofErr w:type="spellEnd"/>
+      <w:r>
+        <w:rPr>
+          <w:rFonts w:ascii="Arial Nova Cond" w:hAnsi="Arial Nova Cond"/>
+          <w:sz w:val="24"/>
+          <w:szCs w:val="24"/>
+        </w:rPr>
+        <w:t xml:space="preserve"> </w:t>
+      </w:r>
+      <w:proofErr w:type="spellStart"/>
+      <w:r>
+        <w:rPr>
+          <w:rFonts w:ascii="Arial Nova Cond" w:hAnsi="Arial Nova Cond"/>
+          <w:sz w:val="24"/>
+          <w:szCs w:val="24"/>
+        </w:rPr>
+        <w:t>sebagai</w:t>
+      </w:r>
+      <w:proofErr w:type="spellEnd"/>
+      <w:r>
+        <w:rPr>
+          <w:rFonts w:ascii="Arial Nova Cond" w:hAnsi="Arial Nova Cond"/>
+          <w:sz w:val="24"/>
+          <w:szCs w:val="24"/>
+        </w:rPr>
+        <w:t xml:space="preserve"> </w:t>
+      </w:r>
+      <w:proofErr w:type="spellStart"/>
+      <w:r>
+        <w:rPr>
+          <w:rFonts w:ascii="Arial Nova Cond" w:hAnsi="Arial Nova Cond"/>
+          <w:sz w:val="24"/>
+          <w:szCs w:val="24"/>
+        </w:rPr>
+        <w:t>berikut</w:t>
+      </w:r>
+      <w:proofErr w:type="spellEnd"/>
+      <w:r>
+        <w:rPr>
+          <w:rFonts w:ascii="Arial Nova Cond" w:hAnsi="Arial Nova Cond"/>
+          <w:sz w:val="24"/>
+          <w:szCs w:val="24"/>
+        </w:rPr>
+        <w:t>:</w:t>
       </w:r>
     </w:p>
     <w:p>
@@ -375,7 +969,25 @@
           <w:sz w:val="24"/>
           <w:szCs w:val="24"/>
         </w:rPr>
-        <w:t xml:space="preserve">A. Identitas </w:t>
+        <w:t xml:space="preserve">A. </w:t>
+      </w:r>
+      <w:proofErr w:type="spellStart"/>
+      <w:r>
+        <w:rPr>
+          <w:rFonts w:ascii="Arial Nova Cond" w:hAnsi="Arial Nova Cond"/>
+          <w:sz w:val="24"/>
+          <w:szCs w:val="24"/>
+        </w:rPr>
+        <w:t>Identitas</w:t>
+      </w:r>
+      <w:proofErr w:type="spellEnd"/>
+      <w:r>
+        <w:rPr>
+          <w:rFonts w:ascii="Arial Nova Cond" w:hAnsi="Arial Nova Cond"/>
+          <w:sz w:val="24"/>
+          <w:szCs w:val="24"/>
+        </w:rPr>
+        <w:t xml:space="preserve"> </w:t>
       </w:r>
       <w:r>
         <w:rPr>
@@ -391,8 +1003,55 @@
           <w:sz w:val="24"/>
           <w:szCs w:val="24"/>
         </w:rPr>
-        <w:t xml:space="preserve"> Pengawas Lingkungan Hidup</w:t>
-      </w:r>
+        <w:t xml:space="preserve"> </w:t>
+      </w:r>
+      <w:proofErr w:type="spellStart"/>
+      <w:r>
+        <w:rPr>
+          <w:rFonts w:ascii="Arial Nova Cond" w:hAnsi="Arial Nova Cond"/>
+          <w:sz w:val="24"/>
+          <w:szCs w:val="24"/>
+        </w:rPr>
+        <w:t>Pengawas</w:t>
+      </w:r>
+      <w:proofErr w:type="spellEnd"/>
+      <w:r>
+        <w:rPr>
+          <w:rFonts w:ascii="Arial Nova Cond" w:hAnsi="Arial Nova Cond"/>
+          <w:sz w:val="24"/>
+          <w:szCs w:val="24"/>
+        </w:rPr>
+        <w:t xml:space="preserve"> </w:t>
+      </w:r>
+      <w:proofErr w:type="spellStart"/>
+      <w:r>
+        <w:rPr>
+          <w:rFonts w:ascii="Arial Nova Cond" w:hAnsi="Arial Nova Cond"/>
+          <w:sz w:val="24"/>
+          <w:szCs w:val="24"/>
+        </w:rPr>
+        <w:t>Lingkungan</w:t>
+      </w:r>
+      <w:proofErr w:type="spellEnd"/>
+      <w:r>
+        <w:rPr>
+          <w:rFonts w:ascii="Arial Nova Cond" w:hAnsi="Arial Nova Cond"/>
+          <w:sz w:val="24"/>
+          <w:szCs w:val="24"/>
+        </w:rPr>
+        <w:t xml:space="preserve"> </w:t>
+      </w:r>
+      <w:proofErr w:type="spellStart"/>
+      <w:proofErr w:type="gramStart"/>
+      <w:r>
+        <w:rPr>
+          <w:rFonts w:ascii="Arial Nova Cond" w:hAnsi="Arial Nova Cond"/>
+          <w:sz w:val="24"/>
+          <w:szCs w:val="24"/>
+        </w:rPr>
+        <w:t>Hidup</w:t>
+      </w:r>
+      <w:proofErr w:type="spellEnd"/>
       <w:r>
         <w:rPr>
           <w:rFonts w:ascii="Arial Nova Cond" w:hAnsi="Arial Nova Cond"/>
@@ -401,6 +1060,7 @@
         </w:rPr>
         <w:t xml:space="preserve"> :</w:t>
       </w:r>
+      <w:proofErr w:type="gramEnd"/>
     </w:p>
     <w:tbl>
       <w:tblPr>
@@ -436,7 +1096,25 @@
                 <w:sz w:val="24"/>
                 <w:szCs w:val="24"/>
               </w:rPr>
-              <w:t>{#tim_penilai_lengkap} {nomor_urut}.</w:t>
+              <w:t>{#tim_penilai_lengkap} {</w:t>
+            </w:r>
+            <w:proofErr w:type="spellStart"/>
+            <w:r>
+              <w:rPr>
+                <w:rFonts w:ascii="Arial Nova Cond" w:hAnsi="Arial Nova Cond"/>
+                <w:sz w:val="24"/>
+                <w:szCs w:val="24"/>
+              </w:rPr>
+              <w:t>nomor_urut</w:t>
+            </w:r>
+            <w:proofErr w:type="spellEnd"/>
+            <w:r>
+              <w:rPr>
+                <w:rFonts w:ascii="Arial Nova Cond" w:hAnsi="Arial Nova Cond"/>
+                <w:sz w:val="24"/>
+                <w:szCs w:val="24"/>
+              </w:rPr>
+              <w:t>}.</w:t>
             </w:r>
           </w:p>
         </w:tc>
@@ -509,13 +1187,23 @@
                 <w:szCs w:val="24"/>
               </w:rPr>
             </w:pPr>
-            <w:r>
-              <w:rPr>
-                <w:rFonts w:ascii="Arial Nova Cond" w:hAnsi="Arial Nova Cond"/>
-                <w:sz w:val="24"/>
-                <w:szCs w:val="24"/>
-              </w:rPr>
-              <w:t xml:space="preserve">Instansi </w:t>
+            <w:proofErr w:type="spellStart"/>
+            <w:r>
+              <w:rPr>
+                <w:rFonts w:ascii="Arial Nova Cond" w:hAnsi="Arial Nova Cond"/>
+                <w:sz w:val="24"/>
+                <w:szCs w:val="24"/>
+              </w:rPr>
+              <w:t>Instansi</w:t>
+            </w:r>
+            <w:proofErr w:type="spellEnd"/>
+            <w:r>
+              <w:rPr>
+                <w:rFonts w:ascii="Arial Nova Cond" w:hAnsi="Arial Nova Cond"/>
+                <w:sz w:val="24"/>
+                <w:szCs w:val="24"/>
+              </w:rPr>
+              <w:t xml:space="preserve"> </w:t>
             </w:r>
           </w:p>
         </w:tc>
@@ -633,7 +1321,25 @@
                 <w:sz w:val="24"/>
                 <w:szCs w:val="24"/>
               </w:rPr>
-              <w:t>{nama}</w:t>
+              <w:t>{</w:t>
+            </w:r>
+            <w:proofErr w:type="spellStart"/>
+            <w:r>
+              <w:rPr>
+                <w:rFonts w:ascii="Arial Nova Cond" w:hAnsi="Arial Nova Cond"/>
+                <w:sz w:val="24"/>
+                <w:szCs w:val="24"/>
+              </w:rPr>
+              <w:t>nama</w:t>
+            </w:r>
+            <w:proofErr w:type="spellEnd"/>
+            <w:r>
+              <w:rPr>
+                <w:rFonts w:ascii="Arial Nova Cond" w:hAnsi="Arial Nova Cond"/>
+                <w:sz w:val="24"/>
+                <w:szCs w:val="24"/>
+              </w:rPr>
+              <w:t>}</w:t>
             </w:r>
           </w:p>
           <w:p>
@@ -669,7 +1375,25 @@
                 <w:sz w:val="24"/>
                 <w:szCs w:val="24"/>
               </w:rPr>
-              <w:t>{pangkat_golongan}</w:t>
+              <w:t>{</w:t>
+            </w:r>
+            <w:proofErr w:type="spellStart"/>
+            <w:r>
+              <w:rPr>
+                <w:rFonts w:ascii="Arial Nova Cond" w:hAnsi="Arial Nova Cond"/>
+                <w:sz w:val="24"/>
+                <w:szCs w:val="24"/>
+              </w:rPr>
+              <w:t>pangkat_golongan</w:t>
+            </w:r>
+            <w:proofErr w:type="spellEnd"/>
+            <w:r>
+              <w:rPr>
+                <w:rFonts w:ascii="Arial Nova Cond" w:hAnsi="Arial Nova Cond"/>
+                <w:sz w:val="24"/>
+                <w:szCs w:val="24"/>
+              </w:rPr>
+              <w:t>}</w:t>
             </w:r>
           </w:p>
           <w:p>
@@ -687,7 +1411,25 @@
                 <w:sz w:val="24"/>
                 <w:szCs w:val="24"/>
               </w:rPr>
-              <w:t>{jabatan}</w:t>
+              <w:t>{</w:t>
+            </w:r>
+            <w:proofErr w:type="spellStart"/>
+            <w:r>
+              <w:rPr>
+                <w:rFonts w:ascii="Arial Nova Cond" w:hAnsi="Arial Nova Cond"/>
+                <w:sz w:val="24"/>
+                <w:szCs w:val="24"/>
+              </w:rPr>
+              <w:t>jabatan</w:t>
+            </w:r>
+            <w:proofErr w:type="spellEnd"/>
+            <w:r>
+              <w:rPr>
+                <w:rFonts w:ascii="Arial Nova Cond" w:hAnsi="Arial Nova Cond"/>
+                <w:sz w:val="24"/>
+                <w:szCs w:val="24"/>
+              </w:rPr>
+              <w:t>}</w:t>
             </w:r>
           </w:p>
           <w:p>
@@ -705,8 +1447,72 @@
                 <w:sz w:val="24"/>
                 <w:szCs w:val="24"/>
               </w:rPr>
-              <w:t>Dinas Lingkungan Hidup Kabupaten Sragen</w:t>
-            </w:r>
+              <w:t xml:space="preserve">Dinas </w:t>
+            </w:r>
+            <w:proofErr w:type="spellStart"/>
+            <w:r>
+              <w:rPr>
+                <w:rFonts w:ascii="Arial Nova Cond" w:hAnsi="Arial Nova Cond"/>
+                <w:sz w:val="24"/>
+                <w:szCs w:val="24"/>
+              </w:rPr>
+              <w:t>Lingkungan</w:t>
+            </w:r>
+            <w:proofErr w:type="spellEnd"/>
+            <w:r>
+              <w:rPr>
+                <w:rFonts w:ascii="Arial Nova Cond" w:hAnsi="Arial Nova Cond"/>
+                <w:sz w:val="24"/>
+                <w:szCs w:val="24"/>
+              </w:rPr>
+              <w:t xml:space="preserve"> </w:t>
+            </w:r>
+            <w:proofErr w:type="spellStart"/>
+            <w:r>
+              <w:rPr>
+                <w:rFonts w:ascii="Arial Nova Cond" w:hAnsi="Arial Nova Cond"/>
+                <w:sz w:val="24"/>
+                <w:szCs w:val="24"/>
+              </w:rPr>
+              <w:t>Hidup</w:t>
+            </w:r>
+            <w:proofErr w:type="spellEnd"/>
+            <w:r>
+              <w:rPr>
+                <w:rFonts w:ascii="Arial Nova Cond" w:hAnsi="Arial Nova Cond"/>
+                <w:sz w:val="24"/>
+                <w:szCs w:val="24"/>
+              </w:rPr>
+              <w:t xml:space="preserve"> </w:t>
+            </w:r>
+            <w:proofErr w:type="spellStart"/>
+            <w:r>
+              <w:rPr>
+                <w:rFonts w:ascii="Arial Nova Cond" w:hAnsi="Arial Nova Cond"/>
+                <w:sz w:val="24"/>
+                <w:szCs w:val="24"/>
+              </w:rPr>
+              <w:t>Kabupaten</w:t>
+            </w:r>
+            <w:proofErr w:type="spellEnd"/>
+            <w:r>
+              <w:rPr>
+                <w:rFonts w:ascii="Arial Nova Cond" w:hAnsi="Arial Nova Cond"/>
+                <w:sz w:val="24"/>
+                <w:szCs w:val="24"/>
+              </w:rPr>
+              <w:t xml:space="preserve"> </w:t>
+            </w:r>
+            <w:proofErr w:type="spellStart"/>
+            <w:r>
+              <w:rPr>
+                <w:rFonts w:ascii="Arial Nova Cond" w:hAnsi="Arial Nova Cond"/>
+                <w:sz w:val="24"/>
+                <w:szCs w:val="24"/>
+              </w:rPr>
+              <w:t>Sragen</w:t>
+            </w:r>
+            <w:proofErr w:type="spellEnd"/>
           </w:p>
           <w:p>
             <w:pPr>
@@ -723,7 +1529,25 @@
                 <w:sz w:val="24"/>
                 <w:szCs w:val="24"/>
               </w:rPr>
-              <w:t>{/tim_penilai_lengkap}</w:t>
+              <w:t>{/</w:t>
+            </w:r>
+            <w:proofErr w:type="spellStart"/>
+            <w:r>
+              <w:rPr>
+                <w:rFonts w:ascii="Arial Nova Cond" w:hAnsi="Arial Nova Cond"/>
+                <w:sz w:val="24"/>
+                <w:szCs w:val="24"/>
+              </w:rPr>
+              <w:t>tim_penilai_lengkap</w:t>
+            </w:r>
+            <w:proofErr w:type="spellEnd"/>
+            <w:r>
+              <w:rPr>
+                <w:rFonts w:ascii="Arial Nova Cond" w:hAnsi="Arial Nova Cond"/>
+                <w:sz w:val="24"/>
+                <w:szCs w:val="24"/>
+              </w:rPr>
+              <w:t>}</w:t>
             </w:r>
           </w:p>
           <w:p>
@@ -893,7 +1717,25 @@
                 <w:sz w:val="24"/>
                 <w:szCs w:val="24"/>
               </w:rPr>
-              <w:t>{nama_badan_usaha_kegiatan}</w:t>
+              <w:t>{</w:t>
+            </w:r>
+            <w:proofErr w:type="spellStart"/>
+            <w:r>
+              <w:rPr>
+                <w:rFonts w:ascii="Arial Nova Cond" w:hAnsi="Arial Nova Cond"/>
+                <w:sz w:val="24"/>
+                <w:szCs w:val="24"/>
+              </w:rPr>
+              <w:t>nama_badan_usaha_kegiatan</w:t>
+            </w:r>
+            <w:proofErr w:type="spellEnd"/>
+            <w:r>
+              <w:rPr>
+                <w:rFonts w:ascii="Arial Nova Cond" w:hAnsi="Arial Nova Cond"/>
+                <w:sz w:val="24"/>
+                <w:szCs w:val="24"/>
+              </w:rPr>
+              <w:t>}</w:t>
             </w:r>
           </w:p>
         </w:tc>
@@ -1001,7 +1843,25 @@
                 <w:sz w:val="24"/>
                 <w:szCs w:val="24"/>
               </w:rPr>
-              <w:t>{kbli}</w:t>
+              <w:t>{</w:t>
+            </w:r>
+            <w:proofErr w:type="spellStart"/>
+            <w:r>
+              <w:rPr>
+                <w:rFonts w:ascii="Arial Nova Cond" w:hAnsi="Arial Nova Cond"/>
+                <w:sz w:val="24"/>
+                <w:szCs w:val="24"/>
+              </w:rPr>
+              <w:t>kbli</w:t>
+            </w:r>
+            <w:proofErr w:type="spellEnd"/>
+            <w:r>
+              <w:rPr>
+                <w:rFonts w:ascii="Arial Nova Cond" w:hAnsi="Arial Nova Cond"/>
+                <w:sz w:val="24"/>
+                <w:szCs w:val="24"/>
+              </w:rPr>
+              <w:t>}</w:t>
             </w:r>
           </w:p>
         </w:tc>
@@ -1043,14 +1903,34 @@
                 <w:szCs w:val="24"/>
               </w:rPr>
             </w:pPr>
-            <w:r>
-              <w:rPr>
-                <w:rFonts w:ascii="Arial Nova Cond" w:hAnsi="Arial Nova Cond"/>
-                <w:sz w:val="24"/>
-                <w:szCs w:val="24"/>
-              </w:rPr>
-              <w:t>Tahun beroperasi</w:t>
-            </w:r>
+            <w:proofErr w:type="spellStart"/>
+            <w:r>
+              <w:rPr>
+                <w:rFonts w:ascii="Arial Nova Cond" w:hAnsi="Arial Nova Cond"/>
+                <w:sz w:val="24"/>
+                <w:szCs w:val="24"/>
+              </w:rPr>
+              <w:t>Tahun</w:t>
+            </w:r>
+            <w:proofErr w:type="spellEnd"/>
+            <w:r>
+              <w:rPr>
+                <w:rFonts w:ascii="Arial Nova Cond" w:hAnsi="Arial Nova Cond"/>
+                <w:sz w:val="24"/>
+                <w:szCs w:val="24"/>
+              </w:rPr>
+              <w:t xml:space="preserve"> </w:t>
+            </w:r>
+            <w:proofErr w:type="spellStart"/>
+            <w:r>
+              <w:rPr>
+                <w:rFonts w:ascii="Arial Nova Cond" w:hAnsi="Arial Nova Cond"/>
+                <w:sz w:val="24"/>
+                <w:szCs w:val="24"/>
+              </w:rPr>
+              <w:t>beroperasi</w:t>
+            </w:r>
+            <w:proofErr w:type="spellEnd"/>
           </w:p>
         </w:tc>
         <w:tc>
@@ -1095,7 +1975,25 @@
                 <w:sz w:val="24"/>
                 <w:szCs w:val="24"/>
               </w:rPr>
-              <w:t>{tahun_operasi}</w:t>
+              <w:t>{</w:t>
+            </w:r>
+            <w:proofErr w:type="spellStart"/>
+            <w:r>
+              <w:rPr>
+                <w:rFonts w:ascii="Arial Nova Cond" w:hAnsi="Arial Nova Cond"/>
+                <w:sz w:val="24"/>
+                <w:szCs w:val="24"/>
+              </w:rPr>
+              <w:t>tahun_operasi</w:t>
+            </w:r>
+            <w:proofErr w:type="spellEnd"/>
+            <w:r>
+              <w:rPr>
+                <w:rFonts w:ascii="Arial Nova Cond" w:hAnsi="Arial Nova Cond"/>
+                <w:sz w:val="24"/>
+                <w:szCs w:val="24"/>
+              </w:rPr>
+              <w:t>}</w:t>
             </w:r>
           </w:p>
         </w:tc>
@@ -1143,8 +2041,18 @@
                 <w:sz w:val="24"/>
                 <w:szCs w:val="24"/>
               </w:rPr>
-              <w:t>Status permodalan</w:t>
-            </w:r>
+              <w:t xml:space="preserve">Status </w:t>
+            </w:r>
+            <w:proofErr w:type="spellStart"/>
+            <w:r>
+              <w:rPr>
+                <w:rFonts w:ascii="Arial Nova Cond" w:hAnsi="Arial Nova Cond"/>
+                <w:sz w:val="24"/>
+                <w:szCs w:val="24"/>
+              </w:rPr>
+              <w:t>permodalan</w:t>
+            </w:r>
+            <w:proofErr w:type="spellEnd"/>
           </w:p>
         </w:tc>
         <w:tc>
@@ -1189,7 +2097,25 @@
                 <w:sz w:val="24"/>
                 <w:szCs w:val="24"/>
               </w:rPr>
-              <w:t>{status_permodalan}</w:t>
+              <w:t>{</w:t>
+            </w:r>
+            <w:proofErr w:type="spellStart"/>
+            <w:r>
+              <w:rPr>
+                <w:rFonts w:ascii="Arial Nova Cond" w:hAnsi="Arial Nova Cond"/>
+                <w:sz w:val="24"/>
+                <w:szCs w:val="24"/>
+              </w:rPr>
+              <w:t>status_permodalan</w:t>
+            </w:r>
+            <w:proofErr w:type="spellEnd"/>
+            <w:r>
+              <w:rPr>
+                <w:rFonts w:ascii="Arial Nova Cond" w:hAnsi="Arial Nova Cond"/>
+                <w:sz w:val="24"/>
+                <w:szCs w:val="24"/>
+              </w:rPr>
+              <w:t>}</w:t>
             </w:r>
           </w:p>
         </w:tc>
@@ -1237,8 +2163,72 @@
                 <w:sz w:val="24"/>
                 <w:szCs w:val="24"/>
               </w:rPr>
-              <w:t>Nama penanggung jawab Usaha dan/atau Kegiatan</w:t>
-            </w:r>
+              <w:t xml:space="preserve">Nama </w:t>
+            </w:r>
+            <w:proofErr w:type="spellStart"/>
+            <w:r>
+              <w:rPr>
+                <w:rFonts w:ascii="Arial Nova Cond" w:hAnsi="Arial Nova Cond"/>
+                <w:sz w:val="24"/>
+                <w:szCs w:val="24"/>
+              </w:rPr>
+              <w:t>penanggung</w:t>
+            </w:r>
+            <w:proofErr w:type="spellEnd"/>
+            <w:r>
+              <w:rPr>
+                <w:rFonts w:ascii="Arial Nova Cond" w:hAnsi="Arial Nova Cond"/>
+                <w:sz w:val="24"/>
+                <w:szCs w:val="24"/>
+              </w:rPr>
+              <w:t xml:space="preserve"> </w:t>
+            </w:r>
+            <w:proofErr w:type="spellStart"/>
+            <w:r>
+              <w:rPr>
+                <w:rFonts w:ascii="Arial Nova Cond" w:hAnsi="Arial Nova Cond"/>
+                <w:sz w:val="24"/>
+                <w:szCs w:val="24"/>
+              </w:rPr>
+              <w:t>jawab</w:t>
+            </w:r>
+            <w:proofErr w:type="spellEnd"/>
+            <w:r>
+              <w:rPr>
+                <w:rFonts w:ascii="Arial Nova Cond" w:hAnsi="Arial Nova Cond"/>
+                <w:sz w:val="24"/>
+                <w:szCs w:val="24"/>
+              </w:rPr>
+              <w:t xml:space="preserve"> Usaha dan/</w:t>
+            </w:r>
+            <w:proofErr w:type="spellStart"/>
+            <w:r>
+              <w:rPr>
+                <w:rFonts w:ascii="Arial Nova Cond" w:hAnsi="Arial Nova Cond"/>
+                <w:sz w:val="24"/>
+                <w:szCs w:val="24"/>
+              </w:rPr>
+              <w:t>atau</w:t>
+            </w:r>
+            <w:proofErr w:type="spellEnd"/>
+            <w:r>
+              <w:rPr>
+                <w:rFonts w:ascii="Arial Nova Cond" w:hAnsi="Arial Nova Cond"/>
+                <w:sz w:val="24"/>
+                <w:szCs w:val="24"/>
+              </w:rPr>
+              <w:t xml:space="preserve"> </w:t>
+            </w:r>
+            <w:proofErr w:type="spellStart"/>
+            <w:r>
+              <w:rPr>
+                <w:rFonts w:ascii="Arial Nova Cond" w:hAnsi="Arial Nova Cond"/>
+                <w:sz w:val="24"/>
+                <w:szCs w:val="24"/>
+              </w:rPr>
+              <w:t>Kegiatan</w:t>
+            </w:r>
+            <w:proofErr w:type="spellEnd"/>
           </w:p>
         </w:tc>
         <w:tc>
@@ -1283,7 +2273,25 @@
                 <w:sz w:val="24"/>
                 <w:szCs w:val="24"/>
               </w:rPr>
-              <w:t>{pj_nama}</w:t>
+              <w:t>{</w:t>
+            </w:r>
+            <w:proofErr w:type="spellStart"/>
+            <w:r>
+              <w:rPr>
+                <w:rFonts w:ascii="Arial Nova Cond" w:hAnsi="Arial Nova Cond"/>
+                <w:sz w:val="24"/>
+                <w:szCs w:val="24"/>
+              </w:rPr>
+              <w:t>pj_nama</w:t>
+            </w:r>
+            <w:proofErr w:type="spellEnd"/>
+            <w:r>
+              <w:rPr>
+                <w:rFonts w:ascii="Arial Nova Cond" w:hAnsi="Arial Nova Cond"/>
+                <w:sz w:val="24"/>
+                <w:szCs w:val="24"/>
+              </w:rPr>
+              <w:t>}</w:t>
             </w:r>
           </w:p>
         </w:tc>
@@ -1325,14 +2333,88 @@
                 <w:szCs w:val="24"/>
               </w:rPr>
             </w:pPr>
-            <w:r>
-              <w:rPr>
-                <w:rFonts w:ascii="Arial Nova Cond" w:hAnsi="Arial Nova Cond"/>
-                <w:sz w:val="24"/>
-                <w:szCs w:val="24"/>
-              </w:rPr>
-              <w:t>Jabatan penanggung jawab Usaha dan/atau Kegiatan</w:t>
-            </w:r>
+            <w:proofErr w:type="spellStart"/>
+            <w:r>
+              <w:rPr>
+                <w:rFonts w:ascii="Arial Nova Cond" w:hAnsi="Arial Nova Cond"/>
+                <w:sz w:val="24"/>
+                <w:szCs w:val="24"/>
+              </w:rPr>
+              <w:t>Jabatan</w:t>
+            </w:r>
+            <w:proofErr w:type="spellEnd"/>
+            <w:r>
+              <w:rPr>
+                <w:rFonts w:ascii="Arial Nova Cond" w:hAnsi="Arial Nova Cond"/>
+                <w:sz w:val="24"/>
+                <w:szCs w:val="24"/>
+              </w:rPr>
+              <w:t xml:space="preserve"> </w:t>
+            </w:r>
+            <w:proofErr w:type="spellStart"/>
+            <w:r>
+              <w:rPr>
+                <w:rFonts w:ascii="Arial Nova Cond" w:hAnsi="Arial Nova Cond"/>
+                <w:sz w:val="24"/>
+                <w:szCs w:val="24"/>
+              </w:rPr>
+              <w:t>penanggung</w:t>
+            </w:r>
+            <w:proofErr w:type="spellEnd"/>
+            <w:r>
+              <w:rPr>
+                <w:rFonts w:ascii="Arial Nova Cond" w:hAnsi="Arial Nova Cond"/>
+                <w:sz w:val="24"/>
+                <w:szCs w:val="24"/>
+              </w:rPr>
+              <w:t xml:space="preserve"> </w:t>
+            </w:r>
+            <w:proofErr w:type="spellStart"/>
+            <w:r>
+              <w:rPr>
+                <w:rFonts w:ascii="Arial Nova Cond" w:hAnsi="Arial Nova Cond"/>
+                <w:sz w:val="24"/>
+                <w:szCs w:val="24"/>
+              </w:rPr>
+              <w:t>jawab</w:t>
+            </w:r>
+            <w:proofErr w:type="spellEnd"/>
+            <w:r>
+              <w:rPr>
+                <w:rFonts w:ascii="Arial Nova Cond" w:hAnsi="Arial Nova Cond"/>
+                <w:sz w:val="24"/>
+                <w:szCs w:val="24"/>
+              </w:rPr>
+              <w:t xml:space="preserve"> Usaha dan/</w:t>
+            </w:r>
+            <w:proofErr w:type="spellStart"/>
+            <w:r>
+              <w:rPr>
+                <w:rFonts w:ascii="Arial Nova Cond" w:hAnsi="Arial Nova Cond"/>
+                <w:sz w:val="24"/>
+                <w:szCs w:val="24"/>
+              </w:rPr>
+              <w:t>atau</w:t>
+            </w:r>
+            <w:proofErr w:type="spellEnd"/>
+            <w:r>
+              <w:rPr>
+                <w:rFonts w:ascii="Arial Nova Cond" w:hAnsi="Arial Nova Cond"/>
+                <w:sz w:val="24"/>
+                <w:szCs w:val="24"/>
+              </w:rPr>
+              <w:t xml:space="preserve"> </w:t>
+            </w:r>
+            <w:proofErr w:type="spellStart"/>
+            <w:r>
+              <w:rPr>
+                <w:rFonts w:ascii="Arial Nova Cond" w:hAnsi="Arial Nova Cond"/>
+                <w:sz w:val="24"/>
+                <w:szCs w:val="24"/>
+              </w:rPr>
+              <w:t>Kegiatan</w:t>
+            </w:r>
+            <w:proofErr w:type="spellEnd"/>
           </w:p>
         </w:tc>
         <w:tc>
@@ -1377,7 +2459,25 @@
                 <w:sz w:val="24"/>
                 <w:szCs w:val="24"/>
               </w:rPr>
-              <w:t>{pj_jabatan}</w:t>
+              <w:t>{</w:t>
+            </w:r>
+            <w:proofErr w:type="spellStart"/>
+            <w:r>
+              <w:rPr>
+                <w:rFonts w:ascii="Arial Nova Cond" w:hAnsi="Arial Nova Cond"/>
+                <w:sz w:val="24"/>
+                <w:szCs w:val="24"/>
+              </w:rPr>
+              <w:t>pj_jabatan</w:t>
+            </w:r>
+            <w:proofErr w:type="spellEnd"/>
+            <w:r>
+              <w:rPr>
+                <w:rFonts w:ascii="Arial Nova Cond" w:hAnsi="Arial Nova Cond"/>
+                <w:sz w:val="24"/>
+                <w:szCs w:val="24"/>
+              </w:rPr>
+              <w:t>}</w:t>
             </w:r>
           </w:p>
         </w:tc>
@@ -1473,7 +2573,25 @@
                 <w:sz w:val="24"/>
                 <w:szCs w:val="24"/>
               </w:rPr>
-              <w:t>{alamat}</w:t>
+              <w:t>{</w:t>
+            </w:r>
+            <w:proofErr w:type="spellStart"/>
+            <w:r>
+              <w:rPr>
+                <w:rFonts w:ascii="Arial Nova Cond" w:hAnsi="Arial Nova Cond"/>
+                <w:sz w:val="24"/>
+                <w:szCs w:val="24"/>
+              </w:rPr>
+              <w:t>alamat</w:t>
+            </w:r>
+            <w:proofErr w:type="spellEnd"/>
+            <w:r>
+              <w:rPr>
+                <w:rFonts w:ascii="Arial Nova Cond" w:hAnsi="Arial Nova Cond"/>
+                <w:sz w:val="24"/>
+                <w:szCs w:val="24"/>
+              </w:rPr>
+              <w:t>}</w:t>
             </w:r>
           </w:p>
         </w:tc>
@@ -1515,14 +2633,34 @@
                 <w:szCs w:val="24"/>
               </w:rPr>
             </w:pPr>
-            <w:r>
-              <w:rPr>
-                <w:rFonts w:ascii="Arial Nova Cond" w:hAnsi="Arial Nova Cond"/>
-                <w:sz w:val="24"/>
-                <w:szCs w:val="24"/>
-              </w:rPr>
-              <w:t>Nomor telepon</w:t>
-            </w:r>
+            <w:proofErr w:type="spellStart"/>
+            <w:r>
+              <w:rPr>
+                <w:rFonts w:ascii="Arial Nova Cond" w:hAnsi="Arial Nova Cond"/>
+                <w:sz w:val="24"/>
+                <w:szCs w:val="24"/>
+              </w:rPr>
+              <w:t>Nomor</w:t>
+            </w:r>
+            <w:proofErr w:type="spellEnd"/>
+            <w:r>
+              <w:rPr>
+                <w:rFonts w:ascii="Arial Nova Cond" w:hAnsi="Arial Nova Cond"/>
+                <w:sz w:val="24"/>
+                <w:szCs w:val="24"/>
+              </w:rPr>
+              <w:t xml:space="preserve"> </w:t>
+            </w:r>
+            <w:proofErr w:type="spellStart"/>
+            <w:r>
+              <w:rPr>
+                <w:rFonts w:ascii="Arial Nova Cond" w:hAnsi="Arial Nova Cond"/>
+                <w:sz w:val="24"/>
+                <w:szCs w:val="24"/>
+              </w:rPr>
+              <w:t>telepon</w:t>
+            </w:r>
+            <w:proofErr w:type="spellEnd"/>
           </w:p>
         </w:tc>
         <w:tc>
@@ -1559,7 +2697,25 @@
                 <w:sz w:val="24"/>
                 <w:szCs w:val="24"/>
               </w:rPr>
-              <w:t>{telepon}</w:t>
+              <w:t>{</w:t>
+            </w:r>
+            <w:proofErr w:type="spellStart"/>
+            <w:r>
+              <w:rPr>
+                <w:rFonts w:ascii="Arial Nova Cond" w:hAnsi="Arial Nova Cond"/>
+                <w:sz w:val="24"/>
+                <w:szCs w:val="24"/>
+              </w:rPr>
+              <w:t>telepon</w:t>
+            </w:r>
+            <w:proofErr w:type="spellEnd"/>
+            <w:r>
+              <w:rPr>
+                <w:rFonts w:ascii="Arial Nova Cond" w:hAnsi="Arial Nova Cond"/>
+                <w:sz w:val="24"/>
+                <w:szCs w:val="24"/>
+              </w:rPr>
+              <w:t>}</w:t>
             </w:r>
           </w:p>
         </w:tc>
@@ -1613,14 +2769,70 @@
                 <w:szCs w:val="24"/>
               </w:rPr>
             </w:pPr>
-            <w:r>
-              <w:rPr>
-                <w:rFonts w:ascii="Arial Nova Cond" w:hAnsi="Arial Nova Cond"/>
-                <w:sz w:val="24"/>
-                <w:szCs w:val="24"/>
-              </w:rPr>
-              <w:t>Koordinat lokasi Usaha dan/atau Kegiatan</w:t>
-            </w:r>
+            <w:proofErr w:type="spellStart"/>
+            <w:r>
+              <w:rPr>
+                <w:rFonts w:ascii="Arial Nova Cond" w:hAnsi="Arial Nova Cond"/>
+                <w:sz w:val="24"/>
+                <w:szCs w:val="24"/>
+              </w:rPr>
+              <w:t>Koordinat</w:t>
+            </w:r>
+            <w:proofErr w:type="spellEnd"/>
+            <w:r>
+              <w:rPr>
+                <w:rFonts w:ascii="Arial Nova Cond" w:hAnsi="Arial Nova Cond"/>
+                <w:sz w:val="24"/>
+                <w:szCs w:val="24"/>
+              </w:rPr>
+              <w:t xml:space="preserve"> </w:t>
+            </w:r>
+            <w:proofErr w:type="spellStart"/>
+            <w:r>
+              <w:rPr>
+                <w:rFonts w:ascii="Arial Nova Cond" w:hAnsi="Arial Nova Cond"/>
+                <w:sz w:val="24"/>
+                <w:szCs w:val="24"/>
+              </w:rPr>
+              <w:t>lokasi</w:t>
+            </w:r>
+            <w:proofErr w:type="spellEnd"/>
+            <w:r>
+              <w:rPr>
+                <w:rFonts w:ascii="Arial Nova Cond" w:hAnsi="Arial Nova Cond"/>
+                <w:sz w:val="24"/>
+                <w:szCs w:val="24"/>
+              </w:rPr>
+              <w:t xml:space="preserve"> Usaha dan/</w:t>
+            </w:r>
+            <w:proofErr w:type="spellStart"/>
+            <w:r>
+              <w:rPr>
+                <w:rFonts w:ascii="Arial Nova Cond" w:hAnsi="Arial Nova Cond"/>
+                <w:sz w:val="24"/>
+                <w:szCs w:val="24"/>
+              </w:rPr>
+              <w:t>atau</w:t>
+            </w:r>
+            <w:proofErr w:type="spellEnd"/>
+            <w:r>
+              <w:rPr>
+                <w:rFonts w:ascii="Arial Nova Cond" w:hAnsi="Arial Nova Cond"/>
+                <w:sz w:val="24"/>
+                <w:szCs w:val="24"/>
+              </w:rPr>
+              <w:t xml:space="preserve"> </w:t>
+            </w:r>
+            <w:proofErr w:type="spellStart"/>
+            <w:r>
+              <w:rPr>
+                <w:rFonts w:ascii="Arial Nova Cond" w:hAnsi="Arial Nova Cond"/>
+                <w:sz w:val="24"/>
+                <w:szCs w:val="24"/>
+              </w:rPr>
+              <w:t>Kegiatan</w:t>
+            </w:r>
+            <w:proofErr w:type="spellEnd"/>
           </w:p>
           <w:p>
             <w:pPr>
@@ -1675,7 +2887,25 @@
                 <w:sz w:val="24"/>
                 <w:szCs w:val="24"/>
               </w:rPr>
-              <w:t>{koordinat}</w:t>
+              <w:t>{</w:t>
+            </w:r>
+            <w:proofErr w:type="spellStart"/>
+            <w:r>
+              <w:rPr>
+                <w:rFonts w:ascii="Arial Nova Cond" w:hAnsi="Arial Nova Cond"/>
+                <w:sz w:val="24"/>
+                <w:szCs w:val="24"/>
+              </w:rPr>
+              <w:t>koordinat</w:t>
+            </w:r>
+            <w:proofErr w:type="spellEnd"/>
+            <w:r>
+              <w:rPr>
+                <w:rFonts w:ascii="Arial Nova Cond" w:hAnsi="Arial Nova Cond"/>
+                <w:sz w:val="24"/>
+                <w:szCs w:val="24"/>
+              </w:rPr>
+              <w:t>}</w:t>
             </w:r>
           </w:p>
         </w:tc>
@@ -1769,6 +2999,7 @@
                 <w:lang w:val="en-US"/>
               </w:rPr>
             </w:pPr>
+            <w:proofErr w:type="gramStart"/>
             <w:r>
               <w:rPr>
                 <w:rFonts w:ascii="Arial Nova Cond" w:hAnsi="Arial Nova Cond"/>
@@ -1776,15 +3007,43 @@
                 <w:szCs w:val="24"/>
                 <w:lang w:val="en-US"/>
               </w:rPr>
-              <w:t xml:space="preserve">Utara : </w:t>
-            </w:r>
-            <w:r>
-              <w:rPr>
-                <w:rFonts w:ascii="Arial Nova Cond" w:hAnsi="Arial Nova Cond"/>
-                <w:sz w:val="24"/>
-                <w:szCs w:val="24"/>
-              </w:rPr>
-              <w:t>{batas_utara}</w:t>
+              <w:t>Utara :</w:t>
+            </w:r>
+            <w:proofErr w:type="gramEnd"/>
+            <w:r>
+              <w:rPr>
+                <w:rFonts w:ascii="Arial Nova Cond" w:hAnsi="Arial Nova Cond"/>
+                <w:sz w:val="24"/>
+                <w:szCs w:val="24"/>
+                <w:lang w:val="en-US"/>
+              </w:rPr>
+              <w:t xml:space="preserve"> </w:t>
+            </w:r>
+            <w:r>
+              <w:rPr>
+                <w:rFonts w:ascii="Arial Nova Cond" w:hAnsi="Arial Nova Cond"/>
+                <w:sz w:val="24"/>
+                <w:szCs w:val="24"/>
+              </w:rPr>
+              <w:t>{</w:t>
+            </w:r>
+            <w:proofErr w:type="spellStart"/>
+            <w:r>
+              <w:rPr>
+                <w:rFonts w:ascii="Arial Nova Cond" w:hAnsi="Arial Nova Cond"/>
+                <w:sz w:val="24"/>
+                <w:szCs w:val="24"/>
+              </w:rPr>
+              <w:t>batas_utara</w:t>
+            </w:r>
+            <w:proofErr w:type="spellEnd"/>
+            <w:r>
+              <w:rPr>
+                <w:rFonts w:ascii="Arial Nova Cond" w:hAnsi="Arial Nova Cond"/>
+                <w:sz w:val="24"/>
+                <w:szCs w:val="24"/>
+              </w:rPr>
+              <w:t>}</w:t>
             </w:r>
           </w:p>
           <w:p>
@@ -1797,6 +3056,7 @@
                 <w:lang w:val="en-US"/>
               </w:rPr>
             </w:pPr>
+            <w:proofErr w:type="gramStart"/>
             <w:r>
               <w:rPr>
                 <w:rFonts w:ascii="Arial Nova Cond" w:hAnsi="Arial Nova Cond"/>
@@ -1804,15 +3064,43 @@
                 <w:szCs w:val="24"/>
                 <w:lang w:val="en-US"/>
               </w:rPr>
-              <w:t xml:space="preserve">Timur : </w:t>
-            </w:r>
-            <w:r>
-              <w:rPr>
-                <w:rFonts w:ascii="Arial Nova Cond" w:hAnsi="Arial Nova Cond"/>
-                <w:sz w:val="24"/>
-                <w:szCs w:val="24"/>
-              </w:rPr>
-              <w:t>{batas_timur}</w:t>
+              <w:t>Timur :</w:t>
+            </w:r>
+            <w:proofErr w:type="gramEnd"/>
+            <w:r>
+              <w:rPr>
+                <w:rFonts w:ascii="Arial Nova Cond" w:hAnsi="Arial Nova Cond"/>
+                <w:sz w:val="24"/>
+                <w:szCs w:val="24"/>
+                <w:lang w:val="en-US"/>
+              </w:rPr>
+              <w:t xml:space="preserve"> </w:t>
+            </w:r>
+            <w:r>
+              <w:rPr>
+                <w:rFonts w:ascii="Arial Nova Cond" w:hAnsi="Arial Nova Cond"/>
+                <w:sz w:val="24"/>
+                <w:szCs w:val="24"/>
+              </w:rPr>
+              <w:t>{</w:t>
+            </w:r>
+            <w:proofErr w:type="spellStart"/>
+            <w:r>
+              <w:rPr>
+                <w:rFonts w:ascii="Arial Nova Cond" w:hAnsi="Arial Nova Cond"/>
+                <w:sz w:val="24"/>
+                <w:szCs w:val="24"/>
+              </w:rPr>
+              <w:t>batas_timur</w:t>
+            </w:r>
+            <w:proofErr w:type="spellEnd"/>
+            <w:r>
+              <w:rPr>
+                <w:rFonts w:ascii="Arial Nova Cond" w:hAnsi="Arial Nova Cond"/>
+                <w:sz w:val="24"/>
+                <w:szCs w:val="24"/>
+              </w:rPr>
+              <w:t>}</w:t>
             </w:r>
           </w:p>
           <w:p>
@@ -1825,6 +3113,7 @@
                 <w:lang w:val="en-US"/>
               </w:rPr>
             </w:pPr>
+            <w:proofErr w:type="gramStart"/>
             <w:r>
               <w:rPr>
                 <w:rFonts w:ascii="Arial Nova Cond" w:hAnsi="Arial Nova Cond"/>
@@ -1832,15 +3121,43 @@
                 <w:szCs w:val="24"/>
                 <w:lang w:val="en-US"/>
               </w:rPr>
-              <w:t xml:space="preserve">Selatan : </w:t>
-            </w:r>
-            <w:r>
-              <w:rPr>
-                <w:rFonts w:ascii="Arial Nova Cond" w:hAnsi="Arial Nova Cond"/>
-                <w:sz w:val="24"/>
-                <w:szCs w:val="24"/>
-              </w:rPr>
-              <w:t>{batas_selatan}</w:t>
+              <w:t>Selatan :</w:t>
+            </w:r>
+            <w:proofErr w:type="gramEnd"/>
+            <w:r>
+              <w:rPr>
+                <w:rFonts w:ascii="Arial Nova Cond" w:hAnsi="Arial Nova Cond"/>
+                <w:sz w:val="24"/>
+                <w:szCs w:val="24"/>
+                <w:lang w:val="en-US"/>
+              </w:rPr>
+              <w:t xml:space="preserve"> </w:t>
+            </w:r>
+            <w:r>
+              <w:rPr>
+                <w:rFonts w:ascii="Arial Nova Cond" w:hAnsi="Arial Nova Cond"/>
+                <w:sz w:val="24"/>
+                <w:szCs w:val="24"/>
+              </w:rPr>
+              <w:t>{</w:t>
+            </w:r>
+            <w:proofErr w:type="spellStart"/>
+            <w:r>
+              <w:rPr>
+                <w:rFonts w:ascii="Arial Nova Cond" w:hAnsi="Arial Nova Cond"/>
+                <w:sz w:val="24"/>
+                <w:szCs w:val="24"/>
+              </w:rPr>
+              <w:t>batas_selatan</w:t>
+            </w:r>
+            <w:proofErr w:type="spellEnd"/>
+            <w:r>
+              <w:rPr>
+                <w:rFonts w:ascii="Arial Nova Cond" w:hAnsi="Arial Nova Cond"/>
+                <w:sz w:val="24"/>
+                <w:szCs w:val="24"/>
+              </w:rPr>
+              <w:t>}</w:t>
             </w:r>
           </w:p>
           <w:p>
@@ -1853,6 +3170,7 @@
                 <w:lang w:val="en-US"/>
               </w:rPr>
             </w:pPr>
+            <w:proofErr w:type="gramStart"/>
             <w:r>
               <w:rPr>
                 <w:rFonts w:ascii="Arial Nova Cond" w:hAnsi="Arial Nova Cond"/>
@@ -1860,15 +3178,43 @@
                 <w:szCs w:val="24"/>
                 <w:lang w:val="en-US"/>
               </w:rPr>
-              <w:t xml:space="preserve">Barat : </w:t>
-            </w:r>
-            <w:r>
-              <w:rPr>
-                <w:rFonts w:ascii="Arial Nova Cond" w:hAnsi="Arial Nova Cond"/>
-                <w:sz w:val="24"/>
-                <w:szCs w:val="24"/>
-              </w:rPr>
-              <w:t>{batas_barat}</w:t>
+              <w:t>Barat :</w:t>
+            </w:r>
+            <w:proofErr w:type="gramEnd"/>
+            <w:r>
+              <w:rPr>
+                <w:rFonts w:ascii="Arial Nova Cond" w:hAnsi="Arial Nova Cond"/>
+                <w:sz w:val="24"/>
+                <w:szCs w:val="24"/>
+                <w:lang w:val="en-US"/>
+              </w:rPr>
+              <w:t xml:space="preserve"> </w:t>
+            </w:r>
+            <w:r>
+              <w:rPr>
+                <w:rFonts w:ascii="Arial Nova Cond" w:hAnsi="Arial Nova Cond"/>
+                <w:sz w:val="24"/>
+                <w:szCs w:val="24"/>
+              </w:rPr>
+              <w:t>{</w:t>
+            </w:r>
+            <w:proofErr w:type="spellStart"/>
+            <w:r>
+              <w:rPr>
+                <w:rFonts w:ascii="Arial Nova Cond" w:hAnsi="Arial Nova Cond"/>
+                <w:sz w:val="24"/>
+                <w:szCs w:val="24"/>
+              </w:rPr>
+              <w:t>batas_barat</w:t>
+            </w:r>
+            <w:proofErr w:type="spellEnd"/>
+            <w:r>
+              <w:rPr>
+                <w:rFonts w:ascii="Arial Nova Cond" w:hAnsi="Arial Nova Cond"/>
+                <w:sz w:val="24"/>
+                <w:szCs w:val="24"/>
+              </w:rPr>
+              <w:t>}</w:t>
             </w:r>
           </w:p>
         </w:tc>
@@ -2004,7 +3350,25 @@
                 <w:sz w:val="24"/>
                 <w:szCs w:val="24"/>
               </w:rPr>
-              <w:t>{luas_lahan}</w:t>
+              <w:t>{</w:t>
+            </w:r>
+            <w:proofErr w:type="spellStart"/>
+            <w:r>
+              <w:rPr>
+                <w:rFonts w:ascii="Arial Nova Cond" w:hAnsi="Arial Nova Cond"/>
+                <w:sz w:val="24"/>
+                <w:szCs w:val="24"/>
+              </w:rPr>
+              <w:t>luas_lahan</w:t>
+            </w:r>
+            <w:proofErr w:type="spellEnd"/>
+            <w:r>
+              <w:rPr>
+                <w:rFonts w:ascii="Arial Nova Cond" w:hAnsi="Arial Nova Cond"/>
+                <w:sz w:val="24"/>
+                <w:szCs w:val="24"/>
+              </w:rPr>
+              <w:t>}</w:t>
             </w:r>
             <w:r>
               <w:rPr>
@@ -2185,7 +3549,25 @@
                 <w:sz w:val="24"/>
                 <w:szCs w:val="24"/>
               </w:rPr>
-              <w:t>{kapasitas_kegiatan}</w:t>
+              <w:t>{</w:t>
+            </w:r>
+            <w:proofErr w:type="spellStart"/>
+            <w:r>
+              <w:rPr>
+                <w:rFonts w:ascii="Arial Nova Cond" w:hAnsi="Arial Nova Cond" w:cs="Arial"/>
+                <w:sz w:val="24"/>
+                <w:szCs w:val="24"/>
+              </w:rPr>
+              <w:t>kapasitas_kegiatan</w:t>
+            </w:r>
+            <w:proofErr w:type="spellEnd"/>
+            <w:r>
+              <w:rPr>
+                <w:rFonts w:ascii="Arial Nova Cond" w:hAnsi="Arial Nova Cond" w:cs="Arial"/>
+                <w:sz w:val="24"/>
+                <w:szCs w:val="24"/>
+              </w:rPr>
+              <w:t>}</w:t>
             </w:r>
           </w:p>
         </w:tc>
@@ -2227,14 +3609,34 @@
                 <w:szCs w:val="24"/>
               </w:rPr>
             </w:pPr>
-            <w:r>
-              <w:rPr>
-                <w:rFonts w:ascii="Arial Nova Cond" w:hAnsi="Arial Nova Cond"/>
-                <w:sz w:val="24"/>
-                <w:szCs w:val="24"/>
-              </w:rPr>
-              <w:t>Dokumen yang dimiliki</w:t>
-            </w:r>
+            <w:proofErr w:type="spellStart"/>
+            <w:r>
+              <w:rPr>
+                <w:rFonts w:ascii="Arial Nova Cond" w:hAnsi="Arial Nova Cond"/>
+                <w:sz w:val="24"/>
+                <w:szCs w:val="24"/>
+              </w:rPr>
+              <w:t>Dokumen</w:t>
+            </w:r>
+            <w:proofErr w:type="spellEnd"/>
+            <w:r>
+              <w:rPr>
+                <w:rFonts w:ascii="Arial Nova Cond" w:hAnsi="Arial Nova Cond"/>
+                <w:sz w:val="24"/>
+                <w:szCs w:val="24"/>
+              </w:rPr>
+              <w:t xml:space="preserve"> yang </w:t>
+            </w:r>
+            <w:proofErr w:type="spellStart"/>
+            <w:r>
+              <w:rPr>
+                <w:rFonts w:ascii="Arial Nova Cond" w:hAnsi="Arial Nova Cond"/>
+                <w:sz w:val="24"/>
+                <w:szCs w:val="24"/>
+              </w:rPr>
+              <w:t>dimiliki</w:t>
+            </w:r>
+            <w:proofErr w:type="spellEnd"/>
           </w:p>
         </w:tc>
         <w:tc>
@@ -2279,7 +3681,25 @@
                 <w:sz w:val="24"/>
                 <w:szCs w:val="24"/>
               </w:rPr>
-              <w:t>{dokumen_dimiliki}</w:t>
+              <w:t>{</w:t>
+            </w:r>
+            <w:proofErr w:type="spellStart"/>
+            <w:r>
+              <w:rPr>
+                <w:rFonts w:ascii="Arial Nova Cond" w:hAnsi="Arial Nova Cond"/>
+                <w:sz w:val="24"/>
+                <w:szCs w:val="24"/>
+              </w:rPr>
+              <w:t>dokumen_dimiliki</w:t>
+            </w:r>
+            <w:proofErr w:type="spellEnd"/>
+            <w:r>
+              <w:rPr>
+                <w:rFonts w:ascii="Arial Nova Cond" w:hAnsi="Arial Nova Cond"/>
+                <w:sz w:val="24"/>
+                <w:szCs w:val="24"/>
+              </w:rPr>
+              <w:t>}</w:t>
             </w:r>
           </w:p>
         </w:tc>
@@ -2321,14 +3741,34 @@
                 <w:szCs w:val="24"/>
               </w:rPr>
             </w:pPr>
-            <w:r>
-              <w:rPr>
-                <w:rFonts w:ascii="Arial Nova Cond" w:hAnsi="Arial Nova Cond"/>
-                <w:sz w:val="24"/>
-                <w:szCs w:val="24"/>
-              </w:rPr>
-              <w:t>Persetujuan Lingkungan</w:t>
-            </w:r>
+            <w:proofErr w:type="spellStart"/>
+            <w:r>
+              <w:rPr>
+                <w:rFonts w:ascii="Arial Nova Cond" w:hAnsi="Arial Nova Cond"/>
+                <w:sz w:val="24"/>
+                <w:szCs w:val="24"/>
+              </w:rPr>
+              <w:t>Persetujuan</w:t>
+            </w:r>
+            <w:proofErr w:type="spellEnd"/>
+            <w:r>
+              <w:rPr>
+                <w:rFonts w:ascii="Arial Nova Cond" w:hAnsi="Arial Nova Cond"/>
+                <w:sz w:val="24"/>
+                <w:szCs w:val="24"/>
+              </w:rPr>
+              <w:t xml:space="preserve"> </w:t>
+            </w:r>
+            <w:proofErr w:type="spellStart"/>
+            <w:r>
+              <w:rPr>
+                <w:rFonts w:ascii="Arial Nova Cond" w:hAnsi="Arial Nova Cond"/>
+                <w:sz w:val="24"/>
+                <w:szCs w:val="24"/>
+              </w:rPr>
+              <w:t>Lingkungan</w:t>
+            </w:r>
+            <w:proofErr w:type="spellEnd"/>
           </w:p>
         </w:tc>
         <w:tc>
@@ -2374,7 +3814,25 @@
                 <w:sz w:val="24"/>
                 <w:szCs w:val="24"/>
               </w:rPr>
-              <w:t>{persetujuan_lingkungan}</w:t>
+              <w:t>{</w:t>
+            </w:r>
+            <w:proofErr w:type="spellStart"/>
+            <w:r>
+              <w:rPr>
+                <w:rFonts w:ascii="Arial Nova Cond" w:hAnsi="Arial Nova Cond"/>
+                <w:sz w:val="24"/>
+                <w:szCs w:val="24"/>
+              </w:rPr>
+              <w:t>persetujuan_lingkungan</w:t>
+            </w:r>
+            <w:proofErr w:type="spellEnd"/>
+            <w:r>
+              <w:rPr>
+                <w:rFonts w:ascii="Arial Nova Cond" w:hAnsi="Arial Nova Cond"/>
+                <w:sz w:val="24"/>
+                <w:szCs w:val="24"/>
+              </w:rPr>
+              <w:t>}</w:t>
             </w:r>
           </w:p>
         </w:tc>
@@ -2416,14 +3874,70 @@
                 <w:szCs w:val="24"/>
               </w:rPr>
             </w:pPr>
-            <w:r>
-              <w:rPr>
-                <w:rFonts w:ascii="Arial Nova Cond" w:hAnsi="Arial Nova Cond"/>
-                <w:sz w:val="24"/>
-                <w:szCs w:val="24"/>
-              </w:rPr>
-              <w:t>Teknologi pengelolaan Pembuangan Air Limbah</w:t>
-            </w:r>
+            <w:proofErr w:type="spellStart"/>
+            <w:r>
+              <w:rPr>
+                <w:rFonts w:ascii="Arial Nova Cond" w:hAnsi="Arial Nova Cond"/>
+                <w:sz w:val="24"/>
+                <w:szCs w:val="24"/>
+              </w:rPr>
+              <w:t>Teknologi</w:t>
+            </w:r>
+            <w:proofErr w:type="spellEnd"/>
+            <w:r>
+              <w:rPr>
+                <w:rFonts w:ascii="Arial Nova Cond" w:hAnsi="Arial Nova Cond"/>
+                <w:sz w:val="24"/>
+                <w:szCs w:val="24"/>
+              </w:rPr>
+              <w:t xml:space="preserve"> </w:t>
+            </w:r>
+            <w:proofErr w:type="spellStart"/>
+            <w:r>
+              <w:rPr>
+                <w:rFonts w:ascii="Arial Nova Cond" w:hAnsi="Arial Nova Cond"/>
+                <w:sz w:val="24"/>
+                <w:szCs w:val="24"/>
+              </w:rPr>
+              <w:t>pengelolaan</w:t>
+            </w:r>
+            <w:proofErr w:type="spellEnd"/>
+            <w:r>
+              <w:rPr>
+                <w:rFonts w:ascii="Arial Nova Cond" w:hAnsi="Arial Nova Cond"/>
+                <w:sz w:val="24"/>
+                <w:szCs w:val="24"/>
+              </w:rPr>
+              <w:t xml:space="preserve"> </w:t>
+            </w:r>
+            <w:proofErr w:type="spellStart"/>
+            <w:r>
+              <w:rPr>
+                <w:rFonts w:ascii="Arial Nova Cond" w:hAnsi="Arial Nova Cond"/>
+                <w:sz w:val="24"/>
+                <w:szCs w:val="24"/>
+              </w:rPr>
+              <w:t>Pembuangan</w:t>
+            </w:r>
+            <w:proofErr w:type="spellEnd"/>
+            <w:r>
+              <w:rPr>
+                <w:rFonts w:ascii="Arial Nova Cond" w:hAnsi="Arial Nova Cond"/>
+                <w:sz w:val="24"/>
+                <w:szCs w:val="24"/>
+              </w:rPr>
+              <w:t xml:space="preserve"> Air </w:t>
+            </w:r>
+            <w:proofErr w:type="spellStart"/>
+            <w:r>
+              <w:rPr>
+                <w:rFonts w:ascii="Arial Nova Cond" w:hAnsi="Arial Nova Cond"/>
+                <w:sz w:val="24"/>
+                <w:szCs w:val="24"/>
+              </w:rPr>
+              <w:t>Limbah</w:t>
+            </w:r>
+            <w:proofErr w:type="spellEnd"/>
           </w:p>
         </w:tc>
         <w:tc>
@@ -2468,7 +3982,25 @@
                 <w:sz w:val="24"/>
                 <w:szCs w:val="24"/>
               </w:rPr>
-              <w:t>{teknologi_air_limbah}</w:t>
+              <w:t>{</w:t>
+            </w:r>
+            <w:proofErr w:type="spellStart"/>
+            <w:r>
+              <w:rPr>
+                <w:rFonts w:ascii="Arial Nova Cond" w:hAnsi="Arial Nova Cond" w:cs="Arial"/>
+                <w:sz w:val="24"/>
+                <w:szCs w:val="24"/>
+              </w:rPr>
+              <w:t>teknologi_air_limbah</w:t>
+            </w:r>
+            <w:proofErr w:type="spellEnd"/>
+            <w:r>
+              <w:rPr>
+                <w:rFonts w:ascii="Arial Nova Cond" w:hAnsi="Arial Nova Cond" w:cs="Arial"/>
+                <w:sz w:val="24"/>
+                <w:szCs w:val="24"/>
+              </w:rPr>
+              <w:t>}</w:t>
             </w:r>
           </w:p>
         </w:tc>
@@ -2517,8 +4049,18 @@
                 <w:sz w:val="24"/>
                 <w:szCs w:val="24"/>
               </w:rPr>
-              <w:t>Volume air limbah</w:t>
-            </w:r>
+              <w:t xml:space="preserve">Volume air </w:t>
+            </w:r>
+            <w:proofErr w:type="spellStart"/>
+            <w:r>
+              <w:rPr>
+                <w:rFonts w:ascii="Arial Nova Cond" w:hAnsi="Arial Nova Cond"/>
+                <w:sz w:val="24"/>
+                <w:szCs w:val="24"/>
+              </w:rPr>
+              <w:t>limbah</w:t>
+            </w:r>
+            <w:proofErr w:type="spellEnd"/>
           </w:p>
         </w:tc>
         <w:tc>
@@ -2563,7 +4105,25 @@
                 <w:sz w:val="24"/>
                 <w:szCs w:val="24"/>
               </w:rPr>
-              <w:t>{volume_air_limbah}</w:t>
+              <w:t>{</w:t>
+            </w:r>
+            <w:proofErr w:type="spellStart"/>
+            <w:r>
+              <w:rPr>
+                <w:rFonts w:ascii="Arial Nova Cond" w:hAnsi="Arial Nova Cond"/>
+                <w:sz w:val="24"/>
+                <w:szCs w:val="24"/>
+              </w:rPr>
+              <w:t>volume_air_limbah</w:t>
+            </w:r>
+            <w:proofErr w:type="spellEnd"/>
+            <w:r>
+              <w:rPr>
+                <w:rFonts w:ascii="Arial Nova Cond" w:hAnsi="Arial Nova Cond"/>
+                <w:sz w:val="24"/>
+                <w:szCs w:val="24"/>
+              </w:rPr>
+              <w:t>}</w:t>
             </w:r>
           </w:p>
         </w:tc>
@@ -2605,13 +4165,23 @@
                 <w:szCs w:val="24"/>
               </w:rPr>
             </w:pPr>
-            <w:r>
-              <w:rPr>
-                <w:rFonts w:ascii="Arial Nova Cond" w:hAnsi="Arial Nova Cond"/>
-                <w:sz w:val="24"/>
-                <w:szCs w:val="24"/>
-              </w:rPr>
-              <w:t>Pemanfaatan Air Tanah</w:t>
+            <w:proofErr w:type="spellStart"/>
+            <w:r>
+              <w:rPr>
+                <w:rFonts w:ascii="Arial Nova Cond" w:hAnsi="Arial Nova Cond"/>
+                <w:sz w:val="24"/>
+                <w:szCs w:val="24"/>
+              </w:rPr>
+              <w:t>Pemanfaatan</w:t>
+            </w:r>
+            <w:proofErr w:type="spellEnd"/>
+            <w:r>
+              <w:rPr>
+                <w:rFonts w:ascii="Arial Nova Cond" w:hAnsi="Arial Nova Cond"/>
+                <w:sz w:val="24"/>
+                <w:szCs w:val="24"/>
+              </w:rPr>
+              <w:t xml:space="preserve"> Air Tanah</w:t>
             </w:r>
           </w:p>
         </w:tc>
@@ -2657,7 +4227,25 @@
                 <w:sz w:val="24"/>
                 <w:szCs w:val="24"/>
               </w:rPr>
-              <w:t>{pemanfaatan_air_tanah}</w:t>
+              <w:t>{</w:t>
+            </w:r>
+            <w:proofErr w:type="spellStart"/>
+            <w:r>
+              <w:rPr>
+                <w:rFonts w:ascii="Arial Nova Cond" w:hAnsi="Arial Nova Cond"/>
+                <w:sz w:val="24"/>
+                <w:szCs w:val="24"/>
+              </w:rPr>
+              <w:t>pemanfaatan_air_tanah</w:t>
+            </w:r>
+            <w:proofErr w:type="spellEnd"/>
+            <w:r>
+              <w:rPr>
+                <w:rFonts w:ascii="Arial Nova Cond" w:hAnsi="Arial Nova Cond"/>
+                <w:sz w:val="24"/>
+                <w:szCs w:val="24"/>
+              </w:rPr>
+              <w:t>}</w:t>
             </w:r>
           </w:p>
         </w:tc>
@@ -2699,13 +4287,77 @@
                 <w:szCs w:val="24"/>
               </w:rPr>
             </w:pPr>
-            <w:r>
-              <w:rPr>
-                <w:rFonts w:ascii="Arial Nova Cond" w:hAnsi="Arial Nova Cond"/>
-                <w:sz w:val="24"/>
-                <w:szCs w:val="24"/>
-              </w:rPr>
-              <w:t>Jumlah Penggunaan Air Dalam Satu Hari (m3/hari)</w:t>
+            <w:proofErr w:type="spellStart"/>
+            <w:r>
+              <w:rPr>
+                <w:rFonts w:ascii="Arial Nova Cond" w:hAnsi="Arial Nova Cond"/>
+                <w:sz w:val="24"/>
+                <w:szCs w:val="24"/>
+              </w:rPr>
+              <w:t>Jumlah</w:t>
+            </w:r>
+            <w:proofErr w:type="spellEnd"/>
+            <w:r>
+              <w:rPr>
+                <w:rFonts w:ascii="Arial Nova Cond" w:hAnsi="Arial Nova Cond"/>
+                <w:sz w:val="24"/>
+                <w:szCs w:val="24"/>
+              </w:rPr>
+              <w:t xml:space="preserve"> </w:t>
+            </w:r>
+            <w:proofErr w:type="spellStart"/>
+            <w:r>
+              <w:rPr>
+                <w:rFonts w:ascii="Arial Nova Cond" w:hAnsi="Arial Nova Cond"/>
+                <w:sz w:val="24"/>
+                <w:szCs w:val="24"/>
+              </w:rPr>
+              <w:t>Penggunaan</w:t>
+            </w:r>
+            <w:proofErr w:type="spellEnd"/>
+            <w:r>
+              <w:rPr>
+                <w:rFonts w:ascii="Arial Nova Cond" w:hAnsi="Arial Nova Cond"/>
+                <w:sz w:val="24"/>
+                <w:szCs w:val="24"/>
+              </w:rPr>
+              <w:t xml:space="preserve"> Air </w:t>
+            </w:r>
+            <w:proofErr w:type="spellStart"/>
+            <w:r>
+              <w:rPr>
+                <w:rFonts w:ascii="Arial Nova Cond" w:hAnsi="Arial Nova Cond"/>
+                <w:sz w:val="24"/>
+                <w:szCs w:val="24"/>
+              </w:rPr>
+              <w:t>Dalam</w:t>
+            </w:r>
+            <w:proofErr w:type="spellEnd"/>
+            <w:r>
+              <w:rPr>
+                <w:rFonts w:ascii="Arial Nova Cond" w:hAnsi="Arial Nova Cond"/>
+                <w:sz w:val="24"/>
+                <w:szCs w:val="24"/>
+              </w:rPr>
+              <w:t xml:space="preserve"> Satu Hari (m3/</w:t>
+            </w:r>
+            <w:proofErr w:type="spellStart"/>
+            <w:r>
+              <w:rPr>
+                <w:rFonts w:ascii="Arial Nova Cond" w:hAnsi="Arial Nova Cond"/>
+                <w:sz w:val="24"/>
+                <w:szCs w:val="24"/>
+              </w:rPr>
+              <w:t>hari</w:t>
+            </w:r>
+            <w:proofErr w:type="spellEnd"/>
+            <w:r>
+              <w:rPr>
+                <w:rFonts w:ascii="Arial Nova Cond" w:hAnsi="Arial Nova Cond"/>
+                <w:sz w:val="24"/>
+                <w:szCs w:val="24"/>
+              </w:rPr>
+              <w:t>)</w:t>
             </w:r>
           </w:p>
         </w:tc>
@@ -2752,7 +4404,25 @@
                 <w:sz w:val="24"/>
                 <w:szCs w:val="24"/>
               </w:rPr>
-              <w:t>{penggunaan_air_liter}</w:t>
+              <w:t>{</w:t>
+            </w:r>
+            <w:proofErr w:type="spellStart"/>
+            <w:r>
+              <w:rPr>
+                <w:rFonts w:ascii="Arial Nova Cond" w:hAnsi="Arial Nova Cond"/>
+                <w:sz w:val="24"/>
+                <w:szCs w:val="24"/>
+              </w:rPr>
+              <w:t>penggunaan_air_liter</w:t>
+            </w:r>
+            <w:proofErr w:type="spellEnd"/>
+            <w:r>
+              <w:rPr>
+                <w:rFonts w:ascii="Arial Nova Cond" w:hAnsi="Arial Nova Cond"/>
+                <w:sz w:val="24"/>
+                <w:szCs w:val="24"/>
+              </w:rPr>
+              <w:t>}</w:t>
             </w:r>
           </w:p>
         </w:tc>
@@ -2794,14 +4464,34 @@
                 <w:szCs w:val="24"/>
               </w:rPr>
             </w:pPr>
-            <w:r>
-              <w:rPr>
-                <w:rFonts w:ascii="Arial Nova Cond" w:hAnsi="Arial Nova Cond"/>
-                <w:sz w:val="24"/>
-                <w:szCs w:val="24"/>
-              </w:rPr>
-              <w:t>Penggunaan Energi</w:t>
-            </w:r>
+            <w:proofErr w:type="spellStart"/>
+            <w:r>
+              <w:rPr>
+                <w:rFonts w:ascii="Arial Nova Cond" w:hAnsi="Arial Nova Cond"/>
+                <w:sz w:val="24"/>
+                <w:szCs w:val="24"/>
+              </w:rPr>
+              <w:t>Penggunaan</w:t>
+            </w:r>
+            <w:proofErr w:type="spellEnd"/>
+            <w:r>
+              <w:rPr>
+                <w:rFonts w:ascii="Arial Nova Cond" w:hAnsi="Arial Nova Cond"/>
+                <w:sz w:val="24"/>
+                <w:szCs w:val="24"/>
+              </w:rPr>
+              <w:t xml:space="preserve"> </w:t>
+            </w:r>
+            <w:proofErr w:type="spellStart"/>
+            <w:r>
+              <w:rPr>
+                <w:rFonts w:ascii="Arial Nova Cond" w:hAnsi="Arial Nova Cond"/>
+                <w:sz w:val="24"/>
+                <w:szCs w:val="24"/>
+              </w:rPr>
+              <w:t>Energi</w:t>
+            </w:r>
+            <w:proofErr w:type="spellEnd"/>
           </w:p>
         </w:tc>
         <w:tc>
@@ -2839,7 +4529,25 @@
                 <w:sz w:val="24"/>
                 <w:szCs w:val="24"/>
               </w:rPr>
-              <w:t>{penggunaan_energi}</w:t>
+              <w:t>{</w:t>
+            </w:r>
+            <w:proofErr w:type="spellStart"/>
+            <w:r>
+              <w:rPr>
+                <w:rFonts w:ascii="Arial Nova Cond" w:hAnsi="Arial Nova Cond"/>
+                <w:sz w:val="24"/>
+                <w:szCs w:val="24"/>
+              </w:rPr>
+              <w:t>penggunaan_energi</w:t>
+            </w:r>
+            <w:proofErr w:type="spellEnd"/>
+            <w:r>
+              <w:rPr>
+                <w:rFonts w:ascii="Arial Nova Cond" w:hAnsi="Arial Nova Cond"/>
+                <w:sz w:val="24"/>
+                <w:szCs w:val="24"/>
+              </w:rPr>
+              <w:t>}</w:t>
             </w:r>
           </w:p>
         </w:tc>
@@ -2881,14 +4589,88 @@
                 <w:szCs w:val="24"/>
               </w:rPr>
             </w:pPr>
-            <w:r>
-              <w:rPr>
-                <w:rFonts w:ascii="Arial Nova Cond" w:hAnsi="Arial Nova Cond"/>
-                <w:sz w:val="24"/>
-                <w:szCs w:val="24"/>
-              </w:rPr>
-              <w:t>Jumlah Pekerja karyawan dan pengunjung/ hari</w:t>
-            </w:r>
+            <w:proofErr w:type="spellStart"/>
+            <w:r>
+              <w:rPr>
+                <w:rFonts w:ascii="Arial Nova Cond" w:hAnsi="Arial Nova Cond"/>
+                <w:sz w:val="24"/>
+                <w:szCs w:val="24"/>
+              </w:rPr>
+              <w:t>Jumlah</w:t>
+            </w:r>
+            <w:proofErr w:type="spellEnd"/>
+            <w:r>
+              <w:rPr>
+                <w:rFonts w:ascii="Arial Nova Cond" w:hAnsi="Arial Nova Cond"/>
+                <w:sz w:val="24"/>
+                <w:szCs w:val="24"/>
+              </w:rPr>
+              <w:t xml:space="preserve"> </w:t>
+            </w:r>
+            <w:proofErr w:type="spellStart"/>
+            <w:r>
+              <w:rPr>
+                <w:rFonts w:ascii="Arial Nova Cond" w:hAnsi="Arial Nova Cond"/>
+                <w:sz w:val="24"/>
+                <w:szCs w:val="24"/>
+              </w:rPr>
+              <w:t>Pekerja</w:t>
+            </w:r>
+            <w:proofErr w:type="spellEnd"/>
+            <w:r>
+              <w:rPr>
+                <w:rFonts w:ascii="Arial Nova Cond" w:hAnsi="Arial Nova Cond"/>
+                <w:sz w:val="24"/>
+                <w:szCs w:val="24"/>
+              </w:rPr>
+              <w:t xml:space="preserve"> </w:t>
+            </w:r>
+            <w:proofErr w:type="spellStart"/>
+            <w:r>
+              <w:rPr>
+                <w:rFonts w:ascii="Arial Nova Cond" w:hAnsi="Arial Nova Cond"/>
+                <w:sz w:val="24"/>
+                <w:szCs w:val="24"/>
+              </w:rPr>
+              <w:t>karyawan</w:t>
+            </w:r>
+            <w:proofErr w:type="spellEnd"/>
+            <w:r>
+              <w:rPr>
+                <w:rFonts w:ascii="Arial Nova Cond" w:hAnsi="Arial Nova Cond"/>
+                <w:sz w:val="24"/>
+                <w:szCs w:val="24"/>
+              </w:rPr>
+              <w:t xml:space="preserve"> dan </w:t>
+            </w:r>
+            <w:proofErr w:type="spellStart"/>
+            <w:r>
+              <w:rPr>
+                <w:rFonts w:ascii="Arial Nova Cond" w:hAnsi="Arial Nova Cond"/>
+                <w:sz w:val="24"/>
+                <w:szCs w:val="24"/>
+              </w:rPr>
+              <w:t>pengunjung</w:t>
+            </w:r>
+            <w:proofErr w:type="spellEnd"/>
+            <w:r>
+              <w:rPr>
+                <w:rFonts w:ascii="Arial Nova Cond" w:hAnsi="Arial Nova Cond"/>
+                <w:sz w:val="24"/>
+                <w:szCs w:val="24"/>
+              </w:rPr>
+              <w:t xml:space="preserve">/ </w:t>
+            </w:r>
+            <w:proofErr w:type="spellStart"/>
+            <w:r>
+              <w:rPr>
+                <w:rFonts w:ascii="Arial Nova Cond" w:hAnsi="Arial Nova Cond"/>
+                <w:sz w:val="24"/>
+                <w:szCs w:val="24"/>
+              </w:rPr>
+              <w:t>hari</w:t>
+            </w:r>
+            <w:proofErr w:type="spellEnd"/>
           </w:p>
         </w:tc>
         <w:tc>
@@ -2933,7 +4715,25 @@
                 <w:sz w:val="24"/>
                 <w:szCs w:val="24"/>
               </w:rPr>
-              <w:t>{jumlah_karyawan_pengunjung}</w:t>
+              <w:t>{</w:t>
+            </w:r>
+            <w:proofErr w:type="spellStart"/>
+            <w:r>
+              <w:rPr>
+                <w:rFonts w:ascii="Arial Nova Cond" w:hAnsi="Arial Nova Cond"/>
+                <w:sz w:val="24"/>
+                <w:szCs w:val="24"/>
+              </w:rPr>
+              <w:t>jumlah_karyawan_pengunjung</w:t>
+            </w:r>
+            <w:proofErr w:type="spellEnd"/>
+            <w:r>
+              <w:rPr>
+                <w:rFonts w:ascii="Arial Nova Cond" w:hAnsi="Arial Nova Cond"/>
+                <w:sz w:val="24"/>
+                <w:szCs w:val="24"/>
+              </w:rPr>
+              <w:t>}</w:t>
             </w:r>
           </w:p>
         </w:tc>
@@ -2981,7 +4781,25 @@
                 <w:sz w:val="24"/>
                 <w:szCs w:val="24"/>
               </w:rPr>
-              <w:t xml:space="preserve">Jam Shift Kerja/Hari </w:t>
+              <w:t xml:space="preserve">Jam Shift </w:t>
+            </w:r>
+            <w:proofErr w:type="spellStart"/>
+            <w:r>
+              <w:rPr>
+                <w:rFonts w:ascii="Arial Nova Cond" w:hAnsi="Arial Nova Cond"/>
+                <w:sz w:val="24"/>
+                <w:szCs w:val="24"/>
+              </w:rPr>
+              <w:t>Kerja</w:t>
+            </w:r>
+            <w:proofErr w:type="spellEnd"/>
+            <w:r>
+              <w:rPr>
+                <w:rFonts w:ascii="Arial Nova Cond" w:hAnsi="Arial Nova Cond"/>
+                <w:sz w:val="24"/>
+                <w:szCs w:val="24"/>
+              </w:rPr>
+              <w:t xml:space="preserve">/Hari </w:t>
             </w:r>
           </w:p>
         </w:tc>
@@ -3027,7 +4845,25 @@
                 <w:sz w:val="24"/>
                 <w:szCs w:val="24"/>
               </w:rPr>
-              <w:t>{shift_kerja}</w:t>
+              <w:t>{</w:t>
+            </w:r>
+            <w:proofErr w:type="spellStart"/>
+            <w:r>
+              <w:rPr>
+                <w:rFonts w:ascii="Arial Nova Cond" w:hAnsi="Arial Nova Cond"/>
+                <w:sz w:val="24"/>
+                <w:szCs w:val="24"/>
+              </w:rPr>
+              <w:t>shift_kerja</w:t>
+            </w:r>
+            <w:proofErr w:type="spellEnd"/>
+            <w:r>
+              <w:rPr>
+                <w:rFonts w:ascii="Arial Nova Cond" w:hAnsi="Arial Nova Cond"/>
+                <w:sz w:val="24"/>
+                <w:szCs w:val="24"/>
+              </w:rPr>
+              <w:t>}</w:t>
             </w:r>
           </w:p>
         </w:tc>
@@ -3069,14 +4905,88 @@
                 <w:szCs w:val="24"/>
               </w:rPr>
             </w:pPr>
-            <w:r>
-              <w:rPr>
-                <w:rFonts w:ascii="Arial Nova Cond" w:hAnsi="Arial Nova Cond"/>
-                <w:sz w:val="24"/>
-                <w:szCs w:val="24"/>
-              </w:rPr>
-              <w:t>Jumlah hari kerja dalam 1 minggu</w:t>
-            </w:r>
+            <w:proofErr w:type="spellStart"/>
+            <w:r>
+              <w:rPr>
+                <w:rFonts w:ascii="Arial Nova Cond" w:hAnsi="Arial Nova Cond"/>
+                <w:sz w:val="24"/>
+                <w:szCs w:val="24"/>
+              </w:rPr>
+              <w:t>Jumlah</w:t>
+            </w:r>
+            <w:proofErr w:type="spellEnd"/>
+            <w:r>
+              <w:rPr>
+                <w:rFonts w:ascii="Arial Nova Cond" w:hAnsi="Arial Nova Cond"/>
+                <w:sz w:val="24"/>
+                <w:szCs w:val="24"/>
+              </w:rPr>
+              <w:t xml:space="preserve"> </w:t>
+            </w:r>
+            <w:proofErr w:type="spellStart"/>
+            <w:r>
+              <w:rPr>
+                <w:rFonts w:ascii="Arial Nova Cond" w:hAnsi="Arial Nova Cond"/>
+                <w:sz w:val="24"/>
+                <w:szCs w:val="24"/>
+              </w:rPr>
+              <w:t>hari</w:t>
+            </w:r>
+            <w:proofErr w:type="spellEnd"/>
+            <w:r>
+              <w:rPr>
+                <w:rFonts w:ascii="Arial Nova Cond" w:hAnsi="Arial Nova Cond"/>
+                <w:sz w:val="24"/>
+                <w:szCs w:val="24"/>
+              </w:rPr>
+              <w:t xml:space="preserve"> </w:t>
+            </w:r>
+            <w:proofErr w:type="spellStart"/>
+            <w:r>
+              <w:rPr>
+                <w:rFonts w:ascii="Arial Nova Cond" w:hAnsi="Arial Nova Cond"/>
+                <w:sz w:val="24"/>
+                <w:szCs w:val="24"/>
+              </w:rPr>
+              <w:t>kerja</w:t>
+            </w:r>
+            <w:proofErr w:type="spellEnd"/>
+            <w:r>
+              <w:rPr>
+                <w:rFonts w:ascii="Arial Nova Cond" w:hAnsi="Arial Nova Cond"/>
+                <w:sz w:val="24"/>
+                <w:szCs w:val="24"/>
+              </w:rPr>
+              <w:t xml:space="preserve"> </w:t>
+            </w:r>
+            <w:proofErr w:type="spellStart"/>
+            <w:r>
+              <w:rPr>
+                <w:rFonts w:ascii="Arial Nova Cond" w:hAnsi="Arial Nova Cond"/>
+                <w:sz w:val="24"/>
+                <w:szCs w:val="24"/>
+              </w:rPr>
+              <w:t>dalam</w:t>
+            </w:r>
+            <w:proofErr w:type="spellEnd"/>
+            <w:r>
+              <w:rPr>
+                <w:rFonts w:ascii="Arial Nova Cond" w:hAnsi="Arial Nova Cond"/>
+                <w:sz w:val="24"/>
+                <w:szCs w:val="24"/>
+              </w:rPr>
+              <w:t xml:space="preserve"> 1 </w:t>
+            </w:r>
+            <w:proofErr w:type="spellStart"/>
+            <w:r>
+              <w:rPr>
+                <w:rFonts w:ascii="Arial Nova Cond" w:hAnsi="Arial Nova Cond"/>
+                <w:sz w:val="24"/>
+                <w:szCs w:val="24"/>
+              </w:rPr>
+              <w:t>minggu</w:t>
+            </w:r>
+            <w:proofErr w:type="spellEnd"/>
           </w:p>
         </w:tc>
         <w:tc>
@@ -3121,7 +5031,25 @@
                 <w:sz w:val="24"/>
                 <w:szCs w:val="24"/>
               </w:rPr>
-              <w:t>{hari_kerja_minggu}</w:t>
+              <w:t>{</w:t>
+            </w:r>
+            <w:proofErr w:type="spellStart"/>
+            <w:r>
+              <w:rPr>
+                <w:rFonts w:ascii="Arial Nova Cond" w:hAnsi="Arial Nova Cond"/>
+                <w:sz w:val="24"/>
+                <w:szCs w:val="24"/>
+              </w:rPr>
+              <w:t>hari_kerja_minggu</w:t>
+            </w:r>
+            <w:proofErr w:type="spellEnd"/>
+            <w:r>
+              <w:rPr>
+                <w:rFonts w:ascii="Arial Nova Cond" w:hAnsi="Arial Nova Cond"/>
+                <w:sz w:val="24"/>
+                <w:szCs w:val="24"/>
+              </w:rPr>
+              <w:t>}</w:t>
             </w:r>
           </w:p>
         </w:tc>
@@ -3169,8 +5097,18 @@
                 <w:sz w:val="24"/>
                 <w:szCs w:val="24"/>
               </w:rPr>
-              <w:t>Riwayat ketaatan</w:t>
-            </w:r>
+              <w:t xml:space="preserve">Riwayat </w:t>
+            </w:r>
+            <w:proofErr w:type="spellStart"/>
+            <w:r>
+              <w:rPr>
+                <w:rFonts w:ascii="Arial Nova Cond" w:hAnsi="Arial Nova Cond"/>
+                <w:sz w:val="24"/>
+                <w:szCs w:val="24"/>
+              </w:rPr>
+              <w:t>ketaatan</w:t>
+            </w:r>
+            <w:proofErr w:type="spellEnd"/>
           </w:p>
         </w:tc>
         <w:tc>
@@ -3215,7 +5153,25 @@
                 <w:sz w:val="24"/>
                 <w:szCs w:val="24"/>
               </w:rPr>
-              <w:t>{riwayat_ketaatan}</w:t>
+              <w:t>{</w:t>
+            </w:r>
+            <w:proofErr w:type="spellStart"/>
+            <w:r>
+              <w:rPr>
+                <w:rFonts w:ascii="Arial Nova Cond" w:hAnsi="Arial Nova Cond"/>
+                <w:sz w:val="24"/>
+                <w:szCs w:val="24"/>
+              </w:rPr>
+              <w:t>riwayat_ketaatan</w:t>
+            </w:r>
+            <w:proofErr w:type="spellEnd"/>
+            <w:r>
+              <w:rPr>
+                <w:rFonts w:ascii="Arial Nova Cond" w:hAnsi="Arial Nova Cond"/>
+                <w:sz w:val="24"/>
+                <w:szCs w:val="24"/>
+              </w:rPr>
+              <w:t>}</w:t>
             </w:r>
           </w:p>
         </w:tc>
@@ -3257,14 +5213,34 @@
                 <w:szCs w:val="24"/>
               </w:rPr>
             </w:pPr>
-            <w:r>
-              <w:rPr>
-                <w:rFonts w:ascii="Arial Nova Cond" w:hAnsi="Arial Nova Cond"/>
-                <w:sz w:val="24"/>
-                <w:szCs w:val="24"/>
-              </w:rPr>
-              <w:t>Inspeksi Terakhir</w:t>
-            </w:r>
+            <w:proofErr w:type="spellStart"/>
+            <w:r>
+              <w:rPr>
+                <w:rFonts w:ascii="Arial Nova Cond" w:hAnsi="Arial Nova Cond"/>
+                <w:sz w:val="24"/>
+                <w:szCs w:val="24"/>
+              </w:rPr>
+              <w:t>Inspeksi</w:t>
+            </w:r>
+            <w:proofErr w:type="spellEnd"/>
+            <w:r>
+              <w:rPr>
+                <w:rFonts w:ascii="Arial Nova Cond" w:hAnsi="Arial Nova Cond"/>
+                <w:sz w:val="24"/>
+                <w:szCs w:val="24"/>
+              </w:rPr>
+              <w:t xml:space="preserve"> </w:t>
+            </w:r>
+            <w:proofErr w:type="spellStart"/>
+            <w:r>
+              <w:rPr>
+                <w:rFonts w:ascii="Arial Nova Cond" w:hAnsi="Arial Nova Cond"/>
+                <w:sz w:val="24"/>
+                <w:szCs w:val="24"/>
+              </w:rPr>
+              <w:t>Terakhir</w:t>
+            </w:r>
+            <w:proofErr w:type="spellEnd"/>
           </w:p>
         </w:tc>
         <w:tc>
@@ -3309,7 +5285,25 @@
                 <w:sz w:val="24"/>
                 <w:szCs w:val="24"/>
               </w:rPr>
-              <w:t>{inspeksi_terakhir}</w:t>
+              <w:t>{</w:t>
+            </w:r>
+            <w:proofErr w:type="spellStart"/>
+            <w:r>
+              <w:rPr>
+                <w:rFonts w:ascii="Arial Nova Cond" w:hAnsi="Arial Nova Cond"/>
+                <w:sz w:val="24"/>
+                <w:szCs w:val="24"/>
+              </w:rPr>
+              <w:t>inspeksi_terakhir</w:t>
+            </w:r>
+            <w:proofErr w:type="spellEnd"/>
+            <w:r>
+              <w:rPr>
+                <w:rFonts w:ascii="Arial Nova Cond" w:hAnsi="Arial Nova Cond"/>
+                <w:sz w:val="24"/>
+                <w:szCs w:val="24"/>
+              </w:rPr>
+              <w:t>}</w:t>
             </w:r>
           </w:p>
         </w:tc>
@@ -3341,8 +5335,18 @@
           <w:sz w:val="24"/>
           <w:szCs w:val="24"/>
         </w:rPr>
-        <w:t>C. Hasil Pengawasan</w:t>
-      </w:r>
+        <w:t xml:space="preserve">C. Hasil </w:t>
+      </w:r>
+      <w:proofErr w:type="spellStart"/>
+      <w:r>
+        <w:rPr>
+          <w:rFonts w:ascii="Arial Nova Cond" w:hAnsi="Arial Nova Cond"/>
+          <w:sz w:val="24"/>
+          <w:szCs w:val="24"/>
+        </w:rPr>
+        <w:t>Pengawasan</w:t>
+      </w:r>
+      <w:proofErr w:type="spellEnd"/>
     </w:p>
     <w:p>
       <w:pPr>
@@ -3360,8 +5364,36 @@
           <w:sz w:val="24"/>
           <w:szCs w:val="24"/>
         </w:rPr>
-        <w:t>1.  Persetujuan Lingkungan</w:t>
-      </w:r>
+        <w:t xml:space="preserve">1.  </w:t>
+      </w:r>
+      <w:proofErr w:type="spellStart"/>
+      <w:r>
+        <w:rPr>
+          <w:rFonts w:ascii="Arial Nova Cond" w:hAnsi="Arial Nova Cond"/>
+          <w:sz w:val="24"/>
+          <w:szCs w:val="24"/>
+        </w:rPr>
+        <w:t>Persetujuan</w:t>
+      </w:r>
+      <w:proofErr w:type="spellEnd"/>
+      <w:r>
+        <w:rPr>
+          <w:rFonts w:ascii="Arial Nova Cond" w:hAnsi="Arial Nova Cond"/>
+          <w:sz w:val="24"/>
+          <w:szCs w:val="24"/>
+        </w:rPr>
+        <w:t xml:space="preserve"> </w:t>
+      </w:r>
+      <w:proofErr w:type="spellStart"/>
+      <w:r>
+        <w:rPr>
+          <w:rFonts w:ascii="Arial Nova Cond" w:hAnsi="Arial Nova Cond"/>
+          <w:sz w:val="24"/>
+          <w:szCs w:val="24"/>
+        </w:rPr>
+        <w:t>Lingkungan</w:t>
+      </w:r>
+      <w:proofErr w:type="spellEnd"/>
     </w:p>
     <w:p>
       <w:pPr>
@@ -3422,7 +5454,25 @@
           <w:sz w:val="24"/>
           <w:szCs w:val="24"/>
         </w:rPr>
-        <w:t>{/dokumen_izin}</w:t>
+        <w:t>{/</w:t>
+      </w:r>
+      <w:proofErr w:type="spellStart"/>
+      <w:r>
+        <w:rPr>
+          <w:rFonts w:ascii="Arial Nova Cond" w:hAnsi="Arial Nova Cond"/>
+          <w:sz w:val="24"/>
+          <w:szCs w:val="24"/>
+        </w:rPr>
+        <w:t>dokumen_izin</w:t>
+      </w:r>
+      <w:proofErr w:type="spellEnd"/>
+      <w:r>
+        <w:rPr>
+          <w:rFonts w:ascii="Arial Nova Cond" w:hAnsi="Arial Nova Cond"/>
+          <w:sz w:val="24"/>
+          <w:szCs w:val="24"/>
+        </w:rPr>
+        <w:t>}</w:t>
       </w:r>
     </w:p>
     <w:p>
@@ -3443,38 +5493,78 @@
         </w:rPr>
         <w:t xml:space="preserve">2.  </w:t>
       </w:r>
-      <w:r>
-        <w:rPr>
-          <w:rFonts w:ascii="Arial Nova Cond" w:hAnsi="Arial Nova Cond"/>
-          <w:sz w:val="24"/>
-          <w:szCs w:val="24"/>
-        </w:rPr>
-        <w:t xml:space="preserve">Pemeriksaan </w:t>
-      </w:r>
-      <w:r>
-        <w:rPr>
-          <w:rFonts w:ascii="Arial Nova Cond" w:hAnsi="Arial Nova Cond"/>
-          <w:sz w:val="24"/>
-          <w:szCs w:val="24"/>
-        </w:rPr>
-        <w:t xml:space="preserve">Pengelolaan </w:t>
-      </w:r>
-      <w:r>
-        <w:rPr>
-          <w:rFonts w:ascii="Arial Nova Cond" w:hAnsi="Arial Nova Cond"/>
-          <w:sz w:val="24"/>
-          <w:szCs w:val="24"/>
-        </w:rPr>
-        <w:t>Air Limbah</w:t>
-      </w:r>
-      <w:r>
-        <w:rPr>
-          <w:rFonts w:ascii="Arial Nova Cond" w:hAnsi="Arial Nova Cond"/>
-          <w:sz w:val="24"/>
-          <w:szCs w:val="24"/>
-        </w:rPr>
-        <w:t xml:space="preserve"> domestik</w:t>
-      </w:r>
+      <w:proofErr w:type="spellStart"/>
+      <w:r>
+        <w:rPr>
+          <w:rFonts w:ascii="Arial Nova Cond" w:hAnsi="Arial Nova Cond"/>
+          <w:sz w:val="24"/>
+          <w:szCs w:val="24"/>
+        </w:rPr>
+        <w:t>Pemeriksaan</w:t>
+      </w:r>
+      <w:proofErr w:type="spellEnd"/>
+      <w:r>
+        <w:rPr>
+          <w:rFonts w:ascii="Arial Nova Cond" w:hAnsi="Arial Nova Cond"/>
+          <w:sz w:val="24"/>
+          <w:szCs w:val="24"/>
+        </w:rPr>
+        <w:t xml:space="preserve"> </w:t>
+      </w:r>
+      <w:proofErr w:type="spellStart"/>
+      <w:r>
+        <w:rPr>
+          <w:rFonts w:ascii="Arial Nova Cond" w:hAnsi="Arial Nova Cond"/>
+          <w:sz w:val="24"/>
+          <w:szCs w:val="24"/>
+        </w:rPr>
+        <w:t>Pengelolaan</w:t>
+      </w:r>
+      <w:proofErr w:type="spellEnd"/>
+      <w:r>
+        <w:rPr>
+          <w:rFonts w:ascii="Arial Nova Cond" w:hAnsi="Arial Nova Cond"/>
+          <w:sz w:val="24"/>
+          <w:szCs w:val="24"/>
+        </w:rPr>
+        <w:t xml:space="preserve"> </w:t>
+      </w:r>
+      <w:r>
+        <w:rPr>
+          <w:rFonts w:ascii="Arial Nova Cond" w:hAnsi="Arial Nova Cond"/>
+          <w:sz w:val="24"/>
+          <w:szCs w:val="24"/>
+        </w:rPr>
+        <w:t xml:space="preserve">Air </w:t>
+      </w:r>
+      <w:proofErr w:type="spellStart"/>
+      <w:r>
+        <w:rPr>
+          <w:rFonts w:ascii="Arial Nova Cond" w:hAnsi="Arial Nova Cond"/>
+          <w:sz w:val="24"/>
+          <w:szCs w:val="24"/>
+        </w:rPr>
+        <w:t>Limbah</w:t>
+      </w:r>
+      <w:proofErr w:type="spellEnd"/>
+      <w:r>
+        <w:rPr>
+          <w:rFonts w:ascii="Arial Nova Cond" w:hAnsi="Arial Nova Cond"/>
+          <w:sz w:val="24"/>
+          <w:szCs w:val="24"/>
+        </w:rPr>
+        <w:t xml:space="preserve"> </w:t>
+      </w:r>
+      <w:proofErr w:type="spellStart"/>
+      <w:r>
+        <w:rPr>
+          <w:rFonts w:ascii="Arial Nova Cond" w:hAnsi="Arial Nova Cond"/>
+          <w:sz w:val="24"/>
+          <w:szCs w:val="24"/>
+        </w:rPr>
+        <w:t>domestik</w:t>
+      </w:r>
+      <w:proofErr w:type="spellEnd"/>
     </w:p>
     <w:tbl>
       <w:tblPr>
@@ -3540,17 +5630,10 @@
                 <w:sz w:val="24"/>
                 <w:szCs w:val="24"/>
               </w:rPr>
-              <w:t>Point Pemeriksaan</w:t>
-            </w:r>
-          </w:p>
-        </w:tc>
-        <w:tc>
-          <w:tcPr>
-            <w:tcW w:w="4002" w:type="dxa"/>
-          </w:tcPr>
-          <w:p>
-            <w:pPr>
-              <w:jc w:val="center"/>
+              <w:t xml:space="preserve">Point </w:t>
+            </w:r>
+            <w:proofErr w:type="spellStart"/>
+            <w:r>
               <w:rPr>
                 <w:rFonts w:ascii="Arial Nova Cond" w:hAnsi="Arial Nova Cond"/>
                 <w:b/>
@@ -3558,8 +5641,18 @@
                 <w:sz w:val="24"/>
                 <w:szCs w:val="24"/>
               </w:rPr>
-            </w:pPr>
-            <w:r>
+              <w:t>Pemeriksaan</w:t>
+            </w:r>
+            <w:proofErr w:type="spellEnd"/>
+          </w:p>
+        </w:tc>
+        <w:tc>
+          <w:tcPr>
+            <w:tcW w:w="4002" w:type="dxa"/>
+          </w:tcPr>
+          <w:p>
+            <w:pPr>
+              <w:jc w:val="center"/>
               <w:rPr>
                 <w:rFonts w:ascii="Arial Nova Cond" w:hAnsi="Arial Nova Cond"/>
                 <w:b/>
@@ -3567,17 +5660,9 @@
                 <w:sz w:val="24"/>
                 <w:szCs w:val="24"/>
               </w:rPr>
-              <w:t>Kondisi Eksisting</w:t>
-            </w:r>
-          </w:p>
-        </w:tc>
-        <w:tc>
-          <w:tcPr>
-            <w:tcW w:w="3154" w:type="dxa"/>
-          </w:tcPr>
-          <w:p>
-            <w:pPr>
-              <w:jc w:val="center"/>
+            </w:pPr>
+            <w:proofErr w:type="spellStart"/>
+            <w:r>
               <w:rPr>
                 <w:rFonts w:ascii="Arial Nova Cond" w:hAnsi="Arial Nova Cond"/>
                 <w:b/>
@@ -3585,7 +5670,9 @@
                 <w:sz w:val="24"/>
                 <w:szCs w:val="24"/>
               </w:rPr>
-            </w:pPr>
+              <w:t>Kondisi</w:t>
+            </w:r>
+            <w:proofErr w:type="spellEnd"/>
             <w:r>
               <w:rPr>
                 <w:rFonts w:ascii="Arial Nova Cond" w:hAnsi="Arial Nova Cond"/>
@@ -3594,8 +5681,49 @@
                 <w:sz w:val="24"/>
                 <w:szCs w:val="24"/>
               </w:rPr>
+              <w:t xml:space="preserve"> </w:t>
+            </w:r>
+            <w:proofErr w:type="spellStart"/>
+            <w:r>
+              <w:rPr>
+                <w:rFonts w:ascii="Arial Nova Cond" w:hAnsi="Arial Nova Cond"/>
+                <w:b/>
+                <w:bCs/>
+                <w:sz w:val="24"/>
+                <w:szCs w:val="24"/>
+              </w:rPr>
+              <w:t>Eksisting</w:t>
+            </w:r>
+            <w:proofErr w:type="spellEnd"/>
+          </w:p>
+        </w:tc>
+        <w:tc>
+          <w:tcPr>
+            <w:tcW w:w="3154" w:type="dxa"/>
+          </w:tcPr>
+          <w:p>
+            <w:pPr>
+              <w:jc w:val="center"/>
+              <w:rPr>
+                <w:rFonts w:ascii="Arial Nova Cond" w:hAnsi="Arial Nova Cond"/>
+                <w:b/>
+                <w:bCs/>
+                <w:sz w:val="24"/>
+                <w:szCs w:val="24"/>
+              </w:rPr>
+            </w:pPr>
+            <w:proofErr w:type="spellStart"/>
+            <w:r>
+              <w:rPr>
+                <w:rFonts w:ascii="Arial Nova Cond" w:hAnsi="Arial Nova Cond"/>
+                <w:b/>
+                <w:bCs/>
+                <w:sz w:val="24"/>
+                <w:szCs w:val="24"/>
+              </w:rPr>
               <w:t>Keterangan</w:t>
             </w:r>
+            <w:proofErr w:type="spellEnd"/>
           </w:p>
         </w:tc>
       </w:tr>
@@ -3635,14 +5763,34 @@
                 <w:szCs w:val="24"/>
               </w:rPr>
             </w:pPr>
-            <w:r>
-              <w:rPr>
-                <w:rFonts w:ascii="Arial Nova Cond" w:hAnsi="Arial Nova Cond"/>
-                <w:sz w:val="24"/>
-                <w:szCs w:val="24"/>
-              </w:rPr>
-              <w:t>Sumber limbah</w:t>
-            </w:r>
+            <w:proofErr w:type="spellStart"/>
+            <w:r>
+              <w:rPr>
+                <w:rFonts w:ascii="Arial Nova Cond" w:hAnsi="Arial Nova Cond"/>
+                <w:sz w:val="24"/>
+                <w:szCs w:val="24"/>
+              </w:rPr>
+              <w:t>Sumber</w:t>
+            </w:r>
+            <w:proofErr w:type="spellEnd"/>
+            <w:r>
+              <w:rPr>
+                <w:rFonts w:ascii="Arial Nova Cond" w:hAnsi="Arial Nova Cond"/>
+                <w:sz w:val="24"/>
+                <w:szCs w:val="24"/>
+              </w:rPr>
+              <w:t xml:space="preserve"> </w:t>
+            </w:r>
+            <w:proofErr w:type="spellStart"/>
+            <w:r>
+              <w:rPr>
+                <w:rFonts w:ascii="Arial Nova Cond" w:hAnsi="Arial Nova Cond"/>
+                <w:sz w:val="24"/>
+                <w:szCs w:val="24"/>
+              </w:rPr>
+              <w:t>limbah</w:t>
+            </w:r>
+            <w:proofErr w:type="spellEnd"/>
           </w:p>
         </w:tc>
         <w:tc>
@@ -3664,7 +5812,25 @@
                 <w:sz w:val="24"/>
                 <w:szCs w:val="24"/>
               </w:rPr>
-              <w:t>{air_sumber}</w:t>
+              <w:t>{</w:t>
+            </w:r>
+            <w:proofErr w:type="spellStart"/>
+            <w:r>
+              <w:rPr>
+                <w:rFonts w:ascii="Arial Nova Cond" w:hAnsi="Arial Nova Cond"/>
+                <w:sz w:val="24"/>
+                <w:szCs w:val="24"/>
+              </w:rPr>
+              <w:t>air_sumber</w:t>
+            </w:r>
+            <w:proofErr w:type="spellEnd"/>
+            <w:r>
+              <w:rPr>
+                <w:rFonts w:ascii="Arial Nova Cond" w:hAnsi="Arial Nova Cond"/>
+                <w:sz w:val="24"/>
+                <w:szCs w:val="24"/>
+              </w:rPr>
+              <w:t>}</w:t>
             </w:r>
           </w:p>
         </w:tc>
@@ -3686,7 +5852,25 @@
                 <w:sz w:val="24"/>
                 <w:szCs w:val="24"/>
               </w:rPr>
-              <w:t>{ket_air_sumber}</w:t>
+              <w:t>{</w:t>
+            </w:r>
+            <w:proofErr w:type="spellStart"/>
+            <w:r>
+              <w:rPr>
+                <w:rFonts w:ascii="Arial Nova Cond" w:hAnsi="Arial Nova Cond"/>
+                <w:sz w:val="24"/>
+                <w:szCs w:val="24"/>
+              </w:rPr>
+              <w:t>ket_air_sumber</w:t>
+            </w:r>
+            <w:proofErr w:type="spellEnd"/>
+            <w:r>
+              <w:rPr>
+                <w:rFonts w:ascii="Arial Nova Cond" w:hAnsi="Arial Nova Cond"/>
+                <w:sz w:val="24"/>
+                <w:szCs w:val="24"/>
+              </w:rPr>
+              <w:t>}</w:t>
             </w:r>
           </w:p>
         </w:tc>
@@ -3727,13 +5911,77 @@
                 <w:szCs w:val="24"/>
               </w:rPr>
             </w:pPr>
-            <w:r>
-              <w:rPr>
-                <w:rFonts w:ascii="Arial Nova Cond" w:hAnsi="Arial Nova Cond"/>
-                <w:sz w:val="24"/>
-                <w:szCs w:val="24"/>
-              </w:rPr>
-              <w:t xml:space="preserve">Kondisi fisik septictank dan resapan </w:t>
+            <w:proofErr w:type="spellStart"/>
+            <w:r>
+              <w:rPr>
+                <w:rFonts w:ascii="Arial Nova Cond" w:hAnsi="Arial Nova Cond"/>
+                <w:sz w:val="24"/>
+                <w:szCs w:val="24"/>
+              </w:rPr>
+              <w:t>Kondisi</w:t>
+            </w:r>
+            <w:proofErr w:type="spellEnd"/>
+            <w:r>
+              <w:rPr>
+                <w:rFonts w:ascii="Arial Nova Cond" w:hAnsi="Arial Nova Cond"/>
+                <w:sz w:val="24"/>
+                <w:szCs w:val="24"/>
+              </w:rPr>
+              <w:t xml:space="preserve"> </w:t>
+            </w:r>
+            <w:proofErr w:type="spellStart"/>
+            <w:r>
+              <w:rPr>
+                <w:rFonts w:ascii="Arial Nova Cond" w:hAnsi="Arial Nova Cond"/>
+                <w:sz w:val="24"/>
+                <w:szCs w:val="24"/>
+              </w:rPr>
+              <w:t>fisik</w:t>
+            </w:r>
+            <w:proofErr w:type="spellEnd"/>
+            <w:r>
+              <w:rPr>
+                <w:rFonts w:ascii="Arial Nova Cond" w:hAnsi="Arial Nova Cond"/>
+                <w:sz w:val="24"/>
+                <w:szCs w:val="24"/>
+              </w:rPr>
+              <w:t xml:space="preserve"> </w:t>
+            </w:r>
+            <w:proofErr w:type="spellStart"/>
+            <w:r>
+              <w:rPr>
+                <w:rFonts w:ascii="Arial Nova Cond" w:hAnsi="Arial Nova Cond"/>
+                <w:sz w:val="24"/>
+                <w:szCs w:val="24"/>
+              </w:rPr>
+              <w:t>septictank</w:t>
+            </w:r>
+            <w:proofErr w:type="spellEnd"/>
+            <w:r>
+              <w:rPr>
+                <w:rFonts w:ascii="Arial Nova Cond" w:hAnsi="Arial Nova Cond"/>
+                <w:sz w:val="24"/>
+                <w:szCs w:val="24"/>
+              </w:rPr>
+              <w:t xml:space="preserve"> dan </w:t>
+            </w:r>
+            <w:proofErr w:type="spellStart"/>
+            <w:r>
+              <w:rPr>
+                <w:rFonts w:ascii="Arial Nova Cond" w:hAnsi="Arial Nova Cond"/>
+                <w:sz w:val="24"/>
+                <w:szCs w:val="24"/>
+              </w:rPr>
+              <w:t>resapan</w:t>
+            </w:r>
+            <w:proofErr w:type="spellEnd"/>
+            <w:r>
+              <w:rPr>
+                <w:rFonts w:ascii="Arial Nova Cond" w:hAnsi="Arial Nova Cond"/>
+                <w:sz w:val="24"/>
+                <w:szCs w:val="24"/>
+              </w:rPr>
+              <w:t xml:space="preserve"> </w:t>
             </w:r>
           </w:p>
         </w:tc>
@@ -3756,7 +6004,25 @@
                 <w:sz w:val="24"/>
                 <w:szCs w:val="24"/>
               </w:rPr>
-              <w:t>{air_fisik}</w:t>
+              <w:t>{</w:t>
+            </w:r>
+            <w:proofErr w:type="spellStart"/>
+            <w:r>
+              <w:rPr>
+                <w:rFonts w:ascii="Arial Nova Cond" w:hAnsi="Arial Nova Cond"/>
+                <w:sz w:val="24"/>
+                <w:szCs w:val="24"/>
+              </w:rPr>
+              <w:t>air_fisik</w:t>
+            </w:r>
+            <w:proofErr w:type="spellEnd"/>
+            <w:r>
+              <w:rPr>
+                <w:rFonts w:ascii="Arial Nova Cond" w:hAnsi="Arial Nova Cond"/>
+                <w:sz w:val="24"/>
+                <w:szCs w:val="24"/>
+              </w:rPr>
+              <w:t>}</w:t>
             </w:r>
           </w:p>
         </w:tc>
@@ -3778,7 +6044,25 @@
                 <w:sz w:val="24"/>
                 <w:szCs w:val="24"/>
               </w:rPr>
-              <w:t>{ket_air_fisik}</w:t>
+              <w:t>{</w:t>
+            </w:r>
+            <w:proofErr w:type="spellStart"/>
+            <w:r>
+              <w:rPr>
+                <w:rFonts w:ascii="Arial Nova Cond" w:hAnsi="Arial Nova Cond"/>
+                <w:sz w:val="24"/>
+                <w:szCs w:val="24"/>
+              </w:rPr>
+              <w:t>ket_air_fisik</w:t>
+            </w:r>
+            <w:proofErr w:type="spellEnd"/>
+            <w:r>
+              <w:rPr>
+                <w:rFonts w:ascii="Arial Nova Cond" w:hAnsi="Arial Nova Cond"/>
+                <w:sz w:val="24"/>
+                <w:szCs w:val="24"/>
+              </w:rPr>
+              <w:t>}</w:t>
             </w:r>
           </w:p>
         </w:tc>
@@ -3825,7 +6109,61 @@
                 <w:sz w:val="24"/>
                 <w:szCs w:val="24"/>
               </w:rPr>
-              <w:t>Data pantau analisa air limbah domestic</w:t>
+              <w:t xml:space="preserve">Data </w:t>
+            </w:r>
+            <w:proofErr w:type="spellStart"/>
+            <w:r>
+              <w:rPr>
+                <w:rFonts w:ascii="Arial Nova Cond" w:hAnsi="Arial Nova Cond"/>
+                <w:sz w:val="24"/>
+                <w:szCs w:val="24"/>
+              </w:rPr>
+              <w:t>pantau</w:t>
+            </w:r>
+            <w:proofErr w:type="spellEnd"/>
+            <w:r>
+              <w:rPr>
+                <w:rFonts w:ascii="Arial Nova Cond" w:hAnsi="Arial Nova Cond"/>
+                <w:sz w:val="24"/>
+                <w:szCs w:val="24"/>
+              </w:rPr>
+              <w:t xml:space="preserve"> </w:t>
+            </w:r>
+            <w:proofErr w:type="spellStart"/>
+            <w:r>
+              <w:rPr>
+                <w:rFonts w:ascii="Arial Nova Cond" w:hAnsi="Arial Nova Cond"/>
+                <w:sz w:val="24"/>
+                <w:szCs w:val="24"/>
+              </w:rPr>
+              <w:t>analisa</w:t>
+            </w:r>
+            <w:proofErr w:type="spellEnd"/>
+            <w:r>
+              <w:rPr>
+                <w:rFonts w:ascii="Arial Nova Cond" w:hAnsi="Arial Nova Cond"/>
+                <w:sz w:val="24"/>
+                <w:szCs w:val="24"/>
+              </w:rPr>
+              <w:t xml:space="preserve"> air </w:t>
+            </w:r>
+            <w:proofErr w:type="spellStart"/>
+            <w:r>
+              <w:rPr>
+                <w:rFonts w:ascii="Arial Nova Cond" w:hAnsi="Arial Nova Cond"/>
+                <w:sz w:val="24"/>
+                <w:szCs w:val="24"/>
+              </w:rPr>
+              <w:t>limbah</w:t>
+            </w:r>
+            <w:proofErr w:type="spellEnd"/>
+            <w:r>
+              <w:rPr>
+                <w:rFonts w:ascii="Arial Nova Cond" w:hAnsi="Arial Nova Cond"/>
+                <w:sz w:val="24"/>
+                <w:szCs w:val="24"/>
+              </w:rPr>
+              <w:t xml:space="preserve"> domestic</w:t>
             </w:r>
           </w:p>
         </w:tc>
@@ -3847,7 +6185,25 @@
                 <w:sz w:val="24"/>
                 <w:szCs w:val="24"/>
               </w:rPr>
-              <w:t>{air_pantau}</w:t>
+              <w:t>{</w:t>
+            </w:r>
+            <w:proofErr w:type="spellStart"/>
+            <w:r>
+              <w:rPr>
+                <w:rFonts w:ascii="Arial Nova Cond" w:hAnsi="Arial Nova Cond"/>
+                <w:sz w:val="24"/>
+                <w:szCs w:val="24"/>
+              </w:rPr>
+              <w:t>air_pantau</w:t>
+            </w:r>
+            <w:proofErr w:type="spellEnd"/>
+            <w:r>
+              <w:rPr>
+                <w:rFonts w:ascii="Arial Nova Cond" w:hAnsi="Arial Nova Cond"/>
+                <w:sz w:val="24"/>
+                <w:szCs w:val="24"/>
+              </w:rPr>
+              <w:t>}</w:t>
             </w:r>
           </w:p>
           <w:p>
@@ -3887,7 +6243,25 @@
                 <w:sz w:val="24"/>
                 <w:szCs w:val="24"/>
               </w:rPr>
-              <w:t>{ket_air_pantau}</w:t>
+              <w:t>{</w:t>
+            </w:r>
+            <w:proofErr w:type="spellStart"/>
+            <w:r>
+              <w:rPr>
+                <w:rFonts w:ascii="Arial Nova Cond" w:hAnsi="Arial Nova Cond"/>
+                <w:sz w:val="24"/>
+                <w:szCs w:val="24"/>
+              </w:rPr>
+              <w:t>ket_air_pantau</w:t>
+            </w:r>
+            <w:proofErr w:type="spellEnd"/>
+            <w:r>
+              <w:rPr>
+                <w:rFonts w:ascii="Arial Nova Cond" w:hAnsi="Arial Nova Cond"/>
+                <w:sz w:val="24"/>
+                <w:szCs w:val="24"/>
+              </w:rPr>
+              <w:t>}</w:t>
             </w:r>
           </w:p>
         </w:tc>
@@ -3928,14 +6302,34 @@
                 <w:szCs w:val="24"/>
               </w:rPr>
             </w:pPr>
-            <w:r>
-              <w:rPr>
-                <w:rFonts w:ascii="Arial Nova Cond" w:hAnsi="Arial Nova Cond"/>
-                <w:sz w:val="24"/>
-                <w:szCs w:val="24"/>
-              </w:rPr>
-              <w:t>Pengelolaan sludge septictank</w:t>
-            </w:r>
+            <w:proofErr w:type="spellStart"/>
+            <w:r>
+              <w:rPr>
+                <w:rFonts w:ascii="Arial Nova Cond" w:hAnsi="Arial Nova Cond"/>
+                <w:sz w:val="24"/>
+                <w:szCs w:val="24"/>
+              </w:rPr>
+              <w:t>Pengelolaan</w:t>
+            </w:r>
+            <w:proofErr w:type="spellEnd"/>
+            <w:r>
+              <w:rPr>
+                <w:rFonts w:ascii="Arial Nova Cond" w:hAnsi="Arial Nova Cond"/>
+                <w:sz w:val="24"/>
+                <w:szCs w:val="24"/>
+              </w:rPr>
+              <w:t xml:space="preserve"> sludge </w:t>
+            </w:r>
+            <w:proofErr w:type="spellStart"/>
+            <w:r>
+              <w:rPr>
+                <w:rFonts w:ascii="Arial Nova Cond" w:hAnsi="Arial Nova Cond"/>
+                <w:sz w:val="24"/>
+                <w:szCs w:val="24"/>
+              </w:rPr>
+              <w:t>septictank</w:t>
+            </w:r>
+            <w:proofErr w:type="spellEnd"/>
           </w:p>
         </w:tc>
         <w:tc>
@@ -3956,7 +6350,25 @@
                 <w:sz w:val="24"/>
                 <w:szCs w:val="24"/>
               </w:rPr>
-              <w:t>{air_sludge}</w:t>
+              <w:t>{</w:t>
+            </w:r>
+            <w:proofErr w:type="spellStart"/>
+            <w:r>
+              <w:rPr>
+                <w:rFonts w:ascii="Arial Nova Cond" w:hAnsi="Arial Nova Cond"/>
+                <w:sz w:val="24"/>
+                <w:szCs w:val="24"/>
+              </w:rPr>
+              <w:t>air_sludge</w:t>
+            </w:r>
+            <w:proofErr w:type="spellEnd"/>
+            <w:r>
+              <w:rPr>
+                <w:rFonts w:ascii="Arial Nova Cond" w:hAnsi="Arial Nova Cond"/>
+                <w:sz w:val="24"/>
+                <w:szCs w:val="24"/>
+              </w:rPr>
+              <w:t>}</w:t>
             </w:r>
           </w:p>
         </w:tc>
@@ -3978,7 +6390,25 @@
                 <w:sz w:val="24"/>
                 <w:szCs w:val="24"/>
               </w:rPr>
-              <w:t>{ket_air_sludge}</w:t>
+              <w:t>{</w:t>
+            </w:r>
+            <w:proofErr w:type="spellStart"/>
+            <w:r>
+              <w:rPr>
+                <w:rFonts w:ascii="Arial Nova Cond" w:hAnsi="Arial Nova Cond"/>
+                <w:sz w:val="24"/>
+                <w:szCs w:val="24"/>
+              </w:rPr>
+              <w:t>ket_air_sludge</w:t>
+            </w:r>
+            <w:proofErr w:type="spellEnd"/>
+            <w:r>
+              <w:rPr>
+                <w:rFonts w:ascii="Arial Nova Cond" w:hAnsi="Arial Nova Cond"/>
+                <w:sz w:val="24"/>
+                <w:szCs w:val="24"/>
+              </w:rPr>
+              <w:t>}</w:t>
             </w:r>
           </w:p>
         </w:tc>
@@ -4019,13 +6449,23 @@
                 <w:szCs w:val="24"/>
               </w:rPr>
             </w:pPr>
-            <w:r>
-              <w:rPr>
-                <w:rFonts w:ascii="Arial Nova Cond" w:hAnsi="Arial Nova Cond"/>
-                <w:sz w:val="24"/>
-                <w:szCs w:val="24"/>
-              </w:rPr>
-              <w:t>Pengelolaan IPAL</w:t>
+            <w:proofErr w:type="spellStart"/>
+            <w:r>
+              <w:rPr>
+                <w:rFonts w:ascii="Arial Nova Cond" w:hAnsi="Arial Nova Cond"/>
+                <w:sz w:val="24"/>
+                <w:szCs w:val="24"/>
+              </w:rPr>
+              <w:t>Pengelolaan</w:t>
+            </w:r>
+            <w:proofErr w:type="spellEnd"/>
+            <w:r>
+              <w:rPr>
+                <w:rFonts w:ascii="Arial Nova Cond" w:hAnsi="Arial Nova Cond"/>
+                <w:sz w:val="24"/>
+                <w:szCs w:val="24"/>
+              </w:rPr>
+              <w:t xml:space="preserve"> IPAL</w:t>
             </w:r>
           </w:p>
         </w:tc>
@@ -4047,7 +6487,25 @@
                 <w:sz w:val="24"/>
                 <w:szCs w:val="24"/>
               </w:rPr>
-              <w:t>{air_ipal}</w:t>
+              <w:t>{</w:t>
+            </w:r>
+            <w:proofErr w:type="spellStart"/>
+            <w:r>
+              <w:rPr>
+                <w:rFonts w:ascii="Arial Nova Cond" w:hAnsi="Arial Nova Cond"/>
+                <w:sz w:val="24"/>
+                <w:szCs w:val="24"/>
+              </w:rPr>
+              <w:t>air_ipal</w:t>
+            </w:r>
+            <w:proofErr w:type="spellEnd"/>
+            <w:r>
+              <w:rPr>
+                <w:rFonts w:ascii="Arial Nova Cond" w:hAnsi="Arial Nova Cond"/>
+                <w:sz w:val="24"/>
+                <w:szCs w:val="24"/>
+              </w:rPr>
+              <w:t>}</w:t>
             </w:r>
           </w:p>
         </w:tc>
@@ -4069,7 +6527,25 @@
                 <w:sz w:val="24"/>
                 <w:szCs w:val="24"/>
               </w:rPr>
-              <w:t>{ket_air_ipal}</w:t>
+              <w:t>{</w:t>
+            </w:r>
+            <w:proofErr w:type="spellStart"/>
+            <w:r>
+              <w:rPr>
+                <w:rFonts w:ascii="Arial Nova Cond" w:hAnsi="Arial Nova Cond"/>
+                <w:sz w:val="24"/>
+                <w:szCs w:val="24"/>
+              </w:rPr>
+              <w:t>ket_air_ipal</w:t>
+            </w:r>
+            <w:proofErr w:type="spellEnd"/>
+            <w:r>
+              <w:rPr>
+                <w:rFonts w:ascii="Arial Nova Cond" w:hAnsi="Arial Nova Cond"/>
+                <w:sz w:val="24"/>
+                <w:szCs w:val="24"/>
+              </w:rPr>
+              <w:t>}</w:t>
             </w:r>
           </w:p>
         </w:tc>
@@ -4110,7 +6586,115 @@
           <w:sz w:val="24"/>
           <w:szCs w:val="24"/>
         </w:rPr>
-        <w:t xml:space="preserve">.  Pemeriksaan Pengelolaan Limbah Bahan Berbahaya dan Beracun </w:t>
+        <w:t xml:space="preserve">.  </w:t>
+      </w:r>
+      <w:proofErr w:type="spellStart"/>
+      <w:r>
+        <w:rPr>
+          <w:rFonts w:ascii="Arial Nova Cond" w:hAnsi="Arial Nova Cond"/>
+          <w:sz w:val="24"/>
+          <w:szCs w:val="24"/>
+        </w:rPr>
+        <w:t>Pemeriksaan</w:t>
+      </w:r>
+      <w:proofErr w:type="spellEnd"/>
+      <w:r>
+        <w:rPr>
+          <w:rFonts w:ascii="Arial Nova Cond" w:hAnsi="Arial Nova Cond"/>
+          <w:sz w:val="24"/>
+          <w:szCs w:val="24"/>
+        </w:rPr>
+        <w:t xml:space="preserve"> </w:t>
+      </w:r>
+      <w:proofErr w:type="spellStart"/>
+      <w:r>
+        <w:rPr>
+          <w:rFonts w:ascii="Arial Nova Cond" w:hAnsi="Arial Nova Cond"/>
+          <w:sz w:val="24"/>
+          <w:szCs w:val="24"/>
+        </w:rPr>
+        <w:t>Pengelolaan</w:t>
+      </w:r>
+      <w:proofErr w:type="spellEnd"/>
+      <w:r>
+        <w:rPr>
+          <w:rFonts w:ascii="Arial Nova Cond" w:hAnsi="Arial Nova Cond"/>
+          <w:sz w:val="24"/>
+          <w:szCs w:val="24"/>
+        </w:rPr>
+        <w:t xml:space="preserve"> </w:t>
+      </w:r>
+      <w:proofErr w:type="spellStart"/>
+      <w:r>
+        <w:rPr>
+          <w:rFonts w:ascii="Arial Nova Cond" w:hAnsi="Arial Nova Cond"/>
+          <w:sz w:val="24"/>
+          <w:szCs w:val="24"/>
+        </w:rPr>
+        <w:t>Limbah</w:t>
+      </w:r>
+      <w:proofErr w:type="spellEnd"/>
+      <w:r>
+        <w:rPr>
+          <w:rFonts w:ascii="Arial Nova Cond" w:hAnsi="Arial Nova Cond"/>
+          <w:sz w:val="24"/>
+          <w:szCs w:val="24"/>
+        </w:rPr>
+        <w:t xml:space="preserve"> </w:t>
+      </w:r>
+      <w:proofErr w:type="spellStart"/>
+      <w:r>
+        <w:rPr>
+          <w:rFonts w:ascii="Arial Nova Cond" w:hAnsi="Arial Nova Cond"/>
+          <w:sz w:val="24"/>
+          <w:szCs w:val="24"/>
+        </w:rPr>
+        <w:t>Bahan</w:t>
+      </w:r>
+      <w:proofErr w:type="spellEnd"/>
+      <w:r>
+        <w:rPr>
+          <w:rFonts w:ascii="Arial Nova Cond" w:hAnsi="Arial Nova Cond"/>
+          <w:sz w:val="24"/>
+          <w:szCs w:val="24"/>
+        </w:rPr>
+        <w:t xml:space="preserve"> </w:t>
+      </w:r>
+      <w:proofErr w:type="spellStart"/>
+      <w:r>
+        <w:rPr>
+          <w:rFonts w:ascii="Arial Nova Cond" w:hAnsi="Arial Nova Cond"/>
+          <w:sz w:val="24"/>
+          <w:szCs w:val="24"/>
+        </w:rPr>
+        <w:t>Berbahaya</w:t>
+      </w:r>
+      <w:proofErr w:type="spellEnd"/>
+      <w:r>
+        <w:rPr>
+          <w:rFonts w:ascii="Arial Nova Cond" w:hAnsi="Arial Nova Cond"/>
+          <w:sz w:val="24"/>
+          <w:szCs w:val="24"/>
+        </w:rPr>
+        <w:t xml:space="preserve"> dan </w:t>
+      </w:r>
+      <w:proofErr w:type="spellStart"/>
+      <w:r>
+        <w:rPr>
+          <w:rFonts w:ascii="Arial Nova Cond" w:hAnsi="Arial Nova Cond"/>
+          <w:sz w:val="24"/>
+          <w:szCs w:val="24"/>
+        </w:rPr>
+        <w:t>Beracun</w:t>
+      </w:r>
+      <w:proofErr w:type="spellEnd"/>
+      <w:r>
+        <w:rPr>
+          <w:rFonts w:ascii="Arial Nova Cond" w:hAnsi="Arial Nova Cond"/>
+          <w:sz w:val="24"/>
+          <w:szCs w:val="24"/>
+        </w:rPr>
+        <w:t xml:space="preserve"> </w:t>
       </w:r>
       <w:r>
         <w:rPr>
@@ -4185,17 +6769,10 @@
                 <w:sz w:val="24"/>
                 <w:szCs w:val="24"/>
               </w:rPr>
-              <w:t>Point Pemeriksaan</w:t>
-            </w:r>
-          </w:p>
-        </w:tc>
-        <w:tc>
-          <w:tcPr>
-            <w:tcW w:w="3460" w:type="dxa"/>
-          </w:tcPr>
-          <w:p>
-            <w:pPr>
-              <w:jc w:val="center"/>
+              <w:t xml:space="preserve">Point </w:t>
+            </w:r>
+            <w:proofErr w:type="spellStart"/>
+            <w:r>
               <w:rPr>
                 <w:rFonts w:ascii="Arial Nova Cond" w:hAnsi="Arial Nova Cond"/>
                 <w:b/>
@@ -4203,8 +6780,18 @@
                 <w:sz w:val="24"/>
                 <w:szCs w:val="24"/>
               </w:rPr>
-            </w:pPr>
-            <w:r>
+              <w:t>Pemeriksaan</w:t>
+            </w:r>
+            <w:proofErr w:type="spellEnd"/>
+          </w:p>
+        </w:tc>
+        <w:tc>
+          <w:tcPr>
+            <w:tcW w:w="3460" w:type="dxa"/>
+          </w:tcPr>
+          <w:p>
+            <w:pPr>
+              <w:jc w:val="center"/>
               <w:rPr>
                 <w:rFonts w:ascii="Arial Nova Cond" w:hAnsi="Arial Nova Cond"/>
                 <w:b/>
@@ -4212,17 +6799,9 @@
                 <w:sz w:val="24"/>
                 <w:szCs w:val="24"/>
               </w:rPr>
-              <w:t>Kondisi Eksisting</w:t>
-            </w:r>
-          </w:p>
-        </w:tc>
-        <w:tc>
-          <w:tcPr>
-            <w:tcW w:w="3694" w:type="dxa"/>
-          </w:tcPr>
-          <w:p>
-            <w:pPr>
-              <w:jc w:val="center"/>
+            </w:pPr>
+            <w:proofErr w:type="spellStart"/>
+            <w:r>
               <w:rPr>
                 <w:rFonts w:ascii="Arial Nova Cond" w:hAnsi="Arial Nova Cond"/>
                 <w:b/>
@@ -4230,7 +6809,9 @@
                 <w:sz w:val="24"/>
                 <w:szCs w:val="24"/>
               </w:rPr>
-            </w:pPr>
+              <w:t>Kondisi</w:t>
+            </w:r>
+            <w:proofErr w:type="spellEnd"/>
             <w:r>
               <w:rPr>
                 <w:rFonts w:ascii="Arial Nova Cond" w:hAnsi="Arial Nova Cond"/>
@@ -4239,8 +6820,49 @@
                 <w:sz w:val="24"/>
                 <w:szCs w:val="24"/>
               </w:rPr>
+              <w:t xml:space="preserve"> </w:t>
+            </w:r>
+            <w:proofErr w:type="spellStart"/>
+            <w:r>
+              <w:rPr>
+                <w:rFonts w:ascii="Arial Nova Cond" w:hAnsi="Arial Nova Cond"/>
+                <w:b/>
+                <w:bCs/>
+                <w:sz w:val="24"/>
+                <w:szCs w:val="24"/>
+              </w:rPr>
+              <w:t>Eksisting</w:t>
+            </w:r>
+            <w:proofErr w:type="spellEnd"/>
+          </w:p>
+        </w:tc>
+        <w:tc>
+          <w:tcPr>
+            <w:tcW w:w="3694" w:type="dxa"/>
+          </w:tcPr>
+          <w:p>
+            <w:pPr>
+              <w:jc w:val="center"/>
+              <w:rPr>
+                <w:rFonts w:ascii="Arial Nova Cond" w:hAnsi="Arial Nova Cond"/>
+                <w:b/>
+                <w:bCs/>
+                <w:sz w:val="24"/>
+                <w:szCs w:val="24"/>
+              </w:rPr>
+            </w:pPr>
+            <w:proofErr w:type="spellStart"/>
+            <w:r>
+              <w:rPr>
+                <w:rFonts w:ascii="Arial Nova Cond" w:hAnsi="Arial Nova Cond"/>
+                <w:b/>
+                <w:bCs/>
+                <w:sz w:val="24"/>
+                <w:szCs w:val="24"/>
+              </w:rPr>
               <w:t>Keterangan</w:t>
             </w:r>
+            <w:proofErr w:type="spellEnd"/>
           </w:p>
         </w:tc>
       </w:tr>
@@ -4280,13 +6902,23 @@
                 <w:szCs w:val="24"/>
               </w:rPr>
             </w:pPr>
-            <w:r>
-              <w:rPr>
-                <w:rFonts w:ascii="Arial Nova Cond" w:hAnsi="Arial Nova Cond"/>
-                <w:sz w:val="24"/>
-                <w:szCs w:val="24"/>
-              </w:rPr>
-              <w:t>Sumber LB3</w:t>
+            <w:proofErr w:type="spellStart"/>
+            <w:r>
+              <w:rPr>
+                <w:rFonts w:ascii="Arial Nova Cond" w:hAnsi="Arial Nova Cond"/>
+                <w:sz w:val="24"/>
+                <w:szCs w:val="24"/>
+              </w:rPr>
+              <w:t>Sumber</w:t>
+            </w:r>
+            <w:proofErr w:type="spellEnd"/>
+            <w:r>
+              <w:rPr>
+                <w:rFonts w:ascii="Arial Nova Cond" w:hAnsi="Arial Nova Cond"/>
+                <w:sz w:val="24"/>
+                <w:szCs w:val="24"/>
+              </w:rPr>
+              <w:t xml:space="preserve"> LB3</w:t>
             </w:r>
           </w:p>
         </w:tc>
@@ -4372,13 +7004,23 @@
                 <w:szCs w:val="24"/>
               </w:rPr>
             </w:pPr>
-            <w:r>
-              <w:rPr>
-                <w:rFonts w:ascii="Arial Nova Cond" w:hAnsi="Arial Nova Cond"/>
-                <w:sz w:val="24"/>
-                <w:szCs w:val="24"/>
-              </w:rPr>
-              <w:t>Jenis LB3</w:t>
+            <w:proofErr w:type="spellStart"/>
+            <w:r>
+              <w:rPr>
+                <w:rFonts w:ascii="Arial Nova Cond" w:hAnsi="Arial Nova Cond"/>
+                <w:sz w:val="24"/>
+                <w:szCs w:val="24"/>
+              </w:rPr>
+              <w:t>Jenis</w:t>
+            </w:r>
+            <w:proofErr w:type="spellEnd"/>
+            <w:r>
+              <w:rPr>
+                <w:rFonts w:ascii="Arial Nova Cond" w:hAnsi="Arial Nova Cond"/>
+                <w:sz w:val="24"/>
+                <w:szCs w:val="24"/>
+              </w:rPr>
+              <w:t xml:space="preserve"> LB3</w:t>
             </w:r>
           </w:p>
         </w:tc>
@@ -4465,13 +7107,23 @@
                 <w:szCs w:val="24"/>
               </w:rPr>
             </w:pPr>
-            <w:r>
-              <w:rPr>
-                <w:rFonts w:ascii="Arial Nova Cond" w:hAnsi="Arial Nova Cond"/>
-                <w:sz w:val="24"/>
-                <w:szCs w:val="24"/>
-              </w:rPr>
-              <w:t>Kondisi TPS LB3</w:t>
+            <w:proofErr w:type="spellStart"/>
+            <w:r>
+              <w:rPr>
+                <w:rFonts w:ascii="Arial Nova Cond" w:hAnsi="Arial Nova Cond"/>
+                <w:sz w:val="24"/>
+                <w:szCs w:val="24"/>
+              </w:rPr>
+              <w:t>Kondisi</w:t>
+            </w:r>
+            <w:proofErr w:type="spellEnd"/>
+            <w:r>
+              <w:rPr>
+                <w:rFonts w:ascii="Arial Nova Cond" w:hAnsi="Arial Nova Cond"/>
+                <w:sz w:val="24"/>
+                <w:szCs w:val="24"/>
+              </w:rPr>
+              <w:t xml:space="preserve"> TPS LB3</w:t>
             </w:r>
           </w:p>
         </w:tc>
@@ -4560,13 +7212,23 @@
                 <w:szCs w:val="24"/>
               </w:rPr>
             </w:pPr>
-            <w:r>
-              <w:rPr>
-                <w:rFonts w:ascii="Arial Nova Cond" w:hAnsi="Arial Nova Cond"/>
-                <w:sz w:val="24"/>
-                <w:szCs w:val="24"/>
-              </w:rPr>
-              <w:t xml:space="preserve">Pengelolaan LB3 </w:t>
+            <w:proofErr w:type="spellStart"/>
+            <w:r>
+              <w:rPr>
+                <w:rFonts w:ascii="Arial Nova Cond" w:hAnsi="Arial Nova Cond"/>
+                <w:sz w:val="24"/>
+                <w:szCs w:val="24"/>
+              </w:rPr>
+              <w:t>Pengelolaan</w:t>
+            </w:r>
+            <w:proofErr w:type="spellEnd"/>
+            <w:r>
+              <w:rPr>
+                <w:rFonts w:ascii="Arial Nova Cond" w:hAnsi="Arial Nova Cond"/>
+                <w:sz w:val="24"/>
+                <w:szCs w:val="24"/>
+              </w:rPr>
+              <w:t xml:space="preserve"> LB3 </w:t>
             </w:r>
           </w:p>
         </w:tc>
@@ -4651,8 +7313,72 @@
           <w:sz w:val="24"/>
           <w:szCs w:val="24"/>
         </w:rPr>
-        <w:t>.  Pemeriksaan Pengelolaan Sampah Domestik</w:t>
-      </w:r>
+        <w:t xml:space="preserve">.  </w:t>
+      </w:r>
+      <w:proofErr w:type="spellStart"/>
+      <w:r>
+        <w:rPr>
+          <w:rFonts w:ascii="Arial Nova Cond" w:hAnsi="Arial Nova Cond"/>
+          <w:sz w:val="24"/>
+          <w:szCs w:val="24"/>
+        </w:rPr>
+        <w:t>Pemeriksaan</w:t>
+      </w:r>
+      <w:proofErr w:type="spellEnd"/>
+      <w:r>
+        <w:rPr>
+          <w:rFonts w:ascii="Arial Nova Cond" w:hAnsi="Arial Nova Cond"/>
+          <w:sz w:val="24"/>
+          <w:szCs w:val="24"/>
+        </w:rPr>
+        <w:t xml:space="preserve"> </w:t>
+      </w:r>
+      <w:proofErr w:type="spellStart"/>
+      <w:r>
+        <w:rPr>
+          <w:rFonts w:ascii="Arial Nova Cond" w:hAnsi="Arial Nova Cond"/>
+          <w:sz w:val="24"/>
+          <w:szCs w:val="24"/>
+        </w:rPr>
+        <w:t>Pengelolaan</w:t>
+      </w:r>
+      <w:proofErr w:type="spellEnd"/>
+      <w:r>
+        <w:rPr>
+          <w:rFonts w:ascii="Arial Nova Cond" w:hAnsi="Arial Nova Cond"/>
+          <w:sz w:val="24"/>
+          <w:szCs w:val="24"/>
+        </w:rPr>
+        <w:t xml:space="preserve"> </w:t>
+      </w:r>
+      <w:proofErr w:type="spellStart"/>
+      <w:r>
+        <w:rPr>
+          <w:rFonts w:ascii="Arial Nova Cond" w:hAnsi="Arial Nova Cond"/>
+          <w:sz w:val="24"/>
+          <w:szCs w:val="24"/>
+        </w:rPr>
+        <w:t>Sampah</w:t>
+      </w:r>
+      <w:proofErr w:type="spellEnd"/>
+      <w:r>
+        <w:rPr>
+          <w:rFonts w:ascii="Arial Nova Cond" w:hAnsi="Arial Nova Cond"/>
+          <w:sz w:val="24"/>
+          <w:szCs w:val="24"/>
+        </w:rPr>
+        <w:t xml:space="preserve"> </w:t>
+      </w:r>
+      <w:proofErr w:type="spellStart"/>
+      <w:r>
+        <w:rPr>
+          <w:rFonts w:ascii="Arial Nova Cond" w:hAnsi="Arial Nova Cond"/>
+          <w:sz w:val="24"/>
+          <w:szCs w:val="24"/>
+        </w:rPr>
+        <w:t>Domestik</w:t>
+      </w:r>
+      <w:proofErr w:type="spellEnd"/>
     </w:p>
     <w:tbl>
       <w:tblPr>
@@ -4718,17 +7444,10 @@
                 <w:sz w:val="24"/>
                 <w:szCs w:val="24"/>
               </w:rPr>
-              <w:t>Point Pemeriksaan</w:t>
-            </w:r>
-          </w:p>
-        </w:tc>
-        <w:tc>
-          <w:tcPr>
-            <w:tcW w:w="3757" w:type="dxa"/>
-          </w:tcPr>
-          <w:p>
-            <w:pPr>
-              <w:jc w:val="center"/>
+              <w:t xml:space="preserve">Point </w:t>
+            </w:r>
+            <w:proofErr w:type="spellStart"/>
+            <w:r>
               <w:rPr>
                 <w:rFonts w:ascii="Arial Nova Cond" w:hAnsi="Arial Nova Cond"/>
                 <w:b/>
@@ -4736,8 +7455,18 @@
                 <w:sz w:val="24"/>
                 <w:szCs w:val="24"/>
               </w:rPr>
-            </w:pPr>
-            <w:r>
+              <w:t>Pemeriksaan</w:t>
+            </w:r>
+            <w:proofErr w:type="spellEnd"/>
+          </w:p>
+        </w:tc>
+        <w:tc>
+          <w:tcPr>
+            <w:tcW w:w="3757" w:type="dxa"/>
+          </w:tcPr>
+          <w:p>
+            <w:pPr>
+              <w:jc w:val="center"/>
               <w:rPr>
                 <w:rFonts w:ascii="Arial Nova Cond" w:hAnsi="Arial Nova Cond"/>
                 <w:b/>
@@ -4745,17 +7474,9 @@
                 <w:sz w:val="24"/>
                 <w:szCs w:val="24"/>
               </w:rPr>
-              <w:t>Kondisi Eksisting</w:t>
-            </w:r>
-          </w:p>
-        </w:tc>
-        <w:tc>
-          <w:tcPr>
-            <w:tcW w:w="3331" w:type="dxa"/>
-          </w:tcPr>
-          <w:p>
-            <w:pPr>
-              <w:jc w:val="center"/>
+            </w:pPr>
+            <w:proofErr w:type="spellStart"/>
+            <w:r>
               <w:rPr>
                 <w:rFonts w:ascii="Arial Nova Cond" w:hAnsi="Arial Nova Cond"/>
                 <w:b/>
@@ -4763,7 +7484,9 @@
                 <w:sz w:val="24"/>
                 <w:szCs w:val="24"/>
               </w:rPr>
-            </w:pPr>
+              <w:t>Kondisi</w:t>
+            </w:r>
+            <w:proofErr w:type="spellEnd"/>
             <w:r>
               <w:rPr>
                 <w:rFonts w:ascii="Arial Nova Cond" w:hAnsi="Arial Nova Cond"/>
@@ -4772,8 +7495,49 @@
                 <w:sz w:val="24"/>
                 <w:szCs w:val="24"/>
               </w:rPr>
+              <w:t xml:space="preserve"> </w:t>
+            </w:r>
+            <w:proofErr w:type="spellStart"/>
+            <w:r>
+              <w:rPr>
+                <w:rFonts w:ascii="Arial Nova Cond" w:hAnsi="Arial Nova Cond"/>
+                <w:b/>
+                <w:bCs/>
+                <w:sz w:val="24"/>
+                <w:szCs w:val="24"/>
+              </w:rPr>
+              <w:t>Eksisting</w:t>
+            </w:r>
+            <w:proofErr w:type="spellEnd"/>
+          </w:p>
+        </w:tc>
+        <w:tc>
+          <w:tcPr>
+            <w:tcW w:w="3331" w:type="dxa"/>
+          </w:tcPr>
+          <w:p>
+            <w:pPr>
+              <w:jc w:val="center"/>
+              <w:rPr>
+                <w:rFonts w:ascii="Arial Nova Cond" w:hAnsi="Arial Nova Cond"/>
+                <w:b/>
+                <w:bCs/>
+                <w:sz w:val="24"/>
+                <w:szCs w:val="24"/>
+              </w:rPr>
+            </w:pPr>
+            <w:proofErr w:type="spellStart"/>
+            <w:r>
+              <w:rPr>
+                <w:rFonts w:ascii="Arial Nova Cond" w:hAnsi="Arial Nova Cond"/>
+                <w:b/>
+                <w:bCs/>
+                <w:sz w:val="24"/>
+                <w:szCs w:val="24"/>
+              </w:rPr>
               <w:t>Keterangan</w:t>
             </w:r>
+            <w:proofErr w:type="spellEnd"/>
           </w:p>
         </w:tc>
       </w:tr>
@@ -4814,14 +7578,52 @@
                 <w:szCs w:val="24"/>
               </w:rPr>
             </w:pPr>
-            <w:r>
-              <w:rPr>
-                <w:rFonts w:ascii="Arial Nova Cond" w:hAnsi="Arial Nova Cond"/>
-                <w:sz w:val="24"/>
-                <w:szCs w:val="24"/>
-              </w:rPr>
-              <w:t>Sumber Sampah Domestik</w:t>
-            </w:r>
+            <w:proofErr w:type="spellStart"/>
+            <w:r>
+              <w:rPr>
+                <w:rFonts w:ascii="Arial Nova Cond" w:hAnsi="Arial Nova Cond"/>
+                <w:sz w:val="24"/>
+                <w:szCs w:val="24"/>
+              </w:rPr>
+              <w:t>Sumber</w:t>
+            </w:r>
+            <w:proofErr w:type="spellEnd"/>
+            <w:r>
+              <w:rPr>
+                <w:rFonts w:ascii="Arial Nova Cond" w:hAnsi="Arial Nova Cond"/>
+                <w:sz w:val="24"/>
+                <w:szCs w:val="24"/>
+              </w:rPr>
+              <w:t xml:space="preserve"> </w:t>
+            </w:r>
+            <w:proofErr w:type="spellStart"/>
+            <w:r>
+              <w:rPr>
+                <w:rFonts w:ascii="Arial Nova Cond" w:hAnsi="Arial Nova Cond"/>
+                <w:sz w:val="24"/>
+                <w:szCs w:val="24"/>
+              </w:rPr>
+              <w:t>Sampah</w:t>
+            </w:r>
+            <w:proofErr w:type="spellEnd"/>
+            <w:r>
+              <w:rPr>
+                <w:rFonts w:ascii="Arial Nova Cond" w:hAnsi="Arial Nova Cond"/>
+                <w:sz w:val="24"/>
+                <w:szCs w:val="24"/>
+              </w:rPr>
+              <w:t xml:space="preserve"> </w:t>
+            </w:r>
+            <w:proofErr w:type="spellStart"/>
+            <w:r>
+              <w:rPr>
+                <w:rFonts w:ascii="Arial Nova Cond" w:hAnsi="Arial Nova Cond"/>
+                <w:sz w:val="24"/>
+                <w:szCs w:val="24"/>
+              </w:rPr>
+              <w:t>Domestik</w:t>
+            </w:r>
+            <w:proofErr w:type="spellEnd"/>
           </w:p>
         </w:tc>
         <w:tc>
@@ -4843,7 +7645,25 @@
                 <w:sz w:val="24"/>
                 <w:szCs w:val="24"/>
               </w:rPr>
-              <w:t>{sampah_sumber}</w:t>
+              <w:t>{</w:t>
+            </w:r>
+            <w:proofErr w:type="spellStart"/>
+            <w:r>
+              <w:rPr>
+                <w:rFonts w:ascii="Arial Nova Cond" w:hAnsi="Arial Nova Cond"/>
+                <w:sz w:val="24"/>
+                <w:szCs w:val="24"/>
+              </w:rPr>
+              <w:t>sampah_sumber</w:t>
+            </w:r>
+            <w:proofErr w:type="spellEnd"/>
+            <w:r>
+              <w:rPr>
+                <w:rFonts w:ascii="Arial Nova Cond" w:hAnsi="Arial Nova Cond"/>
+                <w:sz w:val="24"/>
+                <w:szCs w:val="24"/>
+              </w:rPr>
+              <w:t>}</w:t>
             </w:r>
           </w:p>
         </w:tc>
@@ -4865,7 +7685,25 @@
                 <w:sz w:val="24"/>
                 <w:szCs w:val="24"/>
               </w:rPr>
-              <w:t>{ket_sampah_sumber}</w:t>
+              <w:t>{</w:t>
+            </w:r>
+            <w:proofErr w:type="spellStart"/>
+            <w:r>
+              <w:rPr>
+                <w:rFonts w:ascii="Arial Nova Cond" w:hAnsi="Arial Nova Cond"/>
+                <w:sz w:val="24"/>
+                <w:szCs w:val="24"/>
+              </w:rPr>
+              <w:t>ket_sampah_sumber</w:t>
+            </w:r>
+            <w:proofErr w:type="spellEnd"/>
+            <w:r>
+              <w:rPr>
+                <w:rFonts w:ascii="Arial Nova Cond" w:hAnsi="Arial Nova Cond"/>
+                <w:sz w:val="24"/>
+                <w:szCs w:val="24"/>
+              </w:rPr>
+              <w:t>}</w:t>
             </w:r>
           </w:p>
         </w:tc>
@@ -4906,14 +7744,52 @@
                 <w:szCs w:val="24"/>
               </w:rPr>
             </w:pPr>
-            <w:r>
-              <w:rPr>
-                <w:rFonts w:ascii="Arial Nova Cond" w:hAnsi="Arial Nova Cond"/>
-                <w:sz w:val="24"/>
-                <w:szCs w:val="24"/>
-              </w:rPr>
-              <w:t>Jenis Sampah Domestik</w:t>
-            </w:r>
+            <w:proofErr w:type="spellStart"/>
+            <w:r>
+              <w:rPr>
+                <w:rFonts w:ascii="Arial Nova Cond" w:hAnsi="Arial Nova Cond"/>
+                <w:sz w:val="24"/>
+                <w:szCs w:val="24"/>
+              </w:rPr>
+              <w:t>Jenis</w:t>
+            </w:r>
+            <w:proofErr w:type="spellEnd"/>
+            <w:r>
+              <w:rPr>
+                <w:rFonts w:ascii="Arial Nova Cond" w:hAnsi="Arial Nova Cond"/>
+                <w:sz w:val="24"/>
+                <w:szCs w:val="24"/>
+              </w:rPr>
+              <w:t xml:space="preserve"> </w:t>
+            </w:r>
+            <w:proofErr w:type="spellStart"/>
+            <w:r>
+              <w:rPr>
+                <w:rFonts w:ascii="Arial Nova Cond" w:hAnsi="Arial Nova Cond"/>
+                <w:sz w:val="24"/>
+                <w:szCs w:val="24"/>
+              </w:rPr>
+              <w:t>Sampah</w:t>
+            </w:r>
+            <w:proofErr w:type="spellEnd"/>
+            <w:r>
+              <w:rPr>
+                <w:rFonts w:ascii="Arial Nova Cond" w:hAnsi="Arial Nova Cond"/>
+                <w:sz w:val="24"/>
+                <w:szCs w:val="24"/>
+              </w:rPr>
+              <w:t xml:space="preserve"> </w:t>
+            </w:r>
+            <w:proofErr w:type="spellStart"/>
+            <w:r>
+              <w:rPr>
+                <w:rFonts w:ascii="Arial Nova Cond" w:hAnsi="Arial Nova Cond"/>
+                <w:sz w:val="24"/>
+                <w:szCs w:val="24"/>
+              </w:rPr>
+              <w:t>Domestik</w:t>
+            </w:r>
+            <w:proofErr w:type="spellEnd"/>
           </w:p>
         </w:tc>
         <w:tc>
@@ -4935,7 +7811,25 @@
                 <w:sz w:val="24"/>
                 <w:szCs w:val="24"/>
               </w:rPr>
-              <w:t>{sampah_jenis}</w:t>
+              <w:t>{</w:t>
+            </w:r>
+            <w:proofErr w:type="spellStart"/>
+            <w:r>
+              <w:rPr>
+                <w:rFonts w:ascii="Arial Nova Cond" w:hAnsi="Arial Nova Cond"/>
+                <w:sz w:val="24"/>
+                <w:szCs w:val="24"/>
+              </w:rPr>
+              <w:t>sampah_jenis</w:t>
+            </w:r>
+            <w:proofErr w:type="spellEnd"/>
+            <w:r>
+              <w:rPr>
+                <w:rFonts w:ascii="Arial Nova Cond" w:hAnsi="Arial Nova Cond"/>
+                <w:sz w:val="24"/>
+                <w:szCs w:val="24"/>
+              </w:rPr>
+              <w:t>}</w:t>
             </w:r>
           </w:p>
         </w:tc>
@@ -4957,7 +7851,25 @@
                 <w:sz w:val="24"/>
                 <w:szCs w:val="24"/>
               </w:rPr>
-              <w:t>{ket_sampah_jenis}</w:t>
+              <w:t>{</w:t>
+            </w:r>
+            <w:proofErr w:type="spellStart"/>
+            <w:r>
+              <w:rPr>
+                <w:rFonts w:ascii="Arial Nova Cond" w:hAnsi="Arial Nova Cond"/>
+                <w:sz w:val="24"/>
+                <w:szCs w:val="24"/>
+              </w:rPr>
+              <w:t>ket_sampah_jenis</w:t>
+            </w:r>
+            <w:proofErr w:type="spellEnd"/>
+            <w:r>
+              <w:rPr>
+                <w:rFonts w:ascii="Arial Nova Cond" w:hAnsi="Arial Nova Cond"/>
+                <w:sz w:val="24"/>
+                <w:szCs w:val="24"/>
+              </w:rPr>
+              <w:t>}</w:t>
             </w:r>
           </w:p>
         </w:tc>
@@ -4998,14 +7910,52 @@
                 <w:szCs w:val="24"/>
               </w:rPr>
             </w:pPr>
-            <w:r>
-              <w:rPr>
-                <w:rFonts w:ascii="Arial Nova Cond" w:hAnsi="Arial Nova Cond"/>
-                <w:sz w:val="24"/>
-                <w:szCs w:val="24"/>
-              </w:rPr>
-              <w:t>Kondisi TPS Sampah Domestik</w:t>
-            </w:r>
+            <w:proofErr w:type="spellStart"/>
+            <w:r>
+              <w:rPr>
+                <w:rFonts w:ascii="Arial Nova Cond" w:hAnsi="Arial Nova Cond"/>
+                <w:sz w:val="24"/>
+                <w:szCs w:val="24"/>
+              </w:rPr>
+              <w:t>Kondisi</w:t>
+            </w:r>
+            <w:proofErr w:type="spellEnd"/>
+            <w:r>
+              <w:rPr>
+                <w:rFonts w:ascii="Arial Nova Cond" w:hAnsi="Arial Nova Cond"/>
+                <w:sz w:val="24"/>
+                <w:szCs w:val="24"/>
+              </w:rPr>
+              <w:t xml:space="preserve"> TPS </w:t>
+            </w:r>
+            <w:proofErr w:type="spellStart"/>
+            <w:r>
+              <w:rPr>
+                <w:rFonts w:ascii="Arial Nova Cond" w:hAnsi="Arial Nova Cond"/>
+                <w:sz w:val="24"/>
+                <w:szCs w:val="24"/>
+              </w:rPr>
+              <w:t>Sampah</w:t>
+            </w:r>
+            <w:proofErr w:type="spellEnd"/>
+            <w:r>
+              <w:rPr>
+                <w:rFonts w:ascii="Arial Nova Cond" w:hAnsi="Arial Nova Cond"/>
+                <w:sz w:val="24"/>
+                <w:szCs w:val="24"/>
+              </w:rPr>
+              <w:t xml:space="preserve"> </w:t>
+            </w:r>
+            <w:proofErr w:type="spellStart"/>
+            <w:r>
+              <w:rPr>
+                <w:rFonts w:ascii="Arial Nova Cond" w:hAnsi="Arial Nova Cond"/>
+                <w:sz w:val="24"/>
+                <w:szCs w:val="24"/>
+              </w:rPr>
+              <w:t>Domestik</w:t>
+            </w:r>
+            <w:proofErr w:type="spellEnd"/>
           </w:p>
         </w:tc>
         <w:tc>
@@ -5027,7 +7977,25 @@
                 <w:sz w:val="24"/>
                 <w:szCs w:val="24"/>
               </w:rPr>
-              <w:t>{sampah_tps}</w:t>
+              <w:t>{</w:t>
+            </w:r>
+            <w:proofErr w:type="spellStart"/>
+            <w:r>
+              <w:rPr>
+                <w:rFonts w:ascii="Arial Nova Cond" w:hAnsi="Arial Nova Cond"/>
+                <w:sz w:val="24"/>
+                <w:szCs w:val="24"/>
+              </w:rPr>
+              <w:t>sampah_tps</w:t>
+            </w:r>
+            <w:proofErr w:type="spellEnd"/>
+            <w:r>
+              <w:rPr>
+                <w:rFonts w:ascii="Arial Nova Cond" w:hAnsi="Arial Nova Cond"/>
+                <w:sz w:val="24"/>
+                <w:szCs w:val="24"/>
+              </w:rPr>
+              <w:t>}</w:t>
             </w:r>
           </w:p>
         </w:tc>
@@ -5049,7 +8017,25 @@
                 <w:sz w:val="24"/>
                 <w:szCs w:val="24"/>
               </w:rPr>
-              <w:t>{ket_sampah_tps}</w:t>
+              <w:t>{</w:t>
+            </w:r>
+            <w:proofErr w:type="spellStart"/>
+            <w:r>
+              <w:rPr>
+                <w:rFonts w:ascii="Arial Nova Cond" w:hAnsi="Arial Nova Cond"/>
+                <w:sz w:val="24"/>
+                <w:szCs w:val="24"/>
+              </w:rPr>
+              <w:t>ket_sampah_tps</w:t>
+            </w:r>
+            <w:proofErr w:type="spellEnd"/>
+            <w:r>
+              <w:rPr>
+                <w:rFonts w:ascii="Arial Nova Cond" w:hAnsi="Arial Nova Cond"/>
+                <w:sz w:val="24"/>
+                <w:szCs w:val="24"/>
+              </w:rPr>
+              <w:t>}</w:t>
             </w:r>
           </w:p>
         </w:tc>
@@ -5090,14 +8076,52 @@
                 <w:szCs w:val="24"/>
               </w:rPr>
             </w:pPr>
-            <w:r>
-              <w:rPr>
-                <w:rFonts w:ascii="Arial Nova Cond" w:hAnsi="Arial Nova Cond"/>
-                <w:sz w:val="24"/>
-                <w:szCs w:val="24"/>
-              </w:rPr>
-              <w:t>Pengelolaan sampah domestik</w:t>
-            </w:r>
+            <w:proofErr w:type="spellStart"/>
+            <w:r>
+              <w:rPr>
+                <w:rFonts w:ascii="Arial Nova Cond" w:hAnsi="Arial Nova Cond"/>
+                <w:sz w:val="24"/>
+                <w:szCs w:val="24"/>
+              </w:rPr>
+              <w:t>Pengelolaan</w:t>
+            </w:r>
+            <w:proofErr w:type="spellEnd"/>
+            <w:r>
+              <w:rPr>
+                <w:rFonts w:ascii="Arial Nova Cond" w:hAnsi="Arial Nova Cond"/>
+                <w:sz w:val="24"/>
+                <w:szCs w:val="24"/>
+              </w:rPr>
+              <w:t xml:space="preserve"> </w:t>
+            </w:r>
+            <w:proofErr w:type="spellStart"/>
+            <w:r>
+              <w:rPr>
+                <w:rFonts w:ascii="Arial Nova Cond" w:hAnsi="Arial Nova Cond"/>
+                <w:sz w:val="24"/>
+                <w:szCs w:val="24"/>
+              </w:rPr>
+              <w:t>sampah</w:t>
+            </w:r>
+            <w:proofErr w:type="spellEnd"/>
+            <w:r>
+              <w:rPr>
+                <w:rFonts w:ascii="Arial Nova Cond" w:hAnsi="Arial Nova Cond"/>
+                <w:sz w:val="24"/>
+                <w:szCs w:val="24"/>
+              </w:rPr>
+              <w:t xml:space="preserve"> </w:t>
+            </w:r>
+            <w:proofErr w:type="spellStart"/>
+            <w:r>
+              <w:rPr>
+                <w:rFonts w:ascii="Arial Nova Cond" w:hAnsi="Arial Nova Cond"/>
+                <w:sz w:val="24"/>
+                <w:szCs w:val="24"/>
+              </w:rPr>
+              <w:t>domestik</w:t>
+            </w:r>
+            <w:proofErr w:type="spellEnd"/>
           </w:p>
         </w:tc>
         <w:tc>
@@ -5119,7 +8143,25 @@
                 <w:sz w:val="24"/>
                 <w:szCs w:val="24"/>
               </w:rPr>
-              <w:t>{sampah_kelola}</w:t>
+              <w:t>{</w:t>
+            </w:r>
+            <w:proofErr w:type="spellStart"/>
+            <w:r>
+              <w:rPr>
+                <w:rFonts w:ascii="Arial Nova Cond" w:hAnsi="Arial Nova Cond"/>
+                <w:sz w:val="24"/>
+                <w:szCs w:val="24"/>
+              </w:rPr>
+              <w:t>sampah_kelola</w:t>
+            </w:r>
+            <w:proofErr w:type="spellEnd"/>
+            <w:r>
+              <w:rPr>
+                <w:rFonts w:ascii="Arial Nova Cond" w:hAnsi="Arial Nova Cond"/>
+                <w:sz w:val="24"/>
+                <w:szCs w:val="24"/>
+              </w:rPr>
+              <w:t>}</w:t>
             </w:r>
           </w:p>
         </w:tc>
@@ -5141,7 +8183,25 @@
                 <w:sz w:val="24"/>
                 <w:szCs w:val="24"/>
               </w:rPr>
-              <w:t>{ket_sampah_kelola}</w:t>
+              <w:t>{</w:t>
+            </w:r>
+            <w:proofErr w:type="spellStart"/>
+            <w:r>
+              <w:rPr>
+                <w:rFonts w:ascii="Arial Nova Cond" w:hAnsi="Arial Nova Cond"/>
+                <w:sz w:val="24"/>
+                <w:szCs w:val="24"/>
+              </w:rPr>
+              <w:t>ket_sampah_kelola</w:t>
+            </w:r>
+            <w:proofErr w:type="spellEnd"/>
+            <w:r>
+              <w:rPr>
+                <w:rFonts w:ascii="Arial Nova Cond" w:hAnsi="Arial Nova Cond"/>
+                <w:sz w:val="24"/>
+                <w:szCs w:val="24"/>
+              </w:rPr>
+              <w:t>}</w:t>
             </w:r>
           </w:p>
         </w:tc>
@@ -5175,6 +8235,7 @@
         </w:rPr>
         <w:t xml:space="preserve">5. </w:t>
       </w:r>
+      <w:proofErr w:type="spellStart"/>
       <w:r>
         <w:rPr>
           <w:rFonts w:ascii="Arial Nova Cond" w:hAnsi="Arial Nova Cond"/>
@@ -5191,6 +8252,7 @@
         </w:rPr>
         <w:t>mentasi</w:t>
       </w:r>
+      <w:proofErr w:type="spellEnd"/>
     </w:p>
     <w:p>
       <w:pPr>
@@ -5337,7 +8399,25 @@
                 <w:sz w:val="24"/>
                 <w:szCs w:val="24"/>
               </w:rPr>
-              <w:t>{ket_2} {/foto_baris}</w:t>
+              <w:t>{ket_2} {/</w:t>
+            </w:r>
+            <w:proofErr w:type="spellStart"/>
+            <w:r>
+              <w:rPr>
+                <w:rFonts w:ascii="Arial Nova Cond" w:hAnsi="Arial Nova Cond"/>
+                <w:sz w:val="24"/>
+                <w:szCs w:val="24"/>
+              </w:rPr>
+              <w:t>foto_baris</w:t>
+            </w:r>
+            <w:proofErr w:type="spellEnd"/>
+            <w:r>
+              <w:rPr>
+                <w:rFonts w:ascii="Arial Nova Cond" w:hAnsi="Arial Nova Cond"/>
+                <w:sz w:val="24"/>
+                <w:szCs w:val="24"/>
+              </w:rPr>
+              <w:t>}</w:t>
             </w:r>
           </w:p>
         </w:tc>
@@ -5389,8 +8469,18 @@
           <w:sz w:val="24"/>
           <w:szCs w:val="24"/>
         </w:rPr>
-        <w:t>Saran dan Masukan</w:t>
-      </w:r>
+        <w:t xml:space="preserve">Saran dan </w:t>
+      </w:r>
+      <w:proofErr w:type="spellStart"/>
+      <w:r>
+        <w:rPr>
+          <w:rFonts w:ascii="Arial Nova Cond" w:hAnsi="Arial Nova Cond"/>
+          <w:sz w:val="24"/>
+          <w:szCs w:val="24"/>
+        </w:rPr>
+        <w:t>Masukan</w:t>
+      </w:r>
+      <w:proofErr w:type="spellEnd"/>
     </w:p>
     <w:p>
       <w:pPr>
@@ -5427,7 +8517,25 @@
           <w:sz w:val="24"/>
           <w:szCs w:val="24"/>
         </w:rPr>
-        <w:t>{abjad}. {saran_text}</w:t>
+        <w:t>{abjad}. {</w:t>
+      </w:r>
+      <w:proofErr w:type="spellStart"/>
+      <w:r>
+        <w:rPr>
+          <w:rFonts w:ascii="Arial Nova Cond" w:hAnsi="Arial Nova Cond"/>
+          <w:sz w:val="24"/>
+          <w:szCs w:val="24"/>
+        </w:rPr>
+        <w:t>saran_text</w:t>
+      </w:r>
+      <w:proofErr w:type="spellEnd"/>
+      <w:r>
+        <w:rPr>
+          <w:rFonts w:ascii="Arial Nova Cond" w:hAnsi="Arial Nova Cond"/>
+          <w:sz w:val="24"/>
+          <w:szCs w:val="24"/>
+        </w:rPr>
+        <w:t>}</w:t>
       </w:r>
     </w:p>
     <w:p>
@@ -5466,6 +8574,7 @@
           <w:szCs w:val="24"/>
         </w:rPr>
       </w:pPr>
+      <w:proofErr w:type="spellStart"/>
       <w:r>
         <w:rPr>
           <w:rFonts w:ascii="Arial Nova Cond" w:hAnsi="Arial Nova Cond"/>
@@ -5473,8 +8582,27 @@
           <w:szCs w:val="24"/>
         </w:rPr>
         <w:lastRenderedPageBreak/>
-        <w:t>Pelaksanaan dan temuan fakta-fakta pengawasan lingkungan hidup ini diketahui dan dibenarkan oleh pihak</w:t>
-      </w:r>
+        <w:t>Pelaksanaan</w:t>
+      </w:r>
+      <w:proofErr w:type="spellEnd"/>
+      <w:r>
+        <w:rPr>
+          <w:rFonts w:ascii="Arial Nova Cond" w:hAnsi="Arial Nova Cond"/>
+          <w:sz w:val="24"/>
+          <w:szCs w:val="24"/>
+        </w:rPr>
+        <w:t xml:space="preserve"> dan </w:t>
+      </w:r>
+      <w:proofErr w:type="spellStart"/>
+      <w:r>
+        <w:rPr>
+          <w:rFonts w:ascii="Arial Nova Cond" w:hAnsi="Arial Nova Cond"/>
+          <w:sz w:val="24"/>
+          <w:szCs w:val="24"/>
+        </w:rPr>
+        <w:t>temuan</w:t>
+      </w:r>
+      <w:proofErr w:type="spellEnd"/>
       <w:r>
         <w:rPr>
           <w:rFonts w:ascii="Arial Nova Cond" w:hAnsi="Arial Nova Cond"/>
@@ -5483,13 +8611,175 @@
         </w:rPr>
         <w:t xml:space="preserve"> </w:t>
       </w:r>
-      <w:r>
-        <w:rPr>
-          <w:rFonts w:ascii="Arial Nova Cond" w:hAnsi="Arial Nova Cond"/>
-          <w:sz w:val="24"/>
-          <w:szCs w:val="24"/>
-        </w:rPr>
-        <w:t>{nama_badan_usaha_kegiatan}</w:t>
+      <w:proofErr w:type="spellStart"/>
+      <w:r>
+        <w:rPr>
+          <w:rFonts w:ascii="Arial Nova Cond" w:hAnsi="Arial Nova Cond"/>
+          <w:sz w:val="24"/>
+          <w:szCs w:val="24"/>
+        </w:rPr>
+        <w:t>fakta-fakta</w:t>
+      </w:r>
+      <w:proofErr w:type="spellEnd"/>
+      <w:r>
+        <w:rPr>
+          <w:rFonts w:ascii="Arial Nova Cond" w:hAnsi="Arial Nova Cond"/>
+          <w:sz w:val="24"/>
+          <w:szCs w:val="24"/>
+        </w:rPr>
+        <w:t xml:space="preserve"> </w:t>
+      </w:r>
+      <w:proofErr w:type="spellStart"/>
+      <w:r>
+        <w:rPr>
+          <w:rFonts w:ascii="Arial Nova Cond" w:hAnsi="Arial Nova Cond"/>
+          <w:sz w:val="24"/>
+          <w:szCs w:val="24"/>
+        </w:rPr>
+        <w:t>pengawasan</w:t>
+      </w:r>
+      <w:proofErr w:type="spellEnd"/>
+      <w:r>
+        <w:rPr>
+          <w:rFonts w:ascii="Arial Nova Cond" w:hAnsi="Arial Nova Cond"/>
+          <w:sz w:val="24"/>
+          <w:szCs w:val="24"/>
+        </w:rPr>
+        <w:t xml:space="preserve"> </w:t>
+      </w:r>
+      <w:proofErr w:type="spellStart"/>
+      <w:r>
+        <w:rPr>
+          <w:rFonts w:ascii="Arial Nova Cond" w:hAnsi="Arial Nova Cond"/>
+          <w:sz w:val="24"/>
+          <w:szCs w:val="24"/>
+        </w:rPr>
+        <w:t>lingkungan</w:t>
+      </w:r>
+      <w:proofErr w:type="spellEnd"/>
+      <w:r>
+        <w:rPr>
+          <w:rFonts w:ascii="Arial Nova Cond" w:hAnsi="Arial Nova Cond"/>
+          <w:sz w:val="24"/>
+          <w:szCs w:val="24"/>
+        </w:rPr>
+        <w:t xml:space="preserve"> </w:t>
+      </w:r>
+      <w:proofErr w:type="spellStart"/>
+      <w:r>
+        <w:rPr>
+          <w:rFonts w:ascii="Arial Nova Cond" w:hAnsi="Arial Nova Cond"/>
+          <w:sz w:val="24"/>
+          <w:szCs w:val="24"/>
+        </w:rPr>
+        <w:t>hidup</w:t>
+      </w:r>
+      <w:proofErr w:type="spellEnd"/>
+      <w:r>
+        <w:rPr>
+          <w:rFonts w:ascii="Arial Nova Cond" w:hAnsi="Arial Nova Cond"/>
+          <w:sz w:val="24"/>
+          <w:szCs w:val="24"/>
+        </w:rPr>
+        <w:t xml:space="preserve"> </w:t>
+      </w:r>
+      <w:proofErr w:type="spellStart"/>
+      <w:r>
+        <w:rPr>
+          <w:rFonts w:ascii="Arial Nova Cond" w:hAnsi="Arial Nova Cond"/>
+          <w:sz w:val="24"/>
+          <w:szCs w:val="24"/>
+        </w:rPr>
+        <w:t>ini</w:t>
+      </w:r>
+      <w:proofErr w:type="spellEnd"/>
+      <w:r>
+        <w:rPr>
+          <w:rFonts w:ascii="Arial Nova Cond" w:hAnsi="Arial Nova Cond"/>
+          <w:sz w:val="24"/>
+          <w:szCs w:val="24"/>
+        </w:rPr>
+        <w:t xml:space="preserve"> </w:t>
+      </w:r>
+      <w:proofErr w:type="spellStart"/>
+      <w:r>
+        <w:rPr>
+          <w:rFonts w:ascii="Arial Nova Cond" w:hAnsi="Arial Nova Cond"/>
+          <w:sz w:val="24"/>
+          <w:szCs w:val="24"/>
+        </w:rPr>
+        <w:t>diketahui</w:t>
+      </w:r>
+      <w:proofErr w:type="spellEnd"/>
+      <w:r>
+        <w:rPr>
+          <w:rFonts w:ascii="Arial Nova Cond" w:hAnsi="Arial Nova Cond"/>
+          <w:sz w:val="24"/>
+          <w:szCs w:val="24"/>
+        </w:rPr>
+        <w:t xml:space="preserve"> dan </w:t>
+      </w:r>
+      <w:proofErr w:type="spellStart"/>
+      <w:r>
+        <w:rPr>
+          <w:rFonts w:ascii="Arial Nova Cond" w:hAnsi="Arial Nova Cond"/>
+          <w:sz w:val="24"/>
+          <w:szCs w:val="24"/>
+        </w:rPr>
+        <w:t>dibenarkan</w:t>
+      </w:r>
+      <w:proofErr w:type="spellEnd"/>
+      <w:r>
+        <w:rPr>
+          <w:rFonts w:ascii="Arial Nova Cond" w:hAnsi="Arial Nova Cond"/>
+          <w:sz w:val="24"/>
+          <w:szCs w:val="24"/>
+        </w:rPr>
+        <w:t xml:space="preserve"> oleh </w:t>
+      </w:r>
+      <w:proofErr w:type="spellStart"/>
+      <w:r>
+        <w:rPr>
+          <w:rFonts w:ascii="Arial Nova Cond" w:hAnsi="Arial Nova Cond"/>
+          <w:sz w:val="24"/>
+          <w:szCs w:val="24"/>
+        </w:rPr>
+        <w:t>pihak</w:t>
+      </w:r>
+      <w:proofErr w:type="spellEnd"/>
+      <w:r>
+        <w:rPr>
+          <w:rFonts w:ascii="Arial Nova Cond" w:hAnsi="Arial Nova Cond"/>
+          <w:sz w:val="24"/>
+          <w:szCs w:val="24"/>
+        </w:rPr>
+        <w:t xml:space="preserve"> </w:t>
+      </w:r>
+      <w:r>
+        <w:rPr>
+          <w:rFonts w:ascii="Arial Nova Cond" w:hAnsi="Arial Nova Cond"/>
+          <w:sz w:val="24"/>
+          <w:szCs w:val="24"/>
+        </w:rPr>
+        <w:t>{</w:t>
+      </w:r>
+      <w:proofErr w:type="spellStart"/>
+      <w:r>
+        <w:rPr>
+          <w:rFonts w:ascii="Arial Nova Cond" w:hAnsi="Arial Nova Cond"/>
+          <w:sz w:val="24"/>
+          <w:szCs w:val="24"/>
+        </w:rPr>
+        <w:t>nama_badan_usaha_kegiatan</w:t>
+      </w:r>
+      <w:proofErr w:type="spellEnd"/>
+      <w:r>
+        <w:rPr>
+          <w:rFonts w:ascii="Arial Nova Cond" w:hAnsi="Arial Nova Cond"/>
+          <w:sz w:val="24"/>
+          <w:szCs w:val="24"/>
+        </w:rPr>
+        <w:t>}</w:t>
       </w:r>
       <w:r>
         <w:rPr>
@@ -5499,14 +8789,44 @@
         </w:rPr>
         <w:t xml:space="preserve">, </w:t>
       </w:r>
-      <w:r>
-        <w:rPr>
-          <w:rFonts w:ascii="Arial Nova Cond" w:hAnsi="Arial Nova Cond"/>
-          <w:sz w:val="24"/>
-          <w:szCs w:val="24"/>
-        </w:rPr>
-        <w:t>sebagai berikut :</w:t>
-      </w:r>
+      <w:proofErr w:type="spellStart"/>
+      <w:r>
+        <w:rPr>
+          <w:rFonts w:ascii="Arial Nova Cond" w:hAnsi="Arial Nova Cond"/>
+          <w:sz w:val="24"/>
+          <w:szCs w:val="24"/>
+        </w:rPr>
+        <w:t>sebagai</w:t>
+      </w:r>
+      <w:proofErr w:type="spellEnd"/>
+      <w:r>
+        <w:rPr>
+          <w:rFonts w:ascii="Arial Nova Cond" w:hAnsi="Arial Nova Cond"/>
+          <w:sz w:val="24"/>
+          <w:szCs w:val="24"/>
+        </w:rPr>
+        <w:t xml:space="preserve"> </w:t>
+      </w:r>
+      <w:proofErr w:type="spellStart"/>
+      <w:proofErr w:type="gramStart"/>
+      <w:r>
+        <w:rPr>
+          <w:rFonts w:ascii="Arial Nova Cond" w:hAnsi="Arial Nova Cond"/>
+          <w:sz w:val="24"/>
+          <w:szCs w:val="24"/>
+        </w:rPr>
+        <w:t>berikut</w:t>
+      </w:r>
+      <w:proofErr w:type="spellEnd"/>
+      <w:r>
+        <w:rPr>
+          <w:rFonts w:ascii="Arial Nova Cond" w:hAnsi="Arial Nova Cond"/>
+          <w:sz w:val="24"/>
+          <w:szCs w:val="24"/>
+        </w:rPr>
+        <w:t xml:space="preserve"> :</w:t>
+      </w:r>
+      <w:proofErr w:type="gramEnd"/>
     </w:p>
     <w:p>
       <w:pPr>
@@ -5620,7 +8940,27 @@
                 <w:sz w:val="24"/>
                 <w:szCs w:val="24"/>
               </w:rPr>
-              <w:t>{pj_nama}</w:t>
+              <w:t>{</w:t>
+            </w:r>
+            <w:proofErr w:type="spellStart"/>
+            <w:r>
+              <w:rPr>
+                <w:rFonts w:ascii="Arial Nova Cond" w:hAnsi="Arial Nova Cond"/>
+                <w:color w:val="0D0D0D"/>
+                <w:sz w:val="24"/>
+                <w:szCs w:val="24"/>
+              </w:rPr>
+              <w:t>pj_nama</w:t>
+            </w:r>
+            <w:proofErr w:type="spellEnd"/>
+            <w:r>
+              <w:rPr>
+                <w:rFonts w:ascii="Arial Nova Cond" w:hAnsi="Arial Nova Cond"/>
+                <w:color w:val="0D0D0D"/>
+                <w:sz w:val="24"/>
+                <w:szCs w:val="24"/>
+              </w:rPr>
+              <w:t>}</w:t>
             </w:r>
           </w:p>
         </w:tc>
@@ -5655,6 +8995,7 @@
                 <w:szCs w:val="24"/>
               </w:rPr>
             </w:pPr>
+            <w:proofErr w:type="spellStart"/>
             <w:r>
               <w:rPr>
                 <w:rFonts w:ascii="Arial Nova Cond" w:hAnsi="Arial Nova Cond"/>
@@ -5663,6 +9004,7 @@
               </w:rPr>
               <w:t>Jabatan</w:t>
             </w:r>
+            <w:proofErr w:type="spellEnd"/>
           </w:p>
         </w:tc>
         <w:tc>
@@ -5705,7 +9047,25 @@
                 <w:sz w:val="24"/>
                 <w:szCs w:val="24"/>
               </w:rPr>
-              <w:t>{pj_jabatan}</w:t>
+              <w:t>{</w:t>
+            </w:r>
+            <w:proofErr w:type="spellStart"/>
+            <w:r>
+              <w:rPr>
+                <w:rFonts w:ascii="Arial Nova Cond" w:hAnsi="Arial Nova Cond"/>
+                <w:sz w:val="24"/>
+                <w:szCs w:val="24"/>
+              </w:rPr>
+              <w:t>pj_jabatan</w:t>
+            </w:r>
+            <w:proofErr w:type="spellEnd"/>
+            <w:r>
+              <w:rPr>
+                <w:rFonts w:ascii="Arial Nova Cond" w:hAnsi="Arial Nova Cond"/>
+                <w:sz w:val="24"/>
+                <w:szCs w:val="24"/>
+              </w:rPr>
+              <w:t>}</w:t>
             </w:r>
           </w:p>
         </w:tc>
@@ -5740,13 +9100,23 @@
                 <w:szCs w:val="24"/>
               </w:rPr>
             </w:pPr>
-            <w:r>
-              <w:rPr>
-                <w:rFonts w:ascii="Arial Nova Cond" w:hAnsi="Arial Nova Cond"/>
-                <w:sz w:val="24"/>
-                <w:szCs w:val="24"/>
-              </w:rPr>
-              <w:t>Nomor HP</w:t>
+            <w:proofErr w:type="spellStart"/>
+            <w:r>
+              <w:rPr>
+                <w:rFonts w:ascii="Arial Nova Cond" w:hAnsi="Arial Nova Cond"/>
+                <w:sz w:val="24"/>
+                <w:szCs w:val="24"/>
+              </w:rPr>
+              <w:t>Nomor</w:t>
+            </w:r>
+            <w:proofErr w:type="spellEnd"/>
+            <w:r>
+              <w:rPr>
+                <w:rFonts w:ascii="Arial Nova Cond" w:hAnsi="Arial Nova Cond"/>
+                <w:sz w:val="24"/>
+                <w:szCs w:val="24"/>
+              </w:rPr>
+              <w:t xml:space="preserve"> HP</w:t>
             </w:r>
           </w:p>
         </w:tc>
@@ -5790,7 +9160,25 @@
                 <w:sz w:val="24"/>
                 <w:szCs w:val="24"/>
               </w:rPr>
-              <w:t>{telepon}</w:t>
+              <w:t>{</w:t>
+            </w:r>
+            <w:proofErr w:type="spellStart"/>
+            <w:r>
+              <w:rPr>
+                <w:rFonts w:ascii="Arial Nova Cond" w:hAnsi="Arial Nova Cond"/>
+                <w:sz w:val="24"/>
+                <w:szCs w:val="24"/>
+              </w:rPr>
+              <w:t>telepon</w:t>
+            </w:r>
+            <w:proofErr w:type="spellEnd"/>
+            <w:r>
+              <w:rPr>
+                <w:rFonts w:ascii="Arial Nova Cond" w:hAnsi="Arial Nova Cond"/>
+                <w:sz w:val="24"/>
+                <w:szCs w:val="24"/>
+              </w:rPr>
+              <w:t>}</w:t>
             </w:r>
           </w:p>
         </w:tc>
@@ -5831,8 +9219,18 @@
                 <w:sz w:val="24"/>
                 <w:szCs w:val="24"/>
               </w:rPr>
-              <w:t>Tanda tangan</w:t>
-            </w:r>
+              <w:t xml:space="preserve">Tanda </w:t>
+            </w:r>
+            <w:proofErr w:type="spellStart"/>
+            <w:r>
+              <w:rPr>
+                <w:rFonts w:ascii="Arial Nova Cond" w:hAnsi="Arial Nova Cond"/>
+                <w:sz w:val="24"/>
+                <w:szCs w:val="24"/>
+              </w:rPr>
+              <w:t>tangan</w:t>
+            </w:r>
+            <w:proofErr w:type="spellEnd"/>
           </w:p>
         </w:tc>
         <w:tc>
@@ -5878,14 +9276,15 @@
                 <w:szCs w:val="24"/>
               </w:rPr>
             </w:pPr>
-            <w:r>
-              <w:rPr>
-                <w:rFonts w:ascii="Arial Nova Cond" w:hAnsi="Arial Nova Cond"/>
-                <w:sz w:val="24"/>
-                <w:szCs w:val="24"/>
-              </w:rPr>
-              <w:t>{%ttd_pemrakarsa}</w:t>
-            </w:r>
+          </w:p>
+          <w:p>
+            <w:pPr>
+              <w:rPr>
+                <w:rFonts w:ascii="Arial Nova Cond" w:hAnsi="Arial Nova Cond"/>
+                <w:sz w:val="24"/>
+                <w:szCs w:val="24"/>
+              </w:rPr>
+            </w:pPr>
           </w:p>
           <w:p>
             <w:pPr>
@@ -5986,7 +9385,25 @@
                 <w:sz w:val="24"/>
                 <w:szCs w:val="24"/>
               </w:rPr>
-              <w:t>{nama_perwakilan}</w:t>
+              <w:t>{</w:t>
+            </w:r>
+            <w:proofErr w:type="spellStart"/>
+            <w:r>
+              <w:rPr>
+                <w:rFonts w:ascii="Arial Nova Cond" w:hAnsi="Arial Nova Cond"/>
+                <w:sz w:val="24"/>
+                <w:szCs w:val="24"/>
+              </w:rPr>
+              <w:t>nama_perwakilan</w:t>
+            </w:r>
+            <w:proofErr w:type="spellEnd"/>
+            <w:r>
+              <w:rPr>
+                <w:rFonts w:ascii="Arial Nova Cond" w:hAnsi="Arial Nova Cond"/>
+                <w:sz w:val="24"/>
+                <w:szCs w:val="24"/>
+              </w:rPr>
+              <w:t>}</w:t>
             </w:r>
           </w:p>
         </w:tc>
@@ -6021,6 +9438,7 @@
                 <w:szCs w:val="24"/>
               </w:rPr>
             </w:pPr>
+            <w:proofErr w:type="spellStart"/>
             <w:r>
               <w:rPr>
                 <w:rFonts w:ascii="Arial Nova Cond" w:hAnsi="Arial Nova Cond"/>
@@ -6029,6 +9447,7 @@
               </w:rPr>
               <w:t>Jabatan</w:t>
             </w:r>
+            <w:proofErr w:type="spellEnd"/>
           </w:p>
         </w:tc>
         <w:tc>
@@ -6071,7 +9490,25 @@
                 <w:sz w:val="24"/>
                 <w:szCs w:val="24"/>
               </w:rPr>
-              <w:t>{jabatan_perwakilan}</w:t>
+              <w:t>{</w:t>
+            </w:r>
+            <w:proofErr w:type="spellStart"/>
+            <w:r>
+              <w:rPr>
+                <w:rFonts w:ascii="Arial Nova Cond" w:hAnsi="Arial Nova Cond"/>
+                <w:sz w:val="24"/>
+                <w:szCs w:val="24"/>
+              </w:rPr>
+              <w:t>jabatan_perwakilan</w:t>
+            </w:r>
+            <w:proofErr w:type="spellEnd"/>
+            <w:r>
+              <w:rPr>
+                <w:rFonts w:ascii="Arial Nova Cond" w:hAnsi="Arial Nova Cond"/>
+                <w:sz w:val="24"/>
+                <w:szCs w:val="24"/>
+              </w:rPr>
+              <w:t>}</w:t>
             </w:r>
           </w:p>
         </w:tc>
@@ -6106,13 +9543,23 @@
                 <w:szCs w:val="24"/>
               </w:rPr>
             </w:pPr>
-            <w:r>
-              <w:rPr>
-                <w:rFonts w:ascii="Arial Nova Cond" w:hAnsi="Arial Nova Cond"/>
-                <w:sz w:val="24"/>
-                <w:szCs w:val="24"/>
-              </w:rPr>
-              <w:t>Nomor HP</w:t>
+            <w:proofErr w:type="spellStart"/>
+            <w:r>
+              <w:rPr>
+                <w:rFonts w:ascii="Arial Nova Cond" w:hAnsi="Arial Nova Cond"/>
+                <w:sz w:val="24"/>
+                <w:szCs w:val="24"/>
+              </w:rPr>
+              <w:t>Nomor</w:t>
+            </w:r>
+            <w:proofErr w:type="spellEnd"/>
+            <w:r>
+              <w:rPr>
+                <w:rFonts w:ascii="Arial Nova Cond" w:hAnsi="Arial Nova Cond"/>
+                <w:sz w:val="24"/>
+                <w:szCs w:val="24"/>
+              </w:rPr>
+              <w:t xml:space="preserve"> HP</w:t>
             </w:r>
           </w:p>
         </w:tc>
@@ -6156,7 +9603,25 @@
                 <w:sz w:val="24"/>
                 <w:szCs w:val="24"/>
               </w:rPr>
-              <w:t>{telepon_perwakilan}</w:t>
+              <w:t>{</w:t>
+            </w:r>
+            <w:proofErr w:type="spellStart"/>
+            <w:r>
+              <w:rPr>
+                <w:rFonts w:ascii="Arial Nova Cond" w:hAnsi="Arial Nova Cond"/>
+                <w:sz w:val="24"/>
+                <w:szCs w:val="24"/>
+              </w:rPr>
+              <w:t>telepon_perwakilan</w:t>
+            </w:r>
+            <w:proofErr w:type="spellEnd"/>
+            <w:r>
+              <w:rPr>
+                <w:rFonts w:ascii="Arial Nova Cond" w:hAnsi="Arial Nova Cond"/>
+                <w:sz w:val="24"/>
+                <w:szCs w:val="24"/>
+              </w:rPr>
+              <w:t>}</w:t>
             </w:r>
           </w:p>
         </w:tc>
@@ -6197,8 +9662,18 @@
                 <w:sz w:val="24"/>
                 <w:szCs w:val="24"/>
               </w:rPr>
-              <w:t>Tanda tangan</w:t>
-            </w:r>
+              <w:t xml:space="preserve">Tanda </w:t>
+            </w:r>
+            <w:proofErr w:type="spellStart"/>
+            <w:r>
+              <w:rPr>
+                <w:rFonts w:ascii="Arial Nova Cond" w:hAnsi="Arial Nova Cond"/>
+                <w:sz w:val="24"/>
+                <w:szCs w:val="24"/>
+              </w:rPr>
+              <w:t>tangan</w:t>
+            </w:r>
+            <w:proofErr w:type="spellEnd"/>
           </w:p>
         </w:tc>
         <w:tc>
@@ -6244,14 +9719,6 @@
                 <w:szCs w:val="24"/>
               </w:rPr>
             </w:pPr>
-            <w:r>
-              <w:rPr>
-                <w:rFonts w:ascii="Arial Nova Cond" w:hAnsi="Arial Nova Cond"/>
-                <w:sz w:val="24"/>
-                <w:szCs w:val="24"/>
-              </w:rPr>
-              <w:t>{%ttd_perwakilan}</w:t>
-            </w:r>
           </w:p>
           <w:p>
             <w:pPr>
@@ -6282,30 +9749,13 @@
     </w:p>
     <w:p>
       <w:pPr>
-        <w:jc w:val="both"/>
-        <w:rPr>
-          <w:rFonts w:ascii="Arial Nova Cond" w:hAnsi="Arial Nova Cond"/>
-          <w:sz w:val="24"/>
-          <w:szCs w:val="24"/>
-        </w:rPr>
-      </w:pPr>
-      <w:r>
         <w:rPr>
           <w:rFonts w:ascii="Arial Nova Cond" w:hAnsi="Arial Nova Cond"/>
           <w:color w:val="0D0D0D"/>
           <w:sz w:val="24"/>
           <w:szCs w:val="24"/>
         </w:rPr>
-        <w:t xml:space="preserve">Demikian Berita Acara Pengawasan Lingkungan Hidup pada lokasi kegiatan </w:t>
-      </w:r>
-      <w:r>
-        <w:rPr>
-          <w:rFonts w:ascii="Arial Nova Cond" w:hAnsi="Arial Nova Cond"/>
-          <w:sz w:val="24"/>
-          <w:szCs w:val="24"/>
-        </w:rPr>
-        <w:t>{nama_badan_usaha_kegiatan}</w:t>
-      </w:r>
+      </w:pPr>
       <w:r>
         <w:rPr>
           <w:rFonts w:ascii="Arial Nova Cond" w:hAnsi="Arial Nova Cond"/>
@@ -6313,32 +9763,314 @@
           <w:sz w:val="24"/>
           <w:szCs w:val="24"/>
         </w:rPr>
-        <w:t xml:space="preserve"> </w:t>
-      </w:r>
-      <w:r>
-        <w:rPr>
-          <w:rFonts w:ascii="Arial Nova Cond" w:hAnsi="Arial Nova Cond"/>
-          <w:color w:val="0D0D0D"/>
-          <w:sz w:val="24"/>
-          <w:szCs w:val="24"/>
-        </w:rPr>
-        <w:t>dibuat dengan sebenar-benarnya dan mengingat sumpah jabatan.</w:t>
+        <w:br w:type="page"/>
       </w:r>
     </w:p>
     <w:p>
       <w:pPr>
-        <w:pStyle w:val="Heading2"/>
-        <w:shd w:val="clear" w:color="auto" w:fill="FFFFFF"/>
-        <w:spacing w:before="0" w:beforeAutospacing="0" w:after="0" w:afterAutospacing="0"/>
-        <w:rPr>
-          <w:rFonts w:ascii="Arial Nova Cond" w:hAnsi="Arial Nova Cond"/>
-          <w:b w:val="0"/>
-          <w:bCs w:val="0"/>
+        <w:jc w:val="both"/>
+        <w:rPr>
+          <w:rFonts w:ascii="Arial Nova Cond" w:hAnsi="Arial Nova Cond"/>
+          <w:sz w:val="24"/>
+          <w:szCs w:val="24"/>
+        </w:rPr>
+      </w:pPr>
+      <w:proofErr w:type="spellStart"/>
+      <w:r>
+        <w:rPr>
+          <w:rFonts w:ascii="Arial Nova Cond" w:hAnsi="Arial Nova Cond"/>
           <w:color w:val="0D0D0D"/>
           <w:sz w:val="24"/>
           <w:szCs w:val="24"/>
         </w:rPr>
-      </w:pPr>
+        <w:lastRenderedPageBreak/>
+        <w:t>Demikian</w:t>
+      </w:r>
+      <w:proofErr w:type="spellEnd"/>
+      <w:r>
+        <w:rPr>
+          <w:rFonts w:ascii="Arial Nova Cond" w:hAnsi="Arial Nova Cond"/>
+          <w:color w:val="0D0D0D"/>
+          <w:sz w:val="24"/>
+          <w:szCs w:val="24"/>
+        </w:rPr>
+        <w:t xml:space="preserve"> </w:t>
+      </w:r>
+      <w:proofErr w:type="spellStart"/>
+      <w:r>
+        <w:rPr>
+          <w:rFonts w:ascii="Arial Nova Cond" w:hAnsi="Arial Nova Cond"/>
+          <w:color w:val="0D0D0D"/>
+          <w:sz w:val="24"/>
+          <w:szCs w:val="24"/>
+        </w:rPr>
+        <w:t>Berita</w:t>
+      </w:r>
+      <w:proofErr w:type="spellEnd"/>
+      <w:r>
+        <w:rPr>
+          <w:rFonts w:ascii="Arial Nova Cond" w:hAnsi="Arial Nova Cond"/>
+          <w:color w:val="0D0D0D"/>
+          <w:sz w:val="24"/>
+          <w:szCs w:val="24"/>
+        </w:rPr>
+        <w:t xml:space="preserve"> Acara </w:t>
+      </w:r>
+      <w:proofErr w:type="spellStart"/>
+      <w:r>
+        <w:rPr>
+          <w:rFonts w:ascii="Arial Nova Cond" w:hAnsi="Arial Nova Cond"/>
+          <w:color w:val="0D0D0D"/>
+          <w:sz w:val="24"/>
+          <w:szCs w:val="24"/>
+        </w:rPr>
+        <w:t>Pengawasan</w:t>
+      </w:r>
+      <w:proofErr w:type="spellEnd"/>
+      <w:r>
+        <w:rPr>
+          <w:rFonts w:ascii="Arial Nova Cond" w:hAnsi="Arial Nova Cond"/>
+          <w:color w:val="0D0D0D"/>
+          <w:sz w:val="24"/>
+          <w:szCs w:val="24"/>
+        </w:rPr>
+        <w:t xml:space="preserve"> </w:t>
+      </w:r>
+      <w:proofErr w:type="spellStart"/>
+      <w:r>
+        <w:rPr>
+          <w:rFonts w:ascii="Arial Nova Cond" w:hAnsi="Arial Nova Cond"/>
+          <w:color w:val="0D0D0D"/>
+          <w:sz w:val="24"/>
+          <w:szCs w:val="24"/>
+        </w:rPr>
+        <w:t>Lingkungan</w:t>
+      </w:r>
+      <w:proofErr w:type="spellEnd"/>
+      <w:r>
+        <w:rPr>
+          <w:rFonts w:ascii="Arial Nova Cond" w:hAnsi="Arial Nova Cond"/>
+          <w:color w:val="0D0D0D"/>
+          <w:sz w:val="24"/>
+          <w:szCs w:val="24"/>
+        </w:rPr>
+        <w:t xml:space="preserve"> </w:t>
+      </w:r>
+      <w:proofErr w:type="spellStart"/>
+      <w:r>
+        <w:rPr>
+          <w:rFonts w:ascii="Arial Nova Cond" w:hAnsi="Arial Nova Cond"/>
+          <w:color w:val="0D0D0D"/>
+          <w:sz w:val="24"/>
+          <w:szCs w:val="24"/>
+        </w:rPr>
+        <w:t>Hidup</w:t>
+      </w:r>
+      <w:proofErr w:type="spellEnd"/>
+      <w:r>
+        <w:rPr>
+          <w:rFonts w:ascii="Arial Nova Cond" w:hAnsi="Arial Nova Cond"/>
+          <w:color w:val="0D0D0D"/>
+          <w:sz w:val="24"/>
+          <w:szCs w:val="24"/>
+        </w:rPr>
+        <w:t xml:space="preserve"> pada </w:t>
+      </w:r>
+      <w:proofErr w:type="spellStart"/>
+      <w:r>
+        <w:rPr>
+          <w:rFonts w:ascii="Arial Nova Cond" w:hAnsi="Arial Nova Cond"/>
+          <w:color w:val="0D0D0D"/>
+          <w:sz w:val="24"/>
+          <w:szCs w:val="24"/>
+        </w:rPr>
+        <w:t>lokasi</w:t>
+      </w:r>
+      <w:proofErr w:type="spellEnd"/>
+      <w:r>
+        <w:rPr>
+          <w:rFonts w:ascii="Arial Nova Cond" w:hAnsi="Arial Nova Cond"/>
+          <w:color w:val="0D0D0D"/>
+          <w:sz w:val="24"/>
+          <w:szCs w:val="24"/>
+        </w:rPr>
+        <w:t xml:space="preserve"> </w:t>
+      </w:r>
+      <w:proofErr w:type="spellStart"/>
+      <w:r>
+        <w:rPr>
+          <w:rFonts w:ascii="Arial Nova Cond" w:hAnsi="Arial Nova Cond"/>
+          <w:color w:val="0D0D0D"/>
+          <w:sz w:val="24"/>
+          <w:szCs w:val="24"/>
+        </w:rPr>
+        <w:t>kegiatan</w:t>
+      </w:r>
+      <w:proofErr w:type="spellEnd"/>
+      <w:r>
+        <w:rPr>
+          <w:rFonts w:ascii="Arial Nova Cond" w:hAnsi="Arial Nova Cond"/>
+          <w:color w:val="0D0D0D"/>
+          <w:sz w:val="24"/>
+          <w:szCs w:val="24"/>
+        </w:rPr>
+        <w:t xml:space="preserve"> </w:t>
+      </w:r>
+      <w:r>
+        <w:rPr>
+          <w:rFonts w:ascii="Arial Nova Cond" w:hAnsi="Arial Nova Cond"/>
+          <w:sz w:val="24"/>
+          <w:szCs w:val="24"/>
+        </w:rPr>
+        <w:t>{</w:t>
+      </w:r>
+      <w:proofErr w:type="spellStart"/>
+      <w:r>
+        <w:rPr>
+          <w:rFonts w:ascii="Arial Nova Cond" w:hAnsi="Arial Nova Cond"/>
+          <w:sz w:val="24"/>
+          <w:szCs w:val="24"/>
+        </w:rPr>
+        <w:t>nama_badan_usaha_kegiatan</w:t>
+      </w:r>
+      <w:proofErr w:type="spellEnd"/>
+      <w:r>
+        <w:rPr>
+          <w:rFonts w:ascii="Arial Nova Cond" w:hAnsi="Arial Nova Cond"/>
+          <w:sz w:val="24"/>
+          <w:szCs w:val="24"/>
+        </w:rPr>
+        <w:t>}</w:t>
+      </w:r>
+      <w:r>
+        <w:rPr>
+          <w:rFonts w:ascii="Arial Nova Cond" w:hAnsi="Arial Nova Cond"/>
+          <w:color w:val="0D0D0D"/>
+          <w:sz w:val="24"/>
+          <w:szCs w:val="24"/>
+        </w:rPr>
+        <w:t xml:space="preserve"> </w:t>
+      </w:r>
+      <w:proofErr w:type="spellStart"/>
+      <w:r>
+        <w:rPr>
+          <w:rFonts w:ascii="Arial Nova Cond" w:hAnsi="Arial Nova Cond"/>
+          <w:color w:val="0D0D0D"/>
+          <w:sz w:val="24"/>
+          <w:szCs w:val="24"/>
+        </w:rPr>
+        <w:t>dibuat</w:t>
+      </w:r>
+      <w:proofErr w:type="spellEnd"/>
+      <w:r>
+        <w:rPr>
+          <w:rFonts w:ascii="Arial Nova Cond" w:hAnsi="Arial Nova Cond"/>
+          <w:color w:val="0D0D0D"/>
+          <w:sz w:val="24"/>
+          <w:szCs w:val="24"/>
+        </w:rPr>
+        <w:t xml:space="preserve"> </w:t>
+      </w:r>
+      <w:proofErr w:type="spellStart"/>
+      <w:r>
+        <w:rPr>
+          <w:rFonts w:ascii="Arial Nova Cond" w:hAnsi="Arial Nova Cond"/>
+          <w:color w:val="0D0D0D"/>
+          <w:sz w:val="24"/>
+          <w:szCs w:val="24"/>
+        </w:rPr>
+        <w:t>dengan</w:t>
+      </w:r>
+      <w:proofErr w:type="spellEnd"/>
+      <w:r>
+        <w:rPr>
+          <w:rFonts w:ascii="Arial Nova Cond" w:hAnsi="Arial Nova Cond"/>
+          <w:color w:val="0D0D0D"/>
+          <w:sz w:val="24"/>
+          <w:szCs w:val="24"/>
+        </w:rPr>
+        <w:t xml:space="preserve"> </w:t>
+      </w:r>
+      <w:proofErr w:type="spellStart"/>
+      <w:r>
+        <w:rPr>
+          <w:rFonts w:ascii="Arial Nova Cond" w:hAnsi="Arial Nova Cond"/>
+          <w:color w:val="0D0D0D"/>
+          <w:sz w:val="24"/>
+          <w:szCs w:val="24"/>
+        </w:rPr>
+        <w:t>sebenar-benarnya</w:t>
+      </w:r>
+      <w:proofErr w:type="spellEnd"/>
+      <w:r>
+        <w:rPr>
+          <w:rFonts w:ascii="Arial Nova Cond" w:hAnsi="Arial Nova Cond"/>
+          <w:color w:val="0D0D0D"/>
+          <w:sz w:val="24"/>
+          <w:szCs w:val="24"/>
+        </w:rPr>
+        <w:t xml:space="preserve"> dan </w:t>
+      </w:r>
+      <w:proofErr w:type="spellStart"/>
+      <w:r>
+        <w:rPr>
+          <w:rFonts w:ascii="Arial Nova Cond" w:hAnsi="Arial Nova Cond"/>
+          <w:color w:val="0D0D0D"/>
+          <w:sz w:val="24"/>
+          <w:szCs w:val="24"/>
+        </w:rPr>
+        <w:t>mengingat</w:t>
+      </w:r>
+      <w:proofErr w:type="spellEnd"/>
+      <w:r>
+        <w:rPr>
+          <w:rFonts w:ascii="Arial Nova Cond" w:hAnsi="Arial Nova Cond"/>
+          <w:color w:val="0D0D0D"/>
+          <w:sz w:val="24"/>
+          <w:szCs w:val="24"/>
+        </w:rPr>
+        <w:t xml:space="preserve"> </w:t>
+      </w:r>
+      <w:proofErr w:type="spellStart"/>
+      <w:r>
+        <w:rPr>
+          <w:rFonts w:ascii="Arial Nova Cond" w:hAnsi="Arial Nova Cond"/>
+          <w:color w:val="0D0D0D"/>
+          <w:sz w:val="24"/>
+          <w:szCs w:val="24"/>
+        </w:rPr>
+        <w:t>sumpah</w:t>
+      </w:r>
+      <w:proofErr w:type="spellEnd"/>
+      <w:r>
+        <w:rPr>
+          <w:rFonts w:ascii="Arial Nova Cond" w:hAnsi="Arial Nova Cond"/>
+          <w:color w:val="0D0D0D"/>
+          <w:sz w:val="24"/>
+          <w:szCs w:val="24"/>
+        </w:rPr>
+        <w:t xml:space="preserve"> </w:t>
+      </w:r>
+      <w:proofErr w:type="spellStart"/>
+      <w:r>
+        <w:rPr>
+          <w:rFonts w:ascii="Arial Nova Cond" w:hAnsi="Arial Nova Cond"/>
+          <w:color w:val="0D0D0D"/>
+          <w:sz w:val="24"/>
+          <w:szCs w:val="24"/>
+        </w:rPr>
+        <w:t>jabatan</w:t>
+      </w:r>
+      <w:proofErr w:type="spellEnd"/>
+      <w:r>
+        <w:rPr>
+          <w:rFonts w:ascii="Arial Nova Cond" w:hAnsi="Arial Nova Cond"/>
+          <w:color w:val="0D0D0D"/>
+          <w:sz w:val="24"/>
+          <w:szCs w:val="24"/>
+        </w:rPr>
+        <w:t>.</w:t>
+      </w:r>
     </w:p>
     <w:p>
       <w:pPr>
@@ -6359,8 +10091,86 @@
           <w:szCs w:val="24"/>
           <w:lang w:eastAsia="en-ID"/>
         </w:rPr>
-        <w:t>Tim Pejabat Pengawas Lingkungan Hidup</w:t>
-      </w:r>
+        <w:t xml:space="preserve">Tim </w:t>
+      </w:r>
+      <w:proofErr w:type="spellStart"/>
+      <w:r>
+        <w:rPr>
+          <w:rFonts w:ascii="Arial Nova Cond" w:eastAsia="Times New Roman" w:hAnsi="Arial Nova Cond" w:cs="Times New Roman"/>
+          <w:color w:val="0D0D0D"/>
+          <w:sz w:val="24"/>
+          <w:szCs w:val="24"/>
+          <w:lang w:eastAsia="en-ID"/>
+        </w:rPr>
+        <w:t>Pejabat</w:t>
+      </w:r>
+      <w:proofErr w:type="spellEnd"/>
+      <w:r>
+        <w:rPr>
+          <w:rFonts w:ascii="Arial Nova Cond" w:eastAsia="Times New Roman" w:hAnsi="Arial Nova Cond" w:cs="Times New Roman"/>
+          <w:color w:val="0D0D0D"/>
+          <w:sz w:val="24"/>
+          <w:szCs w:val="24"/>
+          <w:lang w:eastAsia="en-ID"/>
+        </w:rPr>
+        <w:t xml:space="preserve"> </w:t>
+      </w:r>
+      <w:proofErr w:type="spellStart"/>
+      <w:r>
+        <w:rPr>
+          <w:rFonts w:ascii="Arial Nova Cond" w:eastAsia="Times New Roman" w:hAnsi="Arial Nova Cond" w:cs="Times New Roman"/>
+          <w:color w:val="0D0D0D"/>
+          <w:sz w:val="24"/>
+          <w:szCs w:val="24"/>
+          <w:lang w:eastAsia="en-ID"/>
+        </w:rPr>
+        <w:t>Pengawas</w:t>
+      </w:r>
+      <w:proofErr w:type="spellEnd"/>
+      <w:r>
+        <w:rPr>
+          <w:rFonts w:ascii="Arial Nova Cond" w:eastAsia="Times New Roman" w:hAnsi="Arial Nova Cond" w:cs="Times New Roman"/>
+          <w:color w:val="0D0D0D"/>
+          <w:sz w:val="24"/>
+          <w:szCs w:val="24"/>
+          <w:lang w:eastAsia="en-ID"/>
+        </w:rPr>
+        <w:t xml:space="preserve"> </w:t>
+      </w:r>
+      <w:proofErr w:type="spellStart"/>
+      <w:r>
+        <w:rPr>
+          <w:rFonts w:ascii="Arial Nova Cond" w:eastAsia="Times New Roman" w:hAnsi="Arial Nova Cond" w:cs="Times New Roman"/>
+          <w:color w:val="0D0D0D"/>
+          <w:sz w:val="24"/>
+          <w:szCs w:val="24"/>
+          <w:lang w:eastAsia="en-ID"/>
+        </w:rPr>
+        <w:t>Lingkungan</w:t>
+      </w:r>
+      <w:proofErr w:type="spellEnd"/>
+      <w:r>
+        <w:rPr>
+          <w:rFonts w:ascii="Arial Nova Cond" w:eastAsia="Times New Roman" w:hAnsi="Arial Nova Cond" w:cs="Times New Roman"/>
+          <w:color w:val="0D0D0D"/>
+          <w:sz w:val="24"/>
+          <w:szCs w:val="24"/>
+          <w:lang w:eastAsia="en-ID"/>
+        </w:rPr>
+        <w:t xml:space="preserve"> </w:t>
+      </w:r>
+      <w:proofErr w:type="spellStart"/>
+      <w:r>
+        <w:rPr>
+          <w:rFonts w:ascii="Arial Nova Cond" w:eastAsia="Times New Roman" w:hAnsi="Arial Nova Cond" w:cs="Times New Roman"/>
+          <w:color w:val="0D0D0D"/>
+          <w:sz w:val="24"/>
+          <w:szCs w:val="24"/>
+          <w:lang w:eastAsia="en-ID"/>
+        </w:rPr>
+        <w:t>Hidup</w:t>
+      </w:r>
+      <w:proofErr w:type="spellEnd"/>
     </w:p>
     <w:p>
       <w:pPr>
@@ -6502,7 +10312,25 @@
                 <w:sz w:val="24"/>
                 <w:szCs w:val="24"/>
               </w:rPr>
-              <w:t>{nama_pengawas}</w:t>
+              <w:t>{</w:t>
+            </w:r>
+            <w:proofErr w:type="spellStart"/>
+            <w:r>
+              <w:rPr>
+                <w:rFonts w:ascii="Arial Nova Cond" w:hAnsi="Arial Nova Cond"/>
+                <w:sz w:val="24"/>
+                <w:szCs w:val="24"/>
+              </w:rPr>
+              <w:t>nama_pengawas</w:t>
+            </w:r>
+            <w:proofErr w:type="spellEnd"/>
+            <w:r>
+              <w:rPr>
+                <w:rFonts w:ascii="Arial Nova Cond" w:hAnsi="Arial Nova Cond"/>
+                <w:sz w:val="24"/>
+                <w:szCs w:val="24"/>
+              </w:rPr>
+              <w:t>}</w:t>
             </w:r>
           </w:p>
         </w:tc>
@@ -6551,7 +10379,29 @@
                 <w:szCs w:val="24"/>
                 <w:lang w:eastAsia="en-ID"/>
               </w:rPr>
-              <w:t xml:space="preserve">Tanda tangan </w:t>
+              <w:t xml:space="preserve">Tanda </w:t>
+            </w:r>
+            <w:proofErr w:type="spellStart"/>
+            <w:r>
+              <w:rPr>
+                <w:rFonts w:ascii="Arial Nova Cond" w:eastAsia="Times New Roman" w:hAnsi="Arial Nova Cond" w:cs="Times New Roman"/>
+                <w:color w:val="0D0D0D"/>
+                <w:sz w:val="24"/>
+                <w:szCs w:val="24"/>
+                <w:lang w:eastAsia="en-ID"/>
+              </w:rPr>
+              <w:t>tangan</w:t>
+            </w:r>
+            <w:proofErr w:type="spellEnd"/>
+            <w:r>
+              <w:rPr>
+                <w:rFonts w:ascii="Arial Nova Cond" w:eastAsia="Times New Roman" w:hAnsi="Arial Nova Cond" w:cs="Times New Roman"/>
+                <w:color w:val="0D0D0D"/>
+                <w:sz w:val="24"/>
+                <w:szCs w:val="24"/>
+                <w:lang w:eastAsia="en-ID"/>
+              </w:rPr>
+              <w:t xml:space="preserve"> </w:t>
             </w:r>
           </w:p>
         </w:tc>
@@ -6608,8 +10458,9 @@
                 <w:szCs w:val="24"/>
                 <w:lang w:eastAsia="en-ID"/>
               </w:rPr>
-              <w:t>{%ttd_pengawas}</w:t>
-            </w:r>
+              <w:t>{/</w:t>
+            </w:r>
+            <w:proofErr w:type="spellStart"/>
             <w:r>
               <w:rPr>
                 <w:rFonts w:ascii="Arial Nova Cond" w:eastAsia="Times New Roman" w:hAnsi="Arial Nova Cond" w:cs="Times New Roman"/>
@@ -6618,7 +10469,18 @@
                 <w:szCs w:val="24"/>
                 <w:lang w:eastAsia="en-ID"/>
               </w:rPr>
-              <w:t>{/tim_pengawas}</w:t>
+              <w:t>tim_pengawas</w:t>
+            </w:r>
+            <w:proofErr w:type="spellEnd"/>
+            <w:r>
+              <w:rPr>
+                <w:rFonts w:ascii="Arial Nova Cond" w:eastAsia="Times New Roman" w:hAnsi="Arial Nova Cond" w:cs="Times New Roman"/>
+                <w:color w:val="0D0D0D"/>
+                <w:sz w:val="24"/>
+                <w:szCs w:val="24"/>
+                <w:lang w:eastAsia="en-ID"/>
+              </w:rPr>
+              <w:t>}</w:t>
             </w:r>
           </w:p>
           <w:p>
@@ -6657,6 +10519,7 @@
           <w:szCs w:val="24"/>
         </w:rPr>
       </w:pPr>
+      <w:proofErr w:type="spellStart"/>
       <w:r>
         <w:rPr>
           <w:rFonts w:ascii="Arial Nova Cond" w:hAnsi="Arial Nova Cond"/>
@@ -6664,34 +10527,33 @@
           <w:sz w:val="24"/>
           <w:szCs w:val="24"/>
         </w:rPr>
-        <w:t xml:space="preserve">Saksi </w:t>
+        <w:t>Saksi</w:t>
+      </w:r>
+      <w:proofErr w:type="spellEnd"/>
+      <w:r>
+        <w:rPr>
+          <w:rFonts w:ascii="Arial Nova Cond" w:hAnsi="Arial Nova Cond"/>
+          <w:color w:val="0D0D0D"/>
+          <w:sz w:val="24"/>
+          <w:szCs w:val="24"/>
+        </w:rPr>
+        <w:t xml:space="preserve"> </w:t>
       </w:r>
     </w:p>
     <w:tbl>
       <w:tblPr>
-        <w:tblW w:w="9634" w:type="dxa"/>
-        <w:tblBorders>
-          <w:top w:val="single" w:sz="4" w:space="0" w:color="auto"/>
-          <w:left w:val="single" w:sz="4" w:space="0" w:color="auto"/>
-          <w:bottom w:val="single" w:sz="4" w:space="0" w:color="auto"/>
-          <w:right w:val="single" w:sz="4" w:space="0" w:color="auto"/>
-          <w:insideH w:val="single" w:sz="4" w:space="0" w:color="auto"/>
-          <w:insideV w:val="single" w:sz="4" w:space="0" w:color="auto"/>
-        </w:tblBorders>
+        <w:tblStyle w:val="TableGrid"/>
+        <w:tblW w:w="0" w:type="auto"/>
         <w:tblLayout w:type="fixed"/>
         <w:tblLook w:val="04A0" w:firstRow="1" w:lastRow="0" w:firstColumn="1" w:lastColumn="0" w:noHBand="0" w:noVBand="1"/>
       </w:tblPr>
       <w:tblGrid>
-        <w:gridCol w:w="351"/>
-        <w:gridCol w:w="4509"/>
-        <w:gridCol w:w="265"/>
-        <w:gridCol w:w="4509"/>
+        <w:gridCol w:w="421"/>
+        <w:gridCol w:w="1701"/>
+        <w:gridCol w:w="283"/>
+        <w:gridCol w:w="7224"/>
       </w:tblGrid>
       <w:tr>
-        <w:trPr>
-          <w:gridAfter w:val="2"/>
-          <w:wAfter w:w="7405" w:type="dxa"/>
-        </w:trPr>
         <w:tc>
           <w:tcPr>
             <w:tcW w:w="421" w:type="dxa"/>
@@ -6699,15 +10561,13 @@
           </w:tcPr>
           <w:p>
             <w:pPr>
-              <w:spacing w:after="0" w:line="240" w:lineRule="auto"/>
-              <w:rPr>
-                <w:rFonts w:ascii="Arial Nova Cond" w:eastAsia="Times New Roman" w:hAnsi="Arial Nova Cond" w:cs="Times New Roman"/>
-                <w:sz w:val="24"/>
-                <w:szCs w:val="24"/>
-                <w:lang w:eastAsia="en-ID"/>
-              </w:rPr>
-            </w:pPr>
-            <w:bookmarkStart w:id="2" w:name="_Hlk235068725"/>
+              <w:rPr>
+                <w:rFonts w:ascii="Arial Nova Cond" w:hAnsi="Arial Nova Cond"/>
+                <w:color w:val="0D0D0D"/>
+                <w:sz w:val="24"/>
+                <w:szCs w:val="24"/>
+              </w:rPr>
+            </w:pPr>
             <w:r>
               <w:rPr>
                 <w:rFonts w:ascii="Arial Nova Cond" w:eastAsia="Times New Roman" w:hAnsi="Arial Nova Cond" w:cs="Times New Roman"/>
@@ -6716,8 +10576,74 @@
                 <w:szCs w:val="24"/>
                 <w:lang w:eastAsia="en-ID"/>
               </w:rPr>
-              <w:t xml:space="preserve">{#saksi} </w:t>
-            </w:r>
+              <w:t>{#saksi} {no}.</w:t>
+            </w:r>
+          </w:p>
+        </w:tc>
+        <w:tc>
+          <w:tcPr>
+            <w:tcW w:w="1701" w:type="dxa"/>
+            <w:vAlign w:val="center"/>
+          </w:tcPr>
+          <w:p>
+            <w:pPr>
+              <w:rPr>
+                <w:rFonts w:ascii="Arial Nova Cond" w:hAnsi="Arial Nova Cond"/>
+                <w:color w:val="0D0D0D"/>
+                <w:sz w:val="24"/>
+                <w:szCs w:val="24"/>
+              </w:rPr>
+            </w:pPr>
+            <w:r>
+              <w:rPr>
+                <w:rFonts w:ascii="Arial Nova Cond" w:hAnsi="Arial Nova Cond"/>
+                <w:color w:val="0D0D0D"/>
+                <w:sz w:val="24"/>
+                <w:szCs w:val="24"/>
+              </w:rPr>
+              <w:t>Nama</w:t>
+            </w:r>
+          </w:p>
+        </w:tc>
+        <w:tc>
+          <w:tcPr>
+            <w:tcW w:w="283" w:type="dxa"/>
+            <w:vAlign w:val="center"/>
+          </w:tcPr>
+          <w:p>
+            <w:pPr>
+              <w:rPr>
+                <w:rFonts w:ascii="Arial Nova Cond" w:hAnsi="Arial Nova Cond"/>
+                <w:color w:val="0D0D0D"/>
+                <w:sz w:val="24"/>
+                <w:szCs w:val="24"/>
+              </w:rPr>
+            </w:pPr>
+            <w:r>
+              <w:rPr>
+                <w:rFonts w:ascii="Arial Nova Cond" w:hAnsi="Arial Nova Cond"/>
+                <w:color w:val="0D0D0D"/>
+                <w:sz w:val="24"/>
+                <w:szCs w:val="24"/>
+              </w:rPr>
+              <w:t>:</w:t>
+            </w:r>
+          </w:p>
+        </w:tc>
+        <w:tc>
+          <w:tcPr>
+            <w:tcW w:w="7224" w:type="dxa"/>
+            <w:vAlign w:val="center"/>
+          </w:tcPr>
+          <w:p>
+            <w:pPr>
+              <w:rPr>
+                <w:rFonts w:ascii="Arial Nova Cond" w:hAnsi="Arial Nova Cond"/>
+                <w:color w:val="0D0D0D"/>
+                <w:sz w:val="24"/>
+                <w:szCs w:val="24"/>
+              </w:rPr>
+            </w:pPr>
             <w:r>
               <w:rPr>
                 <w:rFonts w:ascii="Arial Nova Cond" w:eastAsia="Times New Roman" w:hAnsi="Arial Nova Cond" w:cs="Times New Roman"/>
@@ -6726,19 +10652,10 @@
                 <w:szCs w:val="24"/>
                 <w:lang w:eastAsia="en-ID"/>
               </w:rPr>
-              <w:lastRenderedPageBreak/>
-              <w:t>{no}.</w:t>
-            </w:r>
-          </w:p>
-        </w:tc>
-        <w:tc>
-          <w:tcPr>
-            <w:tcW w:w="7122" w:type="dxa"/>
-            <w:vAlign w:val="center"/>
-          </w:tcPr>
-          <w:p>
-            <w:pPr>
-              <w:spacing w:after="0" w:line="240" w:lineRule="auto"/>
+              <w:t>{</w:t>
+            </w:r>
+            <w:proofErr w:type="spellStart"/>
+            <w:r>
               <w:rPr>
                 <w:rFonts w:ascii="Arial Nova Cond" w:eastAsia="Times New Roman" w:hAnsi="Arial Nova Cond" w:cs="Times New Roman"/>
                 <w:color w:val="0D0D0D"/>
@@ -6746,7 +10663,9 @@
                 <w:szCs w:val="24"/>
                 <w:lang w:eastAsia="en-ID"/>
               </w:rPr>
-            </w:pPr>
+              <w:t>nama_saksi</w:t>
+            </w:r>
+            <w:proofErr w:type="spellEnd"/>
             <w:r>
               <w:rPr>
                 <w:rFonts w:ascii="Arial Nova Cond" w:eastAsia="Times New Roman" w:hAnsi="Arial Nova Cond" w:cs="Times New Roman"/>
@@ -6755,8 +10674,7 @@
                 <w:szCs w:val="24"/>
                 <w:lang w:eastAsia="en-ID"/>
               </w:rPr>
-              <w:lastRenderedPageBreak/>
-              <w:t>{nama_saksi}</w:t>
+              <w:t>}</w:t>
             </w:r>
           </w:p>
         </w:tc>
@@ -6769,24 +10687,31 @@
           </w:tcPr>
           <w:p>
             <w:pPr>
-              <w:spacing w:after="0" w:line="240" w:lineRule="auto"/>
-              <w:rPr>
-                <w:rFonts w:ascii="Arial Nova Cond" w:eastAsia="Times New Roman" w:hAnsi="Arial Nova Cond" w:cs="Times New Roman"/>
-                <w:sz w:val="24"/>
-                <w:szCs w:val="24"/>
-                <w:lang w:eastAsia="en-ID"/>
-              </w:rPr>
-            </w:pPr>
-          </w:p>
-        </w:tc>
-        <w:tc>
-          <w:tcPr>
-            <w:tcW w:w="1808" w:type="dxa"/>
+              <w:rPr>
+                <w:rFonts w:ascii="Arial Nova Cond" w:hAnsi="Arial Nova Cond"/>
+                <w:color w:val="0D0D0D"/>
+                <w:sz w:val="24"/>
+                <w:szCs w:val="24"/>
+              </w:rPr>
+            </w:pPr>
+          </w:p>
+        </w:tc>
+        <w:tc>
+          <w:tcPr>
+            <w:tcW w:w="1701" w:type="dxa"/>
             <w:vAlign w:val="center"/>
           </w:tcPr>
           <w:p>
             <w:pPr>
-              <w:spacing w:after="0" w:line="240" w:lineRule="auto"/>
+              <w:rPr>
+                <w:rFonts w:ascii="Arial Nova Cond" w:hAnsi="Arial Nova Cond"/>
+                <w:color w:val="0D0D0D"/>
+                <w:sz w:val="24"/>
+                <w:szCs w:val="24"/>
+              </w:rPr>
+            </w:pPr>
+            <w:proofErr w:type="spellStart"/>
+            <w:r>
               <w:rPr>
                 <w:rFonts w:ascii="Arial Nova Cond" w:eastAsia="Times New Roman" w:hAnsi="Arial Nova Cond" w:cs="Times New Roman"/>
                 <w:color w:val="0D0D0D"/>
@@ -6794,6 +10719,49 @@
                 <w:szCs w:val="24"/>
                 <w:lang w:eastAsia="en-ID"/>
               </w:rPr>
+              <w:t>Jabatan</w:t>
+            </w:r>
+            <w:proofErr w:type="spellEnd"/>
+          </w:p>
+        </w:tc>
+        <w:tc>
+          <w:tcPr>
+            <w:tcW w:w="283" w:type="dxa"/>
+            <w:vAlign w:val="center"/>
+          </w:tcPr>
+          <w:p>
+            <w:pPr>
+              <w:rPr>
+                <w:rFonts w:ascii="Arial Nova Cond" w:hAnsi="Arial Nova Cond"/>
+                <w:color w:val="0D0D0D"/>
+                <w:sz w:val="24"/>
+                <w:szCs w:val="24"/>
+              </w:rPr>
+            </w:pPr>
+            <w:r>
+              <w:rPr>
+                <w:rFonts w:ascii="Arial Nova Cond" w:hAnsi="Arial Nova Cond"/>
+                <w:color w:val="0D0D0D"/>
+                <w:sz w:val="24"/>
+                <w:szCs w:val="24"/>
+              </w:rPr>
+              <w:t>:</w:t>
+            </w:r>
+          </w:p>
+        </w:tc>
+        <w:tc>
+          <w:tcPr>
+            <w:tcW w:w="7224" w:type="dxa"/>
+            <w:vAlign w:val="center"/>
+          </w:tcPr>
+          <w:p>
+            <w:pPr>
+              <w:rPr>
+                <w:rFonts w:ascii="Arial Nova Cond" w:hAnsi="Arial Nova Cond"/>
+                <w:color w:val="0D0D0D"/>
+                <w:sz w:val="24"/>
+                <w:szCs w:val="24"/>
+              </w:rPr>
             </w:pPr>
             <w:r>
               <w:rPr>
@@ -6803,17 +10771,10 @@
                 <w:szCs w:val="24"/>
                 <w:lang w:eastAsia="en-ID"/>
               </w:rPr>
-              <w:t>Jabatan</w:t>
-            </w:r>
-          </w:p>
-        </w:tc>
-        <w:tc>
-          <w:tcPr>
-            <w:tcW w:w="283" w:type="dxa"/>
-          </w:tcPr>
-          <w:p>
-            <w:pPr>
-              <w:spacing w:after="0" w:line="240" w:lineRule="auto"/>
+              <w:t>{</w:t>
+            </w:r>
+            <w:proofErr w:type="spellStart"/>
+            <w:r>
               <w:rPr>
                 <w:rFonts w:ascii="Arial Nova Cond" w:eastAsia="Times New Roman" w:hAnsi="Arial Nova Cond" w:cs="Times New Roman"/>
                 <w:color w:val="0D0D0D"/>
@@ -6821,7 +10782,9 @@
                 <w:szCs w:val="24"/>
                 <w:lang w:eastAsia="en-ID"/>
               </w:rPr>
-            </w:pPr>
+              <w:t>jabatan_saksi</w:t>
+            </w:r>
+            <w:proofErr w:type="spellEnd"/>
             <w:r>
               <w:rPr>
                 <w:rFonts w:ascii="Arial Nova Cond" w:eastAsia="Times New Roman" w:hAnsi="Arial Nova Cond" w:cs="Times New Roman"/>
@@ -6830,42 +10793,14 @@
                 <w:szCs w:val="24"/>
                 <w:lang w:eastAsia="en-ID"/>
               </w:rPr>
-              <w:t>:</w:t>
-            </w:r>
-          </w:p>
-        </w:tc>
-        <w:tc>
-          <w:tcPr>
-            <w:tcW w:w="7122" w:type="dxa"/>
-            <w:vAlign w:val="center"/>
-          </w:tcPr>
-          <w:p>
-            <w:pPr>
-              <w:spacing w:after="0" w:line="240" w:lineRule="auto"/>
-              <w:rPr>
-                <w:rFonts w:ascii="Arial Nova Cond" w:eastAsia="Times New Roman" w:hAnsi="Arial Nova Cond" w:cs="Times New Roman"/>
-                <w:color w:val="0D0D0D"/>
-                <w:sz w:val="24"/>
-                <w:szCs w:val="24"/>
-                <w:lang w:eastAsia="en-ID"/>
-              </w:rPr>
-            </w:pPr>
-            <w:r>
-              <w:rPr>
-                <w:rFonts w:ascii="Arial Nova Cond" w:eastAsia="Times New Roman" w:hAnsi="Arial Nova Cond" w:cs="Times New Roman"/>
-                <w:color w:val="0D0D0D"/>
-                <w:sz w:val="24"/>
-                <w:szCs w:val="24"/>
-                <w:lang w:eastAsia="en-ID"/>
-              </w:rPr>
-              <w:t>{jabatan_saksi}</w:t>
+              <w:t>}</w:t>
             </w:r>
           </w:p>
         </w:tc>
       </w:tr>
       <w:tr>
         <w:trPr>
-          <w:trHeight w:val="901"/>
+          <w:trHeight w:val="970"/>
         </w:trPr>
         <w:tc>
           <w:tcPr>
@@ -6874,23 +10809,30 @@
           </w:tcPr>
           <w:p>
             <w:pPr>
-              <w:spacing w:after="0" w:line="240" w:lineRule="auto"/>
-              <w:rPr>
-                <w:rFonts w:ascii="Arial Nova Cond" w:eastAsia="Times New Roman" w:hAnsi="Arial Nova Cond" w:cs="Times New Roman"/>
-                <w:sz w:val="24"/>
-                <w:szCs w:val="24"/>
-                <w:lang w:eastAsia="en-ID"/>
-              </w:rPr>
-            </w:pPr>
-          </w:p>
-        </w:tc>
-        <w:tc>
-          <w:tcPr>
-            <w:tcW w:w="1808" w:type="dxa"/>
-          </w:tcPr>
-          <w:p>
-            <w:pPr>
-              <w:spacing w:after="0" w:line="240" w:lineRule="auto"/>
+              <w:rPr>
+                <w:rFonts w:ascii="Arial Nova Cond" w:hAnsi="Arial Nova Cond"/>
+                <w:color w:val="0D0D0D"/>
+                <w:sz w:val="24"/>
+                <w:szCs w:val="24"/>
+              </w:rPr>
+            </w:pPr>
+          </w:p>
+        </w:tc>
+        <w:tc>
+          <w:tcPr>
+            <w:tcW w:w="1701" w:type="dxa"/>
+            <w:vAlign w:val="center"/>
+          </w:tcPr>
+          <w:p>
+            <w:pPr>
+              <w:rPr>
+                <w:rFonts w:ascii="Arial Nova Cond" w:hAnsi="Arial Nova Cond"/>
+                <w:color w:val="0D0D0D"/>
+                <w:sz w:val="24"/>
+                <w:szCs w:val="24"/>
+              </w:rPr>
+            </w:pPr>
+            <w:r>
               <w:rPr>
                 <w:rFonts w:ascii="Arial Nova Cond" w:eastAsia="Times New Roman" w:hAnsi="Arial Nova Cond" w:cs="Times New Roman"/>
                 <w:color w:val="0D0D0D"/>
@@ -6898,7 +10840,9 @@
                 <w:szCs w:val="24"/>
                 <w:lang w:eastAsia="en-ID"/>
               </w:rPr>
-            </w:pPr>
+              <w:t xml:space="preserve">Tanda </w:t>
+            </w:r>
+            <w:proofErr w:type="spellStart"/>
             <w:r>
               <w:rPr>
                 <w:rFonts w:ascii="Arial Nova Cond" w:eastAsia="Times New Roman" w:hAnsi="Arial Nova Cond" w:cs="Times New Roman"/>
@@ -6907,17 +10851,51 @@
                 <w:szCs w:val="24"/>
                 <w:lang w:eastAsia="en-ID"/>
               </w:rPr>
-              <w:t xml:space="preserve">Tanda tangan </w:t>
-            </w:r>
+              <w:t>tangan</w:t>
+            </w:r>
+            <w:proofErr w:type="spellEnd"/>
           </w:p>
         </w:tc>
         <w:tc>
           <w:tcPr>
             <w:tcW w:w="283" w:type="dxa"/>
-          </w:tcPr>
-          <w:p>
-            <w:pPr>
-              <w:spacing w:after="0" w:line="240" w:lineRule="auto"/>
+            <w:vAlign w:val="center"/>
+          </w:tcPr>
+          <w:p>
+            <w:pPr>
+              <w:rPr>
+                <w:rFonts w:ascii="Arial Nova Cond" w:hAnsi="Arial Nova Cond"/>
+                <w:color w:val="0D0D0D"/>
+                <w:sz w:val="24"/>
+                <w:szCs w:val="24"/>
+              </w:rPr>
+            </w:pPr>
+            <w:r>
+              <w:rPr>
+                <w:rFonts w:ascii="Arial Nova Cond" w:hAnsi="Arial Nova Cond"/>
+                <w:color w:val="0D0D0D"/>
+                <w:sz w:val="24"/>
+                <w:szCs w:val="24"/>
+              </w:rPr>
+              <w:t>:</w:t>
+            </w:r>
+          </w:p>
+        </w:tc>
+        <w:tc>
+          <w:tcPr>
+            <w:tcW w:w="7224" w:type="dxa"/>
+            <w:vAlign w:val="center"/>
+          </w:tcPr>
+          <w:p>
+            <w:pPr>
+              <w:rPr>
+                <w:rFonts w:ascii="Arial Nova Cond" w:hAnsi="Arial Nova Cond"/>
+                <w:color w:val="0D0D0D"/>
+                <w:sz w:val="24"/>
+                <w:szCs w:val="24"/>
+              </w:rPr>
+            </w:pPr>
+            <w:r>
               <w:rPr>
                 <w:rFonts w:ascii="Arial Nova Cond" w:eastAsia="Times New Roman" w:hAnsi="Arial Nova Cond" w:cs="Times New Roman"/>
                 <w:color w:val="0D0D0D"/>
@@ -6925,7 +10903,9 @@
                 <w:szCs w:val="24"/>
                 <w:lang w:eastAsia="en-ID"/>
               </w:rPr>
-            </w:pPr>
+              <w:t>{/</w:t>
+            </w:r>
+            <w:proofErr w:type="spellStart"/>
             <w:r>
               <w:rPr>
                 <w:rFonts w:ascii="Arial Nova Cond" w:eastAsia="Times New Roman" w:hAnsi="Arial Nova Cond" w:cs="Times New Roman"/>
@@ -6934,18 +10914,10 @@
                 <w:szCs w:val="24"/>
                 <w:lang w:eastAsia="en-ID"/>
               </w:rPr>
-              <w:t>:</w:t>
-            </w:r>
-          </w:p>
-        </w:tc>
-        <w:tc>
-          <w:tcPr>
-            <w:tcW w:w="7122" w:type="dxa"/>
-            <w:vAlign w:val="center"/>
-          </w:tcPr>
-          <w:p>
-            <w:pPr>
-              <w:spacing w:after="0" w:line="240" w:lineRule="auto"/>
+              <w:t>saksi</w:t>
+            </w:r>
+            <w:proofErr w:type="spellEnd"/>
+            <w:r>
               <w:rPr>
                 <w:rFonts w:ascii="Arial Nova Cond" w:eastAsia="Times New Roman" w:hAnsi="Arial Nova Cond" w:cs="Times New Roman"/>
                 <w:color w:val="0D0D0D"/>
@@ -6953,22 +10925,23 @@
                 <w:szCs w:val="24"/>
                 <w:lang w:eastAsia="en-ID"/>
               </w:rPr>
-            </w:pPr>
-            <w:r>
-              <w:rPr>
-                <w:rFonts w:ascii="Arial Nova Cond" w:eastAsia="Times New Roman" w:hAnsi="Arial Nova Cond" w:cs="Times New Roman"/>
-                <w:color w:val="0D0D0D"/>
-                <w:sz w:val="24"/>
-                <w:szCs w:val="24"/>
-                <w:lang w:eastAsia="en-ID"/>
-              </w:rPr>
-              <w:t>{%ttd_saksi} {/saksi}</w:t>
+              <w:t>}</w:t>
             </w:r>
           </w:p>
         </w:tc>
       </w:tr>
-      <w:bookmarkEnd w:id="2"/>
     </w:tbl>
+    <w:p>
+      <w:pPr>
+        <w:spacing w:after="0" w:line="240" w:lineRule="auto"/>
+        <w:rPr>
+          <w:rFonts w:ascii="Arial Nova Cond" w:hAnsi="Arial Nova Cond"/>
+          <w:color w:val="0D0D0D"/>
+          <w:sz w:val="24"/>
+          <w:szCs w:val="24"/>
+        </w:rPr>
+      </w:pPr>
+    </w:p>
     <w:p>
       <w:pPr>
         <w:spacing w:after="0" w:line="240" w:lineRule="auto"/>
@@ -7097,13 +11070,41 @@
                               <w:szCs w:val="20"/>
                             </w:rPr>
                           </w:pPr>
+                          <w:proofErr w:type="spellStart"/>
                           <w:r>
                             <w:rPr>
                               <w:rFonts w:ascii="Arial Nova Cond" w:hAnsi="Arial Nova Cond"/>
                               <w:sz w:val="20"/>
                               <w:szCs w:val="20"/>
                             </w:rPr>
-                            <w:t xml:space="preserve">Paraf Tim Pengawas </w:t>
+                            <w:t>Paraf</w:t>
+                          </w:r>
+                          <w:proofErr w:type="spellEnd"/>
+                          <w:r>
+                            <w:rPr>
+                              <w:rFonts w:ascii="Arial Nova Cond" w:hAnsi="Arial Nova Cond"/>
+                              <w:sz w:val="20"/>
+                              <w:szCs w:val="20"/>
+                            </w:rPr>
+                            <w:t xml:space="preserve"> Tim </w:t>
+                          </w:r>
+                          <w:proofErr w:type="spellStart"/>
+                          <w:r>
+                            <w:rPr>
+                              <w:rFonts w:ascii="Arial Nova Cond" w:hAnsi="Arial Nova Cond"/>
+                              <w:sz w:val="20"/>
+                              <w:szCs w:val="20"/>
+                            </w:rPr>
+                            <w:t>Pengawas</w:t>
+                          </w:r>
+                          <w:proofErr w:type="spellEnd"/>
+                          <w:r>
+                            <w:rPr>
+                              <w:rFonts w:ascii="Arial Nova Cond" w:hAnsi="Arial Nova Cond"/>
+                              <w:sz w:val="20"/>
+                              <w:szCs w:val="20"/>
+                            </w:rPr>
+                            <w:t xml:space="preserve"> </w:t>
                           </w:r>
                           <w:r>
                             <w:rPr>
@@ -7111,26 +11112,8 @@
                               <w:sz w:val="20"/>
                               <w:szCs w:val="20"/>
                             </w:rPr>
-                            <w:t>{%paraf_pengawas}</w:t>
+                            <w:t>……………….</w:t>
                           </w:r>
-                        </w:p>
-                        <w:p>
-                          <w:pPr>
-                            <w:rPr>
-                              <w:rFonts w:ascii="Arial Nova Cond" w:hAnsi="Arial Nova Cond"/>
-                              <w:sz w:val="20"/>
-                              <w:szCs w:val="20"/>
-                            </w:rPr>
-                          </w:pPr>
-                        </w:p>
-                        <w:p>
-                          <w:pPr>
-                            <w:rPr>
-                              <w:rFonts w:ascii="Arial Nova Cond" w:hAnsi="Arial Nova Cond"/>
-                              <w:sz w:val="20"/>
-                              <w:szCs w:val="20"/>
-                            </w:rPr>
-                          </w:pPr>
                         </w:p>
                       </w:txbxContent>
                     </wps:txbx>
@@ -7169,13 +11152,41 @@
                         <w:szCs w:val="20"/>
                       </w:rPr>
                     </w:pPr>
+                    <w:proofErr w:type="spellStart"/>
                     <w:r>
                       <w:rPr>
                         <w:rFonts w:ascii="Arial Nova Cond" w:hAnsi="Arial Nova Cond"/>
                         <w:sz w:val="20"/>
                         <w:szCs w:val="20"/>
                       </w:rPr>
-                      <w:t xml:space="preserve">Paraf Tim Pengawas </w:t>
+                      <w:t>Paraf</w:t>
+                    </w:r>
+                    <w:proofErr w:type="spellEnd"/>
+                    <w:r>
+                      <w:rPr>
+                        <w:rFonts w:ascii="Arial Nova Cond" w:hAnsi="Arial Nova Cond"/>
+                        <w:sz w:val="20"/>
+                        <w:szCs w:val="20"/>
+                      </w:rPr>
+                      <w:t xml:space="preserve"> Tim </w:t>
+                    </w:r>
+                    <w:proofErr w:type="spellStart"/>
+                    <w:r>
+                      <w:rPr>
+                        <w:rFonts w:ascii="Arial Nova Cond" w:hAnsi="Arial Nova Cond"/>
+                        <w:sz w:val="20"/>
+                        <w:szCs w:val="20"/>
+                      </w:rPr>
+                      <w:t>Pengawas</w:t>
+                    </w:r>
+                    <w:proofErr w:type="spellEnd"/>
+                    <w:r>
+                      <w:rPr>
+                        <w:rFonts w:ascii="Arial Nova Cond" w:hAnsi="Arial Nova Cond"/>
+                        <w:sz w:val="20"/>
+                        <w:szCs w:val="20"/>
+                      </w:rPr>
+                      <w:t xml:space="preserve"> </w:t>
                     </w:r>
                     <w:r>
                       <w:rPr>
@@ -7183,26 +11194,8 @@
                         <w:sz w:val="20"/>
                         <w:szCs w:val="20"/>
                       </w:rPr>
-                      <w:t>{%paraf_pengawas}</w:t>
+                      <w:t>……………….</w:t>
                     </w:r>
-                  </w:p>
-                  <w:p>
-                    <w:pPr>
-                      <w:rPr>
-                        <w:rFonts w:ascii="Arial Nova Cond" w:hAnsi="Arial Nova Cond"/>
-                        <w:sz w:val="20"/>
-                        <w:szCs w:val="20"/>
-                      </w:rPr>
-                    </w:pPr>
-                  </w:p>
-                  <w:p>
-                    <w:pPr>
-                      <w:rPr>
-                        <w:rFonts w:ascii="Arial Nova Cond" w:hAnsi="Arial Nova Cond"/>
-                        <w:sz w:val="20"/>
-                        <w:szCs w:val="20"/>
-                      </w:rPr>
-                    </w:pPr>
                   </w:p>
                 </w:txbxContent>
               </v:textbox>
@@ -7263,38 +11256,59 @@
                               <w:szCs w:val="20"/>
                             </w:rPr>
                           </w:pPr>
+                          <w:proofErr w:type="spellStart"/>
                           <w:r>
                             <w:rPr>
                               <w:rFonts w:ascii="Arial Nova Cond" w:hAnsi="Arial Nova Cond" w:cs="Arial"/>
                               <w:sz w:val="20"/>
                               <w:szCs w:val="20"/>
                             </w:rPr>
-                            <w:t xml:space="preserve">Paraf Pihak Usaha/ Kegiatan </w:t>
+                            <w:t>Paraf</w:t>
                           </w:r>
+                          <w:proofErr w:type="spellEnd"/>
                           <w:r>
                             <w:rPr>
                               <w:rFonts w:ascii="Arial Nova Cond" w:hAnsi="Arial Nova Cond" w:cs="Arial"/>
                               <w:sz w:val="20"/>
                               <w:szCs w:val="20"/>
                             </w:rPr>
-                            <w:t>{%paraf_pemrakarsa}</w:t>
-                          </w:r>
-                          <w:r>
-                            <w:rPr>
-                              <w:rFonts w:ascii="Consolas" w:hAnsi="Consolas"/>
-                              <w:color w:val="D7BA7D"/>
-                              <w:sz w:val="19"/>
-                              <w:szCs w:val="19"/>
-                            </w:rPr>
                             <w:t xml:space="preserve"> </w:t>
                           </w:r>
+                          <w:proofErr w:type="spellStart"/>
                           <w:r>
                             <w:rPr>
                               <w:rFonts w:ascii="Arial Nova Cond" w:hAnsi="Arial Nova Cond" w:cs="Arial"/>
                               <w:sz w:val="20"/>
                               <w:szCs w:val="20"/>
                             </w:rPr>
-                            <w:t>{%paraf_perwakilan}</w:t>
+                            <w:t>Pihak</w:t>
+                          </w:r>
+                          <w:proofErr w:type="spellEnd"/>
+                          <w:r>
+                            <w:rPr>
+                              <w:rFonts w:ascii="Arial Nova Cond" w:hAnsi="Arial Nova Cond" w:cs="Arial"/>
+                              <w:sz w:val="20"/>
+                              <w:szCs w:val="20"/>
+                            </w:rPr>
+                            <w:t xml:space="preserve"> Usaha/ </w:t>
+                          </w:r>
+                          <w:proofErr w:type="spellStart"/>
+                          <w:r>
+                            <w:rPr>
+                              <w:rFonts w:ascii="Arial Nova Cond" w:hAnsi="Arial Nova Cond" w:cs="Arial"/>
+                              <w:sz w:val="20"/>
+                              <w:szCs w:val="20"/>
+                            </w:rPr>
+                            <w:t>Kegiatan</w:t>
+                          </w:r>
+                          <w:proofErr w:type="spellEnd"/>
+                          <w:r>
+                            <w:rPr>
+                              <w:rFonts w:ascii="Arial Nova Cond" w:hAnsi="Arial Nova Cond" w:cs="Arial"/>
+                              <w:sz w:val="20"/>
+                              <w:szCs w:val="20"/>
+                            </w:rPr>
+                            <w:t xml:space="preserve"> ………….</w:t>
                           </w:r>
                         </w:p>
                         <w:p>
@@ -7348,38 +11362,59 @@
                         <w:szCs w:val="20"/>
                       </w:rPr>
                     </w:pPr>
+                    <w:proofErr w:type="spellStart"/>
                     <w:r>
                       <w:rPr>
                         <w:rFonts w:ascii="Arial Nova Cond" w:hAnsi="Arial Nova Cond" w:cs="Arial"/>
                         <w:sz w:val="20"/>
                         <w:szCs w:val="20"/>
                       </w:rPr>
-                      <w:t xml:space="preserve">Paraf Pihak Usaha/ Kegiatan </w:t>
+                      <w:t>Paraf</w:t>
                     </w:r>
+                    <w:proofErr w:type="spellEnd"/>
                     <w:r>
                       <w:rPr>
                         <w:rFonts w:ascii="Arial Nova Cond" w:hAnsi="Arial Nova Cond" w:cs="Arial"/>
                         <w:sz w:val="20"/>
                         <w:szCs w:val="20"/>
                       </w:rPr>
-                      <w:t>{%paraf_pemrakarsa}</w:t>
-                    </w:r>
-                    <w:r>
-                      <w:rPr>
-                        <w:rFonts w:ascii="Consolas" w:hAnsi="Consolas"/>
-                        <w:color w:val="D7BA7D"/>
-                        <w:sz w:val="19"/>
-                        <w:szCs w:val="19"/>
-                      </w:rPr>
                       <w:t xml:space="preserve"> </w:t>
                     </w:r>
+                    <w:proofErr w:type="spellStart"/>
                     <w:r>
                       <w:rPr>
                         <w:rFonts w:ascii="Arial Nova Cond" w:hAnsi="Arial Nova Cond" w:cs="Arial"/>
                         <w:sz w:val="20"/>
                         <w:szCs w:val="20"/>
                       </w:rPr>
-                      <w:t>{%paraf_perwakilan}</w:t>
+                      <w:t>Pihak</w:t>
+                    </w:r>
+                    <w:proofErr w:type="spellEnd"/>
+                    <w:r>
+                      <w:rPr>
+                        <w:rFonts w:ascii="Arial Nova Cond" w:hAnsi="Arial Nova Cond" w:cs="Arial"/>
+                        <w:sz w:val="20"/>
+                        <w:szCs w:val="20"/>
+                      </w:rPr>
+                      <w:t xml:space="preserve"> Usaha/ </w:t>
+                    </w:r>
+                    <w:proofErr w:type="spellStart"/>
+                    <w:r>
+                      <w:rPr>
+                        <w:rFonts w:ascii="Arial Nova Cond" w:hAnsi="Arial Nova Cond" w:cs="Arial"/>
+                        <w:sz w:val="20"/>
+                        <w:szCs w:val="20"/>
+                      </w:rPr>
+                      <w:t>Kegiatan</w:t>
+                    </w:r>
+                    <w:proofErr w:type="spellEnd"/>
+                    <w:r>
+                      <w:rPr>
+                        <w:rFonts w:ascii="Arial Nova Cond" w:hAnsi="Arial Nova Cond" w:cs="Arial"/>
+                        <w:sz w:val="20"/>
+                        <w:szCs w:val="20"/>
+                      </w:rPr>
+                      <w:t xml:space="preserve"> ………….</w:t>
                     </w:r>
                   </w:p>
                   <w:p>
@@ -11009,6 +15044,7 @@
   <w:style w:type="character" w:default="1" w:styleId="DefaultParagraphFont">
     <w:name w:val="Default Paragraph Font"/>
     <w:uiPriority w:val="1"/>
+    <w:semiHidden/>
     <w:unhideWhenUsed/>
   </w:style>
   <w:style w:type="table" w:default="1" w:styleId="TableNormal">
